--- a/docs/ТЗ (1).docx
+++ b/docs/ТЗ (1).docx
@@ -1,6 +1,6 @@
 
 <file path=word/document.xml><?xml version="1.0" encoding="utf-8"?>
-<w:document xmlns:wpc="http://schemas.microsoft.com/office/word/2010/wordprocessingCanvas" xmlns:cx="http://schemas.microsoft.com/office/drawing/2014/chartex" xmlns:cx1="http://schemas.microsoft.com/office/drawing/2015/9/8/chartex" xmlns:cx2="http://schemas.microsoft.com/office/drawing/2015/10/21/chartex" xmlns:cx3="http://schemas.microsoft.com/office/drawing/2016/5/9/chartex" xmlns:cx4="http://schemas.microsoft.com/office/drawing/2016/5/10/chartex" xmlns:cx5="http://schemas.microsoft.com/office/drawing/2016/5/11/chartex" xmlns:cx6="http://schemas.microsoft.com/office/drawing/2016/5/12/chartex" xmlns:cx7="http://schemas.microsoft.com/office/drawing/2016/5/13/chartex" xmlns:cx8="http://schemas.microsoft.com/office/drawing/2016/5/14/chartex" xmlns:mc="http://schemas.openxmlformats.org/markup-compatibility/2006" xmlns:aink="http://schemas.microsoft.com/office/drawing/2016/ink" xmlns:am3d="http://schemas.microsoft.com/office/drawing/2017/model3d" xmlns:o="urn:schemas-microsoft-com:office:office" xmlns:r="http://schemas.openxmlformats.org/officeDocument/2006/relationships" xmlns:m="http://schemas.openxmlformats.org/officeDocument/2006/math" xmlns:v="urn:schemas-microsoft-com:vml" xmlns:wp14="http://schemas.microsoft.com/office/word/2010/wordprocessingDrawing" xmlns:wp="http://schemas.openxmlformats.org/drawingml/2006/wordprocessingDrawing" xmlns:w10="urn:schemas-microsoft-com:office:word" xmlns:w="http://schemas.openxmlformats.org/wordprocessingml/2006/main" xmlns:w14="http://schemas.microsoft.com/office/word/2010/wordml" xmlns:w15="http://schemas.microsoft.com/office/word/2012/wordml" xmlns:w16cex="http://schemas.microsoft.com/office/word/2018/wordml/cex" xmlns:w16cid="http://schemas.microsoft.com/office/word/2016/wordml/cid" xmlns:w16="http://schemas.microsoft.com/office/word/2018/wordml" xmlns:w16sdtdh="http://schemas.microsoft.com/office/word/2020/wordml/sdtdatahash" xmlns:w16se="http://schemas.microsoft.com/office/word/2015/wordml/symex" xmlns:wpg="http://schemas.microsoft.com/office/word/2010/wordprocessingGroup" xmlns:wpi="http://schemas.microsoft.com/office/word/2010/wordprocessingInk" xmlns:wne="http://schemas.microsoft.com/office/word/2006/wordml" xmlns:wps="http://schemas.microsoft.com/office/word/2010/wordprocessingShape" mc:Ignorable="w14 w15 w16se w16cid w16 w16cex w16sdtdh wp14">
+<w:document xmlns:wpc="http://schemas.microsoft.com/office/word/2010/wordprocessingCanvas" xmlns:cx="http://schemas.microsoft.com/office/drawing/2014/chartex" xmlns:cx1="http://schemas.microsoft.com/office/drawing/2015/9/8/chartex" xmlns:cx2="http://schemas.microsoft.com/office/drawing/2015/10/21/chartex" xmlns:cx3="http://schemas.microsoft.com/office/drawing/2016/5/9/chartex" xmlns:cx4="http://schemas.microsoft.com/office/drawing/2016/5/10/chartex" xmlns:cx5="http://schemas.microsoft.com/office/drawing/2016/5/11/chartex" xmlns:cx6="http://schemas.microsoft.com/office/drawing/2016/5/12/chartex" xmlns:cx7="http://schemas.microsoft.com/office/drawing/2016/5/13/chartex" xmlns:cx8="http://schemas.microsoft.com/office/drawing/2016/5/14/chartex" xmlns:mc="http://schemas.openxmlformats.org/markup-compatibility/2006" xmlns:aink="http://schemas.microsoft.com/office/drawing/2016/ink" xmlns:am3d="http://schemas.microsoft.com/office/drawing/2017/model3d" xmlns:o="urn:schemas-microsoft-com:office:office" xmlns:oel="http://schemas.microsoft.com/office/2019/extlst" xmlns:r="http://schemas.openxmlformats.org/officeDocument/2006/relationships" xmlns:m="http://schemas.openxmlformats.org/officeDocument/2006/math" xmlns:v="urn:schemas-microsoft-com:vml" xmlns:wp14="http://schemas.microsoft.com/office/word/2010/wordprocessingDrawing" xmlns:wp="http://schemas.openxmlformats.org/drawingml/2006/wordprocessingDrawing" xmlns:w10="urn:schemas-microsoft-com:office:word" xmlns:w="http://schemas.openxmlformats.org/wordprocessingml/2006/main" xmlns:w14="http://schemas.microsoft.com/office/word/2010/wordml" xmlns:w15="http://schemas.microsoft.com/office/word/2012/wordml" xmlns:w16cex="http://schemas.microsoft.com/office/word/2018/wordml/cex" xmlns:w16cid="http://schemas.microsoft.com/office/word/2016/wordml/cid" xmlns:w16="http://schemas.microsoft.com/office/word/2018/wordml" xmlns:w16du="http://schemas.microsoft.com/office/word/2023/wordml/word16du" xmlns:w16sdtdh="http://schemas.microsoft.com/office/word/2020/wordml/sdtdatahash" xmlns:w16sdtfl="http://schemas.microsoft.com/office/word/2024/wordml/sdtformatlock" xmlns:w16se="http://schemas.microsoft.com/office/word/2015/wordml/symex" xmlns:wpg="http://schemas.microsoft.com/office/word/2010/wordprocessingGroup" xmlns:wpi="http://schemas.microsoft.com/office/word/2010/wordprocessingInk" xmlns:wne="http://schemas.microsoft.com/office/word/2006/wordml" xmlns:wps="http://schemas.microsoft.com/office/word/2010/wordprocessingShape" mc:Ignorable="w14 w15 w16se w16cid w16 w16cex w16sdtdh w16sdtfl w16du wp14">
   <w:body>
     <w:p>
       <w:pPr>
@@ -5644,25 +5644,7 @@
           <w:sz w:val="28"/>
           <w:szCs w:val="28"/>
         </w:rPr>
-        <w:t xml:space="preserve">Ширина квадратного </w:t>
-      </w:r>
-      <w:proofErr w:type="gramStart"/>
-      <w:r>
-        <w:rPr>
-          <w:rFonts w:ascii="Times New Roman" w:hAnsi="Times New Roman" w:cs="Times New Roman"/>
-          <w:sz w:val="28"/>
-          <w:szCs w:val="28"/>
-        </w:rPr>
-        <w:t>основания</w:t>
-      </w:r>
-      <w:proofErr w:type="gramEnd"/>
-      <w:r>
-        <w:rPr>
-          <w:rFonts w:ascii="Times New Roman" w:hAnsi="Times New Roman" w:cs="Times New Roman"/>
-          <w:sz w:val="28"/>
-          <w:szCs w:val="28"/>
-        </w:rPr>
-        <w:t xml:space="preserve"> А</w:t>
+        <w:t>Ширина квадратного основания А</w:t>
       </w:r>
       <w:r>
         <w:rPr>
@@ -6352,18 +6334,8 @@
           <w:sz w:val="28"/>
           <w:szCs w:val="28"/>
         </w:rPr>
-        <w:t xml:space="preserve">Пользовательские интерфейсы для всех подсистем, разработанных в рамках создания системы должны быть выполнены в виде </w:t>
-      </w:r>
-      <w:proofErr w:type="spellStart"/>
-      <w:r>
-        <w:rPr>
-          <w:rFonts w:ascii="Times New Roman" w:hAnsi="Times New Roman" w:cs="Times New Roman"/>
-          <w:sz w:val="28"/>
-          <w:szCs w:val="28"/>
-        </w:rPr>
-        <w:t>desktop</w:t>
-      </w:r>
-      <w:proofErr w:type="spellEnd"/>
+        <w:t>Пользовательские интерфейсы для всех подсистем, разработанных в рамках создания системы должны быть выполнены в виде desktop</w:t>
+      </w:r>
       <w:r>
         <w:rPr>
           <w:rFonts w:ascii="Times New Roman" w:hAnsi="Times New Roman" w:cs="Times New Roman"/>
@@ -6378,25 +6350,7 @@
           <w:sz w:val="28"/>
           <w:szCs w:val="28"/>
         </w:rPr>
-        <w:t>интерфейсов с помощью фреймворков Windows </w:t>
-      </w:r>
-      <w:proofErr w:type="spellStart"/>
-      <w:r>
-        <w:rPr>
-          <w:rFonts w:ascii="Times New Roman" w:hAnsi="Times New Roman" w:cs="Times New Roman"/>
-          <w:sz w:val="28"/>
-          <w:szCs w:val="28"/>
-        </w:rPr>
-        <w:t>Forms</w:t>
-      </w:r>
-      <w:proofErr w:type="spellEnd"/>
-      <w:r>
-        <w:rPr>
-          <w:rFonts w:ascii="Times New Roman" w:hAnsi="Times New Roman" w:cs="Times New Roman"/>
-          <w:sz w:val="28"/>
-          <w:szCs w:val="28"/>
-        </w:rPr>
-        <w:t>, WPF или аналогичных им, позволяющих создавать пользовательские интерфейсы для ОС Windows 10 и выше.</w:t>
+        <w:t>интерфейсов с помощью фреймворков Windows Forms, WPF или аналогичных им, позволяющих создавать пользовательские интерфейсы для ОС Windows 10 и выше.</w:t>
       </w:r>
     </w:p>
     <w:p>
@@ -6416,7 +6370,7 @@
           <w:sz w:val="28"/>
           <w:szCs w:val="28"/>
         </w:rPr>
-        <w:t xml:space="preserve"> Интерфейсы должны быть адаптированы под минимальную высоту экрана 1080 пикселя и ширину экрана 1920. </w:t>
+        <w:t xml:space="preserve">Интерфейсы должны быть адаптированы под минимальную высоту экрана 1080 пикселя и ширину экрана 1920. </w:t>
       </w:r>
     </w:p>
     <w:p>
@@ -6436,25 +6390,7 @@
           <w:sz w:val="28"/>
           <w:szCs w:val="28"/>
         </w:rPr>
-        <w:t xml:space="preserve">Элементы интерфейса должны отвечать рекомендациям по вёрстке интерфейсов </w:t>
-      </w:r>
-      <w:proofErr w:type="spellStart"/>
-      <w:r>
-        <w:rPr>
-          <w:rFonts w:ascii="Times New Roman" w:hAnsi="Times New Roman" w:cs="Times New Roman"/>
-          <w:sz w:val="28"/>
-          <w:szCs w:val="28"/>
-        </w:rPr>
-        <w:t>desktop</w:t>
-      </w:r>
-      <w:proofErr w:type="spellEnd"/>
-      <w:r>
-        <w:rPr>
-          <w:rFonts w:ascii="Times New Roman" w:hAnsi="Times New Roman" w:cs="Times New Roman"/>
-          <w:sz w:val="28"/>
-          <w:szCs w:val="28"/>
-        </w:rPr>
-        <w:t>-приложений указанным в источнике [1].</w:t>
+        <w:t>Элементы интерфейса должны отвечать рекомендациям по вёрстке интерфейсов desktop-приложений указанным в источнике [1].</w:t>
       </w:r>
     </w:p>
     <w:p>
@@ -7048,6 +6984,7 @@
         <w:outlineLvl w:val="1"/>
       </w:pPr>
       <w:bookmarkStart w:id="43" w:name="_Toc240391121"/>
+      <w:commentRangeStart w:id="44"/>
       <w:r>
         <w:t>3.4 Общие технические требования к АС</w:t>
       </w:r>
@@ -7069,6 +7006,15 @@
       </w:pPr>
       <w:r>
         <w:t>Требования к общим техническим требованиям к АС не предъявляются.</w:t>
+      </w:r>
+      <w:commentRangeEnd w:id="44"/>
+      <w:r>
+        <w:rPr>
+          <w:rStyle w:val="ad"/>
+          <w:sz w:val="28"/>
+          <w:szCs w:val="28"/>
+        </w:rPr>
+        <w:commentReference w:id="44"/>
       </w:r>
     </w:p>
     <w:p>
@@ -7101,12 +7047,12 @@
           <w:bCs/>
         </w:rPr>
         <w:sectPr>
-          <w:headerReference w:type="even" r:id="rId9"/>
-          <w:headerReference w:type="default" r:id="rId10"/>
-          <w:footerReference w:type="even" r:id="rId11"/>
-          <w:footerReference w:type="default" r:id="rId12"/>
-          <w:headerReference w:type="first" r:id="rId13"/>
-          <w:footerReference w:type="first" r:id="rId14"/>
+          <w:headerReference w:type="even" r:id="rId13"/>
+          <w:headerReference w:type="default" r:id="rId14"/>
+          <w:footerReference w:type="even" r:id="rId15"/>
+          <w:footerReference w:type="default" r:id="rId16"/>
+          <w:headerReference w:type="first" r:id="rId17"/>
+          <w:footerReference w:type="first" r:id="rId18"/>
           <w:pgSz w:w="11906" w:h="16838"/>
           <w:pgMar w:top="1134" w:right="850" w:bottom="1134" w:left="1701" w:header="708" w:footer="708" w:gutter="0"/>
           <w:cols w:space="708"/>
@@ -7126,7 +7072,7 @@
           <w:bCs/>
         </w:rPr>
       </w:pPr>
-      <w:bookmarkStart w:id="44" w:name="_Toc240391122"/>
+      <w:bookmarkStart w:id="45" w:name="_Toc240391122"/>
       <w:r>
         <w:rPr>
           <w:b/>
@@ -7135,7 +7081,7 @@
         <w:lastRenderedPageBreak/>
         <w:t>4 СОСТАВ И СОДЕРЖАНИЕ РАБОТ ПО СОЗДАНИЮ АВТОМАТИЗИРОВАННОЙ СИСТЕМЫ</w:t>
       </w:r>
-      <w:bookmarkEnd w:id="44"/>
+      <w:bookmarkEnd w:id="45"/>
     </w:p>
     <w:p>
       <w:pPr>
@@ -8415,7 +8361,7 @@
           <w:docGrid w:linePitch="360"/>
         </w:sectPr>
       </w:pPr>
-      <w:bookmarkStart w:id="45" w:name="_Toc178602542"/>
+      <w:bookmarkStart w:id="46" w:name="_Toc178602542"/>
     </w:p>
     <w:p>
       <w:pPr>
@@ -8425,7 +8371,7 @@
           <w:bCs/>
         </w:rPr>
       </w:pPr>
-      <w:bookmarkStart w:id="46" w:name="_Toc240391123"/>
+      <w:bookmarkStart w:id="47" w:name="_Toc240391123"/>
       <w:r>
         <w:rPr>
           <w:b/>
@@ -8434,8 +8380,8 @@
         <w:lastRenderedPageBreak/>
         <w:t>5 ПОРЯДОК РАЗРАБОТКИ АВТОМАТИЗИРОВАННОЙ СИСТЕМЫ</w:t>
       </w:r>
-      <w:bookmarkEnd w:id="45"/>
       <w:bookmarkEnd w:id="46"/>
+      <w:bookmarkEnd w:id="47"/>
     </w:p>
     <w:p>
       <w:pPr>
@@ -8454,13 +8400,13 @@
       <w:pPr>
         <w:pStyle w:val="2"/>
       </w:pPr>
-      <w:bookmarkStart w:id="47" w:name="_Toc178602543"/>
-      <w:bookmarkStart w:id="48" w:name="_Toc240391124"/>
+      <w:bookmarkStart w:id="48" w:name="_Toc178602543"/>
+      <w:bookmarkStart w:id="49" w:name="_Toc240391124"/>
       <w:r>
         <w:t>5.1 Порядок организации разработки АС</w:t>
       </w:r>
-      <w:bookmarkEnd w:id="47"/>
       <w:bookmarkEnd w:id="48"/>
+      <w:bookmarkEnd w:id="49"/>
     </w:p>
     <w:p>
       <w:pPr>
@@ -8525,16 +8471,16 @@
       <w:pPr>
         <w:pStyle w:val="2"/>
       </w:pPr>
-      <w:bookmarkStart w:id="49" w:name="_Toc178602544"/>
-      <w:bookmarkStart w:id="50" w:name="_Toc240391125"/>
+      <w:bookmarkStart w:id="50" w:name="_Toc178602544"/>
+      <w:bookmarkStart w:id="51" w:name="_Toc240391125"/>
       <w:r>
         <w:t xml:space="preserve">5.2 </w:t>
       </w:r>
       <w:r>
         <w:t>Перечень документов и исходных данных для разработки АС</w:t>
       </w:r>
-      <w:bookmarkEnd w:id="49"/>
       <w:bookmarkEnd w:id="50"/>
+      <w:bookmarkEnd w:id="51"/>
     </w:p>
     <w:p>
       <w:pPr>
@@ -8716,16 +8662,16 @@
       <w:pPr>
         <w:pStyle w:val="2"/>
       </w:pPr>
-      <w:bookmarkStart w:id="51" w:name="_Toc178602545"/>
-      <w:bookmarkStart w:id="52" w:name="_Toc240391126"/>
+      <w:bookmarkStart w:id="52" w:name="_Toc178602545"/>
+      <w:bookmarkStart w:id="53" w:name="_Toc240391126"/>
       <w:r>
         <w:t xml:space="preserve">5.3 </w:t>
       </w:r>
       <w:r>
         <w:t>Перечень документов, предъявляемых по окончании соответствующих этапов работ</w:t>
       </w:r>
-      <w:bookmarkEnd w:id="51"/>
       <w:bookmarkEnd w:id="52"/>
+      <w:bookmarkEnd w:id="53"/>
     </w:p>
     <w:p>
       <w:pPr>
@@ -8978,8 +8924,8 @@
           <w:bCs/>
         </w:rPr>
       </w:pPr>
-      <w:bookmarkStart w:id="53" w:name="_Toc178602546"/>
-      <w:bookmarkStart w:id="54" w:name="_Toc240391127"/>
+      <w:bookmarkStart w:id="54" w:name="_Toc178602546"/>
+      <w:bookmarkStart w:id="55" w:name="_Toc240391127"/>
       <w:r>
         <w:rPr>
           <w:b/>
@@ -8988,8 +8934,8 @@
         <w:lastRenderedPageBreak/>
         <w:t>6 ПОРЯДОК КОНТРОЛЯ И ПРИЁМКИ АВТОМАТИЗИРОВАННОЙ СИСТЕМЫ</w:t>
       </w:r>
-      <w:bookmarkEnd w:id="53"/>
       <w:bookmarkEnd w:id="54"/>
+      <w:bookmarkEnd w:id="55"/>
     </w:p>
     <w:p>
       <w:pPr>
@@ -9000,13 +8946,13 @@
       <w:pPr>
         <w:pStyle w:val="2"/>
       </w:pPr>
-      <w:bookmarkStart w:id="55" w:name="_Toc178602547"/>
-      <w:bookmarkStart w:id="56" w:name="_Toc240391128"/>
+      <w:bookmarkStart w:id="56" w:name="_Toc178602547"/>
+      <w:bookmarkStart w:id="57" w:name="_Toc240391128"/>
       <w:r>
         <w:t>6.1 Виды, состав и методы испытаний АС и ее составных частей</w:t>
       </w:r>
-      <w:bookmarkEnd w:id="55"/>
       <w:bookmarkEnd w:id="56"/>
+      <w:bookmarkEnd w:id="57"/>
     </w:p>
     <w:p>
       <w:pPr>
@@ -9249,13 +9195,13 @@
       <w:pPr>
         <w:pStyle w:val="2"/>
       </w:pPr>
-      <w:bookmarkStart w:id="57" w:name="_Toc178602548"/>
-      <w:bookmarkStart w:id="58" w:name="_Toc240391129"/>
+      <w:bookmarkStart w:id="58" w:name="_Toc178602548"/>
+      <w:bookmarkStart w:id="59" w:name="_Toc240391129"/>
       <w:r>
         <w:t>6.2 Общие требования к приёмке работ по стадиям</w:t>
       </w:r>
-      <w:bookmarkEnd w:id="57"/>
       <w:bookmarkEnd w:id="58"/>
+      <w:bookmarkEnd w:id="59"/>
     </w:p>
     <w:p>
       <w:pPr>
@@ -9368,8 +9314,8 @@
           <w:bCs/>
         </w:rPr>
       </w:pPr>
-      <w:bookmarkStart w:id="59" w:name="_Toc178602549"/>
-      <w:bookmarkStart w:id="60" w:name="_Toc240391130"/>
+      <w:bookmarkStart w:id="60" w:name="_Toc178602549"/>
+      <w:bookmarkStart w:id="61" w:name="_Toc240391130"/>
       <w:r>
         <w:rPr>
           <w:b/>
@@ -9377,8 +9323,8 @@
         </w:rPr>
         <w:t>7 ТРЕБОВАНИЯ К ДОКУМЕНТИРОВАНИЮ</w:t>
       </w:r>
-      <w:bookmarkEnd w:id="59"/>
       <w:bookmarkEnd w:id="60"/>
+      <w:bookmarkEnd w:id="61"/>
     </w:p>
     <w:p>
       <w:pPr>
@@ -9437,13 +9383,13 @@
       <w:pPr>
         <w:pStyle w:val="2"/>
       </w:pPr>
-      <w:bookmarkStart w:id="61" w:name="_Toc178602550"/>
-      <w:bookmarkStart w:id="62" w:name="_Toc240391131"/>
+      <w:bookmarkStart w:id="62" w:name="_Toc178602550"/>
+      <w:bookmarkStart w:id="63" w:name="_Toc240391131"/>
       <w:r>
         <w:t>7.1 Перечень подлежащих разработке документов</w:t>
       </w:r>
-      <w:bookmarkEnd w:id="61"/>
       <w:bookmarkEnd w:id="62"/>
+      <w:bookmarkEnd w:id="63"/>
       <w:r>
         <w:t xml:space="preserve"> </w:t>
       </w:r>
@@ -9494,13 +9440,13 @@
       <w:pPr>
         <w:pStyle w:val="2"/>
       </w:pPr>
-      <w:bookmarkStart w:id="63" w:name="_Toc178602551"/>
-      <w:bookmarkStart w:id="64" w:name="_Toc240391132"/>
+      <w:bookmarkStart w:id="64" w:name="_Toc178602551"/>
+      <w:bookmarkStart w:id="65" w:name="_Toc240391132"/>
       <w:r>
         <w:t>7.2 Вид представления и количество документов</w:t>
       </w:r>
-      <w:bookmarkEnd w:id="63"/>
       <w:bookmarkEnd w:id="64"/>
+      <w:bookmarkEnd w:id="65"/>
     </w:p>
     <w:p>
       <w:pPr>
@@ -9530,43 +9476,7 @@
           <w:sz w:val="28"/>
           <w:szCs w:val="28"/>
         </w:rPr>
-        <w:t>Нижеперечисленные документы к АС предоставляются в электронном виде в форматах .</w:t>
-      </w:r>
-      <w:proofErr w:type="spellStart"/>
-      <w:r>
-        <w:rPr>
-          <w:rFonts w:ascii="Times New Roman" w:hAnsi="Times New Roman" w:cs="Times New Roman"/>
-          <w:sz w:val="28"/>
-          <w:szCs w:val="28"/>
-        </w:rPr>
-        <w:t>docx</w:t>
-      </w:r>
-      <w:proofErr w:type="spellEnd"/>
-      <w:r>
-        <w:rPr>
-          <w:rFonts w:ascii="Times New Roman" w:hAnsi="Times New Roman" w:cs="Times New Roman"/>
-          <w:sz w:val="28"/>
-          <w:szCs w:val="28"/>
-        </w:rPr>
-        <w:t xml:space="preserve"> и .</w:t>
-      </w:r>
-      <w:proofErr w:type="spellStart"/>
-      <w:r>
-        <w:rPr>
-          <w:rFonts w:ascii="Times New Roman" w:hAnsi="Times New Roman" w:cs="Times New Roman"/>
-          <w:sz w:val="28"/>
-          <w:szCs w:val="28"/>
-        </w:rPr>
-        <w:t>pdf</w:t>
-      </w:r>
-      <w:proofErr w:type="spellEnd"/>
-      <w:r>
-        <w:rPr>
-          <w:rFonts w:ascii="Times New Roman" w:hAnsi="Times New Roman" w:cs="Times New Roman"/>
-          <w:sz w:val="28"/>
-          <w:szCs w:val="28"/>
-        </w:rPr>
-        <w:t xml:space="preserve"> по одному экземпляру каждый </w:t>
+        <w:t xml:space="preserve">Нижеперечисленные документы к АС предоставляются в электронном виде в форматах .docx и .pdf по одному экземпляру каждый </w:t>
       </w:r>
     </w:p>
     <w:p>
@@ -9685,13 +9595,13 @@
       <w:pPr>
         <w:pStyle w:val="2"/>
       </w:pPr>
-      <w:bookmarkStart w:id="65" w:name="_Toc178602552"/>
-      <w:bookmarkStart w:id="66" w:name="_Toc240391133"/>
+      <w:bookmarkStart w:id="66" w:name="_Toc178602552"/>
+      <w:bookmarkStart w:id="67" w:name="_Toc240391133"/>
       <w:r>
         <w:t>7.3 Требования по использованию ЕСКД и ЕСПД при разработке документов</w:t>
       </w:r>
-      <w:bookmarkEnd w:id="65"/>
       <w:bookmarkEnd w:id="66"/>
+      <w:bookmarkEnd w:id="67"/>
     </w:p>
     <w:p>
       <w:pPr>
@@ -9790,25 +9700,7 @@
           <w:sz w:val="28"/>
           <w:szCs w:val="28"/>
         </w:rPr>
-        <w:t xml:space="preserve">− шрифт – Times New </w:t>
-      </w:r>
-      <w:proofErr w:type="spellStart"/>
-      <w:r>
-        <w:rPr>
-          <w:rFonts w:ascii="Times New Roman" w:hAnsi="Times New Roman" w:cs="Times New Roman"/>
-          <w:sz w:val="28"/>
-          <w:szCs w:val="28"/>
-        </w:rPr>
-        <w:t>Roman</w:t>
-      </w:r>
-      <w:proofErr w:type="spellEnd"/>
-      <w:r>
-        <w:rPr>
-          <w:rFonts w:ascii="Times New Roman" w:hAnsi="Times New Roman" w:cs="Times New Roman"/>
-          <w:sz w:val="28"/>
-          <w:szCs w:val="28"/>
-        </w:rPr>
-        <w:t xml:space="preserve"> 14; </w:t>
+        <w:t xml:space="preserve">− шрифт – Times New Roman 14; </w:t>
       </w:r>
     </w:p>
     <w:p>
@@ -9924,8 +9816,8 @@
           <w:bCs/>
         </w:rPr>
       </w:pPr>
-      <w:bookmarkStart w:id="67" w:name="_Toc178602553"/>
-      <w:bookmarkStart w:id="68" w:name="_Toc240391134"/>
+      <w:bookmarkStart w:id="68" w:name="_Toc178602553"/>
+      <w:bookmarkStart w:id="69" w:name="_Toc240391134"/>
       <w:r>
         <w:rPr>
           <w:b/>
@@ -9934,8 +9826,8 @@
         <w:lastRenderedPageBreak/>
         <w:t>8 ИСТОЧНИКИ РАЗРАБОТКИ</w:t>
       </w:r>
-      <w:bookmarkEnd w:id="67"/>
       <w:bookmarkEnd w:id="68"/>
+      <w:bookmarkEnd w:id="69"/>
     </w:p>
     <w:p>
       <w:pPr>
@@ -9991,43 +9883,7 @@
           <w:sz w:val="28"/>
           <w:szCs w:val="28"/>
         </w:rPr>
-        <w:t xml:space="preserve">Новые технологии в </w:t>
-      </w:r>
-      <w:proofErr w:type="gramStart"/>
-      <w:r>
-        <w:rPr>
-          <w:rFonts w:ascii="Times New Roman" w:eastAsia="SimSun" w:hAnsi="Times New Roman" w:cs="Times New Roman"/>
-          <w:sz w:val="28"/>
-          <w:szCs w:val="28"/>
-        </w:rPr>
-        <w:t>программировании :</w:t>
-      </w:r>
-      <w:proofErr w:type="gramEnd"/>
-      <w:r>
-        <w:rPr>
-          <w:rFonts w:ascii="Times New Roman" w:eastAsia="SimSun" w:hAnsi="Times New Roman" w:cs="Times New Roman"/>
-          <w:sz w:val="28"/>
-          <w:szCs w:val="28"/>
-        </w:rPr>
-        <w:t xml:space="preserve"> учебное пособие / А. А. Калентьев, Д. В. </w:t>
-      </w:r>
-      <w:proofErr w:type="spellStart"/>
-      <w:r>
-        <w:rPr>
-          <w:rFonts w:ascii="Times New Roman" w:eastAsia="SimSun" w:hAnsi="Times New Roman" w:cs="Times New Roman"/>
-          <w:sz w:val="28"/>
-          <w:szCs w:val="28"/>
-        </w:rPr>
-        <w:t>Гарайс</w:t>
-      </w:r>
-      <w:proofErr w:type="spellEnd"/>
-      <w:r>
-        <w:rPr>
-          <w:rFonts w:ascii="Times New Roman" w:eastAsia="SimSun" w:hAnsi="Times New Roman" w:cs="Times New Roman"/>
-          <w:sz w:val="28"/>
-          <w:szCs w:val="28"/>
-        </w:rPr>
-        <w:t xml:space="preserve">, А. Е. Горяинов — Томск : Эль Контент, 2014. — 176 с. </w:t>
+        <w:t xml:space="preserve">Новые технологии в программировании : учебное пособие / А. А. Калентьев, Д. В. Гарайс, А. Е. Горяинов — Томск : Эль Контент, 2014. — 176 с. </w:t>
       </w:r>
     </w:p>
     <w:p>
@@ -10171,79 +10027,7 @@
           <w:sz w:val="28"/>
           <w:szCs w:val="28"/>
         </w:rPr>
-        <w:t>Введение в UML от создателей языка [Текст</w:t>
-      </w:r>
-      <w:proofErr w:type="gramStart"/>
-      <w:r>
-        <w:rPr>
-          <w:rFonts w:ascii="Times New Roman" w:eastAsia="SimSun" w:hAnsi="Times New Roman" w:cs="Times New Roman"/>
-          <w:sz w:val="28"/>
-          <w:szCs w:val="28"/>
-        </w:rPr>
-        <w:t>] :</w:t>
-      </w:r>
-      <w:proofErr w:type="gramEnd"/>
-      <w:r>
-        <w:rPr>
-          <w:rFonts w:ascii="Times New Roman" w:eastAsia="SimSun" w:hAnsi="Times New Roman" w:cs="Times New Roman"/>
-          <w:sz w:val="28"/>
-          <w:szCs w:val="28"/>
-        </w:rPr>
-        <w:t xml:space="preserve"> руководство пользователя / Г. Буч, Д. Рамбо, И. Якобсон. - 2-е изд. - </w:t>
-      </w:r>
-      <w:proofErr w:type="gramStart"/>
-      <w:r>
-        <w:rPr>
-          <w:rFonts w:ascii="Times New Roman" w:eastAsia="SimSun" w:hAnsi="Times New Roman" w:cs="Times New Roman"/>
-          <w:sz w:val="28"/>
-          <w:szCs w:val="28"/>
-        </w:rPr>
-        <w:t>М. :</w:t>
-      </w:r>
-      <w:proofErr w:type="gramEnd"/>
-      <w:r>
-        <w:rPr>
-          <w:rFonts w:ascii="Times New Roman" w:eastAsia="SimSun" w:hAnsi="Times New Roman" w:cs="Times New Roman"/>
-          <w:sz w:val="28"/>
-          <w:szCs w:val="28"/>
-        </w:rPr>
-        <w:t xml:space="preserve"> ДМК Пресс, 2012. - 494 </w:t>
-      </w:r>
-      <w:proofErr w:type="gramStart"/>
-      <w:r>
-        <w:rPr>
-          <w:rFonts w:ascii="Times New Roman" w:eastAsia="SimSun" w:hAnsi="Times New Roman" w:cs="Times New Roman"/>
-          <w:sz w:val="28"/>
-          <w:szCs w:val="28"/>
-        </w:rPr>
-        <w:t>с. :</w:t>
-      </w:r>
-      <w:proofErr w:type="gramEnd"/>
-      <w:r>
-        <w:rPr>
-          <w:rFonts w:ascii="Times New Roman" w:eastAsia="SimSun" w:hAnsi="Times New Roman" w:cs="Times New Roman"/>
-          <w:sz w:val="28"/>
-          <w:szCs w:val="28"/>
-        </w:rPr>
-        <w:t xml:space="preserve"> ил. - (Классика программирования). - </w:t>
-      </w:r>
-      <w:proofErr w:type="spellStart"/>
-      <w:r>
-        <w:rPr>
-          <w:rFonts w:ascii="Times New Roman" w:eastAsia="SimSun" w:hAnsi="Times New Roman" w:cs="Times New Roman"/>
-          <w:sz w:val="28"/>
-          <w:szCs w:val="28"/>
-        </w:rPr>
-        <w:t>Предм</w:t>
-      </w:r>
-      <w:proofErr w:type="spellEnd"/>
-      <w:r>
-        <w:rPr>
-          <w:rFonts w:ascii="Times New Roman" w:eastAsia="SimSun" w:hAnsi="Times New Roman" w:cs="Times New Roman"/>
-          <w:sz w:val="28"/>
-          <w:szCs w:val="28"/>
-        </w:rPr>
-        <w:t xml:space="preserve">. указ.: с. 483- 493. - ISBN 978-5-94074-644-7; </w:t>
+        <w:t xml:space="preserve">Введение в UML от создателей языка [Текст] : руководство пользователя / Г. Буч, Д. Рамбо, И. Якобсон. - 2-е изд. - М. : ДМК Пресс, 2012. - 494 с. : ил. - (Классика программирования). - Предм. указ.: с. 483- 493. - ISBN 978-5-94074-644-7; </w:t>
       </w:r>
     </w:p>
     <w:p>
@@ -10267,35 +10051,7 @@
           <w:sz w:val="28"/>
           <w:szCs w:val="28"/>
         </w:rPr>
-        <w:t xml:space="preserve">Ли. К. Основы САПР (CAD/CAM/CAE). – </w:t>
-      </w:r>
-      <w:proofErr w:type="spellStart"/>
-      <w:r>
-        <w:rPr>
-          <w:rFonts w:ascii="Times New Roman" w:eastAsia="SimSun" w:hAnsi="Times New Roman" w:cs="Times New Roman"/>
-          <w:sz w:val="28"/>
-          <w:szCs w:val="28"/>
-        </w:rPr>
-        <w:t>Спб</w:t>
-      </w:r>
-      <w:proofErr w:type="spellEnd"/>
-      <w:proofErr w:type="gramStart"/>
-      <w:r>
-        <w:rPr>
-          <w:rFonts w:ascii="Times New Roman" w:eastAsia="SimSun" w:hAnsi="Times New Roman" w:cs="Times New Roman"/>
-          <w:sz w:val="28"/>
-          <w:szCs w:val="28"/>
-        </w:rPr>
-        <w:t>.:«</w:t>
-      </w:r>
-      <w:proofErr w:type="gramEnd"/>
-      <w:r>
-        <w:rPr>
-          <w:rFonts w:ascii="Times New Roman" w:eastAsia="SimSun" w:hAnsi="Times New Roman" w:cs="Times New Roman"/>
-          <w:sz w:val="28"/>
-          <w:szCs w:val="28"/>
-        </w:rPr>
-        <w:t>Питер», 2004. – 560с.</w:t>
+        <w:t>Ли. К. Основы САПР (CAD/CAM/CAE). – Спб.:«Питер», 2004. – 560с.</w:t>
       </w:r>
     </w:p>
     <w:p>
@@ -10315,8 +10071,47 @@
 </w:document>
 </file>
 
+<file path=word/comments.xml><?xml version="1.0" encoding="utf-8"?>
+<w:comments xmlns:wpc="http://schemas.microsoft.com/office/word/2010/wordprocessingCanvas" xmlns:cx="http://schemas.microsoft.com/office/drawing/2014/chartex" xmlns:cx1="http://schemas.microsoft.com/office/drawing/2015/9/8/chartex" xmlns:cx2="http://schemas.microsoft.com/office/drawing/2015/10/21/chartex" xmlns:cx3="http://schemas.microsoft.com/office/drawing/2016/5/9/chartex" xmlns:cx4="http://schemas.microsoft.com/office/drawing/2016/5/10/chartex" xmlns:cx5="http://schemas.microsoft.com/office/drawing/2016/5/11/chartex" xmlns:cx6="http://schemas.microsoft.com/office/drawing/2016/5/12/chartex" xmlns:cx7="http://schemas.microsoft.com/office/drawing/2016/5/13/chartex" xmlns:cx8="http://schemas.microsoft.com/office/drawing/2016/5/14/chartex" xmlns:mc="http://schemas.openxmlformats.org/markup-compatibility/2006" xmlns:aink="http://schemas.microsoft.com/office/drawing/2016/ink" xmlns:am3d="http://schemas.microsoft.com/office/drawing/2017/model3d" xmlns:o="urn:schemas-microsoft-com:office:office" xmlns:oel="http://schemas.microsoft.com/office/2019/extlst" xmlns:r="http://schemas.openxmlformats.org/officeDocument/2006/relationships" xmlns:m="http://schemas.openxmlformats.org/officeDocument/2006/math" xmlns:v="urn:schemas-microsoft-com:vml" xmlns:wp14="http://schemas.microsoft.com/office/word/2010/wordprocessingDrawing" xmlns:wp="http://schemas.openxmlformats.org/drawingml/2006/wordprocessingDrawing" xmlns:w10="urn:schemas-microsoft-com:office:word" xmlns:w="http://schemas.openxmlformats.org/wordprocessingml/2006/main" xmlns:w14="http://schemas.microsoft.com/office/word/2010/wordml" xmlns:w15="http://schemas.microsoft.com/office/word/2012/wordml" xmlns:w16cex="http://schemas.microsoft.com/office/word/2018/wordml/cex" xmlns:w16cid="http://schemas.microsoft.com/office/word/2016/wordml/cid" xmlns:w16="http://schemas.microsoft.com/office/word/2018/wordml" xmlns:w16du="http://schemas.microsoft.com/office/word/2023/wordml/word16du" xmlns:w16sdtdh="http://schemas.microsoft.com/office/word/2020/wordml/sdtdatahash" xmlns:w16sdtfl="http://schemas.microsoft.com/office/word/2024/wordml/sdtformatlock" xmlns:w16se="http://schemas.microsoft.com/office/word/2015/wordml/symex" xmlns:wpg="http://schemas.microsoft.com/office/word/2010/wordprocessingGroup" xmlns:wpi="http://schemas.microsoft.com/office/word/2010/wordprocessingInk" xmlns:wne="http://schemas.microsoft.com/office/word/2006/wordml" xmlns:wps="http://schemas.microsoft.com/office/word/2010/wordprocessingShape" mc:Ignorable="w14 w15 w16se w16cid w16 w16cex w16sdtdh w16sdtfl w16du wp14">
+  <w:comment w:id="44" w:author="Kalentyev Alexey" w:date="2026-09-16T11:36:00Z" w:initials="KA">
+    <w:p>
+      <w:pPr>
+        <w:pStyle w:val="ae"/>
+      </w:pPr>
+      <w:r>
+        <w:rPr>
+          <w:rStyle w:val="ad"/>
+        </w:rPr>
+        <w:annotationRef/>
+      </w:r>
+      <w:r>
+        <w:t>Висячие строки</w:t>
+      </w:r>
+    </w:p>
+  </w:comment>
+</w:comments>
+</file>
+
+<file path=word/commentsExtended.xml><?xml version="1.0" encoding="utf-8"?>
+<w15:commentsEx xmlns:wpc="http://schemas.microsoft.com/office/word/2010/wordprocessingCanvas" xmlns:cx="http://schemas.microsoft.com/office/drawing/2014/chartex" xmlns:cx1="http://schemas.microsoft.com/office/drawing/2015/9/8/chartex" xmlns:cx2="http://schemas.microsoft.com/office/drawing/2015/10/21/chartex" xmlns:cx3="http://schemas.microsoft.com/office/drawing/2016/5/9/chartex" xmlns:cx4="http://schemas.microsoft.com/office/drawing/2016/5/10/chartex" xmlns:cx5="http://schemas.microsoft.com/office/drawing/2016/5/11/chartex" xmlns:cx6="http://schemas.microsoft.com/office/drawing/2016/5/12/chartex" xmlns:cx7="http://schemas.microsoft.com/office/drawing/2016/5/13/chartex" xmlns:cx8="http://schemas.microsoft.com/office/drawing/2016/5/14/chartex" xmlns:mc="http://schemas.openxmlformats.org/markup-compatibility/2006" xmlns:aink="http://schemas.microsoft.com/office/drawing/2016/ink" xmlns:am3d="http://schemas.microsoft.com/office/drawing/2017/model3d" xmlns:o="urn:schemas-microsoft-com:office:office" xmlns:oel="http://schemas.microsoft.com/office/2019/extlst" xmlns:r="http://schemas.openxmlformats.org/officeDocument/2006/relationships" xmlns:m="http://schemas.openxmlformats.org/officeDocument/2006/math" xmlns:v="urn:schemas-microsoft-com:vml" xmlns:wp14="http://schemas.microsoft.com/office/word/2010/wordprocessingDrawing" xmlns:wp="http://schemas.openxmlformats.org/drawingml/2006/wordprocessingDrawing" xmlns:w10="urn:schemas-microsoft-com:office:word" xmlns:w="http://schemas.openxmlformats.org/wordprocessingml/2006/main" xmlns:w14="http://schemas.microsoft.com/office/word/2010/wordml" xmlns:w15="http://schemas.microsoft.com/office/word/2012/wordml" xmlns:w16cex="http://schemas.microsoft.com/office/word/2018/wordml/cex" xmlns:w16cid="http://schemas.microsoft.com/office/word/2016/wordml/cid" xmlns:w16="http://schemas.microsoft.com/office/word/2018/wordml" xmlns:w16du="http://schemas.microsoft.com/office/word/2023/wordml/word16du" xmlns:w16sdtdh="http://schemas.microsoft.com/office/word/2020/wordml/sdtdatahash" xmlns:w16sdtfl="http://schemas.microsoft.com/office/word/2024/wordml/sdtformatlock" xmlns:w16se="http://schemas.microsoft.com/office/word/2015/wordml/symex" xmlns:wpg="http://schemas.microsoft.com/office/word/2010/wordprocessingGroup" xmlns:wpi="http://schemas.microsoft.com/office/word/2010/wordprocessingInk" xmlns:wne="http://schemas.microsoft.com/office/word/2006/wordml" xmlns:wps="http://schemas.microsoft.com/office/word/2010/wordprocessingShape" mc:Ignorable="w14 w15 w16se w16cid w16 w16cex w16sdtdh w16sdtfl w16du wp14">
+  <w15:commentEx w15:paraId="76A949D7" w15:done="0"/>
+</w15:commentsEx>
+</file>
+
+<file path=word/commentsExtensible.xml><?xml version="1.0" encoding="utf-8"?>
+<w16cex:commentsExtensible xmlns:wpc="http://schemas.microsoft.com/office/word/2010/wordprocessingCanvas" xmlns:cx="http://schemas.microsoft.com/office/drawing/2014/chartex" xmlns:cx1="http://schemas.microsoft.com/office/drawing/2015/9/8/chartex" xmlns:cx2="http://schemas.microsoft.com/office/drawing/2015/10/21/chartex" xmlns:cx3="http://schemas.microsoft.com/office/drawing/2016/5/9/chartex" xmlns:cx4="http://schemas.microsoft.com/office/drawing/2016/5/10/chartex" xmlns:cx5="http://schemas.microsoft.com/office/drawing/2016/5/11/chartex" xmlns:cx6="http://schemas.microsoft.com/office/drawing/2016/5/12/chartex" xmlns:cx7="http://schemas.microsoft.com/office/drawing/2016/5/13/chartex" xmlns:cx8="http://schemas.microsoft.com/office/drawing/2016/5/14/chartex" xmlns:cr="http://schemas.microsoft.com/office/comments/2020/reactions" xmlns:mc="http://schemas.openxmlformats.org/markup-compatibility/2006" xmlns:aink="http://schemas.microsoft.com/office/drawing/2016/ink" xmlns:am3d="http://schemas.microsoft.com/office/drawing/2017/model3d" xmlns:o="urn:schemas-microsoft-com:office:office" xmlns:oel="http://schemas.microsoft.com/office/2019/extlst" xmlns:r="http://schemas.openxmlformats.org/officeDocument/2006/relationships" xmlns:m="http://schemas.openxmlformats.org/officeDocument/2006/math" xmlns:v="urn:schemas-microsoft-com:vml" xmlns:wp14="http://schemas.microsoft.com/office/word/2010/wordprocessingDrawing" xmlns:wp="http://schemas.openxmlformats.org/drawingml/2006/wordprocessingDrawing" xmlns:w10="urn:schemas-microsoft-com:office:word" xmlns:w="http://schemas.openxmlformats.org/wordprocessingml/2006/main" xmlns:w14="http://schemas.microsoft.com/office/word/2010/wordml" xmlns:w15="http://schemas.microsoft.com/office/word/2012/wordml" xmlns:w16cex="http://schemas.microsoft.com/office/word/2018/wordml/cex" xmlns:w16cid="http://schemas.microsoft.com/office/word/2016/wordml/cid" xmlns:w16="http://schemas.microsoft.com/office/word/2018/wordml" xmlns:w16du="http://schemas.microsoft.com/office/word/2023/wordml/word16du" xmlns:w16sdtdh="http://schemas.microsoft.com/office/word/2020/wordml/sdtdatahash" xmlns:w16sdtfl="http://schemas.microsoft.com/office/word/2024/wordml/sdtformatlock" xmlns:w16se="http://schemas.microsoft.com/office/word/2015/wordml/symex" xmlns:wpg="http://schemas.microsoft.com/office/word/2010/wordprocessingGroup" xmlns:wpi="http://schemas.microsoft.com/office/word/2010/wordprocessingInk" xmlns:wne="http://schemas.microsoft.com/office/word/2006/wordml" xmlns:wps="http://schemas.microsoft.com/office/word/2010/wordprocessingShape" mc:Ignorable="w14 w15 w16se w16cid w16 w16cex w16sdtdh w16sdtfl cr w16du wp14">
+  <w16cex:commentExtensible w16cex:durableId="024DB8B0" w16cex:dateUtc="2026-09-16T04:36:00Z"/>
+</w16cex:commentsExtensible>
+</file>
+
+<file path=word/commentsIds.xml><?xml version="1.0" encoding="utf-8"?>
+<w16cid:commentsIds xmlns:wpc="http://schemas.microsoft.com/office/word/2010/wordprocessingCanvas" xmlns:cx="http://schemas.microsoft.com/office/drawing/2014/chartex" xmlns:cx1="http://schemas.microsoft.com/office/drawing/2015/9/8/chartex" xmlns:cx2="http://schemas.microsoft.com/office/drawing/2015/10/21/chartex" xmlns:cx3="http://schemas.microsoft.com/office/drawing/2016/5/9/chartex" xmlns:cx4="http://schemas.microsoft.com/office/drawing/2016/5/10/chartex" xmlns:cx5="http://schemas.microsoft.com/office/drawing/2016/5/11/chartex" xmlns:cx6="http://schemas.microsoft.com/office/drawing/2016/5/12/chartex" xmlns:cx7="http://schemas.microsoft.com/office/drawing/2016/5/13/chartex" xmlns:cx8="http://schemas.microsoft.com/office/drawing/2016/5/14/chartex" xmlns:mc="http://schemas.openxmlformats.org/markup-compatibility/2006" xmlns:aink="http://schemas.microsoft.com/office/drawing/2016/ink" xmlns:am3d="http://schemas.microsoft.com/office/drawing/2017/model3d" xmlns:o="urn:schemas-microsoft-com:office:office" xmlns:oel="http://schemas.microsoft.com/office/2019/extlst" xmlns:r="http://schemas.openxmlformats.org/officeDocument/2006/relationships" xmlns:m="http://schemas.openxmlformats.org/officeDocument/2006/math" xmlns:v="urn:schemas-microsoft-com:vml" xmlns:wp14="http://schemas.microsoft.com/office/word/2010/wordprocessingDrawing" xmlns:wp="http://schemas.openxmlformats.org/drawingml/2006/wordprocessingDrawing" xmlns:w10="urn:schemas-microsoft-com:office:word" xmlns:w="http://schemas.openxmlformats.org/wordprocessingml/2006/main" xmlns:w14="http://schemas.microsoft.com/office/word/2010/wordml" xmlns:w15="http://schemas.microsoft.com/office/word/2012/wordml" xmlns:w16cex="http://schemas.microsoft.com/office/word/2018/wordml/cex" xmlns:w16cid="http://schemas.microsoft.com/office/word/2016/wordml/cid" xmlns:w16="http://schemas.microsoft.com/office/word/2018/wordml" xmlns:w16du="http://schemas.microsoft.com/office/word/2023/wordml/word16du" xmlns:w16sdtdh="http://schemas.microsoft.com/office/word/2020/wordml/sdtdatahash" xmlns:w16sdtfl="http://schemas.microsoft.com/office/word/2024/wordml/sdtformatlock" xmlns:w16se="http://schemas.microsoft.com/office/word/2015/wordml/symex" xmlns:wpg="http://schemas.microsoft.com/office/word/2010/wordprocessingGroup" xmlns:wpi="http://schemas.microsoft.com/office/word/2010/wordprocessingInk" xmlns:wne="http://schemas.microsoft.com/office/word/2006/wordml" xmlns:wps="http://schemas.microsoft.com/office/word/2010/wordprocessingShape" mc:Ignorable="w14 w15 w16se w16cid w16 w16cex w16sdtdh w16sdtfl w16du wp14">
+  <w16cid:commentId w16cid:paraId="76A949D7" w16cid:durableId="024DB8B0"/>
+</w16cid:commentsIds>
+</file>
+
 <file path=word/endnotes.xml><?xml version="1.0" encoding="utf-8"?>
-<w:endnotes xmlns:wpc="http://schemas.microsoft.com/office/word/2010/wordprocessingCanvas" xmlns:cx="http://schemas.microsoft.com/office/drawing/2014/chartex" xmlns:cx1="http://schemas.microsoft.com/office/drawing/2015/9/8/chartex" xmlns:cx2="http://schemas.microsoft.com/office/drawing/2015/10/21/chartex" xmlns:cx3="http://schemas.microsoft.com/office/drawing/2016/5/9/chartex" xmlns:cx4="http://schemas.microsoft.com/office/drawing/2016/5/10/chartex" xmlns:cx5="http://schemas.microsoft.com/office/drawing/2016/5/11/chartex" xmlns:cx6="http://schemas.microsoft.com/office/drawing/2016/5/12/chartex" xmlns:cx7="http://schemas.microsoft.com/office/drawing/2016/5/13/chartex" xmlns:cx8="http://schemas.microsoft.com/office/drawing/2016/5/14/chartex" xmlns:mc="http://schemas.openxmlformats.org/markup-compatibility/2006" xmlns:aink="http://schemas.microsoft.com/office/drawing/2016/ink" xmlns:am3d="http://schemas.microsoft.com/office/drawing/2017/model3d" xmlns:o="urn:schemas-microsoft-com:office:office" xmlns:r="http://schemas.openxmlformats.org/officeDocument/2006/relationships" xmlns:m="http://schemas.openxmlformats.org/officeDocument/2006/math" xmlns:v="urn:schemas-microsoft-com:vml" xmlns:wp14="http://schemas.microsoft.com/office/word/2010/wordprocessingDrawing" xmlns:wp="http://schemas.openxmlformats.org/drawingml/2006/wordprocessingDrawing" xmlns:w10="urn:schemas-microsoft-com:office:word" xmlns:w="http://schemas.openxmlformats.org/wordprocessingml/2006/main" xmlns:w14="http://schemas.microsoft.com/office/word/2010/wordml" xmlns:w15="http://schemas.microsoft.com/office/word/2012/wordml" xmlns:w16cex="http://schemas.microsoft.com/office/word/2018/wordml/cex" xmlns:w16cid="http://schemas.microsoft.com/office/word/2016/wordml/cid" xmlns:w16="http://schemas.microsoft.com/office/word/2018/wordml" xmlns:w16sdtdh="http://schemas.microsoft.com/office/word/2020/wordml/sdtdatahash" xmlns:w16se="http://schemas.microsoft.com/office/word/2015/wordml/symex" xmlns:wpg="http://schemas.microsoft.com/office/word/2010/wordprocessingGroup" xmlns:wpi="http://schemas.microsoft.com/office/word/2010/wordprocessingInk" xmlns:wne="http://schemas.microsoft.com/office/word/2006/wordml" xmlns:wps="http://schemas.microsoft.com/office/word/2010/wordprocessingShape" mc:Ignorable="w14 w15 w16se w16cid w16 w16cex w16sdtdh wp14">
+<w:endnotes xmlns:wpc="http://schemas.microsoft.com/office/word/2010/wordprocessingCanvas" xmlns:cx="http://schemas.microsoft.com/office/drawing/2014/chartex" xmlns:cx1="http://schemas.microsoft.com/office/drawing/2015/9/8/chartex" xmlns:cx2="http://schemas.microsoft.com/office/drawing/2015/10/21/chartex" xmlns:cx3="http://schemas.microsoft.com/office/drawing/2016/5/9/chartex" xmlns:cx4="http://schemas.microsoft.com/office/drawing/2016/5/10/chartex" xmlns:cx5="http://schemas.microsoft.com/office/drawing/2016/5/11/chartex" xmlns:cx6="http://schemas.microsoft.com/office/drawing/2016/5/12/chartex" xmlns:cx7="http://schemas.microsoft.com/office/drawing/2016/5/13/chartex" xmlns:cx8="http://schemas.microsoft.com/office/drawing/2016/5/14/chartex" xmlns:mc="http://schemas.openxmlformats.org/markup-compatibility/2006" xmlns:aink="http://schemas.microsoft.com/office/drawing/2016/ink" xmlns:am3d="http://schemas.microsoft.com/office/drawing/2017/model3d" xmlns:o="urn:schemas-microsoft-com:office:office" xmlns:oel="http://schemas.microsoft.com/office/2019/extlst" xmlns:r="http://schemas.openxmlformats.org/officeDocument/2006/relationships" xmlns:m="http://schemas.openxmlformats.org/officeDocument/2006/math" xmlns:v="urn:schemas-microsoft-com:vml" xmlns:wp14="http://schemas.microsoft.com/office/word/2010/wordprocessingDrawing" xmlns:wp="http://schemas.openxmlformats.org/drawingml/2006/wordprocessingDrawing" xmlns:w10="urn:schemas-microsoft-com:office:word" xmlns:w="http://schemas.openxmlformats.org/wordprocessingml/2006/main" xmlns:w14="http://schemas.microsoft.com/office/word/2010/wordml" xmlns:w15="http://schemas.microsoft.com/office/word/2012/wordml" xmlns:w16cex="http://schemas.microsoft.com/office/word/2018/wordml/cex" xmlns:w16cid="http://schemas.microsoft.com/office/word/2016/wordml/cid" xmlns:w16="http://schemas.microsoft.com/office/word/2018/wordml" xmlns:w16du="http://schemas.microsoft.com/office/word/2023/wordml/word16du" xmlns:w16sdtdh="http://schemas.microsoft.com/office/word/2020/wordml/sdtdatahash" xmlns:w16sdtfl="http://schemas.microsoft.com/office/word/2024/wordml/sdtformatlock" xmlns:w16se="http://schemas.microsoft.com/office/word/2015/wordml/symex" xmlns:wpg="http://schemas.microsoft.com/office/word/2010/wordprocessingGroup" xmlns:wpi="http://schemas.microsoft.com/office/word/2010/wordprocessingInk" xmlns:wne="http://schemas.microsoft.com/office/word/2006/wordml" xmlns:wps="http://schemas.microsoft.com/office/word/2010/wordprocessingShape" mc:Ignorable="w14 w15 w16se w16cid w16 w16cex w16sdtdh w16sdtfl w16du wp14">
   <w:endnote w:type="separator" w:id="-1">
     <w:p>
       <w:pPr>
@@ -10341,7 +10136,7 @@
 </file>
 
 <file path=word/footer1.xml><?xml version="1.0" encoding="utf-8"?>
-<w:ftr xmlns:wpc="http://schemas.microsoft.com/office/word/2010/wordprocessingCanvas" xmlns:cx="http://schemas.microsoft.com/office/drawing/2014/chartex" xmlns:cx1="http://schemas.microsoft.com/office/drawing/2015/9/8/chartex" xmlns:cx2="http://schemas.microsoft.com/office/drawing/2015/10/21/chartex" xmlns:cx3="http://schemas.microsoft.com/office/drawing/2016/5/9/chartex" xmlns:cx4="http://schemas.microsoft.com/office/drawing/2016/5/10/chartex" xmlns:cx5="http://schemas.microsoft.com/office/drawing/2016/5/11/chartex" xmlns:cx6="http://schemas.microsoft.com/office/drawing/2016/5/12/chartex" xmlns:cx7="http://schemas.microsoft.com/office/drawing/2016/5/13/chartex" xmlns:cx8="http://schemas.microsoft.com/office/drawing/2016/5/14/chartex" xmlns:mc="http://schemas.openxmlformats.org/markup-compatibility/2006" xmlns:aink="http://schemas.microsoft.com/office/drawing/2016/ink" xmlns:am3d="http://schemas.microsoft.com/office/drawing/2017/model3d" xmlns:o="urn:schemas-microsoft-com:office:office" xmlns:r="http://schemas.openxmlformats.org/officeDocument/2006/relationships" xmlns:m="http://schemas.openxmlformats.org/officeDocument/2006/math" xmlns:v="urn:schemas-microsoft-com:vml" xmlns:wp14="http://schemas.microsoft.com/office/word/2010/wordprocessingDrawing" xmlns:wp="http://schemas.openxmlformats.org/drawingml/2006/wordprocessingDrawing" xmlns:w10="urn:schemas-microsoft-com:office:word" xmlns:w="http://schemas.openxmlformats.org/wordprocessingml/2006/main" xmlns:w14="http://schemas.microsoft.com/office/word/2010/wordml" xmlns:w15="http://schemas.microsoft.com/office/word/2012/wordml" xmlns:w16cex="http://schemas.microsoft.com/office/word/2018/wordml/cex" xmlns:w16cid="http://schemas.microsoft.com/office/word/2016/wordml/cid" xmlns:w16="http://schemas.microsoft.com/office/word/2018/wordml" xmlns:w16sdtdh="http://schemas.microsoft.com/office/word/2020/wordml/sdtdatahash" xmlns:w16se="http://schemas.microsoft.com/office/word/2015/wordml/symex" xmlns:wpg="http://schemas.microsoft.com/office/word/2010/wordprocessingGroup" xmlns:wpi="http://schemas.microsoft.com/office/word/2010/wordprocessingInk" xmlns:wne="http://schemas.microsoft.com/office/word/2006/wordml" xmlns:wps="http://schemas.microsoft.com/office/word/2010/wordprocessingShape" mc:Ignorable="w14 w15 w16se w16cid w16 w16cex w16sdtdh wp14">
+<w:ftr xmlns:wpc="http://schemas.microsoft.com/office/word/2010/wordprocessingCanvas" xmlns:cx="http://schemas.microsoft.com/office/drawing/2014/chartex" xmlns:cx1="http://schemas.microsoft.com/office/drawing/2015/9/8/chartex" xmlns:cx2="http://schemas.microsoft.com/office/drawing/2015/10/21/chartex" xmlns:cx3="http://schemas.microsoft.com/office/drawing/2016/5/9/chartex" xmlns:cx4="http://schemas.microsoft.com/office/drawing/2016/5/10/chartex" xmlns:cx5="http://schemas.microsoft.com/office/drawing/2016/5/11/chartex" xmlns:cx6="http://schemas.microsoft.com/office/drawing/2016/5/12/chartex" xmlns:cx7="http://schemas.microsoft.com/office/drawing/2016/5/13/chartex" xmlns:cx8="http://schemas.microsoft.com/office/drawing/2016/5/14/chartex" xmlns:mc="http://schemas.openxmlformats.org/markup-compatibility/2006" xmlns:aink="http://schemas.microsoft.com/office/drawing/2016/ink" xmlns:am3d="http://schemas.microsoft.com/office/drawing/2017/model3d" xmlns:o="urn:schemas-microsoft-com:office:office" xmlns:oel="http://schemas.microsoft.com/office/2019/extlst" xmlns:r="http://schemas.openxmlformats.org/officeDocument/2006/relationships" xmlns:m="http://schemas.openxmlformats.org/officeDocument/2006/math" xmlns:v="urn:schemas-microsoft-com:vml" xmlns:wp14="http://schemas.microsoft.com/office/word/2010/wordprocessingDrawing" xmlns:wp="http://schemas.openxmlformats.org/drawingml/2006/wordprocessingDrawing" xmlns:w10="urn:schemas-microsoft-com:office:word" xmlns:w="http://schemas.openxmlformats.org/wordprocessingml/2006/main" xmlns:w14="http://schemas.microsoft.com/office/word/2010/wordml" xmlns:w15="http://schemas.microsoft.com/office/word/2012/wordml" xmlns:w16cex="http://schemas.microsoft.com/office/word/2018/wordml/cex" xmlns:w16cid="http://schemas.microsoft.com/office/word/2016/wordml/cid" xmlns:w16="http://schemas.microsoft.com/office/word/2018/wordml" xmlns:w16du="http://schemas.microsoft.com/office/word/2023/wordml/word16du" xmlns:w16sdtdh="http://schemas.microsoft.com/office/word/2020/wordml/sdtdatahash" xmlns:w16sdtfl="http://schemas.microsoft.com/office/word/2024/wordml/sdtformatlock" xmlns:w16se="http://schemas.microsoft.com/office/word/2015/wordml/symex" xmlns:wpg="http://schemas.microsoft.com/office/word/2010/wordprocessingGroup" xmlns:wpi="http://schemas.microsoft.com/office/word/2010/wordprocessingInk" xmlns:wne="http://schemas.microsoft.com/office/word/2006/wordml" xmlns:wps="http://schemas.microsoft.com/office/word/2010/wordprocessingShape" mc:Ignorable="w14 w15 w16se w16cid w16 w16cex w16sdtdh w16sdtfl w16du wp14">
   <w:p>
     <w:pPr>
       <w:pStyle w:val="aa"/>
@@ -10351,7 +10146,7 @@
 </file>
 
 <file path=word/footer2.xml><?xml version="1.0" encoding="utf-8"?>
-<w:ftr xmlns:wpc="http://schemas.microsoft.com/office/word/2010/wordprocessingCanvas" xmlns:cx="http://schemas.microsoft.com/office/drawing/2014/chartex" xmlns:cx1="http://schemas.microsoft.com/office/drawing/2015/9/8/chartex" xmlns:cx2="http://schemas.microsoft.com/office/drawing/2015/10/21/chartex" xmlns:cx3="http://schemas.microsoft.com/office/drawing/2016/5/9/chartex" xmlns:cx4="http://schemas.microsoft.com/office/drawing/2016/5/10/chartex" xmlns:cx5="http://schemas.microsoft.com/office/drawing/2016/5/11/chartex" xmlns:cx6="http://schemas.microsoft.com/office/drawing/2016/5/12/chartex" xmlns:cx7="http://schemas.microsoft.com/office/drawing/2016/5/13/chartex" xmlns:cx8="http://schemas.microsoft.com/office/drawing/2016/5/14/chartex" xmlns:mc="http://schemas.openxmlformats.org/markup-compatibility/2006" xmlns:aink="http://schemas.microsoft.com/office/drawing/2016/ink" xmlns:am3d="http://schemas.microsoft.com/office/drawing/2017/model3d" xmlns:o="urn:schemas-microsoft-com:office:office" xmlns:r="http://schemas.openxmlformats.org/officeDocument/2006/relationships" xmlns:m="http://schemas.openxmlformats.org/officeDocument/2006/math" xmlns:v="urn:schemas-microsoft-com:vml" xmlns:wp14="http://schemas.microsoft.com/office/word/2010/wordprocessingDrawing" xmlns:wp="http://schemas.openxmlformats.org/drawingml/2006/wordprocessingDrawing" xmlns:w10="urn:schemas-microsoft-com:office:word" xmlns:w="http://schemas.openxmlformats.org/wordprocessingml/2006/main" xmlns:w14="http://schemas.microsoft.com/office/word/2010/wordml" xmlns:w15="http://schemas.microsoft.com/office/word/2012/wordml" xmlns:w16cex="http://schemas.microsoft.com/office/word/2018/wordml/cex" xmlns:w16cid="http://schemas.microsoft.com/office/word/2016/wordml/cid" xmlns:w16="http://schemas.microsoft.com/office/word/2018/wordml" xmlns:w16sdtdh="http://schemas.microsoft.com/office/word/2020/wordml/sdtdatahash" xmlns:w16se="http://schemas.microsoft.com/office/word/2015/wordml/symex" xmlns:wpg="http://schemas.microsoft.com/office/word/2010/wordprocessingGroup" xmlns:wpi="http://schemas.microsoft.com/office/word/2010/wordprocessingInk" xmlns:wne="http://schemas.microsoft.com/office/word/2006/wordml" xmlns:wps="http://schemas.microsoft.com/office/word/2010/wordprocessingShape" mc:Ignorable="w14 w15 w16se w16cid w16 w16cex w16sdtdh wp14">
+<w:ftr xmlns:wpc="http://schemas.microsoft.com/office/word/2010/wordprocessingCanvas" xmlns:cx="http://schemas.microsoft.com/office/drawing/2014/chartex" xmlns:cx1="http://schemas.microsoft.com/office/drawing/2015/9/8/chartex" xmlns:cx2="http://schemas.microsoft.com/office/drawing/2015/10/21/chartex" xmlns:cx3="http://schemas.microsoft.com/office/drawing/2016/5/9/chartex" xmlns:cx4="http://schemas.microsoft.com/office/drawing/2016/5/10/chartex" xmlns:cx5="http://schemas.microsoft.com/office/drawing/2016/5/11/chartex" xmlns:cx6="http://schemas.microsoft.com/office/drawing/2016/5/12/chartex" xmlns:cx7="http://schemas.microsoft.com/office/drawing/2016/5/13/chartex" xmlns:cx8="http://schemas.microsoft.com/office/drawing/2016/5/14/chartex" xmlns:mc="http://schemas.openxmlformats.org/markup-compatibility/2006" xmlns:aink="http://schemas.microsoft.com/office/drawing/2016/ink" xmlns:am3d="http://schemas.microsoft.com/office/drawing/2017/model3d" xmlns:o="urn:schemas-microsoft-com:office:office" xmlns:oel="http://schemas.microsoft.com/office/2019/extlst" xmlns:r="http://schemas.openxmlformats.org/officeDocument/2006/relationships" xmlns:m="http://schemas.openxmlformats.org/officeDocument/2006/math" xmlns:v="urn:schemas-microsoft-com:vml" xmlns:wp14="http://schemas.microsoft.com/office/word/2010/wordprocessingDrawing" xmlns:wp="http://schemas.openxmlformats.org/drawingml/2006/wordprocessingDrawing" xmlns:w10="urn:schemas-microsoft-com:office:word" xmlns:w="http://schemas.openxmlformats.org/wordprocessingml/2006/main" xmlns:w14="http://schemas.microsoft.com/office/word/2010/wordml" xmlns:w15="http://schemas.microsoft.com/office/word/2012/wordml" xmlns:w16cex="http://schemas.microsoft.com/office/word/2018/wordml/cex" xmlns:w16cid="http://schemas.microsoft.com/office/word/2016/wordml/cid" xmlns:w16="http://schemas.microsoft.com/office/word/2018/wordml" xmlns:w16du="http://schemas.microsoft.com/office/word/2023/wordml/word16du" xmlns:w16sdtdh="http://schemas.microsoft.com/office/word/2020/wordml/sdtdatahash" xmlns:w16sdtfl="http://schemas.microsoft.com/office/word/2024/wordml/sdtformatlock" xmlns:w16se="http://schemas.microsoft.com/office/word/2015/wordml/symex" xmlns:wpg="http://schemas.microsoft.com/office/word/2010/wordprocessingGroup" xmlns:wpi="http://schemas.microsoft.com/office/word/2010/wordprocessingInk" xmlns:wne="http://schemas.microsoft.com/office/word/2006/wordml" xmlns:wps="http://schemas.microsoft.com/office/word/2010/wordprocessingShape" mc:Ignorable="w14 w15 w16se w16cid w16 w16cex w16sdtdh w16sdtfl w16du wp14">
   <w:sdt>
     <w:sdtPr>
       <w:id w:val="-1539494705"/>
@@ -10430,7 +10225,7 @@
 </file>
 
 <file path=word/footer3.xml><?xml version="1.0" encoding="utf-8"?>
-<w:ftr xmlns:wpc="http://schemas.microsoft.com/office/word/2010/wordprocessingCanvas" xmlns:cx="http://schemas.microsoft.com/office/drawing/2014/chartex" xmlns:cx1="http://schemas.microsoft.com/office/drawing/2015/9/8/chartex" xmlns:cx2="http://schemas.microsoft.com/office/drawing/2015/10/21/chartex" xmlns:cx3="http://schemas.microsoft.com/office/drawing/2016/5/9/chartex" xmlns:cx4="http://schemas.microsoft.com/office/drawing/2016/5/10/chartex" xmlns:cx5="http://schemas.microsoft.com/office/drawing/2016/5/11/chartex" xmlns:cx6="http://schemas.microsoft.com/office/drawing/2016/5/12/chartex" xmlns:cx7="http://schemas.microsoft.com/office/drawing/2016/5/13/chartex" xmlns:cx8="http://schemas.microsoft.com/office/drawing/2016/5/14/chartex" xmlns:mc="http://schemas.openxmlformats.org/markup-compatibility/2006" xmlns:aink="http://schemas.microsoft.com/office/drawing/2016/ink" xmlns:am3d="http://schemas.microsoft.com/office/drawing/2017/model3d" xmlns:o="urn:schemas-microsoft-com:office:office" xmlns:r="http://schemas.openxmlformats.org/officeDocument/2006/relationships" xmlns:m="http://schemas.openxmlformats.org/officeDocument/2006/math" xmlns:v="urn:schemas-microsoft-com:vml" xmlns:wp14="http://schemas.microsoft.com/office/word/2010/wordprocessingDrawing" xmlns:wp="http://schemas.openxmlformats.org/drawingml/2006/wordprocessingDrawing" xmlns:w10="urn:schemas-microsoft-com:office:word" xmlns:w="http://schemas.openxmlformats.org/wordprocessingml/2006/main" xmlns:w14="http://schemas.microsoft.com/office/word/2010/wordml" xmlns:w15="http://schemas.microsoft.com/office/word/2012/wordml" xmlns:w16cex="http://schemas.microsoft.com/office/word/2018/wordml/cex" xmlns:w16cid="http://schemas.microsoft.com/office/word/2016/wordml/cid" xmlns:w16="http://schemas.microsoft.com/office/word/2018/wordml" xmlns:w16sdtdh="http://schemas.microsoft.com/office/word/2020/wordml/sdtdatahash" xmlns:w16se="http://schemas.microsoft.com/office/word/2015/wordml/symex" xmlns:wpg="http://schemas.microsoft.com/office/word/2010/wordprocessingGroup" xmlns:wpi="http://schemas.microsoft.com/office/word/2010/wordprocessingInk" xmlns:wne="http://schemas.microsoft.com/office/word/2006/wordml" xmlns:wps="http://schemas.microsoft.com/office/word/2010/wordprocessingShape" mc:Ignorable="w14 w15 w16se w16cid w16 w16cex w16sdtdh wp14">
+<w:ftr xmlns:wpc="http://schemas.microsoft.com/office/word/2010/wordprocessingCanvas" xmlns:cx="http://schemas.microsoft.com/office/drawing/2014/chartex" xmlns:cx1="http://schemas.microsoft.com/office/drawing/2015/9/8/chartex" xmlns:cx2="http://schemas.microsoft.com/office/drawing/2015/10/21/chartex" xmlns:cx3="http://schemas.microsoft.com/office/drawing/2016/5/9/chartex" xmlns:cx4="http://schemas.microsoft.com/office/drawing/2016/5/10/chartex" xmlns:cx5="http://schemas.microsoft.com/office/drawing/2016/5/11/chartex" xmlns:cx6="http://schemas.microsoft.com/office/drawing/2016/5/12/chartex" xmlns:cx7="http://schemas.microsoft.com/office/drawing/2016/5/13/chartex" xmlns:cx8="http://schemas.microsoft.com/office/drawing/2016/5/14/chartex" xmlns:mc="http://schemas.openxmlformats.org/markup-compatibility/2006" xmlns:aink="http://schemas.microsoft.com/office/drawing/2016/ink" xmlns:am3d="http://schemas.microsoft.com/office/drawing/2017/model3d" xmlns:o="urn:schemas-microsoft-com:office:office" xmlns:oel="http://schemas.microsoft.com/office/2019/extlst" xmlns:r="http://schemas.openxmlformats.org/officeDocument/2006/relationships" xmlns:m="http://schemas.openxmlformats.org/officeDocument/2006/math" xmlns:v="urn:schemas-microsoft-com:vml" xmlns:wp14="http://schemas.microsoft.com/office/word/2010/wordprocessingDrawing" xmlns:wp="http://schemas.openxmlformats.org/drawingml/2006/wordprocessingDrawing" xmlns:w10="urn:schemas-microsoft-com:office:word" xmlns:w="http://schemas.openxmlformats.org/wordprocessingml/2006/main" xmlns:w14="http://schemas.microsoft.com/office/word/2010/wordml" xmlns:w15="http://schemas.microsoft.com/office/word/2012/wordml" xmlns:w16cex="http://schemas.microsoft.com/office/word/2018/wordml/cex" xmlns:w16cid="http://schemas.microsoft.com/office/word/2016/wordml/cid" xmlns:w16="http://schemas.microsoft.com/office/word/2018/wordml" xmlns:w16du="http://schemas.microsoft.com/office/word/2023/wordml/word16du" xmlns:w16sdtdh="http://schemas.microsoft.com/office/word/2020/wordml/sdtdatahash" xmlns:w16sdtfl="http://schemas.microsoft.com/office/word/2024/wordml/sdtformatlock" xmlns:w16se="http://schemas.microsoft.com/office/word/2015/wordml/symex" xmlns:wpg="http://schemas.microsoft.com/office/word/2010/wordprocessingGroup" xmlns:wpi="http://schemas.microsoft.com/office/word/2010/wordprocessingInk" xmlns:wne="http://schemas.microsoft.com/office/word/2006/wordml" xmlns:wps="http://schemas.microsoft.com/office/word/2010/wordprocessingShape" mc:Ignorable="w14 w15 w16se w16cid w16 w16cex w16sdtdh w16sdtfl w16du wp14">
   <w:p>
     <w:pPr>
       <w:pStyle w:val="aa"/>
@@ -10440,7 +10235,7 @@
 </file>
 
 <file path=word/footnotes.xml><?xml version="1.0" encoding="utf-8"?>
-<w:footnotes xmlns:wpc="http://schemas.microsoft.com/office/word/2010/wordprocessingCanvas" xmlns:cx="http://schemas.microsoft.com/office/drawing/2014/chartex" xmlns:cx1="http://schemas.microsoft.com/office/drawing/2015/9/8/chartex" xmlns:cx2="http://schemas.microsoft.com/office/drawing/2015/10/21/chartex" xmlns:cx3="http://schemas.microsoft.com/office/drawing/2016/5/9/chartex" xmlns:cx4="http://schemas.microsoft.com/office/drawing/2016/5/10/chartex" xmlns:cx5="http://schemas.microsoft.com/office/drawing/2016/5/11/chartex" xmlns:cx6="http://schemas.microsoft.com/office/drawing/2016/5/12/chartex" xmlns:cx7="http://schemas.microsoft.com/office/drawing/2016/5/13/chartex" xmlns:cx8="http://schemas.microsoft.com/office/drawing/2016/5/14/chartex" xmlns:mc="http://schemas.openxmlformats.org/markup-compatibility/2006" xmlns:aink="http://schemas.microsoft.com/office/drawing/2016/ink" xmlns:am3d="http://schemas.microsoft.com/office/drawing/2017/model3d" xmlns:o="urn:schemas-microsoft-com:office:office" xmlns:r="http://schemas.openxmlformats.org/officeDocument/2006/relationships" xmlns:m="http://schemas.openxmlformats.org/officeDocument/2006/math" xmlns:v="urn:schemas-microsoft-com:vml" xmlns:wp14="http://schemas.microsoft.com/office/word/2010/wordprocessingDrawing" xmlns:wp="http://schemas.openxmlformats.org/drawingml/2006/wordprocessingDrawing" xmlns:w10="urn:schemas-microsoft-com:office:word" xmlns:w="http://schemas.openxmlformats.org/wordprocessingml/2006/main" xmlns:w14="http://schemas.microsoft.com/office/word/2010/wordml" xmlns:w15="http://schemas.microsoft.com/office/word/2012/wordml" xmlns:w16cex="http://schemas.microsoft.com/office/word/2018/wordml/cex" xmlns:w16cid="http://schemas.microsoft.com/office/word/2016/wordml/cid" xmlns:w16="http://schemas.microsoft.com/office/word/2018/wordml" xmlns:w16sdtdh="http://schemas.microsoft.com/office/word/2020/wordml/sdtdatahash" xmlns:w16se="http://schemas.microsoft.com/office/word/2015/wordml/symex" xmlns:wpg="http://schemas.microsoft.com/office/word/2010/wordprocessingGroup" xmlns:wpi="http://schemas.microsoft.com/office/word/2010/wordprocessingInk" xmlns:wne="http://schemas.microsoft.com/office/word/2006/wordml" xmlns:wps="http://schemas.microsoft.com/office/word/2010/wordprocessingShape" mc:Ignorable="w14 w15 w16se w16cid w16 w16cex w16sdtdh wp14">
+<w:footnotes xmlns:wpc="http://schemas.microsoft.com/office/word/2010/wordprocessingCanvas" xmlns:cx="http://schemas.microsoft.com/office/drawing/2014/chartex" xmlns:cx1="http://schemas.microsoft.com/office/drawing/2015/9/8/chartex" xmlns:cx2="http://schemas.microsoft.com/office/drawing/2015/10/21/chartex" xmlns:cx3="http://schemas.microsoft.com/office/drawing/2016/5/9/chartex" xmlns:cx4="http://schemas.microsoft.com/office/drawing/2016/5/10/chartex" xmlns:cx5="http://schemas.microsoft.com/office/drawing/2016/5/11/chartex" xmlns:cx6="http://schemas.microsoft.com/office/drawing/2016/5/12/chartex" xmlns:cx7="http://schemas.microsoft.com/office/drawing/2016/5/13/chartex" xmlns:cx8="http://schemas.microsoft.com/office/drawing/2016/5/14/chartex" xmlns:mc="http://schemas.openxmlformats.org/markup-compatibility/2006" xmlns:aink="http://schemas.microsoft.com/office/drawing/2016/ink" xmlns:am3d="http://schemas.microsoft.com/office/drawing/2017/model3d" xmlns:o="urn:schemas-microsoft-com:office:office" xmlns:oel="http://schemas.microsoft.com/office/2019/extlst" xmlns:r="http://schemas.openxmlformats.org/officeDocument/2006/relationships" xmlns:m="http://schemas.openxmlformats.org/officeDocument/2006/math" xmlns:v="urn:schemas-microsoft-com:vml" xmlns:wp14="http://schemas.microsoft.com/office/word/2010/wordprocessingDrawing" xmlns:wp="http://schemas.openxmlformats.org/drawingml/2006/wordprocessingDrawing" xmlns:w10="urn:schemas-microsoft-com:office:word" xmlns:w="http://schemas.openxmlformats.org/wordprocessingml/2006/main" xmlns:w14="http://schemas.microsoft.com/office/word/2010/wordml" xmlns:w15="http://schemas.microsoft.com/office/word/2012/wordml" xmlns:w16cex="http://schemas.microsoft.com/office/word/2018/wordml/cex" xmlns:w16cid="http://schemas.microsoft.com/office/word/2016/wordml/cid" xmlns:w16="http://schemas.microsoft.com/office/word/2018/wordml" xmlns:w16du="http://schemas.microsoft.com/office/word/2023/wordml/word16du" xmlns:w16sdtdh="http://schemas.microsoft.com/office/word/2020/wordml/sdtdatahash" xmlns:w16sdtfl="http://schemas.microsoft.com/office/word/2024/wordml/sdtformatlock" xmlns:w16se="http://schemas.microsoft.com/office/word/2015/wordml/symex" xmlns:wpg="http://schemas.microsoft.com/office/word/2010/wordprocessingGroup" xmlns:wpi="http://schemas.microsoft.com/office/word/2010/wordprocessingInk" xmlns:wne="http://schemas.microsoft.com/office/word/2006/wordml" xmlns:wps="http://schemas.microsoft.com/office/word/2010/wordprocessingShape" mc:Ignorable="w14 w15 w16se w16cid w16 w16cex w16sdtdh w16sdtfl w16du wp14">
   <w:footnote w:type="separator" w:id="-1">
     <w:p>
       <w:pPr>
@@ -10465,7 +10260,7 @@
 </file>
 
 <file path=word/header1.xml><?xml version="1.0" encoding="utf-8"?>
-<w:hdr xmlns:wpc="http://schemas.microsoft.com/office/word/2010/wordprocessingCanvas" xmlns:cx="http://schemas.microsoft.com/office/drawing/2014/chartex" xmlns:cx1="http://schemas.microsoft.com/office/drawing/2015/9/8/chartex" xmlns:cx2="http://schemas.microsoft.com/office/drawing/2015/10/21/chartex" xmlns:cx3="http://schemas.microsoft.com/office/drawing/2016/5/9/chartex" xmlns:cx4="http://schemas.microsoft.com/office/drawing/2016/5/10/chartex" xmlns:cx5="http://schemas.microsoft.com/office/drawing/2016/5/11/chartex" xmlns:cx6="http://schemas.microsoft.com/office/drawing/2016/5/12/chartex" xmlns:cx7="http://schemas.microsoft.com/office/drawing/2016/5/13/chartex" xmlns:cx8="http://schemas.microsoft.com/office/drawing/2016/5/14/chartex" xmlns:mc="http://schemas.openxmlformats.org/markup-compatibility/2006" xmlns:aink="http://schemas.microsoft.com/office/drawing/2016/ink" xmlns:am3d="http://schemas.microsoft.com/office/drawing/2017/model3d" xmlns:o="urn:schemas-microsoft-com:office:office" xmlns:r="http://schemas.openxmlformats.org/officeDocument/2006/relationships" xmlns:m="http://schemas.openxmlformats.org/officeDocument/2006/math" xmlns:v="urn:schemas-microsoft-com:vml" xmlns:wp14="http://schemas.microsoft.com/office/word/2010/wordprocessingDrawing" xmlns:wp="http://schemas.openxmlformats.org/drawingml/2006/wordprocessingDrawing" xmlns:w10="urn:schemas-microsoft-com:office:word" xmlns:w="http://schemas.openxmlformats.org/wordprocessingml/2006/main" xmlns:w14="http://schemas.microsoft.com/office/word/2010/wordml" xmlns:w15="http://schemas.microsoft.com/office/word/2012/wordml" xmlns:w16cex="http://schemas.microsoft.com/office/word/2018/wordml/cex" xmlns:w16cid="http://schemas.microsoft.com/office/word/2016/wordml/cid" xmlns:w16="http://schemas.microsoft.com/office/word/2018/wordml" xmlns:w16sdtdh="http://schemas.microsoft.com/office/word/2020/wordml/sdtdatahash" xmlns:w16se="http://schemas.microsoft.com/office/word/2015/wordml/symex" xmlns:wpg="http://schemas.microsoft.com/office/word/2010/wordprocessingGroup" xmlns:wpi="http://schemas.microsoft.com/office/word/2010/wordprocessingInk" xmlns:wne="http://schemas.microsoft.com/office/word/2006/wordml" xmlns:wps="http://schemas.microsoft.com/office/word/2010/wordprocessingShape" mc:Ignorable="w14 w15 w16se w16cid w16 w16cex w16sdtdh wp14">
+<w:hdr xmlns:wpc="http://schemas.microsoft.com/office/word/2010/wordprocessingCanvas" xmlns:cx="http://schemas.microsoft.com/office/drawing/2014/chartex" xmlns:cx1="http://schemas.microsoft.com/office/drawing/2015/9/8/chartex" xmlns:cx2="http://schemas.microsoft.com/office/drawing/2015/10/21/chartex" xmlns:cx3="http://schemas.microsoft.com/office/drawing/2016/5/9/chartex" xmlns:cx4="http://schemas.microsoft.com/office/drawing/2016/5/10/chartex" xmlns:cx5="http://schemas.microsoft.com/office/drawing/2016/5/11/chartex" xmlns:cx6="http://schemas.microsoft.com/office/drawing/2016/5/12/chartex" xmlns:cx7="http://schemas.microsoft.com/office/drawing/2016/5/13/chartex" xmlns:cx8="http://schemas.microsoft.com/office/drawing/2016/5/14/chartex" xmlns:mc="http://schemas.openxmlformats.org/markup-compatibility/2006" xmlns:aink="http://schemas.microsoft.com/office/drawing/2016/ink" xmlns:am3d="http://schemas.microsoft.com/office/drawing/2017/model3d" xmlns:o="urn:schemas-microsoft-com:office:office" xmlns:oel="http://schemas.microsoft.com/office/2019/extlst" xmlns:r="http://schemas.openxmlformats.org/officeDocument/2006/relationships" xmlns:m="http://schemas.openxmlformats.org/officeDocument/2006/math" xmlns:v="urn:schemas-microsoft-com:vml" xmlns:wp14="http://schemas.microsoft.com/office/word/2010/wordprocessingDrawing" xmlns:wp="http://schemas.openxmlformats.org/drawingml/2006/wordprocessingDrawing" xmlns:w10="urn:schemas-microsoft-com:office:word" xmlns:w="http://schemas.openxmlformats.org/wordprocessingml/2006/main" xmlns:w14="http://schemas.microsoft.com/office/word/2010/wordml" xmlns:w15="http://schemas.microsoft.com/office/word/2012/wordml" xmlns:w16cex="http://schemas.microsoft.com/office/word/2018/wordml/cex" xmlns:w16cid="http://schemas.microsoft.com/office/word/2016/wordml/cid" xmlns:w16="http://schemas.microsoft.com/office/word/2018/wordml" xmlns:w16du="http://schemas.microsoft.com/office/word/2023/wordml/word16du" xmlns:w16sdtdh="http://schemas.microsoft.com/office/word/2020/wordml/sdtdatahash" xmlns:w16sdtfl="http://schemas.microsoft.com/office/word/2024/wordml/sdtformatlock" xmlns:w16se="http://schemas.microsoft.com/office/word/2015/wordml/symex" xmlns:wpg="http://schemas.microsoft.com/office/word/2010/wordprocessingGroup" xmlns:wpi="http://schemas.microsoft.com/office/word/2010/wordprocessingInk" xmlns:wne="http://schemas.microsoft.com/office/word/2006/wordml" xmlns:wps="http://schemas.microsoft.com/office/word/2010/wordprocessingShape" mc:Ignorable="w14 w15 w16se w16cid w16 w16cex w16sdtdh w16sdtfl w16du wp14">
   <w:p>
     <w:pPr>
       <w:pStyle w:val="a8"/>
@@ -10475,7 +10270,7 @@
 </file>
 
 <file path=word/header2.xml><?xml version="1.0" encoding="utf-8"?>
-<w:hdr xmlns:wpc="http://schemas.microsoft.com/office/word/2010/wordprocessingCanvas" xmlns:cx="http://schemas.microsoft.com/office/drawing/2014/chartex" xmlns:cx1="http://schemas.microsoft.com/office/drawing/2015/9/8/chartex" xmlns:cx2="http://schemas.microsoft.com/office/drawing/2015/10/21/chartex" xmlns:cx3="http://schemas.microsoft.com/office/drawing/2016/5/9/chartex" xmlns:cx4="http://schemas.microsoft.com/office/drawing/2016/5/10/chartex" xmlns:cx5="http://schemas.microsoft.com/office/drawing/2016/5/11/chartex" xmlns:cx6="http://schemas.microsoft.com/office/drawing/2016/5/12/chartex" xmlns:cx7="http://schemas.microsoft.com/office/drawing/2016/5/13/chartex" xmlns:cx8="http://schemas.microsoft.com/office/drawing/2016/5/14/chartex" xmlns:mc="http://schemas.openxmlformats.org/markup-compatibility/2006" xmlns:aink="http://schemas.microsoft.com/office/drawing/2016/ink" xmlns:am3d="http://schemas.microsoft.com/office/drawing/2017/model3d" xmlns:o="urn:schemas-microsoft-com:office:office" xmlns:r="http://schemas.openxmlformats.org/officeDocument/2006/relationships" xmlns:m="http://schemas.openxmlformats.org/officeDocument/2006/math" xmlns:v="urn:schemas-microsoft-com:vml" xmlns:wp14="http://schemas.microsoft.com/office/word/2010/wordprocessingDrawing" xmlns:wp="http://schemas.openxmlformats.org/drawingml/2006/wordprocessingDrawing" xmlns:w10="urn:schemas-microsoft-com:office:word" xmlns:w="http://schemas.openxmlformats.org/wordprocessingml/2006/main" xmlns:w14="http://schemas.microsoft.com/office/word/2010/wordml" xmlns:w15="http://schemas.microsoft.com/office/word/2012/wordml" xmlns:w16cex="http://schemas.microsoft.com/office/word/2018/wordml/cex" xmlns:w16cid="http://schemas.microsoft.com/office/word/2016/wordml/cid" xmlns:w16="http://schemas.microsoft.com/office/word/2018/wordml" xmlns:w16sdtdh="http://schemas.microsoft.com/office/word/2020/wordml/sdtdatahash" xmlns:w16se="http://schemas.microsoft.com/office/word/2015/wordml/symex" xmlns:wpg="http://schemas.microsoft.com/office/word/2010/wordprocessingGroup" xmlns:wpi="http://schemas.microsoft.com/office/word/2010/wordprocessingInk" xmlns:wne="http://schemas.microsoft.com/office/word/2006/wordml" xmlns:wps="http://schemas.microsoft.com/office/word/2010/wordprocessingShape" mc:Ignorable="w14 w15 w16se w16cid w16 w16cex w16sdtdh wp14">
+<w:hdr xmlns:wpc="http://schemas.microsoft.com/office/word/2010/wordprocessingCanvas" xmlns:cx="http://schemas.microsoft.com/office/drawing/2014/chartex" xmlns:cx1="http://schemas.microsoft.com/office/drawing/2015/9/8/chartex" xmlns:cx2="http://schemas.microsoft.com/office/drawing/2015/10/21/chartex" xmlns:cx3="http://schemas.microsoft.com/office/drawing/2016/5/9/chartex" xmlns:cx4="http://schemas.microsoft.com/office/drawing/2016/5/10/chartex" xmlns:cx5="http://schemas.microsoft.com/office/drawing/2016/5/11/chartex" xmlns:cx6="http://schemas.microsoft.com/office/drawing/2016/5/12/chartex" xmlns:cx7="http://schemas.microsoft.com/office/drawing/2016/5/13/chartex" xmlns:cx8="http://schemas.microsoft.com/office/drawing/2016/5/14/chartex" xmlns:mc="http://schemas.openxmlformats.org/markup-compatibility/2006" xmlns:aink="http://schemas.microsoft.com/office/drawing/2016/ink" xmlns:am3d="http://schemas.microsoft.com/office/drawing/2017/model3d" xmlns:o="urn:schemas-microsoft-com:office:office" xmlns:oel="http://schemas.microsoft.com/office/2019/extlst" xmlns:r="http://schemas.openxmlformats.org/officeDocument/2006/relationships" xmlns:m="http://schemas.openxmlformats.org/officeDocument/2006/math" xmlns:v="urn:schemas-microsoft-com:vml" xmlns:wp14="http://schemas.microsoft.com/office/word/2010/wordprocessingDrawing" xmlns:wp="http://schemas.openxmlformats.org/drawingml/2006/wordprocessingDrawing" xmlns:w10="urn:schemas-microsoft-com:office:word" xmlns:w="http://schemas.openxmlformats.org/wordprocessingml/2006/main" xmlns:w14="http://schemas.microsoft.com/office/word/2010/wordml" xmlns:w15="http://schemas.microsoft.com/office/word/2012/wordml" xmlns:w16cex="http://schemas.microsoft.com/office/word/2018/wordml/cex" xmlns:w16cid="http://schemas.microsoft.com/office/word/2016/wordml/cid" xmlns:w16="http://schemas.microsoft.com/office/word/2018/wordml" xmlns:w16du="http://schemas.microsoft.com/office/word/2023/wordml/word16du" xmlns:w16sdtdh="http://schemas.microsoft.com/office/word/2020/wordml/sdtdatahash" xmlns:w16sdtfl="http://schemas.microsoft.com/office/word/2024/wordml/sdtformatlock" xmlns:w16se="http://schemas.microsoft.com/office/word/2015/wordml/symex" xmlns:wpg="http://schemas.microsoft.com/office/word/2010/wordprocessingGroup" xmlns:wpi="http://schemas.microsoft.com/office/word/2010/wordprocessingInk" xmlns:wne="http://schemas.microsoft.com/office/word/2006/wordml" xmlns:wps="http://schemas.microsoft.com/office/word/2010/wordprocessingShape" mc:Ignorable="w14 w15 w16se w16cid w16 w16cex w16sdtdh w16sdtfl w16du wp14">
   <w:p>
     <w:pPr>
       <w:pStyle w:val="a8"/>
@@ -10485,7 +10280,7 @@
 </file>
 
 <file path=word/header3.xml><?xml version="1.0" encoding="utf-8"?>
-<w:hdr xmlns:wpc="http://schemas.microsoft.com/office/word/2010/wordprocessingCanvas" xmlns:cx="http://schemas.microsoft.com/office/drawing/2014/chartex" xmlns:cx1="http://schemas.microsoft.com/office/drawing/2015/9/8/chartex" xmlns:cx2="http://schemas.microsoft.com/office/drawing/2015/10/21/chartex" xmlns:cx3="http://schemas.microsoft.com/office/drawing/2016/5/9/chartex" xmlns:cx4="http://schemas.microsoft.com/office/drawing/2016/5/10/chartex" xmlns:cx5="http://schemas.microsoft.com/office/drawing/2016/5/11/chartex" xmlns:cx6="http://schemas.microsoft.com/office/drawing/2016/5/12/chartex" xmlns:cx7="http://schemas.microsoft.com/office/drawing/2016/5/13/chartex" xmlns:cx8="http://schemas.microsoft.com/office/drawing/2016/5/14/chartex" xmlns:mc="http://schemas.openxmlformats.org/markup-compatibility/2006" xmlns:aink="http://schemas.microsoft.com/office/drawing/2016/ink" xmlns:am3d="http://schemas.microsoft.com/office/drawing/2017/model3d" xmlns:o="urn:schemas-microsoft-com:office:office" xmlns:r="http://schemas.openxmlformats.org/officeDocument/2006/relationships" xmlns:m="http://schemas.openxmlformats.org/officeDocument/2006/math" xmlns:v="urn:schemas-microsoft-com:vml" xmlns:wp14="http://schemas.microsoft.com/office/word/2010/wordprocessingDrawing" xmlns:wp="http://schemas.openxmlformats.org/drawingml/2006/wordprocessingDrawing" xmlns:w10="urn:schemas-microsoft-com:office:word" xmlns:w="http://schemas.openxmlformats.org/wordprocessingml/2006/main" xmlns:w14="http://schemas.microsoft.com/office/word/2010/wordml" xmlns:w15="http://schemas.microsoft.com/office/word/2012/wordml" xmlns:w16cex="http://schemas.microsoft.com/office/word/2018/wordml/cex" xmlns:w16cid="http://schemas.microsoft.com/office/word/2016/wordml/cid" xmlns:w16="http://schemas.microsoft.com/office/word/2018/wordml" xmlns:w16sdtdh="http://schemas.microsoft.com/office/word/2020/wordml/sdtdatahash" xmlns:w16se="http://schemas.microsoft.com/office/word/2015/wordml/symex" xmlns:wpg="http://schemas.microsoft.com/office/word/2010/wordprocessingGroup" xmlns:wpi="http://schemas.microsoft.com/office/word/2010/wordprocessingInk" xmlns:wne="http://schemas.microsoft.com/office/word/2006/wordml" xmlns:wps="http://schemas.microsoft.com/office/word/2010/wordprocessingShape" mc:Ignorable="w14 w15 w16se w16cid w16 w16cex w16sdtdh wp14">
+<w:hdr xmlns:wpc="http://schemas.microsoft.com/office/word/2010/wordprocessingCanvas" xmlns:cx="http://schemas.microsoft.com/office/drawing/2014/chartex" xmlns:cx1="http://schemas.microsoft.com/office/drawing/2015/9/8/chartex" xmlns:cx2="http://schemas.microsoft.com/office/drawing/2015/10/21/chartex" xmlns:cx3="http://schemas.microsoft.com/office/drawing/2016/5/9/chartex" xmlns:cx4="http://schemas.microsoft.com/office/drawing/2016/5/10/chartex" xmlns:cx5="http://schemas.microsoft.com/office/drawing/2016/5/11/chartex" xmlns:cx6="http://schemas.microsoft.com/office/drawing/2016/5/12/chartex" xmlns:cx7="http://schemas.microsoft.com/office/drawing/2016/5/13/chartex" xmlns:cx8="http://schemas.microsoft.com/office/drawing/2016/5/14/chartex" xmlns:mc="http://schemas.openxmlformats.org/markup-compatibility/2006" xmlns:aink="http://schemas.microsoft.com/office/drawing/2016/ink" xmlns:am3d="http://schemas.microsoft.com/office/drawing/2017/model3d" xmlns:o="urn:schemas-microsoft-com:office:office" xmlns:oel="http://schemas.microsoft.com/office/2019/extlst" xmlns:r="http://schemas.openxmlformats.org/officeDocument/2006/relationships" xmlns:m="http://schemas.openxmlformats.org/officeDocument/2006/math" xmlns:v="urn:schemas-microsoft-com:vml" xmlns:wp14="http://schemas.microsoft.com/office/word/2010/wordprocessingDrawing" xmlns:wp="http://schemas.openxmlformats.org/drawingml/2006/wordprocessingDrawing" xmlns:w10="urn:schemas-microsoft-com:office:word" xmlns:w="http://schemas.openxmlformats.org/wordprocessingml/2006/main" xmlns:w14="http://schemas.microsoft.com/office/word/2010/wordml" xmlns:w15="http://schemas.microsoft.com/office/word/2012/wordml" xmlns:w16cex="http://schemas.microsoft.com/office/word/2018/wordml/cex" xmlns:w16cid="http://schemas.microsoft.com/office/word/2016/wordml/cid" xmlns:w16="http://schemas.microsoft.com/office/word/2018/wordml" xmlns:w16du="http://schemas.microsoft.com/office/word/2023/wordml/word16du" xmlns:w16sdtdh="http://schemas.microsoft.com/office/word/2020/wordml/sdtdatahash" xmlns:w16sdtfl="http://schemas.microsoft.com/office/word/2024/wordml/sdtformatlock" xmlns:w16se="http://schemas.microsoft.com/office/word/2015/wordml/symex" xmlns:wpg="http://schemas.microsoft.com/office/word/2010/wordprocessingGroup" xmlns:wpi="http://schemas.microsoft.com/office/word/2010/wordprocessingInk" xmlns:wne="http://schemas.microsoft.com/office/word/2006/wordml" xmlns:wps="http://schemas.microsoft.com/office/word/2010/wordprocessingShape" mc:Ignorable="w14 w15 w16se w16cid w16 w16cex w16sdtdh w16sdtfl w16du wp14">
   <w:p>
     <w:pPr>
       <w:pStyle w:val="a8"/>
@@ -10495,7 +10290,7 @@
 </file>
 
 <file path=word/numbering.xml><?xml version="1.0" encoding="utf-8"?>
-<w:numbering xmlns:wpc="http://schemas.microsoft.com/office/word/2010/wordprocessingCanvas" xmlns:cx="http://schemas.microsoft.com/office/drawing/2014/chartex" xmlns:cx1="http://schemas.microsoft.com/office/drawing/2015/9/8/chartex" xmlns:cx2="http://schemas.microsoft.com/office/drawing/2015/10/21/chartex" xmlns:cx3="http://schemas.microsoft.com/office/drawing/2016/5/9/chartex" xmlns:cx4="http://schemas.microsoft.com/office/drawing/2016/5/10/chartex" xmlns:cx5="http://schemas.microsoft.com/office/drawing/2016/5/11/chartex" xmlns:cx6="http://schemas.microsoft.com/office/drawing/2016/5/12/chartex" xmlns:cx7="http://schemas.microsoft.com/office/drawing/2016/5/13/chartex" xmlns:cx8="http://schemas.microsoft.com/office/drawing/2016/5/14/chartex" xmlns:mc="http://schemas.openxmlformats.org/markup-compatibility/2006" xmlns:aink="http://schemas.microsoft.com/office/drawing/2016/ink" xmlns:am3d="http://schemas.microsoft.com/office/drawing/2017/model3d" xmlns:o="urn:schemas-microsoft-com:office:office" xmlns:r="http://schemas.openxmlformats.org/officeDocument/2006/relationships" xmlns:m="http://schemas.openxmlformats.org/officeDocument/2006/math" xmlns:v="urn:schemas-microsoft-com:vml" xmlns:wp14="http://schemas.microsoft.com/office/word/2010/wordprocessingDrawing" xmlns:wp="http://schemas.openxmlformats.org/drawingml/2006/wordprocessingDrawing" xmlns:w10="urn:schemas-microsoft-com:office:word" xmlns:w="http://schemas.openxmlformats.org/wordprocessingml/2006/main" xmlns:w14="http://schemas.microsoft.com/office/word/2010/wordml" xmlns:w15="http://schemas.microsoft.com/office/word/2012/wordml" xmlns:w16cex="http://schemas.microsoft.com/office/word/2018/wordml/cex" xmlns:w16cid="http://schemas.microsoft.com/office/word/2016/wordml/cid" xmlns:w16="http://schemas.microsoft.com/office/word/2018/wordml" xmlns:w16sdtdh="http://schemas.microsoft.com/office/word/2020/wordml/sdtdatahash" xmlns:w16se="http://schemas.microsoft.com/office/word/2015/wordml/symex" xmlns:wpg="http://schemas.microsoft.com/office/word/2010/wordprocessingGroup" xmlns:wpi="http://schemas.microsoft.com/office/word/2010/wordprocessingInk" xmlns:wne="http://schemas.microsoft.com/office/word/2006/wordml" xmlns:wps="http://schemas.microsoft.com/office/word/2010/wordprocessingShape" mc:Ignorable="w14 w15 w16se w16cid w16 w16cex w16sdtdh wp14">
+<w:numbering xmlns:wpc="http://schemas.microsoft.com/office/word/2010/wordprocessingCanvas" xmlns:cx="http://schemas.microsoft.com/office/drawing/2014/chartex" xmlns:cx1="http://schemas.microsoft.com/office/drawing/2015/9/8/chartex" xmlns:cx2="http://schemas.microsoft.com/office/drawing/2015/10/21/chartex" xmlns:cx3="http://schemas.microsoft.com/office/drawing/2016/5/9/chartex" xmlns:cx4="http://schemas.microsoft.com/office/drawing/2016/5/10/chartex" xmlns:cx5="http://schemas.microsoft.com/office/drawing/2016/5/11/chartex" xmlns:cx6="http://schemas.microsoft.com/office/drawing/2016/5/12/chartex" xmlns:cx7="http://schemas.microsoft.com/office/drawing/2016/5/13/chartex" xmlns:cx8="http://schemas.microsoft.com/office/drawing/2016/5/14/chartex" xmlns:mc="http://schemas.openxmlformats.org/markup-compatibility/2006" xmlns:aink="http://schemas.microsoft.com/office/drawing/2016/ink" xmlns:am3d="http://schemas.microsoft.com/office/drawing/2017/model3d" xmlns:o="urn:schemas-microsoft-com:office:office" xmlns:oel="http://schemas.microsoft.com/office/2019/extlst" xmlns:r="http://schemas.openxmlformats.org/officeDocument/2006/relationships" xmlns:m="http://schemas.openxmlformats.org/officeDocument/2006/math" xmlns:v="urn:schemas-microsoft-com:vml" xmlns:wp14="http://schemas.microsoft.com/office/word/2010/wordprocessingDrawing" xmlns:wp="http://schemas.openxmlformats.org/drawingml/2006/wordprocessingDrawing" xmlns:w10="urn:schemas-microsoft-com:office:word" xmlns:w="http://schemas.openxmlformats.org/wordprocessingml/2006/main" xmlns:w14="http://schemas.microsoft.com/office/word/2010/wordml" xmlns:w15="http://schemas.microsoft.com/office/word/2012/wordml" xmlns:w16cex="http://schemas.microsoft.com/office/word/2018/wordml/cex" xmlns:w16cid="http://schemas.microsoft.com/office/word/2016/wordml/cid" xmlns:w16="http://schemas.microsoft.com/office/word/2018/wordml" xmlns:w16du="http://schemas.microsoft.com/office/word/2023/wordml/word16du" xmlns:w16sdtdh="http://schemas.microsoft.com/office/word/2020/wordml/sdtdatahash" xmlns:w16sdtfl="http://schemas.microsoft.com/office/word/2024/wordml/sdtformatlock" xmlns:w16se="http://schemas.microsoft.com/office/word/2015/wordml/symex" xmlns:wpg="http://schemas.microsoft.com/office/word/2010/wordprocessingGroup" xmlns:wpi="http://schemas.microsoft.com/office/word/2010/wordprocessingInk" xmlns:wne="http://schemas.microsoft.com/office/word/2006/wordml" xmlns:wps="http://schemas.microsoft.com/office/word/2010/wordprocessingShape" mc:Ignorable="w14 w15 w16se w16cid w16 w16cex w16sdtdh w16sdtfl w16du wp14">
   <w:abstractNum w:abstractNumId="0" w15:restartNumberingAfterBreak="0">
     <w:nsid w:val="D8861D71"/>
     <w:multiLevelType w:val="singleLevel"/>
@@ -10746,29 +10541,37 @@
       <w:lvlJc w:val="left"/>
     </w:lvl>
   </w:abstractNum>
-  <w:num w:numId="1">
+  <w:num w:numId="1" w16cid:durableId="67389728">
     <w:abstractNumId w:val="3"/>
   </w:num>
-  <w:num w:numId="2">
+  <w:num w:numId="2" w16cid:durableId="1335840502">
     <w:abstractNumId w:val="5"/>
   </w:num>
-  <w:num w:numId="3">
+  <w:num w:numId="3" w16cid:durableId="42565512">
     <w:abstractNumId w:val="0"/>
   </w:num>
-  <w:num w:numId="4">
+  <w:num w:numId="4" w16cid:durableId="1868829536">
     <w:abstractNumId w:val="4"/>
   </w:num>
-  <w:num w:numId="5">
+  <w:num w:numId="5" w16cid:durableId="213547442">
     <w:abstractNumId w:val="2"/>
   </w:num>
-  <w:num w:numId="6">
+  <w:num w:numId="6" w16cid:durableId="2040813125">
     <w:abstractNumId w:val="1"/>
   </w:num>
 </w:numbering>
 </file>
 
+<file path=word/people.xml><?xml version="1.0" encoding="utf-8"?>
+<w15:people xmlns:wpc="http://schemas.microsoft.com/office/word/2010/wordprocessingCanvas" xmlns:cx="http://schemas.microsoft.com/office/drawing/2014/chartex" xmlns:cx1="http://schemas.microsoft.com/office/drawing/2015/9/8/chartex" xmlns:cx2="http://schemas.microsoft.com/office/drawing/2015/10/21/chartex" xmlns:cx3="http://schemas.microsoft.com/office/drawing/2016/5/9/chartex" xmlns:cx4="http://schemas.microsoft.com/office/drawing/2016/5/10/chartex" xmlns:cx5="http://schemas.microsoft.com/office/drawing/2016/5/11/chartex" xmlns:cx6="http://schemas.microsoft.com/office/drawing/2016/5/12/chartex" xmlns:cx7="http://schemas.microsoft.com/office/drawing/2016/5/13/chartex" xmlns:cx8="http://schemas.microsoft.com/office/drawing/2016/5/14/chartex" xmlns:mc="http://schemas.openxmlformats.org/markup-compatibility/2006" xmlns:aink="http://schemas.microsoft.com/office/drawing/2016/ink" xmlns:am3d="http://schemas.microsoft.com/office/drawing/2017/model3d" xmlns:o="urn:schemas-microsoft-com:office:office" xmlns:oel="http://schemas.microsoft.com/office/2019/extlst" xmlns:r="http://schemas.openxmlformats.org/officeDocument/2006/relationships" xmlns:m="http://schemas.openxmlformats.org/officeDocument/2006/math" xmlns:v="urn:schemas-microsoft-com:vml" xmlns:wp14="http://schemas.microsoft.com/office/word/2010/wordprocessingDrawing" xmlns:wp="http://schemas.openxmlformats.org/drawingml/2006/wordprocessingDrawing" xmlns:w10="urn:schemas-microsoft-com:office:word" xmlns:w="http://schemas.openxmlformats.org/wordprocessingml/2006/main" xmlns:w14="http://schemas.microsoft.com/office/word/2010/wordml" xmlns:w15="http://schemas.microsoft.com/office/word/2012/wordml" xmlns:w16cex="http://schemas.microsoft.com/office/word/2018/wordml/cex" xmlns:w16cid="http://schemas.microsoft.com/office/word/2016/wordml/cid" xmlns:w16="http://schemas.microsoft.com/office/word/2018/wordml" xmlns:w16du="http://schemas.microsoft.com/office/word/2023/wordml/word16du" xmlns:w16sdtdh="http://schemas.microsoft.com/office/word/2020/wordml/sdtdatahash" xmlns:w16sdtfl="http://schemas.microsoft.com/office/word/2024/wordml/sdtformatlock" xmlns:w16se="http://schemas.microsoft.com/office/word/2015/wordml/symex" xmlns:wpg="http://schemas.microsoft.com/office/word/2010/wordprocessingGroup" xmlns:wpi="http://schemas.microsoft.com/office/word/2010/wordprocessingInk" xmlns:wne="http://schemas.microsoft.com/office/word/2006/wordml" xmlns:wps="http://schemas.microsoft.com/office/word/2010/wordprocessingShape" mc:Ignorable="w14 w15 w16se w16cid w16 w16cex w16sdtdh w16sdtfl w16du wp14">
+  <w15:person w15:author="Kalentyev Alexey">
+    <w15:presenceInfo w15:providerId="Windows Live" w15:userId="da819b8650d7d997"/>
+  </w15:person>
+</w15:people>
+</file>
+
 <file path=word/styles.xml><?xml version="1.0" encoding="utf-8"?>
-<w:styles xmlns:mc="http://schemas.openxmlformats.org/markup-compatibility/2006" xmlns:r="http://schemas.openxmlformats.org/officeDocument/2006/relationships" xmlns:w="http://schemas.openxmlformats.org/wordprocessingml/2006/main" xmlns:w14="http://schemas.microsoft.com/office/word/2010/wordml" xmlns:w15="http://schemas.microsoft.com/office/word/2012/wordml" xmlns:w16cex="http://schemas.microsoft.com/office/word/2018/wordml/cex" xmlns:w16cid="http://schemas.microsoft.com/office/word/2016/wordml/cid" xmlns:w16="http://schemas.microsoft.com/office/word/2018/wordml" xmlns:w16sdtdh="http://schemas.microsoft.com/office/word/2020/wordml/sdtdatahash" xmlns:w16se="http://schemas.microsoft.com/office/word/2015/wordml/symex" mc:Ignorable="w14 w15 w16se w16cid w16 w16cex w16sdtdh">
+<w:styles xmlns:mc="http://schemas.openxmlformats.org/markup-compatibility/2006" xmlns:r="http://schemas.openxmlformats.org/officeDocument/2006/relationships" xmlns:w="http://schemas.openxmlformats.org/wordprocessingml/2006/main" xmlns:w14="http://schemas.microsoft.com/office/word/2010/wordml" xmlns:w15="http://schemas.microsoft.com/office/word/2012/wordml" xmlns:w16cex="http://schemas.microsoft.com/office/word/2018/wordml/cex" xmlns:w16cid="http://schemas.microsoft.com/office/word/2016/wordml/cid" xmlns:w16="http://schemas.microsoft.com/office/word/2018/wordml" xmlns:w16du="http://schemas.microsoft.com/office/word/2023/wordml/word16du" xmlns:w16sdtdh="http://schemas.microsoft.com/office/word/2020/wordml/sdtdatahash" xmlns:w16sdtfl="http://schemas.microsoft.com/office/word/2024/wordml/sdtformatlock" xmlns:w16se="http://schemas.microsoft.com/office/word/2015/wordml/symex" mc:Ignorable="w14 w15 w16se w16cid w16 w16cex w16sdtdh w16sdtfl w16du">
   <w:docDefaults>
     <w:rPrDefault>
       <w:rPr>
@@ -11479,6 +11282,72 @@
       </w:tblBorders>
     </w:tblPr>
   </w:style>
+  <w:style w:type="character" w:styleId="ad">
+    <w:name w:val="annotation reference"/>
+    <w:basedOn w:val="a0"/>
+    <w:uiPriority w:val="99"/>
+    <w:semiHidden/>
+    <w:unhideWhenUsed/>
+    <w:rsid w:val="004C1949"/>
+    <w:rPr>
+      <w:sz w:val="16"/>
+      <w:szCs w:val="16"/>
+    </w:rPr>
+  </w:style>
+  <w:style w:type="paragraph" w:styleId="ae">
+    <w:name w:val="annotation text"/>
+    <w:basedOn w:val="a"/>
+    <w:link w:val="af"/>
+    <w:uiPriority w:val="99"/>
+    <w:unhideWhenUsed/>
+    <w:rsid w:val="004C1949"/>
+    <w:pPr>
+      <w:spacing w:line="240" w:lineRule="auto"/>
+    </w:pPr>
+    <w:rPr>
+      <w:sz w:val="20"/>
+      <w:szCs w:val="20"/>
+    </w:rPr>
+  </w:style>
+  <w:style w:type="character" w:customStyle="1" w:styleId="af">
+    <w:name w:val="Текст примечания Знак"/>
+    <w:basedOn w:val="a0"/>
+    <w:link w:val="ae"/>
+    <w:uiPriority w:val="99"/>
+    <w:rsid w:val="004C1949"/>
+    <w:rPr>
+      <w:sz w:val="20"/>
+      <w:szCs w:val="20"/>
+    </w:rPr>
+  </w:style>
+  <w:style w:type="paragraph" w:styleId="af0">
+    <w:name w:val="annotation subject"/>
+    <w:basedOn w:val="ae"/>
+    <w:next w:val="ae"/>
+    <w:link w:val="af1"/>
+    <w:uiPriority w:val="99"/>
+    <w:semiHidden/>
+    <w:unhideWhenUsed/>
+    <w:rsid w:val="004C1949"/>
+    <w:rPr>
+      <w:b/>
+      <w:bCs/>
+    </w:rPr>
+  </w:style>
+  <w:style w:type="character" w:customStyle="1" w:styleId="af1">
+    <w:name w:val="Тема примечания Знак"/>
+    <w:basedOn w:val="af"/>
+    <w:link w:val="af0"/>
+    <w:uiPriority w:val="99"/>
+    <w:semiHidden/>
+    <w:rsid w:val="004C1949"/>
+    <w:rPr>
+      <w:b/>
+      <w:bCs/>
+      <w:sz w:val="20"/>
+      <w:szCs w:val="20"/>
+    </w:rPr>
+  </w:style>
 </w:styles>
 </file>
 

--- a/docs/ТЗ (1).docx
+++ b/docs/ТЗ (1).docx
@@ -5388,9 +5388,9 @@
         </w:rPr>
         <w:lastRenderedPageBreak/>
         <w:drawing>
-          <wp:inline distT="0" distB="0" distL="0" distR="0" wp14:anchorId="4ABBDDD1" wp14:editId="5EF0C9F0">
-            <wp:extent cx="5120581" cy="4792713"/>
-            <wp:effectExtent l="0" t="0" r="4445" b="8255"/>
+          <wp:inline distT="0" distB="0" distL="0" distR="0" wp14:anchorId="4ABBDDD1" wp14:editId="4A157483">
+            <wp:extent cx="4365762" cy="4086225"/>
+            <wp:effectExtent l="0" t="0" r="0" b="0"/>
             <wp:docPr id="1779311993" name="Рисунок 1"/>
             <wp:cNvGraphicFramePr>
               <a:graphicFrameLocks xmlns:a="http://schemas.openxmlformats.org/drawingml/2006/main" noChangeAspect="1"/>
@@ -5411,7 +5411,7 @@
                   <pic:spPr>
                     <a:xfrm>
                       <a:off x="0" y="0"/>
-                      <a:ext cx="5287437" cy="4948885"/>
+                      <a:ext cx="4519169" cy="4229809"/>
                     </a:xfrm>
                     <a:prstGeom prst="rect">
                       <a:avLst/>
@@ -5599,111 +5599,111 @@
           <w:sz w:val="28"/>
           <w:szCs w:val="28"/>
         </w:rPr>
+        <w:t>Изменяемые параметры для плагина</w:t>
+      </w:r>
+      <w:r>
+        <w:rPr>
+          <w:rFonts w:ascii="Times New Roman" w:hAnsi="Times New Roman" w:cs="Times New Roman"/>
+          <w:sz w:val="28"/>
+          <w:szCs w:val="28"/>
+        </w:rPr>
+        <w:t xml:space="preserve"> (также все обозначения показаны на рисунке 2.1)</w:t>
+      </w:r>
+      <w:r>
+        <w:rPr>
+          <w:rFonts w:ascii="Times New Roman" w:hAnsi="Times New Roman" w:cs="Times New Roman"/>
+          <w:sz w:val="28"/>
+          <w:szCs w:val="28"/>
+        </w:rPr>
+        <w:t>:</w:t>
+      </w:r>
+    </w:p>
+    <w:p>
+      <w:pPr>
+        <w:spacing w:after="0" w:line="360" w:lineRule="auto"/>
+        <w:ind w:firstLine="709"/>
+        <w:jc w:val="both"/>
+        <w:rPr>
+          <w:rFonts w:ascii="Times New Roman" w:hAnsi="Times New Roman" w:cs="Times New Roman"/>
+          <w:sz w:val="28"/>
+          <w:szCs w:val="28"/>
+        </w:rPr>
+      </w:pPr>
+      <w:r>
+        <w:rPr>
+          <w:rFonts w:ascii="Times New Roman" w:hAnsi="Times New Roman" w:cs="Times New Roman"/>
+          <w:sz w:val="28"/>
+          <w:szCs w:val="28"/>
+        </w:rPr>
+        <w:t xml:space="preserve">− </w:t>
+      </w:r>
+      <w:r>
+        <w:rPr>
+          <w:rFonts w:ascii="Times New Roman" w:hAnsi="Times New Roman" w:cs="Times New Roman"/>
+          <w:sz w:val="28"/>
+          <w:szCs w:val="28"/>
+        </w:rPr>
+        <w:t>Ширина квадратного основания А</w:t>
+      </w:r>
+      <w:r>
+        <w:rPr>
+          <w:rFonts w:ascii="Times New Roman" w:hAnsi="Times New Roman" w:cs="Times New Roman"/>
+          <w:sz w:val="28"/>
+          <w:szCs w:val="28"/>
+        </w:rPr>
+        <w:t xml:space="preserve">: от </w:t>
+      </w:r>
+      <w:r>
+        <w:rPr>
+          <w:rFonts w:ascii="Times New Roman" w:hAnsi="Times New Roman" w:cs="Times New Roman"/>
+          <w:sz w:val="28"/>
+          <w:szCs w:val="28"/>
+        </w:rPr>
+        <w:t>2</w:t>
+      </w:r>
+      <w:r>
+        <w:rPr>
+          <w:rFonts w:ascii="Times New Roman" w:hAnsi="Times New Roman" w:cs="Times New Roman"/>
+          <w:sz w:val="28"/>
+          <w:szCs w:val="28"/>
+        </w:rPr>
+        <w:t xml:space="preserve">00 до </w:t>
+      </w:r>
+      <w:r>
+        <w:rPr>
+          <w:rFonts w:ascii="Times New Roman" w:hAnsi="Times New Roman" w:cs="Times New Roman"/>
+          <w:sz w:val="28"/>
+          <w:szCs w:val="28"/>
+        </w:rPr>
+        <w:t>60</w:t>
+      </w:r>
+      <w:r>
+        <w:rPr>
+          <w:rFonts w:ascii="Times New Roman" w:hAnsi="Times New Roman" w:cs="Times New Roman"/>
+          <w:sz w:val="28"/>
+          <w:szCs w:val="28"/>
+        </w:rPr>
+        <w:t>0 мм;</w:t>
+      </w:r>
+    </w:p>
+    <w:p>
+      <w:pPr>
+        <w:spacing w:after="0" w:line="360" w:lineRule="auto"/>
+        <w:ind w:firstLine="709"/>
+        <w:jc w:val="both"/>
+        <w:rPr>
+          <w:rFonts w:ascii="Times New Roman" w:hAnsi="Times New Roman" w:cs="Times New Roman"/>
+          <w:sz w:val="28"/>
+          <w:szCs w:val="28"/>
+        </w:rPr>
+      </w:pPr>
+      <w:r>
+        <w:rPr>
+          <w:rFonts w:ascii="Times New Roman" w:hAnsi="Times New Roman" w:cs="Times New Roman"/>
+          <w:sz w:val="28"/>
+          <w:szCs w:val="28"/>
+        </w:rPr>
         <w:lastRenderedPageBreak/>
-        <w:t>Изменяемые параметры для плагина</w:t>
-      </w:r>
-      <w:r>
-        <w:rPr>
-          <w:rFonts w:ascii="Times New Roman" w:hAnsi="Times New Roman" w:cs="Times New Roman"/>
-          <w:sz w:val="28"/>
-          <w:szCs w:val="28"/>
-        </w:rPr>
-        <w:t xml:space="preserve"> (также все обозначения показаны на рисунке 2.1)</w:t>
-      </w:r>
-      <w:r>
-        <w:rPr>
-          <w:rFonts w:ascii="Times New Roman" w:hAnsi="Times New Roman" w:cs="Times New Roman"/>
-          <w:sz w:val="28"/>
-          <w:szCs w:val="28"/>
-        </w:rPr>
-        <w:t>:</w:t>
-      </w:r>
-    </w:p>
-    <w:p>
-      <w:pPr>
-        <w:spacing w:after="0" w:line="360" w:lineRule="auto"/>
-        <w:ind w:firstLine="709"/>
-        <w:jc w:val="both"/>
-        <w:rPr>
-          <w:rFonts w:ascii="Times New Roman" w:hAnsi="Times New Roman" w:cs="Times New Roman"/>
-          <w:sz w:val="28"/>
-          <w:szCs w:val="28"/>
-        </w:rPr>
-      </w:pPr>
-      <w:r>
-        <w:rPr>
-          <w:rFonts w:ascii="Times New Roman" w:hAnsi="Times New Roman" w:cs="Times New Roman"/>
-          <w:sz w:val="28"/>
-          <w:szCs w:val="28"/>
-        </w:rPr>
-        <w:t xml:space="preserve">− </w:t>
-      </w:r>
-      <w:r>
-        <w:rPr>
-          <w:rFonts w:ascii="Times New Roman" w:hAnsi="Times New Roman" w:cs="Times New Roman"/>
-          <w:sz w:val="28"/>
-          <w:szCs w:val="28"/>
-        </w:rPr>
-        <w:t>Ширина квадратного основания А</w:t>
-      </w:r>
-      <w:r>
-        <w:rPr>
-          <w:rFonts w:ascii="Times New Roman" w:hAnsi="Times New Roman" w:cs="Times New Roman"/>
-          <w:sz w:val="28"/>
-          <w:szCs w:val="28"/>
-        </w:rPr>
-        <w:t xml:space="preserve">: от </w:t>
-      </w:r>
-      <w:r>
-        <w:rPr>
-          <w:rFonts w:ascii="Times New Roman" w:hAnsi="Times New Roman" w:cs="Times New Roman"/>
-          <w:sz w:val="28"/>
-          <w:szCs w:val="28"/>
-        </w:rPr>
-        <w:t>2</w:t>
-      </w:r>
-      <w:r>
-        <w:rPr>
-          <w:rFonts w:ascii="Times New Roman" w:hAnsi="Times New Roman" w:cs="Times New Roman"/>
-          <w:sz w:val="28"/>
-          <w:szCs w:val="28"/>
-        </w:rPr>
-        <w:t xml:space="preserve">00 до </w:t>
-      </w:r>
-      <w:r>
-        <w:rPr>
-          <w:rFonts w:ascii="Times New Roman" w:hAnsi="Times New Roman" w:cs="Times New Roman"/>
-          <w:sz w:val="28"/>
-          <w:szCs w:val="28"/>
-        </w:rPr>
-        <w:t>60</w:t>
-      </w:r>
-      <w:r>
-        <w:rPr>
-          <w:rFonts w:ascii="Times New Roman" w:hAnsi="Times New Roman" w:cs="Times New Roman"/>
-          <w:sz w:val="28"/>
-          <w:szCs w:val="28"/>
-        </w:rPr>
-        <w:t>0 мм;</w:t>
-      </w:r>
-    </w:p>
-    <w:p>
-      <w:pPr>
-        <w:spacing w:after="0" w:line="360" w:lineRule="auto"/>
-        <w:ind w:firstLine="709"/>
-        <w:jc w:val="both"/>
-        <w:rPr>
-          <w:rFonts w:ascii="Times New Roman" w:hAnsi="Times New Roman" w:cs="Times New Roman"/>
-          <w:sz w:val="28"/>
-          <w:szCs w:val="28"/>
-        </w:rPr>
-      </w:pPr>
-      <w:r>
-        <w:rPr>
-          <w:rFonts w:ascii="Times New Roman" w:hAnsi="Times New Roman" w:cs="Times New Roman"/>
-          <w:sz w:val="28"/>
-          <w:szCs w:val="28"/>
-        </w:rPr>
         <w:t xml:space="preserve">− </w:t>
       </w:r>
       <w:r>
@@ -6197,7 +6197,6 @@
           <w:sz w:val="28"/>
           <w:szCs w:val="28"/>
         </w:rPr>
-        <w:lastRenderedPageBreak/>
         <w:t xml:space="preserve">− Система не должна позволять создавать детали с некорректно заданными параметрами (см. п. 3.1.1. </w:t>
       </w:r>
       <w:r>
@@ -6238,6 +6237,7 @@
           <w:sz w:val="28"/>
           <w:szCs w:val="28"/>
         </w:rPr>
+        <w:lastRenderedPageBreak/>
         <w:t>− Требования к аппаратной части и масштабированию для обеспечения перечисленных показателей должны быть определены на этапе технического проектирования.</w:t>
       </w:r>
     </w:p>
@@ -6467,7 +6467,6 @@
       <w:bookmarkStart w:id="25" w:name="_Toc178602526"/>
       <w:bookmarkStart w:id="26" w:name="_Toc240391107"/>
       <w:r>
-        <w:lastRenderedPageBreak/>
         <w:t>3.1.9 Требования по сохранности информации при авариях</w:t>
       </w:r>
       <w:bookmarkEnd w:id="25"/>
@@ -6500,6 +6499,7 @@
       <w:bookmarkStart w:id="27" w:name="_Toc178602527"/>
       <w:bookmarkStart w:id="28" w:name="_Toc240391108"/>
       <w:r>
+        <w:lastRenderedPageBreak/>
         <w:t>3.1.10 Требования к защите от влияния внешних воздействий</w:t>
       </w:r>
       <w:bookmarkEnd w:id="27"/>
@@ -6707,32 +6707,32 @@
         <w:jc w:val="both"/>
       </w:pPr>
       <w:r>
+        <w:t xml:space="preserve">Дополнительные требования к математическому обеспечению системы не предъявляются. </w:t>
+      </w:r>
+    </w:p>
+    <w:p>
+      <w:pPr>
+        <w:pStyle w:val="a5"/>
+        <w:spacing w:after="0" w:line="360" w:lineRule="auto"/>
+        <w:ind w:firstLine="709"/>
+        <w:jc w:val="both"/>
+        <w:outlineLvl w:val="2"/>
+      </w:pPr>
+      <w:bookmarkStart w:id="37" w:name="_Toc240391115"/>
+      <w:r>
+        <w:t>3.3.2 Требования к информационному обеспечению системы</w:t>
+      </w:r>
+      <w:bookmarkEnd w:id="37"/>
+    </w:p>
+    <w:p>
+      <w:pPr>
+        <w:pStyle w:val="a5"/>
+        <w:spacing w:after="0" w:line="360" w:lineRule="auto"/>
+        <w:ind w:firstLine="708"/>
+        <w:jc w:val="both"/>
+      </w:pPr>
+      <w:r>
         <w:lastRenderedPageBreak/>
-        <w:t xml:space="preserve">Дополнительные требования к математическому обеспечению системы не предъявляются. </w:t>
-      </w:r>
-    </w:p>
-    <w:p>
-      <w:pPr>
-        <w:pStyle w:val="a5"/>
-        <w:spacing w:after="0" w:line="360" w:lineRule="auto"/>
-        <w:ind w:firstLine="709"/>
-        <w:jc w:val="both"/>
-        <w:outlineLvl w:val="2"/>
-      </w:pPr>
-      <w:bookmarkStart w:id="37" w:name="_Toc240391115"/>
-      <w:r>
-        <w:t>3.3.2 Требования к информационному обеспечению системы</w:t>
-      </w:r>
-      <w:bookmarkEnd w:id="37"/>
-    </w:p>
-    <w:p>
-      <w:pPr>
-        <w:pStyle w:val="a5"/>
-        <w:spacing w:after="0" w:line="360" w:lineRule="auto"/>
-        <w:ind w:firstLine="708"/>
-        <w:jc w:val="both"/>
-      </w:pPr>
-      <w:r>
         <w:t xml:space="preserve">Дополнительные требования по информационному обеспечению системы не предъявляются. </w:t>
       </w:r>
     </w:p>
@@ -6985,6 +6985,7 @@
       </w:pPr>
       <w:bookmarkStart w:id="43" w:name="_Toc240391121"/>
       <w:commentRangeStart w:id="44"/>
+      <w:commentRangeStart w:id="45"/>
       <w:r>
         <w:t>3.4 Общие технические требования к АС</w:t>
       </w:r>
@@ -7016,13 +7017,15 @@
         </w:rPr>
         <w:commentReference w:id="44"/>
       </w:r>
-    </w:p>
-    <w:p>
-      <w:pPr>
-        <w:pStyle w:val="a5"/>
-        <w:spacing w:after="0" w:line="360" w:lineRule="auto"/>
-        <w:jc w:val="both"/>
-      </w:pPr>
+      <w:commentRangeEnd w:id="45"/>
+      <w:r>
+        <w:rPr>
+          <w:rStyle w:val="ad"/>
+          <w:sz w:val="28"/>
+          <w:szCs w:val="28"/>
+        </w:rPr>
+        <w:commentReference w:id="45"/>
+      </w:r>
     </w:p>
     <w:p>
       <w:pPr>
@@ -7072,7 +7075,7 @@
           <w:bCs/>
         </w:rPr>
       </w:pPr>
-      <w:bookmarkStart w:id="45" w:name="_Toc240391122"/>
+      <w:bookmarkStart w:id="46" w:name="_Toc240391122"/>
       <w:r>
         <w:rPr>
           <w:b/>
@@ -7081,7 +7084,7 @@
         <w:lastRenderedPageBreak/>
         <w:t>4 СОСТАВ И СОДЕРЖАНИЕ РАБОТ ПО СОЗДАНИЮ АВТОМАТИЗИРОВАННОЙ СИСТЕМЫ</w:t>
       </w:r>
-      <w:bookmarkEnd w:id="45"/>
+      <w:bookmarkEnd w:id="46"/>
     </w:p>
     <w:p>
       <w:pPr>
@@ -8361,7 +8364,7 @@
           <w:docGrid w:linePitch="360"/>
         </w:sectPr>
       </w:pPr>
-      <w:bookmarkStart w:id="46" w:name="_Toc178602542"/>
+      <w:bookmarkStart w:id="47" w:name="_Toc178602542"/>
     </w:p>
     <w:p>
       <w:pPr>
@@ -8371,7 +8374,7 @@
           <w:bCs/>
         </w:rPr>
       </w:pPr>
-      <w:bookmarkStart w:id="47" w:name="_Toc240391123"/>
+      <w:bookmarkStart w:id="48" w:name="_Toc240391123"/>
       <w:r>
         <w:rPr>
           <w:b/>
@@ -8380,8 +8383,8 @@
         <w:lastRenderedPageBreak/>
         <w:t>5 ПОРЯДОК РАЗРАБОТКИ АВТОМАТИЗИРОВАННОЙ СИСТЕМЫ</w:t>
       </w:r>
-      <w:bookmarkEnd w:id="46"/>
       <w:bookmarkEnd w:id="47"/>
+      <w:bookmarkEnd w:id="48"/>
     </w:p>
     <w:p>
       <w:pPr>
@@ -8400,13 +8403,13 @@
       <w:pPr>
         <w:pStyle w:val="2"/>
       </w:pPr>
-      <w:bookmarkStart w:id="48" w:name="_Toc178602543"/>
-      <w:bookmarkStart w:id="49" w:name="_Toc240391124"/>
+      <w:bookmarkStart w:id="49" w:name="_Toc178602543"/>
+      <w:bookmarkStart w:id="50" w:name="_Toc240391124"/>
       <w:r>
         <w:t>5.1 Порядок организации разработки АС</w:t>
       </w:r>
-      <w:bookmarkEnd w:id="48"/>
       <w:bookmarkEnd w:id="49"/>
+      <w:bookmarkEnd w:id="50"/>
     </w:p>
     <w:p>
       <w:pPr>
@@ -8471,16 +8474,16 @@
       <w:pPr>
         <w:pStyle w:val="2"/>
       </w:pPr>
-      <w:bookmarkStart w:id="50" w:name="_Toc178602544"/>
-      <w:bookmarkStart w:id="51" w:name="_Toc240391125"/>
+      <w:bookmarkStart w:id="51" w:name="_Toc178602544"/>
+      <w:bookmarkStart w:id="52" w:name="_Toc240391125"/>
       <w:r>
         <w:t xml:space="preserve">5.2 </w:t>
       </w:r>
       <w:r>
         <w:t>Перечень документов и исходных данных для разработки АС</w:t>
       </w:r>
-      <w:bookmarkEnd w:id="50"/>
       <w:bookmarkEnd w:id="51"/>
+      <w:bookmarkEnd w:id="52"/>
     </w:p>
     <w:p>
       <w:pPr>
@@ -8662,16 +8665,16 @@
       <w:pPr>
         <w:pStyle w:val="2"/>
       </w:pPr>
-      <w:bookmarkStart w:id="52" w:name="_Toc178602545"/>
-      <w:bookmarkStart w:id="53" w:name="_Toc240391126"/>
+      <w:bookmarkStart w:id="53" w:name="_Toc178602545"/>
+      <w:bookmarkStart w:id="54" w:name="_Toc240391126"/>
       <w:r>
         <w:t xml:space="preserve">5.3 </w:t>
       </w:r>
       <w:r>
         <w:t>Перечень документов, предъявляемых по окончании соответствующих этапов работ</w:t>
       </w:r>
-      <w:bookmarkEnd w:id="52"/>
       <w:bookmarkEnd w:id="53"/>
+      <w:bookmarkEnd w:id="54"/>
     </w:p>
     <w:p>
       <w:pPr>
@@ -8924,8 +8927,8 @@
           <w:bCs/>
         </w:rPr>
       </w:pPr>
-      <w:bookmarkStart w:id="54" w:name="_Toc178602546"/>
-      <w:bookmarkStart w:id="55" w:name="_Toc240391127"/>
+      <w:bookmarkStart w:id="55" w:name="_Toc178602546"/>
+      <w:bookmarkStart w:id="56" w:name="_Toc240391127"/>
       <w:r>
         <w:rPr>
           <w:b/>
@@ -8934,8 +8937,8 @@
         <w:lastRenderedPageBreak/>
         <w:t>6 ПОРЯДОК КОНТРОЛЯ И ПРИЁМКИ АВТОМАТИЗИРОВАННОЙ СИСТЕМЫ</w:t>
       </w:r>
-      <w:bookmarkEnd w:id="54"/>
       <w:bookmarkEnd w:id="55"/>
+      <w:bookmarkEnd w:id="56"/>
     </w:p>
     <w:p>
       <w:pPr>
@@ -8946,13 +8949,13 @@
       <w:pPr>
         <w:pStyle w:val="2"/>
       </w:pPr>
-      <w:bookmarkStart w:id="56" w:name="_Toc178602547"/>
-      <w:bookmarkStart w:id="57" w:name="_Toc240391128"/>
+      <w:bookmarkStart w:id="57" w:name="_Toc178602547"/>
+      <w:bookmarkStart w:id="58" w:name="_Toc240391128"/>
       <w:r>
         <w:t>6.1 Виды, состав и методы испытаний АС и ее составных частей</w:t>
       </w:r>
-      <w:bookmarkEnd w:id="56"/>
       <w:bookmarkEnd w:id="57"/>
+      <w:bookmarkEnd w:id="58"/>
     </w:p>
     <w:p>
       <w:pPr>
@@ -9195,13 +9198,13 @@
       <w:pPr>
         <w:pStyle w:val="2"/>
       </w:pPr>
-      <w:bookmarkStart w:id="58" w:name="_Toc178602548"/>
-      <w:bookmarkStart w:id="59" w:name="_Toc240391129"/>
+      <w:bookmarkStart w:id="59" w:name="_Toc178602548"/>
+      <w:bookmarkStart w:id="60" w:name="_Toc240391129"/>
       <w:r>
         <w:t>6.2 Общие требования к приёмке работ по стадиям</w:t>
       </w:r>
-      <w:bookmarkEnd w:id="58"/>
       <w:bookmarkEnd w:id="59"/>
+      <w:bookmarkEnd w:id="60"/>
     </w:p>
     <w:p>
       <w:pPr>
@@ -9314,8 +9317,8 @@
           <w:bCs/>
         </w:rPr>
       </w:pPr>
-      <w:bookmarkStart w:id="60" w:name="_Toc178602549"/>
-      <w:bookmarkStart w:id="61" w:name="_Toc240391130"/>
+      <w:bookmarkStart w:id="61" w:name="_Toc178602549"/>
+      <w:bookmarkStart w:id="62" w:name="_Toc240391130"/>
       <w:r>
         <w:rPr>
           <w:b/>
@@ -9323,8 +9326,8 @@
         </w:rPr>
         <w:t>7 ТРЕБОВАНИЯ К ДОКУМЕНТИРОВАНИЮ</w:t>
       </w:r>
-      <w:bookmarkEnd w:id="60"/>
       <w:bookmarkEnd w:id="61"/>
+      <w:bookmarkEnd w:id="62"/>
     </w:p>
     <w:p>
       <w:pPr>
@@ -9383,13 +9386,13 @@
       <w:pPr>
         <w:pStyle w:val="2"/>
       </w:pPr>
-      <w:bookmarkStart w:id="62" w:name="_Toc178602550"/>
-      <w:bookmarkStart w:id="63" w:name="_Toc240391131"/>
+      <w:bookmarkStart w:id="63" w:name="_Toc178602550"/>
+      <w:bookmarkStart w:id="64" w:name="_Toc240391131"/>
       <w:r>
         <w:t>7.1 Перечень подлежащих разработке документов</w:t>
       </w:r>
-      <w:bookmarkEnd w:id="62"/>
       <w:bookmarkEnd w:id="63"/>
+      <w:bookmarkEnd w:id="64"/>
       <w:r>
         <w:t xml:space="preserve"> </w:t>
       </w:r>
@@ -9440,13 +9443,13 @@
       <w:pPr>
         <w:pStyle w:val="2"/>
       </w:pPr>
-      <w:bookmarkStart w:id="64" w:name="_Toc178602551"/>
-      <w:bookmarkStart w:id="65" w:name="_Toc240391132"/>
+      <w:bookmarkStart w:id="65" w:name="_Toc178602551"/>
+      <w:bookmarkStart w:id="66" w:name="_Toc240391132"/>
       <w:r>
         <w:t>7.2 Вид представления и количество документов</w:t>
       </w:r>
-      <w:bookmarkEnd w:id="64"/>
       <w:bookmarkEnd w:id="65"/>
+      <w:bookmarkEnd w:id="66"/>
     </w:p>
     <w:p>
       <w:pPr>
@@ -9595,13 +9598,13 @@
       <w:pPr>
         <w:pStyle w:val="2"/>
       </w:pPr>
-      <w:bookmarkStart w:id="66" w:name="_Toc178602552"/>
-      <w:bookmarkStart w:id="67" w:name="_Toc240391133"/>
+      <w:bookmarkStart w:id="67" w:name="_Toc178602552"/>
+      <w:bookmarkStart w:id="68" w:name="_Toc240391133"/>
       <w:r>
         <w:t>7.3 Требования по использованию ЕСКД и ЕСПД при разработке документов</w:t>
       </w:r>
-      <w:bookmarkEnd w:id="66"/>
       <w:bookmarkEnd w:id="67"/>
+      <w:bookmarkEnd w:id="68"/>
     </w:p>
     <w:p>
       <w:pPr>
@@ -9816,8 +9819,8 @@
           <w:bCs/>
         </w:rPr>
       </w:pPr>
-      <w:bookmarkStart w:id="68" w:name="_Toc178602553"/>
-      <w:bookmarkStart w:id="69" w:name="_Toc240391134"/>
+      <w:bookmarkStart w:id="69" w:name="_Toc178602553"/>
+      <w:bookmarkStart w:id="70" w:name="_Toc240391134"/>
       <w:r>
         <w:rPr>
           <w:b/>
@@ -9826,8 +9829,8 @@
         <w:lastRenderedPageBreak/>
         <w:t>8 ИСТОЧНИКИ РАЗРАБОТКИ</w:t>
       </w:r>
-      <w:bookmarkEnd w:id="68"/>
       <w:bookmarkEnd w:id="69"/>
+      <w:bookmarkEnd w:id="70"/>
     </w:p>
     <w:p>
       <w:pPr>
@@ -10089,24 +10092,49 @@
       </w:r>
     </w:p>
   </w:comment>
+  <w:comment w:id="45" w:author="Дмитрий Дрягин" w:date="2026-09-21T21:50:00Z" w:initials="ДД">
+    <w:p>
+      <w:pPr>
+        <w:pStyle w:val="ae"/>
+        <w:rPr>
+          <w:lang w:val="en-US"/>
+        </w:rPr>
+      </w:pPr>
+      <w:r>
+        <w:rPr>
+          <w:rStyle w:val="ad"/>
+        </w:rPr>
+        <w:annotationRef/>
+      </w:r>
+      <w:r>
+        <w:rPr>
+          <w:lang w:val="en-US"/>
+        </w:rPr>
+        <w:t>+</w:t>
+      </w:r>
+    </w:p>
+  </w:comment>
 </w:comments>
 </file>
 
 <file path=word/commentsExtended.xml><?xml version="1.0" encoding="utf-8"?>
 <w15:commentsEx xmlns:wpc="http://schemas.microsoft.com/office/word/2010/wordprocessingCanvas" xmlns:cx="http://schemas.microsoft.com/office/drawing/2014/chartex" xmlns:cx1="http://schemas.microsoft.com/office/drawing/2015/9/8/chartex" xmlns:cx2="http://schemas.microsoft.com/office/drawing/2015/10/21/chartex" xmlns:cx3="http://schemas.microsoft.com/office/drawing/2016/5/9/chartex" xmlns:cx4="http://schemas.microsoft.com/office/drawing/2016/5/10/chartex" xmlns:cx5="http://schemas.microsoft.com/office/drawing/2016/5/11/chartex" xmlns:cx6="http://schemas.microsoft.com/office/drawing/2016/5/12/chartex" xmlns:cx7="http://schemas.microsoft.com/office/drawing/2016/5/13/chartex" xmlns:cx8="http://schemas.microsoft.com/office/drawing/2016/5/14/chartex" xmlns:mc="http://schemas.openxmlformats.org/markup-compatibility/2006" xmlns:aink="http://schemas.microsoft.com/office/drawing/2016/ink" xmlns:am3d="http://schemas.microsoft.com/office/drawing/2017/model3d" xmlns:o="urn:schemas-microsoft-com:office:office" xmlns:oel="http://schemas.microsoft.com/office/2019/extlst" xmlns:r="http://schemas.openxmlformats.org/officeDocument/2006/relationships" xmlns:m="http://schemas.openxmlformats.org/officeDocument/2006/math" xmlns:v="urn:schemas-microsoft-com:vml" xmlns:wp14="http://schemas.microsoft.com/office/word/2010/wordprocessingDrawing" xmlns:wp="http://schemas.openxmlformats.org/drawingml/2006/wordprocessingDrawing" xmlns:w10="urn:schemas-microsoft-com:office:word" xmlns:w="http://schemas.openxmlformats.org/wordprocessingml/2006/main" xmlns:w14="http://schemas.microsoft.com/office/word/2010/wordml" xmlns:w15="http://schemas.microsoft.com/office/word/2012/wordml" xmlns:w16cex="http://schemas.microsoft.com/office/word/2018/wordml/cex" xmlns:w16cid="http://schemas.microsoft.com/office/word/2016/wordml/cid" xmlns:w16="http://schemas.microsoft.com/office/word/2018/wordml" xmlns:w16du="http://schemas.microsoft.com/office/word/2023/wordml/word16du" xmlns:w16sdtdh="http://schemas.microsoft.com/office/word/2020/wordml/sdtdatahash" xmlns:w16sdtfl="http://schemas.microsoft.com/office/word/2024/wordml/sdtformatlock" xmlns:w16se="http://schemas.microsoft.com/office/word/2015/wordml/symex" xmlns:wpg="http://schemas.microsoft.com/office/word/2010/wordprocessingGroup" xmlns:wpi="http://schemas.microsoft.com/office/word/2010/wordprocessingInk" xmlns:wne="http://schemas.microsoft.com/office/word/2006/wordml" xmlns:wps="http://schemas.microsoft.com/office/word/2010/wordprocessingShape" mc:Ignorable="w14 w15 w16se w16cid w16 w16cex w16sdtdh w16sdtfl w16du wp14">
   <w15:commentEx w15:paraId="76A949D7" w15:done="0"/>
+  <w15:commentEx w15:paraId="28036254" w15:paraIdParent="76A949D7" w15:done="0"/>
 </w15:commentsEx>
 </file>
 
 <file path=word/commentsExtensible.xml><?xml version="1.0" encoding="utf-8"?>
 <w16cex:commentsExtensible xmlns:wpc="http://schemas.microsoft.com/office/word/2010/wordprocessingCanvas" xmlns:cx="http://schemas.microsoft.com/office/drawing/2014/chartex" xmlns:cx1="http://schemas.microsoft.com/office/drawing/2015/9/8/chartex" xmlns:cx2="http://schemas.microsoft.com/office/drawing/2015/10/21/chartex" xmlns:cx3="http://schemas.microsoft.com/office/drawing/2016/5/9/chartex" xmlns:cx4="http://schemas.microsoft.com/office/drawing/2016/5/10/chartex" xmlns:cx5="http://schemas.microsoft.com/office/drawing/2016/5/11/chartex" xmlns:cx6="http://schemas.microsoft.com/office/drawing/2016/5/12/chartex" xmlns:cx7="http://schemas.microsoft.com/office/drawing/2016/5/13/chartex" xmlns:cx8="http://schemas.microsoft.com/office/drawing/2016/5/14/chartex" xmlns:cr="http://schemas.microsoft.com/office/comments/2020/reactions" xmlns:mc="http://schemas.openxmlformats.org/markup-compatibility/2006" xmlns:aink="http://schemas.microsoft.com/office/drawing/2016/ink" xmlns:am3d="http://schemas.microsoft.com/office/drawing/2017/model3d" xmlns:o="urn:schemas-microsoft-com:office:office" xmlns:oel="http://schemas.microsoft.com/office/2019/extlst" xmlns:r="http://schemas.openxmlformats.org/officeDocument/2006/relationships" xmlns:m="http://schemas.openxmlformats.org/officeDocument/2006/math" xmlns:v="urn:schemas-microsoft-com:vml" xmlns:wp14="http://schemas.microsoft.com/office/word/2010/wordprocessingDrawing" xmlns:wp="http://schemas.openxmlformats.org/drawingml/2006/wordprocessingDrawing" xmlns:w10="urn:schemas-microsoft-com:office:word" xmlns:w="http://schemas.openxmlformats.org/wordprocessingml/2006/main" xmlns:w14="http://schemas.microsoft.com/office/word/2010/wordml" xmlns:w15="http://schemas.microsoft.com/office/word/2012/wordml" xmlns:w16cex="http://schemas.microsoft.com/office/word/2018/wordml/cex" xmlns:w16cid="http://schemas.microsoft.com/office/word/2016/wordml/cid" xmlns:w16="http://schemas.microsoft.com/office/word/2018/wordml" xmlns:w16du="http://schemas.microsoft.com/office/word/2023/wordml/word16du" xmlns:w16sdtdh="http://schemas.microsoft.com/office/word/2020/wordml/sdtdatahash" xmlns:w16sdtfl="http://schemas.microsoft.com/office/word/2024/wordml/sdtformatlock" xmlns:w16se="http://schemas.microsoft.com/office/word/2015/wordml/symex" xmlns:wpg="http://schemas.microsoft.com/office/word/2010/wordprocessingGroup" xmlns:wpi="http://schemas.microsoft.com/office/word/2010/wordprocessingInk" xmlns:wne="http://schemas.microsoft.com/office/word/2006/wordml" xmlns:wps="http://schemas.microsoft.com/office/word/2010/wordprocessingShape" mc:Ignorable="w14 w15 w16se w16cid w16 w16cex w16sdtdh w16sdtfl cr w16du wp14">
   <w16cex:commentExtensible w16cex:durableId="024DB8B0" w16cex:dateUtc="2026-09-16T04:36:00Z"/>
+  <w16cex:commentExtensible w16cex:durableId="5C736A9B" w16cex:dateUtc="2026-09-21T14:50:00Z"/>
 </w16cex:commentsExtensible>
 </file>
 
 <file path=word/commentsIds.xml><?xml version="1.0" encoding="utf-8"?>
 <w16cid:commentsIds xmlns:wpc="http://schemas.microsoft.com/office/word/2010/wordprocessingCanvas" xmlns:cx="http://schemas.microsoft.com/office/drawing/2014/chartex" xmlns:cx1="http://schemas.microsoft.com/office/drawing/2015/9/8/chartex" xmlns:cx2="http://schemas.microsoft.com/office/drawing/2015/10/21/chartex" xmlns:cx3="http://schemas.microsoft.com/office/drawing/2016/5/9/chartex" xmlns:cx4="http://schemas.microsoft.com/office/drawing/2016/5/10/chartex" xmlns:cx5="http://schemas.microsoft.com/office/drawing/2016/5/11/chartex" xmlns:cx6="http://schemas.microsoft.com/office/drawing/2016/5/12/chartex" xmlns:cx7="http://schemas.microsoft.com/office/drawing/2016/5/13/chartex" xmlns:cx8="http://schemas.microsoft.com/office/drawing/2016/5/14/chartex" xmlns:mc="http://schemas.openxmlformats.org/markup-compatibility/2006" xmlns:aink="http://schemas.microsoft.com/office/drawing/2016/ink" xmlns:am3d="http://schemas.microsoft.com/office/drawing/2017/model3d" xmlns:o="urn:schemas-microsoft-com:office:office" xmlns:oel="http://schemas.microsoft.com/office/2019/extlst" xmlns:r="http://schemas.openxmlformats.org/officeDocument/2006/relationships" xmlns:m="http://schemas.openxmlformats.org/officeDocument/2006/math" xmlns:v="urn:schemas-microsoft-com:vml" xmlns:wp14="http://schemas.microsoft.com/office/word/2010/wordprocessingDrawing" xmlns:wp="http://schemas.openxmlformats.org/drawingml/2006/wordprocessingDrawing" xmlns:w10="urn:schemas-microsoft-com:office:word" xmlns:w="http://schemas.openxmlformats.org/wordprocessingml/2006/main" xmlns:w14="http://schemas.microsoft.com/office/word/2010/wordml" xmlns:w15="http://schemas.microsoft.com/office/word/2012/wordml" xmlns:w16cex="http://schemas.microsoft.com/office/word/2018/wordml/cex" xmlns:w16cid="http://schemas.microsoft.com/office/word/2016/wordml/cid" xmlns:w16="http://schemas.microsoft.com/office/word/2018/wordml" xmlns:w16du="http://schemas.microsoft.com/office/word/2023/wordml/word16du" xmlns:w16sdtdh="http://schemas.microsoft.com/office/word/2020/wordml/sdtdatahash" xmlns:w16sdtfl="http://schemas.microsoft.com/office/word/2024/wordml/sdtformatlock" xmlns:w16se="http://schemas.microsoft.com/office/word/2015/wordml/symex" xmlns:wpg="http://schemas.microsoft.com/office/word/2010/wordprocessingGroup" xmlns:wpi="http://schemas.microsoft.com/office/word/2010/wordprocessingInk" xmlns:wne="http://schemas.microsoft.com/office/word/2006/wordml" xmlns:wps="http://schemas.microsoft.com/office/word/2010/wordprocessingShape" mc:Ignorable="w14 w15 w16se w16cid w16 w16cex w16sdtdh w16sdtfl w16du wp14">
   <w16cid:commentId w16cid:paraId="76A949D7" w16cid:durableId="024DB8B0"/>
+  <w16cid:commentId w16cid:paraId="28036254" w16cid:durableId="5C736A9B"/>
 </w16cid:commentsIds>
 </file>
 
@@ -10566,6 +10594,9 @@
 <w15:people xmlns:wpc="http://schemas.microsoft.com/office/word/2010/wordprocessingCanvas" xmlns:cx="http://schemas.microsoft.com/office/drawing/2014/chartex" xmlns:cx1="http://schemas.microsoft.com/office/drawing/2015/9/8/chartex" xmlns:cx2="http://schemas.microsoft.com/office/drawing/2015/10/21/chartex" xmlns:cx3="http://schemas.microsoft.com/office/drawing/2016/5/9/chartex" xmlns:cx4="http://schemas.microsoft.com/office/drawing/2016/5/10/chartex" xmlns:cx5="http://schemas.microsoft.com/office/drawing/2016/5/11/chartex" xmlns:cx6="http://schemas.microsoft.com/office/drawing/2016/5/12/chartex" xmlns:cx7="http://schemas.microsoft.com/office/drawing/2016/5/13/chartex" xmlns:cx8="http://schemas.microsoft.com/office/drawing/2016/5/14/chartex" xmlns:mc="http://schemas.openxmlformats.org/markup-compatibility/2006" xmlns:aink="http://schemas.microsoft.com/office/drawing/2016/ink" xmlns:am3d="http://schemas.microsoft.com/office/drawing/2017/model3d" xmlns:o="urn:schemas-microsoft-com:office:office" xmlns:oel="http://schemas.microsoft.com/office/2019/extlst" xmlns:r="http://schemas.openxmlformats.org/officeDocument/2006/relationships" xmlns:m="http://schemas.openxmlformats.org/officeDocument/2006/math" xmlns:v="urn:schemas-microsoft-com:vml" xmlns:wp14="http://schemas.microsoft.com/office/word/2010/wordprocessingDrawing" xmlns:wp="http://schemas.openxmlformats.org/drawingml/2006/wordprocessingDrawing" xmlns:w10="urn:schemas-microsoft-com:office:word" xmlns:w="http://schemas.openxmlformats.org/wordprocessingml/2006/main" xmlns:w14="http://schemas.microsoft.com/office/word/2010/wordml" xmlns:w15="http://schemas.microsoft.com/office/word/2012/wordml" xmlns:w16cex="http://schemas.microsoft.com/office/word/2018/wordml/cex" xmlns:w16cid="http://schemas.microsoft.com/office/word/2016/wordml/cid" xmlns:w16="http://schemas.microsoft.com/office/word/2018/wordml" xmlns:w16du="http://schemas.microsoft.com/office/word/2023/wordml/word16du" xmlns:w16sdtdh="http://schemas.microsoft.com/office/word/2020/wordml/sdtdatahash" xmlns:w16sdtfl="http://schemas.microsoft.com/office/word/2024/wordml/sdtformatlock" xmlns:w16se="http://schemas.microsoft.com/office/word/2015/wordml/symex" xmlns:wpg="http://schemas.microsoft.com/office/word/2010/wordprocessingGroup" xmlns:wpi="http://schemas.microsoft.com/office/word/2010/wordprocessingInk" xmlns:wne="http://schemas.microsoft.com/office/word/2006/wordml" xmlns:wps="http://schemas.microsoft.com/office/word/2010/wordprocessingShape" mc:Ignorable="w14 w15 w16se w16cid w16 w16cex w16sdtdh w16sdtfl w16du wp14">
   <w15:person w15:author="Kalentyev Alexey">
     <w15:presenceInfo w15:providerId="Windows Live" w15:userId="da819b8650d7d997"/>
+  </w15:person>
+  <w15:person w15:author="Дмитрий Дрягин">
+    <w15:presenceInfo w15:providerId="Windows Live" w15:userId="0fc017d937ad95bc"/>
   </w15:person>
 </w15:people>
 </file>

--- a/docs/ТЗ (1).docx
+++ b/docs/ТЗ (1).docx
@@ -1,6 +1,6 @@
 
 <file path=word/document.xml><?xml version="1.0" encoding="utf-8"?>
-<w:document xmlns:wpc="http://schemas.microsoft.com/office/word/2010/wordprocessingCanvas" xmlns:cx="http://schemas.microsoft.com/office/drawing/2014/chartex" xmlns:cx1="http://schemas.microsoft.com/office/drawing/2015/9/8/chartex" xmlns:cx2="http://schemas.microsoft.com/office/drawing/2015/10/21/chartex" xmlns:cx3="http://schemas.microsoft.com/office/drawing/2016/5/9/chartex" xmlns:cx4="http://schemas.microsoft.com/office/drawing/2016/5/10/chartex" xmlns:cx5="http://schemas.microsoft.com/office/drawing/2016/5/11/chartex" xmlns:cx6="http://schemas.microsoft.com/office/drawing/2016/5/12/chartex" xmlns:cx7="http://schemas.microsoft.com/office/drawing/2016/5/13/chartex" xmlns:cx8="http://schemas.microsoft.com/office/drawing/2016/5/14/chartex" xmlns:mc="http://schemas.openxmlformats.org/markup-compatibility/2006" xmlns:aink="http://schemas.microsoft.com/office/drawing/2016/ink" xmlns:am3d="http://schemas.microsoft.com/office/drawing/2017/model3d" xmlns:o="urn:schemas-microsoft-com:office:office" xmlns:oel="http://schemas.microsoft.com/office/2019/extlst" xmlns:r="http://schemas.openxmlformats.org/officeDocument/2006/relationships" xmlns:m="http://schemas.openxmlformats.org/officeDocument/2006/math" xmlns:v="urn:schemas-microsoft-com:vml" xmlns:wp14="http://schemas.microsoft.com/office/word/2010/wordprocessingDrawing" xmlns:wp="http://schemas.openxmlformats.org/drawingml/2006/wordprocessingDrawing" xmlns:w10="urn:schemas-microsoft-com:office:word" xmlns:w="http://schemas.openxmlformats.org/wordprocessingml/2006/main" xmlns:w14="http://schemas.microsoft.com/office/word/2010/wordml" xmlns:w15="http://schemas.microsoft.com/office/word/2012/wordml" xmlns:w16cex="http://schemas.microsoft.com/office/word/2018/wordml/cex" xmlns:w16cid="http://schemas.microsoft.com/office/word/2016/wordml/cid" xmlns:w16="http://schemas.microsoft.com/office/word/2018/wordml" xmlns:w16du="http://schemas.microsoft.com/office/word/2023/wordml/word16du" xmlns:w16sdtdh="http://schemas.microsoft.com/office/word/2020/wordml/sdtdatahash" xmlns:w16sdtfl="http://schemas.microsoft.com/office/word/2024/wordml/sdtformatlock" xmlns:w16se="http://schemas.microsoft.com/office/word/2015/wordml/symex" xmlns:wpg="http://schemas.microsoft.com/office/word/2010/wordprocessingGroup" xmlns:wpi="http://schemas.microsoft.com/office/word/2010/wordprocessingInk" xmlns:wne="http://schemas.microsoft.com/office/word/2006/wordml" xmlns:wps="http://schemas.microsoft.com/office/word/2010/wordprocessingShape" mc:Ignorable="w14 w15 w16se w16cid w16 w16cex w16sdtdh w16sdtfl w16du wp14">
+<w:document xmlns:wpc="http://schemas.microsoft.com/office/word/2010/wordprocessingCanvas" xmlns:cx="http://schemas.microsoft.com/office/drawing/2014/chartex" xmlns:cx1="http://schemas.microsoft.com/office/drawing/2015/9/8/chartex" xmlns:cx2="http://schemas.microsoft.com/office/drawing/2015/10/21/chartex" xmlns:cx3="http://schemas.microsoft.com/office/drawing/2016/5/9/chartex" xmlns:cx4="http://schemas.microsoft.com/office/drawing/2016/5/10/chartex" xmlns:cx5="http://schemas.microsoft.com/office/drawing/2016/5/11/chartex" xmlns:cx6="http://schemas.microsoft.com/office/drawing/2016/5/12/chartex" xmlns:cx7="http://schemas.microsoft.com/office/drawing/2016/5/13/chartex" xmlns:cx8="http://schemas.microsoft.com/office/drawing/2016/5/14/chartex" xmlns:mc="http://schemas.openxmlformats.org/markup-compatibility/2006" xmlns:aink="http://schemas.microsoft.com/office/drawing/2016/ink" xmlns:am3d="http://schemas.microsoft.com/office/drawing/2017/model3d" xmlns:o="urn:schemas-microsoft-com:office:office" xmlns:r="http://schemas.openxmlformats.org/officeDocument/2006/relationships" xmlns:m="http://schemas.openxmlformats.org/officeDocument/2006/math" xmlns:v="urn:schemas-microsoft-com:vml" xmlns:wp14="http://schemas.microsoft.com/office/word/2010/wordprocessingDrawing" xmlns:wp="http://schemas.openxmlformats.org/drawingml/2006/wordprocessingDrawing" xmlns:w10="urn:schemas-microsoft-com:office:word" xmlns:w="http://schemas.openxmlformats.org/wordprocessingml/2006/main" xmlns:w14="http://schemas.microsoft.com/office/word/2010/wordml" xmlns:w15="http://schemas.microsoft.com/office/word/2012/wordml" xmlns:w16cex="http://schemas.microsoft.com/office/word/2018/wordml/cex" xmlns:w16cid="http://schemas.microsoft.com/office/word/2016/wordml/cid" xmlns:w16="http://schemas.microsoft.com/office/word/2018/wordml" xmlns:w16sdtdh="http://schemas.microsoft.com/office/word/2020/wordml/sdtdatahash" xmlns:w16se="http://schemas.microsoft.com/office/word/2015/wordml/symex" xmlns:wpg="http://schemas.microsoft.com/office/word/2010/wordprocessingGroup" xmlns:wpi="http://schemas.microsoft.com/office/word/2010/wordprocessingInk" xmlns:wne="http://schemas.microsoft.com/office/word/2006/wordml" xmlns:wps="http://schemas.microsoft.com/office/word/2010/wordprocessingShape" mc:Ignorable="w14 w15 w16se w16cid w16 w16cex w16sdtdh wp14">
   <w:body>
     <w:p>
       <w:pPr>
@@ -330,7 +330,7 @@
               <w:bCs/>
               <w:szCs w:val="28"/>
             </w:rPr>
-            <w:t>СОДЕРЖАНИЕ</w:t>
+            <w:t>Оглавление</w:t>
           </w:r>
         </w:p>
         <w:p>
@@ -4631,7 +4631,7 @@
     </w:p>
     <w:p>
       <w:pPr>
-        <w:spacing w:after="0"/>
+        <w:spacing w:after="0" w:line="360" w:lineRule="auto"/>
         <w:rPr>
           <w:rFonts w:ascii="Times New Roman" w:hAnsi="Times New Roman" w:cs="Times New Roman"/>
           <w:sz w:val="28"/>
@@ -4642,488 +4642,6 @@
     <w:p>
       <w:pPr>
         <w:pStyle w:val="2"/>
-        <w:rPr>
-          <w:rFonts w:cs="Times New Roman"/>
-          <w:szCs w:val="28"/>
-        </w:rPr>
-      </w:pPr>
-      <w:bookmarkStart w:id="1" w:name="_Toc240391090"/>
-      <w:r>
-        <w:rPr>
-          <w:rFonts w:cs="Times New Roman"/>
-          <w:szCs w:val="28"/>
-        </w:rPr>
-        <w:t xml:space="preserve">1.1 </w:t>
-      </w:r>
-      <w:r>
-        <w:rPr>
-          <w:rFonts w:cs="Times New Roman"/>
-          <w:szCs w:val="28"/>
-        </w:rPr>
-        <w:t>Полное наименование автоматизированной системы и ее условное обозначение</w:t>
-      </w:r>
-      <w:bookmarkEnd w:id="1"/>
-    </w:p>
-    <w:p>
-      <w:pPr>
-        <w:spacing w:after="0" w:line="360" w:lineRule="auto"/>
-        <w:rPr>
-          <w:rFonts w:ascii="Times New Roman" w:hAnsi="Times New Roman" w:cs="Times New Roman"/>
-          <w:sz w:val="28"/>
-          <w:szCs w:val="28"/>
-        </w:rPr>
-      </w:pPr>
-    </w:p>
-    <w:p>
-      <w:pPr>
-        <w:spacing w:after="0" w:line="360" w:lineRule="auto"/>
-        <w:ind w:firstLine="709"/>
-        <w:jc w:val="both"/>
-        <w:rPr>
-          <w:rFonts w:ascii="Times New Roman" w:hAnsi="Times New Roman" w:cs="Times New Roman"/>
-          <w:sz w:val="28"/>
-          <w:szCs w:val="28"/>
-        </w:rPr>
-      </w:pPr>
-      <w:r>
-        <w:rPr>
-          <w:rFonts w:ascii="Times New Roman" w:hAnsi="Times New Roman" w:cs="Times New Roman"/>
-          <w:sz w:val="28"/>
-          <w:szCs w:val="28"/>
-        </w:rPr>
-        <w:t>Разработка плагина "Дорожный конус" для системы автоматизированного проектирования</w:t>
-      </w:r>
-      <w:r>
-        <w:rPr>
-          <w:rFonts w:ascii="Times New Roman" w:hAnsi="Times New Roman" w:cs="Times New Roman"/>
-          <w:sz w:val="28"/>
-          <w:szCs w:val="28"/>
-        </w:rPr>
-        <w:t xml:space="preserve"> (САПР)</w:t>
-      </w:r>
-      <w:r>
-        <w:rPr>
-          <w:rFonts w:ascii="Times New Roman" w:hAnsi="Times New Roman" w:cs="Times New Roman"/>
-          <w:sz w:val="28"/>
-          <w:szCs w:val="28"/>
-        </w:rPr>
-        <w:t xml:space="preserve"> К</w:t>
-      </w:r>
-      <w:r>
-        <w:rPr>
-          <w:rFonts w:ascii="Times New Roman" w:hAnsi="Times New Roman" w:cs="Times New Roman"/>
-          <w:sz w:val="28"/>
-          <w:szCs w:val="28"/>
-        </w:rPr>
-        <w:t xml:space="preserve">омпас </w:t>
-      </w:r>
-      <w:r>
-        <w:rPr>
-          <w:rFonts w:ascii="Times New Roman" w:hAnsi="Times New Roman" w:cs="Times New Roman"/>
-          <w:sz w:val="28"/>
-          <w:szCs w:val="28"/>
-        </w:rPr>
-        <w:t>3</w:t>
-      </w:r>
-      <w:r>
-        <w:rPr>
-          <w:rFonts w:ascii="Times New Roman" w:hAnsi="Times New Roman" w:cs="Times New Roman"/>
-          <w:sz w:val="28"/>
-          <w:szCs w:val="28"/>
-          <w:lang w:val="en-US"/>
-        </w:rPr>
-        <w:t>D</w:t>
-      </w:r>
-      <w:r>
-        <w:rPr>
-          <w:rFonts w:ascii="Times New Roman" w:hAnsi="Times New Roman" w:cs="Times New Roman"/>
-          <w:sz w:val="28"/>
-          <w:szCs w:val="28"/>
-        </w:rPr>
-        <w:t>.</w:t>
-      </w:r>
-    </w:p>
-    <w:p>
-      <w:pPr>
-        <w:spacing w:after="0"/>
-        <w:jc w:val="both"/>
-        <w:rPr>
-          <w:rFonts w:ascii="Times New Roman" w:hAnsi="Times New Roman" w:cs="Times New Roman"/>
-          <w:sz w:val="28"/>
-          <w:szCs w:val="28"/>
-        </w:rPr>
-      </w:pPr>
-    </w:p>
-    <w:p>
-      <w:pPr>
-        <w:pStyle w:val="2"/>
-        <w:rPr>
-          <w:rFonts w:cs="Times New Roman"/>
-          <w:szCs w:val="28"/>
-        </w:rPr>
-      </w:pPr>
-      <w:bookmarkStart w:id="2" w:name="_Toc240391091"/>
-      <w:r>
-        <w:rPr>
-          <w:rFonts w:cs="Times New Roman"/>
-          <w:szCs w:val="28"/>
-        </w:rPr>
-        <w:t xml:space="preserve">1.2 </w:t>
-      </w:r>
-      <w:r>
-        <w:rPr>
-          <w:rFonts w:cs="Times New Roman"/>
-          <w:szCs w:val="28"/>
-        </w:rPr>
-        <w:t>Наименование заказчика</w:t>
-      </w:r>
-      <w:bookmarkEnd w:id="2"/>
-    </w:p>
-    <w:p>
-      <w:pPr>
-        <w:spacing w:after="0"/>
-        <w:rPr>
-          <w:rFonts w:ascii="Times New Roman" w:hAnsi="Times New Roman" w:cs="Times New Roman"/>
-          <w:sz w:val="28"/>
-          <w:szCs w:val="28"/>
-        </w:rPr>
-      </w:pPr>
-    </w:p>
-    <w:p>
-      <w:pPr>
-        <w:spacing w:after="0" w:line="360" w:lineRule="auto"/>
-        <w:ind w:firstLine="709"/>
-        <w:jc w:val="both"/>
-        <w:rPr>
-          <w:rFonts w:ascii="Times New Roman" w:hAnsi="Times New Roman" w:cs="Times New Roman"/>
-          <w:sz w:val="28"/>
-          <w:szCs w:val="28"/>
-        </w:rPr>
-      </w:pPr>
-      <w:r>
-        <w:rPr>
-          <w:rFonts w:ascii="Times New Roman" w:hAnsi="Times New Roman" w:cs="Times New Roman"/>
-          <w:sz w:val="28"/>
-          <w:szCs w:val="28"/>
-        </w:rPr>
-        <w:t>Заказчиком работ является: кандидат технических наук, доцент кафедры компьютерных систем в управлении и проектировании (КСУП) Калентьев Алексей Анатольевич.</w:t>
-      </w:r>
-    </w:p>
-    <w:p>
-      <w:pPr>
-        <w:spacing w:after="0" w:line="360" w:lineRule="auto"/>
-        <w:ind w:firstLine="709"/>
-        <w:jc w:val="both"/>
-        <w:rPr>
-          <w:rFonts w:ascii="Times New Roman" w:hAnsi="Times New Roman" w:cs="Times New Roman"/>
-          <w:sz w:val="28"/>
-          <w:szCs w:val="28"/>
-        </w:rPr>
-      </w:pPr>
-      <w:r>
-        <w:rPr>
-          <w:rFonts w:ascii="Times New Roman" w:hAnsi="Times New Roman" w:cs="Times New Roman"/>
-          <w:sz w:val="28"/>
-          <w:szCs w:val="28"/>
-        </w:rPr>
-        <w:t>Адрес заказчика: 634045 Томская область Томск ул. Красноармейская 147 СБИ, офис 210.</w:t>
-      </w:r>
-    </w:p>
-    <w:p>
-      <w:pPr>
-        <w:spacing w:after="0" w:line="360" w:lineRule="auto"/>
-        <w:jc w:val="both"/>
-        <w:rPr>
-          <w:rFonts w:ascii="Times New Roman" w:hAnsi="Times New Roman" w:cs="Times New Roman"/>
-          <w:sz w:val="28"/>
-          <w:szCs w:val="28"/>
-        </w:rPr>
-      </w:pPr>
-    </w:p>
-    <w:p>
-      <w:pPr>
-        <w:pStyle w:val="2"/>
-        <w:rPr>
-          <w:rFonts w:cs="Times New Roman"/>
-          <w:szCs w:val="28"/>
-        </w:rPr>
-      </w:pPr>
-      <w:bookmarkStart w:id="3" w:name="_Toc240391092"/>
-      <w:r>
-        <w:rPr>
-          <w:rFonts w:cs="Times New Roman"/>
-          <w:szCs w:val="28"/>
-        </w:rPr>
-        <w:t xml:space="preserve">1.3 </w:t>
-      </w:r>
-      <w:r>
-        <w:rPr>
-          <w:rFonts w:cs="Times New Roman"/>
-          <w:szCs w:val="28"/>
-        </w:rPr>
-        <w:t>Перечень документов, на основании которых создается АС</w:t>
-      </w:r>
-      <w:bookmarkEnd w:id="3"/>
-    </w:p>
-    <w:p>
-      <w:pPr>
-        <w:spacing w:after="0"/>
-        <w:rPr>
-          <w:rFonts w:ascii="Times New Roman" w:hAnsi="Times New Roman" w:cs="Times New Roman"/>
-          <w:sz w:val="28"/>
-          <w:szCs w:val="28"/>
-        </w:rPr>
-      </w:pPr>
-    </w:p>
-    <w:p>
-      <w:pPr>
-        <w:spacing w:after="0" w:line="360" w:lineRule="auto"/>
-        <w:ind w:firstLine="709"/>
-        <w:jc w:val="both"/>
-        <w:rPr>
-          <w:rFonts w:ascii="Times New Roman" w:hAnsi="Times New Roman" w:cs="Times New Roman"/>
-          <w:sz w:val="28"/>
-          <w:szCs w:val="28"/>
-        </w:rPr>
-      </w:pPr>
-      <w:r>
-        <w:rPr>
-          <w:rFonts w:ascii="Times New Roman" w:hAnsi="Times New Roman" w:cs="Times New Roman"/>
-          <w:sz w:val="28"/>
-          <w:szCs w:val="28"/>
-        </w:rPr>
-        <w:t>Выполняемая работа и оформление её результатов должны отвечать требованиям нормативно-правовых актов, а также соответствующих государственных стандартов из числа Комплекса стандартов на автоматизированные системы:</w:t>
-      </w:r>
-    </w:p>
-    <w:p>
-      <w:pPr>
-        <w:spacing w:after="0" w:line="360" w:lineRule="auto"/>
-        <w:ind w:firstLine="709"/>
-        <w:jc w:val="both"/>
-        <w:rPr>
-          <w:rFonts w:ascii="Times New Roman" w:hAnsi="Times New Roman" w:cs="Times New Roman"/>
-          <w:sz w:val="28"/>
-          <w:szCs w:val="28"/>
-        </w:rPr>
-      </w:pPr>
-      <w:r>
-        <w:rPr>
-          <w:rFonts w:ascii="Times New Roman" w:hAnsi="Times New Roman" w:cs="Times New Roman"/>
-          <w:sz w:val="28"/>
-          <w:szCs w:val="28"/>
-        </w:rPr>
-        <w:t>− ГОСТ 34.602-2020 “Информационные технологии. Комплекс стандартов на автоматизированные системы. Техническое задание на создание автоматизированной системы”;</w:t>
-      </w:r>
-    </w:p>
-    <w:p>
-      <w:pPr>
-        <w:spacing w:after="0" w:line="360" w:lineRule="auto"/>
-        <w:ind w:firstLine="709"/>
-        <w:jc w:val="both"/>
-        <w:rPr>
-          <w:rFonts w:ascii="Times New Roman" w:hAnsi="Times New Roman" w:cs="Times New Roman"/>
-          <w:sz w:val="28"/>
-          <w:szCs w:val="28"/>
-        </w:rPr>
-      </w:pPr>
-      <w:r>
-        <w:rPr>
-          <w:rFonts w:ascii="Times New Roman" w:hAnsi="Times New Roman" w:cs="Times New Roman"/>
-          <w:sz w:val="28"/>
-          <w:szCs w:val="28"/>
-        </w:rPr>
-        <w:t>− ОС ТУСУР 01-2021 “Образовательный стандарт ВУЗа. Работы студенческие по направлениям подготовки и специальностям технического профиля. Общие требования и правила оформления”;</w:t>
-      </w:r>
-    </w:p>
-    <w:p>
-      <w:pPr>
-        <w:spacing w:after="0" w:line="360" w:lineRule="auto"/>
-        <w:ind w:firstLine="709"/>
-        <w:jc w:val="both"/>
-        <w:rPr>
-          <w:rFonts w:ascii="Times New Roman" w:hAnsi="Times New Roman" w:cs="Times New Roman"/>
-          <w:sz w:val="28"/>
-          <w:szCs w:val="28"/>
-        </w:rPr>
-      </w:pPr>
-      <w:r>
-        <w:rPr>
-          <w:rFonts w:ascii="Times New Roman" w:hAnsi="Times New Roman" w:cs="Times New Roman"/>
-          <w:sz w:val="28"/>
-          <w:szCs w:val="28"/>
-        </w:rPr>
-        <w:t>− ОК 012-93 “Общероссийский классификатор изделий и конструкторских документов (классификатор ЕСКД)”;</w:t>
-      </w:r>
-    </w:p>
-    <w:p>
-      <w:pPr>
-        <w:spacing w:after="0" w:line="360" w:lineRule="auto"/>
-        <w:ind w:firstLine="709"/>
-        <w:jc w:val="both"/>
-        <w:rPr>
-          <w:rFonts w:ascii="Times New Roman" w:hAnsi="Times New Roman" w:cs="Times New Roman"/>
-          <w:sz w:val="28"/>
-          <w:szCs w:val="28"/>
-        </w:rPr>
-      </w:pPr>
-      <w:r>
-        <w:rPr>
-          <w:rFonts w:ascii="Times New Roman" w:hAnsi="Times New Roman" w:cs="Times New Roman"/>
-          <w:sz w:val="28"/>
-          <w:szCs w:val="28"/>
-        </w:rPr>
-        <w:lastRenderedPageBreak/>
-        <w:t>− ГОСТ 19.103-77 “Единая система конструкторской документации. Обозначения программ и программных документов”.</w:t>
-      </w:r>
-    </w:p>
-    <w:p>
-      <w:pPr>
-        <w:spacing w:after="0" w:line="360" w:lineRule="auto"/>
-        <w:jc w:val="both"/>
-        <w:rPr>
-          <w:rFonts w:ascii="Times New Roman" w:hAnsi="Times New Roman" w:cs="Times New Roman"/>
-          <w:sz w:val="28"/>
-          <w:szCs w:val="28"/>
-        </w:rPr>
-      </w:pPr>
-    </w:p>
-    <w:p>
-      <w:pPr>
-        <w:pStyle w:val="2"/>
-        <w:rPr>
-          <w:rFonts w:cs="Times New Roman"/>
-          <w:szCs w:val="28"/>
-        </w:rPr>
-      </w:pPr>
-      <w:bookmarkStart w:id="4" w:name="_Toc240391093"/>
-      <w:r>
-        <w:rPr>
-          <w:rFonts w:cs="Times New Roman"/>
-          <w:szCs w:val="28"/>
-        </w:rPr>
-        <w:t xml:space="preserve">1.4 </w:t>
-      </w:r>
-      <w:r>
-        <w:rPr>
-          <w:rFonts w:cs="Times New Roman"/>
-          <w:szCs w:val="28"/>
-        </w:rPr>
-        <w:t>Плановые сроки начала и окончания работ по созданию АС</w:t>
-      </w:r>
-      <w:bookmarkEnd w:id="4"/>
-    </w:p>
-    <w:p>
-      <w:pPr>
-        <w:spacing w:after="0" w:line="360" w:lineRule="auto"/>
-        <w:rPr>
-          <w:rFonts w:ascii="Times New Roman" w:hAnsi="Times New Roman" w:cs="Times New Roman"/>
-          <w:sz w:val="28"/>
-          <w:szCs w:val="28"/>
-        </w:rPr>
-      </w:pPr>
-    </w:p>
-    <w:p>
-      <w:pPr>
-        <w:spacing w:after="0" w:line="360" w:lineRule="auto"/>
-        <w:ind w:left="708"/>
-        <w:jc w:val="both"/>
-        <w:rPr>
-          <w:rFonts w:ascii="Times New Roman" w:hAnsi="Times New Roman" w:cs="Times New Roman"/>
-          <w:sz w:val="28"/>
-          <w:szCs w:val="28"/>
-        </w:rPr>
-      </w:pPr>
-      <w:r>
-        <w:rPr>
-          <w:rFonts w:ascii="Times New Roman" w:hAnsi="Times New Roman" w:cs="Times New Roman"/>
-          <w:sz w:val="28"/>
-          <w:szCs w:val="28"/>
-        </w:rPr>
-        <w:t xml:space="preserve">Плановый срок начала работ: с </w:t>
-      </w:r>
-      <w:r>
-        <w:rPr>
-          <w:rFonts w:ascii="Times New Roman" w:hAnsi="Times New Roman" w:cs="Times New Roman"/>
-          <w:sz w:val="28"/>
-          <w:szCs w:val="28"/>
-        </w:rPr>
-        <w:t>9</w:t>
-      </w:r>
-      <w:r>
-        <w:rPr>
-          <w:rFonts w:ascii="Times New Roman" w:hAnsi="Times New Roman" w:cs="Times New Roman"/>
-          <w:sz w:val="28"/>
-          <w:szCs w:val="28"/>
-        </w:rPr>
-        <w:t xml:space="preserve"> сентября 202</w:t>
-      </w:r>
-      <w:r>
-        <w:rPr>
-          <w:rFonts w:ascii="Times New Roman" w:hAnsi="Times New Roman" w:cs="Times New Roman"/>
-          <w:sz w:val="28"/>
-          <w:szCs w:val="28"/>
-        </w:rPr>
-        <w:t>6</w:t>
-      </w:r>
-      <w:r>
-        <w:rPr>
-          <w:rFonts w:ascii="Times New Roman" w:hAnsi="Times New Roman" w:cs="Times New Roman"/>
-          <w:sz w:val="28"/>
-          <w:szCs w:val="28"/>
-        </w:rPr>
-        <w:t xml:space="preserve"> года. </w:t>
-      </w:r>
-    </w:p>
-    <w:p>
-      <w:pPr>
-        <w:spacing w:after="0" w:line="360" w:lineRule="auto"/>
-        <w:ind w:left="708"/>
-        <w:jc w:val="both"/>
-        <w:rPr>
-          <w:rFonts w:ascii="Times New Roman" w:hAnsi="Times New Roman" w:cs="Times New Roman"/>
-          <w:sz w:val="28"/>
-          <w:szCs w:val="28"/>
-        </w:rPr>
-      </w:pPr>
-      <w:r>
-        <w:rPr>
-          <w:rFonts w:ascii="Times New Roman" w:hAnsi="Times New Roman" w:cs="Times New Roman"/>
-          <w:sz w:val="28"/>
-          <w:szCs w:val="28"/>
-        </w:rPr>
-        <w:t>Плановый срок окончания работ: не позднее 29 декабря 202</w:t>
-      </w:r>
-      <w:r>
-        <w:rPr>
-          <w:rFonts w:ascii="Times New Roman" w:hAnsi="Times New Roman" w:cs="Times New Roman"/>
-          <w:sz w:val="28"/>
-          <w:szCs w:val="28"/>
-        </w:rPr>
-        <w:t>6</w:t>
-      </w:r>
-      <w:r>
-        <w:rPr>
-          <w:rFonts w:ascii="Times New Roman" w:hAnsi="Times New Roman" w:cs="Times New Roman"/>
-          <w:sz w:val="28"/>
-          <w:szCs w:val="28"/>
-        </w:rPr>
-        <w:t xml:space="preserve"> года.</w:t>
-      </w:r>
-    </w:p>
-    <w:p>
-      <w:pPr>
-        <w:spacing w:after="0" w:line="360" w:lineRule="auto"/>
-        <w:jc w:val="both"/>
-        <w:rPr>
-          <w:rFonts w:ascii="Times New Roman" w:hAnsi="Times New Roman" w:cs="Times New Roman"/>
-          <w:sz w:val="28"/>
-          <w:szCs w:val="28"/>
-        </w:rPr>
-      </w:pPr>
-    </w:p>
-    <w:p>
-      <w:pPr>
-        <w:pStyle w:val="1"/>
         <w:rPr>
           <w:rFonts w:cs="Times New Roman"/>
           <w:b/>
@@ -5131,7 +4649,7 @@
           <w:szCs w:val="28"/>
         </w:rPr>
       </w:pPr>
-      <w:bookmarkStart w:id="5" w:name="_Toc240391094"/>
+      <w:bookmarkStart w:id="1" w:name="_Toc240391090"/>
       <w:r>
         <w:rPr>
           <w:rFonts w:cs="Times New Roman"/>
@@ -5139,7 +4657,7 @@
           <w:bCs/>
           <w:szCs w:val="28"/>
         </w:rPr>
-        <w:t xml:space="preserve">2 </w:t>
+        <w:t xml:space="preserve">1.1 </w:t>
       </w:r>
       <w:r>
         <w:rPr>
@@ -5148,6 +4666,643 @@
           <w:bCs/>
           <w:szCs w:val="28"/>
         </w:rPr>
+        <w:t>Полное наименование автоматизированной системы и ее условное обозначение</w:t>
+      </w:r>
+      <w:bookmarkEnd w:id="1"/>
+    </w:p>
+    <w:p>
+      <w:pPr>
+        <w:spacing w:after="0" w:line="360" w:lineRule="auto"/>
+        <w:rPr>
+          <w:rFonts w:ascii="Times New Roman" w:hAnsi="Times New Roman" w:cs="Times New Roman"/>
+          <w:sz w:val="28"/>
+          <w:szCs w:val="28"/>
+        </w:rPr>
+      </w:pPr>
+    </w:p>
+    <w:p>
+      <w:pPr>
+        <w:spacing w:after="0" w:line="360" w:lineRule="auto"/>
+        <w:ind w:firstLine="709"/>
+        <w:jc w:val="both"/>
+        <w:rPr>
+          <w:rFonts w:ascii="Times New Roman" w:hAnsi="Times New Roman" w:cs="Times New Roman"/>
+          <w:sz w:val="28"/>
+          <w:szCs w:val="28"/>
+        </w:rPr>
+      </w:pPr>
+      <w:r>
+        <w:rPr>
+          <w:rFonts w:ascii="Times New Roman" w:hAnsi="Times New Roman" w:cs="Times New Roman"/>
+          <w:sz w:val="28"/>
+          <w:szCs w:val="28"/>
+        </w:rPr>
+        <w:t>Разработка плагина "Дорожный конус" для системы автоматизированного проектирования</w:t>
+      </w:r>
+      <w:r>
+        <w:rPr>
+          <w:rFonts w:ascii="Times New Roman" w:hAnsi="Times New Roman" w:cs="Times New Roman"/>
+          <w:sz w:val="28"/>
+          <w:szCs w:val="28"/>
+        </w:rPr>
+        <w:t xml:space="preserve"> (САПР)</w:t>
+      </w:r>
+      <w:r>
+        <w:rPr>
+          <w:rFonts w:ascii="Times New Roman" w:hAnsi="Times New Roman" w:cs="Times New Roman"/>
+          <w:sz w:val="28"/>
+          <w:szCs w:val="28"/>
+        </w:rPr>
+        <w:t xml:space="preserve"> К</w:t>
+      </w:r>
+      <w:r>
+        <w:rPr>
+          <w:rFonts w:ascii="Times New Roman" w:hAnsi="Times New Roman" w:cs="Times New Roman"/>
+          <w:sz w:val="28"/>
+          <w:szCs w:val="28"/>
+        </w:rPr>
+        <w:t xml:space="preserve">омпас </w:t>
+      </w:r>
+      <w:r>
+        <w:rPr>
+          <w:rFonts w:ascii="Times New Roman" w:hAnsi="Times New Roman" w:cs="Times New Roman"/>
+          <w:sz w:val="28"/>
+          <w:szCs w:val="28"/>
+        </w:rPr>
+        <w:t>3</w:t>
+      </w:r>
+      <w:r>
+        <w:rPr>
+          <w:rFonts w:ascii="Times New Roman" w:hAnsi="Times New Roman" w:cs="Times New Roman"/>
+          <w:sz w:val="28"/>
+          <w:szCs w:val="28"/>
+          <w:lang w:val="en-US"/>
+        </w:rPr>
+        <w:t>D</w:t>
+      </w:r>
+      <w:r>
+        <w:rPr>
+          <w:rFonts w:ascii="Times New Roman" w:hAnsi="Times New Roman" w:cs="Times New Roman"/>
+          <w:sz w:val="28"/>
+          <w:szCs w:val="28"/>
+        </w:rPr>
+        <w:t>.</w:t>
+      </w:r>
+    </w:p>
+    <w:p>
+      <w:pPr>
+        <w:spacing w:after="0"/>
+        <w:jc w:val="both"/>
+        <w:rPr>
+          <w:rFonts w:ascii="Times New Roman" w:hAnsi="Times New Roman" w:cs="Times New Roman"/>
+          <w:sz w:val="28"/>
+          <w:szCs w:val="28"/>
+        </w:rPr>
+      </w:pPr>
+    </w:p>
+    <w:p>
+      <w:pPr>
+        <w:pStyle w:val="2"/>
+        <w:rPr>
+          <w:rFonts w:cs="Times New Roman"/>
+          <w:b/>
+          <w:bCs/>
+          <w:szCs w:val="28"/>
+        </w:rPr>
+      </w:pPr>
+      <w:bookmarkStart w:id="2" w:name="_Toc240391091"/>
+      <w:r>
+        <w:rPr>
+          <w:rFonts w:cs="Times New Roman"/>
+          <w:b/>
+          <w:bCs/>
+          <w:szCs w:val="28"/>
+        </w:rPr>
+        <w:t xml:space="preserve">1.2 </w:t>
+      </w:r>
+      <w:r>
+        <w:rPr>
+          <w:rFonts w:cs="Times New Roman"/>
+          <w:b/>
+          <w:bCs/>
+          <w:szCs w:val="28"/>
+        </w:rPr>
+        <w:t>Наименование заказчика</w:t>
+      </w:r>
+      <w:bookmarkEnd w:id="2"/>
+    </w:p>
+    <w:p>
+      <w:pPr>
+        <w:spacing w:after="0" w:line="360" w:lineRule="auto"/>
+        <w:jc w:val="both"/>
+        <w:rPr>
+          <w:rFonts w:ascii="Times New Roman" w:hAnsi="Times New Roman" w:cs="Times New Roman"/>
+          <w:sz w:val="28"/>
+          <w:szCs w:val="28"/>
+        </w:rPr>
+      </w:pPr>
+    </w:p>
+    <w:p>
+      <w:pPr>
+        <w:spacing w:after="0" w:line="360" w:lineRule="auto"/>
+        <w:ind w:firstLine="709"/>
+        <w:jc w:val="both"/>
+        <w:rPr>
+          <w:rFonts w:ascii="Times New Roman" w:hAnsi="Times New Roman" w:cs="Times New Roman"/>
+          <w:sz w:val="28"/>
+          <w:szCs w:val="28"/>
+        </w:rPr>
+      </w:pPr>
+      <w:r>
+        <w:rPr>
+          <w:rFonts w:ascii="Times New Roman" w:hAnsi="Times New Roman" w:cs="Times New Roman"/>
+          <w:sz w:val="28"/>
+          <w:szCs w:val="28"/>
+        </w:rPr>
+        <w:t xml:space="preserve">Заказчиком работ является: кандидат технических наук, доцент кафедры компьютерных систем в управлении и проектировании (КСУП) </w:t>
+      </w:r>
+      <w:proofErr w:type="spellStart"/>
+      <w:r>
+        <w:rPr>
+          <w:rFonts w:ascii="Times New Roman" w:hAnsi="Times New Roman" w:cs="Times New Roman"/>
+          <w:sz w:val="28"/>
+          <w:szCs w:val="28"/>
+        </w:rPr>
+        <w:t>Калентьев</w:t>
+      </w:r>
+      <w:proofErr w:type="spellEnd"/>
+      <w:r>
+        <w:rPr>
+          <w:rFonts w:ascii="Times New Roman" w:hAnsi="Times New Roman" w:cs="Times New Roman"/>
+          <w:sz w:val="28"/>
+          <w:szCs w:val="28"/>
+        </w:rPr>
+        <w:t xml:space="preserve"> Алексей Анатольевич.</w:t>
+      </w:r>
+    </w:p>
+    <w:p>
+      <w:pPr>
+        <w:spacing w:after="0" w:line="360" w:lineRule="auto"/>
+        <w:ind w:firstLine="709"/>
+        <w:jc w:val="both"/>
+        <w:rPr>
+          <w:rFonts w:ascii="Times New Roman" w:hAnsi="Times New Roman" w:cs="Times New Roman"/>
+          <w:sz w:val="28"/>
+          <w:szCs w:val="28"/>
+        </w:rPr>
+      </w:pPr>
+      <w:r>
+        <w:rPr>
+          <w:rFonts w:ascii="Times New Roman" w:hAnsi="Times New Roman" w:cs="Times New Roman"/>
+          <w:sz w:val="28"/>
+          <w:szCs w:val="28"/>
+        </w:rPr>
+        <w:t>Адрес заказчика: 634045 Томская область Томск ул. Красноармейская 147 СБИ, офис 210.</w:t>
+      </w:r>
+    </w:p>
+    <w:p>
+      <w:pPr>
+        <w:spacing w:after="0" w:line="360" w:lineRule="auto"/>
+        <w:ind w:firstLine="708"/>
+        <w:jc w:val="both"/>
+        <w:rPr>
+          <w:rFonts w:ascii="Times New Roman" w:hAnsi="Times New Roman" w:cs="Times New Roman"/>
+          <w:sz w:val="28"/>
+          <w:szCs w:val="28"/>
+        </w:rPr>
+      </w:pPr>
+      <w:r>
+        <w:rPr>
+          <w:rFonts w:ascii="Times New Roman" w:hAnsi="Times New Roman" w:cs="Times New Roman"/>
+          <w:sz w:val="28"/>
+          <w:szCs w:val="28"/>
+        </w:rPr>
+        <w:t xml:space="preserve">Исполнителем разработки является: студент </w:t>
+      </w:r>
+      <w:r>
+        <w:rPr>
+          <w:rFonts w:ascii="Times New Roman" w:hAnsi="Times New Roman" w:cs="Times New Roman"/>
+          <w:sz w:val="28"/>
+          <w:szCs w:val="28"/>
+        </w:rPr>
+        <w:t>кафедры компьютерных систем в управлении и проектировании (КСУП)</w:t>
+      </w:r>
+      <w:r>
+        <w:rPr>
+          <w:rFonts w:ascii="Times New Roman" w:hAnsi="Times New Roman" w:cs="Times New Roman"/>
+          <w:sz w:val="28"/>
+          <w:szCs w:val="28"/>
+        </w:rPr>
+        <w:t xml:space="preserve"> Дрягин Дмитрий Анатольевич, группа 583-1.</w:t>
+      </w:r>
+    </w:p>
+    <w:p>
+      <w:pPr>
+        <w:spacing w:after="0" w:line="360" w:lineRule="auto"/>
+        <w:ind w:firstLine="709"/>
+        <w:jc w:val="both"/>
+        <w:rPr>
+          <w:rFonts w:ascii="Times New Roman" w:hAnsi="Times New Roman" w:cs="Times New Roman"/>
+          <w:sz w:val="28"/>
+          <w:szCs w:val="28"/>
+        </w:rPr>
+      </w:pPr>
+      <w:r>
+        <w:rPr>
+          <w:rFonts w:ascii="Times New Roman" w:hAnsi="Times New Roman" w:cs="Times New Roman"/>
+          <w:sz w:val="28"/>
+          <w:szCs w:val="28"/>
+        </w:rPr>
+        <w:t xml:space="preserve">Адрес исполнителя: </w:t>
+      </w:r>
+      <w:r>
+        <w:rPr>
+          <w:rFonts w:ascii="Times New Roman" w:hAnsi="Times New Roman" w:cs="Times New Roman"/>
+          <w:sz w:val="28"/>
+          <w:szCs w:val="28"/>
+        </w:rPr>
+        <w:t xml:space="preserve">634045 Томская область Томск ул. </w:t>
+      </w:r>
+      <w:r>
+        <w:rPr>
+          <w:rFonts w:ascii="Times New Roman" w:hAnsi="Times New Roman" w:cs="Times New Roman"/>
+          <w:sz w:val="28"/>
+          <w:szCs w:val="28"/>
+        </w:rPr>
+        <w:t>Вершинина 74</w:t>
+      </w:r>
+      <w:r>
+        <w:rPr>
+          <w:rFonts w:ascii="Times New Roman" w:hAnsi="Times New Roman" w:cs="Times New Roman"/>
+          <w:sz w:val="28"/>
+          <w:szCs w:val="28"/>
+        </w:rPr>
+        <w:t>.</w:t>
+      </w:r>
+    </w:p>
+    <w:p>
+      <w:pPr>
+        <w:spacing w:after="0" w:line="360" w:lineRule="auto"/>
+        <w:jc w:val="both"/>
+        <w:rPr>
+          <w:rFonts w:ascii="Times New Roman" w:hAnsi="Times New Roman" w:cs="Times New Roman"/>
+          <w:sz w:val="28"/>
+          <w:szCs w:val="28"/>
+        </w:rPr>
+      </w:pPr>
+    </w:p>
+    <w:p>
+      <w:pPr>
+        <w:pStyle w:val="2"/>
+        <w:rPr>
+          <w:rFonts w:cs="Times New Roman"/>
+          <w:b/>
+          <w:bCs/>
+          <w:szCs w:val="28"/>
+        </w:rPr>
+      </w:pPr>
+      <w:bookmarkStart w:id="3" w:name="_Toc240391092"/>
+      <w:r>
+        <w:rPr>
+          <w:rFonts w:cs="Times New Roman"/>
+          <w:b/>
+          <w:bCs/>
+          <w:szCs w:val="28"/>
+        </w:rPr>
+        <w:t xml:space="preserve">1.3 </w:t>
+      </w:r>
+      <w:r>
+        <w:rPr>
+          <w:rFonts w:cs="Times New Roman"/>
+          <w:b/>
+          <w:bCs/>
+          <w:szCs w:val="28"/>
+        </w:rPr>
+        <w:t>Перечень документов, на основании которых создается АС</w:t>
+      </w:r>
+      <w:bookmarkEnd w:id="3"/>
+    </w:p>
+    <w:p>
+      <w:pPr>
+        <w:spacing w:after="0"/>
+        <w:rPr>
+          <w:rFonts w:ascii="Times New Roman" w:hAnsi="Times New Roman" w:cs="Times New Roman"/>
+          <w:sz w:val="28"/>
+          <w:szCs w:val="28"/>
+        </w:rPr>
+      </w:pPr>
+    </w:p>
+    <w:p>
+      <w:pPr>
+        <w:spacing w:after="0" w:line="360" w:lineRule="auto"/>
+        <w:ind w:firstLine="709"/>
+        <w:jc w:val="both"/>
+        <w:rPr>
+          <w:rFonts w:ascii="Times New Roman" w:hAnsi="Times New Roman" w:cs="Times New Roman"/>
+          <w:sz w:val="28"/>
+          <w:szCs w:val="28"/>
+        </w:rPr>
+      </w:pPr>
+      <w:r>
+        <w:rPr>
+          <w:rFonts w:ascii="Times New Roman" w:hAnsi="Times New Roman" w:cs="Times New Roman"/>
+          <w:sz w:val="28"/>
+          <w:szCs w:val="28"/>
+        </w:rPr>
+        <w:t>Выполняемая работа и оформление её результатов должны отвечать требованиям нормативно-правовых актов, а также соответствующих государственных стандартов из числа Комплекса стандартов на автоматизированные системы:</w:t>
+      </w:r>
+    </w:p>
+    <w:p>
+      <w:pPr>
+        <w:spacing w:after="0" w:line="360" w:lineRule="auto"/>
+        <w:ind w:firstLine="709"/>
+        <w:jc w:val="both"/>
+        <w:rPr>
+          <w:rFonts w:ascii="Times New Roman" w:hAnsi="Times New Roman" w:cs="Times New Roman"/>
+          <w:sz w:val="28"/>
+          <w:szCs w:val="28"/>
+        </w:rPr>
+      </w:pPr>
+      <w:r>
+        <w:rPr>
+          <w:rFonts w:ascii="Times New Roman" w:hAnsi="Times New Roman" w:cs="Times New Roman"/>
+          <w:sz w:val="28"/>
+          <w:szCs w:val="28"/>
+        </w:rPr>
+        <w:t>− ГОСТ 34.602-2020 “Информационные технологии. Комплекс стандартов на автоматизированные системы. Техническое задание на создание автоматизированной системы”;</w:t>
+      </w:r>
+    </w:p>
+    <w:p>
+      <w:pPr>
+        <w:spacing w:after="0" w:line="360" w:lineRule="auto"/>
+        <w:ind w:firstLine="709"/>
+        <w:jc w:val="both"/>
+        <w:rPr>
+          <w:rFonts w:ascii="Times New Roman" w:hAnsi="Times New Roman" w:cs="Times New Roman"/>
+          <w:sz w:val="28"/>
+          <w:szCs w:val="28"/>
+        </w:rPr>
+      </w:pPr>
+      <w:r>
+        <w:rPr>
+          <w:rFonts w:ascii="Times New Roman" w:hAnsi="Times New Roman" w:cs="Times New Roman"/>
+          <w:sz w:val="28"/>
+          <w:szCs w:val="28"/>
+        </w:rPr>
+        <w:lastRenderedPageBreak/>
+        <w:t>− ОС ТУСУР 01-2021 “Образовательный стандарт ВУЗа. Работы студенческие по направлениям подготовки и специальностям технического профиля. Общие требования и правила оформления”;</w:t>
+      </w:r>
+    </w:p>
+    <w:p>
+      <w:pPr>
+        <w:spacing w:after="0" w:line="360" w:lineRule="auto"/>
+        <w:ind w:firstLine="709"/>
+        <w:jc w:val="both"/>
+        <w:rPr>
+          <w:rFonts w:ascii="Times New Roman" w:hAnsi="Times New Roman" w:cs="Times New Roman"/>
+          <w:sz w:val="28"/>
+          <w:szCs w:val="28"/>
+        </w:rPr>
+      </w:pPr>
+      <w:r>
+        <w:rPr>
+          <w:rFonts w:ascii="Times New Roman" w:hAnsi="Times New Roman" w:cs="Times New Roman"/>
+          <w:sz w:val="28"/>
+          <w:szCs w:val="28"/>
+        </w:rPr>
+        <w:t>− ОК 012-93 “Общероссийский классификатор изделий и конструкторских документов (классификатор ЕСКД)”;</w:t>
+      </w:r>
+    </w:p>
+    <w:p>
+      <w:pPr>
+        <w:spacing w:after="0" w:line="360" w:lineRule="auto"/>
+        <w:ind w:firstLine="709"/>
+        <w:jc w:val="both"/>
+        <w:rPr>
+          <w:rFonts w:ascii="Times New Roman" w:hAnsi="Times New Roman" w:cs="Times New Roman"/>
+          <w:sz w:val="28"/>
+          <w:szCs w:val="28"/>
+        </w:rPr>
+      </w:pPr>
+      <w:r>
+        <w:rPr>
+          <w:rFonts w:ascii="Times New Roman" w:hAnsi="Times New Roman" w:cs="Times New Roman"/>
+          <w:sz w:val="28"/>
+          <w:szCs w:val="28"/>
+        </w:rPr>
+        <w:t xml:space="preserve">− ГОСТ 19.103-77 “Единая система </w:t>
+      </w:r>
+      <w:r>
+        <w:rPr>
+          <w:rFonts w:ascii="Times New Roman" w:hAnsi="Times New Roman" w:cs="Times New Roman"/>
+          <w:sz w:val="28"/>
+          <w:szCs w:val="28"/>
+        </w:rPr>
+        <w:t>программной</w:t>
+      </w:r>
+      <w:r>
+        <w:rPr>
+          <w:rFonts w:ascii="Times New Roman" w:hAnsi="Times New Roman" w:cs="Times New Roman"/>
+          <w:sz w:val="28"/>
+          <w:szCs w:val="28"/>
+        </w:rPr>
+        <w:t xml:space="preserve"> документации. Обозначения программ и программных документов”.</w:t>
+      </w:r>
+    </w:p>
+    <w:p>
+      <w:pPr>
+        <w:spacing w:after="0" w:line="360" w:lineRule="auto"/>
+        <w:jc w:val="both"/>
+        <w:rPr>
+          <w:rFonts w:ascii="Times New Roman" w:hAnsi="Times New Roman" w:cs="Times New Roman"/>
+          <w:sz w:val="28"/>
+          <w:szCs w:val="28"/>
+        </w:rPr>
+      </w:pPr>
+    </w:p>
+    <w:p>
+      <w:pPr>
+        <w:pStyle w:val="2"/>
+        <w:rPr>
+          <w:rFonts w:cs="Times New Roman"/>
+          <w:szCs w:val="28"/>
+        </w:rPr>
+      </w:pPr>
+      <w:bookmarkStart w:id="4" w:name="_Toc240391093"/>
+      <w:r>
+        <w:rPr>
+          <w:rFonts w:cs="Times New Roman"/>
+          <w:szCs w:val="28"/>
+        </w:rPr>
+        <w:t xml:space="preserve">1.4 </w:t>
+      </w:r>
+      <w:r>
+        <w:rPr>
+          <w:rFonts w:cs="Times New Roman"/>
+          <w:szCs w:val="28"/>
+        </w:rPr>
+        <w:t>Плановые сроки начала и окончания работ по созданию АС</w:t>
+      </w:r>
+      <w:bookmarkEnd w:id="4"/>
+    </w:p>
+    <w:p>
+      <w:pPr>
+        <w:spacing w:after="0" w:line="360" w:lineRule="auto"/>
+        <w:rPr>
+          <w:rFonts w:ascii="Times New Roman" w:hAnsi="Times New Roman" w:cs="Times New Roman"/>
+          <w:sz w:val="28"/>
+          <w:szCs w:val="28"/>
+        </w:rPr>
+      </w:pPr>
+    </w:p>
+    <w:p>
+      <w:pPr>
+        <w:spacing w:after="0" w:line="360" w:lineRule="auto"/>
+        <w:ind w:left="708"/>
+        <w:jc w:val="both"/>
+        <w:rPr>
+          <w:rFonts w:ascii="Times New Roman" w:hAnsi="Times New Roman" w:cs="Times New Roman"/>
+          <w:sz w:val="28"/>
+          <w:szCs w:val="28"/>
+        </w:rPr>
+      </w:pPr>
+      <w:r>
+        <w:rPr>
+          <w:rFonts w:ascii="Times New Roman" w:hAnsi="Times New Roman" w:cs="Times New Roman"/>
+          <w:sz w:val="28"/>
+          <w:szCs w:val="28"/>
+        </w:rPr>
+        <w:t xml:space="preserve">Плановый срок начала работ: с </w:t>
+      </w:r>
+      <w:r>
+        <w:rPr>
+          <w:rFonts w:ascii="Times New Roman" w:hAnsi="Times New Roman" w:cs="Times New Roman"/>
+          <w:sz w:val="28"/>
+          <w:szCs w:val="28"/>
+        </w:rPr>
+        <w:t>9</w:t>
+      </w:r>
+      <w:r>
+        <w:rPr>
+          <w:rFonts w:ascii="Times New Roman" w:hAnsi="Times New Roman" w:cs="Times New Roman"/>
+          <w:sz w:val="28"/>
+          <w:szCs w:val="28"/>
+        </w:rPr>
+        <w:t xml:space="preserve"> сентября 202</w:t>
+      </w:r>
+      <w:r>
+        <w:rPr>
+          <w:rFonts w:ascii="Times New Roman" w:hAnsi="Times New Roman" w:cs="Times New Roman"/>
+          <w:sz w:val="28"/>
+          <w:szCs w:val="28"/>
+        </w:rPr>
+        <w:t>6</w:t>
+      </w:r>
+      <w:r>
+        <w:rPr>
+          <w:rFonts w:ascii="Times New Roman" w:hAnsi="Times New Roman" w:cs="Times New Roman"/>
+          <w:sz w:val="28"/>
+          <w:szCs w:val="28"/>
+        </w:rPr>
+        <w:t xml:space="preserve"> года. </w:t>
+      </w:r>
+    </w:p>
+    <w:p>
+      <w:pPr>
+        <w:spacing w:after="0" w:line="360" w:lineRule="auto"/>
+        <w:ind w:left="708"/>
+        <w:jc w:val="both"/>
+        <w:rPr>
+          <w:rFonts w:ascii="Times New Roman" w:hAnsi="Times New Roman" w:cs="Times New Roman"/>
+          <w:sz w:val="28"/>
+          <w:szCs w:val="28"/>
+        </w:rPr>
+      </w:pPr>
+      <w:r>
+        <w:rPr>
+          <w:rFonts w:ascii="Times New Roman" w:hAnsi="Times New Roman" w:cs="Times New Roman"/>
+          <w:sz w:val="28"/>
+          <w:szCs w:val="28"/>
+        </w:rPr>
+        <w:t>Плановый срок окончания работ: не позднее 29 декабря 202</w:t>
+      </w:r>
+      <w:r>
+        <w:rPr>
+          <w:rFonts w:ascii="Times New Roman" w:hAnsi="Times New Roman" w:cs="Times New Roman"/>
+          <w:sz w:val="28"/>
+          <w:szCs w:val="28"/>
+        </w:rPr>
+        <w:t>6</w:t>
+      </w:r>
+      <w:r>
+        <w:rPr>
+          <w:rFonts w:ascii="Times New Roman" w:hAnsi="Times New Roman" w:cs="Times New Roman"/>
+          <w:sz w:val="28"/>
+          <w:szCs w:val="28"/>
+        </w:rPr>
+        <w:t xml:space="preserve"> года.</w:t>
+      </w:r>
+    </w:p>
+    <w:p>
+      <w:pPr>
+        <w:spacing w:after="0" w:line="360" w:lineRule="auto"/>
+        <w:jc w:val="both"/>
+        <w:rPr>
+          <w:rFonts w:ascii="Times New Roman" w:hAnsi="Times New Roman" w:cs="Times New Roman"/>
+          <w:sz w:val="28"/>
+          <w:szCs w:val="28"/>
+        </w:rPr>
+      </w:pPr>
+    </w:p>
+    <w:p>
+      <w:pPr>
+        <w:rPr>
+          <w:rFonts w:ascii="Times New Roman" w:eastAsiaTheme="majorEastAsia" w:hAnsi="Times New Roman" w:cs="Times New Roman"/>
+          <w:b/>
+          <w:bCs/>
+          <w:color w:val="000000" w:themeColor="text1"/>
+          <w:sz w:val="28"/>
+          <w:szCs w:val="28"/>
+        </w:rPr>
+      </w:pPr>
+      <w:bookmarkStart w:id="5" w:name="_Toc240391094"/>
+      <w:r>
+        <w:rPr>
+          <w:rFonts w:cs="Times New Roman"/>
+          <w:b/>
+          <w:bCs/>
+          <w:szCs w:val="28"/>
+        </w:rPr>
+        <w:br w:type="page"/>
+      </w:r>
+    </w:p>
+    <w:p>
+      <w:pPr>
+        <w:pStyle w:val="1"/>
+        <w:rPr>
+          <w:rFonts w:cs="Times New Roman"/>
+          <w:b/>
+          <w:bCs/>
+          <w:szCs w:val="28"/>
+        </w:rPr>
+      </w:pPr>
+      <w:r>
+        <w:rPr>
+          <w:rFonts w:cs="Times New Roman"/>
+          <w:b/>
+          <w:bCs/>
+          <w:szCs w:val="28"/>
+        </w:rPr>
+        <w:lastRenderedPageBreak/>
+        <w:t xml:space="preserve">2 </w:t>
+      </w:r>
+      <w:r>
+        <w:rPr>
+          <w:rFonts w:cs="Times New Roman"/>
+          <w:b/>
+          <w:bCs/>
+          <w:szCs w:val="28"/>
+        </w:rPr>
         <w:t>ЦЕЛИ И НАЗНАЧЕНИЕ СОЗДАНИЯ АВТОМАТИЗИРОВАННОЙ СИСТЕМЫ</w:t>
       </w:r>
       <w:bookmarkEnd w:id="5"/>
@@ -5167,6 +5322,8 @@
         <w:pStyle w:val="2"/>
         <w:rPr>
           <w:rFonts w:cs="Times New Roman"/>
+          <w:b/>
+          <w:bCs/>
           <w:szCs w:val="28"/>
         </w:rPr>
       </w:pPr>
@@ -5174,6 +5331,8 @@
       <w:r>
         <w:rPr>
           <w:rFonts w:cs="Times New Roman"/>
+          <w:b/>
+          <w:bCs/>
           <w:szCs w:val="28"/>
         </w:rPr>
         <w:t>2.1 Цели создания АС</w:t>
@@ -5283,6 +5442,8 @@
         <w:pStyle w:val="2"/>
         <w:rPr>
           <w:rFonts w:cs="Times New Roman"/>
+          <w:b/>
+          <w:bCs/>
           <w:szCs w:val="28"/>
         </w:rPr>
       </w:pPr>
@@ -5290,6 +5451,8 @@
       <w:r>
         <w:rPr>
           <w:rFonts w:cs="Times New Roman"/>
+          <w:b/>
+          <w:bCs/>
           <w:szCs w:val="28"/>
         </w:rPr>
         <w:t>2.2 Назначение АС</w:t>
@@ -5386,7 +5549,6 @@
         <w:rPr>
           <w:noProof/>
         </w:rPr>
-        <w:lastRenderedPageBreak/>
         <w:drawing>
           <wp:inline distT="0" distB="0" distL="0" distR="0" wp14:anchorId="4ABBDDD1" wp14:editId="4A157483">
             <wp:extent cx="4365762" cy="4086225"/>
@@ -5448,13 +5610,6 @@
         <w:pStyle w:val="a5"/>
         <w:spacing w:after="0" w:line="360" w:lineRule="auto"/>
         <w:jc w:val="center"/>
-      </w:pPr>
-    </w:p>
-    <w:p>
-      <w:pPr>
-        <w:pStyle w:val="a5"/>
-        <w:spacing w:after="0" w:line="360" w:lineRule="auto"/>
-        <w:jc w:val="center"/>
         <w:outlineLvl w:val="0"/>
         <w:rPr>
           <w:b/>
@@ -5467,6 +5622,7 @@
           <w:b/>
           <w:bCs/>
         </w:rPr>
+        <w:lastRenderedPageBreak/>
         <w:t>3 ТРЕБОВАНИЯ К АВТОМАТИЗИРОВАННОЙ СИСТЕМЕ</w:t>
       </w:r>
       <w:bookmarkEnd w:id="8"/>
@@ -5484,9 +5640,17 @@
         <w:spacing w:after="0" w:line="360" w:lineRule="auto"/>
         <w:jc w:val="center"/>
         <w:outlineLvl w:val="1"/>
+        <w:rPr>
+          <w:b/>
+          <w:bCs/>
+        </w:rPr>
       </w:pPr>
       <w:bookmarkStart w:id="9" w:name="_Toc240391098"/>
       <w:r>
+        <w:rPr>
+          <w:b/>
+          <w:bCs/>
+        </w:rPr>
         <w:t>3.1 Требования к структуре АС в целом</w:t>
       </w:r>
       <w:bookmarkEnd w:id="9"/>
@@ -5643,7 +5807,25 @@
           <w:sz w:val="28"/>
           <w:szCs w:val="28"/>
         </w:rPr>
-        <w:t>Ширина квадратного основания А</w:t>
+        <w:t xml:space="preserve">Ширина квадратного </w:t>
+      </w:r>
+      <w:proofErr w:type="gramStart"/>
+      <w:r>
+        <w:rPr>
+          <w:rFonts w:ascii="Times New Roman" w:hAnsi="Times New Roman" w:cs="Times New Roman"/>
+          <w:sz w:val="28"/>
+          <w:szCs w:val="28"/>
+        </w:rPr>
+        <w:t>основания</w:t>
+      </w:r>
+      <w:proofErr w:type="gramEnd"/>
+      <w:r>
+        <w:rPr>
+          <w:rFonts w:ascii="Times New Roman" w:hAnsi="Times New Roman" w:cs="Times New Roman"/>
+          <w:sz w:val="28"/>
+          <w:szCs w:val="28"/>
+        </w:rPr>
+        <w:t xml:space="preserve"> А</w:t>
       </w:r>
       <w:r>
         <w:rPr>
@@ -5703,362 +5885,370 @@
           <w:sz w:val="28"/>
           <w:szCs w:val="28"/>
         </w:rPr>
+        <w:t xml:space="preserve">− </w:t>
+      </w:r>
+      <w:r>
+        <w:rPr>
+          <w:rFonts w:ascii="Times New Roman" w:hAnsi="Times New Roman" w:cs="Times New Roman"/>
+          <w:sz w:val="28"/>
+          <w:szCs w:val="28"/>
+        </w:rPr>
+        <w:t xml:space="preserve">Диаметр нижнего основания конуса </w:t>
+      </w:r>
+      <w:r>
+        <w:rPr>
+          <w:rFonts w:ascii="Times New Roman" w:hAnsi="Times New Roman" w:cs="Times New Roman"/>
+          <w:sz w:val="28"/>
+          <w:szCs w:val="28"/>
+          <w:lang w:val="en-US"/>
+        </w:rPr>
+        <w:t>D</w:t>
+      </w:r>
+      <w:r>
+        <w:rPr>
+          <w:rFonts w:ascii="Times New Roman" w:hAnsi="Times New Roman" w:cs="Times New Roman"/>
+          <w:sz w:val="28"/>
+          <w:szCs w:val="28"/>
+        </w:rPr>
+        <w:t xml:space="preserve">: от </w:t>
+      </w:r>
+      <w:r>
+        <w:rPr>
+          <w:rFonts w:ascii="Times New Roman" w:hAnsi="Times New Roman" w:cs="Times New Roman"/>
+          <w:sz w:val="28"/>
+          <w:szCs w:val="28"/>
+        </w:rPr>
+        <w:t>15</w:t>
+      </w:r>
+      <w:r>
+        <w:rPr>
+          <w:rFonts w:ascii="Times New Roman" w:hAnsi="Times New Roman" w:cs="Times New Roman"/>
+          <w:sz w:val="28"/>
+          <w:szCs w:val="28"/>
+        </w:rPr>
+        <w:t xml:space="preserve">0 до </w:t>
+      </w:r>
+      <w:r>
+        <w:rPr>
+          <w:rFonts w:ascii="Times New Roman" w:hAnsi="Times New Roman" w:cs="Times New Roman"/>
+          <w:sz w:val="28"/>
+          <w:szCs w:val="28"/>
+        </w:rPr>
+        <w:t>50</w:t>
+      </w:r>
+      <w:r>
+        <w:rPr>
+          <w:rFonts w:ascii="Times New Roman" w:hAnsi="Times New Roman" w:cs="Times New Roman"/>
+          <w:sz w:val="28"/>
+          <w:szCs w:val="28"/>
+        </w:rPr>
+        <w:t>0 мм;</w:t>
+      </w:r>
+    </w:p>
+    <w:p>
+      <w:pPr>
+        <w:spacing w:after="0" w:line="360" w:lineRule="auto"/>
+        <w:ind w:firstLine="709"/>
+        <w:jc w:val="both"/>
+        <w:rPr>
+          <w:rFonts w:ascii="Times New Roman" w:hAnsi="Times New Roman" w:cs="Times New Roman"/>
+          <w:sz w:val="28"/>
+          <w:szCs w:val="28"/>
+        </w:rPr>
+      </w:pPr>
+      <w:r>
+        <w:rPr>
+          <w:rFonts w:ascii="Times New Roman" w:hAnsi="Times New Roman" w:cs="Times New Roman"/>
+          <w:sz w:val="28"/>
+          <w:szCs w:val="28"/>
+        </w:rPr>
+        <w:t xml:space="preserve">− </w:t>
+      </w:r>
+      <w:r>
+        <w:rPr>
+          <w:rFonts w:ascii="Times New Roman" w:hAnsi="Times New Roman" w:cs="Times New Roman"/>
+          <w:sz w:val="28"/>
+          <w:szCs w:val="28"/>
+        </w:rPr>
+        <w:t xml:space="preserve">Толщина основания </w:t>
+      </w:r>
+      <w:r>
+        <w:rPr>
+          <w:rFonts w:ascii="Times New Roman" w:hAnsi="Times New Roman" w:cs="Times New Roman"/>
+          <w:sz w:val="28"/>
+          <w:szCs w:val="28"/>
+        </w:rPr>
+        <w:t xml:space="preserve">T: </w:t>
+      </w:r>
+      <w:r>
+        <w:rPr>
+          <w:rFonts w:ascii="Times New Roman" w:hAnsi="Times New Roman" w:cs="Times New Roman"/>
+          <w:sz w:val="28"/>
+          <w:szCs w:val="28"/>
+        </w:rPr>
+        <w:t>от 10 до 50 мм</w:t>
+      </w:r>
+      <w:r>
+        <w:rPr>
+          <w:rFonts w:ascii="Times New Roman" w:hAnsi="Times New Roman" w:cs="Times New Roman"/>
+          <w:sz w:val="28"/>
+          <w:szCs w:val="28"/>
+        </w:rPr>
+        <w:t>;</w:t>
+      </w:r>
+    </w:p>
+    <w:p>
+      <w:pPr>
+        <w:spacing w:after="0" w:line="360" w:lineRule="auto"/>
+        <w:ind w:firstLine="709"/>
+        <w:jc w:val="both"/>
+        <w:rPr>
+          <w:rFonts w:ascii="Times New Roman" w:hAnsi="Times New Roman" w:cs="Times New Roman"/>
+          <w:sz w:val="28"/>
+          <w:szCs w:val="28"/>
+        </w:rPr>
+      </w:pPr>
+      <w:r>
+        <w:rPr>
+          <w:rFonts w:ascii="Times New Roman" w:hAnsi="Times New Roman" w:cs="Times New Roman"/>
+          <w:sz w:val="28"/>
+          <w:szCs w:val="28"/>
+        </w:rPr>
+        <w:t xml:space="preserve">− </w:t>
+      </w:r>
+      <w:r>
+        <w:rPr>
+          <w:rFonts w:ascii="Times New Roman" w:hAnsi="Times New Roman" w:cs="Times New Roman"/>
+          <w:sz w:val="28"/>
+          <w:szCs w:val="28"/>
+        </w:rPr>
+        <w:t xml:space="preserve">Высота конуса </w:t>
+      </w:r>
+      <w:r>
+        <w:rPr>
+          <w:rFonts w:ascii="Times New Roman" w:hAnsi="Times New Roman" w:cs="Times New Roman"/>
+          <w:sz w:val="28"/>
+          <w:szCs w:val="28"/>
+        </w:rPr>
+        <w:t xml:space="preserve">H: </w:t>
+      </w:r>
+      <w:r>
+        <w:rPr>
+          <w:rFonts w:ascii="Times New Roman" w:hAnsi="Times New Roman" w:cs="Times New Roman"/>
+          <w:sz w:val="28"/>
+          <w:szCs w:val="28"/>
+        </w:rPr>
+        <w:t>от 200 до 800 мм</w:t>
+      </w:r>
+      <w:r>
+        <w:rPr>
+          <w:rFonts w:ascii="Times New Roman" w:hAnsi="Times New Roman" w:cs="Times New Roman"/>
+          <w:sz w:val="28"/>
+          <w:szCs w:val="28"/>
+        </w:rPr>
+        <w:t>;</w:t>
+      </w:r>
+    </w:p>
+    <w:p>
+      <w:pPr>
+        <w:spacing w:after="0" w:line="360" w:lineRule="auto"/>
+        <w:ind w:firstLine="709"/>
+        <w:jc w:val="both"/>
+        <w:rPr>
+          <w:rFonts w:ascii="Times New Roman" w:hAnsi="Times New Roman" w:cs="Times New Roman"/>
+          <w:sz w:val="28"/>
+          <w:szCs w:val="28"/>
+        </w:rPr>
+      </w:pPr>
+      <w:r>
+        <w:rPr>
+          <w:rFonts w:ascii="Times New Roman" w:hAnsi="Times New Roman" w:cs="Times New Roman"/>
+          <w:sz w:val="28"/>
+          <w:szCs w:val="28"/>
+        </w:rPr>
+        <w:t xml:space="preserve">− </w:t>
+      </w:r>
+      <w:r>
+        <w:rPr>
+          <w:rFonts w:ascii="Times New Roman" w:hAnsi="Times New Roman" w:cs="Times New Roman"/>
+          <w:sz w:val="28"/>
+          <w:szCs w:val="28"/>
+        </w:rPr>
+        <w:t xml:space="preserve">Угол уклона конуса </w:t>
+      </w:r>
+      <w:r>
+        <w:rPr>
+          <w:rFonts w:ascii="Times New Roman" w:hAnsi="Times New Roman" w:cs="Times New Roman"/>
+          <w:sz w:val="28"/>
+          <w:szCs w:val="28"/>
+          <w:lang w:val="en-US"/>
+        </w:rPr>
+        <w:t>Alpha</w:t>
+      </w:r>
+      <w:r>
+        <w:rPr>
+          <w:rFonts w:ascii="Times New Roman" w:hAnsi="Times New Roman" w:cs="Times New Roman"/>
+          <w:sz w:val="28"/>
+          <w:szCs w:val="28"/>
+        </w:rPr>
+        <w:t xml:space="preserve">: </w:t>
+      </w:r>
+      <w:r>
+        <w:rPr>
+          <w:rFonts w:ascii="Times New Roman" w:hAnsi="Times New Roman" w:cs="Times New Roman"/>
+          <w:sz w:val="28"/>
+          <w:szCs w:val="28"/>
+        </w:rPr>
+        <w:t>от 5 до 25 градусов</w:t>
+      </w:r>
+      <w:r>
+        <w:rPr>
+          <w:rFonts w:ascii="Times New Roman" w:hAnsi="Times New Roman" w:cs="Times New Roman"/>
+          <w:sz w:val="28"/>
+          <w:szCs w:val="28"/>
+        </w:rPr>
+        <w:t>.</w:t>
+      </w:r>
+    </w:p>
+    <w:p>
+      <w:pPr>
+        <w:spacing w:after="0" w:line="360" w:lineRule="auto"/>
+        <w:ind w:firstLine="709"/>
+        <w:jc w:val="both"/>
+        <w:rPr>
+          <w:rFonts w:ascii="Times New Roman" w:hAnsi="Times New Roman" w:cs="Times New Roman"/>
+          <w:sz w:val="28"/>
+          <w:szCs w:val="28"/>
+        </w:rPr>
+      </w:pPr>
+      <w:r>
+        <w:rPr>
+          <w:rFonts w:ascii="Times New Roman" w:hAnsi="Times New Roman" w:cs="Times New Roman"/>
+          <w:sz w:val="28"/>
+          <w:szCs w:val="28"/>
+        </w:rPr>
+        <w:t>− Толщина стенки S: от 2 до 15 мм.</w:t>
+      </w:r>
+    </w:p>
+    <w:p>
+      <w:pPr>
+        <w:spacing w:after="0" w:line="360" w:lineRule="auto"/>
+        <w:ind w:firstLine="709"/>
+        <w:jc w:val="both"/>
+        <w:rPr>
+          <w:rFonts w:ascii="Times New Roman" w:hAnsi="Times New Roman" w:cs="Times New Roman"/>
+          <w:sz w:val="28"/>
+          <w:szCs w:val="28"/>
+        </w:rPr>
+      </w:pPr>
+      <w:r>
+        <w:rPr>
+          <w:rFonts w:ascii="Times New Roman" w:hAnsi="Times New Roman" w:cs="Times New Roman"/>
+          <w:sz w:val="28"/>
+          <w:szCs w:val="28"/>
+        </w:rPr>
+        <w:t>Зависимость параметров:</w:t>
+      </w:r>
+    </w:p>
+    <w:p>
+      <w:pPr>
+        <w:spacing w:after="0" w:line="360" w:lineRule="auto"/>
+        <w:ind w:firstLine="709"/>
+        <w:jc w:val="both"/>
+        <w:rPr>
+          <w:rFonts w:ascii="Times New Roman" w:hAnsi="Times New Roman" w:cs="Times New Roman"/>
+          <w:sz w:val="28"/>
+          <w:szCs w:val="28"/>
+        </w:rPr>
+      </w:pPr>
+      <w:r>
+        <w:rPr>
+          <w:rFonts w:ascii="Times New Roman" w:hAnsi="Times New Roman" w:cs="Times New Roman"/>
+          <w:sz w:val="28"/>
+          <w:szCs w:val="28"/>
+        </w:rPr>
+        <w:t xml:space="preserve">− </w:t>
+      </w:r>
+      <w:r>
+        <w:rPr>
+          <w:rFonts w:ascii="Times New Roman" w:hAnsi="Times New Roman" w:cs="Times New Roman"/>
+          <w:sz w:val="28"/>
+          <w:szCs w:val="28"/>
+        </w:rPr>
+        <w:t>Условие размещения конуса на плите основания:</w:t>
+      </w:r>
+    </w:p>
+    <w:p>
+      <w:pPr>
+        <w:spacing w:after="0" w:line="360" w:lineRule="auto"/>
+        <w:ind w:firstLine="709"/>
+        <w:jc w:val="both"/>
+        <w:rPr>
+          <w:rFonts w:ascii="Times New Roman" w:hAnsi="Times New Roman" w:cs="Times New Roman"/>
+          <w:sz w:val="28"/>
+          <w:szCs w:val="28"/>
+        </w:rPr>
+      </w:pPr>
+      <w:r>
+        <w:rPr>
+          <w:rFonts w:ascii="Times New Roman" w:hAnsi="Times New Roman" w:cs="Times New Roman"/>
+          <w:sz w:val="28"/>
+          <w:szCs w:val="28"/>
+        </w:rPr>
+        <w:t>Коническая часть детали должна находиться внутри основания с технологическим отступом по краям не менее 10 мм</w:t>
+      </w:r>
+      <w:r>
+        <w:rPr>
+          <w:rFonts w:ascii="Times New Roman" w:hAnsi="Times New Roman" w:cs="Times New Roman"/>
+          <w:sz w:val="28"/>
+          <w:szCs w:val="28"/>
+        </w:rPr>
+        <w:t>.</w:t>
+      </w:r>
+    </w:p>
+    <w:p>
+      <w:pPr>
+        <w:spacing w:after="0" w:line="360" w:lineRule="auto"/>
+        <w:ind w:firstLine="709"/>
+        <w:jc w:val="both"/>
+        <w:rPr>
+          <w:rFonts w:ascii="Times New Roman" w:hAnsi="Times New Roman" w:cs="Times New Roman"/>
+          <w:sz w:val="28"/>
+          <w:szCs w:val="28"/>
+        </w:rPr>
+      </w:pPr>
+      <w:r>
+        <w:rPr>
+          <w:rFonts w:ascii="Times New Roman" w:hAnsi="Times New Roman" w:cs="Times New Roman"/>
+          <w:sz w:val="28"/>
+          <w:szCs w:val="28"/>
+        </w:rPr>
+        <w:t>АС должна иметь пользовательский интерфейс с возможностью изменения значений, представленных выше, и последующим построении объекта «</w:t>
+      </w:r>
+      <w:r>
+        <w:rPr>
+          <w:rFonts w:ascii="Times New Roman" w:hAnsi="Times New Roman" w:cs="Times New Roman"/>
+          <w:sz w:val="28"/>
+          <w:szCs w:val="28"/>
+        </w:rPr>
+        <w:t>Дорожный конус</w:t>
+      </w:r>
+      <w:r>
+        <w:rPr>
+          <w:rFonts w:ascii="Times New Roman" w:hAnsi="Times New Roman" w:cs="Times New Roman"/>
+          <w:sz w:val="28"/>
+          <w:szCs w:val="28"/>
+        </w:rPr>
+        <w:t xml:space="preserve">» в САПР Компас 3D. В плагине должны проходить проверки значений, вводимых пользователем. Реализуемый плагин должен обеспечивать обработку ошибочных ситуаций, возникающих в процессе работы. При нажатии на кнопку «Построить» должна проходить проверка правильности ввода данных. Если данные некорректные, то должно </w:t>
+      </w:r>
+      <w:r>
+        <w:rPr>
+          <w:rFonts w:ascii="Times New Roman" w:hAnsi="Times New Roman" w:cs="Times New Roman"/>
+          <w:sz w:val="28"/>
+          <w:szCs w:val="28"/>
+        </w:rPr>
         <w:lastRenderedPageBreak/>
-        <w:t xml:space="preserve">− </w:t>
-      </w:r>
-      <w:r>
-        <w:rPr>
-          <w:rFonts w:ascii="Times New Roman" w:hAnsi="Times New Roman" w:cs="Times New Roman"/>
-          <w:sz w:val="28"/>
-          <w:szCs w:val="28"/>
-        </w:rPr>
-        <w:t xml:space="preserve">Диаметр нижнего основания конуса </w:t>
-      </w:r>
-      <w:r>
-        <w:rPr>
-          <w:rFonts w:ascii="Times New Roman" w:hAnsi="Times New Roman" w:cs="Times New Roman"/>
-          <w:sz w:val="28"/>
-          <w:szCs w:val="28"/>
-          <w:lang w:val="en-US"/>
-        </w:rPr>
-        <w:t>D</w:t>
-      </w:r>
-      <w:r>
-        <w:rPr>
-          <w:rFonts w:ascii="Times New Roman" w:hAnsi="Times New Roman" w:cs="Times New Roman"/>
-          <w:sz w:val="28"/>
-          <w:szCs w:val="28"/>
-        </w:rPr>
-        <w:t xml:space="preserve">: от </w:t>
-      </w:r>
-      <w:r>
-        <w:rPr>
-          <w:rFonts w:ascii="Times New Roman" w:hAnsi="Times New Roman" w:cs="Times New Roman"/>
-          <w:sz w:val="28"/>
-          <w:szCs w:val="28"/>
-        </w:rPr>
-        <w:t>15</w:t>
-      </w:r>
-      <w:r>
-        <w:rPr>
-          <w:rFonts w:ascii="Times New Roman" w:hAnsi="Times New Roman" w:cs="Times New Roman"/>
-          <w:sz w:val="28"/>
-          <w:szCs w:val="28"/>
-        </w:rPr>
-        <w:t xml:space="preserve">0 до </w:t>
-      </w:r>
-      <w:r>
-        <w:rPr>
-          <w:rFonts w:ascii="Times New Roman" w:hAnsi="Times New Roman" w:cs="Times New Roman"/>
-          <w:sz w:val="28"/>
-          <w:szCs w:val="28"/>
-        </w:rPr>
-        <w:t>50</w:t>
-      </w:r>
-      <w:r>
-        <w:rPr>
-          <w:rFonts w:ascii="Times New Roman" w:hAnsi="Times New Roman" w:cs="Times New Roman"/>
-          <w:sz w:val="28"/>
-          <w:szCs w:val="28"/>
-        </w:rPr>
-        <w:t>0 мм;</w:t>
-      </w:r>
-    </w:p>
-    <w:p>
-      <w:pPr>
-        <w:spacing w:after="0" w:line="360" w:lineRule="auto"/>
-        <w:ind w:firstLine="709"/>
-        <w:jc w:val="both"/>
-        <w:rPr>
-          <w:rFonts w:ascii="Times New Roman" w:hAnsi="Times New Roman" w:cs="Times New Roman"/>
-          <w:sz w:val="28"/>
-          <w:szCs w:val="28"/>
-        </w:rPr>
-      </w:pPr>
-      <w:r>
-        <w:rPr>
-          <w:rFonts w:ascii="Times New Roman" w:hAnsi="Times New Roman" w:cs="Times New Roman"/>
-          <w:sz w:val="28"/>
-          <w:szCs w:val="28"/>
-        </w:rPr>
-        <w:t xml:space="preserve">− </w:t>
-      </w:r>
-      <w:r>
-        <w:rPr>
-          <w:rFonts w:ascii="Times New Roman" w:hAnsi="Times New Roman" w:cs="Times New Roman"/>
-          <w:sz w:val="28"/>
-          <w:szCs w:val="28"/>
-        </w:rPr>
-        <w:t xml:space="preserve">Толщина основания </w:t>
-      </w:r>
-      <w:r>
-        <w:rPr>
-          <w:rFonts w:ascii="Times New Roman" w:hAnsi="Times New Roman" w:cs="Times New Roman"/>
-          <w:sz w:val="28"/>
-          <w:szCs w:val="28"/>
-        </w:rPr>
-        <w:t xml:space="preserve">T: </w:t>
-      </w:r>
-      <w:r>
-        <w:rPr>
-          <w:rFonts w:ascii="Times New Roman" w:hAnsi="Times New Roman" w:cs="Times New Roman"/>
-          <w:sz w:val="28"/>
-          <w:szCs w:val="28"/>
-        </w:rPr>
-        <w:t>от 10 до 50 мм</w:t>
-      </w:r>
-      <w:r>
-        <w:rPr>
-          <w:rFonts w:ascii="Times New Roman" w:hAnsi="Times New Roman" w:cs="Times New Roman"/>
-          <w:sz w:val="28"/>
-          <w:szCs w:val="28"/>
-        </w:rPr>
-        <w:t>;</w:t>
-      </w:r>
-    </w:p>
-    <w:p>
-      <w:pPr>
-        <w:spacing w:after="0" w:line="360" w:lineRule="auto"/>
-        <w:ind w:firstLine="709"/>
-        <w:jc w:val="both"/>
-        <w:rPr>
-          <w:rFonts w:ascii="Times New Roman" w:hAnsi="Times New Roman" w:cs="Times New Roman"/>
-          <w:sz w:val="28"/>
-          <w:szCs w:val="28"/>
-        </w:rPr>
-      </w:pPr>
-      <w:r>
-        <w:rPr>
-          <w:rFonts w:ascii="Times New Roman" w:hAnsi="Times New Roman" w:cs="Times New Roman"/>
-          <w:sz w:val="28"/>
-          <w:szCs w:val="28"/>
-        </w:rPr>
-        <w:t xml:space="preserve">− </w:t>
-      </w:r>
-      <w:r>
-        <w:rPr>
-          <w:rFonts w:ascii="Times New Roman" w:hAnsi="Times New Roman" w:cs="Times New Roman"/>
-          <w:sz w:val="28"/>
-          <w:szCs w:val="28"/>
-        </w:rPr>
-        <w:t xml:space="preserve">Высота конуса </w:t>
-      </w:r>
-      <w:r>
-        <w:rPr>
-          <w:rFonts w:ascii="Times New Roman" w:hAnsi="Times New Roman" w:cs="Times New Roman"/>
-          <w:sz w:val="28"/>
-          <w:szCs w:val="28"/>
-        </w:rPr>
-        <w:t xml:space="preserve">H: </w:t>
-      </w:r>
-      <w:r>
-        <w:rPr>
-          <w:rFonts w:ascii="Times New Roman" w:hAnsi="Times New Roman" w:cs="Times New Roman"/>
-          <w:sz w:val="28"/>
-          <w:szCs w:val="28"/>
-        </w:rPr>
-        <w:t>от 200 до 800 мм</w:t>
-      </w:r>
-      <w:r>
-        <w:rPr>
-          <w:rFonts w:ascii="Times New Roman" w:hAnsi="Times New Roman" w:cs="Times New Roman"/>
-          <w:sz w:val="28"/>
-          <w:szCs w:val="28"/>
-        </w:rPr>
-        <w:t>;</w:t>
-      </w:r>
-    </w:p>
-    <w:p>
-      <w:pPr>
-        <w:spacing w:after="0" w:line="360" w:lineRule="auto"/>
-        <w:ind w:firstLine="709"/>
-        <w:jc w:val="both"/>
-        <w:rPr>
-          <w:rFonts w:ascii="Times New Roman" w:hAnsi="Times New Roman" w:cs="Times New Roman"/>
-          <w:sz w:val="28"/>
-          <w:szCs w:val="28"/>
-        </w:rPr>
-      </w:pPr>
-      <w:r>
-        <w:rPr>
-          <w:rFonts w:ascii="Times New Roman" w:hAnsi="Times New Roman" w:cs="Times New Roman"/>
-          <w:sz w:val="28"/>
-          <w:szCs w:val="28"/>
-        </w:rPr>
-        <w:t xml:space="preserve">− </w:t>
-      </w:r>
-      <w:r>
-        <w:rPr>
-          <w:rFonts w:ascii="Times New Roman" w:hAnsi="Times New Roman" w:cs="Times New Roman"/>
-          <w:sz w:val="28"/>
-          <w:szCs w:val="28"/>
-        </w:rPr>
-        <w:t xml:space="preserve">Угол уклона конуса </w:t>
-      </w:r>
-      <w:r>
-        <w:rPr>
-          <w:rFonts w:ascii="Times New Roman" w:hAnsi="Times New Roman" w:cs="Times New Roman"/>
-          <w:sz w:val="28"/>
-          <w:szCs w:val="28"/>
-          <w:lang w:val="en-US"/>
-        </w:rPr>
-        <w:t>Alpha</w:t>
-      </w:r>
-      <w:r>
-        <w:rPr>
-          <w:rFonts w:ascii="Times New Roman" w:hAnsi="Times New Roman" w:cs="Times New Roman"/>
-          <w:sz w:val="28"/>
-          <w:szCs w:val="28"/>
-        </w:rPr>
-        <w:t xml:space="preserve">: </w:t>
-      </w:r>
-      <w:r>
-        <w:rPr>
-          <w:rFonts w:ascii="Times New Roman" w:hAnsi="Times New Roman" w:cs="Times New Roman"/>
-          <w:sz w:val="28"/>
-          <w:szCs w:val="28"/>
-        </w:rPr>
-        <w:t>от 5 до 25 градусов</w:t>
-      </w:r>
-      <w:r>
-        <w:rPr>
-          <w:rFonts w:ascii="Times New Roman" w:hAnsi="Times New Roman" w:cs="Times New Roman"/>
-          <w:sz w:val="28"/>
-          <w:szCs w:val="28"/>
-        </w:rPr>
-        <w:t>.</w:t>
-      </w:r>
-    </w:p>
-    <w:p>
-      <w:pPr>
-        <w:spacing w:after="0" w:line="360" w:lineRule="auto"/>
-        <w:ind w:firstLine="709"/>
-        <w:jc w:val="both"/>
-        <w:rPr>
-          <w:rFonts w:ascii="Times New Roman" w:hAnsi="Times New Roman" w:cs="Times New Roman"/>
-          <w:sz w:val="28"/>
-          <w:szCs w:val="28"/>
-        </w:rPr>
-      </w:pPr>
-      <w:r>
-        <w:rPr>
-          <w:rFonts w:ascii="Times New Roman" w:hAnsi="Times New Roman" w:cs="Times New Roman"/>
-          <w:sz w:val="28"/>
-          <w:szCs w:val="28"/>
-        </w:rPr>
-        <w:t>− Толщина стенки S: от 2 до 15 мм.</w:t>
-      </w:r>
-    </w:p>
-    <w:p>
-      <w:pPr>
-        <w:spacing w:after="0" w:line="360" w:lineRule="auto"/>
-        <w:ind w:firstLine="709"/>
-        <w:jc w:val="both"/>
-        <w:rPr>
-          <w:rFonts w:ascii="Times New Roman" w:hAnsi="Times New Roman" w:cs="Times New Roman"/>
-          <w:sz w:val="28"/>
-          <w:szCs w:val="28"/>
-        </w:rPr>
-      </w:pPr>
-      <w:r>
-        <w:rPr>
-          <w:rFonts w:ascii="Times New Roman" w:hAnsi="Times New Roman" w:cs="Times New Roman"/>
-          <w:sz w:val="28"/>
-          <w:szCs w:val="28"/>
-        </w:rPr>
-        <w:t>Зависимость параметров:</w:t>
-      </w:r>
-    </w:p>
-    <w:p>
-      <w:pPr>
-        <w:spacing w:after="0" w:line="360" w:lineRule="auto"/>
-        <w:ind w:firstLine="709"/>
-        <w:jc w:val="both"/>
-        <w:rPr>
-          <w:rFonts w:ascii="Times New Roman" w:hAnsi="Times New Roman" w:cs="Times New Roman"/>
-          <w:sz w:val="28"/>
-          <w:szCs w:val="28"/>
-        </w:rPr>
-      </w:pPr>
-      <w:r>
-        <w:rPr>
-          <w:rFonts w:ascii="Times New Roman" w:hAnsi="Times New Roman" w:cs="Times New Roman"/>
-          <w:sz w:val="28"/>
-          <w:szCs w:val="28"/>
-        </w:rPr>
-        <w:t xml:space="preserve">− </w:t>
-      </w:r>
-      <w:r>
-        <w:rPr>
-          <w:rFonts w:ascii="Times New Roman" w:hAnsi="Times New Roman" w:cs="Times New Roman"/>
-          <w:sz w:val="28"/>
-          <w:szCs w:val="28"/>
-        </w:rPr>
-        <w:t>Условие размещения конуса на плите основания:</w:t>
-      </w:r>
-    </w:p>
-    <w:p>
-      <w:pPr>
-        <w:spacing w:after="0" w:line="360" w:lineRule="auto"/>
-        <w:ind w:firstLine="709"/>
-        <w:jc w:val="both"/>
-        <w:rPr>
-          <w:rFonts w:ascii="Times New Roman" w:hAnsi="Times New Roman" w:cs="Times New Roman"/>
-          <w:sz w:val="28"/>
-          <w:szCs w:val="28"/>
-        </w:rPr>
-      </w:pPr>
-      <w:r>
-        <w:rPr>
-          <w:rFonts w:ascii="Times New Roman" w:hAnsi="Times New Roman" w:cs="Times New Roman"/>
-          <w:sz w:val="28"/>
-          <w:szCs w:val="28"/>
-        </w:rPr>
-        <w:t>Коническая часть детали должна находиться внутри основания с технологическим отступом по краям не менее 10 мм</w:t>
-      </w:r>
-      <w:r>
-        <w:rPr>
-          <w:rFonts w:ascii="Times New Roman" w:hAnsi="Times New Roman" w:cs="Times New Roman"/>
-          <w:sz w:val="28"/>
-          <w:szCs w:val="28"/>
-        </w:rPr>
-        <w:t>.</w:t>
-      </w:r>
-    </w:p>
-    <w:p>
-      <w:pPr>
-        <w:spacing w:after="0" w:line="360" w:lineRule="auto"/>
-        <w:ind w:firstLine="709"/>
-        <w:jc w:val="both"/>
-        <w:rPr>
-          <w:rFonts w:ascii="Times New Roman" w:hAnsi="Times New Roman" w:cs="Times New Roman"/>
-          <w:sz w:val="28"/>
-          <w:szCs w:val="28"/>
-        </w:rPr>
-      </w:pPr>
-      <w:r>
-        <w:rPr>
-          <w:rFonts w:ascii="Times New Roman" w:hAnsi="Times New Roman" w:cs="Times New Roman"/>
-          <w:sz w:val="28"/>
-          <w:szCs w:val="28"/>
-        </w:rPr>
-        <w:t>АС должна иметь пользовательский интерфейс с возможностью изменения значений, представленных выше, и последующим построении объекта «</w:t>
-      </w:r>
-      <w:r>
-        <w:rPr>
-          <w:rFonts w:ascii="Times New Roman" w:hAnsi="Times New Roman" w:cs="Times New Roman"/>
-          <w:sz w:val="28"/>
-          <w:szCs w:val="28"/>
-        </w:rPr>
-        <w:t>Дорожный конус</w:t>
-      </w:r>
-      <w:r>
-        <w:rPr>
-          <w:rFonts w:ascii="Times New Roman" w:hAnsi="Times New Roman" w:cs="Times New Roman"/>
-          <w:sz w:val="28"/>
-          <w:szCs w:val="28"/>
-        </w:rPr>
-        <w:t>» в САПР Компас 3D. В плагине должны проходить проверки значений, вводимых пользователем. Реализуемый плагин должен обеспечивать обработку ошибочных ситуаций, возникающих в процессе работы. При нажатии на кнопку «Построить» должна проходить проверка правильности ввода данных. Если данные некорректные, то должно высветиться окно с ошибкой построения и не будут применяться введённые параметры.</w:t>
+        <w:t>высветиться окно с ошибкой построения и не будут применяться введённые параметры.</w:t>
       </w:r>
     </w:p>
     <w:p>
@@ -6237,7 +6427,6 @@
           <w:sz w:val="28"/>
           <w:szCs w:val="28"/>
         </w:rPr>
-        <w:lastRenderedPageBreak/>
         <w:t>− Требования к аппаратной части и масштабированию для обеспечения перечисленных показателей должны быть определены на этапе технического проектирования.</w:t>
       </w:r>
     </w:p>
@@ -6334,8 +6523,18 @@
           <w:sz w:val="28"/>
           <w:szCs w:val="28"/>
         </w:rPr>
-        <w:t>Пользовательские интерфейсы для всех подсистем, разработанных в рамках создания системы должны быть выполнены в виде desktop</w:t>
-      </w:r>
+        <w:t xml:space="preserve">Пользовательские интерфейсы для всех подсистем, разработанных в рамках создания системы должны быть выполнены в виде </w:t>
+      </w:r>
+      <w:proofErr w:type="spellStart"/>
+      <w:r>
+        <w:rPr>
+          <w:rFonts w:ascii="Times New Roman" w:hAnsi="Times New Roman" w:cs="Times New Roman"/>
+          <w:sz w:val="28"/>
+          <w:szCs w:val="28"/>
+        </w:rPr>
+        <w:t>desktop</w:t>
+      </w:r>
+      <w:proofErr w:type="spellEnd"/>
       <w:r>
         <w:rPr>
           <w:rFonts w:ascii="Times New Roman" w:hAnsi="Times New Roman" w:cs="Times New Roman"/>
@@ -6350,7 +6549,25 @@
           <w:sz w:val="28"/>
           <w:szCs w:val="28"/>
         </w:rPr>
-        <w:t>интерфейсов с помощью фреймворков Windows Forms, WPF или аналогичных им, позволяющих создавать пользовательские интерфейсы для ОС Windows 10 и выше.</w:t>
+        <w:t>интерфейсов с помощью фреймворков Windows </w:t>
+      </w:r>
+      <w:proofErr w:type="spellStart"/>
+      <w:r>
+        <w:rPr>
+          <w:rFonts w:ascii="Times New Roman" w:hAnsi="Times New Roman" w:cs="Times New Roman"/>
+          <w:sz w:val="28"/>
+          <w:szCs w:val="28"/>
+        </w:rPr>
+        <w:t>Forms</w:t>
+      </w:r>
+      <w:proofErr w:type="spellEnd"/>
+      <w:r>
+        <w:rPr>
+          <w:rFonts w:ascii="Times New Roman" w:hAnsi="Times New Roman" w:cs="Times New Roman"/>
+          <w:sz w:val="28"/>
+          <w:szCs w:val="28"/>
+        </w:rPr>
+        <w:t>, WPF или аналогичных им, позволяющих создавать пользовательские интерфейсы для ОС Windows 10 и выше.</w:t>
       </w:r>
     </w:p>
     <w:p>
@@ -6390,7 +6607,25 @@
           <w:sz w:val="28"/>
           <w:szCs w:val="28"/>
         </w:rPr>
-        <w:t>Элементы интерфейса должны отвечать рекомендациям по вёрстке интерфейсов desktop-приложений указанным в источнике [1].</w:t>
+        <w:t xml:space="preserve">Элементы интерфейса должны отвечать рекомендациям по вёрстке интерфейсов </w:t>
+      </w:r>
+      <w:proofErr w:type="spellStart"/>
+      <w:r>
+        <w:rPr>
+          <w:rFonts w:ascii="Times New Roman" w:hAnsi="Times New Roman" w:cs="Times New Roman"/>
+          <w:sz w:val="28"/>
+          <w:szCs w:val="28"/>
+        </w:rPr>
+        <w:t>desktop</w:t>
+      </w:r>
+      <w:proofErr w:type="spellEnd"/>
+      <w:r>
+        <w:rPr>
+          <w:rFonts w:ascii="Times New Roman" w:hAnsi="Times New Roman" w:cs="Times New Roman"/>
+          <w:sz w:val="28"/>
+          <w:szCs w:val="28"/>
+        </w:rPr>
+        <w:t>-приложений указанным в источнике [1].</w:t>
       </w:r>
     </w:p>
     <w:p>
@@ -6400,6 +6635,7 @@
       <w:bookmarkStart w:id="21" w:name="_Toc178602524"/>
       <w:bookmarkStart w:id="22" w:name="_Toc240391105"/>
       <w:r>
+        <w:lastRenderedPageBreak/>
         <w:t>3.1.7 Требования к эксплуатации, техническому обслуживанию, ремонту и хранению компонентов системы</w:t>
       </w:r>
       <w:bookmarkEnd w:id="21"/>
@@ -6499,7 +6735,6 @@
       <w:bookmarkStart w:id="27" w:name="_Toc178602527"/>
       <w:bookmarkStart w:id="28" w:name="_Toc240391108"/>
       <w:r>
-        <w:lastRenderedPageBreak/>
         <w:t>3.1.10 Требования к защите от влияния внешних воздействий</w:t>
       </w:r>
       <w:bookmarkEnd w:id="27"/>
@@ -6611,9 +6846,17 @@
         <w:spacing w:after="0" w:line="360" w:lineRule="auto"/>
         <w:jc w:val="center"/>
         <w:outlineLvl w:val="1"/>
+        <w:rPr>
+          <w:b/>
+          <w:bCs/>
+        </w:rPr>
       </w:pPr>
       <w:bookmarkStart w:id="33" w:name="_Toc240391111"/>
       <w:r>
+        <w:rPr>
+          <w:b/>
+          <w:bCs/>
+        </w:rPr>
         <w:t>3.2 Требования к функциям (задачам), выполняемым АС</w:t>
       </w:r>
       <w:bookmarkEnd w:id="33"/>
@@ -6652,7 +6895,11 @@
         <w:t>−</w:t>
       </w:r>
       <w:r>
-        <w:t xml:space="preserve"> предмет дорожного оборудования, предназначенный для временной разметки, обеспечения безопасности и организации дорожного движения. Чтобы смоделировать такую архитектуру, достаточно задать базовые геометрические формы для каждого из его элементов (основания и конической части), применить операции вращения или вытягивания на необходимое расстояние, а затем отредактировать модель. В рамках задачи должен быть спроектирован и реализован механизм задания параметров с проверкой их корректности, а также разработана система взаимодействия с API САПР «Компас 3D», производящая построение дорожного конуса по заданным параметрам.</w:t>
+        <w:t xml:space="preserve"> предмет дорожного оборудования, предназначенный для временной разметки, обеспечения безопасности и организации дорожного движения. Чтобы смоделировать такую архитектуру, достаточно задать базовые геометрические формы для каждого из его элементов (основания и конической части), применить операции вращения или вытягивания на необходимое расстояние, а затем отредактировать модель. В рамках задачи </w:t>
+      </w:r>
+      <w:r>
+        <w:lastRenderedPageBreak/>
+        <w:t>должен быть спроектирован и реализован механизм задания параметров с проверкой их корректности, а также разработана система взаимодействия с API САПР «Компас 3D», производящая построение дорожного конуса по заданным параметрам.</w:t>
       </w:r>
     </w:p>
     <w:p>
@@ -6668,9 +6915,17 @@
         <w:spacing w:after="0" w:line="360" w:lineRule="auto"/>
         <w:jc w:val="center"/>
         <w:outlineLvl w:val="1"/>
+        <w:rPr>
+          <w:b/>
+          <w:bCs/>
+        </w:rPr>
       </w:pPr>
       <w:bookmarkStart w:id="35" w:name="_Toc240391113"/>
       <w:r>
+        <w:rPr>
+          <w:b/>
+          <w:bCs/>
+        </w:rPr>
         <w:t>3.3 Требования к видам обеспечения АС</w:t>
       </w:r>
       <w:bookmarkEnd w:id="35"/>
@@ -6732,197 +6987,197 @@
         <w:jc w:val="both"/>
       </w:pPr>
       <w:r>
+        <w:t xml:space="preserve">Дополнительные требования по информационному обеспечению системы не предъявляются. </w:t>
+      </w:r>
+    </w:p>
+    <w:p>
+      <w:pPr>
+        <w:pStyle w:val="a5"/>
+        <w:spacing w:after="0" w:line="360" w:lineRule="auto"/>
+        <w:ind w:firstLine="708"/>
+        <w:jc w:val="both"/>
+        <w:outlineLvl w:val="2"/>
+      </w:pPr>
+      <w:bookmarkStart w:id="38" w:name="_Toc240391116"/>
+      <w:r>
+        <w:t>3.3.3 Требования к лингвистическому обеспечению системы</w:t>
+      </w:r>
+      <w:bookmarkEnd w:id="38"/>
+      <w:r>
+        <w:t xml:space="preserve"> </w:t>
+      </w:r>
+    </w:p>
+    <w:p>
+      <w:pPr>
+        <w:pStyle w:val="a5"/>
+        <w:spacing w:after="0" w:line="360" w:lineRule="auto"/>
+        <w:ind w:firstLine="708"/>
+        <w:jc w:val="both"/>
+      </w:pPr>
+      <w:r>
+        <w:t xml:space="preserve">При разработке программы допускается использовать русский и английский языки, при этом не допускается использование обоих одновременно. При реализации сразу двух языков должна быть предусмотрена возможность переключения между ними. </w:t>
+      </w:r>
+    </w:p>
+    <w:p>
+      <w:pPr>
+        <w:pStyle w:val="a5"/>
+        <w:spacing w:after="0" w:line="360" w:lineRule="auto"/>
+        <w:ind w:firstLine="708"/>
+        <w:jc w:val="both"/>
+        <w:outlineLvl w:val="2"/>
+      </w:pPr>
+      <w:bookmarkStart w:id="39" w:name="_Toc240391117"/>
+      <w:r>
+        <w:t>3.3.4 Требования к программному обеспечению системы</w:t>
+      </w:r>
+      <w:bookmarkEnd w:id="39"/>
+      <w:r>
+        <w:t xml:space="preserve"> </w:t>
+      </w:r>
+    </w:p>
+    <w:p>
+      <w:pPr>
+        <w:pStyle w:val="a5"/>
+        <w:spacing w:after="0" w:line="360" w:lineRule="auto"/>
+        <w:ind w:firstLine="708"/>
+        <w:jc w:val="both"/>
+      </w:pPr>
+      <w:r>
+        <w:t xml:space="preserve">При выборе программного обеспечения необходимо отдавать предпочтение платформам разработки и библиотекам, распространяемым под лицензией MIT или аналогичным ей лицензиям, допускающим свободное использование в любом ПО и освобождающим использующих от любой оплаты. Версия САПР </w:t>
+      </w:r>
+      <w:r>
+        <w:t>«Компас 3</w:t>
+      </w:r>
+      <w:r>
+        <w:rPr>
+          <w:lang w:val="en-US"/>
+        </w:rPr>
+        <w:t>D</w:t>
+      </w:r>
+      <w:r>
+        <w:t>»</w:t>
+      </w:r>
+      <w:r>
+        <w:t xml:space="preserve"> </w:t>
+      </w:r>
+      <w:r>
+        <w:rPr>
+          <w:lang w:val="en-US"/>
+        </w:rPr>
+        <w:t>v</w:t>
+      </w:r>
+      <w:r>
+        <w:t>25</w:t>
+      </w:r>
+      <w:r>
+        <w:t xml:space="preserve">. </w:t>
+      </w:r>
+    </w:p>
+    <w:p>
+      <w:pPr>
+        <w:pStyle w:val="a5"/>
+        <w:spacing w:after="0" w:line="360" w:lineRule="auto"/>
+        <w:ind w:firstLine="709"/>
+        <w:jc w:val="both"/>
+      </w:pPr>
+      <w:r>
+        <w:t xml:space="preserve">Помимо этого, разработанная система должна работать на ПК с ОС Windows версии 10 и старше и разрядностью х64 с NET Framework 4.7.2. </w:t>
+      </w:r>
+    </w:p>
+    <w:p>
+      <w:pPr>
+        <w:pStyle w:val="a5"/>
+        <w:spacing w:after="0" w:line="360" w:lineRule="auto"/>
+        <w:ind w:firstLine="709"/>
+        <w:jc w:val="both"/>
+        <w:outlineLvl w:val="2"/>
+      </w:pPr>
+      <w:bookmarkStart w:id="40" w:name="_Toc240391118"/>
+      <w:r>
+        <w:t>3.3.5 Требования к техническому обеспечению системы</w:t>
+      </w:r>
+      <w:bookmarkEnd w:id="40"/>
+      <w:r>
+        <w:t xml:space="preserve"> </w:t>
+      </w:r>
+    </w:p>
+    <w:p>
+      <w:pPr>
+        <w:pStyle w:val="a5"/>
+        <w:spacing w:after="0" w:line="360" w:lineRule="auto"/>
+        <w:ind w:firstLine="709"/>
+        <w:jc w:val="both"/>
+      </w:pPr>
+      <w:r>
+        <w:t>−</w:t>
+      </w:r>
+      <w:r>
+        <w:t xml:space="preserve"> </w:t>
+      </w:r>
+      <w:r>
+        <w:t>ЦП 2 ГГц;</w:t>
+      </w:r>
+    </w:p>
+    <w:p>
+      <w:pPr>
+        <w:pStyle w:val="a5"/>
+        <w:spacing w:after="0" w:line="360" w:lineRule="auto"/>
+        <w:ind w:firstLine="709"/>
+        <w:jc w:val="both"/>
+      </w:pPr>
+      <w:r>
+        <w:t>−</w:t>
+      </w:r>
+      <w:r>
+        <w:t xml:space="preserve"> </w:t>
+      </w:r>
+      <w:r>
+        <w:t xml:space="preserve">16 ГБ ОЗУ; </w:t>
+      </w:r>
+    </w:p>
+    <w:p>
+      <w:pPr>
+        <w:pStyle w:val="a5"/>
+        <w:spacing w:after="0" w:line="360" w:lineRule="auto"/>
+        <w:ind w:firstLine="709"/>
+        <w:jc w:val="both"/>
+      </w:pPr>
+      <w:r>
+        <w:t>−</w:t>
+      </w:r>
+      <w:r>
+        <w:t xml:space="preserve"> </w:t>
+      </w:r>
+      <w:r>
+        <w:t>М</w:t>
+      </w:r>
+      <w:r>
+        <w:t xml:space="preserve">есто на диске </w:t>
+      </w:r>
+      <w:r>
+        <w:t>−</w:t>
+      </w:r>
+      <w:r>
+        <w:t xml:space="preserve"> </w:t>
+      </w:r>
+      <w:r>
+        <w:t>20</w:t>
+      </w:r>
+      <w:r>
+        <w:t xml:space="preserve"> ГБ; </w:t>
+      </w:r>
+    </w:p>
+    <w:p>
+      <w:pPr>
+        <w:pStyle w:val="a5"/>
+        <w:spacing w:after="0" w:line="360" w:lineRule="auto"/>
+        <w:ind w:left="708"/>
+        <w:jc w:val="both"/>
+        <w:outlineLvl w:val="2"/>
+      </w:pPr>
+      <w:bookmarkStart w:id="41" w:name="_Toc240391119"/>
+      <w:r>
         <w:lastRenderedPageBreak/>
-        <w:t xml:space="preserve">Дополнительные требования по информационному обеспечению системы не предъявляются. </w:t>
-      </w:r>
-    </w:p>
-    <w:p>
-      <w:pPr>
-        <w:pStyle w:val="a5"/>
-        <w:spacing w:after="0" w:line="360" w:lineRule="auto"/>
-        <w:ind w:firstLine="708"/>
-        <w:jc w:val="both"/>
-        <w:outlineLvl w:val="2"/>
-      </w:pPr>
-      <w:bookmarkStart w:id="38" w:name="_Toc240391116"/>
-      <w:r>
-        <w:t>3.3.3 Требования к лингвистическому обеспечению системы</w:t>
-      </w:r>
-      <w:bookmarkEnd w:id="38"/>
-      <w:r>
-        <w:t xml:space="preserve"> </w:t>
-      </w:r>
-    </w:p>
-    <w:p>
-      <w:pPr>
-        <w:pStyle w:val="a5"/>
-        <w:spacing w:after="0" w:line="360" w:lineRule="auto"/>
-        <w:ind w:firstLine="708"/>
-        <w:jc w:val="both"/>
-      </w:pPr>
-      <w:r>
-        <w:t xml:space="preserve">При разработке программы допускается использовать русский и английский языки, при этом не допускается использование обоих одновременно. При реализации сразу двух языков должна быть предусмотрена возможность переключения между ними. </w:t>
-      </w:r>
-    </w:p>
-    <w:p>
-      <w:pPr>
-        <w:pStyle w:val="a5"/>
-        <w:spacing w:after="0" w:line="360" w:lineRule="auto"/>
-        <w:ind w:firstLine="708"/>
-        <w:jc w:val="both"/>
-        <w:outlineLvl w:val="2"/>
-      </w:pPr>
-      <w:bookmarkStart w:id="39" w:name="_Toc240391117"/>
-      <w:r>
-        <w:t>3.3.4 Требования к программному обеспечению системы</w:t>
-      </w:r>
-      <w:bookmarkEnd w:id="39"/>
-      <w:r>
-        <w:t xml:space="preserve"> </w:t>
-      </w:r>
-    </w:p>
-    <w:p>
-      <w:pPr>
-        <w:pStyle w:val="a5"/>
-        <w:spacing w:after="0" w:line="360" w:lineRule="auto"/>
-        <w:ind w:firstLine="708"/>
-        <w:jc w:val="both"/>
-      </w:pPr>
-      <w:r>
-        <w:t xml:space="preserve">При выборе программного обеспечения необходимо отдавать предпочтение платформам разработки и библиотекам, распространяемым под лицензией MIT или аналогичным ей лицензиям, допускающим свободное использование в любом ПО и освобождающим использующих от любой оплаты. Версия САПР </w:t>
-      </w:r>
-      <w:r>
-        <w:t>«Компас 3</w:t>
-      </w:r>
-      <w:r>
-        <w:rPr>
-          <w:lang w:val="en-US"/>
-        </w:rPr>
-        <w:t>D</w:t>
-      </w:r>
-      <w:r>
-        <w:t>»</w:t>
-      </w:r>
-      <w:r>
-        <w:t xml:space="preserve"> </w:t>
-      </w:r>
-      <w:r>
-        <w:rPr>
-          <w:lang w:val="en-US"/>
-        </w:rPr>
-        <w:t>v</w:t>
-      </w:r>
-      <w:r>
-        <w:t>25</w:t>
-      </w:r>
-      <w:r>
-        <w:t xml:space="preserve">. </w:t>
-      </w:r>
-    </w:p>
-    <w:p>
-      <w:pPr>
-        <w:pStyle w:val="a5"/>
-        <w:spacing w:after="0" w:line="360" w:lineRule="auto"/>
-        <w:ind w:firstLine="709"/>
-        <w:jc w:val="both"/>
-      </w:pPr>
-      <w:r>
-        <w:t xml:space="preserve">Помимо этого, разработанная система должна работать на ПК с ОС Windows версии 10 и старше и разрядностью х64 с NET Framework 4.7.2. </w:t>
-      </w:r>
-    </w:p>
-    <w:p>
-      <w:pPr>
-        <w:pStyle w:val="a5"/>
-        <w:spacing w:after="0" w:line="360" w:lineRule="auto"/>
-        <w:ind w:firstLine="709"/>
-        <w:jc w:val="both"/>
-        <w:outlineLvl w:val="2"/>
-      </w:pPr>
-      <w:bookmarkStart w:id="40" w:name="_Toc240391118"/>
-      <w:r>
-        <w:t>3.3.5 Требования к техническому обеспечению системы</w:t>
-      </w:r>
-      <w:bookmarkEnd w:id="40"/>
-      <w:r>
-        <w:t xml:space="preserve"> </w:t>
-      </w:r>
-    </w:p>
-    <w:p>
-      <w:pPr>
-        <w:pStyle w:val="a5"/>
-        <w:spacing w:after="0" w:line="360" w:lineRule="auto"/>
-        <w:ind w:firstLine="709"/>
-        <w:jc w:val="both"/>
-      </w:pPr>
-      <w:r>
-        <w:t>−</w:t>
-      </w:r>
-      <w:r>
-        <w:t xml:space="preserve"> </w:t>
-      </w:r>
-      <w:r>
-        <w:t>ЦП 2 ГГц;</w:t>
-      </w:r>
-    </w:p>
-    <w:p>
-      <w:pPr>
-        <w:pStyle w:val="a5"/>
-        <w:spacing w:after="0" w:line="360" w:lineRule="auto"/>
-        <w:ind w:firstLine="709"/>
-        <w:jc w:val="both"/>
-      </w:pPr>
-      <w:r>
-        <w:t>−</w:t>
-      </w:r>
-      <w:r>
-        <w:t xml:space="preserve"> </w:t>
-      </w:r>
-      <w:r>
-        <w:t xml:space="preserve">16 ГБ ОЗУ; </w:t>
-      </w:r>
-    </w:p>
-    <w:p>
-      <w:pPr>
-        <w:pStyle w:val="a5"/>
-        <w:spacing w:after="0" w:line="360" w:lineRule="auto"/>
-        <w:ind w:firstLine="709"/>
-        <w:jc w:val="both"/>
-      </w:pPr>
-      <w:r>
-        <w:t>−</w:t>
-      </w:r>
-      <w:r>
-        <w:t xml:space="preserve"> </w:t>
-      </w:r>
-      <w:r>
-        <w:t>М</w:t>
-      </w:r>
-      <w:r>
-        <w:t xml:space="preserve">есто на диске </w:t>
-      </w:r>
-      <w:r>
-        <w:t>−</w:t>
-      </w:r>
-      <w:r>
-        <w:t xml:space="preserve"> </w:t>
-      </w:r>
-      <w:r>
-        <w:t>20</w:t>
-      </w:r>
-      <w:r>
-        <w:t xml:space="preserve"> ГБ; </w:t>
-      </w:r>
-    </w:p>
-    <w:p>
-      <w:pPr>
-        <w:pStyle w:val="a5"/>
-        <w:spacing w:after="0" w:line="360" w:lineRule="auto"/>
-        <w:ind w:left="708"/>
-        <w:jc w:val="both"/>
-        <w:outlineLvl w:val="2"/>
-      </w:pPr>
-      <w:bookmarkStart w:id="41" w:name="_Toc240391119"/>
-      <w:r>
         <w:t>3.3.6 Требования к метрологическому обеспечению</w:t>
       </w:r>
       <w:bookmarkEnd w:id="41"/>
@@ -6982,11 +7237,18 @@
         <w:spacing w:after="0" w:line="360" w:lineRule="auto"/>
         <w:jc w:val="center"/>
         <w:outlineLvl w:val="1"/>
+        <w:rPr>
+          <w:b/>
+          <w:bCs/>
+        </w:rPr>
       </w:pPr>
       <w:bookmarkStart w:id="43" w:name="_Toc240391121"/>
       <w:commentRangeStart w:id="44"/>
-      <w:commentRangeStart w:id="45"/>
-      <w:r>
+      <w:r>
+        <w:rPr>
+          <w:b/>
+          <w:bCs/>
+        </w:rPr>
         <w:t>3.4 Общие технические требования к АС</w:t>
       </w:r>
       <w:bookmarkEnd w:id="43"/>
@@ -7016,15 +7278,6 @@
           <w:szCs w:val="28"/>
         </w:rPr>
         <w:commentReference w:id="44"/>
-      </w:r>
-      <w:commentRangeEnd w:id="45"/>
-      <w:r>
-        <w:rPr>
-          <w:rStyle w:val="ad"/>
-          <w:sz w:val="28"/>
-          <w:szCs w:val="28"/>
-        </w:rPr>
-        <w:commentReference w:id="45"/>
       </w:r>
     </w:p>
     <w:p>
@@ -7075,7 +7328,7 @@
           <w:bCs/>
         </w:rPr>
       </w:pPr>
-      <w:bookmarkStart w:id="46" w:name="_Toc240391122"/>
+      <w:bookmarkStart w:id="45" w:name="_Toc240391122"/>
       <w:r>
         <w:rPr>
           <w:b/>
@@ -7084,7 +7337,7 @@
         <w:lastRenderedPageBreak/>
         <w:t>4 СОСТАВ И СОДЕРЖАНИЕ РАБОТ ПО СОЗДАНИЮ АВТОМАТИЗИРОВАННОЙ СИСТЕМЫ</w:t>
       </w:r>
-      <w:bookmarkEnd w:id="46"/>
+      <w:bookmarkEnd w:id="45"/>
     </w:p>
     <w:p>
       <w:pPr>
@@ -8364,7 +8617,7 @@
           <w:docGrid w:linePitch="360"/>
         </w:sectPr>
       </w:pPr>
-      <w:bookmarkStart w:id="47" w:name="_Toc178602542"/>
+      <w:bookmarkStart w:id="46" w:name="_Toc178602542"/>
     </w:p>
     <w:p>
       <w:pPr>
@@ -8374,7 +8627,7 @@
           <w:bCs/>
         </w:rPr>
       </w:pPr>
-      <w:bookmarkStart w:id="48" w:name="_Toc240391123"/>
+      <w:bookmarkStart w:id="47" w:name="_Toc240391123"/>
       <w:r>
         <w:rPr>
           <w:b/>
@@ -8383,8 +8636,8 @@
         <w:lastRenderedPageBreak/>
         <w:t>5 ПОРЯДОК РАЗРАБОТКИ АВТОМАТИЗИРОВАННОЙ СИСТЕМЫ</w:t>
       </w:r>
+      <w:bookmarkEnd w:id="46"/>
       <w:bookmarkEnd w:id="47"/>
-      <w:bookmarkEnd w:id="48"/>
     </w:p>
     <w:p>
       <w:pPr>
@@ -8402,88 +8655,101 @@
     <w:p>
       <w:pPr>
         <w:pStyle w:val="2"/>
-      </w:pPr>
-      <w:bookmarkStart w:id="49" w:name="_Toc178602543"/>
-      <w:bookmarkStart w:id="50" w:name="_Toc240391124"/>
-      <w:r>
+        <w:rPr>
+          <w:b/>
+          <w:bCs/>
+        </w:rPr>
+      </w:pPr>
+      <w:bookmarkStart w:id="48" w:name="_Toc178602543"/>
+      <w:bookmarkStart w:id="49" w:name="_Toc240391124"/>
+      <w:r>
+        <w:rPr>
+          <w:b/>
+          <w:bCs/>
+        </w:rPr>
         <w:t>5.1 Порядок организации разработки АС</w:t>
       </w:r>
+      <w:bookmarkEnd w:id="48"/>
       <w:bookmarkEnd w:id="49"/>
+    </w:p>
+    <w:p>
+      <w:pPr>
+        <w:spacing w:after="0" w:line="360" w:lineRule="auto"/>
+        <w:jc w:val="center"/>
+        <w:rPr>
+          <w:rFonts w:ascii="Times New Roman" w:hAnsi="Times New Roman" w:cs="Times New Roman"/>
+          <w:sz w:val="28"/>
+          <w:szCs w:val="28"/>
+        </w:rPr>
+      </w:pPr>
+    </w:p>
+    <w:p>
+      <w:pPr>
+        <w:spacing w:after="0" w:line="360" w:lineRule="auto"/>
+        <w:ind w:firstLine="708"/>
+        <w:jc w:val="both"/>
+        <w:rPr>
+          <w:rFonts w:ascii="Times New Roman" w:eastAsia="SimSun" w:hAnsi="Times New Roman" w:cs="Times New Roman"/>
+          <w:sz w:val="28"/>
+          <w:szCs w:val="28"/>
+        </w:rPr>
+      </w:pPr>
+      <w:r>
+        <w:rPr>
+          <w:rFonts w:ascii="Times New Roman" w:eastAsia="SimSun" w:hAnsi="Times New Roman" w:cs="Times New Roman"/>
+          <w:sz w:val="28"/>
+          <w:szCs w:val="28"/>
+        </w:rPr>
+        <w:t>Работа по разработке АС организуется в удал</w:t>
+      </w:r>
+      <w:r>
+        <w:rPr>
+          <w:rFonts w:ascii="Times New Roman" w:eastAsia="SimSun" w:hAnsi="Times New Roman" w:cs="Times New Roman"/>
+          <w:sz w:val="28"/>
+          <w:szCs w:val="28"/>
+        </w:rPr>
+        <w:t>ё</w:t>
+      </w:r>
+      <w:r>
+        <w:rPr>
+          <w:rFonts w:ascii="Times New Roman" w:eastAsia="SimSun" w:hAnsi="Times New Roman" w:cs="Times New Roman"/>
+          <w:sz w:val="28"/>
+          <w:szCs w:val="28"/>
+        </w:rPr>
+        <w:t>нном формате с возможностью очного присутствия в рабочие часы и использовании для разработки ПК, находящихся в распоряжении кафедры КСУП.</w:t>
+      </w:r>
+    </w:p>
+    <w:p>
+      <w:pPr>
+        <w:spacing w:after="0" w:line="360" w:lineRule="auto"/>
+        <w:ind w:firstLine="708"/>
+        <w:jc w:val="both"/>
+        <w:rPr>
+          <w:rFonts w:ascii="Times New Roman" w:eastAsia="SimSun" w:hAnsi="Times New Roman" w:cs="Times New Roman"/>
+          <w:sz w:val="28"/>
+          <w:szCs w:val="28"/>
+        </w:rPr>
+      </w:pPr>
+    </w:p>
+    <w:p>
+      <w:pPr>
+        <w:pStyle w:val="2"/>
+        <w:rPr>
+          <w:b/>
+          <w:bCs/>
+        </w:rPr>
+      </w:pPr>
+      <w:bookmarkStart w:id="50" w:name="_Toc178602544"/>
+      <w:bookmarkStart w:id="51" w:name="_Toc240391125"/>
+      <w:r>
+        <w:rPr>
+          <w:b/>
+          <w:bCs/>
+        </w:rPr>
+        <w:t>5.2 Перечень документов и исходных данных для разработки АС</w:t>
+      </w:r>
       <w:bookmarkEnd w:id="50"/>
-    </w:p>
-    <w:p>
-      <w:pPr>
-        <w:spacing w:after="0" w:line="360" w:lineRule="auto"/>
-        <w:jc w:val="center"/>
-        <w:rPr>
-          <w:rFonts w:ascii="Times New Roman" w:hAnsi="Times New Roman" w:cs="Times New Roman"/>
-          <w:sz w:val="28"/>
-          <w:szCs w:val="28"/>
-        </w:rPr>
-      </w:pPr>
-    </w:p>
-    <w:p>
-      <w:pPr>
-        <w:spacing w:after="0" w:line="360" w:lineRule="auto"/>
-        <w:ind w:firstLine="708"/>
-        <w:jc w:val="both"/>
-        <w:rPr>
-          <w:rFonts w:ascii="Times New Roman" w:eastAsia="SimSun" w:hAnsi="Times New Roman" w:cs="Times New Roman"/>
-          <w:sz w:val="28"/>
-          <w:szCs w:val="28"/>
-        </w:rPr>
-      </w:pPr>
-      <w:r>
-        <w:rPr>
-          <w:rFonts w:ascii="Times New Roman" w:eastAsia="SimSun" w:hAnsi="Times New Roman" w:cs="Times New Roman"/>
-          <w:sz w:val="28"/>
-          <w:szCs w:val="28"/>
-        </w:rPr>
-        <w:t>Работа по разработке АС организуется в удал</w:t>
-      </w:r>
-      <w:r>
-        <w:rPr>
-          <w:rFonts w:ascii="Times New Roman" w:eastAsia="SimSun" w:hAnsi="Times New Roman" w:cs="Times New Roman"/>
-          <w:sz w:val="28"/>
-          <w:szCs w:val="28"/>
-        </w:rPr>
-        <w:t>ё</w:t>
-      </w:r>
-      <w:r>
-        <w:rPr>
-          <w:rFonts w:ascii="Times New Roman" w:eastAsia="SimSun" w:hAnsi="Times New Roman" w:cs="Times New Roman"/>
-          <w:sz w:val="28"/>
-          <w:szCs w:val="28"/>
-        </w:rPr>
-        <w:t>нном формате с возможностью очного присутствия в рабочие часы и использовании для разработки ПК, находящихся в распоряжении кафедры КСУП.</w:t>
-      </w:r>
-    </w:p>
-    <w:p>
-      <w:pPr>
-        <w:spacing w:after="0" w:line="360" w:lineRule="auto"/>
-        <w:ind w:firstLine="708"/>
-        <w:jc w:val="both"/>
-        <w:rPr>
-          <w:rFonts w:ascii="Times New Roman" w:eastAsia="SimSun" w:hAnsi="Times New Roman" w:cs="Times New Roman"/>
-          <w:sz w:val="28"/>
-          <w:szCs w:val="28"/>
-        </w:rPr>
-      </w:pPr>
-    </w:p>
-    <w:p>
-      <w:pPr>
-        <w:pStyle w:val="2"/>
-      </w:pPr>
-      <w:bookmarkStart w:id="51" w:name="_Toc178602544"/>
-      <w:bookmarkStart w:id="52" w:name="_Toc240391125"/>
-      <w:r>
-        <w:t xml:space="preserve">5.2 </w:t>
-      </w:r>
-      <w:r>
-        <w:t>Перечень документов и исходных данных для разработки АС</w:t>
-      </w:r>
       <w:bookmarkEnd w:id="51"/>
-      <w:bookmarkEnd w:id="52"/>
     </w:p>
     <w:p>
       <w:pPr>
@@ -8664,17 +8930,22 @@
     <w:p>
       <w:pPr>
         <w:pStyle w:val="2"/>
-      </w:pPr>
-      <w:bookmarkStart w:id="53" w:name="_Toc178602545"/>
-      <w:bookmarkStart w:id="54" w:name="_Toc240391126"/>
-      <w:r>
-        <w:t xml:space="preserve">5.3 </w:t>
-      </w:r>
-      <w:r>
-        <w:t>Перечень документов, предъявляемых по окончании соответствующих этапов работ</w:t>
-      </w:r>
+        <w:rPr>
+          <w:b/>
+          <w:bCs/>
+        </w:rPr>
+      </w:pPr>
+      <w:bookmarkStart w:id="52" w:name="_Toc178602545"/>
+      <w:bookmarkStart w:id="53" w:name="_Toc240391126"/>
+      <w:r>
+        <w:rPr>
+          <w:b/>
+          <w:bCs/>
+        </w:rPr>
+        <w:t>5.3 Перечень документов, предъявляемых по окончании соответствующих этапов работ</w:t>
+      </w:r>
+      <w:bookmarkEnd w:id="52"/>
       <w:bookmarkEnd w:id="53"/>
-      <w:bookmarkEnd w:id="54"/>
     </w:p>
     <w:p>
       <w:pPr>
@@ -8873,338 +9144,323 @@
     </w:p>
     <w:p>
       <w:pPr>
-        <w:spacing w:after="0"/>
-        <w:rPr>
-          <w:rFonts w:ascii="Times New Roman" w:hAnsi="Times New Roman" w:cs="Times New Roman"/>
+        <w:rPr>
+          <w:rFonts w:ascii="Times New Roman" w:hAnsi="Times New Roman" w:cs="Times New Roman"/>
+          <w:sz w:val="28"/>
+          <w:szCs w:val="28"/>
+        </w:rPr>
+      </w:pPr>
+      <w:r>
+        <w:rPr>
+          <w:rFonts w:ascii="Times New Roman" w:hAnsi="Times New Roman" w:cs="Times New Roman"/>
+          <w:sz w:val="28"/>
+          <w:szCs w:val="28"/>
+        </w:rPr>
+        <w:br w:type="page"/>
+      </w:r>
+    </w:p>
+    <w:p>
+      <w:pPr>
+        <w:pStyle w:val="1"/>
+        <w:rPr>
           <w:b/>
           <w:bCs/>
-          <w:sz w:val="28"/>
-          <w:szCs w:val="28"/>
-        </w:rPr>
-      </w:pPr>
-    </w:p>
-    <w:p>
-      <w:pPr>
-        <w:spacing w:after="0"/>
-        <w:rPr>
-          <w:rFonts w:ascii="Times New Roman" w:hAnsi="Times New Roman" w:cs="Times New Roman"/>
+        </w:rPr>
+      </w:pPr>
+      <w:bookmarkStart w:id="54" w:name="_Toc178602546"/>
+      <w:bookmarkStart w:id="55" w:name="_Toc240391127"/>
+      <w:r>
+        <w:rPr>
           <w:b/>
           <w:bCs/>
-          <w:sz w:val="28"/>
-          <w:szCs w:val="28"/>
-        </w:rPr>
-      </w:pPr>
-    </w:p>
-    <w:p>
-      <w:pPr>
-        <w:spacing w:after="0"/>
-        <w:rPr>
-          <w:rFonts w:ascii="Times New Roman" w:hAnsi="Times New Roman" w:cs="Times New Roman"/>
+        </w:rPr>
+        <w:lastRenderedPageBreak/>
+        <w:t>6 ПОРЯДОК КОНТРОЛЯ И ПРИЁМКИ АВТОМАТИЗИРОВАННОЙ СИСТЕМЫ</w:t>
+      </w:r>
+      <w:bookmarkEnd w:id="54"/>
+      <w:bookmarkEnd w:id="55"/>
+    </w:p>
+    <w:p>
+      <w:pPr>
+        <w:spacing w:after="0" w:line="360" w:lineRule="auto"/>
+      </w:pPr>
+    </w:p>
+    <w:p>
+      <w:pPr>
+        <w:pStyle w:val="2"/>
+        <w:rPr>
           <w:b/>
           <w:bCs/>
-          <w:sz w:val="28"/>
-          <w:szCs w:val="28"/>
-        </w:rPr>
-      </w:pPr>
-    </w:p>
-    <w:p>
-      <w:pPr>
-        <w:spacing w:after="0"/>
-        <w:rPr>
-          <w:rFonts w:ascii="Times New Roman" w:hAnsi="Times New Roman" w:cs="Times New Roman"/>
+        </w:rPr>
+      </w:pPr>
+      <w:bookmarkStart w:id="56" w:name="_Toc178602547"/>
+      <w:bookmarkStart w:id="57" w:name="_Toc240391128"/>
+      <w:r>
+        <w:rPr>
           <w:b/>
           <w:bCs/>
-          <w:sz w:val="28"/>
-          <w:szCs w:val="28"/>
-        </w:rPr>
-      </w:pPr>
-    </w:p>
-    <w:p>
-      <w:pPr>
-        <w:pStyle w:val="1"/>
+        </w:rPr>
+        <w:t>6.1 Виды, состав и методы испытаний АС и ее составных частей</w:t>
+      </w:r>
+      <w:bookmarkEnd w:id="56"/>
+      <w:bookmarkEnd w:id="57"/>
+    </w:p>
+    <w:p>
+      <w:pPr>
+        <w:spacing w:after="0" w:line="360" w:lineRule="auto"/>
+      </w:pPr>
+    </w:p>
+    <w:p>
+      <w:pPr>
+        <w:spacing w:after="0" w:line="360" w:lineRule="auto"/>
+        <w:ind w:firstLine="708"/>
+        <w:jc w:val="both"/>
+        <w:rPr>
+          <w:rFonts w:ascii="Times New Roman" w:hAnsi="Times New Roman" w:cs="Times New Roman"/>
+          <w:sz w:val="28"/>
+          <w:szCs w:val="28"/>
+        </w:rPr>
+      </w:pPr>
+      <w:r>
+        <w:rPr>
+          <w:rFonts w:ascii="Times New Roman" w:hAnsi="Times New Roman" w:cs="Times New Roman"/>
+          <w:sz w:val="28"/>
+          <w:szCs w:val="28"/>
+        </w:rPr>
+        <w:t xml:space="preserve">Испытания должны быть организованы и проведены в соответствии с [2-3]. </w:t>
+      </w:r>
+    </w:p>
+    <w:p>
+      <w:pPr>
+        <w:spacing w:after="0" w:line="360" w:lineRule="auto"/>
+        <w:ind w:firstLine="708"/>
+        <w:jc w:val="both"/>
+        <w:rPr>
+          <w:rFonts w:ascii="Times New Roman" w:hAnsi="Times New Roman" w:cs="Times New Roman"/>
+          <w:sz w:val="28"/>
+          <w:szCs w:val="28"/>
+        </w:rPr>
+      </w:pPr>
+      <w:r>
+        <w:rPr>
+          <w:rFonts w:ascii="Times New Roman" w:hAnsi="Times New Roman" w:cs="Times New Roman"/>
+          <w:sz w:val="28"/>
+          <w:szCs w:val="28"/>
+        </w:rPr>
+        <w:t xml:space="preserve">Должны быть проведены следующие виды испытаний: </w:t>
+      </w:r>
+    </w:p>
+    <w:p>
+      <w:pPr>
+        <w:spacing w:after="0" w:line="360" w:lineRule="auto"/>
+        <w:ind w:firstLine="708"/>
+        <w:jc w:val="both"/>
+        <w:rPr>
+          <w:rFonts w:ascii="Times New Roman" w:hAnsi="Times New Roman" w:cs="Times New Roman"/>
+          <w:sz w:val="28"/>
+          <w:szCs w:val="28"/>
+        </w:rPr>
+      </w:pPr>
+      <w:r>
+        <w:rPr>
+          <w:rFonts w:ascii="Times New Roman" w:hAnsi="Times New Roman" w:cs="Times New Roman"/>
+          <w:sz w:val="28"/>
+          <w:szCs w:val="28"/>
+        </w:rPr>
+        <w:t xml:space="preserve">− предварительные испытания; </w:t>
+      </w:r>
+    </w:p>
+    <w:p>
+      <w:pPr>
+        <w:spacing w:after="0" w:line="360" w:lineRule="auto"/>
+        <w:ind w:firstLine="708"/>
+        <w:jc w:val="both"/>
+        <w:rPr>
+          <w:rFonts w:ascii="Times New Roman" w:hAnsi="Times New Roman" w:cs="Times New Roman"/>
+          <w:sz w:val="28"/>
+          <w:szCs w:val="28"/>
+        </w:rPr>
+      </w:pPr>
+      <w:r>
+        <w:rPr>
+          <w:rFonts w:ascii="Times New Roman" w:hAnsi="Times New Roman" w:cs="Times New Roman"/>
+          <w:sz w:val="28"/>
+          <w:szCs w:val="28"/>
+        </w:rPr>
+        <w:t xml:space="preserve">− опытная эксплуатация (ОЭ); </w:t>
+      </w:r>
+    </w:p>
+    <w:p>
+      <w:pPr>
+        <w:spacing w:after="0" w:line="360" w:lineRule="auto"/>
+        <w:ind w:firstLine="708"/>
+        <w:jc w:val="both"/>
+        <w:rPr>
+          <w:rFonts w:ascii="Times New Roman" w:hAnsi="Times New Roman" w:cs="Times New Roman"/>
+          <w:sz w:val="28"/>
+          <w:szCs w:val="28"/>
+        </w:rPr>
+      </w:pPr>
+      <w:r>
+        <w:rPr>
+          <w:rFonts w:ascii="Times New Roman" w:hAnsi="Times New Roman" w:cs="Times New Roman"/>
+          <w:sz w:val="28"/>
+          <w:szCs w:val="28"/>
+        </w:rPr>
+        <w:t xml:space="preserve">− приёмочные испытания. </w:t>
+      </w:r>
+    </w:p>
+    <w:p>
+      <w:pPr>
+        <w:spacing w:after="0" w:line="360" w:lineRule="auto"/>
+        <w:ind w:firstLine="708"/>
+        <w:jc w:val="both"/>
+        <w:rPr>
+          <w:rFonts w:ascii="Times New Roman" w:hAnsi="Times New Roman" w:cs="Times New Roman"/>
+          <w:sz w:val="28"/>
+          <w:szCs w:val="28"/>
+        </w:rPr>
+      </w:pPr>
+      <w:r>
+        <w:rPr>
+          <w:rFonts w:ascii="Times New Roman" w:hAnsi="Times New Roman" w:cs="Times New Roman"/>
+          <w:sz w:val="28"/>
+          <w:szCs w:val="28"/>
+        </w:rPr>
+        <w:t xml:space="preserve">В предварительные испытания плагина входят следующие пункты: </w:t>
+      </w:r>
+    </w:p>
+    <w:p>
+      <w:pPr>
+        <w:spacing w:after="0" w:line="360" w:lineRule="auto"/>
+        <w:ind w:firstLine="708"/>
+        <w:jc w:val="both"/>
+        <w:rPr>
+          <w:rFonts w:ascii="Times New Roman" w:hAnsi="Times New Roman" w:cs="Times New Roman"/>
+          <w:sz w:val="28"/>
+          <w:szCs w:val="28"/>
+        </w:rPr>
+      </w:pPr>
+      <w:r>
+        <w:rPr>
+          <w:rFonts w:ascii="Times New Roman" w:hAnsi="Times New Roman" w:cs="Times New Roman"/>
+          <w:sz w:val="28"/>
+          <w:szCs w:val="28"/>
+        </w:rPr>
+        <w:t xml:space="preserve">− модульное тестирование логики; </w:t>
+      </w:r>
+    </w:p>
+    <w:p>
+      <w:pPr>
+        <w:spacing w:after="0" w:line="360" w:lineRule="auto"/>
+        <w:ind w:firstLine="708"/>
+        <w:jc w:val="both"/>
+        <w:rPr>
+          <w:rFonts w:ascii="Times New Roman" w:hAnsi="Times New Roman" w:cs="Times New Roman"/>
+          <w:sz w:val="28"/>
+          <w:szCs w:val="28"/>
+        </w:rPr>
+      </w:pPr>
+      <w:r>
+        <w:rPr>
+          <w:rFonts w:ascii="Times New Roman" w:hAnsi="Times New Roman" w:cs="Times New Roman"/>
+          <w:sz w:val="28"/>
+          <w:szCs w:val="28"/>
+        </w:rPr>
+        <w:t xml:space="preserve">− нагрузочное тестирование; </w:t>
+      </w:r>
+    </w:p>
+    <w:p>
+      <w:pPr>
+        <w:spacing w:after="0" w:line="360" w:lineRule="auto"/>
+        <w:ind w:firstLine="708"/>
+        <w:jc w:val="both"/>
+        <w:rPr>
+          <w:rFonts w:ascii="Times New Roman" w:hAnsi="Times New Roman" w:cs="Times New Roman"/>
+          <w:sz w:val="28"/>
+          <w:szCs w:val="28"/>
+        </w:rPr>
+      </w:pPr>
+      <w:r>
+        <w:rPr>
+          <w:rFonts w:ascii="Times New Roman" w:hAnsi="Times New Roman" w:cs="Times New Roman"/>
+          <w:sz w:val="28"/>
+          <w:szCs w:val="28"/>
+        </w:rPr>
+        <w:t xml:space="preserve">− ручное тестирование </w:t>
+      </w:r>
+    </w:p>
+    <w:p>
+      <w:pPr>
+        <w:spacing w:after="0" w:line="360" w:lineRule="auto"/>
+        <w:ind w:firstLine="708"/>
+        <w:jc w:val="both"/>
+        <w:rPr>
+          <w:rFonts w:ascii="Times New Roman" w:hAnsi="Times New Roman" w:cs="Times New Roman"/>
+          <w:sz w:val="28"/>
+          <w:szCs w:val="28"/>
+        </w:rPr>
+      </w:pPr>
+      <w:r>
+        <w:rPr>
+          <w:rFonts w:ascii="Times New Roman" w:hAnsi="Times New Roman" w:cs="Times New Roman"/>
+          <w:sz w:val="28"/>
+          <w:szCs w:val="28"/>
+        </w:rPr>
+        <w:t xml:space="preserve">В этап опытной эксплуатации входит ручное тестирование. </w:t>
+      </w:r>
+    </w:p>
+    <w:p>
+      <w:pPr>
+        <w:spacing w:after="0" w:line="360" w:lineRule="auto"/>
+        <w:ind w:firstLine="708"/>
+        <w:jc w:val="both"/>
+        <w:rPr>
+          <w:rFonts w:ascii="Times New Roman" w:hAnsi="Times New Roman" w:cs="Times New Roman"/>
+          <w:sz w:val="28"/>
+          <w:szCs w:val="28"/>
+        </w:rPr>
+      </w:pPr>
+      <w:r>
+        <w:rPr>
+          <w:rFonts w:ascii="Times New Roman" w:hAnsi="Times New Roman" w:cs="Times New Roman"/>
+          <w:sz w:val="28"/>
+          <w:szCs w:val="28"/>
+        </w:rPr>
+        <w:t>В этап приёмочного испытания входит ручное тестирование.</w:t>
+      </w:r>
+    </w:p>
+    <w:p>
+      <w:pPr>
+        <w:spacing w:after="0" w:line="360" w:lineRule="auto"/>
+        <w:ind w:firstLine="708"/>
+        <w:jc w:val="both"/>
+        <w:rPr>
+          <w:rFonts w:ascii="Times New Roman" w:hAnsi="Times New Roman" w:cs="Times New Roman"/>
+          <w:sz w:val="28"/>
+          <w:szCs w:val="28"/>
+        </w:rPr>
+      </w:pPr>
+    </w:p>
+    <w:p>
+      <w:pPr>
+        <w:pStyle w:val="2"/>
         <w:rPr>
           <w:b/>
           <w:bCs/>
         </w:rPr>
       </w:pPr>
-      <w:bookmarkStart w:id="55" w:name="_Toc178602546"/>
-      <w:bookmarkStart w:id="56" w:name="_Toc240391127"/>
+      <w:bookmarkStart w:id="58" w:name="_Toc178602548"/>
+      <w:bookmarkStart w:id="59" w:name="_Toc240391129"/>
       <w:r>
         <w:rPr>
           <w:b/>
           <w:bCs/>
         </w:rPr>
-        <w:lastRenderedPageBreak/>
-        <w:t>6 ПОРЯДОК КОНТРОЛЯ И ПРИЁМКИ АВТОМАТИЗИРОВАННОЙ СИСТЕМЫ</w:t>
-      </w:r>
-      <w:bookmarkEnd w:id="55"/>
-      <w:bookmarkEnd w:id="56"/>
-    </w:p>
-    <w:p>
-      <w:pPr>
-        <w:spacing w:after="0"/>
-      </w:pPr>
-    </w:p>
-    <w:p>
-      <w:pPr>
-        <w:pStyle w:val="2"/>
-      </w:pPr>
-      <w:bookmarkStart w:id="57" w:name="_Toc178602547"/>
-      <w:bookmarkStart w:id="58" w:name="_Toc240391128"/>
-      <w:r>
-        <w:t>6.1 Виды, состав и методы испытаний АС и ее составных частей</w:t>
-      </w:r>
-      <w:bookmarkEnd w:id="57"/>
+        <w:t>6.2 Общие требования к приёмке работ по стадиям</w:t>
+      </w:r>
       <w:bookmarkEnd w:id="58"/>
-    </w:p>
-    <w:p>
-      <w:pPr>
-        <w:spacing w:after="0"/>
-      </w:pPr>
-    </w:p>
-    <w:p>
-      <w:pPr>
-        <w:spacing w:after="0" w:line="360" w:lineRule="auto"/>
-        <w:ind w:firstLine="708"/>
-        <w:jc w:val="both"/>
-        <w:rPr>
-          <w:rFonts w:ascii="Times New Roman" w:hAnsi="Times New Roman" w:cs="Times New Roman"/>
-          <w:sz w:val="28"/>
-          <w:szCs w:val="28"/>
-        </w:rPr>
-      </w:pPr>
-      <w:r>
-        <w:rPr>
-          <w:rFonts w:ascii="Times New Roman" w:hAnsi="Times New Roman" w:cs="Times New Roman"/>
-          <w:sz w:val="28"/>
-          <w:szCs w:val="28"/>
-        </w:rPr>
-        <w:t xml:space="preserve">Испытания должны быть организованы и проведены в соответствии с [2-3]. </w:t>
-      </w:r>
-    </w:p>
-    <w:p>
-      <w:pPr>
-        <w:spacing w:after="0" w:line="360" w:lineRule="auto"/>
-        <w:ind w:firstLine="708"/>
-        <w:jc w:val="both"/>
-        <w:rPr>
-          <w:rFonts w:ascii="Times New Roman" w:hAnsi="Times New Roman" w:cs="Times New Roman"/>
-          <w:sz w:val="28"/>
-          <w:szCs w:val="28"/>
-        </w:rPr>
-      </w:pPr>
-      <w:r>
-        <w:rPr>
-          <w:rFonts w:ascii="Times New Roman" w:hAnsi="Times New Roman" w:cs="Times New Roman"/>
-          <w:sz w:val="28"/>
-          <w:szCs w:val="28"/>
-        </w:rPr>
-        <w:t xml:space="preserve">Должны быть проведены следующие виды испытаний: </w:t>
-      </w:r>
-    </w:p>
-    <w:p>
-      <w:pPr>
-        <w:spacing w:after="0" w:line="360" w:lineRule="auto"/>
-        <w:ind w:firstLine="708"/>
-        <w:jc w:val="both"/>
-        <w:rPr>
-          <w:rFonts w:ascii="Times New Roman" w:hAnsi="Times New Roman" w:cs="Times New Roman"/>
-          <w:sz w:val="28"/>
-          <w:szCs w:val="28"/>
-        </w:rPr>
-      </w:pPr>
-      <w:r>
-        <w:rPr>
-          <w:rFonts w:ascii="Times New Roman" w:hAnsi="Times New Roman" w:cs="Times New Roman"/>
-          <w:sz w:val="28"/>
-          <w:szCs w:val="28"/>
-        </w:rPr>
-        <w:t xml:space="preserve">− предварительные испытания; </w:t>
-      </w:r>
-    </w:p>
-    <w:p>
-      <w:pPr>
-        <w:spacing w:after="0" w:line="360" w:lineRule="auto"/>
-        <w:ind w:firstLine="708"/>
-        <w:jc w:val="both"/>
-        <w:rPr>
-          <w:rFonts w:ascii="Times New Roman" w:hAnsi="Times New Roman" w:cs="Times New Roman"/>
-          <w:sz w:val="28"/>
-          <w:szCs w:val="28"/>
-        </w:rPr>
-      </w:pPr>
-      <w:r>
-        <w:rPr>
-          <w:rFonts w:ascii="Times New Roman" w:hAnsi="Times New Roman" w:cs="Times New Roman"/>
-          <w:sz w:val="28"/>
-          <w:szCs w:val="28"/>
-        </w:rPr>
-        <w:t xml:space="preserve">− опытная эксплуатация (ОЭ); </w:t>
-      </w:r>
-    </w:p>
-    <w:p>
-      <w:pPr>
-        <w:spacing w:after="0" w:line="360" w:lineRule="auto"/>
-        <w:ind w:firstLine="708"/>
-        <w:jc w:val="both"/>
-        <w:rPr>
-          <w:rFonts w:ascii="Times New Roman" w:hAnsi="Times New Roman" w:cs="Times New Roman"/>
-          <w:sz w:val="28"/>
-          <w:szCs w:val="28"/>
-        </w:rPr>
-      </w:pPr>
-      <w:r>
-        <w:rPr>
-          <w:rFonts w:ascii="Times New Roman" w:hAnsi="Times New Roman" w:cs="Times New Roman"/>
-          <w:sz w:val="28"/>
-          <w:szCs w:val="28"/>
-        </w:rPr>
-        <w:t xml:space="preserve">− приёмочные испытания. </w:t>
-      </w:r>
-    </w:p>
-    <w:p>
-      <w:pPr>
-        <w:spacing w:after="0" w:line="360" w:lineRule="auto"/>
-        <w:ind w:firstLine="708"/>
-        <w:jc w:val="both"/>
-        <w:rPr>
-          <w:rFonts w:ascii="Times New Roman" w:hAnsi="Times New Roman" w:cs="Times New Roman"/>
-          <w:sz w:val="28"/>
-          <w:szCs w:val="28"/>
-        </w:rPr>
-      </w:pPr>
-      <w:r>
-        <w:rPr>
-          <w:rFonts w:ascii="Times New Roman" w:hAnsi="Times New Roman" w:cs="Times New Roman"/>
-          <w:sz w:val="28"/>
-          <w:szCs w:val="28"/>
-        </w:rPr>
-        <w:t xml:space="preserve">В предварительные испытания плагина входят следующие пункты: </w:t>
-      </w:r>
-    </w:p>
-    <w:p>
-      <w:pPr>
-        <w:spacing w:after="0" w:line="360" w:lineRule="auto"/>
-        <w:ind w:firstLine="708"/>
-        <w:jc w:val="both"/>
-        <w:rPr>
-          <w:rFonts w:ascii="Times New Roman" w:hAnsi="Times New Roman" w:cs="Times New Roman"/>
-          <w:sz w:val="28"/>
-          <w:szCs w:val="28"/>
-        </w:rPr>
-      </w:pPr>
-      <w:r>
-        <w:rPr>
-          <w:rFonts w:ascii="Times New Roman" w:hAnsi="Times New Roman" w:cs="Times New Roman"/>
-          <w:sz w:val="28"/>
-          <w:szCs w:val="28"/>
-        </w:rPr>
-        <w:t xml:space="preserve">− модульное тестирование логики; </w:t>
-      </w:r>
-    </w:p>
-    <w:p>
-      <w:pPr>
-        <w:spacing w:after="0" w:line="360" w:lineRule="auto"/>
-        <w:ind w:firstLine="708"/>
-        <w:jc w:val="both"/>
-        <w:rPr>
-          <w:rFonts w:ascii="Times New Roman" w:hAnsi="Times New Roman" w:cs="Times New Roman"/>
-          <w:sz w:val="28"/>
-          <w:szCs w:val="28"/>
-        </w:rPr>
-      </w:pPr>
-      <w:r>
-        <w:rPr>
-          <w:rFonts w:ascii="Times New Roman" w:hAnsi="Times New Roman" w:cs="Times New Roman"/>
-          <w:sz w:val="28"/>
-          <w:szCs w:val="28"/>
-        </w:rPr>
-        <w:t xml:space="preserve">− нагрузочное тестирование; </w:t>
-      </w:r>
-    </w:p>
-    <w:p>
-      <w:pPr>
-        <w:spacing w:after="0" w:line="360" w:lineRule="auto"/>
-        <w:ind w:firstLine="708"/>
-        <w:jc w:val="both"/>
-        <w:rPr>
-          <w:rFonts w:ascii="Times New Roman" w:hAnsi="Times New Roman" w:cs="Times New Roman"/>
-          <w:sz w:val="28"/>
-          <w:szCs w:val="28"/>
-        </w:rPr>
-      </w:pPr>
-      <w:r>
-        <w:rPr>
-          <w:rFonts w:ascii="Times New Roman" w:hAnsi="Times New Roman" w:cs="Times New Roman"/>
-          <w:sz w:val="28"/>
-          <w:szCs w:val="28"/>
-        </w:rPr>
-        <w:t xml:space="preserve">− ручное тестирование </w:t>
-      </w:r>
-    </w:p>
-    <w:p>
-      <w:pPr>
-        <w:spacing w:after="0" w:line="360" w:lineRule="auto"/>
-        <w:ind w:firstLine="708"/>
-        <w:jc w:val="both"/>
-        <w:rPr>
-          <w:rFonts w:ascii="Times New Roman" w:hAnsi="Times New Roman" w:cs="Times New Roman"/>
-          <w:sz w:val="28"/>
-          <w:szCs w:val="28"/>
-        </w:rPr>
-      </w:pPr>
-      <w:r>
-        <w:rPr>
-          <w:rFonts w:ascii="Times New Roman" w:hAnsi="Times New Roman" w:cs="Times New Roman"/>
-          <w:sz w:val="28"/>
-          <w:szCs w:val="28"/>
-        </w:rPr>
-        <w:t xml:space="preserve">В этап опытной эксплуатации входит ручное тестирование. </w:t>
-      </w:r>
-    </w:p>
-    <w:p>
-      <w:pPr>
-        <w:spacing w:after="0" w:line="360" w:lineRule="auto"/>
-        <w:ind w:firstLine="708"/>
-        <w:jc w:val="both"/>
-        <w:rPr>
-          <w:rFonts w:ascii="Times New Roman" w:hAnsi="Times New Roman" w:cs="Times New Roman"/>
-          <w:sz w:val="28"/>
-          <w:szCs w:val="28"/>
-        </w:rPr>
-      </w:pPr>
-      <w:r>
-        <w:rPr>
-          <w:rFonts w:ascii="Times New Roman" w:hAnsi="Times New Roman" w:cs="Times New Roman"/>
-          <w:sz w:val="28"/>
-          <w:szCs w:val="28"/>
-        </w:rPr>
-        <w:t>В этап приёмочного испытания входит ручное тестирование.</w:t>
-      </w:r>
-    </w:p>
-    <w:p>
-      <w:pPr>
-        <w:spacing w:after="0" w:line="360" w:lineRule="auto"/>
-        <w:ind w:firstLine="708"/>
-        <w:jc w:val="both"/>
-        <w:rPr>
-          <w:rFonts w:ascii="Times New Roman" w:hAnsi="Times New Roman" w:cs="Times New Roman"/>
-          <w:sz w:val="28"/>
-          <w:szCs w:val="28"/>
-        </w:rPr>
-      </w:pPr>
-    </w:p>
-    <w:p>
-      <w:pPr>
-        <w:pStyle w:val="2"/>
-      </w:pPr>
-      <w:bookmarkStart w:id="59" w:name="_Toc178602548"/>
-      <w:bookmarkStart w:id="60" w:name="_Toc240391129"/>
-      <w:r>
-        <w:t>6.2 Общие требования к приёмке работ по стадиям</w:t>
-      </w:r>
       <w:bookmarkEnd w:id="59"/>
-      <w:bookmarkEnd w:id="60"/>
     </w:p>
     <w:p>
       <w:pPr>
@@ -9277,37 +9533,22 @@
         </w:rPr>
         <w:t>Прочие требования и дефекты системы, выявленные на испытаниях и не относящиеся к требованиям, приведённым в разработанных частных технических заданиях, могут документироваться как желательные доработки. Наличие желательных доработок не влияет на приёмку работ и процесс передачи системы в эксплуатацию.</w:t>
       </w:r>
-    </w:p>
-    <w:p>
-      <w:pPr>
-        <w:spacing w:after="0" w:line="360" w:lineRule="auto"/>
-        <w:ind w:firstLine="708"/>
-        <w:jc w:val="both"/>
-        <w:rPr>
-          <w:rFonts w:ascii="Times New Roman" w:hAnsi="Times New Roman" w:cs="Times New Roman"/>
-          <w:sz w:val="28"/>
-          <w:szCs w:val="28"/>
-        </w:rPr>
-      </w:pPr>
-      <w:r>
-        <w:rPr>
-          <w:rFonts w:ascii="Times New Roman" w:hAnsi="Times New Roman" w:cs="Times New Roman"/>
-          <w:sz w:val="28"/>
-          <w:szCs w:val="28"/>
-        </w:rPr>
-        <w:lastRenderedPageBreak/>
+      <w:r>
+        <w:rPr>
+          <w:rFonts w:ascii="Times New Roman" w:hAnsi="Times New Roman" w:cs="Times New Roman"/>
+          <w:sz w:val="28"/>
+          <w:szCs w:val="28"/>
+        </w:rPr>
+        <w:t xml:space="preserve"> </w:t>
+      </w:r>
+      <w:r>
+        <w:rPr>
+          <w:rFonts w:ascii="Times New Roman" w:hAnsi="Times New Roman" w:cs="Times New Roman"/>
+          <w:sz w:val="28"/>
+          <w:szCs w:val="28"/>
+        </w:rPr>
         <w:t>Комплектность передаваемой отчётной документации подлежит проверке Заказчиком.</w:t>
       </w:r>
-    </w:p>
-    <w:p>
-      <w:pPr>
-        <w:spacing w:after="0"/>
-        <w:rPr>
-          <w:rFonts w:ascii="Times New Roman" w:hAnsi="Times New Roman" w:cs="Times New Roman"/>
-          <w:sz w:val="28"/>
-          <w:szCs w:val="28"/>
-        </w:rPr>
-      </w:pPr>
     </w:p>
     <w:p>
       <w:pPr>
@@ -9317,17 +9558,18 @@
           <w:bCs/>
         </w:rPr>
       </w:pPr>
-      <w:bookmarkStart w:id="61" w:name="_Toc178602549"/>
-      <w:bookmarkStart w:id="62" w:name="_Toc240391130"/>
+      <w:bookmarkStart w:id="60" w:name="_Toc178602549"/>
+      <w:bookmarkStart w:id="61" w:name="_Toc240391130"/>
       <w:r>
         <w:rPr>
           <w:b/>
           <w:bCs/>
         </w:rPr>
+        <w:lastRenderedPageBreak/>
         <w:t>7 ТРЕБОВАНИЯ К ДОКУМЕНТИРОВАНИЮ</w:t>
       </w:r>
+      <w:bookmarkEnd w:id="60"/>
       <w:bookmarkEnd w:id="61"/>
-      <w:bookmarkEnd w:id="62"/>
     </w:p>
     <w:p>
       <w:pPr>
@@ -9385,17 +9627,91 @@
     <w:p>
       <w:pPr>
         <w:pStyle w:val="2"/>
-      </w:pPr>
-      <w:bookmarkStart w:id="63" w:name="_Toc178602550"/>
-      <w:bookmarkStart w:id="64" w:name="_Toc240391131"/>
-      <w:r>
+        <w:rPr>
+          <w:b/>
+          <w:bCs/>
+        </w:rPr>
+      </w:pPr>
+      <w:bookmarkStart w:id="62" w:name="_Toc178602550"/>
+      <w:bookmarkStart w:id="63" w:name="_Toc240391131"/>
+      <w:r>
+        <w:rPr>
+          <w:b/>
+          <w:bCs/>
+        </w:rPr>
         <w:t>7.1 Перечень подлежащих разработке документов</w:t>
       </w:r>
+      <w:bookmarkEnd w:id="62"/>
       <w:bookmarkEnd w:id="63"/>
+      <w:r>
+        <w:rPr>
+          <w:b/>
+          <w:bCs/>
+        </w:rPr>
+        <w:t xml:space="preserve"> </w:t>
+      </w:r>
+    </w:p>
+    <w:p>
+      <w:pPr>
+        <w:spacing w:after="0" w:line="360" w:lineRule="auto"/>
+        <w:jc w:val="center"/>
+        <w:rPr>
+          <w:rFonts w:ascii="Times New Roman" w:hAnsi="Times New Roman" w:cs="Times New Roman"/>
+          <w:sz w:val="28"/>
+          <w:szCs w:val="28"/>
+        </w:rPr>
+      </w:pPr>
+    </w:p>
+    <w:p>
+      <w:pPr>
+        <w:spacing w:after="0" w:line="360" w:lineRule="auto"/>
+        <w:ind w:firstLine="708"/>
+        <w:jc w:val="both"/>
+        <w:rPr>
+          <w:rFonts w:ascii="Times New Roman" w:hAnsi="Times New Roman" w:cs="Times New Roman"/>
+          <w:sz w:val="28"/>
+          <w:szCs w:val="28"/>
+        </w:rPr>
+      </w:pPr>
+      <w:r>
+        <w:rPr>
+          <w:rFonts w:ascii="Times New Roman" w:hAnsi="Times New Roman" w:cs="Times New Roman"/>
+          <w:sz w:val="28"/>
+          <w:szCs w:val="28"/>
+        </w:rPr>
+        <w:t xml:space="preserve">Документы «Проект системы» и «Пояснительная записка» должны разрабатываться согласно требованиям [4]. </w:t>
+      </w:r>
+    </w:p>
+    <w:p>
+      <w:pPr>
+        <w:spacing w:after="0" w:line="360" w:lineRule="auto"/>
+        <w:jc w:val="both"/>
+        <w:rPr>
+          <w:rFonts w:ascii="Times New Roman" w:hAnsi="Times New Roman" w:cs="Times New Roman"/>
+          <w:sz w:val="28"/>
+          <w:szCs w:val="28"/>
+        </w:rPr>
+      </w:pPr>
+    </w:p>
+    <w:p>
+      <w:pPr>
+        <w:pStyle w:val="2"/>
+        <w:rPr>
+          <w:b/>
+          <w:bCs/>
+        </w:rPr>
+      </w:pPr>
+      <w:bookmarkStart w:id="64" w:name="_Toc178602551"/>
+      <w:bookmarkStart w:id="65" w:name="_Toc240391132"/>
+      <w:r>
+        <w:rPr>
+          <w:b/>
+          <w:bCs/>
+        </w:rPr>
+        <w:t>7.2 Вид представления и количество документов</w:t>
+      </w:r>
       <w:bookmarkEnd w:id="64"/>
-      <w:r>
-        <w:t xml:space="preserve"> </w:t>
-      </w:r>
+      <w:bookmarkEnd w:id="65"/>
     </w:p>
     <w:p>
       <w:pPr>
@@ -9425,61 +9741,43 @@
           <w:sz w:val="28"/>
           <w:szCs w:val="28"/>
         </w:rPr>
-        <w:t xml:space="preserve">Документы «Проект системы» и «Пояснительная записка» должны разрабатываться согласно требованиям [4]. </w:t>
-      </w:r>
-    </w:p>
-    <w:p>
-      <w:pPr>
-        <w:spacing w:after="0" w:line="360" w:lineRule="auto"/>
-        <w:jc w:val="both"/>
-        <w:rPr>
-          <w:rFonts w:ascii="Times New Roman" w:hAnsi="Times New Roman" w:cs="Times New Roman"/>
-          <w:sz w:val="28"/>
-          <w:szCs w:val="28"/>
-        </w:rPr>
-      </w:pPr>
-    </w:p>
-    <w:p>
-      <w:pPr>
-        <w:pStyle w:val="2"/>
-      </w:pPr>
-      <w:bookmarkStart w:id="65" w:name="_Toc178602551"/>
-      <w:bookmarkStart w:id="66" w:name="_Toc240391132"/>
-      <w:r>
-        <w:t>7.2 Вид представления и количество документов</w:t>
-      </w:r>
-      <w:bookmarkEnd w:id="65"/>
-      <w:bookmarkEnd w:id="66"/>
-    </w:p>
-    <w:p>
-      <w:pPr>
-        <w:spacing w:after="0" w:line="360" w:lineRule="auto"/>
-        <w:jc w:val="center"/>
-        <w:rPr>
-          <w:rFonts w:ascii="Times New Roman" w:hAnsi="Times New Roman" w:cs="Times New Roman"/>
-          <w:sz w:val="28"/>
-          <w:szCs w:val="28"/>
-        </w:rPr>
-      </w:pPr>
-    </w:p>
-    <w:p>
-      <w:pPr>
-        <w:spacing w:after="0" w:line="360" w:lineRule="auto"/>
-        <w:ind w:firstLine="708"/>
-        <w:jc w:val="both"/>
-        <w:rPr>
-          <w:rFonts w:ascii="Times New Roman" w:hAnsi="Times New Roman" w:cs="Times New Roman"/>
-          <w:sz w:val="28"/>
-          <w:szCs w:val="28"/>
-        </w:rPr>
-      </w:pPr>
-      <w:r>
-        <w:rPr>
-          <w:rFonts w:ascii="Times New Roman" w:hAnsi="Times New Roman" w:cs="Times New Roman"/>
-          <w:sz w:val="28"/>
-          <w:szCs w:val="28"/>
-        </w:rPr>
-        <w:t xml:space="preserve">Нижеперечисленные документы к АС предоставляются в электронном виде в форматах .docx и .pdf по одному экземпляру каждый </w:t>
+        <w:t>Нижеперечисленные документы к АС предоставляются в электронном виде в форматах .</w:t>
+      </w:r>
+      <w:proofErr w:type="spellStart"/>
+      <w:r>
+        <w:rPr>
+          <w:rFonts w:ascii="Times New Roman" w:hAnsi="Times New Roman" w:cs="Times New Roman"/>
+          <w:sz w:val="28"/>
+          <w:szCs w:val="28"/>
+        </w:rPr>
+        <w:t>docx</w:t>
+      </w:r>
+      <w:proofErr w:type="spellEnd"/>
+      <w:r>
+        <w:rPr>
+          <w:rFonts w:ascii="Times New Roman" w:hAnsi="Times New Roman" w:cs="Times New Roman"/>
+          <w:sz w:val="28"/>
+          <w:szCs w:val="28"/>
+        </w:rPr>
+        <w:t xml:space="preserve"> и .</w:t>
+      </w:r>
+      <w:proofErr w:type="spellStart"/>
+      <w:r>
+        <w:rPr>
+          <w:rFonts w:ascii="Times New Roman" w:hAnsi="Times New Roman" w:cs="Times New Roman"/>
+          <w:sz w:val="28"/>
+          <w:szCs w:val="28"/>
+        </w:rPr>
+        <w:t>pdf</w:t>
+      </w:r>
+      <w:proofErr w:type="spellEnd"/>
+      <w:r>
+        <w:rPr>
+          <w:rFonts w:ascii="Times New Roman" w:hAnsi="Times New Roman" w:cs="Times New Roman"/>
+          <w:sz w:val="28"/>
+          <w:szCs w:val="28"/>
+        </w:rPr>
+        <w:t xml:space="preserve"> по одному экземпляру каждый </w:t>
       </w:r>
     </w:p>
     <w:p>
@@ -9597,14 +9895,22 @@
     <w:p>
       <w:pPr>
         <w:pStyle w:val="2"/>
-      </w:pPr>
-      <w:bookmarkStart w:id="67" w:name="_Toc178602552"/>
-      <w:bookmarkStart w:id="68" w:name="_Toc240391133"/>
-      <w:r>
+        <w:rPr>
+          <w:b/>
+          <w:bCs/>
+        </w:rPr>
+      </w:pPr>
+      <w:bookmarkStart w:id="66" w:name="_Toc178602552"/>
+      <w:bookmarkStart w:id="67" w:name="_Toc240391133"/>
+      <w:r>
+        <w:rPr>
+          <w:b/>
+          <w:bCs/>
+        </w:rPr>
         <w:t>7.3 Требования по использованию ЕСКД и ЕСПД при разработке документов</w:t>
       </w:r>
+      <w:bookmarkEnd w:id="66"/>
       <w:bookmarkEnd w:id="67"/>
-      <w:bookmarkEnd w:id="68"/>
     </w:p>
     <w:p>
       <w:pPr>
@@ -9681,7 +9987,6 @@
           <w:sz w:val="28"/>
           <w:szCs w:val="28"/>
         </w:rPr>
-        <w:lastRenderedPageBreak/>
         <w:tab/>
         <w:t xml:space="preserve">− размер бумаги – А4. Допускается для размещения рисунков и таблиц использование листов формата А3 с подшивкой по короткой стороне листа; </w:t>
       </w:r>
@@ -9703,7 +10008,25 @@
           <w:sz w:val="28"/>
           <w:szCs w:val="28"/>
         </w:rPr>
-        <w:t xml:space="preserve">− шрифт – Times New Roman 14; </w:t>
+        <w:t xml:space="preserve">− шрифт – Times New </w:t>
+      </w:r>
+      <w:proofErr w:type="spellStart"/>
+      <w:r>
+        <w:rPr>
+          <w:rFonts w:ascii="Times New Roman" w:hAnsi="Times New Roman" w:cs="Times New Roman"/>
+          <w:sz w:val="28"/>
+          <w:szCs w:val="28"/>
+        </w:rPr>
+        <w:t>Roman</w:t>
+      </w:r>
+      <w:proofErr w:type="spellEnd"/>
+      <w:r>
+        <w:rPr>
+          <w:rFonts w:ascii="Times New Roman" w:hAnsi="Times New Roman" w:cs="Times New Roman"/>
+          <w:sz w:val="28"/>
+          <w:szCs w:val="28"/>
+        </w:rPr>
+        <w:t xml:space="preserve"> 14; </w:t>
       </w:r>
     </w:p>
     <w:p>
@@ -9723,6 +10046,7 @@
           <w:sz w:val="28"/>
           <w:szCs w:val="28"/>
         </w:rPr>
+        <w:lastRenderedPageBreak/>
         <w:t xml:space="preserve">− первая строка – отступ 1,25 см; </w:t>
       </w:r>
     </w:p>
@@ -9819,8 +10143,8 @@
           <w:bCs/>
         </w:rPr>
       </w:pPr>
-      <w:bookmarkStart w:id="69" w:name="_Toc178602553"/>
-      <w:bookmarkStart w:id="70" w:name="_Toc240391134"/>
+      <w:bookmarkStart w:id="68" w:name="_Toc178602553"/>
+      <w:bookmarkStart w:id="69" w:name="_Toc240391134"/>
       <w:r>
         <w:rPr>
           <w:b/>
@@ -9829,8 +10153,8 @@
         <w:lastRenderedPageBreak/>
         <w:t>8 ИСТОЧНИКИ РАЗРАБОТКИ</w:t>
       </w:r>
+      <w:bookmarkEnd w:id="68"/>
       <w:bookmarkEnd w:id="69"/>
-      <w:bookmarkEnd w:id="70"/>
     </w:p>
     <w:p>
       <w:pPr>
@@ -9886,7 +10210,61 @@
           <w:sz w:val="28"/>
           <w:szCs w:val="28"/>
         </w:rPr>
-        <w:t xml:space="preserve">Новые технологии в программировании : учебное пособие / А. А. Калентьев, Д. В. Гарайс, А. Е. Горяинов — Томск : Эль Контент, 2014. — 176 с. </w:t>
+        <w:t xml:space="preserve">Новые технологии в </w:t>
+      </w:r>
+      <w:proofErr w:type="gramStart"/>
+      <w:r>
+        <w:rPr>
+          <w:rFonts w:ascii="Times New Roman" w:eastAsia="SimSun" w:hAnsi="Times New Roman" w:cs="Times New Roman"/>
+          <w:sz w:val="28"/>
+          <w:szCs w:val="28"/>
+        </w:rPr>
+        <w:t>программировании :</w:t>
+      </w:r>
+      <w:proofErr w:type="gramEnd"/>
+      <w:r>
+        <w:rPr>
+          <w:rFonts w:ascii="Times New Roman" w:eastAsia="SimSun" w:hAnsi="Times New Roman" w:cs="Times New Roman"/>
+          <w:sz w:val="28"/>
+          <w:szCs w:val="28"/>
+        </w:rPr>
+        <w:t xml:space="preserve"> учебное пособие / А. А. </w:t>
+      </w:r>
+      <w:proofErr w:type="spellStart"/>
+      <w:r>
+        <w:rPr>
+          <w:rFonts w:ascii="Times New Roman" w:eastAsia="SimSun" w:hAnsi="Times New Roman" w:cs="Times New Roman"/>
+          <w:sz w:val="28"/>
+          <w:szCs w:val="28"/>
+        </w:rPr>
+        <w:t>Калентьев</w:t>
+      </w:r>
+      <w:proofErr w:type="spellEnd"/>
+      <w:r>
+        <w:rPr>
+          <w:rFonts w:ascii="Times New Roman" w:eastAsia="SimSun" w:hAnsi="Times New Roman" w:cs="Times New Roman"/>
+          <w:sz w:val="28"/>
+          <w:szCs w:val="28"/>
+        </w:rPr>
+        <w:t xml:space="preserve">, Д. В. </w:t>
+      </w:r>
+      <w:proofErr w:type="spellStart"/>
+      <w:r>
+        <w:rPr>
+          <w:rFonts w:ascii="Times New Roman" w:eastAsia="SimSun" w:hAnsi="Times New Roman" w:cs="Times New Roman"/>
+          <w:sz w:val="28"/>
+          <w:szCs w:val="28"/>
+        </w:rPr>
+        <w:t>Гарайс</w:t>
+      </w:r>
+      <w:proofErr w:type="spellEnd"/>
+      <w:r>
+        <w:rPr>
+          <w:rFonts w:ascii="Times New Roman" w:eastAsia="SimSun" w:hAnsi="Times New Roman" w:cs="Times New Roman"/>
+          <w:sz w:val="28"/>
+          <w:szCs w:val="28"/>
+        </w:rPr>
+        <w:t xml:space="preserve">, А. Е. Горяинов — Томск : Эль Контент, 2014. — 176 с. </w:t>
       </w:r>
     </w:p>
     <w:p>
@@ -10030,7 +10408,97 @@
           <w:sz w:val="28"/>
           <w:szCs w:val="28"/>
         </w:rPr>
-        <w:t xml:space="preserve">Введение в UML от создателей языка [Текст] : руководство пользователя / Г. Буч, Д. Рамбо, И. Якобсон. - 2-е изд. - М. : ДМК Пресс, 2012. - 494 с. : ил. - (Классика программирования). - Предм. указ.: с. 483- 493. - ISBN 978-5-94074-644-7; </w:t>
+        <w:t>Введение в UML от создателей языка [Текст</w:t>
+      </w:r>
+      <w:proofErr w:type="gramStart"/>
+      <w:r>
+        <w:rPr>
+          <w:rFonts w:ascii="Times New Roman" w:eastAsia="SimSun" w:hAnsi="Times New Roman" w:cs="Times New Roman"/>
+          <w:sz w:val="28"/>
+          <w:szCs w:val="28"/>
+        </w:rPr>
+        <w:t>] :</w:t>
+      </w:r>
+      <w:proofErr w:type="gramEnd"/>
+      <w:r>
+        <w:rPr>
+          <w:rFonts w:ascii="Times New Roman" w:eastAsia="SimSun" w:hAnsi="Times New Roman" w:cs="Times New Roman"/>
+          <w:sz w:val="28"/>
+          <w:szCs w:val="28"/>
+        </w:rPr>
+        <w:t xml:space="preserve"> руководство пользователя / Г. Буч, Д. </w:t>
+      </w:r>
+      <w:proofErr w:type="spellStart"/>
+      <w:r>
+        <w:rPr>
+          <w:rFonts w:ascii="Times New Roman" w:eastAsia="SimSun" w:hAnsi="Times New Roman" w:cs="Times New Roman"/>
+          <w:sz w:val="28"/>
+          <w:szCs w:val="28"/>
+        </w:rPr>
+        <w:t>Рамбо</w:t>
+      </w:r>
+      <w:proofErr w:type="spellEnd"/>
+      <w:r>
+        <w:rPr>
+          <w:rFonts w:ascii="Times New Roman" w:eastAsia="SimSun" w:hAnsi="Times New Roman" w:cs="Times New Roman"/>
+          <w:sz w:val="28"/>
+          <w:szCs w:val="28"/>
+        </w:rPr>
+        <w:t xml:space="preserve">, И. Якобсон. - 2-е изд. - </w:t>
+      </w:r>
+      <w:proofErr w:type="gramStart"/>
+      <w:r>
+        <w:rPr>
+          <w:rFonts w:ascii="Times New Roman" w:eastAsia="SimSun" w:hAnsi="Times New Roman" w:cs="Times New Roman"/>
+          <w:sz w:val="28"/>
+          <w:szCs w:val="28"/>
+        </w:rPr>
+        <w:t>М. :</w:t>
+      </w:r>
+      <w:proofErr w:type="gramEnd"/>
+      <w:r>
+        <w:rPr>
+          <w:rFonts w:ascii="Times New Roman" w:eastAsia="SimSun" w:hAnsi="Times New Roman" w:cs="Times New Roman"/>
+          <w:sz w:val="28"/>
+          <w:szCs w:val="28"/>
+        </w:rPr>
+        <w:t xml:space="preserve"> ДМК Пресс, 2012. - 494 </w:t>
+      </w:r>
+      <w:proofErr w:type="gramStart"/>
+      <w:r>
+        <w:rPr>
+          <w:rFonts w:ascii="Times New Roman" w:eastAsia="SimSun" w:hAnsi="Times New Roman" w:cs="Times New Roman"/>
+          <w:sz w:val="28"/>
+          <w:szCs w:val="28"/>
+        </w:rPr>
+        <w:t>с. :</w:t>
+      </w:r>
+      <w:proofErr w:type="gramEnd"/>
+      <w:r>
+        <w:rPr>
+          <w:rFonts w:ascii="Times New Roman" w:eastAsia="SimSun" w:hAnsi="Times New Roman" w:cs="Times New Roman"/>
+          <w:sz w:val="28"/>
+          <w:szCs w:val="28"/>
+        </w:rPr>
+        <w:t xml:space="preserve"> ил. - (Классика программирования). - </w:t>
+      </w:r>
+      <w:proofErr w:type="spellStart"/>
+      <w:r>
+        <w:rPr>
+          <w:rFonts w:ascii="Times New Roman" w:eastAsia="SimSun" w:hAnsi="Times New Roman" w:cs="Times New Roman"/>
+          <w:sz w:val="28"/>
+          <w:szCs w:val="28"/>
+        </w:rPr>
+        <w:t>Предм</w:t>
+      </w:r>
+      <w:proofErr w:type="spellEnd"/>
+      <w:r>
+        <w:rPr>
+          <w:rFonts w:ascii="Times New Roman" w:eastAsia="SimSun" w:hAnsi="Times New Roman" w:cs="Times New Roman"/>
+          <w:sz w:val="28"/>
+          <w:szCs w:val="28"/>
+        </w:rPr>
+        <w:t xml:space="preserve">. указ.: с. 483- 493. - ISBN 978-5-94074-644-7; </w:t>
       </w:r>
     </w:p>
     <w:p>
@@ -10054,7 +10522,35 @@
           <w:sz w:val="28"/>
           <w:szCs w:val="28"/>
         </w:rPr>
-        <w:t>Ли. К. Основы САПР (CAD/CAM/CAE). – Спб.:«Питер», 2004. – 560с.</w:t>
+        <w:t xml:space="preserve">Ли. К. Основы САПР (CAD/CAM/CAE). – </w:t>
+      </w:r>
+      <w:proofErr w:type="spellStart"/>
+      <w:r>
+        <w:rPr>
+          <w:rFonts w:ascii="Times New Roman" w:eastAsia="SimSun" w:hAnsi="Times New Roman" w:cs="Times New Roman"/>
+          <w:sz w:val="28"/>
+          <w:szCs w:val="28"/>
+        </w:rPr>
+        <w:t>Спб</w:t>
+      </w:r>
+      <w:proofErr w:type="spellEnd"/>
+      <w:proofErr w:type="gramStart"/>
+      <w:r>
+        <w:rPr>
+          <w:rFonts w:ascii="Times New Roman" w:eastAsia="SimSun" w:hAnsi="Times New Roman" w:cs="Times New Roman"/>
+          <w:sz w:val="28"/>
+          <w:szCs w:val="28"/>
+        </w:rPr>
+        <w:t>.:«</w:t>
+      </w:r>
+      <w:proofErr w:type="gramEnd"/>
+      <w:r>
+        <w:rPr>
+          <w:rFonts w:ascii="Times New Roman" w:eastAsia="SimSun" w:hAnsi="Times New Roman" w:cs="Times New Roman"/>
+          <w:sz w:val="28"/>
+          <w:szCs w:val="28"/>
+        </w:rPr>
+        <w:t>Питер», 2004. – 560с.</w:t>
       </w:r>
     </w:p>
     <w:p>
@@ -10066,7 +10562,7 @@
     </w:p>
     <w:sectPr>
       <w:pgSz w:w="11906" w:h="16838"/>
-      <w:pgMar w:top="1134" w:right="850" w:bottom="1134" w:left="1701" w:header="708" w:footer="708" w:gutter="0"/>
+      <w:pgMar w:top="1134" w:right="850" w:bottom="1134" w:left="1701" w:header="708" w:footer="709" w:gutter="0"/>
       <w:cols w:space="708"/>
       <w:docGrid w:linePitch="360"/>
     </w:sectPr>
@@ -10075,7 +10571,7 @@
 </file>
 
 <file path=word/comments.xml><?xml version="1.0" encoding="utf-8"?>
-<w:comments xmlns:wpc="http://schemas.microsoft.com/office/word/2010/wordprocessingCanvas" xmlns:cx="http://schemas.microsoft.com/office/drawing/2014/chartex" xmlns:cx1="http://schemas.microsoft.com/office/drawing/2015/9/8/chartex" xmlns:cx2="http://schemas.microsoft.com/office/drawing/2015/10/21/chartex" xmlns:cx3="http://schemas.microsoft.com/office/drawing/2016/5/9/chartex" xmlns:cx4="http://schemas.microsoft.com/office/drawing/2016/5/10/chartex" xmlns:cx5="http://schemas.microsoft.com/office/drawing/2016/5/11/chartex" xmlns:cx6="http://schemas.microsoft.com/office/drawing/2016/5/12/chartex" xmlns:cx7="http://schemas.microsoft.com/office/drawing/2016/5/13/chartex" xmlns:cx8="http://schemas.microsoft.com/office/drawing/2016/5/14/chartex" xmlns:mc="http://schemas.openxmlformats.org/markup-compatibility/2006" xmlns:aink="http://schemas.microsoft.com/office/drawing/2016/ink" xmlns:am3d="http://schemas.microsoft.com/office/drawing/2017/model3d" xmlns:o="urn:schemas-microsoft-com:office:office" xmlns:oel="http://schemas.microsoft.com/office/2019/extlst" xmlns:r="http://schemas.openxmlformats.org/officeDocument/2006/relationships" xmlns:m="http://schemas.openxmlformats.org/officeDocument/2006/math" xmlns:v="urn:schemas-microsoft-com:vml" xmlns:wp14="http://schemas.microsoft.com/office/word/2010/wordprocessingDrawing" xmlns:wp="http://schemas.openxmlformats.org/drawingml/2006/wordprocessingDrawing" xmlns:w10="urn:schemas-microsoft-com:office:word" xmlns:w="http://schemas.openxmlformats.org/wordprocessingml/2006/main" xmlns:w14="http://schemas.microsoft.com/office/word/2010/wordml" xmlns:w15="http://schemas.microsoft.com/office/word/2012/wordml" xmlns:w16cex="http://schemas.microsoft.com/office/word/2018/wordml/cex" xmlns:w16cid="http://schemas.microsoft.com/office/word/2016/wordml/cid" xmlns:w16="http://schemas.microsoft.com/office/word/2018/wordml" xmlns:w16du="http://schemas.microsoft.com/office/word/2023/wordml/word16du" xmlns:w16sdtdh="http://schemas.microsoft.com/office/word/2020/wordml/sdtdatahash" xmlns:w16sdtfl="http://schemas.microsoft.com/office/word/2024/wordml/sdtformatlock" xmlns:w16se="http://schemas.microsoft.com/office/word/2015/wordml/symex" xmlns:wpg="http://schemas.microsoft.com/office/word/2010/wordprocessingGroup" xmlns:wpi="http://schemas.microsoft.com/office/word/2010/wordprocessingInk" xmlns:wne="http://schemas.microsoft.com/office/word/2006/wordml" xmlns:wps="http://schemas.microsoft.com/office/word/2010/wordprocessingShape" mc:Ignorable="w14 w15 w16se w16cid w16 w16cex w16sdtdh w16sdtfl w16du wp14">
+<w:comments xmlns:wpc="http://schemas.microsoft.com/office/word/2010/wordprocessingCanvas" xmlns:cx="http://schemas.microsoft.com/office/drawing/2014/chartex" xmlns:cx1="http://schemas.microsoft.com/office/drawing/2015/9/8/chartex" xmlns:cx2="http://schemas.microsoft.com/office/drawing/2015/10/21/chartex" xmlns:cx3="http://schemas.microsoft.com/office/drawing/2016/5/9/chartex" xmlns:cx4="http://schemas.microsoft.com/office/drawing/2016/5/10/chartex" xmlns:cx5="http://schemas.microsoft.com/office/drawing/2016/5/11/chartex" xmlns:cx6="http://schemas.microsoft.com/office/drawing/2016/5/12/chartex" xmlns:cx7="http://schemas.microsoft.com/office/drawing/2016/5/13/chartex" xmlns:cx8="http://schemas.microsoft.com/office/drawing/2016/5/14/chartex" xmlns:mc="http://schemas.openxmlformats.org/markup-compatibility/2006" xmlns:aink="http://schemas.microsoft.com/office/drawing/2016/ink" xmlns:am3d="http://schemas.microsoft.com/office/drawing/2017/model3d" xmlns:o="urn:schemas-microsoft-com:office:office" xmlns:r="http://schemas.openxmlformats.org/officeDocument/2006/relationships" xmlns:m="http://schemas.openxmlformats.org/officeDocument/2006/math" xmlns:v="urn:schemas-microsoft-com:vml" xmlns:wp14="http://schemas.microsoft.com/office/word/2010/wordprocessingDrawing" xmlns:wp="http://schemas.openxmlformats.org/drawingml/2006/wordprocessingDrawing" xmlns:w10="urn:schemas-microsoft-com:office:word" xmlns:w="http://schemas.openxmlformats.org/wordprocessingml/2006/main" xmlns:w14="http://schemas.microsoft.com/office/word/2010/wordml" xmlns:w15="http://schemas.microsoft.com/office/word/2012/wordml" xmlns:w16cex="http://schemas.microsoft.com/office/word/2018/wordml/cex" xmlns:w16cid="http://schemas.microsoft.com/office/word/2016/wordml/cid" xmlns:w16="http://schemas.microsoft.com/office/word/2018/wordml" xmlns:w16sdtdh="http://schemas.microsoft.com/office/word/2020/wordml/sdtdatahash" xmlns:w16se="http://schemas.microsoft.com/office/word/2015/wordml/symex" xmlns:wpg="http://schemas.microsoft.com/office/word/2010/wordprocessingGroup" xmlns:wpi="http://schemas.microsoft.com/office/word/2010/wordprocessingInk" xmlns:wne="http://schemas.microsoft.com/office/word/2006/wordml" xmlns:wps="http://schemas.microsoft.com/office/word/2010/wordprocessingShape" mc:Ignorable="w14 w15 w16se w16cid w16 w16cex w16sdtdh wp14">
   <w:comment w:id="44" w:author="Kalentyev Alexey" w:date="2026-09-16T11:36:00Z" w:initials="KA">
     <w:p>
       <w:pPr>
@@ -10089,28 +10585,6 @@
       </w:r>
       <w:r>
         <w:t>Висячие строки</w:t>
-      </w:r>
-    </w:p>
-  </w:comment>
-  <w:comment w:id="45" w:author="Дмитрий Дрягин" w:date="2026-09-21T21:50:00Z" w:initials="ДД">
-    <w:p>
-      <w:pPr>
-        <w:pStyle w:val="ae"/>
-        <w:rPr>
-          <w:lang w:val="en-US"/>
-        </w:rPr>
-      </w:pPr>
-      <w:r>
-        <w:rPr>
-          <w:rStyle w:val="ad"/>
-        </w:rPr>
-        <w:annotationRef/>
-      </w:r>
-      <w:r>
-        <w:rPr>
-          <w:lang w:val="en-US"/>
-        </w:rPr>
-        <w:t>+</w:t>
       </w:r>
     </w:p>
   </w:comment>
@@ -10118,28 +10592,25 @@
 </file>
 
 <file path=word/commentsExtended.xml><?xml version="1.0" encoding="utf-8"?>
-<w15:commentsEx xmlns:wpc="http://schemas.microsoft.com/office/word/2010/wordprocessingCanvas" xmlns:cx="http://schemas.microsoft.com/office/drawing/2014/chartex" xmlns:cx1="http://schemas.microsoft.com/office/drawing/2015/9/8/chartex" xmlns:cx2="http://schemas.microsoft.com/office/drawing/2015/10/21/chartex" xmlns:cx3="http://schemas.microsoft.com/office/drawing/2016/5/9/chartex" xmlns:cx4="http://schemas.microsoft.com/office/drawing/2016/5/10/chartex" xmlns:cx5="http://schemas.microsoft.com/office/drawing/2016/5/11/chartex" xmlns:cx6="http://schemas.microsoft.com/office/drawing/2016/5/12/chartex" xmlns:cx7="http://schemas.microsoft.com/office/drawing/2016/5/13/chartex" xmlns:cx8="http://schemas.microsoft.com/office/drawing/2016/5/14/chartex" xmlns:mc="http://schemas.openxmlformats.org/markup-compatibility/2006" xmlns:aink="http://schemas.microsoft.com/office/drawing/2016/ink" xmlns:am3d="http://schemas.microsoft.com/office/drawing/2017/model3d" xmlns:o="urn:schemas-microsoft-com:office:office" xmlns:oel="http://schemas.microsoft.com/office/2019/extlst" xmlns:r="http://schemas.openxmlformats.org/officeDocument/2006/relationships" xmlns:m="http://schemas.openxmlformats.org/officeDocument/2006/math" xmlns:v="urn:schemas-microsoft-com:vml" xmlns:wp14="http://schemas.microsoft.com/office/word/2010/wordprocessingDrawing" xmlns:wp="http://schemas.openxmlformats.org/drawingml/2006/wordprocessingDrawing" xmlns:w10="urn:schemas-microsoft-com:office:word" xmlns:w="http://schemas.openxmlformats.org/wordprocessingml/2006/main" xmlns:w14="http://schemas.microsoft.com/office/word/2010/wordml" xmlns:w15="http://schemas.microsoft.com/office/word/2012/wordml" xmlns:w16cex="http://schemas.microsoft.com/office/word/2018/wordml/cex" xmlns:w16cid="http://schemas.microsoft.com/office/word/2016/wordml/cid" xmlns:w16="http://schemas.microsoft.com/office/word/2018/wordml" xmlns:w16du="http://schemas.microsoft.com/office/word/2023/wordml/word16du" xmlns:w16sdtdh="http://schemas.microsoft.com/office/word/2020/wordml/sdtdatahash" xmlns:w16sdtfl="http://schemas.microsoft.com/office/word/2024/wordml/sdtformatlock" xmlns:w16se="http://schemas.microsoft.com/office/word/2015/wordml/symex" xmlns:wpg="http://schemas.microsoft.com/office/word/2010/wordprocessingGroup" xmlns:wpi="http://schemas.microsoft.com/office/word/2010/wordprocessingInk" xmlns:wne="http://schemas.microsoft.com/office/word/2006/wordml" xmlns:wps="http://schemas.microsoft.com/office/word/2010/wordprocessingShape" mc:Ignorable="w14 w15 w16se w16cid w16 w16cex w16sdtdh w16sdtfl w16du wp14">
+<w15:commentsEx xmlns:wpc="http://schemas.microsoft.com/office/word/2010/wordprocessingCanvas" xmlns:cx="http://schemas.microsoft.com/office/drawing/2014/chartex" xmlns:cx1="http://schemas.microsoft.com/office/drawing/2015/9/8/chartex" xmlns:cx2="http://schemas.microsoft.com/office/drawing/2015/10/21/chartex" xmlns:cx3="http://schemas.microsoft.com/office/drawing/2016/5/9/chartex" xmlns:cx4="http://schemas.microsoft.com/office/drawing/2016/5/10/chartex" xmlns:cx5="http://schemas.microsoft.com/office/drawing/2016/5/11/chartex" xmlns:cx6="http://schemas.microsoft.com/office/drawing/2016/5/12/chartex" xmlns:cx7="http://schemas.microsoft.com/office/drawing/2016/5/13/chartex" xmlns:cx8="http://schemas.microsoft.com/office/drawing/2016/5/14/chartex" xmlns:mc="http://schemas.openxmlformats.org/markup-compatibility/2006" xmlns:aink="http://schemas.microsoft.com/office/drawing/2016/ink" xmlns:am3d="http://schemas.microsoft.com/office/drawing/2017/model3d" xmlns:o="urn:schemas-microsoft-com:office:office" xmlns:r="http://schemas.openxmlformats.org/officeDocument/2006/relationships" xmlns:m="http://schemas.openxmlformats.org/officeDocument/2006/math" xmlns:v="urn:schemas-microsoft-com:vml" xmlns:wp14="http://schemas.microsoft.com/office/word/2010/wordprocessingDrawing" xmlns:wp="http://schemas.openxmlformats.org/drawingml/2006/wordprocessingDrawing" xmlns:w10="urn:schemas-microsoft-com:office:word" xmlns:w="http://schemas.openxmlformats.org/wordprocessingml/2006/main" xmlns:w14="http://schemas.microsoft.com/office/word/2010/wordml" xmlns:w15="http://schemas.microsoft.com/office/word/2012/wordml" xmlns:w16cex="http://schemas.microsoft.com/office/word/2018/wordml/cex" xmlns:w16cid="http://schemas.microsoft.com/office/word/2016/wordml/cid" xmlns:w16="http://schemas.microsoft.com/office/word/2018/wordml" xmlns:w16sdtdh="http://schemas.microsoft.com/office/word/2020/wordml/sdtdatahash" xmlns:w16se="http://schemas.microsoft.com/office/word/2015/wordml/symex" xmlns:wpg="http://schemas.microsoft.com/office/word/2010/wordprocessingGroup" xmlns:wpi="http://schemas.microsoft.com/office/word/2010/wordprocessingInk" xmlns:wne="http://schemas.microsoft.com/office/word/2006/wordml" xmlns:wps="http://schemas.microsoft.com/office/word/2010/wordprocessingShape" mc:Ignorable="w14 w15 w16se w16cid w16 w16cex w16sdtdh wp14">
   <w15:commentEx w15:paraId="76A949D7" w15:done="0"/>
-  <w15:commentEx w15:paraId="28036254" w15:paraIdParent="76A949D7" w15:done="0"/>
 </w15:commentsEx>
 </file>
 
 <file path=word/commentsExtensible.xml><?xml version="1.0" encoding="utf-8"?>
-<w16cex:commentsExtensible xmlns:wpc="http://schemas.microsoft.com/office/word/2010/wordprocessingCanvas" xmlns:cx="http://schemas.microsoft.com/office/drawing/2014/chartex" xmlns:cx1="http://schemas.microsoft.com/office/drawing/2015/9/8/chartex" xmlns:cx2="http://schemas.microsoft.com/office/drawing/2015/10/21/chartex" xmlns:cx3="http://schemas.microsoft.com/office/drawing/2016/5/9/chartex" xmlns:cx4="http://schemas.microsoft.com/office/drawing/2016/5/10/chartex" xmlns:cx5="http://schemas.microsoft.com/office/drawing/2016/5/11/chartex" xmlns:cx6="http://schemas.microsoft.com/office/drawing/2016/5/12/chartex" xmlns:cx7="http://schemas.microsoft.com/office/drawing/2016/5/13/chartex" xmlns:cx8="http://schemas.microsoft.com/office/drawing/2016/5/14/chartex" xmlns:cr="http://schemas.microsoft.com/office/comments/2020/reactions" xmlns:mc="http://schemas.openxmlformats.org/markup-compatibility/2006" xmlns:aink="http://schemas.microsoft.com/office/drawing/2016/ink" xmlns:am3d="http://schemas.microsoft.com/office/drawing/2017/model3d" xmlns:o="urn:schemas-microsoft-com:office:office" xmlns:oel="http://schemas.microsoft.com/office/2019/extlst" xmlns:r="http://schemas.openxmlformats.org/officeDocument/2006/relationships" xmlns:m="http://schemas.openxmlformats.org/officeDocument/2006/math" xmlns:v="urn:schemas-microsoft-com:vml" xmlns:wp14="http://schemas.microsoft.com/office/word/2010/wordprocessingDrawing" xmlns:wp="http://schemas.openxmlformats.org/drawingml/2006/wordprocessingDrawing" xmlns:w10="urn:schemas-microsoft-com:office:word" xmlns:w="http://schemas.openxmlformats.org/wordprocessingml/2006/main" xmlns:w14="http://schemas.microsoft.com/office/word/2010/wordml" xmlns:w15="http://schemas.microsoft.com/office/word/2012/wordml" xmlns:w16cex="http://schemas.microsoft.com/office/word/2018/wordml/cex" xmlns:w16cid="http://schemas.microsoft.com/office/word/2016/wordml/cid" xmlns:w16="http://schemas.microsoft.com/office/word/2018/wordml" xmlns:w16du="http://schemas.microsoft.com/office/word/2023/wordml/word16du" xmlns:w16sdtdh="http://schemas.microsoft.com/office/word/2020/wordml/sdtdatahash" xmlns:w16sdtfl="http://schemas.microsoft.com/office/word/2024/wordml/sdtformatlock" xmlns:w16se="http://schemas.microsoft.com/office/word/2015/wordml/symex" xmlns:wpg="http://schemas.microsoft.com/office/word/2010/wordprocessingGroup" xmlns:wpi="http://schemas.microsoft.com/office/word/2010/wordprocessingInk" xmlns:wne="http://schemas.microsoft.com/office/word/2006/wordml" xmlns:wps="http://schemas.microsoft.com/office/word/2010/wordprocessingShape" mc:Ignorable="w14 w15 w16se w16cid w16 w16cex w16sdtdh w16sdtfl cr w16du wp14">
+<w16cex:commentsExtensible xmlns:wpc="http://schemas.microsoft.com/office/word/2010/wordprocessingCanvas" xmlns:cx="http://schemas.microsoft.com/office/drawing/2014/chartex" xmlns:cx1="http://schemas.microsoft.com/office/drawing/2015/9/8/chartex" xmlns:cx2="http://schemas.microsoft.com/office/drawing/2015/10/21/chartex" xmlns:cx3="http://schemas.microsoft.com/office/drawing/2016/5/9/chartex" xmlns:cx4="http://schemas.microsoft.com/office/drawing/2016/5/10/chartex" xmlns:cx5="http://schemas.microsoft.com/office/drawing/2016/5/11/chartex" xmlns:cx6="http://schemas.microsoft.com/office/drawing/2016/5/12/chartex" xmlns:cx7="http://schemas.microsoft.com/office/drawing/2016/5/13/chartex" xmlns:cx8="http://schemas.microsoft.com/office/drawing/2016/5/14/chartex" xmlns:mc="http://schemas.openxmlformats.org/markup-compatibility/2006" xmlns:aink="http://schemas.microsoft.com/office/drawing/2016/ink" xmlns:am3d="http://schemas.microsoft.com/office/drawing/2017/model3d" xmlns:o="urn:schemas-microsoft-com:office:office" xmlns:r="http://schemas.openxmlformats.org/officeDocument/2006/relationships" xmlns:m="http://schemas.openxmlformats.org/officeDocument/2006/math" xmlns:v="urn:schemas-microsoft-com:vml" xmlns:wp14="http://schemas.microsoft.com/office/word/2010/wordprocessingDrawing" xmlns:wp="http://schemas.openxmlformats.org/drawingml/2006/wordprocessingDrawing" xmlns:w10="urn:schemas-microsoft-com:office:word" xmlns:w="http://schemas.openxmlformats.org/wordprocessingml/2006/main" xmlns:w14="http://schemas.microsoft.com/office/word/2010/wordml" xmlns:w15="http://schemas.microsoft.com/office/word/2012/wordml" xmlns:w16cex="http://schemas.microsoft.com/office/word/2018/wordml/cex" xmlns:w16cid="http://schemas.microsoft.com/office/word/2016/wordml/cid" xmlns:w16="http://schemas.microsoft.com/office/word/2018/wordml" xmlns:w16sdtdh="http://schemas.microsoft.com/office/word/2020/wordml/sdtdatahash" xmlns:w16se="http://schemas.microsoft.com/office/word/2015/wordml/symex" xmlns:wpg="http://schemas.microsoft.com/office/word/2010/wordprocessingGroup" xmlns:wpi="http://schemas.microsoft.com/office/word/2010/wordprocessingInk" xmlns:wne="http://schemas.microsoft.com/office/word/2006/wordml" xmlns:wps="http://schemas.microsoft.com/office/word/2010/wordprocessingShape" mc:Ignorable="w14 w15 w16se w16cid w16 w16cex w16sdtdh wp14">
   <w16cex:commentExtensible w16cex:durableId="024DB8B0" w16cex:dateUtc="2026-09-16T04:36:00Z"/>
-  <w16cex:commentExtensible w16cex:durableId="5C736A9B" w16cex:dateUtc="2026-09-21T14:50:00Z"/>
 </w16cex:commentsExtensible>
 </file>
 
 <file path=word/commentsIds.xml><?xml version="1.0" encoding="utf-8"?>
-<w16cid:commentsIds xmlns:wpc="http://schemas.microsoft.com/office/word/2010/wordprocessingCanvas" xmlns:cx="http://schemas.microsoft.com/office/drawing/2014/chartex" xmlns:cx1="http://schemas.microsoft.com/office/drawing/2015/9/8/chartex" xmlns:cx2="http://schemas.microsoft.com/office/drawing/2015/10/21/chartex" xmlns:cx3="http://schemas.microsoft.com/office/drawing/2016/5/9/chartex" xmlns:cx4="http://schemas.microsoft.com/office/drawing/2016/5/10/chartex" xmlns:cx5="http://schemas.microsoft.com/office/drawing/2016/5/11/chartex" xmlns:cx6="http://schemas.microsoft.com/office/drawing/2016/5/12/chartex" xmlns:cx7="http://schemas.microsoft.com/office/drawing/2016/5/13/chartex" xmlns:cx8="http://schemas.microsoft.com/office/drawing/2016/5/14/chartex" xmlns:mc="http://schemas.openxmlformats.org/markup-compatibility/2006" xmlns:aink="http://schemas.microsoft.com/office/drawing/2016/ink" xmlns:am3d="http://schemas.microsoft.com/office/drawing/2017/model3d" xmlns:o="urn:schemas-microsoft-com:office:office" xmlns:oel="http://schemas.microsoft.com/office/2019/extlst" xmlns:r="http://schemas.openxmlformats.org/officeDocument/2006/relationships" xmlns:m="http://schemas.openxmlformats.org/officeDocument/2006/math" xmlns:v="urn:schemas-microsoft-com:vml" xmlns:wp14="http://schemas.microsoft.com/office/word/2010/wordprocessingDrawing" xmlns:wp="http://schemas.openxmlformats.org/drawingml/2006/wordprocessingDrawing" xmlns:w10="urn:schemas-microsoft-com:office:word" xmlns:w="http://schemas.openxmlformats.org/wordprocessingml/2006/main" xmlns:w14="http://schemas.microsoft.com/office/word/2010/wordml" xmlns:w15="http://schemas.microsoft.com/office/word/2012/wordml" xmlns:w16cex="http://schemas.microsoft.com/office/word/2018/wordml/cex" xmlns:w16cid="http://schemas.microsoft.com/office/word/2016/wordml/cid" xmlns:w16="http://schemas.microsoft.com/office/word/2018/wordml" xmlns:w16du="http://schemas.microsoft.com/office/word/2023/wordml/word16du" xmlns:w16sdtdh="http://schemas.microsoft.com/office/word/2020/wordml/sdtdatahash" xmlns:w16sdtfl="http://schemas.microsoft.com/office/word/2024/wordml/sdtformatlock" xmlns:w16se="http://schemas.microsoft.com/office/word/2015/wordml/symex" xmlns:wpg="http://schemas.microsoft.com/office/word/2010/wordprocessingGroup" xmlns:wpi="http://schemas.microsoft.com/office/word/2010/wordprocessingInk" xmlns:wne="http://schemas.microsoft.com/office/word/2006/wordml" xmlns:wps="http://schemas.microsoft.com/office/word/2010/wordprocessingShape" mc:Ignorable="w14 w15 w16se w16cid w16 w16cex w16sdtdh w16sdtfl w16du wp14">
+<w16cid:commentsIds xmlns:wpc="http://schemas.microsoft.com/office/word/2010/wordprocessingCanvas" xmlns:cx="http://schemas.microsoft.com/office/drawing/2014/chartex" xmlns:cx1="http://schemas.microsoft.com/office/drawing/2015/9/8/chartex" xmlns:cx2="http://schemas.microsoft.com/office/drawing/2015/10/21/chartex" xmlns:cx3="http://schemas.microsoft.com/office/drawing/2016/5/9/chartex" xmlns:cx4="http://schemas.microsoft.com/office/drawing/2016/5/10/chartex" xmlns:cx5="http://schemas.microsoft.com/office/drawing/2016/5/11/chartex" xmlns:cx6="http://schemas.microsoft.com/office/drawing/2016/5/12/chartex" xmlns:cx7="http://schemas.microsoft.com/office/drawing/2016/5/13/chartex" xmlns:cx8="http://schemas.microsoft.com/office/drawing/2016/5/14/chartex" xmlns:mc="http://schemas.openxmlformats.org/markup-compatibility/2006" xmlns:aink="http://schemas.microsoft.com/office/drawing/2016/ink" xmlns:am3d="http://schemas.microsoft.com/office/drawing/2017/model3d" xmlns:o="urn:schemas-microsoft-com:office:office" xmlns:r="http://schemas.openxmlformats.org/officeDocument/2006/relationships" xmlns:m="http://schemas.openxmlformats.org/officeDocument/2006/math" xmlns:v="urn:schemas-microsoft-com:vml" xmlns:wp14="http://schemas.microsoft.com/office/word/2010/wordprocessingDrawing" xmlns:wp="http://schemas.openxmlformats.org/drawingml/2006/wordprocessingDrawing" xmlns:w10="urn:schemas-microsoft-com:office:word" xmlns:w="http://schemas.openxmlformats.org/wordprocessingml/2006/main" xmlns:w14="http://schemas.microsoft.com/office/word/2010/wordml" xmlns:w15="http://schemas.microsoft.com/office/word/2012/wordml" xmlns:w16cex="http://schemas.microsoft.com/office/word/2018/wordml/cex" xmlns:w16cid="http://schemas.microsoft.com/office/word/2016/wordml/cid" xmlns:w16="http://schemas.microsoft.com/office/word/2018/wordml" xmlns:w16sdtdh="http://schemas.microsoft.com/office/word/2020/wordml/sdtdatahash" xmlns:w16se="http://schemas.microsoft.com/office/word/2015/wordml/symex" xmlns:wpg="http://schemas.microsoft.com/office/word/2010/wordprocessingGroup" xmlns:wpi="http://schemas.microsoft.com/office/word/2010/wordprocessingInk" xmlns:wne="http://schemas.microsoft.com/office/word/2006/wordml" xmlns:wps="http://schemas.microsoft.com/office/word/2010/wordprocessingShape" mc:Ignorable="w14 w15 w16se w16cid w16 w16cex w16sdtdh wp14">
   <w16cid:commentId w16cid:paraId="76A949D7" w16cid:durableId="024DB8B0"/>
-  <w16cid:commentId w16cid:paraId="28036254" w16cid:durableId="5C736A9B"/>
 </w16cid:commentsIds>
 </file>
 
 <file path=word/endnotes.xml><?xml version="1.0" encoding="utf-8"?>
-<w:endnotes xmlns:wpc="http://schemas.microsoft.com/office/word/2010/wordprocessingCanvas" xmlns:cx="http://schemas.microsoft.com/office/drawing/2014/chartex" xmlns:cx1="http://schemas.microsoft.com/office/drawing/2015/9/8/chartex" xmlns:cx2="http://schemas.microsoft.com/office/drawing/2015/10/21/chartex" xmlns:cx3="http://schemas.microsoft.com/office/drawing/2016/5/9/chartex" xmlns:cx4="http://schemas.microsoft.com/office/drawing/2016/5/10/chartex" xmlns:cx5="http://schemas.microsoft.com/office/drawing/2016/5/11/chartex" xmlns:cx6="http://schemas.microsoft.com/office/drawing/2016/5/12/chartex" xmlns:cx7="http://schemas.microsoft.com/office/drawing/2016/5/13/chartex" xmlns:cx8="http://schemas.microsoft.com/office/drawing/2016/5/14/chartex" xmlns:mc="http://schemas.openxmlformats.org/markup-compatibility/2006" xmlns:aink="http://schemas.microsoft.com/office/drawing/2016/ink" xmlns:am3d="http://schemas.microsoft.com/office/drawing/2017/model3d" xmlns:o="urn:schemas-microsoft-com:office:office" xmlns:oel="http://schemas.microsoft.com/office/2019/extlst" xmlns:r="http://schemas.openxmlformats.org/officeDocument/2006/relationships" xmlns:m="http://schemas.openxmlformats.org/officeDocument/2006/math" xmlns:v="urn:schemas-microsoft-com:vml" xmlns:wp14="http://schemas.microsoft.com/office/word/2010/wordprocessingDrawing" xmlns:wp="http://schemas.openxmlformats.org/drawingml/2006/wordprocessingDrawing" xmlns:w10="urn:schemas-microsoft-com:office:word" xmlns:w="http://schemas.openxmlformats.org/wordprocessingml/2006/main" xmlns:w14="http://schemas.microsoft.com/office/word/2010/wordml" xmlns:w15="http://schemas.microsoft.com/office/word/2012/wordml" xmlns:w16cex="http://schemas.microsoft.com/office/word/2018/wordml/cex" xmlns:w16cid="http://schemas.microsoft.com/office/word/2016/wordml/cid" xmlns:w16="http://schemas.microsoft.com/office/word/2018/wordml" xmlns:w16du="http://schemas.microsoft.com/office/word/2023/wordml/word16du" xmlns:w16sdtdh="http://schemas.microsoft.com/office/word/2020/wordml/sdtdatahash" xmlns:w16sdtfl="http://schemas.microsoft.com/office/word/2024/wordml/sdtformatlock" xmlns:w16se="http://schemas.microsoft.com/office/word/2015/wordml/symex" xmlns:wpg="http://schemas.microsoft.com/office/word/2010/wordprocessingGroup" xmlns:wpi="http://schemas.microsoft.com/office/word/2010/wordprocessingInk" xmlns:wne="http://schemas.microsoft.com/office/word/2006/wordml" xmlns:wps="http://schemas.microsoft.com/office/word/2010/wordprocessingShape" mc:Ignorable="w14 w15 w16se w16cid w16 w16cex w16sdtdh w16sdtfl w16du wp14">
+<w:endnotes xmlns:wpc="http://schemas.microsoft.com/office/word/2010/wordprocessingCanvas" xmlns:cx="http://schemas.microsoft.com/office/drawing/2014/chartex" xmlns:cx1="http://schemas.microsoft.com/office/drawing/2015/9/8/chartex" xmlns:cx2="http://schemas.microsoft.com/office/drawing/2015/10/21/chartex" xmlns:cx3="http://schemas.microsoft.com/office/drawing/2016/5/9/chartex" xmlns:cx4="http://schemas.microsoft.com/office/drawing/2016/5/10/chartex" xmlns:cx5="http://schemas.microsoft.com/office/drawing/2016/5/11/chartex" xmlns:cx6="http://schemas.microsoft.com/office/drawing/2016/5/12/chartex" xmlns:cx7="http://schemas.microsoft.com/office/drawing/2016/5/13/chartex" xmlns:cx8="http://schemas.microsoft.com/office/drawing/2016/5/14/chartex" xmlns:mc="http://schemas.openxmlformats.org/markup-compatibility/2006" xmlns:aink="http://schemas.microsoft.com/office/drawing/2016/ink" xmlns:am3d="http://schemas.microsoft.com/office/drawing/2017/model3d" xmlns:o="urn:schemas-microsoft-com:office:office" xmlns:r="http://schemas.openxmlformats.org/officeDocument/2006/relationships" xmlns:m="http://schemas.openxmlformats.org/officeDocument/2006/math" xmlns:v="urn:schemas-microsoft-com:vml" xmlns:wp14="http://schemas.microsoft.com/office/word/2010/wordprocessingDrawing" xmlns:wp="http://schemas.openxmlformats.org/drawingml/2006/wordprocessingDrawing" xmlns:w10="urn:schemas-microsoft-com:office:word" xmlns:w="http://schemas.openxmlformats.org/wordprocessingml/2006/main" xmlns:w14="http://schemas.microsoft.com/office/word/2010/wordml" xmlns:w15="http://schemas.microsoft.com/office/word/2012/wordml" xmlns:w16cex="http://schemas.microsoft.com/office/word/2018/wordml/cex" xmlns:w16cid="http://schemas.microsoft.com/office/word/2016/wordml/cid" xmlns:w16="http://schemas.microsoft.com/office/word/2018/wordml" xmlns:w16sdtdh="http://schemas.microsoft.com/office/word/2020/wordml/sdtdatahash" xmlns:w16se="http://schemas.microsoft.com/office/word/2015/wordml/symex" xmlns:wpg="http://schemas.microsoft.com/office/word/2010/wordprocessingGroup" xmlns:wpi="http://schemas.microsoft.com/office/word/2010/wordprocessingInk" xmlns:wne="http://schemas.microsoft.com/office/word/2006/wordml" xmlns:wps="http://schemas.microsoft.com/office/word/2010/wordprocessingShape" mc:Ignorable="w14 w15 w16se w16cid w16 w16cex w16sdtdh wp14">
   <w:endnote w:type="separator" w:id="-1">
     <w:p>
       <w:pPr>
@@ -10164,7 +10635,7 @@
 </file>
 
 <file path=word/footer1.xml><?xml version="1.0" encoding="utf-8"?>
-<w:ftr xmlns:wpc="http://schemas.microsoft.com/office/word/2010/wordprocessingCanvas" xmlns:cx="http://schemas.microsoft.com/office/drawing/2014/chartex" xmlns:cx1="http://schemas.microsoft.com/office/drawing/2015/9/8/chartex" xmlns:cx2="http://schemas.microsoft.com/office/drawing/2015/10/21/chartex" xmlns:cx3="http://schemas.microsoft.com/office/drawing/2016/5/9/chartex" xmlns:cx4="http://schemas.microsoft.com/office/drawing/2016/5/10/chartex" xmlns:cx5="http://schemas.microsoft.com/office/drawing/2016/5/11/chartex" xmlns:cx6="http://schemas.microsoft.com/office/drawing/2016/5/12/chartex" xmlns:cx7="http://schemas.microsoft.com/office/drawing/2016/5/13/chartex" xmlns:cx8="http://schemas.microsoft.com/office/drawing/2016/5/14/chartex" xmlns:mc="http://schemas.openxmlformats.org/markup-compatibility/2006" xmlns:aink="http://schemas.microsoft.com/office/drawing/2016/ink" xmlns:am3d="http://schemas.microsoft.com/office/drawing/2017/model3d" xmlns:o="urn:schemas-microsoft-com:office:office" xmlns:oel="http://schemas.microsoft.com/office/2019/extlst" xmlns:r="http://schemas.openxmlformats.org/officeDocument/2006/relationships" xmlns:m="http://schemas.openxmlformats.org/officeDocument/2006/math" xmlns:v="urn:schemas-microsoft-com:vml" xmlns:wp14="http://schemas.microsoft.com/office/word/2010/wordprocessingDrawing" xmlns:wp="http://schemas.openxmlformats.org/drawingml/2006/wordprocessingDrawing" xmlns:w10="urn:schemas-microsoft-com:office:word" xmlns:w="http://schemas.openxmlformats.org/wordprocessingml/2006/main" xmlns:w14="http://schemas.microsoft.com/office/word/2010/wordml" xmlns:w15="http://schemas.microsoft.com/office/word/2012/wordml" xmlns:w16cex="http://schemas.microsoft.com/office/word/2018/wordml/cex" xmlns:w16cid="http://schemas.microsoft.com/office/word/2016/wordml/cid" xmlns:w16="http://schemas.microsoft.com/office/word/2018/wordml" xmlns:w16du="http://schemas.microsoft.com/office/word/2023/wordml/word16du" xmlns:w16sdtdh="http://schemas.microsoft.com/office/word/2020/wordml/sdtdatahash" xmlns:w16sdtfl="http://schemas.microsoft.com/office/word/2024/wordml/sdtformatlock" xmlns:w16se="http://schemas.microsoft.com/office/word/2015/wordml/symex" xmlns:wpg="http://schemas.microsoft.com/office/word/2010/wordprocessingGroup" xmlns:wpi="http://schemas.microsoft.com/office/word/2010/wordprocessingInk" xmlns:wne="http://schemas.microsoft.com/office/word/2006/wordml" xmlns:wps="http://schemas.microsoft.com/office/word/2010/wordprocessingShape" mc:Ignorable="w14 w15 w16se w16cid w16 w16cex w16sdtdh w16sdtfl w16du wp14">
+<w:ftr xmlns:wpc="http://schemas.microsoft.com/office/word/2010/wordprocessingCanvas" xmlns:cx="http://schemas.microsoft.com/office/drawing/2014/chartex" xmlns:cx1="http://schemas.microsoft.com/office/drawing/2015/9/8/chartex" xmlns:cx2="http://schemas.microsoft.com/office/drawing/2015/10/21/chartex" xmlns:cx3="http://schemas.microsoft.com/office/drawing/2016/5/9/chartex" xmlns:cx4="http://schemas.microsoft.com/office/drawing/2016/5/10/chartex" xmlns:cx5="http://schemas.microsoft.com/office/drawing/2016/5/11/chartex" xmlns:cx6="http://schemas.microsoft.com/office/drawing/2016/5/12/chartex" xmlns:cx7="http://schemas.microsoft.com/office/drawing/2016/5/13/chartex" xmlns:cx8="http://schemas.microsoft.com/office/drawing/2016/5/14/chartex" xmlns:mc="http://schemas.openxmlformats.org/markup-compatibility/2006" xmlns:aink="http://schemas.microsoft.com/office/drawing/2016/ink" xmlns:am3d="http://schemas.microsoft.com/office/drawing/2017/model3d" xmlns:o="urn:schemas-microsoft-com:office:office" xmlns:r="http://schemas.openxmlformats.org/officeDocument/2006/relationships" xmlns:m="http://schemas.openxmlformats.org/officeDocument/2006/math" xmlns:v="urn:schemas-microsoft-com:vml" xmlns:wp14="http://schemas.microsoft.com/office/word/2010/wordprocessingDrawing" xmlns:wp="http://schemas.openxmlformats.org/drawingml/2006/wordprocessingDrawing" xmlns:w10="urn:schemas-microsoft-com:office:word" xmlns:w="http://schemas.openxmlformats.org/wordprocessingml/2006/main" xmlns:w14="http://schemas.microsoft.com/office/word/2010/wordml" xmlns:w15="http://schemas.microsoft.com/office/word/2012/wordml" xmlns:w16cex="http://schemas.microsoft.com/office/word/2018/wordml/cex" xmlns:w16cid="http://schemas.microsoft.com/office/word/2016/wordml/cid" xmlns:w16="http://schemas.microsoft.com/office/word/2018/wordml" xmlns:w16sdtdh="http://schemas.microsoft.com/office/word/2020/wordml/sdtdatahash" xmlns:w16se="http://schemas.microsoft.com/office/word/2015/wordml/symex" xmlns:wpg="http://schemas.microsoft.com/office/word/2010/wordprocessingGroup" xmlns:wpi="http://schemas.microsoft.com/office/word/2010/wordprocessingInk" xmlns:wne="http://schemas.microsoft.com/office/word/2006/wordml" xmlns:wps="http://schemas.microsoft.com/office/word/2010/wordprocessingShape" mc:Ignorable="w14 w15 w16se w16cid w16 w16cex w16sdtdh wp14">
   <w:p>
     <w:pPr>
       <w:pStyle w:val="aa"/>
@@ -10174,7 +10645,7 @@
 </file>
 
 <file path=word/footer2.xml><?xml version="1.0" encoding="utf-8"?>
-<w:ftr xmlns:wpc="http://schemas.microsoft.com/office/word/2010/wordprocessingCanvas" xmlns:cx="http://schemas.microsoft.com/office/drawing/2014/chartex" xmlns:cx1="http://schemas.microsoft.com/office/drawing/2015/9/8/chartex" xmlns:cx2="http://schemas.microsoft.com/office/drawing/2015/10/21/chartex" xmlns:cx3="http://schemas.microsoft.com/office/drawing/2016/5/9/chartex" xmlns:cx4="http://schemas.microsoft.com/office/drawing/2016/5/10/chartex" xmlns:cx5="http://schemas.microsoft.com/office/drawing/2016/5/11/chartex" xmlns:cx6="http://schemas.microsoft.com/office/drawing/2016/5/12/chartex" xmlns:cx7="http://schemas.microsoft.com/office/drawing/2016/5/13/chartex" xmlns:cx8="http://schemas.microsoft.com/office/drawing/2016/5/14/chartex" xmlns:mc="http://schemas.openxmlformats.org/markup-compatibility/2006" xmlns:aink="http://schemas.microsoft.com/office/drawing/2016/ink" xmlns:am3d="http://schemas.microsoft.com/office/drawing/2017/model3d" xmlns:o="urn:schemas-microsoft-com:office:office" xmlns:oel="http://schemas.microsoft.com/office/2019/extlst" xmlns:r="http://schemas.openxmlformats.org/officeDocument/2006/relationships" xmlns:m="http://schemas.openxmlformats.org/officeDocument/2006/math" xmlns:v="urn:schemas-microsoft-com:vml" xmlns:wp14="http://schemas.microsoft.com/office/word/2010/wordprocessingDrawing" xmlns:wp="http://schemas.openxmlformats.org/drawingml/2006/wordprocessingDrawing" xmlns:w10="urn:schemas-microsoft-com:office:word" xmlns:w="http://schemas.openxmlformats.org/wordprocessingml/2006/main" xmlns:w14="http://schemas.microsoft.com/office/word/2010/wordml" xmlns:w15="http://schemas.microsoft.com/office/word/2012/wordml" xmlns:w16cex="http://schemas.microsoft.com/office/word/2018/wordml/cex" xmlns:w16cid="http://schemas.microsoft.com/office/word/2016/wordml/cid" xmlns:w16="http://schemas.microsoft.com/office/word/2018/wordml" xmlns:w16du="http://schemas.microsoft.com/office/word/2023/wordml/word16du" xmlns:w16sdtdh="http://schemas.microsoft.com/office/word/2020/wordml/sdtdatahash" xmlns:w16sdtfl="http://schemas.microsoft.com/office/word/2024/wordml/sdtformatlock" xmlns:w16se="http://schemas.microsoft.com/office/word/2015/wordml/symex" xmlns:wpg="http://schemas.microsoft.com/office/word/2010/wordprocessingGroup" xmlns:wpi="http://schemas.microsoft.com/office/word/2010/wordprocessingInk" xmlns:wne="http://schemas.microsoft.com/office/word/2006/wordml" xmlns:wps="http://schemas.microsoft.com/office/word/2010/wordprocessingShape" mc:Ignorable="w14 w15 w16se w16cid w16 w16cex w16sdtdh w16sdtfl w16du wp14">
+<w:ftr xmlns:wpc="http://schemas.microsoft.com/office/word/2010/wordprocessingCanvas" xmlns:cx="http://schemas.microsoft.com/office/drawing/2014/chartex" xmlns:cx1="http://schemas.microsoft.com/office/drawing/2015/9/8/chartex" xmlns:cx2="http://schemas.microsoft.com/office/drawing/2015/10/21/chartex" xmlns:cx3="http://schemas.microsoft.com/office/drawing/2016/5/9/chartex" xmlns:cx4="http://schemas.microsoft.com/office/drawing/2016/5/10/chartex" xmlns:cx5="http://schemas.microsoft.com/office/drawing/2016/5/11/chartex" xmlns:cx6="http://schemas.microsoft.com/office/drawing/2016/5/12/chartex" xmlns:cx7="http://schemas.microsoft.com/office/drawing/2016/5/13/chartex" xmlns:cx8="http://schemas.microsoft.com/office/drawing/2016/5/14/chartex" xmlns:mc="http://schemas.openxmlformats.org/markup-compatibility/2006" xmlns:aink="http://schemas.microsoft.com/office/drawing/2016/ink" xmlns:am3d="http://schemas.microsoft.com/office/drawing/2017/model3d" xmlns:o="urn:schemas-microsoft-com:office:office" xmlns:r="http://schemas.openxmlformats.org/officeDocument/2006/relationships" xmlns:m="http://schemas.openxmlformats.org/officeDocument/2006/math" xmlns:v="urn:schemas-microsoft-com:vml" xmlns:wp14="http://schemas.microsoft.com/office/word/2010/wordprocessingDrawing" xmlns:wp="http://schemas.openxmlformats.org/drawingml/2006/wordprocessingDrawing" xmlns:w10="urn:schemas-microsoft-com:office:word" xmlns:w="http://schemas.openxmlformats.org/wordprocessingml/2006/main" xmlns:w14="http://schemas.microsoft.com/office/word/2010/wordml" xmlns:w15="http://schemas.microsoft.com/office/word/2012/wordml" xmlns:w16cex="http://schemas.microsoft.com/office/word/2018/wordml/cex" xmlns:w16cid="http://schemas.microsoft.com/office/word/2016/wordml/cid" xmlns:w16="http://schemas.microsoft.com/office/word/2018/wordml" xmlns:w16sdtdh="http://schemas.microsoft.com/office/word/2020/wordml/sdtdatahash" xmlns:w16se="http://schemas.microsoft.com/office/word/2015/wordml/symex" xmlns:wpg="http://schemas.microsoft.com/office/word/2010/wordprocessingGroup" xmlns:wpi="http://schemas.microsoft.com/office/word/2010/wordprocessingInk" xmlns:wne="http://schemas.microsoft.com/office/word/2006/wordml" xmlns:wps="http://schemas.microsoft.com/office/word/2010/wordprocessingShape" mc:Ignorable="w14 w15 w16se w16cid w16 w16cex w16sdtdh wp14">
   <w:sdt>
     <w:sdtPr>
       <w:id w:val="-1539494705"/>
@@ -10253,7 +10724,7 @@
 </file>
 
 <file path=word/footer3.xml><?xml version="1.0" encoding="utf-8"?>
-<w:ftr xmlns:wpc="http://schemas.microsoft.com/office/word/2010/wordprocessingCanvas" xmlns:cx="http://schemas.microsoft.com/office/drawing/2014/chartex" xmlns:cx1="http://schemas.microsoft.com/office/drawing/2015/9/8/chartex" xmlns:cx2="http://schemas.microsoft.com/office/drawing/2015/10/21/chartex" xmlns:cx3="http://schemas.microsoft.com/office/drawing/2016/5/9/chartex" xmlns:cx4="http://schemas.microsoft.com/office/drawing/2016/5/10/chartex" xmlns:cx5="http://schemas.microsoft.com/office/drawing/2016/5/11/chartex" xmlns:cx6="http://schemas.microsoft.com/office/drawing/2016/5/12/chartex" xmlns:cx7="http://schemas.microsoft.com/office/drawing/2016/5/13/chartex" xmlns:cx8="http://schemas.microsoft.com/office/drawing/2016/5/14/chartex" xmlns:mc="http://schemas.openxmlformats.org/markup-compatibility/2006" xmlns:aink="http://schemas.microsoft.com/office/drawing/2016/ink" xmlns:am3d="http://schemas.microsoft.com/office/drawing/2017/model3d" xmlns:o="urn:schemas-microsoft-com:office:office" xmlns:oel="http://schemas.microsoft.com/office/2019/extlst" xmlns:r="http://schemas.openxmlformats.org/officeDocument/2006/relationships" xmlns:m="http://schemas.openxmlformats.org/officeDocument/2006/math" xmlns:v="urn:schemas-microsoft-com:vml" xmlns:wp14="http://schemas.microsoft.com/office/word/2010/wordprocessingDrawing" xmlns:wp="http://schemas.openxmlformats.org/drawingml/2006/wordprocessingDrawing" xmlns:w10="urn:schemas-microsoft-com:office:word" xmlns:w="http://schemas.openxmlformats.org/wordprocessingml/2006/main" xmlns:w14="http://schemas.microsoft.com/office/word/2010/wordml" xmlns:w15="http://schemas.microsoft.com/office/word/2012/wordml" xmlns:w16cex="http://schemas.microsoft.com/office/word/2018/wordml/cex" xmlns:w16cid="http://schemas.microsoft.com/office/word/2016/wordml/cid" xmlns:w16="http://schemas.microsoft.com/office/word/2018/wordml" xmlns:w16du="http://schemas.microsoft.com/office/word/2023/wordml/word16du" xmlns:w16sdtdh="http://schemas.microsoft.com/office/word/2020/wordml/sdtdatahash" xmlns:w16sdtfl="http://schemas.microsoft.com/office/word/2024/wordml/sdtformatlock" xmlns:w16se="http://schemas.microsoft.com/office/word/2015/wordml/symex" xmlns:wpg="http://schemas.microsoft.com/office/word/2010/wordprocessingGroup" xmlns:wpi="http://schemas.microsoft.com/office/word/2010/wordprocessingInk" xmlns:wne="http://schemas.microsoft.com/office/word/2006/wordml" xmlns:wps="http://schemas.microsoft.com/office/word/2010/wordprocessingShape" mc:Ignorable="w14 w15 w16se w16cid w16 w16cex w16sdtdh w16sdtfl w16du wp14">
+<w:ftr xmlns:wpc="http://schemas.microsoft.com/office/word/2010/wordprocessingCanvas" xmlns:cx="http://schemas.microsoft.com/office/drawing/2014/chartex" xmlns:cx1="http://schemas.microsoft.com/office/drawing/2015/9/8/chartex" xmlns:cx2="http://schemas.microsoft.com/office/drawing/2015/10/21/chartex" xmlns:cx3="http://schemas.microsoft.com/office/drawing/2016/5/9/chartex" xmlns:cx4="http://schemas.microsoft.com/office/drawing/2016/5/10/chartex" xmlns:cx5="http://schemas.microsoft.com/office/drawing/2016/5/11/chartex" xmlns:cx6="http://schemas.microsoft.com/office/drawing/2016/5/12/chartex" xmlns:cx7="http://schemas.microsoft.com/office/drawing/2016/5/13/chartex" xmlns:cx8="http://schemas.microsoft.com/office/drawing/2016/5/14/chartex" xmlns:mc="http://schemas.openxmlformats.org/markup-compatibility/2006" xmlns:aink="http://schemas.microsoft.com/office/drawing/2016/ink" xmlns:am3d="http://schemas.microsoft.com/office/drawing/2017/model3d" xmlns:o="urn:schemas-microsoft-com:office:office" xmlns:r="http://schemas.openxmlformats.org/officeDocument/2006/relationships" xmlns:m="http://schemas.openxmlformats.org/officeDocument/2006/math" xmlns:v="urn:schemas-microsoft-com:vml" xmlns:wp14="http://schemas.microsoft.com/office/word/2010/wordprocessingDrawing" xmlns:wp="http://schemas.openxmlformats.org/drawingml/2006/wordprocessingDrawing" xmlns:w10="urn:schemas-microsoft-com:office:word" xmlns:w="http://schemas.openxmlformats.org/wordprocessingml/2006/main" xmlns:w14="http://schemas.microsoft.com/office/word/2010/wordml" xmlns:w15="http://schemas.microsoft.com/office/word/2012/wordml" xmlns:w16cex="http://schemas.microsoft.com/office/word/2018/wordml/cex" xmlns:w16cid="http://schemas.microsoft.com/office/word/2016/wordml/cid" xmlns:w16="http://schemas.microsoft.com/office/word/2018/wordml" xmlns:w16sdtdh="http://schemas.microsoft.com/office/word/2020/wordml/sdtdatahash" xmlns:w16se="http://schemas.microsoft.com/office/word/2015/wordml/symex" xmlns:wpg="http://schemas.microsoft.com/office/word/2010/wordprocessingGroup" xmlns:wpi="http://schemas.microsoft.com/office/word/2010/wordprocessingInk" xmlns:wne="http://schemas.microsoft.com/office/word/2006/wordml" xmlns:wps="http://schemas.microsoft.com/office/word/2010/wordprocessingShape" mc:Ignorable="w14 w15 w16se w16cid w16 w16cex w16sdtdh wp14">
   <w:p>
     <w:pPr>
       <w:pStyle w:val="aa"/>
@@ -10263,7 +10734,7 @@
 </file>
 
 <file path=word/footnotes.xml><?xml version="1.0" encoding="utf-8"?>
-<w:footnotes xmlns:wpc="http://schemas.microsoft.com/office/word/2010/wordprocessingCanvas" xmlns:cx="http://schemas.microsoft.com/office/drawing/2014/chartex" xmlns:cx1="http://schemas.microsoft.com/office/drawing/2015/9/8/chartex" xmlns:cx2="http://schemas.microsoft.com/office/drawing/2015/10/21/chartex" xmlns:cx3="http://schemas.microsoft.com/office/drawing/2016/5/9/chartex" xmlns:cx4="http://schemas.microsoft.com/office/drawing/2016/5/10/chartex" xmlns:cx5="http://schemas.microsoft.com/office/drawing/2016/5/11/chartex" xmlns:cx6="http://schemas.microsoft.com/office/drawing/2016/5/12/chartex" xmlns:cx7="http://schemas.microsoft.com/office/drawing/2016/5/13/chartex" xmlns:cx8="http://schemas.microsoft.com/office/drawing/2016/5/14/chartex" xmlns:mc="http://schemas.openxmlformats.org/markup-compatibility/2006" xmlns:aink="http://schemas.microsoft.com/office/drawing/2016/ink" xmlns:am3d="http://schemas.microsoft.com/office/drawing/2017/model3d" xmlns:o="urn:schemas-microsoft-com:office:office" xmlns:oel="http://schemas.microsoft.com/office/2019/extlst" xmlns:r="http://schemas.openxmlformats.org/officeDocument/2006/relationships" xmlns:m="http://schemas.openxmlformats.org/officeDocument/2006/math" xmlns:v="urn:schemas-microsoft-com:vml" xmlns:wp14="http://schemas.microsoft.com/office/word/2010/wordprocessingDrawing" xmlns:wp="http://schemas.openxmlformats.org/drawingml/2006/wordprocessingDrawing" xmlns:w10="urn:schemas-microsoft-com:office:word" xmlns:w="http://schemas.openxmlformats.org/wordprocessingml/2006/main" xmlns:w14="http://schemas.microsoft.com/office/word/2010/wordml" xmlns:w15="http://schemas.microsoft.com/office/word/2012/wordml" xmlns:w16cex="http://schemas.microsoft.com/office/word/2018/wordml/cex" xmlns:w16cid="http://schemas.microsoft.com/office/word/2016/wordml/cid" xmlns:w16="http://schemas.microsoft.com/office/word/2018/wordml" xmlns:w16du="http://schemas.microsoft.com/office/word/2023/wordml/word16du" xmlns:w16sdtdh="http://schemas.microsoft.com/office/word/2020/wordml/sdtdatahash" xmlns:w16sdtfl="http://schemas.microsoft.com/office/word/2024/wordml/sdtformatlock" xmlns:w16se="http://schemas.microsoft.com/office/word/2015/wordml/symex" xmlns:wpg="http://schemas.microsoft.com/office/word/2010/wordprocessingGroup" xmlns:wpi="http://schemas.microsoft.com/office/word/2010/wordprocessingInk" xmlns:wne="http://schemas.microsoft.com/office/word/2006/wordml" xmlns:wps="http://schemas.microsoft.com/office/word/2010/wordprocessingShape" mc:Ignorable="w14 w15 w16se w16cid w16 w16cex w16sdtdh w16sdtfl w16du wp14">
+<w:footnotes xmlns:wpc="http://schemas.microsoft.com/office/word/2010/wordprocessingCanvas" xmlns:cx="http://schemas.microsoft.com/office/drawing/2014/chartex" xmlns:cx1="http://schemas.microsoft.com/office/drawing/2015/9/8/chartex" xmlns:cx2="http://schemas.microsoft.com/office/drawing/2015/10/21/chartex" xmlns:cx3="http://schemas.microsoft.com/office/drawing/2016/5/9/chartex" xmlns:cx4="http://schemas.microsoft.com/office/drawing/2016/5/10/chartex" xmlns:cx5="http://schemas.microsoft.com/office/drawing/2016/5/11/chartex" xmlns:cx6="http://schemas.microsoft.com/office/drawing/2016/5/12/chartex" xmlns:cx7="http://schemas.microsoft.com/office/drawing/2016/5/13/chartex" xmlns:cx8="http://schemas.microsoft.com/office/drawing/2016/5/14/chartex" xmlns:mc="http://schemas.openxmlformats.org/markup-compatibility/2006" xmlns:aink="http://schemas.microsoft.com/office/drawing/2016/ink" xmlns:am3d="http://schemas.microsoft.com/office/drawing/2017/model3d" xmlns:o="urn:schemas-microsoft-com:office:office" xmlns:r="http://schemas.openxmlformats.org/officeDocument/2006/relationships" xmlns:m="http://schemas.openxmlformats.org/officeDocument/2006/math" xmlns:v="urn:schemas-microsoft-com:vml" xmlns:wp14="http://schemas.microsoft.com/office/word/2010/wordprocessingDrawing" xmlns:wp="http://schemas.openxmlformats.org/drawingml/2006/wordprocessingDrawing" xmlns:w10="urn:schemas-microsoft-com:office:word" xmlns:w="http://schemas.openxmlformats.org/wordprocessingml/2006/main" xmlns:w14="http://schemas.microsoft.com/office/word/2010/wordml" xmlns:w15="http://schemas.microsoft.com/office/word/2012/wordml" xmlns:w16cex="http://schemas.microsoft.com/office/word/2018/wordml/cex" xmlns:w16cid="http://schemas.microsoft.com/office/word/2016/wordml/cid" xmlns:w16="http://schemas.microsoft.com/office/word/2018/wordml" xmlns:w16sdtdh="http://schemas.microsoft.com/office/word/2020/wordml/sdtdatahash" xmlns:w16se="http://schemas.microsoft.com/office/word/2015/wordml/symex" xmlns:wpg="http://schemas.microsoft.com/office/word/2010/wordprocessingGroup" xmlns:wpi="http://schemas.microsoft.com/office/word/2010/wordprocessingInk" xmlns:wne="http://schemas.microsoft.com/office/word/2006/wordml" xmlns:wps="http://schemas.microsoft.com/office/word/2010/wordprocessingShape" mc:Ignorable="w14 w15 w16se w16cid w16 w16cex w16sdtdh wp14">
   <w:footnote w:type="separator" w:id="-1">
     <w:p>
       <w:pPr>
@@ -10288,7 +10759,7 @@
 </file>
 
 <file path=word/header1.xml><?xml version="1.0" encoding="utf-8"?>
-<w:hdr xmlns:wpc="http://schemas.microsoft.com/office/word/2010/wordprocessingCanvas" xmlns:cx="http://schemas.microsoft.com/office/drawing/2014/chartex" xmlns:cx1="http://schemas.microsoft.com/office/drawing/2015/9/8/chartex" xmlns:cx2="http://schemas.microsoft.com/office/drawing/2015/10/21/chartex" xmlns:cx3="http://schemas.microsoft.com/office/drawing/2016/5/9/chartex" xmlns:cx4="http://schemas.microsoft.com/office/drawing/2016/5/10/chartex" xmlns:cx5="http://schemas.microsoft.com/office/drawing/2016/5/11/chartex" xmlns:cx6="http://schemas.microsoft.com/office/drawing/2016/5/12/chartex" xmlns:cx7="http://schemas.microsoft.com/office/drawing/2016/5/13/chartex" xmlns:cx8="http://schemas.microsoft.com/office/drawing/2016/5/14/chartex" xmlns:mc="http://schemas.openxmlformats.org/markup-compatibility/2006" xmlns:aink="http://schemas.microsoft.com/office/drawing/2016/ink" xmlns:am3d="http://schemas.microsoft.com/office/drawing/2017/model3d" xmlns:o="urn:schemas-microsoft-com:office:office" xmlns:oel="http://schemas.microsoft.com/office/2019/extlst" xmlns:r="http://schemas.openxmlformats.org/officeDocument/2006/relationships" xmlns:m="http://schemas.openxmlformats.org/officeDocument/2006/math" xmlns:v="urn:schemas-microsoft-com:vml" xmlns:wp14="http://schemas.microsoft.com/office/word/2010/wordprocessingDrawing" xmlns:wp="http://schemas.openxmlformats.org/drawingml/2006/wordprocessingDrawing" xmlns:w10="urn:schemas-microsoft-com:office:word" xmlns:w="http://schemas.openxmlformats.org/wordprocessingml/2006/main" xmlns:w14="http://schemas.microsoft.com/office/word/2010/wordml" xmlns:w15="http://schemas.microsoft.com/office/word/2012/wordml" xmlns:w16cex="http://schemas.microsoft.com/office/word/2018/wordml/cex" xmlns:w16cid="http://schemas.microsoft.com/office/word/2016/wordml/cid" xmlns:w16="http://schemas.microsoft.com/office/word/2018/wordml" xmlns:w16du="http://schemas.microsoft.com/office/word/2023/wordml/word16du" xmlns:w16sdtdh="http://schemas.microsoft.com/office/word/2020/wordml/sdtdatahash" xmlns:w16sdtfl="http://schemas.microsoft.com/office/word/2024/wordml/sdtformatlock" xmlns:w16se="http://schemas.microsoft.com/office/word/2015/wordml/symex" xmlns:wpg="http://schemas.microsoft.com/office/word/2010/wordprocessingGroup" xmlns:wpi="http://schemas.microsoft.com/office/word/2010/wordprocessingInk" xmlns:wne="http://schemas.microsoft.com/office/word/2006/wordml" xmlns:wps="http://schemas.microsoft.com/office/word/2010/wordprocessingShape" mc:Ignorable="w14 w15 w16se w16cid w16 w16cex w16sdtdh w16sdtfl w16du wp14">
+<w:hdr xmlns:wpc="http://schemas.microsoft.com/office/word/2010/wordprocessingCanvas" xmlns:cx="http://schemas.microsoft.com/office/drawing/2014/chartex" xmlns:cx1="http://schemas.microsoft.com/office/drawing/2015/9/8/chartex" xmlns:cx2="http://schemas.microsoft.com/office/drawing/2015/10/21/chartex" xmlns:cx3="http://schemas.microsoft.com/office/drawing/2016/5/9/chartex" xmlns:cx4="http://schemas.microsoft.com/office/drawing/2016/5/10/chartex" xmlns:cx5="http://schemas.microsoft.com/office/drawing/2016/5/11/chartex" xmlns:cx6="http://schemas.microsoft.com/office/drawing/2016/5/12/chartex" xmlns:cx7="http://schemas.microsoft.com/office/drawing/2016/5/13/chartex" xmlns:cx8="http://schemas.microsoft.com/office/drawing/2016/5/14/chartex" xmlns:mc="http://schemas.openxmlformats.org/markup-compatibility/2006" xmlns:aink="http://schemas.microsoft.com/office/drawing/2016/ink" xmlns:am3d="http://schemas.microsoft.com/office/drawing/2017/model3d" xmlns:o="urn:schemas-microsoft-com:office:office" xmlns:r="http://schemas.openxmlformats.org/officeDocument/2006/relationships" xmlns:m="http://schemas.openxmlformats.org/officeDocument/2006/math" xmlns:v="urn:schemas-microsoft-com:vml" xmlns:wp14="http://schemas.microsoft.com/office/word/2010/wordprocessingDrawing" xmlns:wp="http://schemas.openxmlformats.org/drawingml/2006/wordprocessingDrawing" xmlns:w10="urn:schemas-microsoft-com:office:word" xmlns:w="http://schemas.openxmlformats.org/wordprocessingml/2006/main" xmlns:w14="http://schemas.microsoft.com/office/word/2010/wordml" xmlns:w15="http://schemas.microsoft.com/office/word/2012/wordml" xmlns:w16cex="http://schemas.microsoft.com/office/word/2018/wordml/cex" xmlns:w16cid="http://schemas.microsoft.com/office/word/2016/wordml/cid" xmlns:w16="http://schemas.microsoft.com/office/word/2018/wordml" xmlns:w16sdtdh="http://schemas.microsoft.com/office/word/2020/wordml/sdtdatahash" xmlns:w16se="http://schemas.microsoft.com/office/word/2015/wordml/symex" xmlns:wpg="http://schemas.microsoft.com/office/word/2010/wordprocessingGroup" xmlns:wpi="http://schemas.microsoft.com/office/word/2010/wordprocessingInk" xmlns:wne="http://schemas.microsoft.com/office/word/2006/wordml" xmlns:wps="http://schemas.microsoft.com/office/word/2010/wordprocessingShape" mc:Ignorable="w14 w15 w16se w16cid w16 w16cex w16sdtdh wp14">
   <w:p>
     <w:pPr>
       <w:pStyle w:val="a8"/>
@@ -10298,7 +10769,7 @@
 </file>
 
 <file path=word/header2.xml><?xml version="1.0" encoding="utf-8"?>
-<w:hdr xmlns:wpc="http://schemas.microsoft.com/office/word/2010/wordprocessingCanvas" xmlns:cx="http://schemas.microsoft.com/office/drawing/2014/chartex" xmlns:cx1="http://schemas.microsoft.com/office/drawing/2015/9/8/chartex" xmlns:cx2="http://schemas.microsoft.com/office/drawing/2015/10/21/chartex" xmlns:cx3="http://schemas.microsoft.com/office/drawing/2016/5/9/chartex" xmlns:cx4="http://schemas.microsoft.com/office/drawing/2016/5/10/chartex" xmlns:cx5="http://schemas.microsoft.com/office/drawing/2016/5/11/chartex" xmlns:cx6="http://schemas.microsoft.com/office/drawing/2016/5/12/chartex" xmlns:cx7="http://schemas.microsoft.com/office/drawing/2016/5/13/chartex" xmlns:cx8="http://schemas.microsoft.com/office/drawing/2016/5/14/chartex" xmlns:mc="http://schemas.openxmlformats.org/markup-compatibility/2006" xmlns:aink="http://schemas.microsoft.com/office/drawing/2016/ink" xmlns:am3d="http://schemas.microsoft.com/office/drawing/2017/model3d" xmlns:o="urn:schemas-microsoft-com:office:office" xmlns:oel="http://schemas.microsoft.com/office/2019/extlst" xmlns:r="http://schemas.openxmlformats.org/officeDocument/2006/relationships" xmlns:m="http://schemas.openxmlformats.org/officeDocument/2006/math" xmlns:v="urn:schemas-microsoft-com:vml" xmlns:wp14="http://schemas.microsoft.com/office/word/2010/wordprocessingDrawing" xmlns:wp="http://schemas.openxmlformats.org/drawingml/2006/wordprocessingDrawing" xmlns:w10="urn:schemas-microsoft-com:office:word" xmlns:w="http://schemas.openxmlformats.org/wordprocessingml/2006/main" xmlns:w14="http://schemas.microsoft.com/office/word/2010/wordml" xmlns:w15="http://schemas.microsoft.com/office/word/2012/wordml" xmlns:w16cex="http://schemas.microsoft.com/office/word/2018/wordml/cex" xmlns:w16cid="http://schemas.microsoft.com/office/word/2016/wordml/cid" xmlns:w16="http://schemas.microsoft.com/office/word/2018/wordml" xmlns:w16du="http://schemas.microsoft.com/office/word/2023/wordml/word16du" xmlns:w16sdtdh="http://schemas.microsoft.com/office/word/2020/wordml/sdtdatahash" xmlns:w16sdtfl="http://schemas.microsoft.com/office/word/2024/wordml/sdtformatlock" xmlns:w16se="http://schemas.microsoft.com/office/word/2015/wordml/symex" xmlns:wpg="http://schemas.microsoft.com/office/word/2010/wordprocessingGroup" xmlns:wpi="http://schemas.microsoft.com/office/word/2010/wordprocessingInk" xmlns:wne="http://schemas.microsoft.com/office/word/2006/wordml" xmlns:wps="http://schemas.microsoft.com/office/word/2010/wordprocessingShape" mc:Ignorable="w14 w15 w16se w16cid w16 w16cex w16sdtdh w16sdtfl w16du wp14">
+<w:hdr xmlns:wpc="http://schemas.microsoft.com/office/word/2010/wordprocessingCanvas" xmlns:cx="http://schemas.microsoft.com/office/drawing/2014/chartex" xmlns:cx1="http://schemas.microsoft.com/office/drawing/2015/9/8/chartex" xmlns:cx2="http://schemas.microsoft.com/office/drawing/2015/10/21/chartex" xmlns:cx3="http://schemas.microsoft.com/office/drawing/2016/5/9/chartex" xmlns:cx4="http://schemas.microsoft.com/office/drawing/2016/5/10/chartex" xmlns:cx5="http://schemas.microsoft.com/office/drawing/2016/5/11/chartex" xmlns:cx6="http://schemas.microsoft.com/office/drawing/2016/5/12/chartex" xmlns:cx7="http://schemas.microsoft.com/office/drawing/2016/5/13/chartex" xmlns:cx8="http://schemas.microsoft.com/office/drawing/2016/5/14/chartex" xmlns:mc="http://schemas.openxmlformats.org/markup-compatibility/2006" xmlns:aink="http://schemas.microsoft.com/office/drawing/2016/ink" xmlns:am3d="http://schemas.microsoft.com/office/drawing/2017/model3d" xmlns:o="urn:schemas-microsoft-com:office:office" xmlns:r="http://schemas.openxmlformats.org/officeDocument/2006/relationships" xmlns:m="http://schemas.openxmlformats.org/officeDocument/2006/math" xmlns:v="urn:schemas-microsoft-com:vml" xmlns:wp14="http://schemas.microsoft.com/office/word/2010/wordprocessingDrawing" xmlns:wp="http://schemas.openxmlformats.org/drawingml/2006/wordprocessingDrawing" xmlns:w10="urn:schemas-microsoft-com:office:word" xmlns:w="http://schemas.openxmlformats.org/wordprocessingml/2006/main" xmlns:w14="http://schemas.microsoft.com/office/word/2010/wordml" xmlns:w15="http://schemas.microsoft.com/office/word/2012/wordml" xmlns:w16cex="http://schemas.microsoft.com/office/word/2018/wordml/cex" xmlns:w16cid="http://schemas.microsoft.com/office/word/2016/wordml/cid" xmlns:w16="http://schemas.microsoft.com/office/word/2018/wordml" xmlns:w16sdtdh="http://schemas.microsoft.com/office/word/2020/wordml/sdtdatahash" xmlns:w16se="http://schemas.microsoft.com/office/word/2015/wordml/symex" xmlns:wpg="http://schemas.microsoft.com/office/word/2010/wordprocessingGroup" xmlns:wpi="http://schemas.microsoft.com/office/word/2010/wordprocessingInk" xmlns:wne="http://schemas.microsoft.com/office/word/2006/wordml" xmlns:wps="http://schemas.microsoft.com/office/word/2010/wordprocessingShape" mc:Ignorable="w14 w15 w16se w16cid w16 w16cex w16sdtdh wp14">
   <w:p>
     <w:pPr>
       <w:pStyle w:val="a8"/>
@@ -10308,7 +10779,7 @@
 </file>
 
 <file path=word/header3.xml><?xml version="1.0" encoding="utf-8"?>
-<w:hdr xmlns:wpc="http://schemas.microsoft.com/office/word/2010/wordprocessingCanvas" xmlns:cx="http://schemas.microsoft.com/office/drawing/2014/chartex" xmlns:cx1="http://schemas.microsoft.com/office/drawing/2015/9/8/chartex" xmlns:cx2="http://schemas.microsoft.com/office/drawing/2015/10/21/chartex" xmlns:cx3="http://schemas.microsoft.com/office/drawing/2016/5/9/chartex" xmlns:cx4="http://schemas.microsoft.com/office/drawing/2016/5/10/chartex" xmlns:cx5="http://schemas.microsoft.com/office/drawing/2016/5/11/chartex" xmlns:cx6="http://schemas.microsoft.com/office/drawing/2016/5/12/chartex" xmlns:cx7="http://schemas.microsoft.com/office/drawing/2016/5/13/chartex" xmlns:cx8="http://schemas.microsoft.com/office/drawing/2016/5/14/chartex" xmlns:mc="http://schemas.openxmlformats.org/markup-compatibility/2006" xmlns:aink="http://schemas.microsoft.com/office/drawing/2016/ink" xmlns:am3d="http://schemas.microsoft.com/office/drawing/2017/model3d" xmlns:o="urn:schemas-microsoft-com:office:office" xmlns:oel="http://schemas.microsoft.com/office/2019/extlst" xmlns:r="http://schemas.openxmlformats.org/officeDocument/2006/relationships" xmlns:m="http://schemas.openxmlformats.org/officeDocument/2006/math" xmlns:v="urn:schemas-microsoft-com:vml" xmlns:wp14="http://schemas.microsoft.com/office/word/2010/wordprocessingDrawing" xmlns:wp="http://schemas.openxmlformats.org/drawingml/2006/wordprocessingDrawing" xmlns:w10="urn:schemas-microsoft-com:office:word" xmlns:w="http://schemas.openxmlformats.org/wordprocessingml/2006/main" xmlns:w14="http://schemas.microsoft.com/office/word/2010/wordml" xmlns:w15="http://schemas.microsoft.com/office/word/2012/wordml" xmlns:w16cex="http://schemas.microsoft.com/office/word/2018/wordml/cex" xmlns:w16cid="http://schemas.microsoft.com/office/word/2016/wordml/cid" xmlns:w16="http://schemas.microsoft.com/office/word/2018/wordml" xmlns:w16du="http://schemas.microsoft.com/office/word/2023/wordml/word16du" xmlns:w16sdtdh="http://schemas.microsoft.com/office/word/2020/wordml/sdtdatahash" xmlns:w16sdtfl="http://schemas.microsoft.com/office/word/2024/wordml/sdtformatlock" xmlns:w16se="http://schemas.microsoft.com/office/word/2015/wordml/symex" xmlns:wpg="http://schemas.microsoft.com/office/word/2010/wordprocessingGroup" xmlns:wpi="http://schemas.microsoft.com/office/word/2010/wordprocessingInk" xmlns:wne="http://schemas.microsoft.com/office/word/2006/wordml" xmlns:wps="http://schemas.microsoft.com/office/word/2010/wordprocessingShape" mc:Ignorable="w14 w15 w16se w16cid w16 w16cex w16sdtdh w16sdtfl w16du wp14">
+<w:hdr xmlns:wpc="http://schemas.microsoft.com/office/word/2010/wordprocessingCanvas" xmlns:cx="http://schemas.microsoft.com/office/drawing/2014/chartex" xmlns:cx1="http://schemas.microsoft.com/office/drawing/2015/9/8/chartex" xmlns:cx2="http://schemas.microsoft.com/office/drawing/2015/10/21/chartex" xmlns:cx3="http://schemas.microsoft.com/office/drawing/2016/5/9/chartex" xmlns:cx4="http://schemas.microsoft.com/office/drawing/2016/5/10/chartex" xmlns:cx5="http://schemas.microsoft.com/office/drawing/2016/5/11/chartex" xmlns:cx6="http://schemas.microsoft.com/office/drawing/2016/5/12/chartex" xmlns:cx7="http://schemas.microsoft.com/office/drawing/2016/5/13/chartex" xmlns:cx8="http://schemas.microsoft.com/office/drawing/2016/5/14/chartex" xmlns:mc="http://schemas.openxmlformats.org/markup-compatibility/2006" xmlns:aink="http://schemas.microsoft.com/office/drawing/2016/ink" xmlns:am3d="http://schemas.microsoft.com/office/drawing/2017/model3d" xmlns:o="urn:schemas-microsoft-com:office:office" xmlns:r="http://schemas.openxmlformats.org/officeDocument/2006/relationships" xmlns:m="http://schemas.openxmlformats.org/officeDocument/2006/math" xmlns:v="urn:schemas-microsoft-com:vml" xmlns:wp14="http://schemas.microsoft.com/office/word/2010/wordprocessingDrawing" xmlns:wp="http://schemas.openxmlformats.org/drawingml/2006/wordprocessingDrawing" xmlns:w10="urn:schemas-microsoft-com:office:word" xmlns:w="http://schemas.openxmlformats.org/wordprocessingml/2006/main" xmlns:w14="http://schemas.microsoft.com/office/word/2010/wordml" xmlns:w15="http://schemas.microsoft.com/office/word/2012/wordml" xmlns:w16cex="http://schemas.microsoft.com/office/word/2018/wordml/cex" xmlns:w16cid="http://schemas.microsoft.com/office/word/2016/wordml/cid" xmlns:w16="http://schemas.microsoft.com/office/word/2018/wordml" xmlns:w16sdtdh="http://schemas.microsoft.com/office/word/2020/wordml/sdtdatahash" xmlns:w16se="http://schemas.microsoft.com/office/word/2015/wordml/symex" xmlns:wpg="http://schemas.microsoft.com/office/word/2010/wordprocessingGroup" xmlns:wpi="http://schemas.microsoft.com/office/word/2010/wordprocessingInk" xmlns:wne="http://schemas.microsoft.com/office/word/2006/wordml" xmlns:wps="http://schemas.microsoft.com/office/word/2010/wordprocessingShape" mc:Ignorable="w14 w15 w16se w16cid w16 w16cex w16sdtdh wp14">
   <w:p>
     <w:pPr>
       <w:pStyle w:val="a8"/>
@@ -10318,7 +10789,7 @@
 </file>
 
 <file path=word/numbering.xml><?xml version="1.0" encoding="utf-8"?>
-<w:numbering xmlns:wpc="http://schemas.microsoft.com/office/word/2010/wordprocessingCanvas" xmlns:cx="http://schemas.microsoft.com/office/drawing/2014/chartex" xmlns:cx1="http://schemas.microsoft.com/office/drawing/2015/9/8/chartex" xmlns:cx2="http://schemas.microsoft.com/office/drawing/2015/10/21/chartex" xmlns:cx3="http://schemas.microsoft.com/office/drawing/2016/5/9/chartex" xmlns:cx4="http://schemas.microsoft.com/office/drawing/2016/5/10/chartex" xmlns:cx5="http://schemas.microsoft.com/office/drawing/2016/5/11/chartex" xmlns:cx6="http://schemas.microsoft.com/office/drawing/2016/5/12/chartex" xmlns:cx7="http://schemas.microsoft.com/office/drawing/2016/5/13/chartex" xmlns:cx8="http://schemas.microsoft.com/office/drawing/2016/5/14/chartex" xmlns:mc="http://schemas.openxmlformats.org/markup-compatibility/2006" xmlns:aink="http://schemas.microsoft.com/office/drawing/2016/ink" xmlns:am3d="http://schemas.microsoft.com/office/drawing/2017/model3d" xmlns:o="urn:schemas-microsoft-com:office:office" xmlns:oel="http://schemas.microsoft.com/office/2019/extlst" xmlns:r="http://schemas.openxmlformats.org/officeDocument/2006/relationships" xmlns:m="http://schemas.openxmlformats.org/officeDocument/2006/math" xmlns:v="urn:schemas-microsoft-com:vml" xmlns:wp14="http://schemas.microsoft.com/office/word/2010/wordprocessingDrawing" xmlns:wp="http://schemas.openxmlformats.org/drawingml/2006/wordprocessingDrawing" xmlns:w10="urn:schemas-microsoft-com:office:word" xmlns:w="http://schemas.openxmlformats.org/wordprocessingml/2006/main" xmlns:w14="http://schemas.microsoft.com/office/word/2010/wordml" xmlns:w15="http://schemas.microsoft.com/office/word/2012/wordml" xmlns:w16cex="http://schemas.microsoft.com/office/word/2018/wordml/cex" xmlns:w16cid="http://schemas.microsoft.com/office/word/2016/wordml/cid" xmlns:w16="http://schemas.microsoft.com/office/word/2018/wordml" xmlns:w16du="http://schemas.microsoft.com/office/word/2023/wordml/word16du" xmlns:w16sdtdh="http://schemas.microsoft.com/office/word/2020/wordml/sdtdatahash" xmlns:w16sdtfl="http://schemas.microsoft.com/office/word/2024/wordml/sdtformatlock" xmlns:w16se="http://schemas.microsoft.com/office/word/2015/wordml/symex" xmlns:wpg="http://schemas.microsoft.com/office/word/2010/wordprocessingGroup" xmlns:wpi="http://schemas.microsoft.com/office/word/2010/wordprocessingInk" xmlns:wne="http://schemas.microsoft.com/office/word/2006/wordml" xmlns:wps="http://schemas.microsoft.com/office/word/2010/wordprocessingShape" mc:Ignorable="w14 w15 w16se w16cid w16 w16cex w16sdtdh w16sdtfl w16du wp14">
+<w:numbering xmlns:wpc="http://schemas.microsoft.com/office/word/2010/wordprocessingCanvas" xmlns:cx="http://schemas.microsoft.com/office/drawing/2014/chartex" xmlns:cx1="http://schemas.microsoft.com/office/drawing/2015/9/8/chartex" xmlns:cx2="http://schemas.microsoft.com/office/drawing/2015/10/21/chartex" xmlns:cx3="http://schemas.microsoft.com/office/drawing/2016/5/9/chartex" xmlns:cx4="http://schemas.microsoft.com/office/drawing/2016/5/10/chartex" xmlns:cx5="http://schemas.microsoft.com/office/drawing/2016/5/11/chartex" xmlns:cx6="http://schemas.microsoft.com/office/drawing/2016/5/12/chartex" xmlns:cx7="http://schemas.microsoft.com/office/drawing/2016/5/13/chartex" xmlns:cx8="http://schemas.microsoft.com/office/drawing/2016/5/14/chartex" xmlns:mc="http://schemas.openxmlformats.org/markup-compatibility/2006" xmlns:aink="http://schemas.microsoft.com/office/drawing/2016/ink" xmlns:am3d="http://schemas.microsoft.com/office/drawing/2017/model3d" xmlns:o="urn:schemas-microsoft-com:office:office" xmlns:r="http://schemas.openxmlformats.org/officeDocument/2006/relationships" xmlns:m="http://schemas.openxmlformats.org/officeDocument/2006/math" xmlns:v="urn:schemas-microsoft-com:vml" xmlns:wp14="http://schemas.microsoft.com/office/word/2010/wordprocessingDrawing" xmlns:wp="http://schemas.openxmlformats.org/drawingml/2006/wordprocessingDrawing" xmlns:w10="urn:schemas-microsoft-com:office:word" xmlns:w="http://schemas.openxmlformats.org/wordprocessingml/2006/main" xmlns:w14="http://schemas.microsoft.com/office/word/2010/wordml" xmlns:w15="http://schemas.microsoft.com/office/word/2012/wordml" xmlns:w16cex="http://schemas.microsoft.com/office/word/2018/wordml/cex" xmlns:w16cid="http://schemas.microsoft.com/office/word/2016/wordml/cid" xmlns:w16="http://schemas.microsoft.com/office/word/2018/wordml" xmlns:w16sdtdh="http://schemas.microsoft.com/office/word/2020/wordml/sdtdatahash" xmlns:w16se="http://schemas.microsoft.com/office/word/2015/wordml/symex" xmlns:wpg="http://schemas.microsoft.com/office/word/2010/wordprocessingGroup" xmlns:wpi="http://schemas.microsoft.com/office/word/2010/wordprocessingInk" xmlns:wne="http://schemas.microsoft.com/office/word/2006/wordml" xmlns:wps="http://schemas.microsoft.com/office/word/2010/wordprocessingShape" mc:Ignorable="w14 w15 w16se w16cid w16 w16cex w16sdtdh wp14">
   <w:abstractNum w:abstractNumId="0" w15:restartNumberingAfterBreak="0">
     <w:nsid w:val="D8861D71"/>
     <w:multiLevelType w:val="singleLevel"/>
@@ -10569,40 +11040,37 @@
       <w:lvlJc w:val="left"/>
     </w:lvl>
   </w:abstractNum>
-  <w:num w:numId="1" w16cid:durableId="67389728">
+  <w:num w:numId="1">
     <w:abstractNumId w:val="3"/>
   </w:num>
-  <w:num w:numId="2" w16cid:durableId="1335840502">
+  <w:num w:numId="2">
     <w:abstractNumId w:val="5"/>
   </w:num>
-  <w:num w:numId="3" w16cid:durableId="42565512">
+  <w:num w:numId="3">
     <w:abstractNumId w:val="0"/>
   </w:num>
-  <w:num w:numId="4" w16cid:durableId="1868829536">
+  <w:num w:numId="4">
     <w:abstractNumId w:val="4"/>
   </w:num>
-  <w:num w:numId="5" w16cid:durableId="213547442">
+  <w:num w:numId="5">
     <w:abstractNumId w:val="2"/>
   </w:num>
-  <w:num w:numId="6" w16cid:durableId="2040813125">
+  <w:num w:numId="6">
     <w:abstractNumId w:val="1"/>
   </w:num>
 </w:numbering>
 </file>
 
 <file path=word/people.xml><?xml version="1.0" encoding="utf-8"?>
-<w15:people xmlns:wpc="http://schemas.microsoft.com/office/word/2010/wordprocessingCanvas" xmlns:cx="http://schemas.microsoft.com/office/drawing/2014/chartex" xmlns:cx1="http://schemas.microsoft.com/office/drawing/2015/9/8/chartex" xmlns:cx2="http://schemas.microsoft.com/office/drawing/2015/10/21/chartex" xmlns:cx3="http://schemas.microsoft.com/office/drawing/2016/5/9/chartex" xmlns:cx4="http://schemas.microsoft.com/office/drawing/2016/5/10/chartex" xmlns:cx5="http://schemas.microsoft.com/office/drawing/2016/5/11/chartex" xmlns:cx6="http://schemas.microsoft.com/office/drawing/2016/5/12/chartex" xmlns:cx7="http://schemas.microsoft.com/office/drawing/2016/5/13/chartex" xmlns:cx8="http://schemas.microsoft.com/office/drawing/2016/5/14/chartex" xmlns:mc="http://schemas.openxmlformats.org/markup-compatibility/2006" xmlns:aink="http://schemas.microsoft.com/office/drawing/2016/ink" xmlns:am3d="http://schemas.microsoft.com/office/drawing/2017/model3d" xmlns:o="urn:schemas-microsoft-com:office:office" xmlns:oel="http://schemas.microsoft.com/office/2019/extlst" xmlns:r="http://schemas.openxmlformats.org/officeDocument/2006/relationships" xmlns:m="http://schemas.openxmlformats.org/officeDocument/2006/math" xmlns:v="urn:schemas-microsoft-com:vml" xmlns:wp14="http://schemas.microsoft.com/office/word/2010/wordprocessingDrawing" xmlns:wp="http://schemas.openxmlformats.org/drawingml/2006/wordprocessingDrawing" xmlns:w10="urn:schemas-microsoft-com:office:word" xmlns:w="http://schemas.openxmlformats.org/wordprocessingml/2006/main" xmlns:w14="http://schemas.microsoft.com/office/word/2010/wordml" xmlns:w15="http://schemas.microsoft.com/office/word/2012/wordml" xmlns:w16cex="http://schemas.microsoft.com/office/word/2018/wordml/cex" xmlns:w16cid="http://schemas.microsoft.com/office/word/2016/wordml/cid" xmlns:w16="http://schemas.microsoft.com/office/word/2018/wordml" xmlns:w16du="http://schemas.microsoft.com/office/word/2023/wordml/word16du" xmlns:w16sdtdh="http://schemas.microsoft.com/office/word/2020/wordml/sdtdatahash" xmlns:w16sdtfl="http://schemas.microsoft.com/office/word/2024/wordml/sdtformatlock" xmlns:w16se="http://schemas.microsoft.com/office/word/2015/wordml/symex" xmlns:wpg="http://schemas.microsoft.com/office/word/2010/wordprocessingGroup" xmlns:wpi="http://schemas.microsoft.com/office/word/2010/wordprocessingInk" xmlns:wne="http://schemas.microsoft.com/office/word/2006/wordml" xmlns:wps="http://schemas.microsoft.com/office/word/2010/wordprocessingShape" mc:Ignorable="w14 w15 w16se w16cid w16 w16cex w16sdtdh w16sdtfl w16du wp14">
+<w15:people xmlns:wpc="http://schemas.microsoft.com/office/word/2010/wordprocessingCanvas" xmlns:cx="http://schemas.microsoft.com/office/drawing/2014/chartex" xmlns:cx1="http://schemas.microsoft.com/office/drawing/2015/9/8/chartex" xmlns:cx2="http://schemas.microsoft.com/office/drawing/2015/10/21/chartex" xmlns:cx3="http://schemas.microsoft.com/office/drawing/2016/5/9/chartex" xmlns:cx4="http://schemas.microsoft.com/office/drawing/2016/5/10/chartex" xmlns:cx5="http://schemas.microsoft.com/office/drawing/2016/5/11/chartex" xmlns:cx6="http://schemas.microsoft.com/office/drawing/2016/5/12/chartex" xmlns:cx7="http://schemas.microsoft.com/office/drawing/2016/5/13/chartex" xmlns:cx8="http://schemas.microsoft.com/office/drawing/2016/5/14/chartex" xmlns:mc="http://schemas.openxmlformats.org/markup-compatibility/2006" xmlns:aink="http://schemas.microsoft.com/office/drawing/2016/ink" xmlns:am3d="http://schemas.microsoft.com/office/drawing/2017/model3d" xmlns:o="urn:schemas-microsoft-com:office:office" xmlns:r="http://schemas.openxmlformats.org/officeDocument/2006/relationships" xmlns:m="http://schemas.openxmlformats.org/officeDocument/2006/math" xmlns:v="urn:schemas-microsoft-com:vml" xmlns:wp14="http://schemas.microsoft.com/office/word/2010/wordprocessingDrawing" xmlns:wp="http://schemas.openxmlformats.org/drawingml/2006/wordprocessingDrawing" xmlns:w10="urn:schemas-microsoft-com:office:word" xmlns:w="http://schemas.openxmlformats.org/wordprocessingml/2006/main" xmlns:w14="http://schemas.microsoft.com/office/word/2010/wordml" xmlns:w15="http://schemas.microsoft.com/office/word/2012/wordml" xmlns:w16cex="http://schemas.microsoft.com/office/word/2018/wordml/cex" xmlns:w16cid="http://schemas.microsoft.com/office/word/2016/wordml/cid" xmlns:w16="http://schemas.microsoft.com/office/word/2018/wordml" xmlns:w16sdtdh="http://schemas.microsoft.com/office/word/2020/wordml/sdtdatahash" xmlns:w16se="http://schemas.microsoft.com/office/word/2015/wordml/symex" xmlns:wpg="http://schemas.microsoft.com/office/word/2010/wordprocessingGroup" xmlns:wpi="http://schemas.microsoft.com/office/word/2010/wordprocessingInk" xmlns:wne="http://schemas.microsoft.com/office/word/2006/wordml" xmlns:wps="http://schemas.microsoft.com/office/word/2010/wordprocessingShape" mc:Ignorable="w14 w15 w16se w16cid w16 w16cex w16sdtdh wp14">
   <w15:person w15:author="Kalentyev Alexey">
     <w15:presenceInfo w15:providerId="Windows Live" w15:userId="da819b8650d7d997"/>
-  </w15:person>
-  <w15:person w15:author="Дмитрий Дрягин">
-    <w15:presenceInfo w15:providerId="Windows Live" w15:userId="0fc017d937ad95bc"/>
   </w15:person>
 </w15:people>
 </file>
 
 <file path=word/styles.xml><?xml version="1.0" encoding="utf-8"?>
-<w:styles xmlns:mc="http://schemas.openxmlformats.org/markup-compatibility/2006" xmlns:r="http://schemas.openxmlformats.org/officeDocument/2006/relationships" xmlns:w="http://schemas.openxmlformats.org/wordprocessingml/2006/main" xmlns:w14="http://schemas.microsoft.com/office/word/2010/wordml" xmlns:w15="http://schemas.microsoft.com/office/word/2012/wordml" xmlns:w16cex="http://schemas.microsoft.com/office/word/2018/wordml/cex" xmlns:w16cid="http://schemas.microsoft.com/office/word/2016/wordml/cid" xmlns:w16="http://schemas.microsoft.com/office/word/2018/wordml" xmlns:w16du="http://schemas.microsoft.com/office/word/2023/wordml/word16du" xmlns:w16sdtdh="http://schemas.microsoft.com/office/word/2020/wordml/sdtdatahash" xmlns:w16sdtfl="http://schemas.microsoft.com/office/word/2024/wordml/sdtformatlock" xmlns:w16se="http://schemas.microsoft.com/office/word/2015/wordml/symex" mc:Ignorable="w14 w15 w16se w16cid w16 w16cex w16sdtdh w16sdtfl w16du">
+<w:styles xmlns:mc="http://schemas.openxmlformats.org/markup-compatibility/2006" xmlns:r="http://schemas.openxmlformats.org/officeDocument/2006/relationships" xmlns:w="http://schemas.openxmlformats.org/wordprocessingml/2006/main" xmlns:w14="http://schemas.microsoft.com/office/word/2010/wordml" xmlns:w15="http://schemas.microsoft.com/office/word/2012/wordml" xmlns:w16cex="http://schemas.microsoft.com/office/word/2018/wordml/cex" xmlns:w16cid="http://schemas.microsoft.com/office/word/2016/wordml/cid" xmlns:w16="http://schemas.microsoft.com/office/word/2018/wordml" xmlns:w16sdtdh="http://schemas.microsoft.com/office/word/2020/wordml/sdtdatahash" xmlns:w16se="http://schemas.microsoft.com/office/word/2015/wordml/symex" mc:Ignorable="w14 w15 w16se w16cid w16 w16cex w16sdtdh">
   <w:docDefaults>
     <w:rPrDefault>
       <w:rPr>
@@ -10999,7 +11467,7 @@
   <w:style w:type="paragraph" w:default="1" w:styleId="a">
     <w:name w:val="Normal"/>
     <w:qFormat/>
-    <w:rsid w:val="00FE2599"/>
+    <w:rsid w:val="00A41327"/>
   </w:style>
   <w:style w:type="paragraph" w:styleId="1">
     <w:name w:val="heading 1"/>

--- a/docs/ТЗ (1).docx
+++ b/docs/ТЗ (1).docx
@@ -5125,6 +5125,8 @@
         <w:pStyle w:val="2"/>
         <w:rPr>
           <w:rFonts w:cs="Times New Roman"/>
+          <w:b/>
+          <w:bCs/>
           <w:szCs w:val="28"/>
         </w:rPr>
       </w:pPr>
@@ -5132,6 +5134,8 @@
       <w:r>
         <w:rPr>
           <w:rFonts w:cs="Times New Roman"/>
+          <w:b/>
+          <w:bCs/>
           <w:szCs w:val="28"/>
         </w:rPr>
         <w:t xml:space="preserve">1.4 </w:t>
@@ -5139,6 +5143,8 @@
       <w:r>
         <w:rPr>
           <w:rFonts w:cs="Times New Roman"/>
+          <w:b/>
+          <w:bCs/>
           <w:szCs w:val="28"/>
         </w:rPr>
         <w:t>Плановые сроки начала и окончания работ по созданию АС</w:t>
@@ -9517,7 +9523,7 @@
     <w:p>
       <w:pPr>
         <w:spacing w:after="0" w:line="360" w:lineRule="auto"/>
-        <w:ind w:firstLine="708"/>
+        <w:ind w:firstLine="709"/>
         <w:jc w:val="both"/>
         <w:rPr>
           <w:rFonts w:ascii="Times New Roman" w:hAnsi="Times New Roman" w:cs="Times New Roman"/>

--- a/docs/ТЗ (1).docx
+++ b/docs/ТЗ (1).docx
@@ -5675,10 +5675,18 @@
         <w:outlineLvl w:val="2"/>
       </w:pPr>
       <w:bookmarkStart w:id="10" w:name="_Toc240391099"/>
+      <w:commentRangeStart w:id="48"/>
       <w:r>
         <w:t>3.1.1 Требования к структуре и функционированию системы</w:t>
       </w:r>
       <w:bookmarkEnd w:id="10"/>
+      <w:commentRangeEnd w:id="48"/>
+      <w:r>
+        <w:rPr>
+          <w:rStyle w:val="CommentReference"/>
+        </w:rPr>
+        <w:commentReference w:id="48"/>
+      </w:r>
     </w:p>
     <w:p>
       <w:pPr>
@@ -6066,6 +6074,7 @@
           <w:szCs w:val="28"/>
         </w:rPr>
       </w:pPr>
+      <w:commentRangeStart w:id="46"/>
       <w:r>
         <w:rPr>
           <w:rFonts w:ascii="Times New Roman" w:hAnsi="Times New Roman" w:cs="Times New Roman"/>
@@ -6115,6 +6124,13 @@
         </w:rPr>
         <w:t>.</w:t>
       </w:r>
+      <w:commentRangeEnd w:id="46"/>
+      <w:r>
+        <w:rPr>
+          <w:rStyle w:val="CommentReference"/>
+        </w:rPr>
+        <w:commentReference w:id="46"/>
+      </w:r>
     </w:p>
     <w:p>
       <w:pPr>
@@ -6195,6 +6211,7 @@
           <w:szCs w:val="28"/>
         </w:rPr>
       </w:pPr>
+      <w:commentRangeStart w:id="45"/>
       <w:r>
         <w:rPr>
           <w:rFonts w:ascii="Times New Roman" w:hAnsi="Times New Roman" w:cs="Times New Roman"/>
@@ -6210,6 +6227,13 @@
           <w:szCs w:val="28"/>
         </w:rPr>
         <w:t>.</w:t>
+      </w:r>
+      <w:commentRangeEnd w:id="45"/>
+      <w:r>
+        <w:rPr>
+          <w:rStyle w:val="CommentReference"/>
+        </w:rPr>
+        <w:commentReference w:id="45"/>
       </w:r>
     </w:p>
     <w:p>
@@ -8593,6 +8617,7 @@
           <w:szCs w:val="28"/>
         </w:rPr>
       </w:pPr>
+      <w:commentRangeStart w:id="49"/>
       <w:r>
         <w:rPr>
           <w:rFonts w:ascii="Times New Roman" w:hAnsi="Times New Roman" w:cs="Times New Roman"/>
@@ -8606,6 +8631,13 @@
           <w:rFonts w:ascii="Times New Roman" w:hAnsi="Times New Roman" w:cs="Times New Roman"/>
         </w:rPr>
         <w:br w:type="page"/>
+      </w:r>
+      <w:commentRangeEnd w:id="49"/>
+      <w:r>
+        <w:rPr>
+          <w:rStyle w:val="CommentReference"/>
+        </w:rPr>
+        <w:commentReference w:id="49"/>
       </w:r>
     </w:p>
     <w:p>
@@ -8897,6 +8929,7 @@
         </w:rPr>
         <w:tab/>
       </w:r>
+      <w:commentRangeStart w:id="47"/>
       <w:r>
         <w:rPr>
           <w:rFonts w:ascii="Times New Roman" w:hAnsi="Times New Roman" w:cs="Times New Roman"/>
@@ -8920,6 +8953,13 @@
           <w:szCs w:val="28"/>
         </w:rPr>
         <w:t>».</w:t>
+      </w:r>
+      <w:commentRangeEnd w:id="47"/>
+      <w:r>
+        <w:rPr>
+          <w:rStyle w:val="CommentReference"/>
+        </w:rPr>
+        <w:commentReference w:id="47"/>
       </w:r>
     </w:p>
     <w:p>
@@ -10594,24 +10634,106 @@
       </w:r>
     </w:p>
   </w:comment>
+  <w:comment w:id="45" w:author="Kalentyev Alexey" w:initials="KA" w:date="2026-09-23T04:23:05Z">
+    <w:p>
+      <w:pPr>
+        <w:pStyle w:val="CommentText"/>
+      </w:pPr>
+      <w:r>
+        <w:annotationRef/>
+      </w:r>
+      <w:r>
+        <w:t xml:space="preserve">Запишите условие размещения как D+20 мм≤A и явно задайте проверку при вводе любого из параметров: D≤A−20 мм и A≥D+20 мм с учетом их общих диапазонов.</w:t>
+        <w:br/>
+        <w:t xml:space="preserve">Технологический отступ назван словами, но не сформулировано изменение допустимого диапазона каждого из двух вводимых параметров.</w:t>
+      </w:r>
+    </w:p>
+  </w:comment>
+  <w:comment w:id="46" w:author="Kalentyev Alexey" w:initials="KA" w:date="2026-09-23T04:23:05Z">
+    <w:p>
+      <w:pPr>
+        <w:pStyle w:val="CommentText"/>
+      </w:pPr>
+      <w:r>
+        <w:annotationRef/>
+      </w:r>
+      <w:r>
+        <w:t xml:space="preserve">Добавьте совместное ограничение D,H,Alpha и S, сохраняющее положительное наружное и внутреннее сечение вершины. При угле к вертикали, показанном на рисунке, наружный диаметр вершины равен D−2H·tan(Alpha): D=150 мм,H=800 мм,Alpha=25° дают отрицательное значение, хотя каждый параметр находится в своем диапазоне.</w:t>
+      </w:r>
+    </w:p>
+  </w:comment>
+  <w:comment w:id="47" w:author="Kalentyev Alexey" w:initials="KA" w:date="2026-09-23T04:23:05Z">
+    <w:p>
+      <w:pPr>
+        <w:pStyle w:val="CommentText"/>
+      </w:pPr>
+      <w:r>
+        <w:annotationRef/>
+      </w:r>
+      <w:r>
+        <w:t xml:space="preserve">Увяжите диапазоны модели с выбранным ГОСТ 32758-2014: п. 4.3.1.1 задает угол к вертикали 10±2,5° и высоты по таблице 1 от 300 мм, п. 4.3.1.3 — наружный диаметр вершины 60±15 мм. Сейчас разрешены угол 5–25° и высота от 200 мм, а размер вершины не ограничен. Укажите, какие требования стандарта обязательны для вашей модели.</w:t>
+      </w:r>
+    </w:p>
+  </w:comment>
+  <w:comment w:id="48" w:author="Kalentyev Alexey" w:initials="KA" w:date="2026-09-23T04:23:05Z">
+    <w:p>
+      <w:pPr>
+        <w:pStyle w:val="CommentText"/>
+      </w:pPr>
+      <w:r>
+        <w:annotationRef/>
+      </w:r>
+      <w:r>
+        <w:t xml:space="preserve">Выделите все заголовки подразделов и пунктов полужирным и разместите их по центру. Сейчас, например,3.1.1–3.1.12 набраны обычным шрифтом.</w:t>
+      </w:r>
+    </w:p>
+  </w:comment>
+  <w:comment w:id="49" w:author="Kalentyev Alexey" w:initials="KA" w:date="2026-09-23T04:23:05Z">
+    <w:p>
+      <w:pPr>
+        <w:pStyle w:val="CommentText"/>
+      </w:pPr>
+      <w:r>
+        <w:annotationRef/>
+      </w:r>
+      <w:r>
+        <w:t xml:space="preserve">На странице с таблицей 4.1 добавьте сквозной номер 12 в нижнее поле. Надпись «Томск 2026» под таблицей удалите: это элемент титула, случайно оставшийся внутри ТЗ.</w:t>
+      </w:r>
+    </w:p>
+  </w:comment>
 </w:comments>
 </file>
 
 <file path=word/commentsExtended.xml><?xml version="1.0" encoding="utf-8"?>
 <w15:commentsEx xmlns:wpc="http://schemas.microsoft.com/office/word/2010/wordprocessingCanvas" xmlns:cx="http://schemas.microsoft.com/office/drawing/2014/chartex" xmlns:cx1="http://schemas.microsoft.com/office/drawing/2015/9/8/chartex" xmlns:cx2="http://schemas.microsoft.com/office/drawing/2015/10/21/chartex" xmlns:cx3="http://schemas.microsoft.com/office/drawing/2016/5/9/chartex" xmlns:cx4="http://schemas.microsoft.com/office/drawing/2016/5/10/chartex" xmlns:cx5="http://schemas.microsoft.com/office/drawing/2016/5/11/chartex" xmlns:cx6="http://schemas.microsoft.com/office/drawing/2016/5/12/chartex" xmlns:cx7="http://schemas.microsoft.com/office/drawing/2016/5/13/chartex" xmlns:cx8="http://schemas.microsoft.com/office/drawing/2016/5/14/chartex" xmlns:mc="http://schemas.openxmlformats.org/markup-compatibility/2006" xmlns:aink="http://schemas.microsoft.com/office/drawing/2016/ink" xmlns:am3d="http://schemas.microsoft.com/office/drawing/2017/model3d" xmlns:o="urn:schemas-microsoft-com:office:office" xmlns:r="http://schemas.openxmlformats.org/officeDocument/2006/relationships" xmlns:m="http://schemas.openxmlformats.org/officeDocument/2006/math" xmlns:v="urn:schemas-microsoft-com:vml" xmlns:wp14="http://schemas.microsoft.com/office/word/2010/wordprocessingDrawing" xmlns:wp="http://schemas.openxmlformats.org/drawingml/2006/wordprocessingDrawing" xmlns:w10="urn:schemas-microsoft-com:office:word" xmlns:w="http://schemas.openxmlformats.org/wordprocessingml/2006/main" xmlns:w14="http://schemas.microsoft.com/office/word/2010/wordml" xmlns:w15="http://schemas.microsoft.com/office/word/2012/wordml" xmlns:w16cex="http://schemas.microsoft.com/office/word/2018/wordml/cex" xmlns:w16cid="http://schemas.microsoft.com/office/word/2016/wordml/cid" xmlns:w16="http://schemas.microsoft.com/office/word/2018/wordml" xmlns:w16sdtdh="http://schemas.microsoft.com/office/word/2020/wordml/sdtdatahash" xmlns:w16se="http://schemas.microsoft.com/office/word/2015/wordml/symex" xmlns:wpg="http://schemas.microsoft.com/office/word/2010/wordprocessingGroup" xmlns:wpi="http://schemas.microsoft.com/office/word/2010/wordprocessingInk" xmlns:wne="http://schemas.microsoft.com/office/word/2006/wordml" xmlns:wps="http://schemas.microsoft.com/office/word/2010/wordprocessingShape" mc:Ignorable="w14 w15 w16se w16cid w16 w16cex w16sdtdh wp14">
   <w15:commentEx w15:paraId="76A949D7" w15:done="0"/>
+  <w15:commentEx w15:paraId="33ED9623" w15:done="0"/>
+  <w15:commentEx w15:paraId="5F515264" w15:done="0"/>
+  <w15:commentEx w15:paraId="22C229C4" w15:done="0"/>
+  <w15:commentEx w15:paraId="28E017B6" w15:done="0"/>
+  <w15:commentEx w15:paraId="207C9E41" w15:done="0"/>
 </w15:commentsEx>
 </file>
 
 <file path=word/commentsExtensible.xml><?xml version="1.0" encoding="utf-8"?>
 <w16cex:commentsExtensible xmlns:wpc="http://schemas.microsoft.com/office/word/2010/wordprocessingCanvas" xmlns:cx="http://schemas.microsoft.com/office/drawing/2014/chartex" xmlns:cx1="http://schemas.microsoft.com/office/drawing/2015/9/8/chartex" xmlns:cx2="http://schemas.microsoft.com/office/drawing/2015/10/21/chartex" xmlns:cx3="http://schemas.microsoft.com/office/drawing/2016/5/9/chartex" xmlns:cx4="http://schemas.microsoft.com/office/drawing/2016/5/10/chartex" xmlns:cx5="http://schemas.microsoft.com/office/drawing/2016/5/11/chartex" xmlns:cx6="http://schemas.microsoft.com/office/drawing/2016/5/12/chartex" xmlns:cx7="http://schemas.microsoft.com/office/drawing/2016/5/13/chartex" xmlns:cx8="http://schemas.microsoft.com/office/drawing/2016/5/14/chartex" xmlns:mc="http://schemas.openxmlformats.org/markup-compatibility/2006" xmlns:aink="http://schemas.microsoft.com/office/drawing/2016/ink" xmlns:am3d="http://schemas.microsoft.com/office/drawing/2017/model3d" xmlns:o="urn:schemas-microsoft-com:office:office" xmlns:r="http://schemas.openxmlformats.org/officeDocument/2006/relationships" xmlns:m="http://schemas.openxmlformats.org/officeDocument/2006/math" xmlns:v="urn:schemas-microsoft-com:vml" xmlns:wp14="http://schemas.microsoft.com/office/word/2010/wordprocessingDrawing" xmlns:wp="http://schemas.openxmlformats.org/drawingml/2006/wordprocessingDrawing" xmlns:w10="urn:schemas-microsoft-com:office:word" xmlns:w="http://schemas.openxmlformats.org/wordprocessingml/2006/main" xmlns:w14="http://schemas.microsoft.com/office/word/2010/wordml" xmlns:w15="http://schemas.microsoft.com/office/word/2012/wordml" xmlns:w16cex="http://schemas.microsoft.com/office/word/2018/wordml/cex" xmlns:w16cid="http://schemas.microsoft.com/office/word/2016/wordml/cid" xmlns:w16="http://schemas.microsoft.com/office/word/2018/wordml" xmlns:w16sdtdh="http://schemas.microsoft.com/office/word/2020/wordml/sdtdatahash" xmlns:w16se="http://schemas.microsoft.com/office/word/2015/wordml/symex" xmlns:wpg="http://schemas.microsoft.com/office/word/2010/wordprocessingGroup" xmlns:wpi="http://schemas.microsoft.com/office/word/2010/wordprocessingInk" xmlns:wne="http://schemas.microsoft.com/office/word/2006/wordml" xmlns:wps="http://schemas.microsoft.com/office/word/2010/wordprocessingShape" mc:Ignorable="w14 w15 w16se w16cid w16 w16cex w16sdtdh wp14">
   <w16cex:commentExtensible w16cex:durableId="024DB8B0" w16cex:dateUtc="2026-09-16T04:36:00Z"/>
+  <w16cex:commentExtensible w16cex:durableId="17D89CC7" w16cex:dateUtc="2026-09-23T04:23:05Z"/>
+  <w16cex:commentExtensible w16cex:durableId="57826714" w16cex:dateUtc="2026-09-23T04:23:05Z"/>
+  <w16cex:commentExtensible w16cex:durableId="6BD3FA8A" w16cex:dateUtc="2026-09-23T04:23:05Z"/>
+  <w16cex:commentExtensible w16cex:durableId="1EEDA349" w16cex:dateUtc="2026-09-23T04:23:05Z"/>
+  <w16cex:commentExtensible w16cex:durableId="303AFB2A" w16cex:dateUtc="2026-09-23T04:23:05Z"/>
 </w16cex:commentsExtensible>
 </file>
 
 <file path=word/commentsIds.xml><?xml version="1.0" encoding="utf-8"?>
 <w16cid:commentsIds xmlns:wpc="http://schemas.microsoft.com/office/word/2010/wordprocessingCanvas" xmlns:cx="http://schemas.microsoft.com/office/drawing/2014/chartex" xmlns:cx1="http://schemas.microsoft.com/office/drawing/2015/9/8/chartex" xmlns:cx2="http://schemas.microsoft.com/office/drawing/2015/10/21/chartex" xmlns:cx3="http://schemas.microsoft.com/office/drawing/2016/5/9/chartex" xmlns:cx4="http://schemas.microsoft.com/office/drawing/2016/5/10/chartex" xmlns:cx5="http://schemas.microsoft.com/office/drawing/2016/5/11/chartex" xmlns:cx6="http://schemas.microsoft.com/office/drawing/2016/5/12/chartex" xmlns:cx7="http://schemas.microsoft.com/office/drawing/2016/5/13/chartex" xmlns:cx8="http://schemas.microsoft.com/office/drawing/2016/5/14/chartex" xmlns:mc="http://schemas.openxmlformats.org/markup-compatibility/2006" xmlns:aink="http://schemas.microsoft.com/office/drawing/2016/ink" xmlns:am3d="http://schemas.microsoft.com/office/drawing/2017/model3d" xmlns:o="urn:schemas-microsoft-com:office:office" xmlns:r="http://schemas.openxmlformats.org/officeDocument/2006/relationships" xmlns:m="http://schemas.openxmlformats.org/officeDocument/2006/math" xmlns:v="urn:schemas-microsoft-com:vml" xmlns:wp14="http://schemas.microsoft.com/office/word/2010/wordprocessingDrawing" xmlns:wp="http://schemas.openxmlformats.org/drawingml/2006/wordprocessingDrawing" xmlns:w10="urn:schemas-microsoft-com:office:word" xmlns:w="http://schemas.openxmlformats.org/wordprocessingml/2006/main" xmlns:w14="http://schemas.microsoft.com/office/word/2010/wordml" xmlns:w15="http://schemas.microsoft.com/office/word/2012/wordml" xmlns:w16cex="http://schemas.microsoft.com/office/word/2018/wordml/cex" xmlns:w16cid="http://schemas.microsoft.com/office/word/2016/wordml/cid" xmlns:w16="http://schemas.microsoft.com/office/word/2018/wordml" xmlns:w16sdtdh="http://schemas.microsoft.com/office/word/2020/wordml/sdtdatahash" xmlns:w16se="http://schemas.microsoft.com/office/word/2015/wordml/symex" xmlns:wpg="http://schemas.microsoft.com/office/word/2010/wordprocessingGroup" xmlns:wpi="http://schemas.microsoft.com/office/word/2010/wordprocessingInk" xmlns:wne="http://schemas.microsoft.com/office/word/2006/wordml" xmlns:wps="http://schemas.microsoft.com/office/word/2010/wordprocessingShape" mc:Ignorable="w14 w15 w16se w16cid w16 w16cex w16sdtdh wp14">
   <w16cid:commentId w16cid:paraId="76A949D7" w16cid:durableId="024DB8B0"/>
+  <w16cid:commentId w16cid:paraId="33ED9623" w16cid:durableId="17D89CC7"/>
+  <w16cid:commentId w16cid:paraId="5F515264" w16cid:durableId="57826714"/>
+  <w16cid:commentId w16cid:paraId="22C229C4" w16cid:durableId="6BD3FA8A"/>
+  <w16cid:commentId w16cid:paraId="28E017B6" w16cid:durableId="1EEDA349"/>
+  <w16cid:commentId w16cid:paraId="207C9E41" w16cid:durableId="303AFB2A"/>
 </w16cid:commentsIds>
 </file>
 

--- a/docs/ТЗ (1).docx
+++ b/docs/ТЗ (1).docx
@@ -1,6 +1,6 @@
 
 <file path=word/document.xml><?xml version="1.0" encoding="utf-8"?>
-<w:document xmlns:wpc="http://schemas.microsoft.com/office/word/2010/wordprocessingCanvas" xmlns:cx="http://schemas.microsoft.com/office/drawing/2014/chartex" xmlns:cx1="http://schemas.microsoft.com/office/drawing/2015/9/8/chartex" xmlns:cx2="http://schemas.microsoft.com/office/drawing/2015/10/21/chartex" xmlns:cx3="http://schemas.microsoft.com/office/drawing/2016/5/9/chartex" xmlns:cx4="http://schemas.microsoft.com/office/drawing/2016/5/10/chartex" xmlns:cx5="http://schemas.microsoft.com/office/drawing/2016/5/11/chartex" xmlns:cx6="http://schemas.microsoft.com/office/drawing/2016/5/12/chartex" xmlns:cx7="http://schemas.microsoft.com/office/drawing/2016/5/13/chartex" xmlns:cx8="http://schemas.microsoft.com/office/drawing/2016/5/14/chartex" xmlns:mc="http://schemas.openxmlformats.org/markup-compatibility/2006" xmlns:aink="http://schemas.microsoft.com/office/drawing/2016/ink" xmlns:am3d="http://schemas.microsoft.com/office/drawing/2017/model3d" xmlns:o="urn:schemas-microsoft-com:office:office" xmlns:r="http://schemas.openxmlformats.org/officeDocument/2006/relationships" xmlns:m="http://schemas.openxmlformats.org/officeDocument/2006/math" xmlns:v="urn:schemas-microsoft-com:vml" xmlns:wp14="http://schemas.microsoft.com/office/word/2010/wordprocessingDrawing" xmlns:wp="http://schemas.openxmlformats.org/drawingml/2006/wordprocessingDrawing" xmlns:w10="urn:schemas-microsoft-com:office:word" xmlns:w="http://schemas.openxmlformats.org/wordprocessingml/2006/main" xmlns:w14="http://schemas.microsoft.com/office/word/2010/wordml" xmlns:w15="http://schemas.microsoft.com/office/word/2012/wordml" xmlns:w16cex="http://schemas.microsoft.com/office/word/2018/wordml/cex" xmlns:w16cid="http://schemas.microsoft.com/office/word/2016/wordml/cid" xmlns:w16="http://schemas.microsoft.com/office/word/2018/wordml" xmlns:w16sdtdh="http://schemas.microsoft.com/office/word/2020/wordml/sdtdatahash" xmlns:w16se="http://schemas.microsoft.com/office/word/2015/wordml/symex" xmlns:wpg="http://schemas.microsoft.com/office/word/2010/wordprocessingGroup" xmlns:wpi="http://schemas.microsoft.com/office/word/2010/wordprocessingInk" xmlns:wne="http://schemas.microsoft.com/office/word/2006/wordml" xmlns:wps="http://schemas.microsoft.com/office/word/2010/wordprocessingShape" mc:Ignorable="w14 w15 w16se w16cid w16 w16cex w16sdtdh wp14">
+<w:document xmlns:wpc="http://schemas.microsoft.com/office/word/2010/wordprocessingCanvas" xmlns:cx="http://schemas.microsoft.com/office/drawing/2014/chartex" xmlns:cx1="http://schemas.microsoft.com/office/drawing/2015/9/8/chartex" xmlns:cx2="http://schemas.microsoft.com/office/drawing/2015/10/21/chartex" xmlns:cx3="http://schemas.microsoft.com/office/drawing/2016/5/9/chartex" xmlns:cx4="http://schemas.microsoft.com/office/drawing/2016/5/10/chartex" xmlns:cx5="http://schemas.microsoft.com/office/drawing/2016/5/11/chartex" xmlns:cx6="http://schemas.microsoft.com/office/drawing/2016/5/12/chartex" xmlns:cx7="http://schemas.microsoft.com/office/drawing/2016/5/13/chartex" xmlns:cx8="http://schemas.microsoft.com/office/drawing/2016/5/14/chartex" xmlns:mc="http://schemas.openxmlformats.org/markup-compatibility/2006" xmlns:aink="http://schemas.microsoft.com/office/drawing/2016/ink" xmlns:am3d="http://schemas.microsoft.com/office/drawing/2017/model3d" xmlns:o="urn:schemas-microsoft-com:office:office" xmlns:oel="http://schemas.microsoft.com/office/2019/extlst" xmlns:r="http://schemas.openxmlformats.org/officeDocument/2006/relationships" xmlns:m="http://schemas.openxmlformats.org/officeDocument/2006/math" xmlns:v="urn:schemas-microsoft-com:vml" xmlns:wp14="http://schemas.microsoft.com/office/word/2010/wordprocessingDrawing" xmlns:wp="http://schemas.openxmlformats.org/drawingml/2006/wordprocessingDrawing" xmlns:w10="urn:schemas-microsoft-com:office:word" xmlns:w="http://schemas.openxmlformats.org/wordprocessingml/2006/main" xmlns:w14="http://schemas.microsoft.com/office/word/2010/wordml" xmlns:w15="http://schemas.microsoft.com/office/word/2012/wordml" xmlns:w16cex="http://schemas.microsoft.com/office/word/2018/wordml/cex" xmlns:w16cid="http://schemas.microsoft.com/office/word/2016/wordml/cid" xmlns:w16="http://schemas.microsoft.com/office/word/2018/wordml" xmlns:w16du="http://schemas.microsoft.com/office/word/2023/wordml/word16du" xmlns:w16sdtdh="http://schemas.microsoft.com/office/word/2020/wordml/sdtdatahash" xmlns:w16sdtfl="http://schemas.microsoft.com/office/word/2024/wordml/sdtformatlock" xmlns:w16se="http://schemas.microsoft.com/office/word/2015/wordml/symex" xmlns:wpg="http://schemas.microsoft.com/office/word/2010/wordprocessingGroup" xmlns:wpi="http://schemas.microsoft.com/office/word/2010/wordprocessingInk" xmlns:wne="http://schemas.microsoft.com/office/word/2006/wordml" xmlns:wps="http://schemas.microsoft.com/office/word/2010/wordprocessingShape" mc:Ignorable="w14 w15 w16se w16cid w16 w16cex w16sdtdh w16sdtfl w16du wp14">
   <w:body>
     <w:p>
       <w:pPr>
@@ -356,8 +356,6 @@
             <w:r>
               <w:rPr>
                 <w:rStyle w:val="a7"/>
-                <w:b/>
-                <w:bCs/>
               </w:rPr>
               <w:t>1 ОБЩИЕ СВЕДЕНИЯ</w:t>
             </w:r>
@@ -810,8 +808,6 @@
             <w:r>
               <w:rPr>
                 <w:rStyle w:val="a7"/>
-                <w:b/>
-                <w:bCs/>
               </w:rPr>
               <w:t>2 ЦЕЛИ И НАЗНАЧЕНИЕ СОЗДАНИЯ АВТОМАТИЗИРОВАННОЙ СИСТЕМЫ</w:t>
             </w:r>
@@ -848,7 +844,7 @@
               <w:rPr>
                 <w:webHidden/>
               </w:rPr>
-              <w:t>5</w:t>
+              <w:t>6</w:t>
             </w:r>
             <w:r>
               <w:rPr>
@@ -942,7 +938,7 @@
                 <w:sz w:val="28"/>
                 <w:szCs w:val="28"/>
               </w:rPr>
-              <w:t>5</w:t>
+              <w:t>6</w:t>
             </w:r>
             <w:r>
               <w:rPr>
@@ -1040,7 +1036,7 @@
                 <w:sz w:val="28"/>
                 <w:szCs w:val="28"/>
               </w:rPr>
-              <w:t>5</w:t>
+              <w:t>6</w:t>
             </w:r>
             <w:r>
               <w:rPr>
@@ -1068,8 +1064,6 @@
             <w:r>
               <w:rPr>
                 <w:rStyle w:val="a7"/>
-                <w:b/>
-                <w:bCs/>
               </w:rPr>
               <w:t>3 ТРЕБОВАНИЯ К АВТОМАТИЗИРОВАННОЙ СИСТЕМЕ</w:t>
             </w:r>
@@ -1106,7 +1100,7 @@
               <w:rPr>
                 <w:webHidden/>
               </w:rPr>
-              <w:t>6</w:t>
+              <w:t>7</w:t>
             </w:r>
             <w:r>
               <w:rPr>
@@ -1200,7 +1194,7 @@
                 <w:sz w:val="28"/>
                 <w:szCs w:val="28"/>
               </w:rPr>
-              <w:t>6</w:t>
+              <w:t>7</w:t>
             </w:r>
             <w:r>
               <w:rPr>
@@ -1298,7 +1292,7 @@
                 <w:sz w:val="28"/>
                 <w:szCs w:val="28"/>
               </w:rPr>
-              <w:t>6</w:t>
+              <w:t>7</w:t>
             </w:r>
             <w:r>
               <w:rPr>
@@ -1592,7 +1586,7 @@
                 <w:sz w:val="28"/>
                 <w:szCs w:val="28"/>
               </w:rPr>
-              <w:t>8</w:t>
+              <w:t>9</w:t>
             </w:r>
             <w:r>
               <w:rPr>
@@ -1690,7 +1684,7 @@
                 <w:sz w:val="28"/>
                 <w:szCs w:val="28"/>
               </w:rPr>
-              <w:t>8</w:t>
+              <w:t>9</w:t>
             </w:r>
             <w:r>
               <w:rPr>
@@ -1788,7 +1782,7 @@
                 <w:sz w:val="28"/>
                 <w:szCs w:val="28"/>
               </w:rPr>
-              <w:t>8</w:t>
+              <w:t>9</w:t>
             </w:r>
             <w:r>
               <w:rPr>
@@ -1984,7 +1978,7 @@
                 <w:sz w:val="28"/>
                 <w:szCs w:val="28"/>
               </w:rPr>
-              <w:t>9</w:t>
+              <w:t>10</w:t>
             </w:r>
             <w:r>
               <w:rPr>
@@ -2082,7 +2076,7 @@
                 <w:sz w:val="28"/>
                 <w:szCs w:val="28"/>
               </w:rPr>
-              <w:t>9</w:t>
+              <w:t>10</w:t>
             </w:r>
             <w:r>
               <w:rPr>
@@ -2180,7 +2174,7 @@
                 <w:sz w:val="28"/>
                 <w:szCs w:val="28"/>
               </w:rPr>
-              <w:t>9</w:t>
+              <w:t>10</w:t>
             </w:r>
             <w:r>
               <w:rPr>
@@ -2278,7 +2272,7 @@
                 <w:sz w:val="28"/>
                 <w:szCs w:val="28"/>
               </w:rPr>
-              <w:t>9</w:t>
+              <w:t>10</w:t>
             </w:r>
             <w:r>
               <w:rPr>
@@ -2376,7 +2370,7 @@
                 <w:sz w:val="28"/>
                 <w:szCs w:val="28"/>
               </w:rPr>
-              <w:t>9</w:t>
+              <w:t>10</w:t>
             </w:r>
             <w:r>
               <w:rPr>
@@ -2474,7 +2468,7 @@
                 <w:sz w:val="28"/>
                 <w:szCs w:val="28"/>
               </w:rPr>
-              <w:t>9</w:t>
+              <w:t>10</w:t>
             </w:r>
             <w:r>
               <w:rPr>
@@ -2572,7 +2566,7 @@
                 <w:sz w:val="28"/>
                 <w:szCs w:val="28"/>
               </w:rPr>
-              <w:t>9</w:t>
+              <w:t>10</w:t>
             </w:r>
             <w:r>
               <w:rPr>
@@ -2670,7 +2664,7 @@
                 <w:sz w:val="28"/>
                 <w:szCs w:val="28"/>
               </w:rPr>
-              <w:t>10</w:t>
+              <w:t>11</w:t>
             </w:r>
             <w:r>
               <w:rPr>
@@ -2768,7 +2762,7 @@
                 <w:sz w:val="28"/>
                 <w:szCs w:val="28"/>
               </w:rPr>
-              <w:t>10</w:t>
+              <w:t>11</w:t>
             </w:r>
             <w:r>
               <w:rPr>
@@ -2866,7 +2860,7 @@
                 <w:sz w:val="28"/>
                 <w:szCs w:val="28"/>
               </w:rPr>
-              <w:t>10</w:t>
+              <w:t>11</w:t>
             </w:r>
             <w:r>
               <w:rPr>
@@ -2964,7 +2958,7 @@
                 <w:sz w:val="28"/>
                 <w:szCs w:val="28"/>
               </w:rPr>
-              <w:t>10</w:t>
+              <w:t>11</w:t>
             </w:r>
             <w:r>
               <w:rPr>
@@ -3062,7 +3056,7 @@
                 <w:sz w:val="28"/>
                 <w:szCs w:val="28"/>
               </w:rPr>
-              <w:t>10</w:t>
+              <w:t>12</w:t>
             </w:r>
             <w:r>
               <w:rPr>
@@ -3160,7 +3154,7 @@
                 <w:sz w:val="28"/>
                 <w:szCs w:val="28"/>
               </w:rPr>
-              <w:t>10</w:t>
+              <w:t>12</w:t>
             </w:r>
             <w:r>
               <w:rPr>
@@ -3258,7 +3252,7 @@
                 <w:sz w:val="28"/>
                 <w:szCs w:val="28"/>
               </w:rPr>
-              <w:t>11</w:t>
+              <w:t>12</w:t>
             </w:r>
             <w:r>
               <w:rPr>
@@ -3356,7 +3350,7 @@
                 <w:sz w:val="28"/>
                 <w:szCs w:val="28"/>
               </w:rPr>
-              <w:t>11</w:t>
+              <w:t>12</w:t>
             </w:r>
             <w:r>
               <w:rPr>
@@ -3454,7 +3448,7 @@
                 <w:sz w:val="28"/>
                 <w:szCs w:val="28"/>
               </w:rPr>
-              <w:t>11</w:t>
+              <w:t>12</w:t>
             </w:r>
             <w:r>
               <w:rPr>
@@ -3482,8 +3476,6 @@
             <w:r>
               <w:rPr>
                 <w:rStyle w:val="a7"/>
-                <w:b/>
-                <w:bCs/>
               </w:rPr>
               <w:t>4 СОСТАВ И СОДЕРЖАНИЕ РАБОТ ПО СОЗДАНИЮ АВТОМАТИЗИРОВАННОЙ СИСТЕМЫ</w:t>
             </w:r>
@@ -3520,7 +3512,7 @@
               <w:rPr>
                 <w:webHidden/>
               </w:rPr>
-              <w:t>12</w:t>
+              <w:t>13</w:t>
             </w:r>
             <w:r>
               <w:rPr>
@@ -3544,8 +3536,6 @@
             <w:r>
               <w:rPr>
                 <w:rStyle w:val="a7"/>
-                <w:b/>
-                <w:bCs/>
               </w:rPr>
               <w:t>5 ПОРЯДОК РАЗРАБОТКИ АВТОМАТИЗИРОВАННОЙ СИСТЕМЫ</w:t>
             </w:r>
@@ -3582,7 +3572,7 @@
               <w:rPr>
                 <w:webHidden/>
               </w:rPr>
-              <w:t>13</w:t>
+              <w:t>14</w:t>
             </w:r>
             <w:r>
               <w:rPr>
@@ -3676,7 +3666,7 @@
                 <w:sz w:val="28"/>
                 <w:szCs w:val="28"/>
               </w:rPr>
-              <w:t>13</w:t>
+              <w:t>14</w:t>
             </w:r>
             <w:r>
               <w:rPr>
@@ -3774,7 +3764,7 @@
                 <w:sz w:val="28"/>
                 <w:szCs w:val="28"/>
               </w:rPr>
-              <w:t>13</w:t>
+              <w:t>14</w:t>
             </w:r>
             <w:r>
               <w:rPr>
@@ -3872,7 +3862,7 @@
                 <w:sz w:val="28"/>
                 <w:szCs w:val="28"/>
               </w:rPr>
-              <w:t>13</w:t>
+              <w:t>14</w:t>
             </w:r>
             <w:r>
               <w:rPr>
@@ -3900,8 +3890,6 @@
             <w:r>
               <w:rPr>
                 <w:rStyle w:val="a7"/>
-                <w:b/>
-                <w:bCs/>
               </w:rPr>
               <w:t>6 ПОРЯДОК КОНТРОЛЯ И ПРИЁМКИ АВТОМАТИЗИРОВАННОЙ СИСТЕМЫ</w:t>
             </w:r>
@@ -3938,7 +3926,7 @@
               <w:rPr>
                 <w:webHidden/>
               </w:rPr>
-              <w:t>14</w:t>
+              <w:t>15</w:t>
             </w:r>
             <w:r>
               <w:rPr>
@@ -4032,7 +4020,7 @@
                 <w:sz w:val="28"/>
                 <w:szCs w:val="28"/>
               </w:rPr>
-              <w:t>14</w:t>
+              <w:t>15</w:t>
             </w:r>
             <w:r>
               <w:rPr>
@@ -4130,7 +4118,7 @@
                 <w:sz w:val="28"/>
                 <w:szCs w:val="28"/>
               </w:rPr>
-              <w:t>14</w:t>
+              <w:t>15</w:t>
             </w:r>
             <w:r>
               <w:rPr>
@@ -4158,8 +4146,6 @@
             <w:r>
               <w:rPr>
                 <w:rStyle w:val="a7"/>
-                <w:b/>
-                <w:bCs/>
               </w:rPr>
               <w:t>7 ТРЕБОВАНИЯ К ДОКУМЕНТИРОВАНИЮ</w:t>
             </w:r>
@@ -4196,7 +4182,7 @@
               <w:rPr>
                 <w:webHidden/>
               </w:rPr>
-              <w:t>15</w:t>
+              <w:t>16</w:t>
             </w:r>
             <w:r>
               <w:rPr>
@@ -4290,7 +4276,7 @@
                 <w:sz w:val="28"/>
                 <w:szCs w:val="28"/>
               </w:rPr>
-              <w:t>15</w:t>
+              <w:t>16</w:t>
             </w:r>
             <w:r>
               <w:rPr>
@@ -4388,7 +4374,7 @@
                 <w:sz w:val="28"/>
                 <w:szCs w:val="28"/>
               </w:rPr>
-              <w:t>15</w:t>
+              <w:t>16</w:t>
             </w:r>
             <w:r>
               <w:rPr>
@@ -4486,7 +4472,7 @@
                 <w:sz w:val="28"/>
                 <w:szCs w:val="28"/>
               </w:rPr>
-              <w:t>15</w:t>
+              <w:t>16</w:t>
             </w:r>
             <w:r>
               <w:rPr>
@@ -4514,12 +4500,7 @@
           </w:pPr>
           <w:hyperlink w:anchor="_Toc240391134" w:history="1">
             <w:r>
-              <w:rPr>
-                <w:rStyle w:val="a7"/>
-                <w:b/>
-                <w:bCs/>
-              </w:rPr>
-              <w:t>8 ИСТОЧНИКИ РАЗРАБОТКИ</w:t>
+              <w:t>Список использованных источников</w:t>
             </w:r>
             <w:r>
               <w:rPr>
@@ -4554,7 +4535,7 @@
               <w:rPr>
                 <w:webHidden/>
               </w:rPr>
-              <w:t>17</w:t>
+              <w:t>18</w:t>
             </w:r>
             <w:r>
               <w:rPr>
@@ -4819,25 +4800,7 @@
           <w:sz w:val="28"/>
           <w:szCs w:val="28"/>
         </w:rPr>
-        <w:t xml:space="preserve">Заказчиком работ является: кандидат технических наук, доцент кафедры компьютерных систем в управлении и проектировании (КСУП) </w:t>
-      </w:r>
-      <w:proofErr w:type="spellStart"/>
-      <w:r>
-        <w:rPr>
-          <w:rFonts w:ascii="Times New Roman" w:hAnsi="Times New Roman" w:cs="Times New Roman"/>
-          <w:sz w:val="28"/>
-          <w:szCs w:val="28"/>
-        </w:rPr>
-        <w:t>Калентьев</w:t>
-      </w:r>
-      <w:proofErr w:type="spellEnd"/>
-      <w:r>
-        <w:rPr>
-          <w:rFonts w:ascii="Times New Roman" w:hAnsi="Times New Roman" w:cs="Times New Roman"/>
-          <w:sz w:val="28"/>
-          <w:szCs w:val="28"/>
-        </w:rPr>
-        <w:t xml:space="preserve"> Алексей Анатольевич.</w:t>
+        <w:t>Заказчиком работ является: кандидат технических наук, доцент кафедры компьютерных систем в управлении и проектировании (КСУП) Калентьев Алексей Анатольевич.</w:t>
       </w:r>
     </w:p>
     <w:p>
@@ -5671,22 +5634,42 @@
       <w:pPr>
         <w:pStyle w:val="a5"/>
         <w:spacing w:after="0" w:line="360" w:lineRule="auto"/>
+        <w:jc w:val="center"/>
+        <w:outlineLvl w:val="2"/>
+        <w:rPr>
+          <w:b/>
+          <w:bCs/>
+        </w:rPr>
+      </w:pPr>
+      <w:bookmarkStart w:id="10" w:name="_Toc240391099"/>
+      <w:commentRangeStart w:id="11"/>
+      <w:r>
+        <w:rPr>
+          <w:b/>
+          <w:bCs/>
+        </w:rPr>
+        <w:t>3.1.1 Требования к структуре и функционированию системы</w:t>
+      </w:r>
+      <w:bookmarkEnd w:id="10"/>
+      <w:commentRangeEnd w:id="11"/>
+      <w:r>
+        <w:rPr>
+          <w:rStyle w:val="ad"/>
+          <w:b/>
+          <w:bCs/>
+          <w:sz w:val="28"/>
+          <w:szCs w:val="28"/>
+        </w:rPr>
+        <w:commentReference w:id="11"/>
+      </w:r>
+    </w:p>
+    <w:p>
+      <w:pPr>
+        <w:pStyle w:val="a5"/>
+        <w:spacing w:after="0" w:line="360" w:lineRule="auto"/>
         <w:ind w:firstLine="708"/>
-        <w:outlineLvl w:val="2"/>
-      </w:pPr>
-      <w:bookmarkStart w:id="10" w:name="_Toc240391099"/>
-      <w:commentRangeStart w:id="48"/>
-      <w:r>
-        <w:t>3.1.1 Требования к структуре и функционированию системы</w:t>
-      </w:r>
-      <w:bookmarkEnd w:id="10"/>
-      <w:commentRangeEnd w:id="48"/>
-      <w:r>
-        <w:rPr>
-          <w:rStyle w:val="CommentReference"/>
-        </w:rPr>
-        <w:commentReference w:id="48"/>
-      </w:r>
+        <w:jc w:val="both"/>
+      </w:pPr>
     </w:p>
     <w:p>
       <w:pPr>
@@ -5821,9 +5804,675 @@
           <w:sz w:val="28"/>
           <w:szCs w:val="28"/>
         </w:rPr>
-        <w:t xml:space="preserve">Ширина квадратного </w:t>
-      </w:r>
-      <w:proofErr w:type="gramStart"/>
+        <w:t>Ширина квадратного основания А</w:t>
+      </w:r>
+      <w:r>
+        <w:rPr>
+          <w:rFonts w:ascii="Times New Roman" w:hAnsi="Times New Roman" w:cs="Times New Roman"/>
+          <w:sz w:val="28"/>
+          <w:szCs w:val="28"/>
+        </w:rPr>
+        <w:t xml:space="preserve">: от </w:t>
+      </w:r>
+      <w:r>
+        <w:rPr>
+          <w:rFonts w:ascii="Times New Roman" w:hAnsi="Times New Roman" w:cs="Times New Roman"/>
+          <w:sz w:val="28"/>
+          <w:szCs w:val="28"/>
+        </w:rPr>
+        <w:t>200</w:t>
+      </w:r>
+      <w:r>
+        <w:rPr>
+          <w:rFonts w:ascii="Times New Roman" w:hAnsi="Times New Roman" w:cs="Times New Roman"/>
+          <w:sz w:val="28"/>
+          <w:szCs w:val="28"/>
+        </w:rPr>
+        <w:t xml:space="preserve"> до </w:t>
+      </w:r>
+      <w:r>
+        <w:rPr>
+          <w:rFonts w:ascii="Times New Roman" w:hAnsi="Times New Roman" w:cs="Times New Roman"/>
+          <w:sz w:val="28"/>
+          <w:szCs w:val="28"/>
+        </w:rPr>
+        <w:t>6</w:t>
+      </w:r>
+      <w:r>
+        <w:rPr>
+          <w:rFonts w:ascii="Times New Roman" w:hAnsi="Times New Roman" w:cs="Times New Roman"/>
+          <w:sz w:val="28"/>
+          <w:szCs w:val="28"/>
+        </w:rPr>
+        <w:t>0</w:t>
+      </w:r>
+      <w:r>
+        <w:rPr>
+          <w:rFonts w:ascii="Times New Roman" w:hAnsi="Times New Roman" w:cs="Times New Roman"/>
+          <w:sz w:val="28"/>
+          <w:szCs w:val="28"/>
+        </w:rPr>
+        <w:t>0 мм;</w:t>
+      </w:r>
+    </w:p>
+    <w:p>
+      <w:pPr>
+        <w:spacing w:after="0" w:line="360" w:lineRule="auto"/>
+        <w:ind w:firstLine="709"/>
+        <w:jc w:val="both"/>
+        <w:rPr>
+          <w:rFonts w:ascii="Times New Roman" w:hAnsi="Times New Roman" w:cs="Times New Roman"/>
+          <w:sz w:val="28"/>
+          <w:szCs w:val="28"/>
+        </w:rPr>
+      </w:pPr>
+      <w:r>
+        <w:rPr>
+          <w:rFonts w:ascii="Times New Roman" w:hAnsi="Times New Roman" w:cs="Times New Roman"/>
+          <w:sz w:val="28"/>
+          <w:szCs w:val="28"/>
+        </w:rPr>
+        <w:t xml:space="preserve">− </w:t>
+      </w:r>
+      <w:r>
+        <w:rPr>
+          <w:rFonts w:ascii="Times New Roman" w:hAnsi="Times New Roman" w:cs="Times New Roman"/>
+          <w:sz w:val="28"/>
+          <w:szCs w:val="28"/>
+        </w:rPr>
+        <w:t xml:space="preserve">Диаметр нижнего основания конуса </w:t>
+      </w:r>
+      <w:r>
+        <w:rPr>
+          <w:rFonts w:ascii="Times New Roman" w:hAnsi="Times New Roman" w:cs="Times New Roman"/>
+          <w:sz w:val="28"/>
+          <w:szCs w:val="28"/>
+          <w:lang w:val="en-US"/>
+        </w:rPr>
+        <w:t>D</w:t>
+      </w:r>
+      <w:r>
+        <w:rPr>
+          <w:rFonts w:ascii="Times New Roman" w:hAnsi="Times New Roman" w:cs="Times New Roman"/>
+          <w:sz w:val="28"/>
+          <w:szCs w:val="28"/>
+        </w:rPr>
+        <w:t xml:space="preserve">: от </w:t>
+      </w:r>
+      <w:r>
+        <w:rPr>
+          <w:rFonts w:ascii="Times New Roman" w:hAnsi="Times New Roman" w:cs="Times New Roman"/>
+          <w:sz w:val="28"/>
+          <w:szCs w:val="28"/>
+        </w:rPr>
+        <w:t>15</w:t>
+      </w:r>
+      <w:r>
+        <w:rPr>
+          <w:rFonts w:ascii="Times New Roman" w:hAnsi="Times New Roman" w:cs="Times New Roman"/>
+          <w:sz w:val="28"/>
+          <w:szCs w:val="28"/>
+        </w:rPr>
+        <w:t xml:space="preserve">0 до </w:t>
+      </w:r>
+      <w:r>
+        <w:rPr>
+          <w:rFonts w:ascii="Times New Roman" w:hAnsi="Times New Roman" w:cs="Times New Roman"/>
+          <w:sz w:val="28"/>
+          <w:szCs w:val="28"/>
+        </w:rPr>
+        <w:t>4</w:t>
+      </w:r>
+      <w:r>
+        <w:rPr>
+          <w:rFonts w:ascii="Times New Roman" w:hAnsi="Times New Roman" w:cs="Times New Roman"/>
+          <w:sz w:val="28"/>
+          <w:szCs w:val="28"/>
+        </w:rPr>
+        <w:t>0</w:t>
+      </w:r>
+      <w:r>
+        <w:rPr>
+          <w:rFonts w:ascii="Times New Roman" w:hAnsi="Times New Roman" w:cs="Times New Roman"/>
+          <w:sz w:val="28"/>
+          <w:szCs w:val="28"/>
+        </w:rPr>
+        <w:t>0 мм;</w:t>
+      </w:r>
+    </w:p>
+    <w:p>
+      <w:pPr>
+        <w:spacing w:after="0" w:line="360" w:lineRule="auto"/>
+        <w:ind w:firstLine="709"/>
+        <w:jc w:val="both"/>
+        <w:rPr>
+          <w:rFonts w:ascii="Times New Roman" w:hAnsi="Times New Roman" w:cs="Times New Roman"/>
+          <w:sz w:val="28"/>
+          <w:szCs w:val="28"/>
+        </w:rPr>
+      </w:pPr>
+      <w:r>
+        <w:rPr>
+          <w:rFonts w:ascii="Times New Roman" w:hAnsi="Times New Roman" w:cs="Times New Roman"/>
+          <w:sz w:val="28"/>
+          <w:szCs w:val="28"/>
+        </w:rPr>
+        <w:t xml:space="preserve">− </w:t>
+      </w:r>
+      <w:r>
+        <w:rPr>
+          <w:rFonts w:ascii="Times New Roman" w:hAnsi="Times New Roman" w:cs="Times New Roman"/>
+          <w:sz w:val="28"/>
+          <w:szCs w:val="28"/>
+        </w:rPr>
+        <w:t xml:space="preserve">Толщина основания </w:t>
+      </w:r>
+      <w:r>
+        <w:rPr>
+          <w:rFonts w:ascii="Times New Roman" w:hAnsi="Times New Roman" w:cs="Times New Roman"/>
+          <w:sz w:val="28"/>
+          <w:szCs w:val="28"/>
+        </w:rPr>
+        <w:t xml:space="preserve">T: </w:t>
+      </w:r>
+      <w:r>
+        <w:rPr>
+          <w:rFonts w:ascii="Times New Roman" w:hAnsi="Times New Roman" w:cs="Times New Roman"/>
+          <w:sz w:val="28"/>
+          <w:szCs w:val="28"/>
+        </w:rPr>
+        <w:t>от 10 до 50 мм</w:t>
+      </w:r>
+      <w:r>
+        <w:rPr>
+          <w:rFonts w:ascii="Times New Roman" w:hAnsi="Times New Roman" w:cs="Times New Roman"/>
+          <w:sz w:val="28"/>
+          <w:szCs w:val="28"/>
+        </w:rPr>
+        <w:t>;</w:t>
+      </w:r>
+    </w:p>
+    <w:p>
+      <w:pPr>
+        <w:spacing w:after="0" w:line="360" w:lineRule="auto"/>
+        <w:ind w:firstLine="709"/>
+        <w:jc w:val="both"/>
+        <w:rPr>
+          <w:rFonts w:ascii="Times New Roman" w:hAnsi="Times New Roman" w:cs="Times New Roman"/>
+          <w:sz w:val="28"/>
+          <w:szCs w:val="28"/>
+        </w:rPr>
+      </w:pPr>
+      <w:r>
+        <w:rPr>
+          <w:rFonts w:ascii="Times New Roman" w:hAnsi="Times New Roman" w:cs="Times New Roman"/>
+          <w:sz w:val="28"/>
+          <w:szCs w:val="28"/>
+        </w:rPr>
+        <w:t xml:space="preserve">− </w:t>
+      </w:r>
+      <w:r>
+        <w:rPr>
+          <w:rFonts w:ascii="Times New Roman" w:hAnsi="Times New Roman" w:cs="Times New Roman"/>
+          <w:sz w:val="28"/>
+          <w:szCs w:val="28"/>
+        </w:rPr>
+        <w:t xml:space="preserve">Высота конуса </w:t>
+      </w:r>
+      <w:r>
+        <w:rPr>
+          <w:rFonts w:ascii="Times New Roman" w:hAnsi="Times New Roman" w:cs="Times New Roman"/>
+          <w:sz w:val="28"/>
+          <w:szCs w:val="28"/>
+        </w:rPr>
+        <w:t xml:space="preserve">H: </w:t>
+      </w:r>
+      <w:r>
+        <w:rPr>
+          <w:rFonts w:ascii="Times New Roman" w:hAnsi="Times New Roman" w:cs="Times New Roman"/>
+          <w:sz w:val="28"/>
+          <w:szCs w:val="28"/>
+        </w:rPr>
+        <w:t xml:space="preserve">от </w:t>
+      </w:r>
+      <w:r>
+        <w:rPr>
+          <w:rFonts w:ascii="Times New Roman" w:hAnsi="Times New Roman" w:cs="Times New Roman"/>
+          <w:sz w:val="28"/>
+          <w:szCs w:val="28"/>
+        </w:rPr>
+        <w:t>3</w:t>
+      </w:r>
+      <w:r>
+        <w:rPr>
+          <w:rFonts w:ascii="Times New Roman" w:hAnsi="Times New Roman" w:cs="Times New Roman"/>
+          <w:sz w:val="28"/>
+          <w:szCs w:val="28"/>
+        </w:rPr>
+        <w:t>00 до 800 мм</w:t>
+      </w:r>
+      <w:r>
+        <w:rPr>
+          <w:rFonts w:ascii="Times New Roman" w:hAnsi="Times New Roman" w:cs="Times New Roman"/>
+          <w:sz w:val="28"/>
+          <w:szCs w:val="28"/>
+        </w:rPr>
+        <w:t>;</w:t>
+      </w:r>
+    </w:p>
+    <w:p>
+      <w:pPr>
+        <w:spacing w:after="0" w:line="360" w:lineRule="auto"/>
+        <w:ind w:firstLine="709"/>
+        <w:jc w:val="both"/>
+        <w:rPr>
+          <w:rFonts w:ascii="Times New Roman" w:hAnsi="Times New Roman" w:cs="Times New Roman"/>
+          <w:sz w:val="28"/>
+          <w:szCs w:val="28"/>
+        </w:rPr>
+      </w:pPr>
+      <w:commentRangeStart w:id="12"/>
+      <w:r>
+        <w:rPr>
+          <w:rFonts w:ascii="Times New Roman" w:hAnsi="Times New Roman" w:cs="Times New Roman"/>
+          <w:sz w:val="28"/>
+          <w:szCs w:val="28"/>
+        </w:rPr>
+        <w:t xml:space="preserve">− </w:t>
+      </w:r>
+      <w:r>
+        <w:rPr>
+          <w:rFonts w:ascii="Times New Roman" w:hAnsi="Times New Roman" w:cs="Times New Roman"/>
+          <w:sz w:val="28"/>
+          <w:szCs w:val="28"/>
+        </w:rPr>
+        <w:t xml:space="preserve">Угол уклона конуса </w:t>
+      </w:r>
+      <w:r>
+        <w:rPr>
+          <w:rFonts w:ascii="Times New Roman" w:hAnsi="Times New Roman" w:cs="Times New Roman"/>
+          <w:sz w:val="28"/>
+          <w:szCs w:val="28"/>
+          <w:lang w:val="en-US"/>
+        </w:rPr>
+        <w:t>Alpha</w:t>
+      </w:r>
+      <w:r>
+        <w:rPr>
+          <w:rFonts w:ascii="Times New Roman" w:hAnsi="Times New Roman" w:cs="Times New Roman"/>
+          <w:sz w:val="28"/>
+          <w:szCs w:val="28"/>
+        </w:rPr>
+        <w:t xml:space="preserve">: </w:t>
+      </w:r>
+      <w:r>
+        <w:rPr>
+          <w:rFonts w:ascii="Times New Roman" w:hAnsi="Times New Roman" w:cs="Times New Roman"/>
+          <w:sz w:val="28"/>
+          <w:szCs w:val="28"/>
+        </w:rPr>
+        <w:t xml:space="preserve">от </w:t>
+      </w:r>
+      <w:r>
+        <w:rPr>
+          <w:rFonts w:ascii="Times New Roman" w:hAnsi="Times New Roman" w:cs="Times New Roman"/>
+          <w:sz w:val="28"/>
+          <w:szCs w:val="28"/>
+        </w:rPr>
+        <w:t>7,5</w:t>
+      </w:r>
+      <w:r>
+        <w:rPr>
+          <w:rFonts w:ascii="Times New Roman" w:hAnsi="Times New Roman" w:cs="Times New Roman"/>
+          <w:sz w:val="28"/>
+          <w:szCs w:val="28"/>
+        </w:rPr>
+        <w:t xml:space="preserve"> до </w:t>
+      </w:r>
+      <w:r>
+        <w:rPr>
+          <w:rFonts w:ascii="Times New Roman" w:hAnsi="Times New Roman" w:cs="Times New Roman"/>
+          <w:sz w:val="28"/>
+          <w:szCs w:val="28"/>
+        </w:rPr>
+        <w:t>12,</w:t>
+      </w:r>
+      <w:r>
+        <w:rPr>
+          <w:rFonts w:ascii="Times New Roman" w:hAnsi="Times New Roman" w:cs="Times New Roman"/>
+          <w:sz w:val="28"/>
+          <w:szCs w:val="28"/>
+        </w:rPr>
+        <w:t>5 градусов</w:t>
+      </w:r>
+      <w:r>
+        <w:rPr>
+          <w:rFonts w:ascii="Times New Roman" w:hAnsi="Times New Roman" w:cs="Times New Roman"/>
+          <w:sz w:val="28"/>
+          <w:szCs w:val="28"/>
+        </w:rPr>
+        <w:t>.</w:t>
+      </w:r>
+      <w:commentRangeEnd w:id="12"/>
+      <w:r>
+        <w:rPr>
+          <w:rStyle w:val="ad"/>
+          <w:rFonts w:ascii="Times New Roman" w:hAnsi="Times New Roman" w:cs="Times New Roman"/>
+          <w:sz w:val="28"/>
+          <w:szCs w:val="28"/>
+        </w:rPr>
+        <w:commentReference w:id="12"/>
+      </w:r>
+    </w:p>
+    <w:p>
+      <w:pPr>
+        <w:spacing w:after="0" w:line="360" w:lineRule="auto"/>
+        <w:ind w:firstLine="709"/>
+        <w:jc w:val="both"/>
+        <w:rPr>
+          <w:rFonts w:ascii="Times New Roman" w:hAnsi="Times New Roman" w:cs="Times New Roman"/>
+          <w:sz w:val="28"/>
+          <w:szCs w:val="28"/>
+        </w:rPr>
+      </w:pPr>
+      <w:r>
+        <w:rPr>
+          <w:rFonts w:ascii="Times New Roman" w:hAnsi="Times New Roman" w:cs="Times New Roman"/>
+          <w:sz w:val="28"/>
+          <w:szCs w:val="28"/>
+        </w:rPr>
+        <w:t>− Толщина стенки S: от 2 до 1</w:t>
+      </w:r>
+      <w:r>
+        <w:rPr>
+          <w:rFonts w:ascii="Times New Roman" w:hAnsi="Times New Roman" w:cs="Times New Roman"/>
+          <w:sz w:val="28"/>
+          <w:szCs w:val="28"/>
+        </w:rPr>
+        <w:t>0</w:t>
+      </w:r>
+      <w:r>
+        <w:rPr>
+          <w:rFonts w:ascii="Times New Roman" w:hAnsi="Times New Roman" w:cs="Times New Roman"/>
+          <w:sz w:val="28"/>
+          <w:szCs w:val="28"/>
+        </w:rPr>
+        <w:t xml:space="preserve"> мм.</w:t>
+      </w:r>
+    </w:p>
+    <w:p>
+      <w:pPr>
+        <w:spacing w:after="0" w:line="360" w:lineRule="auto"/>
+        <w:ind w:firstLine="709"/>
+        <w:jc w:val="both"/>
+        <w:rPr>
+          <w:rFonts w:ascii="Times New Roman" w:hAnsi="Times New Roman" w:cs="Times New Roman"/>
+          <w:sz w:val="28"/>
+          <w:szCs w:val="28"/>
+        </w:rPr>
+      </w:pPr>
+      <w:r>
+        <w:rPr>
+          <w:rFonts w:ascii="Times New Roman" w:hAnsi="Times New Roman" w:cs="Times New Roman"/>
+          <w:sz w:val="28"/>
+          <w:szCs w:val="28"/>
+        </w:rPr>
+        <w:t xml:space="preserve">− </w:t>
+      </w:r>
+      <w:r>
+        <w:rPr>
+          <w:rFonts w:ascii="Times New Roman" w:hAnsi="Times New Roman" w:cs="Times New Roman"/>
+          <w:sz w:val="28"/>
+          <w:szCs w:val="28"/>
+        </w:rPr>
+        <w:t>Условие размещения конуса на плите основания:</w:t>
+      </w:r>
+    </w:p>
+    <w:p>
+      <w:pPr>
+        <w:spacing w:after="0" w:line="360" w:lineRule="auto"/>
+        <w:ind w:firstLine="709"/>
+        <w:jc w:val="both"/>
+        <w:rPr>
+          <w:rFonts w:ascii="Times New Roman" w:hAnsi="Times New Roman" w:cs="Times New Roman"/>
+          <w:sz w:val="28"/>
+          <w:szCs w:val="28"/>
+        </w:rPr>
+      </w:pPr>
+      <w:r>
+        <w:rPr>
+          <w:rFonts w:ascii="Times New Roman" w:hAnsi="Times New Roman" w:cs="Times New Roman"/>
+          <w:sz w:val="28"/>
+          <w:szCs w:val="28"/>
+        </w:rPr>
+        <w:t>D</w:t>
+      </w:r>
+      <w:r>
+        <w:rPr>
+          <w:rFonts w:ascii="Times New Roman" w:hAnsi="Times New Roman" w:cs="Times New Roman"/>
+          <w:sz w:val="28"/>
+          <w:szCs w:val="28"/>
+        </w:rPr>
+        <w:t xml:space="preserve"> </w:t>
+      </w:r>
+      <w:r>
+        <w:rPr>
+          <w:rFonts w:ascii="Times New Roman" w:hAnsi="Times New Roman" w:cs="Times New Roman"/>
+          <w:sz w:val="28"/>
+          <w:szCs w:val="28"/>
+        </w:rPr>
+        <w:t>+</w:t>
+      </w:r>
+      <w:r>
+        <w:rPr>
+          <w:rFonts w:ascii="Times New Roman" w:hAnsi="Times New Roman" w:cs="Times New Roman"/>
+          <w:sz w:val="28"/>
+          <w:szCs w:val="28"/>
+        </w:rPr>
+        <w:t xml:space="preserve"> </w:t>
+      </w:r>
+      <w:r>
+        <w:rPr>
+          <w:rFonts w:ascii="Times New Roman" w:hAnsi="Times New Roman" w:cs="Times New Roman"/>
+          <w:sz w:val="28"/>
+          <w:szCs w:val="28"/>
+        </w:rPr>
+        <w:t>20 ≤</w:t>
+      </w:r>
+      <w:r>
+        <w:rPr>
+          <w:rFonts w:ascii="Times New Roman" w:hAnsi="Times New Roman" w:cs="Times New Roman"/>
+          <w:sz w:val="28"/>
+          <w:szCs w:val="28"/>
+        </w:rPr>
+        <w:t xml:space="preserve"> </w:t>
+      </w:r>
+      <w:r>
+        <w:rPr>
+          <w:rFonts w:ascii="Times New Roman" w:hAnsi="Times New Roman" w:cs="Times New Roman"/>
+          <w:sz w:val="28"/>
+          <w:szCs w:val="28"/>
+        </w:rPr>
+        <w:t>A</w:t>
+      </w:r>
+      <w:r>
+        <w:rPr>
+          <w:rFonts w:ascii="Times New Roman" w:hAnsi="Times New Roman" w:cs="Times New Roman"/>
+          <w:sz w:val="28"/>
+          <w:szCs w:val="28"/>
+        </w:rPr>
+        <w:t xml:space="preserve">, где </w:t>
+      </w:r>
+      <w:r>
+        <w:rPr>
+          <w:rFonts w:ascii="Times New Roman" w:hAnsi="Times New Roman" w:cs="Times New Roman"/>
+          <w:sz w:val="28"/>
+          <w:szCs w:val="28"/>
+        </w:rPr>
+        <w:t xml:space="preserve">20 </w:t>
+      </w:r>
+      <w:r>
+        <w:rPr>
+          <w:rFonts w:ascii="Times New Roman" w:hAnsi="Times New Roman" w:cs="Times New Roman"/>
+          <w:sz w:val="28"/>
+          <w:szCs w:val="28"/>
+        </w:rPr>
+        <w:t>−</w:t>
+      </w:r>
+      <w:r>
+        <w:rPr>
+          <w:rFonts w:ascii="Times New Roman" w:hAnsi="Times New Roman" w:cs="Times New Roman"/>
+          <w:sz w:val="28"/>
+          <w:szCs w:val="28"/>
+        </w:rPr>
+        <w:t xml:space="preserve"> суммарный технологический отступ, не менее 10 мм с каждого края плиты</w:t>
+      </w:r>
+      <w:r>
+        <w:rPr>
+          <w:rFonts w:ascii="Times New Roman" w:hAnsi="Times New Roman" w:cs="Times New Roman"/>
+          <w:sz w:val="28"/>
+          <w:szCs w:val="28"/>
+        </w:rPr>
+        <w:t xml:space="preserve">. </w:t>
+      </w:r>
+      <w:commentRangeStart w:id="13"/>
+      <w:r>
+        <w:rPr>
+          <w:rFonts w:ascii="Times New Roman" w:hAnsi="Times New Roman" w:cs="Times New Roman"/>
+          <w:sz w:val="28"/>
+          <w:szCs w:val="28"/>
+        </w:rPr>
+        <w:t>Коническая часть детали должна находиться внутри основания</w:t>
+      </w:r>
+      <w:r>
+        <w:rPr>
+          <w:rFonts w:ascii="Times New Roman" w:hAnsi="Times New Roman" w:cs="Times New Roman"/>
+          <w:sz w:val="28"/>
+          <w:szCs w:val="28"/>
+        </w:rPr>
+        <w:t>.</w:t>
+      </w:r>
+      <w:commentRangeEnd w:id="13"/>
+      <w:r>
+        <w:rPr>
+          <w:rStyle w:val="ad"/>
+          <w:rFonts w:ascii="Times New Roman" w:hAnsi="Times New Roman" w:cs="Times New Roman"/>
+          <w:sz w:val="28"/>
+          <w:szCs w:val="28"/>
+        </w:rPr>
+        <w:commentReference w:id="13"/>
+      </w:r>
+      <w:r>
+        <w:rPr>
+          <w:rFonts w:ascii="Times New Roman" w:hAnsi="Times New Roman" w:cs="Times New Roman"/>
+          <w:sz w:val="28"/>
+          <w:szCs w:val="28"/>
+        </w:rPr>
+        <w:t xml:space="preserve"> </w:t>
+      </w:r>
+      <w:r>
+        <w:rPr>
+          <w:rFonts w:ascii="Times New Roman" w:hAnsi="Times New Roman" w:cs="Times New Roman"/>
+          <w:sz w:val="28"/>
+          <w:szCs w:val="28"/>
+        </w:rPr>
+        <w:t>При вводе параметров их допустимые диапазоны в интерфейсе ограничиваются автоматически</w:t>
+      </w:r>
+      <w:r>
+        <w:rPr>
+          <w:rFonts w:ascii="Times New Roman" w:hAnsi="Times New Roman" w:cs="Times New Roman"/>
+          <w:sz w:val="28"/>
+          <w:szCs w:val="28"/>
+        </w:rPr>
+        <w:t>.</w:t>
+      </w:r>
+      <w:r>
+        <w:t xml:space="preserve"> </w:t>
+      </w:r>
+      <w:r>
+        <w:rPr>
+          <w:rFonts w:ascii="Times New Roman" w:hAnsi="Times New Roman" w:cs="Times New Roman"/>
+          <w:sz w:val="28"/>
+          <w:szCs w:val="28"/>
+        </w:rPr>
+        <w:t>Динамический максимум для диаметра</w:t>
+      </w:r>
+      <w:r>
+        <w:rPr>
+          <w:rFonts w:ascii="Times New Roman" w:hAnsi="Times New Roman" w:cs="Times New Roman"/>
+          <w:sz w:val="28"/>
+          <w:szCs w:val="28"/>
+        </w:rPr>
+        <w:t xml:space="preserve"> формулой</w:t>
+      </w:r>
+      <w:r>
+        <w:rPr>
+          <w:rFonts w:ascii="Times New Roman" w:hAnsi="Times New Roman" w:cs="Times New Roman"/>
+          <w:sz w:val="28"/>
+          <w:szCs w:val="28"/>
+        </w:rPr>
+        <w:t xml:space="preserve"> </w:t>
+      </w:r>
+      <w:r>
+        <w:rPr>
+          <w:rFonts w:ascii="Times New Roman" w:hAnsi="Times New Roman" w:cs="Times New Roman"/>
+          <w:sz w:val="28"/>
+          <w:szCs w:val="28"/>
+          <w:lang w:val="en-US"/>
+        </w:rPr>
+        <w:t>D</w:t>
+      </w:r>
+      <w:r>
+        <w:rPr>
+          <w:rFonts w:ascii="Times New Roman" w:hAnsi="Times New Roman" w:cs="Times New Roman"/>
+          <w:sz w:val="28"/>
+          <w:szCs w:val="28"/>
+          <w:vertAlign w:val="subscript"/>
+          <w:lang w:val="en-US"/>
+        </w:rPr>
+        <w:t>max</w:t>
+      </w:r>
+      <w:r>
+        <w:rPr>
+          <w:rFonts w:ascii="Times New Roman" w:hAnsi="Times New Roman" w:cs="Times New Roman"/>
+          <w:sz w:val="28"/>
+          <w:szCs w:val="28"/>
+        </w:rPr>
+        <w:t>=</w:t>
+      </w:r>
+      <w:r>
+        <w:rPr>
+          <w:rFonts w:ascii="Times New Roman" w:hAnsi="Times New Roman" w:cs="Times New Roman"/>
+          <w:sz w:val="28"/>
+          <w:szCs w:val="28"/>
+          <w:lang w:val="en-US"/>
+        </w:rPr>
+        <w:t>A</w:t>
+      </w:r>
+      <w:r>
+        <w:rPr>
+          <w:rFonts w:ascii="Times New Roman" w:hAnsi="Times New Roman" w:cs="Times New Roman"/>
+          <w:sz w:val="28"/>
+          <w:szCs w:val="28"/>
+        </w:rPr>
+        <w:t>−</w:t>
+      </w:r>
+      <w:r>
+        <w:rPr>
+          <w:rFonts w:ascii="Times New Roman" w:hAnsi="Times New Roman" w:cs="Times New Roman"/>
+          <w:sz w:val="28"/>
+          <w:szCs w:val="28"/>
+        </w:rPr>
+        <w:t xml:space="preserve">20. </w:t>
+      </w:r>
+      <w:r>
+        <w:rPr>
+          <w:rFonts w:ascii="Times New Roman" w:hAnsi="Times New Roman" w:cs="Times New Roman"/>
+          <w:sz w:val="28"/>
+          <w:szCs w:val="28"/>
+        </w:rPr>
+        <w:t xml:space="preserve">Динамический минимум для ширины </w:t>
+      </w:r>
       <w:r>
         <w:rPr>
           <w:rFonts w:ascii="Times New Roman" w:hAnsi="Times New Roman" w:cs="Times New Roman"/>
@@ -5832,54 +6481,56 @@
         </w:rPr>
         <w:t>основания</w:t>
       </w:r>
-      <w:proofErr w:type="gramEnd"/>
-      <w:r>
-        <w:rPr>
-          <w:rFonts w:ascii="Times New Roman" w:hAnsi="Times New Roman" w:cs="Times New Roman"/>
-          <w:sz w:val="28"/>
-          <w:szCs w:val="28"/>
-        </w:rPr>
-        <w:t xml:space="preserve"> А</w:t>
-      </w:r>
-      <w:r>
-        <w:rPr>
-          <w:rFonts w:ascii="Times New Roman" w:hAnsi="Times New Roman" w:cs="Times New Roman"/>
-          <w:sz w:val="28"/>
-          <w:szCs w:val="28"/>
-        </w:rPr>
-        <w:t xml:space="preserve">: от </w:t>
-      </w:r>
-      <w:r>
-        <w:rPr>
-          <w:rFonts w:ascii="Times New Roman" w:hAnsi="Times New Roman" w:cs="Times New Roman"/>
-          <w:sz w:val="28"/>
-          <w:szCs w:val="28"/>
-        </w:rPr>
-        <w:t>2</w:t>
-      </w:r>
-      <w:r>
-        <w:rPr>
-          <w:rFonts w:ascii="Times New Roman" w:hAnsi="Times New Roman" w:cs="Times New Roman"/>
-          <w:sz w:val="28"/>
-          <w:szCs w:val="28"/>
-        </w:rPr>
-        <w:t xml:space="preserve">00 до </w:t>
-      </w:r>
-      <w:r>
-        <w:rPr>
-          <w:rFonts w:ascii="Times New Roman" w:hAnsi="Times New Roman" w:cs="Times New Roman"/>
-          <w:sz w:val="28"/>
-          <w:szCs w:val="28"/>
-        </w:rPr>
-        <w:t>60</w:t>
-      </w:r>
-      <w:r>
-        <w:rPr>
-          <w:rFonts w:ascii="Times New Roman" w:hAnsi="Times New Roman" w:cs="Times New Roman"/>
-          <w:sz w:val="28"/>
-          <w:szCs w:val="28"/>
-        </w:rPr>
-        <w:t>0 мм;</w:t>
+      <w:r>
+        <w:rPr>
+          <w:rFonts w:ascii="Times New Roman" w:hAnsi="Times New Roman" w:cs="Times New Roman"/>
+          <w:sz w:val="28"/>
+          <w:szCs w:val="28"/>
+        </w:rPr>
+        <w:t xml:space="preserve"> </w:t>
+      </w:r>
+      <w:r>
+        <w:rPr>
+          <w:rFonts w:ascii="Times New Roman" w:hAnsi="Times New Roman" w:cs="Times New Roman"/>
+          <w:sz w:val="28"/>
+          <w:szCs w:val="28"/>
+        </w:rPr>
+        <w:t>формулой А</w:t>
+      </w:r>
+      <w:r>
+        <w:rPr>
+          <w:rFonts w:ascii="Times New Roman" w:hAnsi="Times New Roman" w:cs="Times New Roman"/>
+          <w:sz w:val="28"/>
+          <w:szCs w:val="28"/>
+          <w:vertAlign w:val="subscript"/>
+          <w:lang w:val="en-US"/>
+        </w:rPr>
+        <w:t>min</w:t>
+      </w:r>
+      <w:r>
+        <w:rPr>
+          <w:rFonts w:ascii="Times New Roman" w:hAnsi="Times New Roman" w:cs="Times New Roman"/>
+          <w:sz w:val="28"/>
+          <w:szCs w:val="28"/>
+        </w:rPr>
+        <w:t xml:space="preserve"> = </w:t>
+      </w:r>
+      <w:r>
+        <w:rPr>
+          <w:rFonts w:ascii="Times New Roman" w:hAnsi="Times New Roman" w:cs="Times New Roman"/>
+          <w:sz w:val="28"/>
+          <w:szCs w:val="28"/>
+          <w:lang w:val="en-US"/>
+        </w:rPr>
+        <w:t>D</w:t>
+      </w:r>
+      <w:r>
+        <w:rPr>
+          <w:rFonts w:ascii="Times New Roman" w:hAnsi="Times New Roman" w:cs="Times New Roman"/>
+          <w:sz w:val="28"/>
+          <w:szCs w:val="28"/>
+        </w:rPr>
+        <w:t>+20.</w:t>
       </w:r>
     </w:p>
     <w:p>
@@ -5899,16 +6550,84 @@
           <w:sz w:val="28"/>
           <w:szCs w:val="28"/>
         </w:rPr>
-        <w:t xml:space="preserve">− </w:t>
-      </w:r>
-      <w:r>
-        <w:rPr>
-          <w:rFonts w:ascii="Times New Roman" w:hAnsi="Times New Roman" w:cs="Times New Roman"/>
-          <w:sz w:val="28"/>
-          <w:szCs w:val="28"/>
-        </w:rPr>
-        <w:t xml:space="preserve">Диаметр нижнего основания конуса </w:t>
-      </w:r>
+        <w:t>−</w:t>
+      </w:r>
+      <w:r>
+        <w:rPr>
+          <w:rFonts w:ascii="Times New Roman" w:hAnsi="Times New Roman" w:cs="Times New Roman"/>
+          <w:sz w:val="28"/>
+          <w:szCs w:val="28"/>
+        </w:rPr>
+        <w:t xml:space="preserve"> Условие сохранения </w:t>
+      </w:r>
+      <w:r>
+        <w:rPr>
+          <w:rFonts w:ascii="Times New Roman" w:hAnsi="Times New Roman" w:cs="Times New Roman"/>
+          <w:sz w:val="28"/>
+          <w:szCs w:val="28"/>
+        </w:rPr>
+        <w:t xml:space="preserve">допустимых значений </w:t>
+      </w:r>
+      <w:r>
+        <w:rPr>
+          <w:rFonts w:ascii="Times New Roman" w:hAnsi="Times New Roman" w:cs="Times New Roman"/>
+          <w:sz w:val="28"/>
+          <w:szCs w:val="28"/>
+        </w:rPr>
+        <w:t>наружно</w:t>
+      </w:r>
+      <w:r>
+        <w:rPr>
+          <w:rFonts w:ascii="Times New Roman" w:hAnsi="Times New Roman" w:cs="Times New Roman"/>
+          <w:sz w:val="28"/>
+          <w:szCs w:val="28"/>
+        </w:rPr>
+        <w:t>го</w:t>
+      </w:r>
+      <w:r>
+        <w:rPr>
+          <w:rFonts w:ascii="Times New Roman" w:hAnsi="Times New Roman" w:cs="Times New Roman"/>
+          <w:sz w:val="28"/>
+          <w:szCs w:val="28"/>
+        </w:rPr>
+        <w:t xml:space="preserve"> и внутренне</w:t>
+      </w:r>
+      <w:r>
+        <w:rPr>
+          <w:rFonts w:ascii="Times New Roman" w:hAnsi="Times New Roman" w:cs="Times New Roman"/>
+          <w:sz w:val="28"/>
+          <w:szCs w:val="28"/>
+        </w:rPr>
+        <w:t>го</w:t>
+      </w:r>
+      <w:r>
+        <w:rPr>
+          <w:rFonts w:ascii="Times New Roman" w:hAnsi="Times New Roman" w:cs="Times New Roman"/>
+          <w:sz w:val="28"/>
+          <w:szCs w:val="28"/>
+        </w:rPr>
+        <w:t xml:space="preserve"> сечение вершины</w:t>
+      </w:r>
+      <w:r>
+        <w:rPr>
+          <w:rFonts w:ascii="Times New Roman" w:hAnsi="Times New Roman" w:cs="Times New Roman"/>
+          <w:sz w:val="28"/>
+          <w:szCs w:val="28"/>
+        </w:rPr>
+        <w:t>:</w:t>
+      </w:r>
+    </w:p>
+    <w:p>
+      <w:pPr>
+        <w:spacing w:after="0" w:line="360" w:lineRule="auto"/>
+        <w:ind w:firstLine="709"/>
+        <w:jc w:val="both"/>
+        <w:rPr>
+          <w:rFonts w:ascii="Times New Roman" w:hAnsi="Times New Roman" w:cs="Times New Roman"/>
+          <w:sz w:val="28"/>
+          <w:szCs w:val="28"/>
+        </w:rPr>
+      </w:pPr>
       <w:r>
         <w:rPr>
           <w:rFonts w:ascii="Times New Roman" w:hAnsi="Times New Roman" w:cs="Times New Roman"/>
@@ -5916,47 +6635,180 @@
           <w:szCs w:val="28"/>
           <w:lang w:val="en-US"/>
         </w:rPr>
-        <w:t>D</w:t>
-      </w:r>
-      <w:r>
-        <w:rPr>
-          <w:rFonts w:ascii="Times New Roman" w:hAnsi="Times New Roman" w:cs="Times New Roman"/>
-          <w:sz w:val="28"/>
-          <w:szCs w:val="28"/>
-        </w:rPr>
-        <w:t xml:space="preserve">: от </w:t>
-      </w:r>
-      <w:r>
-        <w:rPr>
-          <w:rFonts w:ascii="Times New Roman" w:hAnsi="Times New Roman" w:cs="Times New Roman"/>
-          <w:sz w:val="28"/>
-          <w:szCs w:val="28"/>
-        </w:rPr>
-        <w:t>15</w:t>
-      </w:r>
-      <w:r>
-        <w:rPr>
-          <w:rFonts w:ascii="Times New Roman" w:hAnsi="Times New Roman" w:cs="Times New Roman"/>
-          <w:sz w:val="28"/>
-          <w:szCs w:val="28"/>
-        </w:rPr>
-        <w:t xml:space="preserve">0 до </w:t>
-      </w:r>
-      <w:r>
-        <w:rPr>
-          <w:rFonts w:ascii="Times New Roman" w:hAnsi="Times New Roman" w:cs="Times New Roman"/>
-          <w:sz w:val="28"/>
-          <w:szCs w:val="28"/>
-        </w:rPr>
-        <w:t>50</w:t>
-      </w:r>
-      <w:r>
-        <w:rPr>
-          <w:rFonts w:ascii="Times New Roman" w:hAnsi="Times New Roman" w:cs="Times New Roman"/>
-          <w:sz w:val="28"/>
-          <w:szCs w:val="28"/>
-        </w:rPr>
-        <w:t>0 мм;</w:t>
+        <w:lastRenderedPageBreak/>
+        <w:t>45</w:t>
+      </w:r>
+      <w:r>
+        <w:rPr>
+          <w:rFonts w:ascii="Times New Roman" w:hAnsi="Times New Roman" w:cs="Times New Roman"/>
+          <w:sz w:val="28"/>
+          <w:szCs w:val="28"/>
+          <w:lang w:val="en-US"/>
+        </w:rPr>
+        <w:t>≤</w:t>
+      </w:r>
+      <w:r>
+        <w:rPr>
+          <w:rFonts w:ascii="Times New Roman" w:hAnsi="Times New Roman" w:cs="Times New Roman"/>
+          <w:sz w:val="28"/>
+          <w:szCs w:val="28"/>
+          <w:lang w:val="en-US"/>
+        </w:rPr>
+        <w:t>D−2·H·</w:t>
+      </w:r>
+      <w:r>
+        <w:rPr>
+          <w:rFonts w:ascii="Times New Roman" w:hAnsi="Times New Roman" w:cs="Times New Roman"/>
+          <w:sz w:val="28"/>
+          <w:szCs w:val="28"/>
+          <w:lang w:val="en-US"/>
+        </w:rPr>
+        <w:t>tan(</w:t>
+      </w:r>
+      <w:r>
+        <w:rPr>
+          <w:rFonts w:ascii="Times New Roman" w:hAnsi="Times New Roman" w:cs="Times New Roman"/>
+          <w:sz w:val="28"/>
+          <w:szCs w:val="28"/>
+          <w:lang w:val="en-US"/>
+        </w:rPr>
+        <w:t>Alpha</w:t>
+      </w:r>
+      <w:r>
+        <w:rPr>
+          <w:rFonts w:ascii="Times New Roman" w:hAnsi="Times New Roman" w:cs="Times New Roman"/>
+          <w:sz w:val="28"/>
+          <w:szCs w:val="28"/>
+          <w:lang w:val="en-US"/>
+        </w:rPr>
+        <w:t>·</w:t>
+      </w:r>
+      <w:r>
+        <w:rPr>
+          <w:rFonts w:ascii="Times New Roman" w:hAnsi="Times New Roman" w:cs="Times New Roman"/>
+          <w:sz w:val="28"/>
+          <w:szCs w:val="28"/>
+          <w:lang w:val="en-US"/>
+        </w:rPr>
+        <w:t>(</w:t>
+      </w:r>
+      <w:r>
+        <w:rPr>
+          <w:rFonts w:ascii="Times New Roman" w:hAnsi="Times New Roman" w:cs="Times New Roman"/>
+          <w:sz w:val="28"/>
+          <w:szCs w:val="28"/>
+        </w:rPr>
+        <w:t>π</w:t>
+      </w:r>
+      <w:r>
+        <w:rPr>
+          <w:rFonts w:ascii="Times New Roman" w:hAnsi="Times New Roman" w:cs="Times New Roman"/>
+          <w:sz w:val="28"/>
+          <w:szCs w:val="28"/>
+          <w:lang w:val="en-US"/>
+        </w:rPr>
+        <w:t>/180</w:t>
+      </w:r>
+      <w:r>
+        <w:rPr>
+          <w:rFonts w:ascii="Times New Roman" w:hAnsi="Times New Roman" w:cs="Times New Roman"/>
+          <w:sz w:val="28"/>
+          <w:szCs w:val="28"/>
+          <w:lang w:val="en-US"/>
+        </w:rPr>
+        <w:t>)</w:t>
+      </w:r>
+      <w:r>
+        <w:rPr>
+          <w:rFonts w:ascii="Times New Roman" w:hAnsi="Times New Roman" w:cs="Times New Roman"/>
+          <w:sz w:val="28"/>
+          <w:szCs w:val="28"/>
+          <w:lang w:val="en-US"/>
+        </w:rPr>
+        <w:t>)</w:t>
+      </w:r>
+      <w:r>
+        <w:rPr>
+          <w:rFonts w:ascii="Times New Roman" w:hAnsi="Times New Roman" w:cs="Times New Roman"/>
+          <w:sz w:val="28"/>
+          <w:szCs w:val="28"/>
+          <w:lang w:val="en-US"/>
+        </w:rPr>
+        <w:t>≤</w:t>
+      </w:r>
+      <w:r>
+        <w:rPr>
+          <w:rFonts w:ascii="Times New Roman" w:hAnsi="Times New Roman" w:cs="Times New Roman"/>
+          <w:sz w:val="28"/>
+          <w:szCs w:val="28"/>
+          <w:lang w:val="en-US"/>
+        </w:rPr>
+        <w:t>75</w:t>
+      </w:r>
+      <w:r>
+        <w:rPr>
+          <w:rFonts w:ascii="Times New Roman" w:hAnsi="Times New Roman" w:cs="Times New Roman"/>
+          <w:sz w:val="28"/>
+          <w:szCs w:val="28"/>
+          <w:lang w:val="en-US"/>
+        </w:rPr>
+        <w:t xml:space="preserve">. </w:t>
+      </w:r>
+      <w:r>
+        <w:rPr>
+          <w:rFonts w:ascii="Times New Roman" w:hAnsi="Times New Roman" w:cs="Times New Roman"/>
+          <w:sz w:val="28"/>
+          <w:szCs w:val="28"/>
+        </w:rPr>
+        <w:t xml:space="preserve">При вводе пользователем любых взаимосвязанных параметров система должна динамически проверять данное неравенство и блокировать построение, если расчетное </w:t>
+      </w:r>
+      <w:r>
+        <w:rPr>
+          <w:rFonts w:ascii="Times New Roman" w:hAnsi="Times New Roman" w:cs="Times New Roman"/>
+          <w:sz w:val="28"/>
+          <w:szCs w:val="28"/>
+        </w:rPr>
+        <w:t>наружно</w:t>
+      </w:r>
+      <w:r>
+        <w:rPr>
+          <w:rFonts w:ascii="Times New Roman" w:hAnsi="Times New Roman" w:cs="Times New Roman"/>
+          <w:sz w:val="28"/>
+          <w:szCs w:val="28"/>
+        </w:rPr>
+        <w:t>е</w:t>
+      </w:r>
+      <w:r>
+        <w:rPr>
+          <w:rFonts w:ascii="Times New Roman" w:hAnsi="Times New Roman" w:cs="Times New Roman"/>
+          <w:sz w:val="28"/>
+          <w:szCs w:val="28"/>
+        </w:rPr>
+        <w:t xml:space="preserve"> сечение становится меньше </w:t>
+      </w:r>
+      <w:r>
+        <w:rPr>
+          <w:rFonts w:ascii="Times New Roman" w:hAnsi="Times New Roman" w:cs="Times New Roman"/>
+          <w:sz w:val="28"/>
+          <w:szCs w:val="28"/>
+        </w:rPr>
+        <w:t xml:space="preserve">45 мм или больше 75 мм по соответствию </w:t>
+      </w:r>
+      <w:r>
+        <w:rPr>
+          <w:rFonts w:ascii="Times New Roman" w:hAnsi="Times New Roman" w:cs="Times New Roman"/>
+          <w:sz w:val="28"/>
+          <w:szCs w:val="28"/>
+        </w:rPr>
+        <w:t>ГОСТ 32758-2014</w:t>
+      </w:r>
+      <w:r>
+        <w:rPr>
+          <w:rFonts w:ascii="Times New Roman" w:hAnsi="Times New Roman" w:cs="Times New Roman"/>
+          <w:sz w:val="28"/>
+          <w:szCs w:val="28"/>
+        </w:rPr>
+        <w:t>.</w:t>
       </w:r>
     </w:p>
     <w:p>
@@ -5976,39 +6828,23 @@
           <w:sz w:val="28"/>
           <w:szCs w:val="28"/>
         </w:rPr>
-        <w:t xml:space="preserve">− </w:t>
-      </w:r>
-      <w:r>
-        <w:rPr>
-          <w:rFonts w:ascii="Times New Roman" w:hAnsi="Times New Roman" w:cs="Times New Roman"/>
-          <w:sz w:val="28"/>
-          <w:szCs w:val="28"/>
-        </w:rPr>
-        <w:t xml:space="preserve">Толщина основания </w:t>
-      </w:r>
-      <w:r>
-        <w:rPr>
-          <w:rFonts w:ascii="Times New Roman" w:hAnsi="Times New Roman" w:cs="Times New Roman"/>
-          <w:sz w:val="28"/>
-          <w:szCs w:val="28"/>
-        </w:rPr>
-        <w:t xml:space="preserve">T: </w:t>
-      </w:r>
-      <w:r>
-        <w:rPr>
-          <w:rFonts w:ascii="Times New Roman" w:hAnsi="Times New Roman" w:cs="Times New Roman"/>
-          <w:sz w:val="28"/>
-          <w:szCs w:val="28"/>
-        </w:rPr>
-        <w:t>от 10 до 50 мм</w:t>
-      </w:r>
-      <w:r>
-        <w:rPr>
-          <w:rFonts w:ascii="Times New Roman" w:hAnsi="Times New Roman" w:cs="Times New Roman"/>
-          <w:sz w:val="28"/>
-          <w:szCs w:val="28"/>
-        </w:rPr>
-        <w:t>;</w:t>
+        <w:t>АС должна иметь пользовательский интерфейс с возможностью изменения значений, представленных выше, и последующим построении объекта «</w:t>
+      </w:r>
+      <w:r>
+        <w:rPr>
+          <w:rFonts w:ascii="Times New Roman" w:hAnsi="Times New Roman" w:cs="Times New Roman"/>
+          <w:sz w:val="28"/>
+          <w:szCs w:val="28"/>
+        </w:rPr>
+        <w:t>Дорожный конус</w:t>
+      </w:r>
+      <w:r>
+        <w:rPr>
+          <w:rFonts w:ascii="Times New Roman" w:hAnsi="Times New Roman" w:cs="Times New Roman"/>
+          <w:sz w:val="28"/>
+          <w:szCs w:val="28"/>
+        </w:rPr>
+        <w:t>» в САПР Компас 3D. В плагине должны проходить проверки значений, вводимых пользователем. Реализуемый плагин должен обеспечивать обработку ошибочных ситуаций, возникающих в процессе работы. При нажатии на кнопку «Построить» должна проходить проверка правильности ввода данных. Если данные некорректные, то должно высветиться окно с ошибкой построения и не будут применяться введённые параметры.</w:t>
       </w:r>
     </w:p>
     <w:p>
@@ -6022,277 +6858,40 @@
           <w:szCs w:val="28"/>
         </w:rPr>
       </w:pPr>
-      <w:r>
-        <w:rPr>
-          <w:rFonts w:ascii="Times New Roman" w:hAnsi="Times New Roman" w:cs="Times New Roman"/>
-          <w:sz w:val="28"/>
-          <w:szCs w:val="28"/>
-        </w:rPr>
-        <w:t xml:space="preserve">− </w:t>
-      </w:r>
-      <w:r>
-        <w:rPr>
-          <w:rFonts w:ascii="Times New Roman" w:hAnsi="Times New Roman" w:cs="Times New Roman"/>
-          <w:sz w:val="28"/>
-          <w:szCs w:val="28"/>
-        </w:rPr>
-        <w:t xml:space="preserve">Высота конуса </w:t>
-      </w:r>
-      <w:r>
-        <w:rPr>
-          <w:rFonts w:ascii="Times New Roman" w:hAnsi="Times New Roman" w:cs="Times New Roman"/>
-          <w:sz w:val="28"/>
-          <w:szCs w:val="28"/>
-        </w:rPr>
-        <w:t xml:space="preserve">H: </w:t>
-      </w:r>
-      <w:r>
-        <w:rPr>
-          <w:rFonts w:ascii="Times New Roman" w:hAnsi="Times New Roman" w:cs="Times New Roman"/>
-          <w:sz w:val="28"/>
-          <w:szCs w:val="28"/>
-        </w:rPr>
-        <w:t>от 200 до 800 мм</w:t>
-      </w:r>
-      <w:r>
-        <w:rPr>
-          <w:rFonts w:ascii="Times New Roman" w:hAnsi="Times New Roman" w:cs="Times New Roman"/>
-          <w:sz w:val="28"/>
-          <w:szCs w:val="28"/>
-        </w:rPr>
-        <w:t>;</w:t>
-      </w:r>
-    </w:p>
-    <w:p>
-      <w:pPr>
-        <w:spacing w:after="0" w:line="360" w:lineRule="auto"/>
-        <w:ind w:firstLine="709"/>
-        <w:jc w:val="both"/>
-        <w:rPr>
-          <w:rFonts w:ascii="Times New Roman" w:hAnsi="Times New Roman" w:cs="Times New Roman"/>
-          <w:sz w:val="28"/>
-          <w:szCs w:val="28"/>
-        </w:rPr>
-      </w:pPr>
-      <w:commentRangeStart w:id="46"/>
-      <w:r>
-        <w:rPr>
-          <w:rFonts w:ascii="Times New Roman" w:hAnsi="Times New Roman" w:cs="Times New Roman"/>
-          <w:sz w:val="28"/>
-          <w:szCs w:val="28"/>
-        </w:rPr>
-        <w:t xml:space="preserve">− </w:t>
-      </w:r>
-      <w:r>
-        <w:rPr>
-          <w:rFonts w:ascii="Times New Roman" w:hAnsi="Times New Roman" w:cs="Times New Roman"/>
-          <w:sz w:val="28"/>
-          <w:szCs w:val="28"/>
-        </w:rPr>
-        <w:t xml:space="preserve">Угол уклона конуса </w:t>
-      </w:r>
-      <w:r>
-        <w:rPr>
-          <w:rFonts w:ascii="Times New Roman" w:hAnsi="Times New Roman" w:cs="Times New Roman"/>
-          <w:sz w:val="28"/>
-          <w:szCs w:val="28"/>
-          <w:lang w:val="en-US"/>
-        </w:rPr>
-        <w:t>Alpha</w:t>
-      </w:r>
-      <w:r>
-        <w:rPr>
-          <w:rFonts w:ascii="Times New Roman" w:hAnsi="Times New Roman" w:cs="Times New Roman"/>
-          <w:sz w:val="28"/>
-          <w:szCs w:val="28"/>
-        </w:rPr>
-        <w:t xml:space="preserve">: </w:t>
-      </w:r>
-      <w:r>
-        <w:rPr>
-          <w:rFonts w:ascii="Times New Roman" w:hAnsi="Times New Roman" w:cs="Times New Roman"/>
-          <w:sz w:val="28"/>
-          <w:szCs w:val="28"/>
-        </w:rPr>
-        <w:t>от 5 до 25 градусов</w:t>
-      </w:r>
-      <w:r>
-        <w:rPr>
-          <w:rFonts w:ascii="Times New Roman" w:hAnsi="Times New Roman" w:cs="Times New Roman"/>
-          <w:sz w:val="28"/>
-          <w:szCs w:val="28"/>
-        </w:rPr>
-        <w:t>.</w:t>
-      </w:r>
-      <w:commentRangeEnd w:id="46"/>
-      <w:r>
-        <w:rPr>
-          <w:rStyle w:val="CommentReference"/>
-        </w:rPr>
-        <w:commentReference w:id="46"/>
-      </w:r>
-    </w:p>
-    <w:p>
-      <w:pPr>
-        <w:spacing w:after="0" w:line="360" w:lineRule="auto"/>
-        <w:ind w:firstLine="709"/>
-        <w:jc w:val="both"/>
-        <w:rPr>
-          <w:rFonts w:ascii="Times New Roman" w:hAnsi="Times New Roman" w:cs="Times New Roman"/>
-          <w:sz w:val="28"/>
-          <w:szCs w:val="28"/>
-        </w:rPr>
-      </w:pPr>
-      <w:r>
-        <w:rPr>
-          <w:rFonts w:ascii="Times New Roman" w:hAnsi="Times New Roman" w:cs="Times New Roman"/>
-          <w:sz w:val="28"/>
-          <w:szCs w:val="28"/>
-        </w:rPr>
-        <w:t>− Толщина стенки S: от 2 до 15 мм.</w:t>
-      </w:r>
-    </w:p>
-    <w:p>
-      <w:pPr>
-        <w:spacing w:after="0" w:line="360" w:lineRule="auto"/>
-        <w:ind w:firstLine="709"/>
-        <w:jc w:val="both"/>
-        <w:rPr>
-          <w:rFonts w:ascii="Times New Roman" w:hAnsi="Times New Roman" w:cs="Times New Roman"/>
-          <w:sz w:val="28"/>
-          <w:szCs w:val="28"/>
-        </w:rPr>
-      </w:pPr>
-      <w:r>
-        <w:rPr>
-          <w:rFonts w:ascii="Times New Roman" w:hAnsi="Times New Roman" w:cs="Times New Roman"/>
-          <w:sz w:val="28"/>
-          <w:szCs w:val="28"/>
-        </w:rPr>
-        <w:t>Зависимость параметров:</w:t>
-      </w:r>
-    </w:p>
-    <w:p>
-      <w:pPr>
-        <w:spacing w:after="0" w:line="360" w:lineRule="auto"/>
-        <w:ind w:firstLine="709"/>
-        <w:jc w:val="both"/>
-        <w:rPr>
-          <w:rFonts w:ascii="Times New Roman" w:hAnsi="Times New Roman" w:cs="Times New Roman"/>
-          <w:sz w:val="28"/>
-          <w:szCs w:val="28"/>
-        </w:rPr>
-      </w:pPr>
-      <w:r>
-        <w:rPr>
-          <w:rFonts w:ascii="Times New Roman" w:hAnsi="Times New Roman" w:cs="Times New Roman"/>
-          <w:sz w:val="28"/>
-          <w:szCs w:val="28"/>
-        </w:rPr>
-        <w:t xml:space="preserve">− </w:t>
-      </w:r>
-      <w:r>
-        <w:rPr>
-          <w:rFonts w:ascii="Times New Roman" w:hAnsi="Times New Roman" w:cs="Times New Roman"/>
-          <w:sz w:val="28"/>
-          <w:szCs w:val="28"/>
-        </w:rPr>
-        <w:t>Условие размещения конуса на плите основания:</w:t>
-      </w:r>
-    </w:p>
-    <w:p>
-      <w:pPr>
-        <w:spacing w:after="0" w:line="360" w:lineRule="auto"/>
-        <w:ind w:firstLine="709"/>
-        <w:jc w:val="both"/>
-        <w:rPr>
-          <w:rFonts w:ascii="Times New Roman" w:hAnsi="Times New Roman" w:cs="Times New Roman"/>
-          <w:sz w:val="28"/>
-          <w:szCs w:val="28"/>
-        </w:rPr>
-      </w:pPr>
-      <w:commentRangeStart w:id="45"/>
-      <w:r>
-        <w:rPr>
-          <w:rFonts w:ascii="Times New Roman" w:hAnsi="Times New Roman" w:cs="Times New Roman"/>
-          <w:sz w:val="28"/>
-          <w:szCs w:val="28"/>
-        </w:rPr>
-        <w:t>Коническая часть детали должна находиться внутри основания с технологическим отступом по краям не менее 10 мм</w:t>
-      </w:r>
-      <w:r>
-        <w:rPr>
-          <w:rFonts w:ascii="Times New Roman" w:hAnsi="Times New Roman" w:cs="Times New Roman"/>
-          <w:sz w:val="28"/>
-          <w:szCs w:val="28"/>
-        </w:rPr>
-        <w:t>.</w:t>
-      </w:r>
-      <w:commentRangeEnd w:id="45"/>
-      <w:r>
-        <w:rPr>
-          <w:rStyle w:val="CommentReference"/>
-        </w:rPr>
-        <w:commentReference w:id="45"/>
-      </w:r>
-    </w:p>
-    <w:p>
-      <w:pPr>
-        <w:spacing w:after="0" w:line="360" w:lineRule="auto"/>
-        <w:ind w:firstLine="709"/>
-        <w:jc w:val="both"/>
-        <w:rPr>
-          <w:rFonts w:ascii="Times New Roman" w:hAnsi="Times New Roman" w:cs="Times New Roman"/>
-          <w:sz w:val="28"/>
-          <w:szCs w:val="28"/>
-        </w:rPr>
-      </w:pPr>
-      <w:r>
-        <w:rPr>
-          <w:rFonts w:ascii="Times New Roman" w:hAnsi="Times New Roman" w:cs="Times New Roman"/>
-          <w:sz w:val="28"/>
-          <w:szCs w:val="28"/>
-        </w:rPr>
-        <w:t>АС должна иметь пользовательский интерфейс с возможностью изменения значений, представленных выше, и последующим построении объекта «</w:t>
-      </w:r>
-      <w:r>
-        <w:rPr>
-          <w:rFonts w:ascii="Times New Roman" w:hAnsi="Times New Roman" w:cs="Times New Roman"/>
-          <w:sz w:val="28"/>
-          <w:szCs w:val="28"/>
-        </w:rPr>
-        <w:t>Дорожный конус</w:t>
-      </w:r>
-      <w:r>
-        <w:rPr>
-          <w:rFonts w:ascii="Times New Roman" w:hAnsi="Times New Roman" w:cs="Times New Roman"/>
-          <w:sz w:val="28"/>
-          <w:szCs w:val="28"/>
-        </w:rPr>
-        <w:t xml:space="preserve">» в САПР Компас 3D. В плагине должны проходить проверки значений, вводимых пользователем. Реализуемый плагин должен обеспечивать обработку ошибочных ситуаций, возникающих в процессе работы. При нажатии на кнопку «Построить» должна проходить проверка правильности ввода данных. Если данные некорректные, то должно </w:t>
-      </w:r>
-      <w:r>
-        <w:rPr>
-          <w:rFonts w:ascii="Times New Roman" w:hAnsi="Times New Roman" w:cs="Times New Roman"/>
-          <w:sz w:val="28"/>
-          <w:szCs w:val="28"/>
-        </w:rPr>
-        <w:lastRenderedPageBreak/>
-        <w:t>высветиться окно с ошибкой построения и не будут применяться введённые параметры.</w:t>
-      </w:r>
     </w:p>
     <w:p>
       <w:pPr>
         <w:pStyle w:val="3"/>
+        <w:ind w:firstLine="0"/>
+        <w:jc w:val="center"/>
+        <w:rPr>
+          <w:b/>
+          <w:bCs/>
+        </w:rPr>
+      </w:pPr>
+      <w:bookmarkStart w:id="14" w:name="_Toc178602519"/>
+      <w:bookmarkStart w:id="15" w:name="_Toc240391100"/>
+      <w:r>
+        <w:rPr>
+          <w:b/>
+          <w:bCs/>
+        </w:rPr>
+        <w:t>3.1.2 Требования к численности и квалификации персонала системы</w:t>
+      </w:r>
+      <w:bookmarkEnd w:id="14"/>
+      <w:bookmarkEnd w:id="15"/>
+    </w:p>
+    <w:p>
+      <w:pPr>
+        <w:spacing w:after="0" w:line="360" w:lineRule="auto"/>
         <w:ind w:firstLine="708"/>
-      </w:pPr>
-      <w:bookmarkStart w:id="11" w:name="_Toc178602519"/>
-      <w:bookmarkStart w:id="12" w:name="_Toc240391100"/>
-      <w:r>
-        <w:t>3.1.2 Требования к численности и квалификации персонала системы</w:t>
-      </w:r>
-      <w:bookmarkEnd w:id="11"/>
-      <w:bookmarkEnd w:id="12"/>
+        <w:jc w:val="both"/>
+        <w:rPr>
+          <w:rFonts w:ascii="Times New Roman" w:hAnsi="Times New Roman" w:cs="Times New Roman"/>
+          <w:sz w:val="28"/>
+          <w:szCs w:val="28"/>
+        </w:rPr>
+      </w:pPr>
     </w:p>
     <w:p>
       <w:pPr>
@@ -6316,16 +6915,49 @@
     </w:p>
     <w:p>
       <w:pPr>
+        <w:spacing w:after="0" w:line="360" w:lineRule="auto"/>
+        <w:ind w:firstLine="708"/>
+        <w:jc w:val="both"/>
+        <w:rPr>
+          <w:rFonts w:ascii="Times New Roman" w:hAnsi="Times New Roman" w:cs="Times New Roman"/>
+          <w:sz w:val="28"/>
+          <w:szCs w:val="28"/>
+        </w:rPr>
+      </w:pPr>
+    </w:p>
+    <w:p>
+      <w:pPr>
         <w:pStyle w:val="3"/>
+        <w:ind w:firstLine="0"/>
+        <w:jc w:val="center"/>
+        <w:rPr>
+          <w:b/>
+          <w:bCs/>
+        </w:rPr>
+      </w:pPr>
+      <w:bookmarkStart w:id="16" w:name="_Toc178602520"/>
+      <w:bookmarkStart w:id="17" w:name="_Toc240391101"/>
+      <w:r>
+        <w:rPr>
+          <w:b/>
+          <w:bCs/>
+        </w:rPr>
+        <w:t>3.1.3 Показатели назначения</w:t>
+      </w:r>
+      <w:bookmarkEnd w:id="16"/>
+      <w:bookmarkEnd w:id="17"/>
+    </w:p>
+    <w:p>
+      <w:pPr>
+        <w:spacing w:after="0" w:line="360" w:lineRule="auto"/>
         <w:ind w:firstLine="708"/>
-      </w:pPr>
-      <w:bookmarkStart w:id="13" w:name="_Toc178602520"/>
-      <w:bookmarkStart w:id="14" w:name="_Toc240391101"/>
-      <w:r>
-        <w:t>3.1.3 Показатели назначения</w:t>
-      </w:r>
-      <w:bookmarkEnd w:id="13"/>
-      <w:bookmarkEnd w:id="14"/>
+        <w:jc w:val="both"/>
+        <w:rPr>
+          <w:rFonts w:ascii="Times New Roman" w:hAnsi="Times New Roman" w:cs="Times New Roman"/>
+          <w:sz w:val="28"/>
+          <w:szCs w:val="28"/>
+        </w:rPr>
+      </w:pPr>
     </w:p>
     <w:p>
       <w:pPr>
@@ -6457,20 +7089,43 @@
           <w:sz w:val="28"/>
           <w:szCs w:val="28"/>
         </w:rPr>
+        <w:lastRenderedPageBreak/>
         <w:t>− Требования к аппаратной части и масштабированию для обеспечения перечисленных показателей должны быть определены на этапе технического проектирования.</w:t>
       </w:r>
     </w:p>
     <w:p>
       <w:pPr>
+        <w:spacing w:after="0" w:line="360" w:lineRule="auto"/>
+        <w:ind w:firstLine="708"/>
+        <w:jc w:val="both"/>
+        <w:rPr>
+          <w:rFonts w:ascii="Times New Roman" w:hAnsi="Times New Roman" w:cs="Times New Roman"/>
+          <w:sz w:val="28"/>
+          <w:szCs w:val="28"/>
+        </w:rPr>
+      </w:pPr>
+    </w:p>
+    <w:p>
+      <w:pPr>
         <w:pStyle w:val="3"/>
-      </w:pPr>
-      <w:bookmarkStart w:id="15" w:name="_Toc178602521"/>
-      <w:bookmarkStart w:id="16" w:name="_Toc240391102"/>
-      <w:r>
+        <w:ind w:firstLine="0"/>
+        <w:jc w:val="center"/>
+        <w:rPr>
+          <w:b/>
+          <w:bCs/>
+        </w:rPr>
+      </w:pPr>
+      <w:bookmarkStart w:id="18" w:name="_Toc178602521"/>
+      <w:bookmarkStart w:id="19" w:name="_Toc240391102"/>
+      <w:r>
+        <w:rPr>
+          <w:b/>
+          <w:bCs/>
+        </w:rPr>
         <w:t>3.1.4 Требования к надёжности</w:t>
       </w:r>
-      <w:bookmarkEnd w:id="15"/>
-      <w:bookmarkEnd w:id="16"/>
+      <w:bookmarkEnd w:id="18"/>
+      <w:bookmarkEnd w:id="19"/>
     </w:p>
     <w:p>
       <w:pPr>
@@ -6483,6 +7138,18 @@
           <w:szCs w:val="28"/>
         </w:rPr>
       </w:pPr>
+    </w:p>
+    <w:p>
+      <w:pPr>
+        <w:spacing w:after="0" w:line="360" w:lineRule="auto"/>
+        <w:ind w:firstLine="709"/>
+        <w:jc w:val="both"/>
+        <w:rPr>
+          <w:rFonts w:ascii="Times New Roman" w:hAnsi="Times New Roman" w:cs="Times New Roman"/>
+          <w:sz w:val="28"/>
+          <w:szCs w:val="28"/>
+        </w:rPr>
+      </w:pPr>
       <w:r>
         <w:rPr>
           <w:rFonts w:ascii="Times New Roman" w:hAnsi="Times New Roman" w:cs="Times New Roman"/>
@@ -6494,15 +7161,37 @@
     </w:p>
     <w:p>
       <w:pPr>
+        <w:spacing w:after="0" w:line="360" w:lineRule="auto"/>
+        <w:ind w:firstLine="709"/>
+        <w:jc w:val="both"/>
+        <w:rPr>
+          <w:rFonts w:ascii="Times New Roman" w:hAnsi="Times New Roman" w:cs="Times New Roman"/>
+          <w:sz w:val="28"/>
+          <w:szCs w:val="28"/>
+        </w:rPr>
+      </w:pPr>
+    </w:p>
+    <w:p>
+      <w:pPr>
         <w:pStyle w:val="3"/>
-      </w:pPr>
-      <w:bookmarkStart w:id="17" w:name="_Toc178602522"/>
-      <w:bookmarkStart w:id="18" w:name="_Toc240391103"/>
-      <w:r>
+        <w:ind w:firstLine="0"/>
+        <w:jc w:val="center"/>
+        <w:rPr>
+          <w:b/>
+          <w:bCs/>
+        </w:rPr>
+      </w:pPr>
+      <w:bookmarkStart w:id="20" w:name="_Toc178602522"/>
+      <w:bookmarkStart w:id="21" w:name="_Toc240391103"/>
+      <w:r>
+        <w:rPr>
+          <w:b/>
+          <w:bCs/>
+        </w:rPr>
         <w:t>3.1.5 Требования к безопасности</w:t>
       </w:r>
-      <w:bookmarkEnd w:id="17"/>
-      <w:bookmarkEnd w:id="18"/>
+      <w:bookmarkEnd w:id="20"/>
+      <w:bookmarkEnd w:id="21"/>
     </w:p>
     <w:p>
       <w:pPr>
@@ -6513,6 +7202,19 @@
           <w:rFonts w:ascii="Times New Roman" w:hAnsi="Times New Roman" w:cs="Times New Roman"/>
           <w:sz w:val="28"/>
           <w:szCs w:val="28"/>
+          <w:lang w:val="en-US"/>
+        </w:rPr>
+      </w:pPr>
+    </w:p>
+    <w:p>
+      <w:pPr>
+        <w:spacing w:after="0" w:line="360" w:lineRule="auto"/>
+        <w:ind w:firstLine="709"/>
+        <w:jc w:val="both"/>
+        <w:rPr>
+          <w:rFonts w:ascii="Times New Roman" w:hAnsi="Times New Roman" w:cs="Times New Roman"/>
+          <w:sz w:val="28"/>
+          <w:szCs w:val="28"/>
         </w:rPr>
       </w:pPr>
       <w:r>
@@ -6526,15 +7228,37 @@
     </w:p>
     <w:p>
       <w:pPr>
+        <w:spacing w:after="0" w:line="360" w:lineRule="auto"/>
+        <w:ind w:firstLine="709"/>
+        <w:jc w:val="both"/>
+        <w:rPr>
+          <w:rFonts w:ascii="Times New Roman" w:hAnsi="Times New Roman" w:cs="Times New Roman"/>
+          <w:sz w:val="28"/>
+          <w:szCs w:val="28"/>
+        </w:rPr>
+      </w:pPr>
+    </w:p>
+    <w:p>
+      <w:pPr>
         <w:pStyle w:val="3"/>
-      </w:pPr>
-      <w:bookmarkStart w:id="19" w:name="_Toc178602523"/>
-      <w:bookmarkStart w:id="20" w:name="_Toc240391104"/>
-      <w:r>
+        <w:ind w:firstLine="0"/>
+        <w:jc w:val="center"/>
+        <w:rPr>
+          <w:b/>
+          <w:bCs/>
+        </w:rPr>
+      </w:pPr>
+      <w:bookmarkStart w:id="22" w:name="_Toc178602523"/>
+      <w:bookmarkStart w:id="23" w:name="_Toc240391104"/>
+      <w:r>
+        <w:rPr>
+          <w:b/>
+          <w:bCs/>
+        </w:rPr>
         <w:t>3.1.6 Требования к эргономике и технической эстетике</w:t>
       </w:r>
-      <w:bookmarkEnd w:id="19"/>
-      <w:bookmarkEnd w:id="20"/>
+      <w:bookmarkEnd w:id="22"/>
+      <w:bookmarkEnd w:id="23"/>
     </w:p>
     <w:p>
       <w:pPr>
@@ -6547,24 +7271,26 @@
           <w:szCs w:val="28"/>
         </w:rPr>
       </w:pPr>
-      <w:r>
-        <w:rPr>
-          <w:rFonts w:ascii="Times New Roman" w:hAnsi="Times New Roman" w:cs="Times New Roman"/>
-          <w:sz w:val="28"/>
-          <w:szCs w:val="28"/>
-        </w:rPr>
-        <w:t xml:space="preserve">Пользовательские интерфейсы для всех подсистем, разработанных в рамках создания системы должны быть выполнены в виде </w:t>
-      </w:r>
-      <w:proofErr w:type="spellStart"/>
-      <w:r>
-        <w:rPr>
-          <w:rFonts w:ascii="Times New Roman" w:hAnsi="Times New Roman" w:cs="Times New Roman"/>
-          <w:sz w:val="28"/>
-          <w:szCs w:val="28"/>
-        </w:rPr>
-        <w:t>desktop</w:t>
-      </w:r>
-      <w:proofErr w:type="spellEnd"/>
+    </w:p>
+    <w:p>
+      <w:pPr>
+        <w:spacing w:after="0" w:line="360" w:lineRule="auto"/>
+        <w:ind w:firstLine="708"/>
+        <w:jc w:val="both"/>
+        <w:rPr>
+          <w:rFonts w:ascii="Times New Roman" w:hAnsi="Times New Roman" w:cs="Times New Roman"/>
+          <w:sz w:val="28"/>
+          <w:szCs w:val="28"/>
+        </w:rPr>
+      </w:pPr>
+      <w:r>
+        <w:rPr>
+          <w:rFonts w:ascii="Times New Roman" w:hAnsi="Times New Roman" w:cs="Times New Roman"/>
+          <w:sz w:val="28"/>
+          <w:szCs w:val="28"/>
+        </w:rPr>
+        <w:t>Пользовательские интерфейсы для всех подсистем, разработанных в рамках создания системы должны быть выполнены в виде desktop</w:t>
+      </w:r>
       <w:r>
         <w:rPr>
           <w:rFonts w:ascii="Times New Roman" w:hAnsi="Times New Roman" w:cs="Times New Roman"/>
@@ -6579,25 +7305,23 @@
           <w:sz w:val="28"/>
           <w:szCs w:val="28"/>
         </w:rPr>
-        <w:t>интерфейсов с помощью фреймворков Windows </w:t>
-      </w:r>
-      <w:proofErr w:type="spellStart"/>
-      <w:r>
-        <w:rPr>
-          <w:rFonts w:ascii="Times New Roman" w:hAnsi="Times New Roman" w:cs="Times New Roman"/>
-          <w:sz w:val="28"/>
-          <w:szCs w:val="28"/>
-        </w:rPr>
-        <w:t>Forms</w:t>
-      </w:r>
-      <w:proofErr w:type="spellEnd"/>
-      <w:r>
-        <w:rPr>
-          <w:rFonts w:ascii="Times New Roman" w:hAnsi="Times New Roman" w:cs="Times New Roman"/>
-          <w:sz w:val="28"/>
-          <w:szCs w:val="28"/>
-        </w:rPr>
-        <w:t>, WPF или аналогичных им, позволяющих создавать пользовательские интерфейсы для ОС Windows 10 и выше.</w:t>
+        <w:t>интерфейсов с помощью фреймворков Windows Forms, WPF или аналогичных им, позволяющих создавать пользовательские интерфейсы для ОС Windows 10 и выше.</w:t>
+      </w:r>
+      <w:r>
+        <w:rPr>
+          <w:rFonts w:ascii="Times New Roman" w:hAnsi="Times New Roman" w:cs="Times New Roman"/>
+          <w:sz w:val="28"/>
+          <w:szCs w:val="28"/>
+        </w:rPr>
+        <w:t xml:space="preserve"> </w:t>
+      </w:r>
+      <w:r>
+        <w:rPr>
+          <w:rFonts w:ascii="Times New Roman" w:hAnsi="Times New Roman" w:cs="Times New Roman"/>
+          <w:sz w:val="28"/>
+          <w:szCs w:val="28"/>
+        </w:rPr>
+        <w:t xml:space="preserve">Интерфейсы должны быть адаптированы под минимальную высоту экрана 1080 пикселя и ширину экрана 1920. </w:t>
       </w:r>
     </w:p>
     <w:p>
@@ -6617,7 +7341,7 @@
           <w:sz w:val="28"/>
           <w:szCs w:val="28"/>
         </w:rPr>
-        <w:t xml:space="preserve">Интерфейсы должны быть адаптированы под минимальную высоту экрана 1080 пикселя и ширину экрана 1920. </w:t>
+        <w:t>Элементы интерфейса должны отвечать рекомендациям по вёрстке интерфейсов desktop-приложений указанным в источнике [1].</w:t>
       </w:r>
     </w:p>
     <w:p>
@@ -6631,45 +7355,103 @@
           <w:szCs w:val="28"/>
         </w:rPr>
       </w:pPr>
-      <w:r>
-        <w:rPr>
-          <w:rFonts w:ascii="Times New Roman" w:hAnsi="Times New Roman" w:cs="Times New Roman"/>
-          <w:sz w:val="28"/>
-          <w:szCs w:val="28"/>
-        </w:rPr>
-        <w:t xml:space="preserve">Элементы интерфейса должны отвечать рекомендациям по вёрстке интерфейсов </w:t>
-      </w:r>
-      <w:proofErr w:type="spellStart"/>
-      <w:r>
-        <w:rPr>
-          <w:rFonts w:ascii="Times New Roman" w:hAnsi="Times New Roman" w:cs="Times New Roman"/>
-          <w:sz w:val="28"/>
-          <w:szCs w:val="28"/>
-        </w:rPr>
-        <w:t>desktop</w:t>
-      </w:r>
-      <w:proofErr w:type="spellEnd"/>
-      <w:r>
-        <w:rPr>
-          <w:rFonts w:ascii="Times New Roman" w:hAnsi="Times New Roman" w:cs="Times New Roman"/>
-          <w:sz w:val="28"/>
-          <w:szCs w:val="28"/>
-        </w:rPr>
-        <w:t>-приложений указанным в источнике [1].</w:t>
-      </w:r>
     </w:p>
     <w:p>
       <w:pPr>
         <w:pStyle w:val="3"/>
-      </w:pPr>
-      <w:bookmarkStart w:id="21" w:name="_Toc178602524"/>
-      <w:bookmarkStart w:id="22" w:name="_Toc240391105"/>
-      <w:r>
+        <w:ind w:firstLine="0"/>
+        <w:jc w:val="center"/>
+        <w:rPr>
+          <w:b/>
+          <w:bCs/>
+        </w:rPr>
+      </w:pPr>
+      <w:bookmarkStart w:id="24" w:name="_Toc178602524"/>
+      <w:bookmarkStart w:id="25" w:name="_Toc240391105"/>
+      <w:r>
+        <w:rPr>
+          <w:b/>
+          <w:bCs/>
+        </w:rPr>
+        <w:t>3.1.7 Требования к эксплуатации, техническому обслуживанию, ремонту и хранению компонентов системы</w:t>
+      </w:r>
+      <w:bookmarkEnd w:id="24"/>
+      <w:bookmarkEnd w:id="25"/>
+    </w:p>
+    <w:p>
+      <w:pPr>
+        <w:spacing w:after="0" w:line="360" w:lineRule="auto"/>
+        <w:ind w:firstLine="708"/>
+        <w:jc w:val="both"/>
+        <w:rPr>
+          <w:rFonts w:ascii="Times New Roman" w:hAnsi="Times New Roman" w:cs="Times New Roman"/>
+          <w:sz w:val="28"/>
+          <w:szCs w:val="28"/>
+        </w:rPr>
+      </w:pPr>
+      <w:r>
+        <w:rPr>
+          <w:rFonts w:ascii="Times New Roman" w:hAnsi="Times New Roman" w:cs="Times New Roman"/>
+          <w:sz w:val="28"/>
+          <w:szCs w:val="28"/>
+        </w:rPr>
+        <w:t xml:space="preserve"> </w:t>
+      </w:r>
+    </w:p>
+    <w:p>
+      <w:pPr>
+        <w:spacing w:after="0" w:line="360" w:lineRule="auto"/>
+        <w:ind w:firstLine="708"/>
+        <w:jc w:val="both"/>
+        <w:rPr>
+          <w:rFonts w:ascii="Times New Roman" w:hAnsi="Times New Roman" w:cs="Times New Roman"/>
+          <w:sz w:val="28"/>
+          <w:szCs w:val="28"/>
+        </w:rPr>
+      </w:pPr>
+      <w:r>
+        <w:rPr>
+          <w:rFonts w:ascii="Times New Roman" w:hAnsi="Times New Roman" w:cs="Times New Roman"/>
+          <w:sz w:val="28"/>
+          <w:szCs w:val="28"/>
+        </w:rPr>
+        <w:t xml:space="preserve">Дополнительные требования к эксплуатации, техническому обслуживанию, ремонту и хранению компонентов системы не предъявляются. </w:t>
+      </w:r>
+    </w:p>
+    <w:p>
+      <w:pPr>
+        <w:spacing w:after="0" w:line="360" w:lineRule="auto"/>
+        <w:ind w:firstLine="708"/>
+        <w:jc w:val="both"/>
+        <w:rPr>
+          <w:rFonts w:ascii="Times New Roman" w:hAnsi="Times New Roman" w:cs="Times New Roman"/>
+          <w:sz w:val="28"/>
+          <w:szCs w:val="28"/>
+        </w:rPr>
+      </w:pPr>
+    </w:p>
+    <w:p>
+      <w:pPr>
+        <w:pStyle w:val="3"/>
+        <w:ind w:firstLine="0"/>
+        <w:jc w:val="center"/>
+        <w:rPr>
+          <w:b/>
+          <w:bCs/>
+        </w:rPr>
+      </w:pPr>
+      <w:bookmarkStart w:id="26" w:name="_Toc178602525"/>
+      <w:bookmarkStart w:id="27" w:name="_Toc240391106"/>
+      <w:r>
+        <w:rPr>
+          <w:b/>
+          <w:bCs/>
+        </w:rPr>
         <w:lastRenderedPageBreak/>
-        <w:t>3.1.7 Требования к эксплуатации, техническому обслуживанию, ремонту и хранению компонентов системы</w:t>
-      </w:r>
-      <w:bookmarkEnd w:id="21"/>
-      <w:bookmarkEnd w:id="22"/>
+        <w:t>3.1.8 Требования к защите информации от несанкционированного доступа</w:t>
+      </w:r>
+      <w:bookmarkEnd w:id="26"/>
+      <w:bookmarkEnd w:id="27"/>
     </w:p>
     <w:p>
       <w:pPr>
@@ -6682,32 +7464,248 @@
           <w:szCs w:val="28"/>
         </w:rPr>
       </w:pPr>
-      <w:r>
-        <w:rPr>
-          <w:rFonts w:ascii="Times New Roman" w:hAnsi="Times New Roman" w:cs="Times New Roman"/>
-          <w:sz w:val="28"/>
-          <w:szCs w:val="28"/>
-        </w:rPr>
-        <w:t xml:space="preserve"> Дополнительные требования к эксплуатации, техническому обслуживанию, ремонту и хранению компонентов системы не предъявляются. </w:t>
-      </w:r>
+    </w:p>
+    <w:p>
+      <w:pPr>
+        <w:spacing w:after="0" w:line="360" w:lineRule="auto"/>
+        <w:ind w:firstLine="708"/>
+        <w:jc w:val="both"/>
+        <w:rPr>
+          <w:rFonts w:ascii="Times New Roman" w:hAnsi="Times New Roman" w:cs="Times New Roman"/>
+          <w:sz w:val="28"/>
+          <w:szCs w:val="28"/>
+        </w:rPr>
+      </w:pPr>
+      <w:r>
+        <w:rPr>
+          <w:rFonts w:ascii="Times New Roman" w:hAnsi="Times New Roman" w:cs="Times New Roman"/>
+          <w:sz w:val="28"/>
+          <w:szCs w:val="28"/>
+        </w:rPr>
+        <w:t xml:space="preserve">Дополнительные требования к защите информации от несанкционированного доступа не предъявляются. </w:t>
+      </w:r>
+    </w:p>
+    <w:p>
+      <w:pPr>
+        <w:spacing w:after="0" w:line="360" w:lineRule="auto"/>
+        <w:ind w:firstLine="708"/>
+        <w:jc w:val="both"/>
+        <w:rPr>
+          <w:rFonts w:ascii="Times New Roman" w:hAnsi="Times New Roman" w:cs="Times New Roman"/>
+          <w:sz w:val="28"/>
+          <w:szCs w:val="28"/>
+        </w:rPr>
+      </w:pPr>
     </w:p>
     <w:p>
       <w:pPr>
         <w:pStyle w:val="3"/>
-      </w:pPr>
-      <w:bookmarkStart w:id="23" w:name="_Toc178602525"/>
-      <w:bookmarkStart w:id="24" w:name="_Toc240391106"/>
-      <w:r>
-        <w:t>3.1.8 Требования к защите информации от несанкционированного доступа</w:t>
-      </w:r>
-      <w:bookmarkEnd w:id="23"/>
-      <w:bookmarkEnd w:id="24"/>
-      <w:r>
+        <w:ind w:firstLine="0"/>
+        <w:jc w:val="center"/>
+        <w:rPr>
+          <w:b/>
+          <w:bCs/>
+        </w:rPr>
+      </w:pPr>
+      <w:bookmarkStart w:id="28" w:name="_Toc178602526"/>
+      <w:bookmarkStart w:id="29" w:name="_Toc240391107"/>
+      <w:r>
+        <w:rPr>
+          <w:b/>
+          <w:bCs/>
+        </w:rPr>
+        <w:t>3.1.9 Требования по сохранности информации при авариях</w:t>
+      </w:r>
+      <w:bookmarkEnd w:id="28"/>
+      <w:bookmarkEnd w:id="29"/>
+    </w:p>
+    <w:p>
+      <w:pPr>
+        <w:spacing w:after="0" w:line="360" w:lineRule="auto"/>
+        <w:ind w:firstLine="708"/>
+        <w:jc w:val="both"/>
+        <w:rPr>
+          <w:rFonts w:ascii="Times New Roman" w:hAnsi="Times New Roman" w:cs="Times New Roman"/>
+          <w:sz w:val="28"/>
+          <w:szCs w:val="28"/>
+        </w:rPr>
+      </w:pPr>
+    </w:p>
+    <w:p>
+      <w:pPr>
+        <w:spacing w:after="0" w:line="360" w:lineRule="auto"/>
+        <w:ind w:firstLine="708"/>
+        <w:jc w:val="both"/>
+        <w:rPr>
+          <w:rFonts w:ascii="Times New Roman" w:hAnsi="Times New Roman" w:cs="Times New Roman"/>
+          <w:sz w:val="28"/>
+          <w:szCs w:val="28"/>
+        </w:rPr>
+      </w:pPr>
+      <w:r>
+        <w:rPr>
+          <w:rFonts w:ascii="Times New Roman" w:hAnsi="Times New Roman" w:cs="Times New Roman"/>
+          <w:sz w:val="28"/>
+          <w:szCs w:val="28"/>
+        </w:rPr>
+        <w:t xml:space="preserve">Дополнительные требования по сохранности информации при авариях не предъявляются. </w:t>
+      </w:r>
+    </w:p>
+    <w:p>
+      <w:pPr>
+        <w:spacing w:after="0" w:line="360" w:lineRule="auto"/>
+        <w:ind w:firstLine="708"/>
+        <w:jc w:val="both"/>
+        <w:rPr>
+          <w:rFonts w:ascii="Times New Roman" w:hAnsi="Times New Roman" w:cs="Times New Roman"/>
+          <w:sz w:val="28"/>
+          <w:szCs w:val="28"/>
+        </w:rPr>
+      </w:pPr>
+    </w:p>
+    <w:p>
+      <w:pPr>
+        <w:pStyle w:val="3"/>
+        <w:ind w:firstLine="0"/>
+        <w:jc w:val="center"/>
+        <w:rPr>
+          <w:b/>
+          <w:bCs/>
+        </w:rPr>
+      </w:pPr>
+      <w:bookmarkStart w:id="30" w:name="_Toc178602527"/>
+      <w:bookmarkStart w:id="31" w:name="_Toc240391108"/>
+      <w:r>
+        <w:rPr>
+          <w:b/>
+          <w:bCs/>
+        </w:rPr>
+        <w:t>3.1.10 Требования к защите от влияния внешних воздействий</w:t>
+      </w:r>
+      <w:bookmarkEnd w:id="30"/>
+      <w:bookmarkEnd w:id="31"/>
+    </w:p>
+    <w:p/>
+    <w:p>
+      <w:pPr>
+        <w:spacing w:after="0" w:line="360" w:lineRule="auto"/>
+        <w:ind w:firstLine="708"/>
+        <w:jc w:val="both"/>
+        <w:rPr>
+          <w:rFonts w:ascii="Times New Roman" w:hAnsi="Times New Roman" w:cs="Times New Roman"/>
+          <w:sz w:val="28"/>
+          <w:szCs w:val="28"/>
+        </w:rPr>
+      </w:pPr>
+      <w:r>
+        <w:rPr>
+          <w:rFonts w:ascii="Times New Roman" w:hAnsi="Times New Roman" w:cs="Times New Roman"/>
+          <w:sz w:val="28"/>
+          <w:szCs w:val="28"/>
+        </w:rPr>
+        <w:t xml:space="preserve">Дополнительные требования к защите от влияния внешних воздействий не предъявляются. </w:t>
+      </w:r>
+    </w:p>
+    <w:p>
+      <w:pPr>
+        <w:spacing w:after="0" w:line="360" w:lineRule="auto"/>
+        <w:ind w:firstLine="708"/>
+        <w:jc w:val="both"/>
+        <w:rPr>
+          <w:rFonts w:ascii="Times New Roman" w:hAnsi="Times New Roman" w:cs="Times New Roman"/>
+          <w:sz w:val="28"/>
+          <w:szCs w:val="28"/>
+        </w:rPr>
+      </w:pPr>
+    </w:p>
+    <w:p>
+      <w:pPr>
+        <w:pStyle w:val="3"/>
+        <w:ind w:firstLine="0"/>
+        <w:jc w:val="center"/>
+        <w:rPr>
+          <w:b/>
+          <w:bCs/>
+        </w:rPr>
+      </w:pPr>
+      <w:bookmarkStart w:id="32" w:name="_Toc178602528"/>
+      <w:bookmarkStart w:id="33" w:name="_Toc240391109"/>
+      <w:r>
+        <w:rPr>
+          <w:b/>
+          <w:bCs/>
+        </w:rPr>
+        <w:t>3.1.11 Требования к патентной чистоте</w:t>
+      </w:r>
+      <w:bookmarkEnd w:id="32"/>
+      <w:bookmarkEnd w:id="33"/>
+    </w:p>
+    <w:p/>
+    <w:p>
+      <w:pPr>
+        <w:spacing w:after="0" w:line="360" w:lineRule="auto"/>
+        <w:ind w:firstLine="708"/>
+        <w:jc w:val="both"/>
+        <w:rPr>
+          <w:rFonts w:ascii="Times New Roman" w:hAnsi="Times New Roman" w:cs="Times New Roman"/>
+          <w:sz w:val="28"/>
+          <w:szCs w:val="28"/>
+        </w:rPr>
+      </w:pPr>
+      <w:r>
+        <w:rPr>
+          <w:rFonts w:ascii="Times New Roman" w:hAnsi="Times New Roman" w:cs="Times New Roman"/>
+          <w:sz w:val="28"/>
+          <w:szCs w:val="28"/>
+        </w:rPr>
+        <w:t>Дополнительные требования к патентной чистоте не предъявляются.</w:t>
+      </w:r>
+    </w:p>
+    <w:p>
+      <w:pPr>
+        <w:spacing w:after="0" w:line="360" w:lineRule="auto"/>
+        <w:ind w:firstLine="708"/>
+        <w:jc w:val="both"/>
+        <w:rPr>
+          <w:rFonts w:ascii="Times New Roman" w:hAnsi="Times New Roman" w:cs="Times New Roman"/>
+          <w:sz w:val="28"/>
+          <w:szCs w:val="28"/>
+        </w:rPr>
+      </w:pPr>
+      <w:r>
+        <w:rPr>
+          <w:rFonts w:ascii="Times New Roman" w:hAnsi="Times New Roman" w:cs="Times New Roman"/>
+          <w:sz w:val="28"/>
+          <w:szCs w:val="28"/>
+        </w:rPr>
         <w:t xml:space="preserve"> </w:t>
       </w:r>
     </w:p>
     <w:p>
       <w:pPr>
+        <w:pStyle w:val="3"/>
+        <w:ind w:firstLine="0"/>
+        <w:jc w:val="center"/>
+        <w:rPr>
+          <w:b/>
+          <w:bCs/>
+        </w:rPr>
+      </w:pPr>
+      <w:bookmarkStart w:id="34" w:name="_Toc178602529"/>
+      <w:bookmarkStart w:id="35" w:name="_Toc240391110"/>
+      <w:r>
+        <w:rPr>
+          <w:b/>
+          <w:bCs/>
+        </w:rPr>
+        <w:t>3.1.12 Требования по стандартизации и унификации</w:t>
+      </w:r>
+      <w:bookmarkEnd w:id="34"/>
+      <w:bookmarkEnd w:id="35"/>
+    </w:p>
+    <w:p/>
+    <w:p>
+      <w:pPr>
         <w:spacing w:after="0" w:line="360" w:lineRule="auto"/>
         <w:ind w:firstLine="708"/>
         <w:jc w:val="both"/>
@@ -6723,152 +7721,25 @@
           <w:sz w:val="28"/>
           <w:szCs w:val="28"/>
         </w:rPr>
-        <w:t xml:space="preserve">Дополнительные требования к защите информации от несанкционированного доступа не предъявляются. </w:t>
-      </w:r>
-    </w:p>
-    <w:p>
-      <w:pPr>
-        <w:pStyle w:val="3"/>
-      </w:pPr>
-      <w:bookmarkStart w:id="25" w:name="_Toc178602526"/>
-      <w:bookmarkStart w:id="26" w:name="_Toc240391107"/>
-      <w:r>
-        <w:t>3.1.9 Требования по сохранности информации при авариях</w:t>
-      </w:r>
-      <w:bookmarkEnd w:id="25"/>
-      <w:bookmarkEnd w:id="26"/>
-    </w:p>
-    <w:p>
-      <w:pPr>
-        <w:spacing w:after="0" w:line="360" w:lineRule="auto"/>
-        <w:ind w:firstLine="708"/>
-        <w:jc w:val="both"/>
-        <w:rPr>
-          <w:rFonts w:ascii="Times New Roman" w:hAnsi="Times New Roman" w:cs="Times New Roman"/>
-          <w:sz w:val="28"/>
-          <w:szCs w:val="28"/>
-        </w:rPr>
-      </w:pPr>
-      <w:r>
-        <w:rPr>
-          <w:rFonts w:ascii="Times New Roman" w:hAnsi="Times New Roman" w:cs="Times New Roman"/>
-          <w:sz w:val="28"/>
-          <w:szCs w:val="28"/>
-        </w:rPr>
-        <w:t xml:space="preserve">Дополнительные требования по сохранности информации при авариях не предъявляются. </w:t>
-      </w:r>
-    </w:p>
-    <w:p>
-      <w:pPr>
-        <w:pStyle w:val="3"/>
-      </w:pPr>
-      <w:bookmarkStart w:id="27" w:name="_Toc178602527"/>
-      <w:bookmarkStart w:id="28" w:name="_Toc240391108"/>
-      <w:r>
-        <w:t>3.1.10 Требования к защите от влияния внешних воздействий</w:t>
-      </w:r>
-      <w:bookmarkEnd w:id="27"/>
-      <w:bookmarkEnd w:id="28"/>
-      <w:r>
-        <w:t xml:space="preserve"> </w:t>
-      </w:r>
-    </w:p>
-    <w:p>
-      <w:pPr>
-        <w:spacing w:after="0" w:line="360" w:lineRule="auto"/>
-        <w:ind w:firstLine="708"/>
-        <w:jc w:val="both"/>
-        <w:rPr>
-          <w:rFonts w:ascii="Times New Roman" w:hAnsi="Times New Roman" w:cs="Times New Roman"/>
-          <w:sz w:val="28"/>
-          <w:szCs w:val="28"/>
-        </w:rPr>
-      </w:pPr>
-      <w:r>
-        <w:rPr>
-          <w:rFonts w:ascii="Times New Roman" w:hAnsi="Times New Roman" w:cs="Times New Roman"/>
-          <w:sz w:val="28"/>
-          <w:szCs w:val="28"/>
-        </w:rPr>
-        <w:t xml:space="preserve">Дополнительные требования к защите от влияния внешних воздействий не предъявляются. </w:t>
-      </w:r>
-    </w:p>
-    <w:p>
-      <w:pPr>
-        <w:pStyle w:val="3"/>
-      </w:pPr>
-      <w:bookmarkStart w:id="29" w:name="_Toc178602528"/>
-      <w:bookmarkStart w:id="30" w:name="_Toc240391109"/>
-      <w:r>
-        <w:t>3.1.11 Требования к патентной чистоте</w:t>
-      </w:r>
-      <w:bookmarkEnd w:id="29"/>
-      <w:bookmarkEnd w:id="30"/>
-      <w:r>
-        <w:t xml:space="preserve"> </w:t>
-      </w:r>
-    </w:p>
-    <w:p>
-      <w:pPr>
-        <w:spacing w:after="0" w:line="360" w:lineRule="auto"/>
-        <w:ind w:firstLine="708"/>
-        <w:jc w:val="both"/>
-        <w:rPr>
-          <w:rFonts w:ascii="Times New Roman" w:hAnsi="Times New Roman" w:cs="Times New Roman"/>
-          <w:sz w:val="28"/>
-          <w:szCs w:val="28"/>
-        </w:rPr>
-      </w:pPr>
-      <w:r>
-        <w:rPr>
-          <w:rFonts w:ascii="Times New Roman" w:hAnsi="Times New Roman" w:cs="Times New Roman"/>
-          <w:sz w:val="28"/>
-          <w:szCs w:val="28"/>
-        </w:rPr>
-        <w:t xml:space="preserve">Дополнительные требования к патентной чистоте не предъявляются. </w:t>
-      </w:r>
-    </w:p>
-    <w:p>
-      <w:pPr>
-        <w:pStyle w:val="3"/>
-      </w:pPr>
-      <w:bookmarkStart w:id="31" w:name="_Toc178602529"/>
-      <w:bookmarkStart w:id="32" w:name="_Toc240391110"/>
-      <w:r>
-        <w:t>3.1.12 Требования по стандартизации и унификации</w:t>
-      </w:r>
-      <w:bookmarkEnd w:id="31"/>
-      <w:bookmarkEnd w:id="32"/>
-      <w:r>
-        <w:t xml:space="preserve"> </w:t>
-      </w:r>
-    </w:p>
-    <w:p>
-      <w:pPr>
-        <w:spacing w:after="0" w:line="360" w:lineRule="auto"/>
-        <w:ind w:firstLine="708"/>
-        <w:jc w:val="both"/>
-        <w:rPr>
-          <w:rFonts w:ascii="Times New Roman" w:hAnsi="Times New Roman" w:cs="Times New Roman"/>
-          <w:sz w:val="28"/>
-          <w:szCs w:val="28"/>
-        </w:rPr>
-      </w:pPr>
-      <w:r>
-        <w:rPr>
-          <w:rFonts w:ascii="Times New Roman" w:hAnsi="Times New Roman" w:cs="Times New Roman"/>
-          <w:sz w:val="28"/>
-          <w:szCs w:val="28"/>
-        </w:rPr>
         <w:t>Разработка системы должна осуществляться в рамках рекомендаций по стандартизации Р 50-54-38-88 «Общесистемное ядро САПР машиностроительного применения. Общие требования».</w:t>
       </w:r>
     </w:p>
     <w:p>
       <w:pPr>
-        <w:pStyle w:val="a5"/>
-        <w:spacing w:after="0" w:line="360" w:lineRule="auto"/>
-        <w:jc w:val="both"/>
-      </w:pPr>
+        <w:rPr>
+          <w:rFonts w:ascii="Times New Roman" w:hAnsi="Times New Roman" w:cs="Times New Roman"/>
+          <w:sz w:val="28"/>
+          <w:szCs w:val="28"/>
+        </w:rPr>
+      </w:pPr>
+      <w:r>
+        <w:rPr>
+          <w:rFonts w:ascii="Times New Roman" w:hAnsi="Times New Roman" w:cs="Times New Roman"/>
+          <w:sz w:val="28"/>
+          <w:szCs w:val="28"/>
+        </w:rPr>
+        <w:br w:type="page"/>
+      </w:r>
     </w:p>
     <w:p>
       <w:pPr>
@@ -6881,15 +7752,16 @@
           <w:bCs/>
         </w:rPr>
       </w:pPr>
-      <w:bookmarkStart w:id="33" w:name="_Toc240391111"/>
-      <w:r>
-        <w:rPr>
-          <w:b/>
-          <w:bCs/>
-        </w:rPr>
+      <w:bookmarkStart w:id="36" w:name="_Toc240391111"/>
+      <w:r>
+        <w:rPr>
+          <w:b/>
+          <w:bCs/>
+        </w:rPr>
+        <w:lastRenderedPageBreak/>
         <w:t>3.2 Требования к функциям (задачам), выполняемым АС</w:t>
       </w:r>
-      <w:bookmarkEnd w:id="33"/>
+      <w:bookmarkEnd w:id="36"/>
     </w:p>
     <w:p>
       <w:pPr>
@@ -6901,22 +7773,40 @@
       <w:pPr>
         <w:pStyle w:val="a5"/>
         <w:spacing w:after="0" w:line="360" w:lineRule="auto"/>
+        <w:jc w:val="center"/>
+        <w:outlineLvl w:val="2"/>
+        <w:rPr>
+          <w:b/>
+          <w:bCs/>
+        </w:rPr>
+      </w:pPr>
+      <w:bookmarkStart w:id="37" w:name="_Toc240391112"/>
+      <w:r>
+        <w:rPr>
+          <w:b/>
+          <w:bCs/>
+        </w:rPr>
+        <w:t>3.2.1 Перечень функций, задач или их комплексов</w:t>
+      </w:r>
+      <w:bookmarkEnd w:id="37"/>
+    </w:p>
+    <w:p>
+      <w:pPr>
+        <w:pStyle w:val="a5"/>
+        <w:spacing w:after="0" w:line="360" w:lineRule="auto"/>
+        <w:jc w:val="center"/>
+        <w:rPr>
+          <w:b/>
+          <w:bCs/>
+        </w:rPr>
+      </w:pPr>
+    </w:p>
+    <w:p>
+      <w:pPr>
+        <w:pStyle w:val="a5"/>
+        <w:spacing w:after="0" w:line="360" w:lineRule="auto"/>
         <w:ind w:firstLine="708"/>
         <w:jc w:val="both"/>
-        <w:outlineLvl w:val="2"/>
-      </w:pPr>
-      <w:bookmarkStart w:id="34" w:name="_Toc240391112"/>
-      <w:r>
-        <w:t>3.2.1 Перечень функций, задач или их комплексов</w:t>
-      </w:r>
-      <w:bookmarkEnd w:id="34"/>
-    </w:p>
-    <w:p>
-      <w:pPr>
-        <w:pStyle w:val="a5"/>
-        <w:spacing w:after="0" w:line="360" w:lineRule="auto"/>
-        <w:ind w:firstLine="708"/>
-        <w:jc w:val="both"/>
       </w:pPr>
       <w:r>
         <w:t xml:space="preserve">Дорожный конус </w:t>
@@ -6925,11 +7815,7 @@
         <w:t>−</w:t>
       </w:r>
       <w:r>
-        <w:t xml:space="preserve"> предмет дорожного оборудования, предназначенный для временной разметки, обеспечения безопасности и организации дорожного движения. Чтобы смоделировать такую архитектуру, достаточно задать базовые геометрические формы для каждого из его элементов (основания и конической части), применить операции вращения или вытягивания на необходимое расстояние, а затем отредактировать модель. В рамках задачи </w:t>
-      </w:r>
-      <w:r>
-        <w:lastRenderedPageBreak/>
-        <w:t>должен быть спроектирован и реализован механизм задания параметров с проверкой их корректности, а также разработана система взаимодействия с API САПР «Компас 3D», производящая построение дорожного конуса по заданным параметрам.</w:t>
+        <w:t xml:space="preserve"> предмет дорожного оборудования, предназначенный для временной разметки, обеспечения безопасности и организации дорожного движения. Чтобы смоделировать такую архитектуру, достаточно задать базовые геометрические формы для каждого из его элементов (основания и конической части), применить операции вращения или вытягивания на необходимое расстояние, а затем отредактировать модель. В рамках задачи должен быть спроектирован и реализован механизм задания параметров с проверкой их корректности, а также разработана система взаимодействия с API САПР «Компас 3D», производящая построение дорожного конуса по заданным параметрам.</w:t>
       </w:r>
     </w:p>
     <w:p>
@@ -6950,7 +7836,7 @@
           <w:bCs/>
         </w:rPr>
       </w:pPr>
-      <w:bookmarkStart w:id="35" w:name="_Toc240391113"/>
+      <w:bookmarkStart w:id="38" w:name="_Toc240391113"/>
       <w:r>
         <w:rPr>
           <w:b/>
@@ -6958,290 +7844,451 @@
         </w:rPr>
         <w:t>3.3 Требования к видам обеспечения АС</w:t>
       </w:r>
-      <w:bookmarkEnd w:id="35"/>
+      <w:bookmarkEnd w:id="38"/>
     </w:p>
     <w:p>
       <w:pPr>
         <w:pStyle w:val="a5"/>
         <w:spacing w:after="0" w:line="360" w:lineRule="auto"/>
+        <w:rPr>
+          <w:b/>
+          <w:bCs/>
+        </w:rPr>
+      </w:pPr>
+    </w:p>
+    <w:p>
+      <w:pPr>
+        <w:pStyle w:val="a5"/>
+        <w:spacing w:after="0" w:line="360" w:lineRule="auto"/>
+        <w:jc w:val="center"/>
         <w:outlineLvl w:val="2"/>
-      </w:pPr>
+        <w:rPr>
+          <w:b/>
+          <w:bCs/>
+        </w:rPr>
+      </w:pPr>
+      <w:bookmarkStart w:id="39" w:name="_Toc240391114"/>
+      <w:r>
+        <w:rPr>
+          <w:b/>
+          <w:bCs/>
+        </w:rPr>
+        <w:t>3.3.1 Требования к математическому обеспечению системы</w:t>
+      </w:r>
+      <w:bookmarkEnd w:id="39"/>
     </w:p>
     <w:p>
       <w:pPr>
         <w:pStyle w:val="a5"/>
         <w:spacing w:after="0" w:line="360" w:lineRule="auto"/>
+        <w:jc w:val="center"/>
+        <w:rPr>
+          <w:b/>
+          <w:bCs/>
+        </w:rPr>
+      </w:pPr>
+    </w:p>
+    <w:p>
+      <w:pPr>
+        <w:pStyle w:val="a5"/>
+        <w:spacing w:after="0" w:line="360" w:lineRule="auto"/>
         <w:ind w:firstLine="708"/>
         <w:jc w:val="both"/>
+      </w:pPr>
+      <w:r>
+        <w:t xml:space="preserve">Дополнительные требования к математическому обеспечению системы не предъявляются. </w:t>
+      </w:r>
+    </w:p>
+    <w:p>
+      <w:pPr>
+        <w:pStyle w:val="a5"/>
+        <w:spacing w:after="0" w:line="360" w:lineRule="auto"/>
+        <w:ind w:firstLine="708"/>
+        <w:jc w:val="both"/>
+      </w:pPr>
+    </w:p>
+    <w:p>
+      <w:pPr>
+        <w:pStyle w:val="a5"/>
+        <w:spacing w:after="0" w:line="360" w:lineRule="auto"/>
+        <w:jc w:val="center"/>
         <w:outlineLvl w:val="2"/>
-      </w:pPr>
-      <w:bookmarkStart w:id="36" w:name="_Toc240391114"/>
-      <w:r>
-        <w:t>3.3.1 Требования к математическому обеспечению системы</w:t>
-      </w:r>
-      <w:bookmarkEnd w:id="36"/>
+        <w:rPr>
+          <w:b/>
+          <w:bCs/>
+        </w:rPr>
+      </w:pPr>
+      <w:bookmarkStart w:id="40" w:name="_Toc240391115"/>
+      <w:r>
+        <w:rPr>
+          <w:b/>
+          <w:bCs/>
+        </w:rPr>
+        <w:t>3.3.2 Требования к информационному обеспечению системы</w:t>
+      </w:r>
+      <w:bookmarkEnd w:id="40"/>
+    </w:p>
+    <w:p>
+      <w:pPr>
+        <w:pStyle w:val="a5"/>
+        <w:spacing w:after="0" w:line="360" w:lineRule="auto"/>
+        <w:rPr>
+          <w:b/>
+          <w:bCs/>
+        </w:rPr>
+      </w:pPr>
+    </w:p>
+    <w:p>
+      <w:pPr>
+        <w:pStyle w:val="a5"/>
+        <w:spacing w:after="0" w:line="360" w:lineRule="auto"/>
+        <w:ind w:firstLine="708"/>
+        <w:jc w:val="both"/>
+      </w:pPr>
+      <w:r>
+        <w:t xml:space="preserve">Дополнительные требования по информационному обеспечению системы не предъявляются. </w:t>
+      </w:r>
+    </w:p>
+    <w:p>
+      <w:pPr>
+        <w:rPr>
+          <w:rFonts w:ascii="Times New Roman" w:hAnsi="Times New Roman" w:cs="Times New Roman"/>
+          <w:sz w:val="28"/>
+          <w:szCs w:val="28"/>
+        </w:rPr>
+      </w:pPr>
+      <w:r>
+        <w:br w:type="page"/>
+      </w:r>
+    </w:p>
+    <w:p>
+      <w:pPr>
+        <w:pStyle w:val="a5"/>
+        <w:spacing w:after="0" w:line="360" w:lineRule="auto"/>
+        <w:jc w:val="center"/>
+        <w:outlineLvl w:val="2"/>
+        <w:rPr>
+          <w:b/>
+          <w:bCs/>
+        </w:rPr>
+      </w:pPr>
+      <w:bookmarkStart w:id="41" w:name="_Toc240391116"/>
+      <w:r>
+        <w:rPr>
+          <w:b/>
+          <w:bCs/>
+        </w:rPr>
+        <w:lastRenderedPageBreak/>
+        <w:t>3.3.3 Требования к лингвистическому обеспечению системы</w:t>
+      </w:r>
+      <w:bookmarkEnd w:id="41"/>
+    </w:p>
+    <w:p>
+      <w:pPr>
+        <w:pStyle w:val="a5"/>
+        <w:spacing w:after="0" w:line="360" w:lineRule="auto"/>
+        <w:jc w:val="center"/>
+        <w:rPr>
+          <w:b/>
+          <w:bCs/>
+        </w:rPr>
+      </w:pPr>
+    </w:p>
+    <w:p>
+      <w:pPr>
+        <w:pStyle w:val="a5"/>
+        <w:spacing w:after="0" w:line="360" w:lineRule="auto"/>
+        <w:ind w:firstLine="708"/>
+        <w:jc w:val="both"/>
+      </w:pPr>
+      <w:r>
+        <w:t xml:space="preserve">При разработке программы допускается использовать русский и английский языки, при этом не допускается использование обоих одновременно. При реализации сразу двух языков должна быть предусмотрена возможность переключения между ними. </w:t>
+      </w:r>
+    </w:p>
+    <w:p>
+      <w:pPr>
+        <w:pStyle w:val="a5"/>
+        <w:spacing w:after="0" w:line="360" w:lineRule="auto"/>
+        <w:ind w:firstLine="708"/>
+        <w:jc w:val="both"/>
+      </w:pPr>
+    </w:p>
+    <w:p>
+      <w:pPr>
+        <w:pStyle w:val="a5"/>
+        <w:spacing w:after="0" w:line="360" w:lineRule="auto"/>
+        <w:jc w:val="center"/>
+        <w:outlineLvl w:val="2"/>
+        <w:rPr>
+          <w:b/>
+          <w:bCs/>
+        </w:rPr>
+      </w:pPr>
+      <w:bookmarkStart w:id="42" w:name="_Toc240391117"/>
+      <w:r>
+        <w:rPr>
+          <w:b/>
+          <w:bCs/>
+        </w:rPr>
+        <w:t>3.3.4 Требования к программному обеспечению системы</w:t>
+      </w:r>
+      <w:bookmarkEnd w:id="42"/>
+    </w:p>
+    <w:p>
+      <w:pPr>
+        <w:pStyle w:val="a5"/>
+        <w:spacing w:after="0" w:line="360" w:lineRule="auto"/>
+        <w:jc w:val="center"/>
+        <w:rPr>
+          <w:b/>
+          <w:bCs/>
+        </w:rPr>
+      </w:pPr>
+    </w:p>
+    <w:p>
+      <w:pPr>
+        <w:pStyle w:val="a5"/>
+        <w:spacing w:after="0" w:line="360" w:lineRule="auto"/>
+        <w:ind w:firstLine="708"/>
+        <w:jc w:val="both"/>
+      </w:pPr>
+      <w:r>
+        <w:t xml:space="preserve">При выборе программного обеспечения необходимо отдавать предпочтение платформам разработки и библиотекам, распространяемым под лицензией MIT или аналогичным ей лицензиям, допускающим свободное использование в любом ПО и освобождающим использующих от любой оплаты. Версия САПР </w:t>
+      </w:r>
+      <w:r>
+        <w:t>«Компас 3</w:t>
+      </w:r>
+      <w:r>
+        <w:rPr>
+          <w:lang w:val="en-US"/>
+        </w:rPr>
+        <w:t>D</w:t>
+      </w:r>
+      <w:r>
+        <w:t>»</w:t>
+      </w:r>
       <w:r>
         <w:t xml:space="preserve"> </w:t>
       </w:r>
+      <w:r>
+        <w:rPr>
+          <w:lang w:val="en-US"/>
+        </w:rPr>
+        <w:t>v</w:t>
+      </w:r>
+      <w:r>
+        <w:t>25</w:t>
+      </w:r>
+      <w:r>
+        <w:t xml:space="preserve">. </w:t>
+      </w:r>
     </w:p>
     <w:p>
       <w:pPr>
         <w:pStyle w:val="a5"/>
         <w:spacing w:after="0" w:line="360" w:lineRule="auto"/>
-        <w:ind w:firstLine="708"/>
-        <w:jc w:val="both"/>
-      </w:pPr>
-      <w:r>
-        <w:t xml:space="preserve">Дополнительные требования к математическому обеспечению системы не предъявляются. </w:t>
+        <w:ind w:firstLine="709"/>
+        <w:jc w:val="both"/>
+      </w:pPr>
+      <w:r>
+        <w:t xml:space="preserve">Помимо этого, разработанная система должна работать на ПК с ОС Windows версии 10 и старше и разрядностью х64 с NET Framework 4.7.2. </w:t>
       </w:r>
     </w:p>
     <w:p>
       <w:pPr>
         <w:pStyle w:val="a5"/>
         <w:spacing w:after="0" w:line="360" w:lineRule="auto"/>
+        <w:jc w:val="both"/>
+      </w:pPr>
+    </w:p>
+    <w:p>
+      <w:pPr>
+        <w:pStyle w:val="a5"/>
+        <w:spacing w:after="0" w:line="360" w:lineRule="auto"/>
+        <w:jc w:val="center"/>
+        <w:outlineLvl w:val="2"/>
+        <w:rPr>
+          <w:b/>
+          <w:bCs/>
+        </w:rPr>
+      </w:pPr>
+      <w:bookmarkStart w:id="43" w:name="_Toc240391118"/>
+      <w:r>
+        <w:rPr>
+          <w:b/>
+          <w:bCs/>
+        </w:rPr>
+        <w:t>3.3.5 Требования к техническому обеспечению системы</w:t>
+      </w:r>
+      <w:bookmarkEnd w:id="43"/>
+    </w:p>
+    <w:p>
+      <w:pPr>
+        <w:pStyle w:val="a5"/>
+        <w:spacing w:after="0" w:line="360" w:lineRule="auto"/>
+        <w:jc w:val="center"/>
+        <w:outlineLvl w:val="2"/>
+        <w:rPr>
+          <w:b/>
+          <w:bCs/>
+        </w:rPr>
+      </w:pPr>
+    </w:p>
+    <w:p>
+      <w:pPr>
+        <w:pStyle w:val="a5"/>
+        <w:spacing w:after="0" w:line="360" w:lineRule="auto"/>
         <w:ind w:firstLine="709"/>
         <w:jc w:val="both"/>
+      </w:pPr>
+      <w:r>
+        <w:t>−</w:t>
+      </w:r>
+      <w:r>
+        <w:t xml:space="preserve"> </w:t>
+      </w:r>
+      <w:r>
+        <w:t>ЦП 2 ГГц;</w:t>
+      </w:r>
+    </w:p>
+    <w:p>
+      <w:pPr>
+        <w:pStyle w:val="a5"/>
+        <w:spacing w:after="0" w:line="360" w:lineRule="auto"/>
+        <w:ind w:firstLine="709"/>
+        <w:jc w:val="both"/>
+      </w:pPr>
+      <w:r>
+        <w:t>−</w:t>
+      </w:r>
+      <w:r>
+        <w:t xml:space="preserve"> </w:t>
+      </w:r>
+      <w:r>
+        <w:t xml:space="preserve">16 ГБ ОЗУ; </w:t>
+      </w:r>
+    </w:p>
+    <w:p>
+      <w:pPr>
+        <w:pStyle w:val="a5"/>
+        <w:spacing w:after="0" w:line="360" w:lineRule="auto"/>
+        <w:ind w:firstLine="709"/>
+        <w:jc w:val="both"/>
+      </w:pPr>
+      <w:r>
+        <w:t>−</w:t>
+      </w:r>
+      <w:r>
+        <w:t xml:space="preserve"> </w:t>
+      </w:r>
+      <w:r>
+        <w:t>М</w:t>
+      </w:r>
+      <w:r>
+        <w:t xml:space="preserve">есто на диске </w:t>
+      </w:r>
+      <w:r>
+        <w:t>−</w:t>
+      </w:r>
+      <w:r>
+        <w:t xml:space="preserve"> </w:t>
+      </w:r>
+      <w:r>
+        <w:t>20</w:t>
+      </w:r>
+      <w:r>
+        <w:t xml:space="preserve"> ГБ; </w:t>
+      </w:r>
+    </w:p>
+    <w:p>
+      <w:pPr>
+        <w:pStyle w:val="a5"/>
+        <w:spacing w:after="0" w:line="360" w:lineRule="auto"/>
+        <w:ind w:firstLine="709"/>
+        <w:jc w:val="both"/>
+      </w:pPr>
+    </w:p>
+    <w:p>
+      <w:pPr>
+        <w:pStyle w:val="a5"/>
+        <w:spacing w:after="0" w:line="360" w:lineRule="auto"/>
+        <w:jc w:val="center"/>
         <w:outlineLvl w:val="2"/>
-      </w:pPr>
-      <w:bookmarkStart w:id="37" w:name="_Toc240391115"/>
-      <w:r>
-        <w:t>3.3.2 Требования к информационному обеспечению системы</w:t>
-      </w:r>
-      <w:bookmarkEnd w:id="37"/>
+        <w:rPr>
+          <w:b/>
+          <w:bCs/>
+        </w:rPr>
+      </w:pPr>
+      <w:bookmarkStart w:id="44" w:name="_Toc240391119"/>
+      <w:r>
+        <w:rPr>
+          <w:b/>
+          <w:bCs/>
+        </w:rPr>
+        <w:t>3.3.6 Требования к метрологическому обеспечению</w:t>
+      </w:r>
+      <w:bookmarkEnd w:id="44"/>
     </w:p>
     <w:p>
       <w:pPr>
         <w:pStyle w:val="a5"/>
         <w:spacing w:after="0" w:line="360" w:lineRule="auto"/>
-        <w:ind w:firstLine="708"/>
-        <w:jc w:val="both"/>
-      </w:pPr>
-      <w:r>
-        <w:t xml:space="preserve">Дополнительные требования по информационному обеспечению системы не предъявляются. </w:t>
-      </w:r>
+        <w:ind w:firstLine="709"/>
+        <w:jc w:val="both"/>
+      </w:pPr>
     </w:p>
     <w:p>
       <w:pPr>
         <w:pStyle w:val="a5"/>
         <w:spacing w:after="0" w:line="360" w:lineRule="auto"/>
-        <w:ind w:firstLine="708"/>
-        <w:jc w:val="both"/>
+        <w:ind w:firstLine="709"/>
+        <w:jc w:val="both"/>
+      </w:pPr>
+      <w:r>
+        <w:t xml:space="preserve">Дополнительные требования к метрологическому обеспечению не предъявляются. </w:t>
+      </w:r>
+    </w:p>
+    <w:p>
+      <w:pPr>
+        <w:rPr>
+          <w:rFonts w:ascii="Times New Roman" w:hAnsi="Times New Roman" w:cs="Times New Roman"/>
+          <w:sz w:val="28"/>
+          <w:szCs w:val="28"/>
+        </w:rPr>
+      </w:pPr>
+      <w:r>
+        <w:br w:type="page"/>
+      </w:r>
+    </w:p>
+    <w:p>
+      <w:pPr>
+        <w:pStyle w:val="a5"/>
+        <w:spacing w:after="0" w:line="360" w:lineRule="auto"/>
+        <w:jc w:val="center"/>
         <w:outlineLvl w:val="2"/>
-      </w:pPr>
-      <w:bookmarkStart w:id="38" w:name="_Toc240391116"/>
-      <w:r>
-        <w:t>3.3.3 Требования к лингвистическому обеспечению системы</w:t>
-      </w:r>
-      <w:bookmarkEnd w:id="38"/>
-      <w:r>
-        <w:t xml:space="preserve"> </w:t>
-      </w:r>
+        <w:rPr>
+          <w:b/>
+          <w:bCs/>
+        </w:rPr>
+      </w:pPr>
+      <w:bookmarkStart w:id="45" w:name="_Toc240391120"/>
+      <w:r>
+        <w:rPr>
+          <w:b/>
+          <w:bCs/>
+        </w:rPr>
+        <w:lastRenderedPageBreak/>
+        <w:t>3.3.7 Требования к организационному обеспечению</w:t>
+      </w:r>
+      <w:bookmarkEnd w:id="45"/>
     </w:p>
     <w:p>
       <w:pPr>
         <w:pStyle w:val="a5"/>
         <w:spacing w:after="0" w:line="360" w:lineRule="auto"/>
-        <w:ind w:firstLine="708"/>
-        <w:jc w:val="both"/>
-      </w:pPr>
-      <w:r>
-        <w:t xml:space="preserve">При разработке программы допускается использовать русский и английский языки, при этом не допускается использование обоих одновременно. При реализации сразу двух языков должна быть предусмотрена возможность переключения между ними. </w:t>
-      </w:r>
-    </w:p>
-    <w:p>
-      <w:pPr>
-        <w:pStyle w:val="a5"/>
-        <w:spacing w:after="0" w:line="360" w:lineRule="auto"/>
-        <w:ind w:firstLine="708"/>
-        <w:jc w:val="both"/>
-        <w:outlineLvl w:val="2"/>
-      </w:pPr>
-      <w:bookmarkStart w:id="39" w:name="_Toc240391117"/>
-      <w:r>
-        <w:t>3.3.4 Требования к программному обеспечению системы</w:t>
-      </w:r>
-      <w:bookmarkEnd w:id="39"/>
-      <w:r>
-        <w:t xml:space="preserve"> </w:t>
-      </w:r>
-    </w:p>
-    <w:p>
-      <w:pPr>
-        <w:pStyle w:val="a5"/>
-        <w:spacing w:after="0" w:line="360" w:lineRule="auto"/>
-        <w:ind w:firstLine="708"/>
-        <w:jc w:val="both"/>
-      </w:pPr>
-      <w:r>
-        <w:t xml:space="preserve">При выборе программного обеспечения необходимо отдавать предпочтение платформам разработки и библиотекам, распространяемым под лицензией MIT или аналогичным ей лицензиям, допускающим свободное использование в любом ПО и освобождающим использующих от любой оплаты. Версия САПР </w:t>
-      </w:r>
-      <w:r>
-        <w:t>«Компас 3</w:t>
-      </w:r>
-      <w:r>
-        <w:rPr>
-          <w:lang w:val="en-US"/>
-        </w:rPr>
-        <w:t>D</w:t>
-      </w:r>
-      <w:r>
-        <w:t>»</w:t>
-      </w:r>
-      <w:r>
-        <w:t xml:space="preserve"> </w:t>
-      </w:r>
-      <w:r>
-        <w:rPr>
-          <w:lang w:val="en-US"/>
-        </w:rPr>
-        <w:t>v</w:t>
-      </w:r>
-      <w:r>
-        <w:t>25</w:t>
-      </w:r>
-      <w:r>
-        <w:t xml:space="preserve">. </w:t>
-      </w:r>
-    </w:p>
-    <w:p>
-      <w:pPr>
-        <w:pStyle w:val="a5"/>
-        <w:spacing w:after="0" w:line="360" w:lineRule="auto"/>
         <w:ind w:firstLine="709"/>
         <w:jc w:val="both"/>
       </w:pPr>
-      <w:r>
-        <w:t xml:space="preserve">Помимо этого, разработанная система должна работать на ПК с ОС Windows версии 10 и старше и разрядностью х64 с NET Framework 4.7.2. </w:t>
-      </w:r>
-    </w:p>
-    <w:p>
-      <w:pPr>
-        <w:pStyle w:val="a5"/>
-        <w:spacing w:after="0" w:line="360" w:lineRule="auto"/>
-        <w:ind w:firstLine="709"/>
-        <w:jc w:val="both"/>
-        <w:outlineLvl w:val="2"/>
-      </w:pPr>
-      <w:bookmarkStart w:id="40" w:name="_Toc240391118"/>
-      <w:r>
-        <w:t>3.3.5 Требования к техническому обеспечению системы</w:t>
-      </w:r>
-      <w:bookmarkEnd w:id="40"/>
-      <w:r>
-        <w:t xml:space="preserve"> </w:t>
-      </w:r>
-    </w:p>
-    <w:p>
-      <w:pPr>
-        <w:pStyle w:val="a5"/>
-        <w:spacing w:after="0" w:line="360" w:lineRule="auto"/>
-        <w:ind w:firstLine="709"/>
-        <w:jc w:val="both"/>
-      </w:pPr>
-      <w:r>
-        <w:t>−</w:t>
-      </w:r>
-      <w:r>
-        <w:t xml:space="preserve"> </w:t>
-      </w:r>
-      <w:r>
-        <w:t>ЦП 2 ГГц;</w:t>
-      </w:r>
-    </w:p>
-    <w:p>
-      <w:pPr>
-        <w:pStyle w:val="a5"/>
-        <w:spacing w:after="0" w:line="360" w:lineRule="auto"/>
-        <w:ind w:firstLine="709"/>
-        <w:jc w:val="both"/>
-      </w:pPr>
-      <w:r>
-        <w:t>−</w:t>
-      </w:r>
-      <w:r>
-        <w:t xml:space="preserve"> </w:t>
-      </w:r>
-      <w:r>
-        <w:t xml:space="preserve">16 ГБ ОЗУ; </w:t>
-      </w:r>
-    </w:p>
-    <w:p>
-      <w:pPr>
-        <w:pStyle w:val="a5"/>
-        <w:spacing w:after="0" w:line="360" w:lineRule="auto"/>
-        <w:ind w:firstLine="709"/>
-        <w:jc w:val="both"/>
-      </w:pPr>
-      <w:r>
-        <w:t>−</w:t>
-      </w:r>
-      <w:r>
-        <w:t xml:space="preserve"> </w:t>
-      </w:r>
-      <w:r>
-        <w:t>М</w:t>
-      </w:r>
-      <w:r>
-        <w:t xml:space="preserve">есто на диске </w:t>
-      </w:r>
-      <w:r>
-        <w:t>−</w:t>
-      </w:r>
-      <w:r>
-        <w:t xml:space="preserve"> </w:t>
-      </w:r>
-      <w:r>
-        <w:t>20</w:t>
-      </w:r>
-      <w:r>
-        <w:t xml:space="preserve"> ГБ; </w:t>
-      </w:r>
-    </w:p>
-    <w:p>
-      <w:pPr>
-        <w:pStyle w:val="a5"/>
-        <w:spacing w:after="0" w:line="360" w:lineRule="auto"/>
-        <w:ind w:left="708"/>
-        <w:jc w:val="both"/>
-        <w:outlineLvl w:val="2"/>
-      </w:pPr>
-      <w:bookmarkStart w:id="41" w:name="_Toc240391119"/>
-      <w:r>
-        <w:lastRenderedPageBreak/>
-        <w:t>3.3.6 Требования к метрологическому обеспечению</w:t>
-      </w:r>
-      <w:bookmarkEnd w:id="41"/>
-      <w:r>
-        <w:t xml:space="preserve"> </w:t>
-      </w:r>
-    </w:p>
-    <w:p>
-      <w:pPr>
-        <w:pStyle w:val="a5"/>
-        <w:spacing w:after="0" w:line="360" w:lineRule="auto"/>
-        <w:ind w:firstLine="709"/>
-        <w:jc w:val="both"/>
-      </w:pPr>
-      <w:r>
-        <w:t xml:space="preserve">Дополнительные требования к метрологическому обеспечению не предъявляются. </w:t>
-      </w:r>
-    </w:p>
-    <w:p>
-      <w:pPr>
-        <w:pStyle w:val="a5"/>
-        <w:spacing w:after="0" w:line="360" w:lineRule="auto"/>
-        <w:ind w:firstLine="708"/>
-        <w:jc w:val="both"/>
-        <w:outlineLvl w:val="2"/>
-      </w:pPr>
-      <w:bookmarkStart w:id="42" w:name="_Toc240391120"/>
-      <w:r>
-        <w:t>3.3.7 Требования к организационному обеспечению</w:t>
-      </w:r>
-      <w:bookmarkEnd w:id="42"/>
-      <w:r>
-        <w:t xml:space="preserve"> </w:t>
-      </w:r>
     </w:p>
     <w:p>
       <w:pPr>
@@ -7272,8 +8319,8 @@
           <w:bCs/>
         </w:rPr>
       </w:pPr>
-      <w:bookmarkStart w:id="43" w:name="_Toc240391121"/>
-      <w:commentRangeStart w:id="44"/>
+      <w:bookmarkStart w:id="46" w:name="_Toc240391121"/>
+      <w:commentRangeStart w:id="47"/>
       <w:r>
         <w:rPr>
           <w:b/>
@@ -7281,7 +8328,7 @@
         </w:rPr>
         <w:t>3.4 Общие технические требования к АС</w:t>
       </w:r>
-      <w:bookmarkEnd w:id="43"/>
+      <w:bookmarkEnd w:id="46"/>
     </w:p>
     <w:p>
       <w:pPr>
@@ -7300,14 +8347,14 @@
       <w:r>
         <w:t>Требования к общим техническим требованиям к АС не предъявляются.</w:t>
       </w:r>
-      <w:commentRangeEnd w:id="44"/>
+      <w:commentRangeEnd w:id="47"/>
       <w:r>
         <w:rPr>
           <w:rStyle w:val="ad"/>
           <w:sz w:val="28"/>
           <w:szCs w:val="28"/>
         </w:rPr>
-        <w:commentReference w:id="44"/>
+        <w:commentReference w:id="47"/>
       </w:r>
     </w:p>
     <w:p>
@@ -7358,7 +8405,7 @@
           <w:bCs/>
         </w:rPr>
       </w:pPr>
-      <w:bookmarkStart w:id="45" w:name="_Toc240391122"/>
+      <w:bookmarkStart w:id="48" w:name="_Toc240391122"/>
       <w:r>
         <w:rPr>
           <w:b/>
@@ -7367,7 +8414,7 @@
         <w:lastRenderedPageBreak/>
         <w:t>4 СОСТАВ И СОДЕРЖАНИЕ РАБОТ ПО СОЗДАНИЮ АВТОМАТИЗИРОВАННОЙ СИСТЕМЫ</w:t>
       </w:r>
-      <w:bookmarkEnd w:id="45"/>
+      <w:bookmarkEnd w:id="48"/>
     </w:p>
     <w:p>
       <w:pPr>
@@ -8621,21 +9668,16 @@
       <w:r>
         <w:rPr>
           <w:rFonts w:ascii="Times New Roman" w:hAnsi="Times New Roman" w:cs="Times New Roman"/>
-          <w:sz w:val="28"/>
-          <w:szCs w:val="28"/>
-        </w:rPr>
-        <w:t>Томск 2026</w:t>
-      </w:r>
-      <w:r>
-        <w:rPr>
-          <w:rFonts w:ascii="Times New Roman" w:hAnsi="Times New Roman" w:cs="Times New Roman"/>
         </w:rPr>
         <w:br w:type="page"/>
       </w:r>
       <w:commentRangeEnd w:id="49"/>
       <w:r>
         <w:rPr>
-          <w:rStyle w:val="CommentReference"/>
+          <w:rStyle w:val="ad"/>
+          <w:rFonts w:ascii="Times New Roman" w:hAnsi="Times New Roman" w:cs="Times New Roman"/>
+          <w:sz w:val="28"/>
+          <w:szCs w:val="28"/>
         </w:rPr>
         <w:commentReference w:id="49"/>
       </w:r>
@@ -8651,11 +9693,10 @@
           <w:pgSz w:w="16838" w:h="11906" w:orient="landscape"/>
           <w:pgMar w:top="851" w:right="1134" w:bottom="1701" w:left="1134" w:header="709" w:footer="624" w:gutter="0"/>
           <w:cols w:space="708"/>
-          <w:titlePg/>
           <w:docGrid w:linePitch="360"/>
         </w:sectPr>
       </w:pPr>
-      <w:bookmarkStart w:id="46" w:name="_Toc178602542"/>
+      <w:bookmarkStart w:id="50" w:name="_Toc178602542"/>
     </w:p>
     <w:p>
       <w:pPr>
@@ -8665,7 +9706,7 @@
           <w:bCs/>
         </w:rPr>
       </w:pPr>
-      <w:bookmarkStart w:id="47" w:name="_Toc240391123"/>
+      <w:bookmarkStart w:id="51" w:name="_Toc240391123"/>
       <w:r>
         <w:rPr>
           <w:b/>
@@ -8674,118 +9715,6 @@
         <w:lastRenderedPageBreak/>
         <w:t>5 ПОРЯДОК РАЗРАБОТКИ АВТОМАТИЗИРОВАННОЙ СИСТЕМЫ</w:t>
       </w:r>
-      <w:bookmarkEnd w:id="46"/>
-      <w:bookmarkEnd w:id="47"/>
-    </w:p>
-    <w:p>
-      <w:pPr>
-        <w:spacing w:after="0" w:line="360" w:lineRule="auto"/>
-        <w:jc w:val="center"/>
-        <w:rPr>
-          <w:rFonts w:ascii="Times New Roman" w:hAnsi="Times New Roman" w:cs="Times New Roman"/>
-          <w:b/>
-          <w:bCs/>
-          <w:sz w:val="28"/>
-          <w:szCs w:val="28"/>
-        </w:rPr>
-      </w:pPr>
-    </w:p>
-    <w:p>
-      <w:pPr>
-        <w:pStyle w:val="2"/>
-        <w:rPr>
-          <w:b/>
-          <w:bCs/>
-        </w:rPr>
-      </w:pPr>
-      <w:bookmarkStart w:id="48" w:name="_Toc178602543"/>
-      <w:bookmarkStart w:id="49" w:name="_Toc240391124"/>
-      <w:r>
-        <w:rPr>
-          <w:b/>
-          <w:bCs/>
-        </w:rPr>
-        <w:t>5.1 Порядок организации разработки АС</w:t>
-      </w:r>
-      <w:bookmarkEnd w:id="48"/>
-      <w:bookmarkEnd w:id="49"/>
-    </w:p>
-    <w:p>
-      <w:pPr>
-        <w:spacing w:after="0" w:line="360" w:lineRule="auto"/>
-        <w:jc w:val="center"/>
-        <w:rPr>
-          <w:rFonts w:ascii="Times New Roman" w:hAnsi="Times New Roman" w:cs="Times New Roman"/>
-          <w:sz w:val="28"/>
-          <w:szCs w:val="28"/>
-        </w:rPr>
-      </w:pPr>
-    </w:p>
-    <w:p>
-      <w:pPr>
-        <w:spacing w:after="0" w:line="360" w:lineRule="auto"/>
-        <w:ind w:firstLine="708"/>
-        <w:jc w:val="both"/>
-        <w:rPr>
-          <w:rFonts w:ascii="Times New Roman" w:eastAsia="SimSun" w:hAnsi="Times New Roman" w:cs="Times New Roman"/>
-          <w:sz w:val="28"/>
-          <w:szCs w:val="28"/>
-        </w:rPr>
-      </w:pPr>
-      <w:r>
-        <w:rPr>
-          <w:rFonts w:ascii="Times New Roman" w:eastAsia="SimSun" w:hAnsi="Times New Roman" w:cs="Times New Roman"/>
-          <w:sz w:val="28"/>
-          <w:szCs w:val="28"/>
-        </w:rPr>
-        <w:t>Работа по разработке АС организуется в удал</w:t>
-      </w:r>
-      <w:r>
-        <w:rPr>
-          <w:rFonts w:ascii="Times New Roman" w:eastAsia="SimSun" w:hAnsi="Times New Roman" w:cs="Times New Roman"/>
-          <w:sz w:val="28"/>
-          <w:szCs w:val="28"/>
-        </w:rPr>
-        <w:t>ё</w:t>
-      </w:r>
-      <w:r>
-        <w:rPr>
-          <w:rFonts w:ascii="Times New Roman" w:eastAsia="SimSun" w:hAnsi="Times New Roman" w:cs="Times New Roman"/>
-          <w:sz w:val="28"/>
-          <w:szCs w:val="28"/>
-        </w:rPr>
-        <w:t>нном формате с возможностью очного присутствия в рабочие часы и использовании для разработки ПК, находящихся в распоряжении кафедры КСУП.</w:t>
-      </w:r>
-    </w:p>
-    <w:p>
-      <w:pPr>
-        <w:spacing w:after="0" w:line="360" w:lineRule="auto"/>
-        <w:ind w:firstLine="708"/>
-        <w:jc w:val="both"/>
-        <w:rPr>
-          <w:rFonts w:ascii="Times New Roman" w:eastAsia="SimSun" w:hAnsi="Times New Roman" w:cs="Times New Roman"/>
-          <w:sz w:val="28"/>
-          <w:szCs w:val="28"/>
-        </w:rPr>
-      </w:pPr>
-    </w:p>
-    <w:p>
-      <w:pPr>
-        <w:pStyle w:val="2"/>
-        <w:rPr>
-          <w:b/>
-          <w:bCs/>
-        </w:rPr>
-      </w:pPr>
-      <w:bookmarkStart w:id="50" w:name="_Toc178602544"/>
-      <w:bookmarkStart w:id="51" w:name="_Toc240391125"/>
-      <w:r>
-        <w:rPr>
-          <w:b/>
-          <w:bCs/>
-        </w:rPr>
-        <w:t>5.2 Перечень документов и исходных данных для разработки АС</w:t>
-      </w:r>
       <w:bookmarkEnd w:id="50"/>
       <w:bookmarkEnd w:id="51"/>
     </w:p>
@@ -8794,6 +9723,118 @@
         <w:spacing w:after="0" w:line="360" w:lineRule="auto"/>
         <w:jc w:val="center"/>
         <w:rPr>
+          <w:rFonts w:ascii="Times New Roman" w:hAnsi="Times New Roman" w:cs="Times New Roman"/>
+          <w:b/>
+          <w:bCs/>
+          <w:sz w:val="28"/>
+          <w:szCs w:val="28"/>
+        </w:rPr>
+      </w:pPr>
+    </w:p>
+    <w:p>
+      <w:pPr>
+        <w:pStyle w:val="2"/>
+        <w:rPr>
+          <w:b/>
+          <w:bCs/>
+        </w:rPr>
+      </w:pPr>
+      <w:bookmarkStart w:id="52" w:name="_Toc178602543"/>
+      <w:bookmarkStart w:id="53" w:name="_Toc240391124"/>
+      <w:r>
+        <w:rPr>
+          <w:b/>
+          <w:bCs/>
+        </w:rPr>
+        <w:t>5.1 Порядок организации разработки АС</w:t>
+      </w:r>
+      <w:bookmarkEnd w:id="52"/>
+      <w:bookmarkEnd w:id="53"/>
+    </w:p>
+    <w:p>
+      <w:pPr>
+        <w:spacing w:after="0" w:line="360" w:lineRule="auto"/>
+        <w:jc w:val="center"/>
+        <w:rPr>
+          <w:rFonts w:ascii="Times New Roman" w:hAnsi="Times New Roman" w:cs="Times New Roman"/>
+          <w:sz w:val="28"/>
+          <w:szCs w:val="28"/>
+        </w:rPr>
+      </w:pPr>
+    </w:p>
+    <w:p>
+      <w:pPr>
+        <w:spacing w:after="0" w:line="360" w:lineRule="auto"/>
+        <w:ind w:firstLine="708"/>
+        <w:jc w:val="both"/>
+        <w:rPr>
+          <w:rFonts w:ascii="Times New Roman" w:eastAsia="SimSun" w:hAnsi="Times New Roman" w:cs="Times New Roman"/>
+          <w:sz w:val="28"/>
+          <w:szCs w:val="28"/>
+        </w:rPr>
+      </w:pPr>
+      <w:r>
+        <w:rPr>
+          <w:rFonts w:ascii="Times New Roman" w:eastAsia="SimSun" w:hAnsi="Times New Roman" w:cs="Times New Roman"/>
+          <w:sz w:val="28"/>
+          <w:szCs w:val="28"/>
+        </w:rPr>
+        <w:t>Работа по разработке АС организуется в удал</w:t>
+      </w:r>
+      <w:r>
+        <w:rPr>
+          <w:rFonts w:ascii="Times New Roman" w:eastAsia="SimSun" w:hAnsi="Times New Roman" w:cs="Times New Roman"/>
+          <w:sz w:val="28"/>
+          <w:szCs w:val="28"/>
+        </w:rPr>
+        <w:t>ё</w:t>
+      </w:r>
+      <w:r>
+        <w:rPr>
+          <w:rFonts w:ascii="Times New Roman" w:eastAsia="SimSun" w:hAnsi="Times New Roman" w:cs="Times New Roman"/>
+          <w:sz w:val="28"/>
+          <w:szCs w:val="28"/>
+        </w:rPr>
+        <w:t>нном формате с возможностью очного присутствия в рабочие часы и использовании для разработки ПК, находящихся в распоряжении кафедры КСУП.</w:t>
+      </w:r>
+    </w:p>
+    <w:p>
+      <w:pPr>
+        <w:spacing w:after="0" w:line="360" w:lineRule="auto"/>
+        <w:ind w:firstLine="708"/>
+        <w:jc w:val="both"/>
+        <w:rPr>
+          <w:rFonts w:ascii="Times New Roman" w:eastAsia="SimSun" w:hAnsi="Times New Roman" w:cs="Times New Roman"/>
+          <w:sz w:val="28"/>
+          <w:szCs w:val="28"/>
+        </w:rPr>
+      </w:pPr>
+    </w:p>
+    <w:p>
+      <w:pPr>
+        <w:pStyle w:val="2"/>
+        <w:rPr>
+          <w:b/>
+          <w:bCs/>
+        </w:rPr>
+      </w:pPr>
+      <w:bookmarkStart w:id="54" w:name="_Toc178602544"/>
+      <w:bookmarkStart w:id="55" w:name="_Toc240391125"/>
+      <w:r>
+        <w:rPr>
+          <w:b/>
+          <w:bCs/>
+        </w:rPr>
+        <w:t>5.2 Перечень документов и исходных данных для разработки АС</w:t>
+      </w:r>
+      <w:bookmarkEnd w:id="54"/>
+      <w:bookmarkEnd w:id="55"/>
+    </w:p>
+    <w:p>
+      <w:pPr>
+        <w:spacing w:after="0" w:line="360" w:lineRule="auto"/>
+        <w:jc w:val="center"/>
+        <w:rPr>
           <w:rFonts w:ascii="Times New Roman" w:eastAsia="SimSun" w:hAnsi="Times New Roman" w:cs="Times New Roman"/>
           <w:sz w:val="28"/>
           <w:szCs w:val="28"/>
@@ -8929,7 +9970,7 @@
         </w:rPr>
         <w:tab/>
       </w:r>
-      <w:commentRangeStart w:id="47"/>
+      <w:commentRangeStart w:id="56"/>
       <w:r>
         <w:rPr>
           <w:rFonts w:ascii="Times New Roman" w:hAnsi="Times New Roman" w:cs="Times New Roman"/>
@@ -8954,12 +9995,219 @@
         </w:rPr>
         <w:t>».</w:t>
       </w:r>
-      <w:commentRangeEnd w:id="47"/>
-      <w:r>
-        <w:rPr>
-          <w:rStyle w:val="CommentReference"/>
-        </w:rPr>
-        <w:commentReference w:id="47"/>
+      <w:commentRangeEnd w:id="56"/>
+      <w:r>
+        <w:rPr>
+          <w:rStyle w:val="ad"/>
+          <w:rFonts w:ascii="Times New Roman" w:hAnsi="Times New Roman" w:cs="Times New Roman"/>
+          <w:sz w:val="28"/>
+          <w:szCs w:val="28"/>
+        </w:rPr>
+        <w:commentReference w:id="56"/>
+      </w:r>
+      <w:r>
+        <w:rPr>
+          <w:rFonts w:ascii="Times New Roman" w:hAnsi="Times New Roman" w:cs="Times New Roman"/>
+          <w:sz w:val="28"/>
+          <w:szCs w:val="28"/>
+        </w:rPr>
+        <w:t xml:space="preserve"> </w:t>
+      </w:r>
+    </w:p>
+    <w:p>
+      <w:pPr>
+        <w:spacing w:after="0" w:line="360" w:lineRule="auto"/>
+        <w:ind w:firstLine="708"/>
+        <w:jc w:val="both"/>
+        <w:rPr>
+          <w:rFonts w:ascii="Times New Roman" w:hAnsi="Times New Roman" w:cs="Times New Roman"/>
+          <w:sz w:val="28"/>
+          <w:szCs w:val="28"/>
+        </w:rPr>
+      </w:pPr>
+      <w:r>
+        <w:rPr>
+          <w:rFonts w:ascii="Times New Roman" w:hAnsi="Times New Roman" w:cs="Times New Roman"/>
+          <w:sz w:val="28"/>
+          <w:szCs w:val="28"/>
+        </w:rPr>
+        <w:t>В качестве обязательных нормативных требований ГОСТ 32758-2014 при разработке расчетно-геометрического модуля АС используются:</w:t>
+      </w:r>
+    </w:p>
+    <w:p>
+      <w:pPr>
+        <w:spacing w:after="0" w:line="360" w:lineRule="auto"/>
+        <w:ind w:firstLine="708"/>
+        <w:jc w:val="both"/>
+        <w:rPr>
+          <w:rFonts w:ascii="Times New Roman" w:hAnsi="Times New Roman" w:cs="Times New Roman"/>
+          <w:sz w:val="28"/>
+          <w:szCs w:val="28"/>
+        </w:rPr>
+      </w:pPr>
+      <w:r>
+        <w:rPr>
+          <w:rFonts w:ascii="Times New Roman" w:hAnsi="Times New Roman" w:cs="Times New Roman"/>
+          <w:sz w:val="28"/>
+          <w:szCs w:val="28"/>
+        </w:rPr>
+        <w:t>−</w:t>
+      </w:r>
+      <w:r>
+        <w:rPr>
+          <w:rFonts w:ascii="Times New Roman" w:hAnsi="Times New Roman" w:cs="Times New Roman"/>
+          <w:sz w:val="28"/>
+          <w:szCs w:val="28"/>
+        </w:rPr>
+        <w:t xml:space="preserve"> Пункт </w:t>
+      </w:r>
+      <w:r>
+        <w:rPr>
+          <w:rFonts w:ascii="Times New Roman" w:hAnsi="Times New Roman" w:cs="Times New Roman"/>
+          <w:sz w:val="28"/>
+          <w:szCs w:val="28"/>
+        </w:rPr>
+        <w:t>4.3.1.1</w:t>
+      </w:r>
+      <w:r>
+        <w:rPr>
+          <w:rFonts w:ascii="Times New Roman" w:hAnsi="Times New Roman" w:cs="Times New Roman"/>
+          <w:sz w:val="28"/>
+          <w:szCs w:val="28"/>
+        </w:rPr>
+        <w:t xml:space="preserve"> </w:t>
+      </w:r>
+      <w:r>
+        <w:rPr>
+          <w:rFonts w:ascii="Times New Roman" w:hAnsi="Times New Roman" w:cs="Times New Roman"/>
+          <w:sz w:val="28"/>
+          <w:szCs w:val="28"/>
+        </w:rPr>
+        <w:t>регламентирует высоту дорожных конусов от 300 мм</w:t>
+      </w:r>
+      <w:r>
+        <w:rPr>
+          <w:rFonts w:ascii="Times New Roman" w:hAnsi="Times New Roman" w:cs="Times New Roman"/>
+          <w:sz w:val="28"/>
+          <w:szCs w:val="28"/>
+        </w:rPr>
+        <w:t xml:space="preserve"> и</w:t>
+      </w:r>
+      <w:r>
+        <w:rPr>
+          <w:rFonts w:ascii="Times New Roman" w:hAnsi="Times New Roman" w:cs="Times New Roman"/>
+          <w:sz w:val="28"/>
+          <w:szCs w:val="28"/>
+        </w:rPr>
+        <w:t xml:space="preserve"> задает нормативный угол уклона образующей к вертикальной оси, составляющий</w:t>
+      </w:r>
+      <w:r>
+        <w:rPr>
+          <w:rFonts w:ascii="Times New Roman" w:hAnsi="Times New Roman" w:cs="Times New Roman"/>
+          <w:sz w:val="28"/>
+          <w:szCs w:val="28"/>
+        </w:rPr>
+        <w:t xml:space="preserve"> </w:t>
+      </w:r>
+      <w:r>
+        <w:rPr>
+          <w:rFonts w:ascii="Times New Roman" w:hAnsi="Times New Roman" w:cs="Times New Roman"/>
+          <w:sz w:val="28"/>
+          <w:szCs w:val="28"/>
+        </w:rPr>
+        <w:t>10</w:t>
+      </w:r>
+      <w:r>
+        <w:rPr>
+          <w:rFonts w:ascii="Times New Roman" w:hAnsi="Times New Roman" w:cs="Times New Roman"/>
+          <w:sz w:val="28"/>
+          <w:szCs w:val="28"/>
+        </w:rPr>
+        <w:t xml:space="preserve"> </w:t>
+      </w:r>
+      <w:r>
+        <w:rPr>
+          <w:rFonts w:ascii="Times New Roman" w:hAnsi="Times New Roman" w:cs="Times New Roman"/>
+          <w:sz w:val="28"/>
+          <w:szCs w:val="28"/>
+        </w:rPr>
+        <w:t>±</w:t>
+      </w:r>
+      <w:r>
+        <w:rPr>
+          <w:rFonts w:ascii="Times New Roman" w:hAnsi="Times New Roman" w:cs="Times New Roman"/>
+          <w:sz w:val="28"/>
+          <w:szCs w:val="28"/>
+        </w:rPr>
+        <w:t xml:space="preserve"> </w:t>
+      </w:r>
+      <w:r>
+        <w:rPr>
+          <w:rFonts w:ascii="Times New Roman" w:hAnsi="Times New Roman" w:cs="Times New Roman"/>
+          <w:sz w:val="28"/>
+          <w:szCs w:val="28"/>
+        </w:rPr>
+        <w:t>2,5</w:t>
+      </w:r>
+      <w:r>
+        <w:rPr>
+          <w:rFonts w:ascii="Times New Roman" w:hAnsi="Times New Roman" w:cs="Times New Roman"/>
+          <w:sz w:val="28"/>
+          <w:szCs w:val="28"/>
+        </w:rPr>
+        <w:t xml:space="preserve"> градусов.</w:t>
+      </w:r>
+    </w:p>
+    <w:p>
+      <w:pPr>
+        <w:spacing w:after="0" w:line="360" w:lineRule="auto"/>
+        <w:ind w:firstLine="708"/>
+        <w:jc w:val="both"/>
+        <w:rPr>
+          <w:rFonts w:ascii="Times New Roman" w:hAnsi="Times New Roman" w:cs="Times New Roman"/>
+          <w:sz w:val="28"/>
+          <w:szCs w:val="28"/>
+        </w:rPr>
+      </w:pPr>
+      <w:r>
+        <w:rPr>
+          <w:rFonts w:ascii="Times New Roman" w:hAnsi="Times New Roman" w:cs="Times New Roman"/>
+          <w:sz w:val="28"/>
+          <w:szCs w:val="28"/>
+        </w:rPr>
+        <w:t>−</w:t>
+      </w:r>
+      <w:r>
+        <w:rPr>
+          <w:rFonts w:ascii="Times New Roman" w:hAnsi="Times New Roman" w:cs="Times New Roman"/>
+          <w:sz w:val="28"/>
+          <w:szCs w:val="28"/>
+        </w:rPr>
+        <w:t xml:space="preserve"> </w:t>
+      </w:r>
+      <w:r>
+        <w:rPr>
+          <w:rFonts w:ascii="Times New Roman" w:hAnsi="Times New Roman" w:cs="Times New Roman"/>
+          <w:sz w:val="28"/>
+          <w:szCs w:val="28"/>
+        </w:rPr>
+        <w:t>Пункт 4.3.1.3</w:t>
+      </w:r>
+      <w:r>
+        <w:rPr>
+          <w:rFonts w:ascii="Times New Roman" w:hAnsi="Times New Roman" w:cs="Times New Roman"/>
+          <w:sz w:val="28"/>
+          <w:szCs w:val="28"/>
+        </w:rPr>
+        <w:t xml:space="preserve"> </w:t>
+      </w:r>
+      <w:r>
+        <w:rPr>
+          <w:rFonts w:ascii="Times New Roman" w:hAnsi="Times New Roman" w:cs="Times New Roman"/>
+          <w:sz w:val="28"/>
+          <w:szCs w:val="28"/>
+        </w:rPr>
+        <w:t>устанавливает диапазон для наружного диаметра вершины конуса, равный 60 ± 15 мм.</w:t>
       </w:r>
     </w:p>
     <w:p>
@@ -8981,8 +10229,8 @@
           <w:bCs/>
         </w:rPr>
       </w:pPr>
-      <w:bookmarkStart w:id="52" w:name="_Toc178602545"/>
-      <w:bookmarkStart w:id="53" w:name="_Toc240391126"/>
+      <w:bookmarkStart w:id="57" w:name="_Toc178602545"/>
+      <w:bookmarkStart w:id="58" w:name="_Toc240391126"/>
       <w:r>
         <w:rPr>
           <w:b/>
@@ -8990,8 +10238,8 @@
         </w:rPr>
         <w:t>5.3 Перечень документов, предъявляемых по окончании соответствующих этапов работ</w:t>
       </w:r>
-      <w:bookmarkEnd w:id="52"/>
-      <w:bookmarkEnd w:id="53"/>
+      <w:bookmarkEnd w:id="57"/>
+      <w:bookmarkEnd w:id="58"/>
     </w:p>
     <w:p>
       <w:pPr>
@@ -9099,6 +10347,7 @@
           <w:sz w:val="28"/>
           <w:szCs w:val="28"/>
         </w:rPr>
+        <w:lastRenderedPageBreak/>
         <w:tab/>
       </w:r>
       <w:r>
@@ -9213,8 +10462,8 @@
           <w:bCs/>
         </w:rPr>
       </w:pPr>
-      <w:bookmarkStart w:id="54" w:name="_Toc178602546"/>
-      <w:bookmarkStart w:id="55" w:name="_Toc240391127"/>
+      <w:bookmarkStart w:id="59" w:name="_Toc178602546"/>
+      <w:bookmarkStart w:id="60" w:name="_Toc240391127"/>
       <w:r>
         <w:rPr>
           <w:b/>
@@ -9223,8 +10472,8 @@
         <w:lastRenderedPageBreak/>
         <w:t>6 ПОРЯДОК КОНТРОЛЯ И ПРИЁМКИ АВТОМАТИЗИРОВАННОЙ СИСТЕМЫ</w:t>
       </w:r>
-      <w:bookmarkEnd w:id="54"/>
-      <w:bookmarkEnd w:id="55"/>
+      <w:bookmarkEnd w:id="59"/>
+      <w:bookmarkEnd w:id="60"/>
     </w:p>
     <w:p>
       <w:pPr>
@@ -9239,8 +10488,8 @@
           <w:bCs/>
         </w:rPr>
       </w:pPr>
-      <w:bookmarkStart w:id="56" w:name="_Toc178602547"/>
-      <w:bookmarkStart w:id="57" w:name="_Toc240391128"/>
+      <w:bookmarkStart w:id="61" w:name="_Toc178602547"/>
+      <w:bookmarkStart w:id="62" w:name="_Toc240391128"/>
       <w:r>
         <w:rPr>
           <w:b/>
@@ -9248,8 +10497,8 @@
         </w:rPr>
         <w:t>6.1 Виды, состав и методы испытаний АС и ее составных частей</w:t>
       </w:r>
-      <w:bookmarkEnd w:id="56"/>
-      <w:bookmarkEnd w:id="57"/>
+      <w:bookmarkEnd w:id="61"/>
+      <w:bookmarkEnd w:id="62"/>
     </w:p>
     <w:p>
       <w:pPr>
@@ -9496,8 +10745,8 @@
           <w:bCs/>
         </w:rPr>
       </w:pPr>
-      <w:bookmarkStart w:id="58" w:name="_Toc178602548"/>
-      <w:bookmarkStart w:id="59" w:name="_Toc240391129"/>
+      <w:bookmarkStart w:id="63" w:name="_Toc178602548"/>
+      <w:bookmarkStart w:id="64" w:name="_Toc240391129"/>
       <w:r>
         <w:rPr>
           <w:b/>
@@ -9505,8 +10754,8 @@
         </w:rPr>
         <w:t>6.2 Общие требования к приёмке работ по стадиям</w:t>
       </w:r>
-      <w:bookmarkEnd w:id="58"/>
-      <w:bookmarkEnd w:id="59"/>
+      <w:bookmarkEnd w:id="63"/>
+      <w:bookmarkEnd w:id="64"/>
     </w:p>
     <w:p>
       <w:pPr>
@@ -9604,8 +10853,8 @@
           <w:bCs/>
         </w:rPr>
       </w:pPr>
-      <w:bookmarkStart w:id="60" w:name="_Toc178602549"/>
-      <w:bookmarkStart w:id="61" w:name="_Toc240391130"/>
+      <w:bookmarkStart w:id="65" w:name="_Toc178602549"/>
+      <w:bookmarkStart w:id="66" w:name="_Toc240391130"/>
       <w:r>
         <w:rPr>
           <w:b/>
@@ -9614,8 +10863,8 @@
         <w:lastRenderedPageBreak/>
         <w:t>7 ТРЕБОВАНИЯ К ДОКУМЕНТИРОВАНИЮ</w:t>
       </w:r>
-      <w:bookmarkEnd w:id="60"/>
-      <w:bookmarkEnd w:id="61"/>
+      <w:bookmarkEnd w:id="65"/>
+      <w:bookmarkEnd w:id="66"/>
     </w:p>
     <w:p>
       <w:pPr>
@@ -9678,8 +10927,8 @@
           <w:bCs/>
         </w:rPr>
       </w:pPr>
-      <w:bookmarkStart w:id="62" w:name="_Toc178602550"/>
-      <w:bookmarkStart w:id="63" w:name="_Toc240391131"/>
+      <w:bookmarkStart w:id="67" w:name="_Toc178602550"/>
+      <w:bookmarkStart w:id="68" w:name="_Toc240391131"/>
       <w:r>
         <w:rPr>
           <w:b/>
@@ -9687,8 +10936,8 @@
         </w:rPr>
         <w:t>7.1 Перечень подлежащих разработке документов</w:t>
       </w:r>
-      <w:bookmarkEnd w:id="62"/>
-      <w:bookmarkEnd w:id="63"/>
+      <w:bookmarkEnd w:id="67"/>
+      <w:bookmarkEnd w:id="68"/>
       <w:r>
         <w:rPr>
           <w:b/>
@@ -9747,8 +10996,8 @@
           <w:bCs/>
         </w:rPr>
       </w:pPr>
-      <w:bookmarkStart w:id="64" w:name="_Toc178602551"/>
-      <w:bookmarkStart w:id="65" w:name="_Toc240391132"/>
+      <w:bookmarkStart w:id="69" w:name="_Toc178602551"/>
+      <w:bookmarkStart w:id="70" w:name="_Toc240391132"/>
       <w:r>
         <w:rPr>
           <w:b/>
@@ -9756,8 +11005,8 @@
         </w:rPr>
         <w:t>7.2 Вид представления и количество документов</w:t>
       </w:r>
-      <w:bookmarkEnd w:id="64"/>
-      <w:bookmarkEnd w:id="65"/>
+      <w:bookmarkEnd w:id="69"/>
+      <w:bookmarkEnd w:id="70"/>
     </w:p>
     <w:p>
       <w:pPr>
@@ -9787,43 +11036,7 @@
           <w:sz w:val="28"/>
           <w:szCs w:val="28"/>
         </w:rPr>
-        <w:t>Нижеперечисленные документы к АС предоставляются в электронном виде в форматах .</w:t>
-      </w:r>
-      <w:proofErr w:type="spellStart"/>
-      <w:r>
-        <w:rPr>
-          <w:rFonts w:ascii="Times New Roman" w:hAnsi="Times New Roman" w:cs="Times New Roman"/>
-          <w:sz w:val="28"/>
-          <w:szCs w:val="28"/>
-        </w:rPr>
-        <w:t>docx</w:t>
-      </w:r>
-      <w:proofErr w:type="spellEnd"/>
-      <w:r>
-        <w:rPr>
-          <w:rFonts w:ascii="Times New Roman" w:hAnsi="Times New Roman" w:cs="Times New Roman"/>
-          <w:sz w:val="28"/>
-          <w:szCs w:val="28"/>
-        </w:rPr>
-        <w:t xml:space="preserve"> и .</w:t>
-      </w:r>
-      <w:proofErr w:type="spellStart"/>
-      <w:r>
-        <w:rPr>
-          <w:rFonts w:ascii="Times New Roman" w:hAnsi="Times New Roman" w:cs="Times New Roman"/>
-          <w:sz w:val="28"/>
-          <w:szCs w:val="28"/>
-        </w:rPr>
-        <w:t>pdf</w:t>
-      </w:r>
-      <w:proofErr w:type="spellEnd"/>
-      <w:r>
-        <w:rPr>
-          <w:rFonts w:ascii="Times New Roman" w:hAnsi="Times New Roman" w:cs="Times New Roman"/>
-          <w:sz w:val="28"/>
-          <w:szCs w:val="28"/>
-        </w:rPr>
-        <w:t xml:space="preserve"> по одному экземпляру каждый </w:t>
+        <w:t xml:space="preserve">Нижеперечисленные документы к АС предоставляются в электронном виде в форматах .docx и .pdf по одному экземпляру каждый </w:t>
       </w:r>
     </w:p>
     <w:p>
@@ -9946,8 +11159,8 @@
           <w:bCs/>
         </w:rPr>
       </w:pPr>
-      <w:bookmarkStart w:id="66" w:name="_Toc178602552"/>
-      <w:bookmarkStart w:id="67" w:name="_Toc240391133"/>
+      <w:bookmarkStart w:id="71" w:name="_Toc178602552"/>
+      <w:bookmarkStart w:id="72" w:name="_Toc240391133"/>
       <w:r>
         <w:rPr>
           <w:b/>
@@ -9955,8 +11168,8 @@
         </w:rPr>
         <w:t>7.3 Требования по использованию ЕСКД и ЕСПД при разработке документов</w:t>
       </w:r>
-      <w:bookmarkEnd w:id="66"/>
-      <w:bookmarkEnd w:id="67"/>
+      <w:bookmarkEnd w:id="71"/>
+      <w:bookmarkEnd w:id="72"/>
     </w:p>
     <w:p>
       <w:pPr>
@@ -10054,25 +11267,7 @@
           <w:sz w:val="28"/>
           <w:szCs w:val="28"/>
         </w:rPr>
-        <w:t xml:space="preserve">− шрифт – Times New </w:t>
-      </w:r>
-      <w:proofErr w:type="spellStart"/>
-      <w:r>
-        <w:rPr>
-          <w:rFonts w:ascii="Times New Roman" w:hAnsi="Times New Roman" w:cs="Times New Roman"/>
-          <w:sz w:val="28"/>
-          <w:szCs w:val="28"/>
-        </w:rPr>
-        <w:t>Roman</w:t>
-      </w:r>
-      <w:proofErr w:type="spellEnd"/>
-      <w:r>
-        <w:rPr>
-          <w:rFonts w:ascii="Times New Roman" w:hAnsi="Times New Roman" w:cs="Times New Roman"/>
-          <w:sz w:val="28"/>
-          <w:szCs w:val="28"/>
-        </w:rPr>
-        <w:t xml:space="preserve"> 14; </w:t>
+        <w:t xml:space="preserve">− шрифт – Times New Roman 14; </w:t>
       </w:r>
     </w:p>
     <w:p>
@@ -10189,18 +11384,14 @@
           <w:bCs/>
         </w:rPr>
       </w:pPr>
-      <w:bookmarkStart w:id="68" w:name="_Toc178602553"/>
-      <w:bookmarkStart w:id="69" w:name="_Toc240391134"/>
       <w:r>
         <w:rPr>
           <w:b/>
           <w:bCs/>
         </w:rPr>
         <w:lastRenderedPageBreak/>
-        <w:t>8 ИСТОЧНИКИ РАЗРАБОТКИ</w:t>
-      </w:r>
-      <w:bookmarkEnd w:id="68"/>
-      <w:bookmarkEnd w:id="69"/>
+        <w:t>Список использованных источников</w:t>
+      </w:r>
     </w:p>
     <w:p>
       <w:pPr>
@@ -10256,61 +11447,7 @@
           <w:sz w:val="28"/>
           <w:szCs w:val="28"/>
         </w:rPr>
-        <w:t xml:space="preserve">Новые технологии в </w:t>
-      </w:r>
-      <w:proofErr w:type="gramStart"/>
-      <w:r>
-        <w:rPr>
-          <w:rFonts w:ascii="Times New Roman" w:eastAsia="SimSun" w:hAnsi="Times New Roman" w:cs="Times New Roman"/>
-          <w:sz w:val="28"/>
-          <w:szCs w:val="28"/>
-        </w:rPr>
-        <w:t>программировании :</w:t>
-      </w:r>
-      <w:proofErr w:type="gramEnd"/>
-      <w:r>
-        <w:rPr>
-          <w:rFonts w:ascii="Times New Roman" w:eastAsia="SimSun" w:hAnsi="Times New Roman" w:cs="Times New Roman"/>
-          <w:sz w:val="28"/>
-          <w:szCs w:val="28"/>
-        </w:rPr>
-        <w:t xml:space="preserve"> учебное пособие / А. А. </w:t>
-      </w:r>
-      <w:proofErr w:type="spellStart"/>
-      <w:r>
-        <w:rPr>
-          <w:rFonts w:ascii="Times New Roman" w:eastAsia="SimSun" w:hAnsi="Times New Roman" w:cs="Times New Roman"/>
-          <w:sz w:val="28"/>
-          <w:szCs w:val="28"/>
-        </w:rPr>
-        <w:t>Калентьев</w:t>
-      </w:r>
-      <w:proofErr w:type="spellEnd"/>
-      <w:r>
-        <w:rPr>
-          <w:rFonts w:ascii="Times New Roman" w:eastAsia="SimSun" w:hAnsi="Times New Roman" w:cs="Times New Roman"/>
-          <w:sz w:val="28"/>
-          <w:szCs w:val="28"/>
-        </w:rPr>
-        <w:t xml:space="preserve">, Д. В. </w:t>
-      </w:r>
-      <w:proofErr w:type="spellStart"/>
-      <w:r>
-        <w:rPr>
-          <w:rFonts w:ascii="Times New Roman" w:eastAsia="SimSun" w:hAnsi="Times New Roman" w:cs="Times New Roman"/>
-          <w:sz w:val="28"/>
-          <w:szCs w:val="28"/>
-        </w:rPr>
-        <w:t>Гарайс</w:t>
-      </w:r>
-      <w:proofErr w:type="spellEnd"/>
-      <w:r>
-        <w:rPr>
-          <w:rFonts w:ascii="Times New Roman" w:eastAsia="SimSun" w:hAnsi="Times New Roman" w:cs="Times New Roman"/>
-          <w:sz w:val="28"/>
-          <w:szCs w:val="28"/>
-        </w:rPr>
-        <w:t xml:space="preserve">, А. Е. Горяинов — Томск : Эль Контент, 2014. — 176 с. </w:t>
+        <w:t xml:space="preserve">Новые технологии в программировании : учебное пособие / А. А. Калентьев, Д. В. Гарайс, А. Е. Горяинов — Томск : Эль Контент, 2014. — 176 с. </w:t>
       </w:r>
     </w:p>
     <w:p>
@@ -10454,97 +11591,7 @@
           <w:sz w:val="28"/>
           <w:szCs w:val="28"/>
         </w:rPr>
-        <w:t>Введение в UML от создателей языка [Текст</w:t>
-      </w:r>
-      <w:proofErr w:type="gramStart"/>
-      <w:r>
-        <w:rPr>
-          <w:rFonts w:ascii="Times New Roman" w:eastAsia="SimSun" w:hAnsi="Times New Roman" w:cs="Times New Roman"/>
-          <w:sz w:val="28"/>
-          <w:szCs w:val="28"/>
-        </w:rPr>
-        <w:t>] :</w:t>
-      </w:r>
-      <w:proofErr w:type="gramEnd"/>
-      <w:r>
-        <w:rPr>
-          <w:rFonts w:ascii="Times New Roman" w:eastAsia="SimSun" w:hAnsi="Times New Roman" w:cs="Times New Roman"/>
-          <w:sz w:val="28"/>
-          <w:szCs w:val="28"/>
-        </w:rPr>
-        <w:t xml:space="preserve"> руководство пользователя / Г. Буч, Д. </w:t>
-      </w:r>
-      <w:proofErr w:type="spellStart"/>
-      <w:r>
-        <w:rPr>
-          <w:rFonts w:ascii="Times New Roman" w:eastAsia="SimSun" w:hAnsi="Times New Roman" w:cs="Times New Roman"/>
-          <w:sz w:val="28"/>
-          <w:szCs w:val="28"/>
-        </w:rPr>
-        <w:t>Рамбо</w:t>
-      </w:r>
-      <w:proofErr w:type="spellEnd"/>
-      <w:r>
-        <w:rPr>
-          <w:rFonts w:ascii="Times New Roman" w:eastAsia="SimSun" w:hAnsi="Times New Roman" w:cs="Times New Roman"/>
-          <w:sz w:val="28"/>
-          <w:szCs w:val="28"/>
-        </w:rPr>
-        <w:t xml:space="preserve">, И. Якобсон. - 2-е изд. - </w:t>
-      </w:r>
-      <w:proofErr w:type="gramStart"/>
-      <w:r>
-        <w:rPr>
-          <w:rFonts w:ascii="Times New Roman" w:eastAsia="SimSun" w:hAnsi="Times New Roman" w:cs="Times New Roman"/>
-          <w:sz w:val="28"/>
-          <w:szCs w:val="28"/>
-        </w:rPr>
-        <w:t>М. :</w:t>
-      </w:r>
-      <w:proofErr w:type="gramEnd"/>
-      <w:r>
-        <w:rPr>
-          <w:rFonts w:ascii="Times New Roman" w:eastAsia="SimSun" w:hAnsi="Times New Roman" w:cs="Times New Roman"/>
-          <w:sz w:val="28"/>
-          <w:szCs w:val="28"/>
-        </w:rPr>
-        <w:t xml:space="preserve"> ДМК Пресс, 2012. - 494 </w:t>
-      </w:r>
-      <w:proofErr w:type="gramStart"/>
-      <w:r>
-        <w:rPr>
-          <w:rFonts w:ascii="Times New Roman" w:eastAsia="SimSun" w:hAnsi="Times New Roman" w:cs="Times New Roman"/>
-          <w:sz w:val="28"/>
-          <w:szCs w:val="28"/>
-        </w:rPr>
-        <w:t>с. :</w:t>
-      </w:r>
-      <w:proofErr w:type="gramEnd"/>
-      <w:r>
-        <w:rPr>
-          <w:rFonts w:ascii="Times New Roman" w:eastAsia="SimSun" w:hAnsi="Times New Roman" w:cs="Times New Roman"/>
-          <w:sz w:val="28"/>
-          <w:szCs w:val="28"/>
-        </w:rPr>
-        <w:t xml:space="preserve"> ил. - (Классика программирования). - </w:t>
-      </w:r>
-      <w:proofErr w:type="spellStart"/>
-      <w:r>
-        <w:rPr>
-          <w:rFonts w:ascii="Times New Roman" w:eastAsia="SimSun" w:hAnsi="Times New Roman" w:cs="Times New Roman"/>
-          <w:sz w:val="28"/>
-          <w:szCs w:val="28"/>
-        </w:rPr>
-        <w:t>Предм</w:t>
-      </w:r>
-      <w:proofErr w:type="spellEnd"/>
-      <w:r>
-        <w:rPr>
-          <w:rFonts w:ascii="Times New Roman" w:eastAsia="SimSun" w:hAnsi="Times New Roman" w:cs="Times New Roman"/>
-          <w:sz w:val="28"/>
-          <w:szCs w:val="28"/>
-        </w:rPr>
-        <w:t xml:space="preserve">. указ.: с. 483- 493. - ISBN 978-5-94074-644-7; </w:t>
+        <w:t xml:space="preserve">Введение в UML от создателей языка [Текст] : руководство пользователя / Г. Буч, Д. Рамбо, И. Якобсон. - 2-е изд. - М. : ДМК Пресс, 2012. - 494 с. : ил. - (Классика программирования). - Предм. указ.: с. 483- 493. - ISBN 978-5-94074-644-7; </w:t>
       </w:r>
     </w:p>
     <w:p>
@@ -10568,35 +11615,7 @@
           <w:sz w:val="28"/>
           <w:szCs w:val="28"/>
         </w:rPr>
-        <w:t xml:space="preserve">Ли. К. Основы САПР (CAD/CAM/CAE). – </w:t>
-      </w:r>
-      <w:proofErr w:type="spellStart"/>
-      <w:r>
-        <w:rPr>
-          <w:rFonts w:ascii="Times New Roman" w:eastAsia="SimSun" w:hAnsi="Times New Roman" w:cs="Times New Roman"/>
-          <w:sz w:val="28"/>
-          <w:szCs w:val="28"/>
-        </w:rPr>
-        <w:t>Спб</w:t>
-      </w:r>
-      <w:proofErr w:type="spellEnd"/>
-      <w:proofErr w:type="gramStart"/>
-      <w:r>
-        <w:rPr>
-          <w:rFonts w:ascii="Times New Roman" w:eastAsia="SimSun" w:hAnsi="Times New Roman" w:cs="Times New Roman"/>
-          <w:sz w:val="28"/>
-          <w:szCs w:val="28"/>
-        </w:rPr>
-        <w:t>.:«</w:t>
-      </w:r>
-      <w:proofErr w:type="gramEnd"/>
-      <w:r>
-        <w:rPr>
-          <w:rFonts w:ascii="Times New Roman" w:eastAsia="SimSun" w:hAnsi="Times New Roman" w:cs="Times New Roman"/>
-          <w:sz w:val="28"/>
-          <w:szCs w:val="28"/>
-        </w:rPr>
-        <w:t>Питер», 2004. – 560с.</w:t>
+        <w:t>Ли. К. Основы САПР (CAD/CAM/CAE). – Спб.:«Питер», 2004. – 560с.</w:t>
       </w:r>
     </w:p>
     <w:p>
@@ -10617,8 +11636,42 @@
 </file>
 
 <file path=word/comments.xml><?xml version="1.0" encoding="utf-8"?>
-<w:comments xmlns:wpc="http://schemas.microsoft.com/office/word/2010/wordprocessingCanvas" xmlns:cx="http://schemas.microsoft.com/office/drawing/2014/chartex" xmlns:cx1="http://schemas.microsoft.com/office/drawing/2015/9/8/chartex" xmlns:cx2="http://schemas.microsoft.com/office/drawing/2015/10/21/chartex" xmlns:cx3="http://schemas.microsoft.com/office/drawing/2016/5/9/chartex" xmlns:cx4="http://schemas.microsoft.com/office/drawing/2016/5/10/chartex" xmlns:cx5="http://schemas.microsoft.com/office/drawing/2016/5/11/chartex" xmlns:cx6="http://schemas.microsoft.com/office/drawing/2016/5/12/chartex" xmlns:cx7="http://schemas.microsoft.com/office/drawing/2016/5/13/chartex" xmlns:cx8="http://schemas.microsoft.com/office/drawing/2016/5/14/chartex" xmlns:mc="http://schemas.openxmlformats.org/markup-compatibility/2006" xmlns:aink="http://schemas.microsoft.com/office/drawing/2016/ink" xmlns:am3d="http://schemas.microsoft.com/office/drawing/2017/model3d" xmlns:o="urn:schemas-microsoft-com:office:office" xmlns:r="http://schemas.openxmlformats.org/officeDocument/2006/relationships" xmlns:m="http://schemas.openxmlformats.org/officeDocument/2006/math" xmlns:v="urn:schemas-microsoft-com:vml" xmlns:wp14="http://schemas.microsoft.com/office/word/2010/wordprocessingDrawing" xmlns:wp="http://schemas.openxmlformats.org/drawingml/2006/wordprocessingDrawing" xmlns:w10="urn:schemas-microsoft-com:office:word" xmlns:w="http://schemas.openxmlformats.org/wordprocessingml/2006/main" xmlns:w14="http://schemas.microsoft.com/office/word/2010/wordml" xmlns:w15="http://schemas.microsoft.com/office/word/2012/wordml" xmlns:w16cex="http://schemas.microsoft.com/office/word/2018/wordml/cex" xmlns:w16cid="http://schemas.microsoft.com/office/word/2016/wordml/cid" xmlns:w16="http://schemas.microsoft.com/office/word/2018/wordml" xmlns:w16sdtdh="http://schemas.microsoft.com/office/word/2020/wordml/sdtdatahash" xmlns:w16se="http://schemas.microsoft.com/office/word/2015/wordml/symex" xmlns:wpg="http://schemas.microsoft.com/office/word/2010/wordprocessingGroup" xmlns:wpi="http://schemas.microsoft.com/office/word/2010/wordprocessingInk" xmlns:wne="http://schemas.microsoft.com/office/word/2006/wordml" xmlns:wps="http://schemas.microsoft.com/office/word/2010/wordprocessingShape" mc:Ignorable="w14 w15 w16se w16cid w16 w16cex w16sdtdh wp14">
-  <w:comment w:id="44" w:author="Kalentyev Alexey" w:date="2026-09-16T11:36:00Z" w:initials="KA">
+<w:comments xmlns:wpc="http://schemas.microsoft.com/office/word/2010/wordprocessingCanvas" xmlns:cx="http://schemas.microsoft.com/office/drawing/2014/chartex" xmlns:cx1="http://schemas.microsoft.com/office/drawing/2015/9/8/chartex" xmlns:cx2="http://schemas.microsoft.com/office/drawing/2015/10/21/chartex" xmlns:cx3="http://schemas.microsoft.com/office/drawing/2016/5/9/chartex" xmlns:cx4="http://schemas.microsoft.com/office/drawing/2016/5/10/chartex" xmlns:cx5="http://schemas.microsoft.com/office/drawing/2016/5/11/chartex" xmlns:cx6="http://schemas.microsoft.com/office/drawing/2016/5/12/chartex" xmlns:cx7="http://schemas.microsoft.com/office/drawing/2016/5/13/chartex" xmlns:cx8="http://schemas.microsoft.com/office/drawing/2016/5/14/chartex" xmlns:mc="http://schemas.openxmlformats.org/markup-compatibility/2006" xmlns:aink="http://schemas.microsoft.com/office/drawing/2016/ink" xmlns:am3d="http://schemas.microsoft.com/office/drawing/2017/model3d" xmlns:o="urn:schemas-microsoft-com:office:office" xmlns:oel="http://schemas.microsoft.com/office/2019/extlst" xmlns:r="http://schemas.openxmlformats.org/officeDocument/2006/relationships" xmlns:m="http://schemas.openxmlformats.org/officeDocument/2006/math" xmlns:v="urn:schemas-microsoft-com:vml" xmlns:wp14="http://schemas.microsoft.com/office/word/2010/wordprocessingDrawing" xmlns:wp="http://schemas.openxmlformats.org/drawingml/2006/wordprocessingDrawing" xmlns:w10="urn:schemas-microsoft-com:office:word" xmlns:w="http://schemas.openxmlformats.org/wordprocessingml/2006/main" xmlns:w14="http://schemas.microsoft.com/office/word/2010/wordml" xmlns:w15="http://schemas.microsoft.com/office/word/2012/wordml" xmlns:w16cex="http://schemas.microsoft.com/office/word/2018/wordml/cex" xmlns:w16cid="http://schemas.microsoft.com/office/word/2016/wordml/cid" xmlns:w16="http://schemas.microsoft.com/office/word/2018/wordml" xmlns:w16du="http://schemas.microsoft.com/office/word/2023/wordml/word16du" xmlns:w16sdtdh="http://schemas.microsoft.com/office/word/2020/wordml/sdtdatahash" xmlns:w16sdtfl="http://schemas.microsoft.com/office/word/2024/wordml/sdtformatlock" xmlns:w16se="http://schemas.microsoft.com/office/word/2015/wordml/symex" xmlns:wpg="http://schemas.microsoft.com/office/word/2010/wordprocessingGroup" xmlns:wpi="http://schemas.microsoft.com/office/word/2010/wordprocessingInk" xmlns:wne="http://schemas.microsoft.com/office/word/2006/wordml" xmlns:wps="http://schemas.microsoft.com/office/word/2010/wordprocessingShape" mc:Ignorable="w14 w15 w16se w16cid w16 w16cex w16sdtdh w16sdtfl w16du wp14">
+  <w:comment w:id="11" w:author="Kalentyev Alexey" w:date="2026-09-23T04:23:00Z" w:initials="KA">
+    <w:p>
+      <w:r>
+        <w:annotationRef/>
+      </w:r>
+      <w:r>
+        <w:t>Выделите все заголовки подразделов и пунктов полужирным и разместите их по центру. Сейчас, например,3.1.1–3.1.12 набраны обычным шрифтом.</w:t>
+      </w:r>
+    </w:p>
+  </w:comment>
+  <w:comment w:id="12" w:author="Kalentyev Alexey" w:date="2026-09-23T04:23:00Z" w:initials="KA">
+    <w:p>
+      <w:r>
+        <w:annotationRef/>
+      </w:r>
+      <w:r>
+        <w:t>Добавьте совместное ограничение D,H,Alpha и S, сохраняющее положительное наружное и внутреннее сечение вершины. При угле к вертикали, показанном на рисунке, наружный диаметр вершины равен D−2H·tan(Alpha): D=150 мм,H=800 мм,Alpha=25° дают отрицательное значение, хотя каждый параметр находится в своем диапазоне.</w:t>
+      </w:r>
+    </w:p>
+  </w:comment>
+  <w:comment w:id="13" w:author="Kalentyev Alexey" w:date="2026-09-23T04:23:00Z" w:initials="KA">
+    <w:p>
+      <w:r>
+        <w:annotationRef/>
+      </w:r>
+      <w:r>
+        <w:t>Запишите условие размещения как D+20 мм≤A и явно задайте проверку при вводе любого из параметров: D≤A−20 мм и A≥D+20 мм с учетом их общих диапазонов.</w:t>
+      </w:r>
+      <w:r>
+        <w:br/>
+        <w:t>Технологический отступ назван словами, но не сформулировано изменение допустимого диапазона каждого из двух вводимых параметров.</w:t>
+      </w:r>
+    </w:p>
+  </w:comment>
+  <w:comment w:id="47" w:author="Kalentyev Alexey" w:date="2026-09-16T11:36:00Z" w:initials="KA">
     <w:p>
       <w:pPr>
         <w:pStyle w:val="ae"/>
@@ -10634,70 +11687,23 @@
       </w:r>
     </w:p>
   </w:comment>
-  <w:comment w:id="45" w:author="Kalentyev Alexey" w:initials="KA" w:date="2026-09-23T04:23:05Z">
-    <w:p>
-      <w:pPr>
-        <w:pStyle w:val="CommentText"/>
-      </w:pPr>
+  <w:comment w:id="49" w:author="Kalentyev Alexey" w:date="2026-09-23T04:23:00Z" w:initials="KA">
+    <w:p>
       <w:r>
         <w:annotationRef/>
       </w:r>
       <w:r>
-        <w:t xml:space="preserve">Запишите условие размещения как D+20 мм≤A и явно задайте проверку при вводе любого из параметров: D≤A−20 мм и A≥D+20 мм с учетом их общих диапазонов.</w:t>
-        <w:br/>
-        <w:t xml:space="preserve">Технологический отступ назван словами, но не сформулировано изменение допустимого диапазона каждого из двух вводимых параметров.</w:t>
+        <w:t>На странице с таблицей 4.1 добавьте сквозной номер 12 в нижнее поле. Надпись «Томск 2026» под таблицей удалите: это элемент титула, случайно оставшийся внутри ТЗ.</w:t>
       </w:r>
     </w:p>
   </w:comment>
-  <w:comment w:id="46" w:author="Kalentyev Alexey" w:initials="KA" w:date="2026-09-23T04:23:05Z">
-    <w:p>
-      <w:pPr>
-        <w:pStyle w:val="CommentText"/>
-      </w:pPr>
+  <w:comment w:id="56" w:author="Kalentyev Alexey" w:date="2026-09-23T04:23:00Z" w:initials="KA">
+    <w:p>
       <w:r>
         <w:annotationRef/>
       </w:r>
       <w:r>
-        <w:t xml:space="preserve">Добавьте совместное ограничение D,H,Alpha и S, сохраняющее положительное наружное и внутреннее сечение вершины. При угле к вертикали, показанном на рисунке, наружный диаметр вершины равен D−2H·tan(Alpha): D=150 мм,H=800 мм,Alpha=25° дают отрицательное значение, хотя каждый параметр находится в своем диапазоне.</w:t>
-      </w:r>
-    </w:p>
-  </w:comment>
-  <w:comment w:id="47" w:author="Kalentyev Alexey" w:initials="KA" w:date="2026-09-23T04:23:05Z">
-    <w:p>
-      <w:pPr>
-        <w:pStyle w:val="CommentText"/>
-      </w:pPr>
-      <w:r>
-        <w:annotationRef/>
-      </w:r>
-      <w:r>
-        <w:t xml:space="preserve">Увяжите диапазоны модели с выбранным ГОСТ 32758-2014: п. 4.3.1.1 задает угол к вертикали 10±2,5° и высоты по таблице 1 от 300 мм, п. 4.3.1.3 — наружный диаметр вершины 60±15 мм. Сейчас разрешены угол 5–25° и высота от 200 мм, а размер вершины не ограничен. Укажите, какие требования стандарта обязательны для вашей модели.</w:t>
-      </w:r>
-    </w:p>
-  </w:comment>
-  <w:comment w:id="48" w:author="Kalentyev Alexey" w:initials="KA" w:date="2026-09-23T04:23:05Z">
-    <w:p>
-      <w:pPr>
-        <w:pStyle w:val="CommentText"/>
-      </w:pPr>
-      <w:r>
-        <w:annotationRef/>
-      </w:r>
-      <w:r>
-        <w:t xml:space="preserve">Выделите все заголовки подразделов и пунктов полужирным и разместите их по центру. Сейчас, например,3.1.1–3.1.12 набраны обычным шрифтом.</w:t>
-      </w:r>
-    </w:p>
-  </w:comment>
-  <w:comment w:id="49" w:author="Kalentyev Alexey" w:initials="KA" w:date="2026-09-23T04:23:05Z">
-    <w:p>
-      <w:pPr>
-        <w:pStyle w:val="CommentText"/>
-      </w:pPr>
-      <w:r>
-        <w:annotationRef/>
-      </w:r>
-      <w:r>
-        <w:t xml:space="preserve">На странице с таблицей 4.1 добавьте сквозной номер 12 в нижнее поле. Надпись «Томск 2026» под таблицей удалите: это элемент титула, случайно оставшийся внутри ТЗ.</w:t>
+        <w:t>Увяжите диапазоны модели с выбранным ГОСТ 32758-2014: п. 4.3.1.1 задает угол к вертикали 10±2,5° и высоты по таблице 1 от 300 мм, п. 4.3.1.3 — наружный диаметр вершины 60±15 мм. Сейчас разрешены угол 5–25° и высота от 200 мм, а размер вершины не ограничен. Укажите, какие требования стандарта обязательны для вашей модели.</w:t>
       </w:r>
     </w:p>
   </w:comment>
@@ -10705,40 +11711,40 @@
 </file>
 
 <file path=word/commentsExtended.xml><?xml version="1.0" encoding="utf-8"?>
-<w15:commentsEx xmlns:wpc="http://schemas.microsoft.com/office/word/2010/wordprocessingCanvas" xmlns:cx="http://schemas.microsoft.com/office/drawing/2014/chartex" xmlns:cx1="http://schemas.microsoft.com/office/drawing/2015/9/8/chartex" xmlns:cx2="http://schemas.microsoft.com/office/drawing/2015/10/21/chartex" xmlns:cx3="http://schemas.microsoft.com/office/drawing/2016/5/9/chartex" xmlns:cx4="http://schemas.microsoft.com/office/drawing/2016/5/10/chartex" xmlns:cx5="http://schemas.microsoft.com/office/drawing/2016/5/11/chartex" xmlns:cx6="http://schemas.microsoft.com/office/drawing/2016/5/12/chartex" xmlns:cx7="http://schemas.microsoft.com/office/drawing/2016/5/13/chartex" xmlns:cx8="http://schemas.microsoft.com/office/drawing/2016/5/14/chartex" xmlns:mc="http://schemas.openxmlformats.org/markup-compatibility/2006" xmlns:aink="http://schemas.microsoft.com/office/drawing/2016/ink" xmlns:am3d="http://schemas.microsoft.com/office/drawing/2017/model3d" xmlns:o="urn:schemas-microsoft-com:office:office" xmlns:r="http://schemas.openxmlformats.org/officeDocument/2006/relationships" xmlns:m="http://schemas.openxmlformats.org/officeDocument/2006/math" xmlns:v="urn:schemas-microsoft-com:vml" xmlns:wp14="http://schemas.microsoft.com/office/word/2010/wordprocessingDrawing" xmlns:wp="http://schemas.openxmlformats.org/drawingml/2006/wordprocessingDrawing" xmlns:w10="urn:schemas-microsoft-com:office:word" xmlns:w="http://schemas.openxmlformats.org/wordprocessingml/2006/main" xmlns:w14="http://schemas.microsoft.com/office/word/2010/wordml" xmlns:w15="http://schemas.microsoft.com/office/word/2012/wordml" xmlns:w16cex="http://schemas.microsoft.com/office/word/2018/wordml/cex" xmlns:w16cid="http://schemas.microsoft.com/office/word/2016/wordml/cid" xmlns:w16="http://schemas.microsoft.com/office/word/2018/wordml" xmlns:w16sdtdh="http://schemas.microsoft.com/office/word/2020/wordml/sdtdatahash" xmlns:w16se="http://schemas.microsoft.com/office/word/2015/wordml/symex" xmlns:wpg="http://schemas.microsoft.com/office/word/2010/wordprocessingGroup" xmlns:wpi="http://schemas.microsoft.com/office/word/2010/wordprocessingInk" xmlns:wne="http://schemas.microsoft.com/office/word/2006/wordml" xmlns:wps="http://schemas.microsoft.com/office/word/2010/wordprocessingShape" mc:Ignorable="w14 w15 w16se w16cid w16 w16cex w16sdtdh wp14">
+<w15:commentsEx xmlns:wpc="http://schemas.microsoft.com/office/word/2010/wordprocessingCanvas" xmlns:cx="http://schemas.microsoft.com/office/drawing/2014/chartex" xmlns:cx1="http://schemas.microsoft.com/office/drawing/2015/9/8/chartex" xmlns:cx2="http://schemas.microsoft.com/office/drawing/2015/10/21/chartex" xmlns:cx3="http://schemas.microsoft.com/office/drawing/2016/5/9/chartex" xmlns:cx4="http://schemas.microsoft.com/office/drawing/2016/5/10/chartex" xmlns:cx5="http://schemas.microsoft.com/office/drawing/2016/5/11/chartex" xmlns:cx6="http://schemas.microsoft.com/office/drawing/2016/5/12/chartex" xmlns:cx7="http://schemas.microsoft.com/office/drawing/2016/5/13/chartex" xmlns:cx8="http://schemas.microsoft.com/office/drawing/2016/5/14/chartex" xmlns:mc="http://schemas.openxmlformats.org/markup-compatibility/2006" xmlns:aink="http://schemas.microsoft.com/office/drawing/2016/ink" xmlns:am3d="http://schemas.microsoft.com/office/drawing/2017/model3d" xmlns:o="urn:schemas-microsoft-com:office:office" xmlns:oel="http://schemas.microsoft.com/office/2019/extlst" xmlns:r="http://schemas.openxmlformats.org/officeDocument/2006/relationships" xmlns:m="http://schemas.openxmlformats.org/officeDocument/2006/math" xmlns:v="urn:schemas-microsoft-com:vml" xmlns:wp14="http://schemas.microsoft.com/office/word/2010/wordprocessingDrawing" xmlns:wp="http://schemas.openxmlformats.org/drawingml/2006/wordprocessingDrawing" xmlns:w10="urn:schemas-microsoft-com:office:word" xmlns:w="http://schemas.openxmlformats.org/wordprocessingml/2006/main" xmlns:w14="http://schemas.microsoft.com/office/word/2010/wordml" xmlns:w15="http://schemas.microsoft.com/office/word/2012/wordml" xmlns:w16cex="http://schemas.microsoft.com/office/word/2018/wordml/cex" xmlns:w16cid="http://schemas.microsoft.com/office/word/2016/wordml/cid" xmlns:w16="http://schemas.microsoft.com/office/word/2018/wordml" xmlns:w16du="http://schemas.microsoft.com/office/word/2023/wordml/word16du" xmlns:w16sdtdh="http://schemas.microsoft.com/office/word/2020/wordml/sdtdatahash" xmlns:w16sdtfl="http://schemas.microsoft.com/office/word/2024/wordml/sdtformatlock" xmlns:w16se="http://schemas.microsoft.com/office/word/2015/wordml/symex" xmlns:wpg="http://schemas.microsoft.com/office/word/2010/wordprocessingGroup" xmlns:wpi="http://schemas.microsoft.com/office/word/2010/wordprocessingInk" xmlns:wne="http://schemas.microsoft.com/office/word/2006/wordml" xmlns:wps="http://schemas.microsoft.com/office/word/2010/wordprocessingShape" mc:Ignorable="w14 w15 w16se w16cid w16 w16cex w16sdtdh w16sdtfl w16du wp14">
+  <w15:commentEx w15:paraId="28E017B6" w15:done="0"/>
+  <w15:commentEx w15:paraId="5F515264" w15:done="0"/>
+  <w15:commentEx w15:paraId="09E1F64C" w15:done="0"/>
   <w15:commentEx w15:paraId="76A949D7" w15:done="0"/>
-  <w15:commentEx w15:paraId="33ED9623" w15:done="0"/>
-  <w15:commentEx w15:paraId="5F515264" w15:done="0"/>
+  <w15:commentEx w15:paraId="207C9E41" w15:done="0"/>
   <w15:commentEx w15:paraId="22C229C4" w15:done="0"/>
-  <w15:commentEx w15:paraId="28E017B6" w15:done="0"/>
-  <w15:commentEx w15:paraId="207C9E41" w15:done="0"/>
 </w15:commentsEx>
 </file>
 
 <file path=word/commentsExtensible.xml><?xml version="1.0" encoding="utf-8"?>
-<w16cex:commentsExtensible xmlns:wpc="http://schemas.microsoft.com/office/word/2010/wordprocessingCanvas" xmlns:cx="http://schemas.microsoft.com/office/drawing/2014/chartex" xmlns:cx1="http://schemas.microsoft.com/office/drawing/2015/9/8/chartex" xmlns:cx2="http://schemas.microsoft.com/office/drawing/2015/10/21/chartex" xmlns:cx3="http://schemas.microsoft.com/office/drawing/2016/5/9/chartex" xmlns:cx4="http://schemas.microsoft.com/office/drawing/2016/5/10/chartex" xmlns:cx5="http://schemas.microsoft.com/office/drawing/2016/5/11/chartex" xmlns:cx6="http://schemas.microsoft.com/office/drawing/2016/5/12/chartex" xmlns:cx7="http://schemas.microsoft.com/office/drawing/2016/5/13/chartex" xmlns:cx8="http://schemas.microsoft.com/office/drawing/2016/5/14/chartex" xmlns:mc="http://schemas.openxmlformats.org/markup-compatibility/2006" xmlns:aink="http://schemas.microsoft.com/office/drawing/2016/ink" xmlns:am3d="http://schemas.microsoft.com/office/drawing/2017/model3d" xmlns:o="urn:schemas-microsoft-com:office:office" xmlns:r="http://schemas.openxmlformats.org/officeDocument/2006/relationships" xmlns:m="http://schemas.openxmlformats.org/officeDocument/2006/math" xmlns:v="urn:schemas-microsoft-com:vml" xmlns:wp14="http://schemas.microsoft.com/office/word/2010/wordprocessingDrawing" xmlns:wp="http://schemas.openxmlformats.org/drawingml/2006/wordprocessingDrawing" xmlns:w10="urn:schemas-microsoft-com:office:word" xmlns:w="http://schemas.openxmlformats.org/wordprocessingml/2006/main" xmlns:w14="http://schemas.microsoft.com/office/word/2010/wordml" xmlns:w15="http://schemas.microsoft.com/office/word/2012/wordml" xmlns:w16cex="http://schemas.microsoft.com/office/word/2018/wordml/cex" xmlns:w16cid="http://schemas.microsoft.com/office/word/2016/wordml/cid" xmlns:w16="http://schemas.microsoft.com/office/word/2018/wordml" xmlns:w16sdtdh="http://schemas.microsoft.com/office/word/2020/wordml/sdtdatahash" xmlns:w16se="http://schemas.microsoft.com/office/word/2015/wordml/symex" xmlns:wpg="http://schemas.microsoft.com/office/word/2010/wordprocessingGroup" xmlns:wpi="http://schemas.microsoft.com/office/word/2010/wordprocessingInk" xmlns:wne="http://schemas.microsoft.com/office/word/2006/wordml" xmlns:wps="http://schemas.microsoft.com/office/word/2010/wordprocessingShape" mc:Ignorable="w14 w15 w16se w16cid w16 w16cex w16sdtdh wp14">
+<w16cex:commentsExtensible xmlns:wpc="http://schemas.microsoft.com/office/word/2010/wordprocessingCanvas" xmlns:cx="http://schemas.microsoft.com/office/drawing/2014/chartex" xmlns:cx1="http://schemas.microsoft.com/office/drawing/2015/9/8/chartex" xmlns:cx2="http://schemas.microsoft.com/office/drawing/2015/10/21/chartex" xmlns:cx3="http://schemas.microsoft.com/office/drawing/2016/5/9/chartex" xmlns:cx4="http://schemas.microsoft.com/office/drawing/2016/5/10/chartex" xmlns:cx5="http://schemas.microsoft.com/office/drawing/2016/5/11/chartex" xmlns:cx6="http://schemas.microsoft.com/office/drawing/2016/5/12/chartex" xmlns:cx7="http://schemas.microsoft.com/office/drawing/2016/5/13/chartex" xmlns:cx8="http://schemas.microsoft.com/office/drawing/2016/5/14/chartex" xmlns:cr="http://schemas.microsoft.com/office/comments/2020/reactions" xmlns:mc="http://schemas.openxmlformats.org/markup-compatibility/2006" xmlns:aink="http://schemas.microsoft.com/office/drawing/2016/ink" xmlns:am3d="http://schemas.microsoft.com/office/drawing/2017/model3d" xmlns:o="urn:schemas-microsoft-com:office:office" xmlns:oel="http://schemas.microsoft.com/office/2019/extlst" xmlns:r="http://schemas.openxmlformats.org/officeDocument/2006/relationships" xmlns:m="http://schemas.openxmlformats.org/officeDocument/2006/math" xmlns:v="urn:schemas-microsoft-com:vml" xmlns:wp14="http://schemas.microsoft.com/office/word/2010/wordprocessingDrawing" xmlns:wp="http://schemas.openxmlformats.org/drawingml/2006/wordprocessingDrawing" xmlns:w10="urn:schemas-microsoft-com:office:word" xmlns:w="http://schemas.openxmlformats.org/wordprocessingml/2006/main" xmlns:w14="http://schemas.microsoft.com/office/word/2010/wordml" xmlns:w15="http://schemas.microsoft.com/office/word/2012/wordml" xmlns:w16cex="http://schemas.microsoft.com/office/word/2018/wordml/cex" xmlns:w16cid="http://schemas.microsoft.com/office/word/2016/wordml/cid" xmlns:w16="http://schemas.microsoft.com/office/word/2018/wordml" xmlns:w16du="http://schemas.microsoft.com/office/word/2023/wordml/word16du" xmlns:w16sdtdh="http://schemas.microsoft.com/office/word/2020/wordml/sdtdatahash" xmlns:w16sdtfl="http://schemas.microsoft.com/office/word/2024/wordml/sdtformatlock" xmlns:w16se="http://schemas.microsoft.com/office/word/2015/wordml/symex" xmlns:wpg="http://schemas.microsoft.com/office/word/2010/wordprocessingGroup" xmlns:wpi="http://schemas.microsoft.com/office/word/2010/wordprocessingInk" xmlns:wne="http://schemas.microsoft.com/office/word/2006/wordml" xmlns:wps="http://schemas.microsoft.com/office/word/2010/wordprocessingShape" mc:Ignorable="w14 w15 w16se w16cid w16 w16cex w16sdtdh w16sdtfl cr w16du wp14">
+  <w16cex:commentExtensible w16cex:durableId="1EEDA349" w16cex:dateUtc="2026-09-23T04:23:00Z"/>
+  <w16cex:commentExtensible w16cex:durableId="57826714" w16cex:dateUtc="2026-09-23T04:23:00Z"/>
+  <w16cex:commentExtensible w16cex:durableId="17D89CC7" w16cex:dateUtc="2026-09-23T04:23:00Z"/>
   <w16cex:commentExtensible w16cex:durableId="024DB8B0" w16cex:dateUtc="2026-09-16T04:36:00Z"/>
-  <w16cex:commentExtensible w16cex:durableId="17D89CC7" w16cex:dateUtc="2026-09-23T04:23:05Z"/>
-  <w16cex:commentExtensible w16cex:durableId="57826714" w16cex:dateUtc="2026-09-23T04:23:05Z"/>
-  <w16cex:commentExtensible w16cex:durableId="6BD3FA8A" w16cex:dateUtc="2026-09-23T04:23:05Z"/>
-  <w16cex:commentExtensible w16cex:durableId="1EEDA349" w16cex:dateUtc="2026-09-23T04:23:05Z"/>
-  <w16cex:commentExtensible w16cex:durableId="303AFB2A" w16cex:dateUtc="2026-09-23T04:23:05Z"/>
+  <w16cex:commentExtensible w16cex:durableId="303AFB2A" w16cex:dateUtc="2026-09-23T04:23:00Z"/>
+  <w16cex:commentExtensible w16cex:durableId="6BD3FA8A" w16cex:dateUtc="2026-09-23T04:23:00Z"/>
 </w16cex:commentsExtensible>
 </file>
 
 <file path=word/commentsIds.xml><?xml version="1.0" encoding="utf-8"?>
-<w16cid:commentsIds xmlns:wpc="http://schemas.microsoft.com/office/word/2010/wordprocessingCanvas" xmlns:cx="http://schemas.microsoft.com/office/drawing/2014/chartex" xmlns:cx1="http://schemas.microsoft.com/office/drawing/2015/9/8/chartex" xmlns:cx2="http://schemas.microsoft.com/office/drawing/2015/10/21/chartex" xmlns:cx3="http://schemas.microsoft.com/office/drawing/2016/5/9/chartex" xmlns:cx4="http://schemas.microsoft.com/office/drawing/2016/5/10/chartex" xmlns:cx5="http://schemas.microsoft.com/office/drawing/2016/5/11/chartex" xmlns:cx6="http://schemas.microsoft.com/office/drawing/2016/5/12/chartex" xmlns:cx7="http://schemas.microsoft.com/office/drawing/2016/5/13/chartex" xmlns:cx8="http://schemas.microsoft.com/office/drawing/2016/5/14/chartex" xmlns:mc="http://schemas.openxmlformats.org/markup-compatibility/2006" xmlns:aink="http://schemas.microsoft.com/office/drawing/2016/ink" xmlns:am3d="http://schemas.microsoft.com/office/drawing/2017/model3d" xmlns:o="urn:schemas-microsoft-com:office:office" xmlns:r="http://schemas.openxmlformats.org/officeDocument/2006/relationships" xmlns:m="http://schemas.openxmlformats.org/officeDocument/2006/math" xmlns:v="urn:schemas-microsoft-com:vml" xmlns:wp14="http://schemas.microsoft.com/office/word/2010/wordprocessingDrawing" xmlns:wp="http://schemas.openxmlformats.org/drawingml/2006/wordprocessingDrawing" xmlns:w10="urn:schemas-microsoft-com:office:word" xmlns:w="http://schemas.openxmlformats.org/wordprocessingml/2006/main" xmlns:w14="http://schemas.microsoft.com/office/word/2010/wordml" xmlns:w15="http://schemas.microsoft.com/office/word/2012/wordml" xmlns:w16cex="http://schemas.microsoft.com/office/word/2018/wordml/cex" xmlns:w16cid="http://schemas.microsoft.com/office/word/2016/wordml/cid" xmlns:w16="http://schemas.microsoft.com/office/word/2018/wordml" xmlns:w16sdtdh="http://schemas.microsoft.com/office/word/2020/wordml/sdtdatahash" xmlns:w16se="http://schemas.microsoft.com/office/word/2015/wordml/symex" xmlns:wpg="http://schemas.microsoft.com/office/word/2010/wordprocessingGroup" xmlns:wpi="http://schemas.microsoft.com/office/word/2010/wordprocessingInk" xmlns:wne="http://schemas.microsoft.com/office/word/2006/wordml" xmlns:wps="http://schemas.microsoft.com/office/word/2010/wordprocessingShape" mc:Ignorable="w14 w15 w16se w16cid w16 w16cex w16sdtdh wp14">
+<w16cid:commentsIds xmlns:wpc="http://schemas.microsoft.com/office/word/2010/wordprocessingCanvas" xmlns:cx="http://schemas.microsoft.com/office/drawing/2014/chartex" xmlns:cx1="http://schemas.microsoft.com/office/drawing/2015/9/8/chartex" xmlns:cx2="http://schemas.microsoft.com/office/drawing/2015/10/21/chartex" xmlns:cx3="http://schemas.microsoft.com/office/drawing/2016/5/9/chartex" xmlns:cx4="http://schemas.microsoft.com/office/drawing/2016/5/10/chartex" xmlns:cx5="http://schemas.microsoft.com/office/drawing/2016/5/11/chartex" xmlns:cx6="http://schemas.microsoft.com/office/drawing/2016/5/12/chartex" xmlns:cx7="http://schemas.microsoft.com/office/drawing/2016/5/13/chartex" xmlns:cx8="http://schemas.microsoft.com/office/drawing/2016/5/14/chartex" xmlns:mc="http://schemas.openxmlformats.org/markup-compatibility/2006" xmlns:aink="http://schemas.microsoft.com/office/drawing/2016/ink" xmlns:am3d="http://schemas.microsoft.com/office/drawing/2017/model3d" xmlns:o="urn:schemas-microsoft-com:office:office" xmlns:oel="http://schemas.microsoft.com/office/2019/extlst" xmlns:r="http://schemas.openxmlformats.org/officeDocument/2006/relationships" xmlns:m="http://schemas.openxmlformats.org/officeDocument/2006/math" xmlns:v="urn:schemas-microsoft-com:vml" xmlns:wp14="http://schemas.microsoft.com/office/word/2010/wordprocessingDrawing" xmlns:wp="http://schemas.openxmlformats.org/drawingml/2006/wordprocessingDrawing" xmlns:w10="urn:schemas-microsoft-com:office:word" xmlns:w="http://schemas.openxmlformats.org/wordprocessingml/2006/main" xmlns:w14="http://schemas.microsoft.com/office/word/2010/wordml" xmlns:w15="http://schemas.microsoft.com/office/word/2012/wordml" xmlns:w16cex="http://schemas.microsoft.com/office/word/2018/wordml/cex" xmlns:w16cid="http://schemas.microsoft.com/office/word/2016/wordml/cid" xmlns:w16="http://schemas.microsoft.com/office/word/2018/wordml" xmlns:w16du="http://schemas.microsoft.com/office/word/2023/wordml/word16du" xmlns:w16sdtdh="http://schemas.microsoft.com/office/word/2020/wordml/sdtdatahash" xmlns:w16sdtfl="http://schemas.microsoft.com/office/word/2024/wordml/sdtformatlock" xmlns:w16se="http://schemas.microsoft.com/office/word/2015/wordml/symex" xmlns:wpg="http://schemas.microsoft.com/office/word/2010/wordprocessingGroup" xmlns:wpi="http://schemas.microsoft.com/office/word/2010/wordprocessingInk" xmlns:wne="http://schemas.microsoft.com/office/word/2006/wordml" xmlns:wps="http://schemas.microsoft.com/office/word/2010/wordprocessingShape" mc:Ignorable="w14 w15 w16se w16cid w16 w16cex w16sdtdh w16sdtfl w16du wp14">
+  <w16cid:commentId w16cid:paraId="28E017B6" w16cid:durableId="1EEDA349"/>
+  <w16cid:commentId w16cid:paraId="5F515264" w16cid:durableId="57826714"/>
+  <w16cid:commentId w16cid:paraId="09E1F64C" w16cid:durableId="17D89CC7"/>
   <w16cid:commentId w16cid:paraId="76A949D7" w16cid:durableId="024DB8B0"/>
-  <w16cid:commentId w16cid:paraId="33ED9623" w16cid:durableId="17D89CC7"/>
-  <w16cid:commentId w16cid:paraId="5F515264" w16cid:durableId="57826714"/>
+  <w16cid:commentId w16cid:paraId="207C9E41" w16cid:durableId="303AFB2A"/>
   <w16cid:commentId w16cid:paraId="22C229C4" w16cid:durableId="6BD3FA8A"/>
-  <w16cid:commentId w16cid:paraId="28E017B6" w16cid:durableId="1EEDA349"/>
-  <w16cid:commentId w16cid:paraId="207C9E41" w16cid:durableId="303AFB2A"/>
 </w16cid:commentsIds>
 </file>
 
 <file path=word/endnotes.xml><?xml version="1.0" encoding="utf-8"?>
-<w:endnotes xmlns:wpc="http://schemas.microsoft.com/office/word/2010/wordprocessingCanvas" xmlns:cx="http://schemas.microsoft.com/office/drawing/2014/chartex" xmlns:cx1="http://schemas.microsoft.com/office/drawing/2015/9/8/chartex" xmlns:cx2="http://schemas.microsoft.com/office/drawing/2015/10/21/chartex" xmlns:cx3="http://schemas.microsoft.com/office/drawing/2016/5/9/chartex" xmlns:cx4="http://schemas.microsoft.com/office/drawing/2016/5/10/chartex" xmlns:cx5="http://schemas.microsoft.com/office/drawing/2016/5/11/chartex" xmlns:cx6="http://schemas.microsoft.com/office/drawing/2016/5/12/chartex" xmlns:cx7="http://schemas.microsoft.com/office/drawing/2016/5/13/chartex" xmlns:cx8="http://schemas.microsoft.com/office/drawing/2016/5/14/chartex" xmlns:mc="http://schemas.openxmlformats.org/markup-compatibility/2006" xmlns:aink="http://schemas.microsoft.com/office/drawing/2016/ink" xmlns:am3d="http://schemas.microsoft.com/office/drawing/2017/model3d" xmlns:o="urn:schemas-microsoft-com:office:office" xmlns:r="http://schemas.openxmlformats.org/officeDocument/2006/relationships" xmlns:m="http://schemas.openxmlformats.org/officeDocument/2006/math" xmlns:v="urn:schemas-microsoft-com:vml" xmlns:wp14="http://schemas.microsoft.com/office/word/2010/wordprocessingDrawing" xmlns:wp="http://schemas.openxmlformats.org/drawingml/2006/wordprocessingDrawing" xmlns:w10="urn:schemas-microsoft-com:office:word" xmlns:w="http://schemas.openxmlformats.org/wordprocessingml/2006/main" xmlns:w14="http://schemas.microsoft.com/office/word/2010/wordml" xmlns:w15="http://schemas.microsoft.com/office/word/2012/wordml" xmlns:w16cex="http://schemas.microsoft.com/office/word/2018/wordml/cex" xmlns:w16cid="http://schemas.microsoft.com/office/word/2016/wordml/cid" xmlns:w16="http://schemas.microsoft.com/office/word/2018/wordml" xmlns:w16sdtdh="http://schemas.microsoft.com/office/word/2020/wordml/sdtdatahash" xmlns:w16se="http://schemas.microsoft.com/office/word/2015/wordml/symex" xmlns:wpg="http://schemas.microsoft.com/office/word/2010/wordprocessingGroup" xmlns:wpi="http://schemas.microsoft.com/office/word/2010/wordprocessingInk" xmlns:wne="http://schemas.microsoft.com/office/word/2006/wordml" xmlns:wps="http://schemas.microsoft.com/office/word/2010/wordprocessingShape" mc:Ignorable="w14 w15 w16se w16cid w16 w16cex w16sdtdh wp14">
+<w:endnotes xmlns:wpc="http://schemas.microsoft.com/office/word/2010/wordprocessingCanvas" xmlns:cx="http://schemas.microsoft.com/office/drawing/2014/chartex" xmlns:cx1="http://schemas.microsoft.com/office/drawing/2015/9/8/chartex" xmlns:cx2="http://schemas.microsoft.com/office/drawing/2015/10/21/chartex" xmlns:cx3="http://schemas.microsoft.com/office/drawing/2016/5/9/chartex" xmlns:cx4="http://schemas.microsoft.com/office/drawing/2016/5/10/chartex" xmlns:cx5="http://schemas.microsoft.com/office/drawing/2016/5/11/chartex" xmlns:cx6="http://schemas.microsoft.com/office/drawing/2016/5/12/chartex" xmlns:cx7="http://schemas.microsoft.com/office/drawing/2016/5/13/chartex" xmlns:cx8="http://schemas.microsoft.com/office/drawing/2016/5/14/chartex" xmlns:mc="http://schemas.openxmlformats.org/markup-compatibility/2006" xmlns:aink="http://schemas.microsoft.com/office/drawing/2016/ink" xmlns:am3d="http://schemas.microsoft.com/office/drawing/2017/model3d" xmlns:o="urn:schemas-microsoft-com:office:office" xmlns:oel="http://schemas.microsoft.com/office/2019/extlst" xmlns:r="http://schemas.openxmlformats.org/officeDocument/2006/relationships" xmlns:m="http://schemas.openxmlformats.org/officeDocument/2006/math" xmlns:v="urn:schemas-microsoft-com:vml" xmlns:wp14="http://schemas.microsoft.com/office/word/2010/wordprocessingDrawing" xmlns:wp="http://schemas.openxmlformats.org/drawingml/2006/wordprocessingDrawing" xmlns:w10="urn:schemas-microsoft-com:office:word" xmlns:w="http://schemas.openxmlformats.org/wordprocessingml/2006/main" xmlns:w14="http://schemas.microsoft.com/office/word/2010/wordml" xmlns:w15="http://schemas.microsoft.com/office/word/2012/wordml" xmlns:w16cex="http://schemas.microsoft.com/office/word/2018/wordml/cex" xmlns:w16cid="http://schemas.microsoft.com/office/word/2016/wordml/cid" xmlns:w16="http://schemas.microsoft.com/office/word/2018/wordml" xmlns:w16du="http://schemas.microsoft.com/office/word/2023/wordml/word16du" xmlns:w16sdtdh="http://schemas.microsoft.com/office/word/2020/wordml/sdtdatahash" xmlns:w16sdtfl="http://schemas.microsoft.com/office/word/2024/wordml/sdtformatlock" xmlns:w16se="http://schemas.microsoft.com/office/word/2015/wordml/symex" xmlns:wpg="http://schemas.microsoft.com/office/word/2010/wordprocessingGroup" xmlns:wpi="http://schemas.microsoft.com/office/word/2010/wordprocessingInk" xmlns:wne="http://schemas.microsoft.com/office/word/2006/wordml" xmlns:wps="http://schemas.microsoft.com/office/word/2010/wordprocessingShape" mc:Ignorable="w14 w15 w16se w16cid w16 w16cex w16sdtdh w16sdtfl w16du wp14">
   <w:endnote w:type="separator" w:id="-1">
     <w:p>
       <w:pPr>
@@ -10763,7 +11769,7 @@
 </file>
 
 <file path=word/footer1.xml><?xml version="1.0" encoding="utf-8"?>
-<w:ftr xmlns:wpc="http://schemas.microsoft.com/office/word/2010/wordprocessingCanvas" xmlns:cx="http://schemas.microsoft.com/office/drawing/2014/chartex" xmlns:cx1="http://schemas.microsoft.com/office/drawing/2015/9/8/chartex" xmlns:cx2="http://schemas.microsoft.com/office/drawing/2015/10/21/chartex" xmlns:cx3="http://schemas.microsoft.com/office/drawing/2016/5/9/chartex" xmlns:cx4="http://schemas.microsoft.com/office/drawing/2016/5/10/chartex" xmlns:cx5="http://schemas.microsoft.com/office/drawing/2016/5/11/chartex" xmlns:cx6="http://schemas.microsoft.com/office/drawing/2016/5/12/chartex" xmlns:cx7="http://schemas.microsoft.com/office/drawing/2016/5/13/chartex" xmlns:cx8="http://schemas.microsoft.com/office/drawing/2016/5/14/chartex" xmlns:mc="http://schemas.openxmlformats.org/markup-compatibility/2006" xmlns:aink="http://schemas.microsoft.com/office/drawing/2016/ink" xmlns:am3d="http://schemas.microsoft.com/office/drawing/2017/model3d" xmlns:o="urn:schemas-microsoft-com:office:office" xmlns:r="http://schemas.openxmlformats.org/officeDocument/2006/relationships" xmlns:m="http://schemas.openxmlformats.org/officeDocument/2006/math" xmlns:v="urn:schemas-microsoft-com:vml" xmlns:wp14="http://schemas.microsoft.com/office/word/2010/wordprocessingDrawing" xmlns:wp="http://schemas.openxmlformats.org/drawingml/2006/wordprocessingDrawing" xmlns:w10="urn:schemas-microsoft-com:office:word" xmlns:w="http://schemas.openxmlformats.org/wordprocessingml/2006/main" xmlns:w14="http://schemas.microsoft.com/office/word/2010/wordml" xmlns:w15="http://schemas.microsoft.com/office/word/2012/wordml" xmlns:w16cex="http://schemas.microsoft.com/office/word/2018/wordml/cex" xmlns:w16cid="http://schemas.microsoft.com/office/word/2016/wordml/cid" xmlns:w16="http://schemas.microsoft.com/office/word/2018/wordml" xmlns:w16sdtdh="http://schemas.microsoft.com/office/word/2020/wordml/sdtdatahash" xmlns:w16se="http://schemas.microsoft.com/office/word/2015/wordml/symex" xmlns:wpg="http://schemas.microsoft.com/office/word/2010/wordprocessingGroup" xmlns:wpi="http://schemas.microsoft.com/office/word/2010/wordprocessingInk" xmlns:wne="http://schemas.microsoft.com/office/word/2006/wordml" xmlns:wps="http://schemas.microsoft.com/office/word/2010/wordprocessingShape" mc:Ignorable="w14 w15 w16se w16cid w16 w16cex w16sdtdh wp14">
+<w:ftr xmlns:wpc="http://schemas.microsoft.com/office/word/2010/wordprocessingCanvas" xmlns:cx="http://schemas.microsoft.com/office/drawing/2014/chartex" xmlns:cx1="http://schemas.microsoft.com/office/drawing/2015/9/8/chartex" xmlns:cx2="http://schemas.microsoft.com/office/drawing/2015/10/21/chartex" xmlns:cx3="http://schemas.microsoft.com/office/drawing/2016/5/9/chartex" xmlns:cx4="http://schemas.microsoft.com/office/drawing/2016/5/10/chartex" xmlns:cx5="http://schemas.microsoft.com/office/drawing/2016/5/11/chartex" xmlns:cx6="http://schemas.microsoft.com/office/drawing/2016/5/12/chartex" xmlns:cx7="http://schemas.microsoft.com/office/drawing/2016/5/13/chartex" xmlns:cx8="http://schemas.microsoft.com/office/drawing/2016/5/14/chartex" xmlns:mc="http://schemas.openxmlformats.org/markup-compatibility/2006" xmlns:aink="http://schemas.microsoft.com/office/drawing/2016/ink" xmlns:am3d="http://schemas.microsoft.com/office/drawing/2017/model3d" xmlns:o="urn:schemas-microsoft-com:office:office" xmlns:oel="http://schemas.microsoft.com/office/2019/extlst" xmlns:r="http://schemas.openxmlformats.org/officeDocument/2006/relationships" xmlns:m="http://schemas.openxmlformats.org/officeDocument/2006/math" xmlns:v="urn:schemas-microsoft-com:vml" xmlns:wp14="http://schemas.microsoft.com/office/word/2010/wordprocessingDrawing" xmlns:wp="http://schemas.openxmlformats.org/drawingml/2006/wordprocessingDrawing" xmlns:w10="urn:schemas-microsoft-com:office:word" xmlns:w="http://schemas.openxmlformats.org/wordprocessingml/2006/main" xmlns:w14="http://schemas.microsoft.com/office/word/2010/wordml" xmlns:w15="http://schemas.microsoft.com/office/word/2012/wordml" xmlns:w16cex="http://schemas.microsoft.com/office/word/2018/wordml/cex" xmlns:w16cid="http://schemas.microsoft.com/office/word/2016/wordml/cid" xmlns:w16="http://schemas.microsoft.com/office/word/2018/wordml" xmlns:w16du="http://schemas.microsoft.com/office/word/2023/wordml/word16du" xmlns:w16sdtdh="http://schemas.microsoft.com/office/word/2020/wordml/sdtdatahash" xmlns:w16sdtfl="http://schemas.microsoft.com/office/word/2024/wordml/sdtformatlock" xmlns:w16se="http://schemas.microsoft.com/office/word/2015/wordml/symex" xmlns:wpg="http://schemas.microsoft.com/office/word/2010/wordprocessingGroup" xmlns:wpi="http://schemas.microsoft.com/office/word/2010/wordprocessingInk" xmlns:wne="http://schemas.microsoft.com/office/word/2006/wordml" xmlns:wps="http://schemas.microsoft.com/office/word/2010/wordprocessingShape" mc:Ignorable="w14 w15 w16se w16cid w16 w16cex w16sdtdh w16sdtfl w16du wp14">
   <w:p>
     <w:pPr>
       <w:pStyle w:val="aa"/>
@@ -10773,7 +11779,7 @@
 </file>
 
 <file path=word/footer2.xml><?xml version="1.0" encoding="utf-8"?>
-<w:ftr xmlns:wpc="http://schemas.microsoft.com/office/word/2010/wordprocessingCanvas" xmlns:cx="http://schemas.microsoft.com/office/drawing/2014/chartex" xmlns:cx1="http://schemas.microsoft.com/office/drawing/2015/9/8/chartex" xmlns:cx2="http://schemas.microsoft.com/office/drawing/2015/10/21/chartex" xmlns:cx3="http://schemas.microsoft.com/office/drawing/2016/5/9/chartex" xmlns:cx4="http://schemas.microsoft.com/office/drawing/2016/5/10/chartex" xmlns:cx5="http://schemas.microsoft.com/office/drawing/2016/5/11/chartex" xmlns:cx6="http://schemas.microsoft.com/office/drawing/2016/5/12/chartex" xmlns:cx7="http://schemas.microsoft.com/office/drawing/2016/5/13/chartex" xmlns:cx8="http://schemas.microsoft.com/office/drawing/2016/5/14/chartex" xmlns:mc="http://schemas.openxmlformats.org/markup-compatibility/2006" xmlns:aink="http://schemas.microsoft.com/office/drawing/2016/ink" xmlns:am3d="http://schemas.microsoft.com/office/drawing/2017/model3d" xmlns:o="urn:schemas-microsoft-com:office:office" xmlns:r="http://schemas.openxmlformats.org/officeDocument/2006/relationships" xmlns:m="http://schemas.openxmlformats.org/officeDocument/2006/math" xmlns:v="urn:schemas-microsoft-com:vml" xmlns:wp14="http://schemas.microsoft.com/office/word/2010/wordprocessingDrawing" xmlns:wp="http://schemas.openxmlformats.org/drawingml/2006/wordprocessingDrawing" xmlns:w10="urn:schemas-microsoft-com:office:word" xmlns:w="http://schemas.openxmlformats.org/wordprocessingml/2006/main" xmlns:w14="http://schemas.microsoft.com/office/word/2010/wordml" xmlns:w15="http://schemas.microsoft.com/office/word/2012/wordml" xmlns:w16cex="http://schemas.microsoft.com/office/word/2018/wordml/cex" xmlns:w16cid="http://schemas.microsoft.com/office/word/2016/wordml/cid" xmlns:w16="http://schemas.microsoft.com/office/word/2018/wordml" xmlns:w16sdtdh="http://schemas.microsoft.com/office/word/2020/wordml/sdtdatahash" xmlns:w16se="http://schemas.microsoft.com/office/word/2015/wordml/symex" xmlns:wpg="http://schemas.microsoft.com/office/word/2010/wordprocessingGroup" xmlns:wpi="http://schemas.microsoft.com/office/word/2010/wordprocessingInk" xmlns:wne="http://schemas.microsoft.com/office/word/2006/wordml" xmlns:wps="http://schemas.microsoft.com/office/word/2010/wordprocessingShape" mc:Ignorable="w14 w15 w16se w16cid w16 w16cex w16sdtdh wp14">
+<w:ftr xmlns:wpc="http://schemas.microsoft.com/office/word/2010/wordprocessingCanvas" xmlns:cx="http://schemas.microsoft.com/office/drawing/2014/chartex" xmlns:cx1="http://schemas.microsoft.com/office/drawing/2015/9/8/chartex" xmlns:cx2="http://schemas.microsoft.com/office/drawing/2015/10/21/chartex" xmlns:cx3="http://schemas.microsoft.com/office/drawing/2016/5/9/chartex" xmlns:cx4="http://schemas.microsoft.com/office/drawing/2016/5/10/chartex" xmlns:cx5="http://schemas.microsoft.com/office/drawing/2016/5/11/chartex" xmlns:cx6="http://schemas.microsoft.com/office/drawing/2016/5/12/chartex" xmlns:cx7="http://schemas.microsoft.com/office/drawing/2016/5/13/chartex" xmlns:cx8="http://schemas.microsoft.com/office/drawing/2016/5/14/chartex" xmlns:mc="http://schemas.openxmlformats.org/markup-compatibility/2006" xmlns:aink="http://schemas.microsoft.com/office/drawing/2016/ink" xmlns:am3d="http://schemas.microsoft.com/office/drawing/2017/model3d" xmlns:o="urn:schemas-microsoft-com:office:office" xmlns:oel="http://schemas.microsoft.com/office/2019/extlst" xmlns:r="http://schemas.openxmlformats.org/officeDocument/2006/relationships" xmlns:m="http://schemas.openxmlformats.org/officeDocument/2006/math" xmlns:v="urn:schemas-microsoft-com:vml" xmlns:wp14="http://schemas.microsoft.com/office/word/2010/wordprocessingDrawing" xmlns:wp="http://schemas.openxmlformats.org/drawingml/2006/wordprocessingDrawing" xmlns:w10="urn:schemas-microsoft-com:office:word" xmlns:w="http://schemas.openxmlformats.org/wordprocessingml/2006/main" xmlns:w14="http://schemas.microsoft.com/office/word/2010/wordml" xmlns:w15="http://schemas.microsoft.com/office/word/2012/wordml" xmlns:w16cex="http://schemas.microsoft.com/office/word/2018/wordml/cex" xmlns:w16cid="http://schemas.microsoft.com/office/word/2016/wordml/cid" xmlns:w16="http://schemas.microsoft.com/office/word/2018/wordml" xmlns:w16du="http://schemas.microsoft.com/office/word/2023/wordml/word16du" xmlns:w16sdtdh="http://schemas.microsoft.com/office/word/2020/wordml/sdtdatahash" xmlns:w16sdtfl="http://schemas.microsoft.com/office/word/2024/wordml/sdtformatlock" xmlns:w16se="http://schemas.microsoft.com/office/word/2015/wordml/symex" xmlns:wpg="http://schemas.microsoft.com/office/word/2010/wordprocessingGroup" xmlns:wpi="http://schemas.microsoft.com/office/word/2010/wordprocessingInk" xmlns:wne="http://schemas.microsoft.com/office/word/2006/wordml" xmlns:wps="http://schemas.microsoft.com/office/word/2010/wordprocessingShape" mc:Ignorable="w14 w15 w16se w16cid w16 w16cex w16sdtdh w16sdtfl w16du wp14">
   <w:sdt>
     <w:sdtPr>
       <w:id w:val="-1539494705"/>
@@ -10852,7 +11858,7 @@
 </file>
 
 <file path=word/footer3.xml><?xml version="1.0" encoding="utf-8"?>
-<w:ftr xmlns:wpc="http://schemas.microsoft.com/office/word/2010/wordprocessingCanvas" xmlns:cx="http://schemas.microsoft.com/office/drawing/2014/chartex" xmlns:cx1="http://schemas.microsoft.com/office/drawing/2015/9/8/chartex" xmlns:cx2="http://schemas.microsoft.com/office/drawing/2015/10/21/chartex" xmlns:cx3="http://schemas.microsoft.com/office/drawing/2016/5/9/chartex" xmlns:cx4="http://schemas.microsoft.com/office/drawing/2016/5/10/chartex" xmlns:cx5="http://schemas.microsoft.com/office/drawing/2016/5/11/chartex" xmlns:cx6="http://schemas.microsoft.com/office/drawing/2016/5/12/chartex" xmlns:cx7="http://schemas.microsoft.com/office/drawing/2016/5/13/chartex" xmlns:cx8="http://schemas.microsoft.com/office/drawing/2016/5/14/chartex" xmlns:mc="http://schemas.openxmlformats.org/markup-compatibility/2006" xmlns:aink="http://schemas.microsoft.com/office/drawing/2016/ink" xmlns:am3d="http://schemas.microsoft.com/office/drawing/2017/model3d" xmlns:o="urn:schemas-microsoft-com:office:office" xmlns:r="http://schemas.openxmlformats.org/officeDocument/2006/relationships" xmlns:m="http://schemas.openxmlformats.org/officeDocument/2006/math" xmlns:v="urn:schemas-microsoft-com:vml" xmlns:wp14="http://schemas.microsoft.com/office/word/2010/wordprocessingDrawing" xmlns:wp="http://schemas.openxmlformats.org/drawingml/2006/wordprocessingDrawing" xmlns:w10="urn:schemas-microsoft-com:office:word" xmlns:w="http://schemas.openxmlformats.org/wordprocessingml/2006/main" xmlns:w14="http://schemas.microsoft.com/office/word/2010/wordml" xmlns:w15="http://schemas.microsoft.com/office/word/2012/wordml" xmlns:w16cex="http://schemas.microsoft.com/office/word/2018/wordml/cex" xmlns:w16cid="http://schemas.microsoft.com/office/word/2016/wordml/cid" xmlns:w16="http://schemas.microsoft.com/office/word/2018/wordml" xmlns:w16sdtdh="http://schemas.microsoft.com/office/word/2020/wordml/sdtdatahash" xmlns:w16se="http://schemas.microsoft.com/office/word/2015/wordml/symex" xmlns:wpg="http://schemas.microsoft.com/office/word/2010/wordprocessingGroup" xmlns:wpi="http://schemas.microsoft.com/office/word/2010/wordprocessingInk" xmlns:wne="http://schemas.microsoft.com/office/word/2006/wordml" xmlns:wps="http://schemas.microsoft.com/office/word/2010/wordprocessingShape" mc:Ignorable="w14 w15 w16se w16cid w16 w16cex w16sdtdh wp14">
+<w:ftr xmlns:wpc="http://schemas.microsoft.com/office/word/2010/wordprocessingCanvas" xmlns:cx="http://schemas.microsoft.com/office/drawing/2014/chartex" xmlns:cx1="http://schemas.microsoft.com/office/drawing/2015/9/8/chartex" xmlns:cx2="http://schemas.microsoft.com/office/drawing/2015/10/21/chartex" xmlns:cx3="http://schemas.microsoft.com/office/drawing/2016/5/9/chartex" xmlns:cx4="http://schemas.microsoft.com/office/drawing/2016/5/10/chartex" xmlns:cx5="http://schemas.microsoft.com/office/drawing/2016/5/11/chartex" xmlns:cx6="http://schemas.microsoft.com/office/drawing/2016/5/12/chartex" xmlns:cx7="http://schemas.microsoft.com/office/drawing/2016/5/13/chartex" xmlns:cx8="http://schemas.microsoft.com/office/drawing/2016/5/14/chartex" xmlns:mc="http://schemas.openxmlformats.org/markup-compatibility/2006" xmlns:aink="http://schemas.microsoft.com/office/drawing/2016/ink" xmlns:am3d="http://schemas.microsoft.com/office/drawing/2017/model3d" xmlns:o="urn:schemas-microsoft-com:office:office" xmlns:oel="http://schemas.microsoft.com/office/2019/extlst" xmlns:r="http://schemas.openxmlformats.org/officeDocument/2006/relationships" xmlns:m="http://schemas.openxmlformats.org/officeDocument/2006/math" xmlns:v="urn:schemas-microsoft-com:vml" xmlns:wp14="http://schemas.microsoft.com/office/word/2010/wordprocessingDrawing" xmlns:wp="http://schemas.openxmlformats.org/drawingml/2006/wordprocessingDrawing" xmlns:w10="urn:schemas-microsoft-com:office:word" xmlns:w="http://schemas.openxmlformats.org/wordprocessingml/2006/main" xmlns:w14="http://schemas.microsoft.com/office/word/2010/wordml" xmlns:w15="http://schemas.microsoft.com/office/word/2012/wordml" xmlns:w16cex="http://schemas.microsoft.com/office/word/2018/wordml/cex" xmlns:w16cid="http://schemas.microsoft.com/office/word/2016/wordml/cid" xmlns:w16="http://schemas.microsoft.com/office/word/2018/wordml" xmlns:w16du="http://schemas.microsoft.com/office/word/2023/wordml/word16du" xmlns:w16sdtdh="http://schemas.microsoft.com/office/word/2020/wordml/sdtdatahash" xmlns:w16sdtfl="http://schemas.microsoft.com/office/word/2024/wordml/sdtformatlock" xmlns:w16se="http://schemas.microsoft.com/office/word/2015/wordml/symex" xmlns:wpg="http://schemas.microsoft.com/office/word/2010/wordprocessingGroup" xmlns:wpi="http://schemas.microsoft.com/office/word/2010/wordprocessingInk" xmlns:wne="http://schemas.microsoft.com/office/word/2006/wordml" xmlns:wps="http://schemas.microsoft.com/office/word/2010/wordprocessingShape" mc:Ignorable="w14 w15 w16se w16cid w16 w16cex w16sdtdh w16sdtfl w16du wp14">
   <w:p>
     <w:pPr>
       <w:pStyle w:val="aa"/>
@@ -10862,7 +11868,7 @@
 </file>
 
 <file path=word/footnotes.xml><?xml version="1.0" encoding="utf-8"?>
-<w:footnotes xmlns:wpc="http://schemas.microsoft.com/office/word/2010/wordprocessingCanvas" xmlns:cx="http://schemas.microsoft.com/office/drawing/2014/chartex" xmlns:cx1="http://schemas.microsoft.com/office/drawing/2015/9/8/chartex" xmlns:cx2="http://schemas.microsoft.com/office/drawing/2015/10/21/chartex" xmlns:cx3="http://schemas.microsoft.com/office/drawing/2016/5/9/chartex" xmlns:cx4="http://schemas.microsoft.com/office/drawing/2016/5/10/chartex" xmlns:cx5="http://schemas.microsoft.com/office/drawing/2016/5/11/chartex" xmlns:cx6="http://schemas.microsoft.com/office/drawing/2016/5/12/chartex" xmlns:cx7="http://schemas.microsoft.com/office/drawing/2016/5/13/chartex" xmlns:cx8="http://schemas.microsoft.com/office/drawing/2016/5/14/chartex" xmlns:mc="http://schemas.openxmlformats.org/markup-compatibility/2006" xmlns:aink="http://schemas.microsoft.com/office/drawing/2016/ink" xmlns:am3d="http://schemas.microsoft.com/office/drawing/2017/model3d" xmlns:o="urn:schemas-microsoft-com:office:office" xmlns:r="http://schemas.openxmlformats.org/officeDocument/2006/relationships" xmlns:m="http://schemas.openxmlformats.org/officeDocument/2006/math" xmlns:v="urn:schemas-microsoft-com:vml" xmlns:wp14="http://schemas.microsoft.com/office/word/2010/wordprocessingDrawing" xmlns:wp="http://schemas.openxmlformats.org/drawingml/2006/wordprocessingDrawing" xmlns:w10="urn:schemas-microsoft-com:office:word" xmlns:w="http://schemas.openxmlformats.org/wordprocessingml/2006/main" xmlns:w14="http://schemas.microsoft.com/office/word/2010/wordml" xmlns:w15="http://schemas.microsoft.com/office/word/2012/wordml" xmlns:w16cex="http://schemas.microsoft.com/office/word/2018/wordml/cex" xmlns:w16cid="http://schemas.microsoft.com/office/word/2016/wordml/cid" xmlns:w16="http://schemas.microsoft.com/office/word/2018/wordml" xmlns:w16sdtdh="http://schemas.microsoft.com/office/word/2020/wordml/sdtdatahash" xmlns:w16se="http://schemas.microsoft.com/office/word/2015/wordml/symex" xmlns:wpg="http://schemas.microsoft.com/office/word/2010/wordprocessingGroup" xmlns:wpi="http://schemas.microsoft.com/office/word/2010/wordprocessingInk" xmlns:wne="http://schemas.microsoft.com/office/word/2006/wordml" xmlns:wps="http://schemas.microsoft.com/office/word/2010/wordprocessingShape" mc:Ignorable="w14 w15 w16se w16cid w16 w16cex w16sdtdh wp14">
+<w:footnotes xmlns:wpc="http://schemas.microsoft.com/office/word/2010/wordprocessingCanvas" xmlns:cx="http://schemas.microsoft.com/office/drawing/2014/chartex" xmlns:cx1="http://schemas.microsoft.com/office/drawing/2015/9/8/chartex" xmlns:cx2="http://schemas.microsoft.com/office/drawing/2015/10/21/chartex" xmlns:cx3="http://schemas.microsoft.com/office/drawing/2016/5/9/chartex" xmlns:cx4="http://schemas.microsoft.com/office/drawing/2016/5/10/chartex" xmlns:cx5="http://schemas.microsoft.com/office/drawing/2016/5/11/chartex" xmlns:cx6="http://schemas.microsoft.com/office/drawing/2016/5/12/chartex" xmlns:cx7="http://schemas.microsoft.com/office/drawing/2016/5/13/chartex" xmlns:cx8="http://schemas.microsoft.com/office/drawing/2016/5/14/chartex" xmlns:mc="http://schemas.openxmlformats.org/markup-compatibility/2006" xmlns:aink="http://schemas.microsoft.com/office/drawing/2016/ink" xmlns:am3d="http://schemas.microsoft.com/office/drawing/2017/model3d" xmlns:o="urn:schemas-microsoft-com:office:office" xmlns:oel="http://schemas.microsoft.com/office/2019/extlst" xmlns:r="http://schemas.openxmlformats.org/officeDocument/2006/relationships" xmlns:m="http://schemas.openxmlformats.org/officeDocument/2006/math" xmlns:v="urn:schemas-microsoft-com:vml" xmlns:wp14="http://schemas.microsoft.com/office/word/2010/wordprocessingDrawing" xmlns:wp="http://schemas.openxmlformats.org/drawingml/2006/wordprocessingDrawing" xmlns:w10="urn:schemas-microsoft-com:office:word" xmlns:w="http://schemas.openxmlformats.org/wordprocessingml/2006/main" xmlns:w14="http://schemas.microsoft.com/office/word/2010/wordml" xmlns:w15="http://schemas.microsoft.com/office/word/2012/wordml" xmlns:w16cex="http://schemas.microsoft.com/office/word/2018/wordml/cex" xmlns:w16cid="http://schemas.microsoft.com/office/word/2016/wordml/cid" xmlns:w16="http://schemas.microsoft.com/office/word/2018/wordml" xmlns:w16du="http://schemas.microsoft.com/office/word/2023/wordml/word16du" xmlns:w16sdtdh="http://schemas.microsoft.com/office/word/2020/wordml/sdtdatahash" xmlns:w16sdtfl="http://schemas.microsoft.com/office/word/2024/wordml/sdtformatlock" xmlns:w16se="http://schemas.microsoft.com/office/word/2015/wordml/symex" xmlns:wpg="http://schemas.microsoft.com/office/word/2010/wordprocessingGroup" xmlns:wpi="http://schemas.microsoft.com/office/word/2010/wordprocessingInk" xmlns:wne="http://schemas.microsoft.com/office/word/2006/wordml" xmlns:wps="http://schemas.microsoft.com/office/word/2010/wordprocessingShape" mc:Ignorable="w14 w15 w16se w16cid w16 w16cex w16sdtdh w16sdtfl w16du wp14">
   <w:footnote w:type="separator" w:id="-1">
     <w:p>
       <w:pPr>
@@ -10887,7 +11893,7 @@
 </file>
 
 <file path=word/header1.xml><?xml version="1.0" encoding="utf-8"?>
-<w:hdr xmlns:wpc="http://schemas.microsoft.com/office/word/2010/wordprocessingCanvas" xmlns:cx="http://schemas.microsoft.com/office/drawing/2014/chartex" xmlns:cx1="http://schemas.microsoft.com/office/drawing/2015/9/8/chartex" xmlns:cx2="http://schemas.microsoft.com/office/drawing/2015/10/21/chartex" xmlns:cx3="http://schemas.microsoft.com/office/drawing/2016/5/9/chartex" xmlns:cx4="http://schemas.microsoft.com/office/drawing/2016/5/10/chartex" xmlns:cx5="http://schemas.microsoft.com/office/drawing/2016/5/11/chartex" xmlns:cx6="http://schemas.microsoft.com/office/drawing/2016/5/12/chartex" xmlns:cx7="http://schemas.microsoft.com/office/drawing/2016/5/13/chartex" xmlns:cx8="http://schemas.microsoft.com/office/drawing/2016/5/14/chartex" xmlns:mc="http://schemas.openxmlformats.org/markup-compatibility/2006" xmlns:aink="http://schemas.microsoft.com/office/drawing/2016/ink" xmlns:am3d="http://schemas.microsoft.com/office/drawing/2017/model3d" xmlns:o="urn:schemas-microsoft-com:office:office" xmlns:r="http://schemas.openxmlformats.org/officeDocument/2006/relationships" xmlns:m="http://schemas.openxmlformats.org/officeDocument/2006/math" xmlns:v="urn:schemas-microsoft-com:vml" xmlns:wp14="http://schemas.microsoft.com/office/word/2010/wordprocessingDrawing" xmlns:wp="http://schemas.openxmlformats.org/drawingml/2006/wordprocessingDrawing" xmlns:w10="urn:schemas-microsoft-com:office:word" xmlns:w="http://schemas.openxmlformats.org/wordprocessingml/2006/main" xmlns:w14="http://schemas.microsoft.com/office/word/2010/wordml" xmlns:w15="http://schemas.microsoft.com/office/word/2012/wordml" xmlns:w16cex="http://schemas.microsoft.com/office/word/2018/wordml/cex" xmlns:w16cid="http://schemas.microsoft.com/office/word/2016/wordml/cid" xmlns:w16="http://schemas.microsoft.com/office/word/2018/wordml" xmlns:w16sdtdh="http://schemas.microsoft.com/office/word/2020/wordml/sdtdatahash" xmlns:w16se="http://schemas.microsoft.com/office/word/2015/wordml/symex" xmlns:wpg="http://schemas.microsoft.com/office/word/2010/wordprocessingGroup" xmlns:wpi="http://schemas.microsoft.com/office/word/2010/wordprocessingInk" xmlns:wne="http://schemas.microsoft.com/office/word/2006/wordml" xmlns:wps="http://schemas.microsoft.com/office/word/2010/wordprocessingShape" mc:Ignorable="w14 w15 w16se w16cid w16 w16cex w16sdtdh wp14">
+<w:hdr xmlns:wpc="http://schemas.microsoft.com/office/word/2010/wordprocessingCanvas" xmlns:cx="http://schemas.microsoft.com/office/drawing/2014/chartex" xmlns:cx1="http://schemas.microsoft.com/office/drawing/2015/9/8/chartex" xmlns:cx2="http://schemas.microsoft.com/office/drawing/2015/10/21/chartex" xmlns:cx3="http://schemas.microsoft.com/office/drawing/2016/5/9/chartex" xmlns:cx4="http://schemas.microsoft.com/office/drawing/2016/5/10/chartex" xmlns:cx5="http://schemas.microsoft.com/office/drawing/2016/5/11/chartex" xmlns:cx6="http://schemas.microsoft.com/office/drawing/2016/5/12/chartex" xmlns:cx7="http://schemas.microsoft.com/office/drawing/2016/5/13/chartex" xmlns:cx8="http://schemas.microsoft.com/office/drawing/2016/5/14/chartex" xmlns:mc="http://schemas.openxmlformats.org/markup-compatibility/2006" xmlns:aink="http://schemas.microsoft.com/office/drawing/2016/ink" xmlns:am3d="http://schemas.microsoft.com/office/drawing/2017/model3d" xmlns:o="urn:schemas-microsoft-com:office:office" xmlns:oel="http://schemas.microsoft.com/office/2019/extlst" xmlns:r="http://schemas.openxmlformats.org/officeDocument/2006/relationships" xmlns:m="http://schemas.openxmlformats.org/officeDocument/2006/math" xmlns:v="urn:schemas-microsoft-com:vml" xmlns:wp14="http://schemas.microsoft.com/office/word/2010/wordprocessingDrawing" xmlns:wp="http://schemas.openxmlformats.org/drawingml/2006/wordprocessingDrawing" xmlns:w10="urn:schemas-microsoft-com:office:word" xmlns:w="http://schemas.openxmlformats.org/wordprocessingml/2006/main" xmlns:w14="http://schemas.microsoft.com/office/word/2010/wordml" xmlns:w15="http://schemas.microsoft.com/office/word/2012/wordml" xmlns:w16cex="http://schemas.microsoft.com/office/word/2018/wordml/cex" xmlns:w16cid="http://schemas.microsoft.com/office/word/2016/wordml/cid" xmlns:w16="http://schemas.microsoft.com/office/word/2018/wordml" xmlns:w16du="http://schemas.microsoft.com/office/word/2023/wordml/word16du" xmlns:w16sdtdh="http://schemas.microsoft.com/office/word/2020/wordml/sdtdatahash" xmlns:w16sdtfl="http://schemas.microsoft.com/office/word/2024/wordml/sdtformatlock" xmlns:w16se="http://schemas.microsoft.com/office/word/2015/wordml/symex" xmlns:wpg="http://schemas.microsoft.com/office/word/2010/wordprocessingGroup" xmlns:wpi="http://schemas.microsoft.com/office/word/2010/wordprocessingInk" xmlns:wne="http://schemas.microsoft.com/office/word/2006/wordml" xmlns:wps="http://schemas.microsoft.com/office/word/2010/wordprocessingShape" mc:Ignorable="w14 w15 w16se w16cid w16 w16cex w16sdtdh w16sdtfl w16du wp14">
   <w:p>
     <w:pPr>
       <w:pStyle w:val="a8"/>
@@ -10897,7 +11903,7 @@
 </file>
 
 <file path=word/header2.xml><?xml version="1.0" encoding="utf-8"?>
-<w:hdr xmlns:wpc="http://schemas.microsoft.com/office/word/2010/wordprocessingCanvas" xmlns:cx="http://schemas.microsoft.com/office/drawing/2014/chartex" xmlns:cx1="http://schemas.microsoft.com/office/drawing/2015/9/8/chartex" xmlns:cx2="http://schemas.microsoft.com/office/drawing/2015/10/21/chartex" xmlns:cx3="http://schemas.microsoft.com/office/drawing/2016/5/9/chartex" xmlns:cx4="http://schemas.microsoft.com/office/drawing/2016/5/10/chartex" xmlns:cx5="http://schemas.microsoft.com/office/drawing/2016/5/11/chartex" xmlns:cx6="http://schemas.microsoft.com/office/drawing/2016/5/12/chartex" xmlns:cx7="http://schemas.microsoft.com/office/drawing/2016/5/13/chartex" xmlns:cx8="http://schemas.microsoft.com/office/drawing/2016/5/14/chartex" xmlns:mc="http://schemas.openxmlformats.org/markup-compatibility/2006" xmlns:aink="http://schemas.microsoft.com/office/drawing/2016/ink" xmlns:am3d="http://schemas.microsoft.com/office/drawing/2017/model3d" xmlns:o="urn:schemas-microsoft-com:office:office" xmlns:r="http://schemas.openxmlformats.org/officeDocument/2006/relationships" xmlns:m="http://schemas.openxmlformats.org/officeDocument/2006/math" xmlns:v="urn:schemas-microsoft-com:vml" xmlns:wp14="http://schemas.microsoft.com/office/word/2010/wordprocessingDrawing" xmlns:wp="http://schemas.openxmlformats.org/drawingml/2006/wordprocessingDrawing" xmlns:w10="urn:schemas-microsoft-com:office:word" xmlns:w="http://schemas.openxmlformats.org/wordprocessingml/2006/main" xmlns:w14="http://schemas.microsoft.com/office/word/2010/wordml" xmlns:w15="http://schemas.microsoft.com/office/word/2012/wordml" xmlns:w16cex="http://schemas.microsoft.com/office/word/2018/wordml/cex" xmlns:w16cid="http://schemas.microsoft.com/office/word/2016/wordml/cid" xmlns:w16="http://schemas.microsoft.com/office/word/2018/wordml" xmlns:w16sdtdh="http://schemas.microsoft.com/office/word/2020/wordml/sdtdatahash" xmlns:w16se="http://schemas.microsoft.com/office/word/2015/wordml/symex" xmlns:wpg="http://schemas.microsoft.com/office/word/2010/wordprocessingGroup" xmlns:wpi="http://schemas.microsoft.com/office/word/2010/wordprocessingInk" xmlns:wne="http://schemas.microsoft.com/office/word/2006/wordml" xmlns:wps="http://schemas.microsoft.com/office/word/2010/wordprocessingShape" mc:Ignorable="w14 w15 w16se w16cid w16 w16cex w16sdtdh wp14">
+<w:hdr xmlns:wpc="http://schemas.microsoft.com/office/word/2010/wordprocessingCanvas" xmlns:cx="http://schemas.microsoft.com/office/drawing/2014/chartex" xmlns:cx1="http://schemas.microsoft.com/office/drawing/2015/9/8/chartex" xmlns:cx2="http://schemas.microsoft.com/office/drawing/2015/10/21/chartex" xmlns:cx3="http://schemas.microsoft.com/office/drawing/2016/5/9/chartex" xmlns:cx4="http://schemas.microsoft.com/office/drawing/2016/5/10/chartex" xmlns:cx5="http://schemas.microsoft.com/office/drawing/2016/5/11/chartex" xmlns:cx6="http://schemas.microsoft.com/office/drawing/2016/5/12/chartex" xmlns:cx7="http://schemas.microsoft.com/office/drawing/2016/5/13/chartex" xmlns:cx8="http://schemas.microsoft.com/office/drawing/2016/5/14/chartex" xmlns:mc="http://schemas.openxmlformats.org/markup-compatibility/2006" xmlns:aink="http://schemas.microsoft.com/office/drawing/2016/ink" xmlns:am3d="http://schemas.microsoft.com/office/drawing/2017/model3d" xmlns:o="urn:schemas-microsoft-com:office:office" xmlns:oel="http://schemas.microsoft.com/office/2019/extlst" xmlns:r="http://schemas.openxmlformats.org/officeDocument/2006/relationships" xmlns:m="http://schemas.openxmlformats.org/officeDocument/2006/math" xmlns:v="urn:schemas-microsoft-com:vml" xmlns:wp14="http://schemas.microsoft.com/office/word/2010/wordprocessingDrawing" xmlns:wp="http://schemas.openxmlformats.org/drawingml/2006/wordprocessingDrawing" xmlns:w10="urn:schemas-microsoft-com:office:word" xmlns:w="http://schemas.openxmlformats.org/wordprocessingml/2006/main" xmlns:w14="http://schemas.microsoft.com/office/word/2010/wordml" xmlns:w15="http://schemas.microsoft.com/office/word/2012/wordml" xmlns:w16cex="http://schemas.microsoft.com/office/word/2018/wordml/cex" xmlns:w16cid="http://schemas.microsoft.com/office/word/2016/wordml/cid" xmlns:w16="http://schemas.microsoft.com/office/word/2018/wordml" xmlns:w16du="http://schemas.microsoft.com/office/word/2023/wordml/word16du" xmlns:w16sdtdh="http://schemas.microsoft.com/office/word/2020/wordml/sdtdatahash" xmlns:w16sdtfl="http://schemas.microsoft.com/office/word/2024/wordml/sdtformatlock" xmlns:w16se="http://schemas.microsoft.com/office/word/2015/wordml/symex" xmlns:wpg="http://schemas.microsoft.com/office/word/2010/wordprocessingGroup" xmlns:wpi="http://schemas.microsoft.com/office/word/2010/wordprocessingInk" xmlns:wne="http://schemas.microsoft.com/office/word/2006/wordml" xmlns:wps="http://schemas.microsoft.com/office/word/2010/wordprocessingShape" mc:Ignorable="w14 w15 w16se w16cid w16 w16cex w16sdtdh w16sdtfl w16du wp14">
   <w:p>
     <w:pPr>
       <w:pStyle w:val="a8"/>
@@ -10907,7 +11913,7 @@
 </file>
 
 <file path=word/header3.xml><?xml version="1.0" encoding="utf-8"?>
-<w:hdr xmlns:wpc="http://schemas.microsoft.com/office/word/2010/wordprocessingCanvas" xmlns:cx="http://schemas.microsoft.com/office/drawing/2014/chartex" xmlns:cx1="http://schemas.microsoft.com/office/drawing/2015/9/8/chartex" xmlns:cx2="http://schemas.microsoft.com/office/drawing/2015/10/21/chartex" xmlns:cx3="http://schemas.microsoft.com/office/drawing/2016/5/9/chartex" xmlns:cx4="http://schemas.microsoft.com/office/drawing/2016/5/10/chartex" xmlns:cx5="http://schemas.microsoft.com/office/drawing/2016/5/11/chartex" xmlns:cx6="http://schemas.microsoft.com/office/drawing/2016/5/12/chartex" xmlns:cx7="http://schemas.microsoft.com/office/drawing/2016/5/13/chartex" xmlns:cx8="http://schemas.microsoft.com/office/drawing/2016/5/14/chartex" xmlns:mc="http://schemas.openxmlformats.org/markup-compatibility/2006" xmlns:aink="http://schemas.microsoft.com/office/drawing/2016/ink" xmlns:am3d="http://schemas.microsoft.com/office/drawing/2017/model3d" xmlns:o="urn:schemas-microsoft-com:office:office" xmlns:r="http://schemas.openxmlformats.org/officeDocument/2006/relationships" xmlns:m="http://schemas.openxmlformats.org/officeDocument/2006/math" xmlns:v="urn:schemas-microsoft-com:vml" xmlns:wp14="http://schemas.microsoft.com/office/word/2010/wordprocessingDrawing" xmlns:wp="http://schemas.openxmlformats.org/drawingml/2006/wordprocessingDrawing" xmlns:w10="urn:schemas-microsoft-com:office:word" xmlns:w="http://schemas.openxmlformats.org/wordprocessingml/2006/main" xmlns:w14="http://schemas.microsoft.com/office/word/2010/wordml" xmlns:w15="http://schemas.microsoft.com/office/word/2012/wordml" xmlns:w16cex="http://schemas.microsoft.com/office/word/2018/wordml/cex" xmlns:w16cid="http://schemas.microsoft.com/office/word/2016/wordml/cid" xmlns:w16="http://schemas.microsoft.com/office/word/2018/wordml" xmlns:w16sdtdh="http://schemas.microsoft.com/office/word/2020/wordml/sdtdatahash" xmlns:w16se="http://schemas.microsoft.com/office/word/2015/wordml/symex" xmlns:wpg="http://schemas.microsoft.com/office/word/2010/wordprocessingGroup" xmlns:wpi="http://schemas.microsoft.com/office/word/2010/wordprocessingInk" xmlns:wne="http://schemas.microsoft.com/office/word/2006/wordml" xmlns:wps="http://schemas.microsoft.com/office/word/2010/wordprocessingShape" mc:Ignorable="w14 w15 w16se w16cid w16 w16cex w16sdtdh wp14">
+<w:hdr xmlns:wpc="http://schemas.microsoft.com/office/word/2010/wordprocessingCanvas" xmlns:cx="http://schemas.microsoft.com/office/drawing/2014/chartex" xmlns:cx1="http://schemas.microsoft.com/office/drawing/2015/9/8/chartex" xmlns:cx2="http://schemas.microsoft.com/office/drawing/2015/10/21/chartex" xmlns:cx3="http://schemas.microsoft.com/office/drawing/2016/5/9/chartex" xmlns:cx4="http://schemas.microsoft.com/office/drawing/2016/5/10/chartex" xmlns:cx5="http://schemas.microsoft.com/office/drawing/2016/5/11/chartex" xmlns:cx6="http://schemas.microsoft.com/office/drawing/2016/5/12/chartex" xmlns:cx7="http://schemas.microsoft.com/office/drawing/2016/5/13/chartex" xmlns:cx8="http://schemas.microsoft.com/office/drawing/2016/5/14/chartex" xmlns:mc="http://schemas.openxmlformats.org/markup-compatibility/2006" xmlns:aink="http://schemas.microsoft.com/office/drawing/2016/ink" xmlns:am3d="http://schemas.microsoft.com/office/drawing/2017/model3d" xmlns:o="urn:schemas-microsoft-com:office:office" xmlns:oel="http://schemas.microsoft.com/office/2019/extlst" xmlns:r="http://schemas.openxmlformats.org/officeDocument/2006/relationships" xmlns:m="http://schemas.openxmlformats.org/officeDocument/2006/math" xmlns:v="urn:schemas-microsoft-com:vml" xmlns:wp14="http://schemas.microsoft.com/office/word/2010/wordprocessingDrawing" xmlns:wp="http://schemas.openxmlformats.org/drawingml/2006/wordprocessingDrawing" xmlns:w10="urn:schemas-microsoft-com:office:word" xmlns:w="http://schemas.openxmlformats.org/wordprocessingml/2006/main" xmlns:w14="http://schemas.microsoft.com/office/word/2010/wordml" xmlns:w15="http://schemas.microsoft.com/office/word/2012/wordml" xmlns:w16cex="http://schemas.microsoft.com/office/word/2018/wordml/cex" xmlns:w16cid="http://schemas.microsoft.com/office/word/2016/wordml/cid" xmlns:w16="http://schemas.microsoft.com/office/word/2018/wordml" xmlns:w16du="http://schemas.microsoft.com/office/word/2023/wordml/word16du" xmlns:w16sdtdh="http://schemas.microsoft.com/office/word/2020/wordml/sdtdatahash" xmlns:w16sdtfl="http://schemas.microsoft.com/office/word/2024/wordml/sdtformatlock" xmlns:w16se="http://schemas.microsoft.com/office/word/2015/wordml/symex" xmlns:wpg="http://schemas.microsoft.com/office/word/2010/wordprocessingGroup" xmlns:wpi="http://schemas.microsoft.com/office/word/2010/wordprocessingInk" xmlns:wne="http://schemas.microsoft.com/office/word/2006/wordml" xmlns:wps="http://schemas.microsoft.com/office/word/2010/wordprocessingShape" mc:Ignorable="w14 w15 w16se w16cid w16 w16cex w16sdtdh w16sdtfl w16du wp14">
   <w:p>
     <w:pPr>
       <w:pStyle w:val="a8"/>
@@ -10917,7 +11923,7 @@
 </file>
 
 <file path=word/numbering.xml><?xml version="1.0" encoding="utf-8"?>
-<w:numbering xmlns:wpc="http://schemas.microsoft.com/office/word/2010/wordprocessingCanvas" xmlns:cx="http://schemas.microsoft.com/office/drawing/2014/chartex" xmlns:cx1="http://schemas.microsoft.com/office/drawing/2015/9/8/chartex" xmlns:cx2="http://schemas.microsoft.com/office/drawing/2015/10/21/chartex" xmlns:cx3="http://schemas.microsoft.com/office/drawing/2016/5/9/chartex" xmlns:cx4="http://schemas.microsoft.com/office/drawing/2016/5/10/chartex" xmlns:cx5="http://schemas.microsoft.com/office/drawing/2016/5/11/chartex" xmlns:cx6="http://schemas.microsoft.com/office/drawing/2016/5/12/chartex" xmlns:cx7="http://schemas.microsoft.com/office/drawing/2016/5/13/chartex" xmlns:cx8="http://schemas.microsoft.com/office/drawing/2016/5/14/chartex" xmlns:mc="http://schemas.openxmlformats.org/markup-compatibility/2006" xmlns:aink="http://schemas.microsoft.com/office/drawing/2016/ink" xmlns:am3d="http://schemas.microsoft.com/office/drawing/2017/model3d" xmlns:o="urn:schemas-microsoft-com:office:office" xmlns:r="http://schemas.openxmlformats.org/officeDocument/2006/relationships" xmlns:m="http://schemas.openxmlformats.org/officeDocument/2006/math" xmlns:v="urn:schemas-microsoft-com:vml" xmlns:wp14="http://schemas.microsoft.com/office/word/2010/wordprocessingDrawing" xmlns:wp="http://schemas.openxmlformats.org/drawingml/2006/wordprocessingDrawing" xmlns:w10="urn:schemas-microsoft-com:office:word" xmlns:w="http://schemas.openxmlformats.org/wordprocessingml/2006/main" xmlns:w14="http://schemas.microsoft.com/office/word/2010/wordml" xmlns:w15="http://schemas.microsoft.com/office/word/2012/wordml" xmlns:w16cex="http://schemas.microsoft.com/office/word/2018/wordml/cex" xmlns:w16cid="http://schemas.microsoft.com/office/word/2016/wordml/cid" xmlns:w16="http://schemas.microsoft.com/office/word/2018/wordml" xmlns:w16sdtdh="http://schemas.microsoft.com/office/word/2020/wordml/sdtdatahash" xmlns:w16se="http://schemas.microsoft.com/office/word/2015/wordml/symex" xmlns:wpg="http://schemas.microsoft.com/office/word/2010/wordprocessingGroup" xmlns:wpi="http://schemas.microsoft.com/office/word/2010/wordprocessingInk" xmlns:wne="http://schemas.microsoft.com/office/word/2006/wordml" xmlns:wps="http://schemas.microsoft.com/office/word/2010/wordprocessingShape" mc:Ignorable="w14 w15 w16se w16cid w16 w16cex w16sdtdh wp14">
+<w:numbering xmlns:wpc="http://schemas.microsoft.com/office/word/2010/wordprocessingCanvas" xmlns:cx="http://schemas.microsoft.com/office/drawing/2014/chartex" xmlns:cx1="http://schemas.microsoft.com/office/drawing/2015/9/8/chartex" xmlns:cx2="http://schemas.microsoft.com/office/drawing/2015/10/21/chartex" xmlns:cx3="http://schemas.microsoft.com/office/drawing/2016/5/9/chartex" xmlns:cx4="http://schemas.microsoft.com/office/drawing/2016/5/10/chartex" xmlns:cx5="http://schemas.microsoft.com/office/drawing/2016/5/11/chartex" xmlns:cx6="http://schemas.microsoft.com/office/drawing/2016/5/12/chartex" xmlns:cx7="http://schemas.microsoft.com/office/drawing/2016/5/13/chartex" xmlns:cx8="http://schemas.microsoft.com/office/drawing/2016/5/14/chartex" xmlns:mc="http://schemas.openxmlformats.org/markup-compatibility/2006" xmlns:aink="http://schemas.microsoft.com/office/drawing/2016/ink" xmlns:am3d="http://schemas.microsoft.com/office/drawing/2017/model3d" xmlns:o="urn:schemas-microsoft-com:office:office" xmlns:oel="http://schemas.microsoft.com/office/2019/extlst" xmlns:r="http://schemas.openxmlformats.org/officeDocument/2006/relationships" xmlns:m="http://schemas.openxmlformats.org/officeDocument/2006/math" xmlns:v="urn:schemas-microsoft-com:vml" xmlns:wp14="http://schemas.microsoft.com/office/word/2010/wordprocessingDrawing" xmlns:wp="http://schemas.openxmlformats.org/drawingml/2006/wordprocessingDrawing" xmlns:w10="urn:schemas-microsoft-com:office:word" xmlns:w="http://schemas.openxmlformats.org/wordprocessingml/2006/main" xmlns:w14="http://schemas.microsoft.com/office/word/2010/wordml" xmlns:w15="http://schemas.microsoft.com/office/word/2012/wordml" xmlns:w16cex="http://schemas.microsoft.com/office/word/2018/wordml/cex" xmlns:w16cid="http://schemas.microsoft.com/office/word/2016/wordml/cid" xmlns:w16="http://schemas.microsoft.com/office/word/2018/wordml" xmlns:w16du="http://schemas.microsoft.com/office/word/2023/wordml/word16du" xmlns:w16sdtdh="http://schemas.microsoft.com/office/word/2020/wordml/sdtdatahash" xmlns:w16sdtfl="http://schemas.microsoft.com/office/word/2024/wordml/sdtformatlock" xmlns:w16se="http://schemas.microsoft.com/office/word/2015/wordml/symex" xmlns:wpg="http://schemas.microsoft.com/office/word/2010/wordprocessingGroup" xmlns:wpi="http://schemas.microsoft.com/office/word/2010/wordprocessingInk" xmlns:wne="http://schemas.microsoft.com/office/word/2006/wordml" xmlns:wps="http://schemas.microsoft.com/office/word/2010/wordprocessingShape" mc:Ignorable="w14 w15 w16se w16cid w16 w16cex w16sdtdh w16sdtfl w16du wp14">
   <w:abstractNum w:abstractNumId="0" w15:restartNumberingAfterBreak="0">
     <w:nsid w:val="D8861D71"/>
     <w:multiLevelType w:val="singleLevel"/>
@@ -11168,29 +12174,29 @@
       <w:lvlJc w:val="left"/>
     </w:lvl>
   </w:abstractNum>
-  <w:num w:numId="1">
+  <w:num w:numId="1" w16cid:durableId="1957443878">
     <w:abstractNumId w:val="3"/>
   </w:num>
-  <w:num w:numId="2">
+  <w:num w:numId="2" w16cid:durableId="239295545">
     <w:abstractNumId w:val="5"/>
   </w:num>
-  <w:num w:numId="3">
+  <w:num w:numId="3" w16cid:durableId="1620061264">
     <w:abstractNumId w:val="0"/>
   </w:num>
-  <w:num w:numId="4">
+  <w:num w:numId="4" w16cid:durableId="264575406">
     <w:abstractNumId w:val="4"/>
   </w:num>
-  <w:num w:numId="5">
+  <w:num w:numId="5" w16cid:durableId="1309094675">
     <w:abstractNumId w:val="2"/>
   </w:num>
-  <w:num w:numId="6">
+  <w:num w:numId="6" w16cid:durableId="1283413632">
     <w:abstractNumId w:val="1"/>
   </w:num>
 </w:numbering>
 </file>
 
 <file path=word/people.xml><?xml version="1.0" encoding="utf-8"?>
-<w15:people xmlns:wpc="http://schemas.microsoft.com/office/word/2010/wordprocessingCanvas" xmlns:cx="http://schemas.microsoft.com/office/drawing/2014/chartex" xmlns:cx1="http://schemas.microsoft.com/office/drawing/2015/9/8/chartex" xmlns:cx2="http://schemas.microsoft.com/office/drawing/2015/10/21/chartex" xmlns:cx3="http://schemas.microsoft.com/office/drawing/2016/5/9/chartex" xmlns:cx4="http://schemas.microsoft.com/office/drawing/2016/5/10/chartex" xmlns:cx5="http://schemas.microsoft.com/office/drawing/2016/5/11/chartex" xmlns:cx6="http://schemas.microsoft.com/office/drawing/2016/5/12/chartex" xmlns:cx7="http://schemas.microsoft.com/office/drawing/2016/5/13/chartex" xmlns:cx8="http://schemas.microsoft.com/office/drawing/2016/5/14/chartex" xmlns:mc="http://schemas.openxmlformats.org/markup-compatibility/2006" xmlns:aink="http://schemas.microsoft.com/office/drawing/2016/ink" xmlns:am3d="http://schemas.microsoft.com/office/drawing/2017/model3d" xmlns:o="urn:schemas-microsoft-com:office:office" xmlns:r="http://schemas.openxmlformats.org/officeDocument/2006/relationships" xmlns:m="http://schemas.openxmlformats.org/officeDocument/2006/math" xmlns:v="urn:schemas-microsoft-com:vml" xmlns:wp14="http://schemas.microsoft.com/office/word/2010/wordprocessingDrawing" xmlns:wp="http://schemas.openxmlformats.org/drawingml/2006/wordprocessingDrawing" xmlns:w10="urn:schemas-microsoft-com:office:word" xmlns:w="http://schemas.openxmlformats.org/wordprocessingml/2006/main" xmlns:w14="http://schemas.microsoft.com/office/word/2010/wordml" xmlns:w15="http://schemas.microsoft.com/office/word/2012/wordml" xmlns:w16cex="http://schemas.microsoft.com/office/word/2018/wordml/cex" xmlns:w16cid="http://schemas.microsoft.com/office/word/2016/wordml/cid" xmlns:w16="http://schemas.microsoft.com/office/word/2018/wordml" xmlns:w16sdtdh="http://schemas.microsoft.com/office/word/2020/wordml/sdtdatahash" xmlns:w16se="http://schemas.microsoft.com/office/word/2015/wordml/symex" xmlns:wpg="http://schemas.microsoft.com/office/word/2010/wordprocessingGroup" xmlns:wpi="http://schemas.microsoft.com/office/word/2010/wordprocessingInk" xmlns:wne="http://schemas.microsoft.com/office/word/2006/wordml" xmlns:wps="http://schemas.microsoft.com/office/word/2010/wordprocessingShape" mc:Ignorable="w14 w15 w16se w16cid w16 w16cex w16sdtdh wp14">
+<w15:people xmlns:wpc="http://schemas.microsoft.com/office/word/2010/wordprocessingCanvas" xmlns:cx="http://schemas.microsoft.com/office/drawing/2014/chartex" xmlns:cx1="http://schemas.microsoft.com/office/drawing/2015/9/8/chartex" xmlns:cx2="http://schemas.microsoft.com/office/drawing/2015/10/21/chartex" xmlns:cx3="http://schemas.microsoft.com/office/drawing/2016/5/9/chartex" xmlns:cx4="http://schemas.microsoft.com/office/drawing/2016/5/10/chartex" xmlns:cx5="http://schemas.microsoft.com/office/drawing/2016/5/11/chartex" xmlns:cx6="http://schemas.microsoft.com/office/drawing/2016/5/12/chartex" xmlns:cx7="http://schemas.microsoft.com/office/drawing/2016/5/13/chartex" xmlns:cx8="http://schemas.microsoft.com/office/drawing/2016/5/14/chartex" xmlns:mc="http://schemas.openxmlformats.org/markup-compatibility/2006" xmlns:aink="http://schemas.microsoft.com/office/drawing/2016/ink" xmlns:am3d="http://schemas.microsoft.com/office/drawing/2017/model3d" xmlns:o="urn:schemas-microsoft-com:office:office" xmlns:oel="http://schemas.microsoft.com/office/2019/extlst" xmlns:r="http://schemas.openxmlformats.org/officeDocument/2006/relationships" xmlns:m="http://schemas.openxmlformats.org/officeDocument/2006/math" xmlns:v="urn:schemas-microsoft-com:vml" xmlns:wp14="http://schemas.microsoft.com/office/word/2010/wordprocessingDrawing" xmlns:wp="http://schemas.openxmlformats.org/drawingml/2006/wordprocessingDrawing" xmlns:w10="urn:schemas-microsoft-com:office:word" xmlns:w="http://schemas.openxmlformats.org/wordprocessingml/2006/main" xmlns:w14="http://schemas.microsoft.com/office/word/2010/wordml" xmlns:w15="http://schemas.microsoft.com/office/word/2012/wordml" xmlns:w16cex="http://schemas.microsoft.com/office/word/2018/wordml/cex" xmlns:w16cid="http://schemas.microsoft.com/office/word/2016/wordml/cid" xmlns:w16="http://schemas.microsoft.com/office/word/2018/wordml" xmlns:w16du="http://schemas.microsoft.com/office/word/2023/wordml/word16du" xmlns:w16sdtdh="http://schemas.microsoft.com/office/word/2020/wordml/sdtdatahash" xmlns:w16sdtfl="http://schemas.microsoft.com/office/word/2024/wordml/sdtformatlock" xmlns:w16se="http://schemas.microsoft.com/office/word/2015/wordml/symex" xmlns:wpg="http://schemas.microsoft.com/office/word/2010/wordprocessingGroup" xmlns:wpi="http://schemas.microsoft.com/office/word/2010/wordprocessingInk" xmlns:wne="http://schemas.microsoft.com/office/word/2006/wordml" xmlns:wps="http://schemas.microsoft.com/office/word/2010/wordprocessingShape" mc:Ignorable="w14 w15 w16se w16cid w16 w16cex w16sdtdh w16sdtfl w16du wp14">
   <w15:person w15:author="Kalentyev Alexey">
     <w15:presenceInfo w15:providerId="Windows Live" w15:userId="da819b8650d7d997"/>
   </w15:person>
@@ -11198,7 +12204,7 @@
 </file>
 
 <file path=word/styles.xml><?xml version="1.0" encoding="utf-8"?>
-<w:styles xmlns:mc="http://schemas.openxmlformats.org/markup-compatibility/2006" xmlns:r="http://schemas.openxmlformats.org/officeDocument/2006/relationships" xmlns:w="http://schemas.openxmlformats.org/wordprocessingml/2006/main" xmlns:w14="http://schemas.microsoft.com/office/word/2010/wordml" xmlns:w15="http://schemas.microsoft.com/office/word/2012/wordml" xmlns:w16cex="http://schemas.microsoft.com/office/word/2018/wordml/cex" xmlns:w16cid="http://schemas.microsoft.com/office/word/2016/wordml/cid" xmlns:w16="http://schemas.microsoft.com/office/word/2018/wordml" xmlns:w16sdtdh="http://schemas.microsoft.com/office/word/2020/wordml/sdtdatahash" xmlns:w16se="http://schemas.microsoft.com/office/word/2015/wordml/symex" mc:Ignorable="w14 w15 w16se w16cid w16 w16cex w16sdtdh">
+<w:styles xmlns:mc="http://schemas.openxmlformats.org/markup-compatibility/2006" xmlns:r="http://schemas.openxmlformats.org/officeDocument/2006/relationships" xmlns:w="http://schemas.openxmlformats.org/wordprocessingml/2006/main" xmlns:w14="http://schemas.microsoft.com/office/word/2010/wordml" xmlns:w15="http://schemas.microsoft.com/office/word/2012/wordml" xmlns:w16cex="http://schemas.microsoft.com/office/word/2018/wordml/cex" xmlns:w16cid="http://schemas.microsoft.com/office/word/2016/wordml/cid" xmlns:w16="http://schemas.microsoft.com/office/word/2018/wordml" xmlns:w16du="http://schemas.microsoft.com/office/word/2023/wordml/word16du" xmlns:w16sdtdh="http://schemas.microsoft.com/office/word/2020/wordml/sdtdatahash" xmlns:w16sdtfl="http://schemas.microsoft.com/office/word/2024/wordml/sdtformatlock" xmlns:w16se="http://schemas.microsoft.com/office/word/2015/wordml/symex" mc:Ignorable="w14 w15 w16se w16cid w16 w16cex w16sdtdh w16sdtfl w16du">
   <w:docDefaults>
     <w:rPrDefault>
       <w:rPr>
@@ -11668,7 +12674,6 @@
   <w:style w:type="character" w:default="1" w:styleId="a0">
     <w:name w:val="Default Paragraph Font"/>
     <w:uiPriority w:val="1"/>
-    <w:semiHidden/>
     <w:unhideWhenUsed/>
   </w:style>
   <w:style w:type="table" w:default="1" w:styleId="a1">

--- a/docs/ТЗ (1).docx
+++ b/docs/ТЗ (1).docx
@@ -6463,15 +6463,7 @@
           <w:sz w:val="28"/>
           <w:szCs w:val="28"/>
         </w:rPr>
-        <w:t xml:space="preserve">20. </w:t>
-      </w:r>
-      <w:r>
-        <w:rPr>
-          <w:rFonts w:ascii="Times New Roman" w:hAnsi="Times New Roman" w:cs="Times New Roman"/>
-          <w:sz w:val="28"/>
-          <w:szCs w:val="28"/>
-        </w:rPr>
-        <w:t xml:space="preserve">Динамический минимум для ширины </w:t>
+        <w:t xml:space="preserve">20. Динамический минимум для ширины </w:t>
       </w:r>
       <w:r>
         <w:rPr>
@@ -6606,15 +6598,7 @@
           <w:sz w:val="28"/>
           <w:szCs w:val="28"/>
         </w:rPr>
-        <w:t xml:space="preserve"> сечение вершины</w:t>
-      </w:r>
-      <w:r>
-        <w:rPr>
-          <w:rFonts w:ascii="Times New Roman" w:hAnsi="Times New Roman" w:cs="Times New Roman"/>
-          <w:sz w:val="28"/>
-          <w:szCs w:val="28"/>
-        </w:rPr>
-        <w:t>:</w:t>
+        <w:t xml:space="preserve"> сечение вершины:</w:t>
       </w:r>
     </w:p>
     <w:p>
@@ -6633,10 +6617,26 @@
           <w:rFonts w:ascii="Times New Roman" w:hAnsi="Times New Roman" w:cs="Times New Roman"/>
           <w:sz w:val="28"/>
           <w:szCs w:val="28"/>
+        </w:rPr>
+        <w:lastRenderedPageBreak/>
+        <w:t>45≤</w:t>
+      </w:r>
+      <w:r>
+        <w:rPr>
+          <w:rFonts w:ascii="Times New Roman" w:hAnsi="Times New Roman" w:cs="Times New Roman"/>
+          <w:sz w:val="28"/>
+          <w:szCs w:val="28"/>
           <w:lang w:val="en-US"/>
         </w:rPr>
-        <w:lastRenderedPageBreak/>
-        <w:t>45</w:t>
+        <w:t>D</w:t>
+      </w:r>
+      <w:r>
+        <w:rPr>
+          <w:rFonts w:ascii="Times New Roman" w:hAnsi="Times New Roman" w:cs="Times New Roman"/>
+          <w:sz w:val="28"/>
+          <w:szCs w:val="28"/>
+        </w:rPr>
+        <w:t>−2·</w:t>
       </w:r>
       <w:r>
         <w:rPr>
@@ -6645,7 +6645,15 @@
           <w:szCs w:val="28"/>
           <w:lang w:val="en-US"/>
         </w:rPr>
-        <w:t>≤</w:t>
+        <w:t>H</w:t>
+      </w:r>
+      <w:r>
+        <w:rPr>
+          <w:rFonts w:ascii="Times New Roman" w:hAnsi="Times New Roman" w:cs="Times New Roman"/>
+          <w:sz w:val="28"/>
+          <w:szCs w:val="28"/>
+        </w:rPr>
+        <w:t>·</w:t>
       </w:r>
       <w:r>
         <w:rPr>
@@ -6654,7 +6662,15 @@
           <w:szCs w:val="28"/>
           <w:lang w:val="en-US"/>
         </w:rPr>
-        <w:t>D−2·H·</w:t>
+        <w:t>tan</w:t>
+      </w:r>
+      <w:r>
+        <w:rPr>
+          <w:rFonts w:ascii="Times New Roman" w:hAnsi="Times New Roman" w:cs="Times New Roman"/>
+          <w:sz w:val="28"/>
+          <w:szCs w:val="28"/>
+        </w:rPr>
+        <w:t>(</w:t>
       </w:r>
       <w:r>
         <w:rPr>
@@ -6663,15 +6679,6 @@
           <w:szCs w:val="28"/>
           <w:lang w:val="en-US"/>
         </w:rPr>
-        <w:t>tan(</w:t>
-      </w:r>
-      <w:r>
-        <w:rPr>
-          <w:rFonts w:ascii="Times New Roman" w:hAnsi="Times New Roman" w:cs="Times New Roman"/>
-          <w:sz w:val="28"/>
-          <w:szCs w:val="28"/>
-          <w:lang w:val="en-US"/>
-        </w:rPr>
         <w:t>Alpha</w:t>
       </w:r>
       <w:r>
@@ -6679,42 +6686,6 @@
           <w:rFonts w:ascii="Times New Roman" w:hAnsi="Times New Roman" w:cs="Times New Roman"/>
           <w:sz w:val="28"/>
           <w:szCs w:val="28"/>
-          <w:lang w:val="en-US"/>
-        </w:rPr>
-        <w:t>·</w:t>
-      </w:r>
-      <w:r>
-        <w:rPr>
-          <w:rFonts w:ascii="Times New Roman" w:hAnsi="Times New Roman" w:cs="Times New Roman"/>
-          <w:sz w:val="28"/>
-          <w:szCs w:val="28"/>
-          <w:lang w:val="en-US"/>
-        </w:rPr>
-        <w:t>(</w:t>
-      </w:r>
-      <w:r>
-        <w:rPr>
-          <w:rFonts w:ascii="Times New Roman" w:hAnsi="Times New Roman" w:cs="Times New Roman"/>
-          <w:sz w:val="28"/>
-          <w:szCs w:val="28"/>
-        </w:rPr>
-        <w:t>π</w:t>
-      </w:r>
-      <w:r>
-        <w:rPr>
-          <w:rFonts w:ascii="Times New Roman" w:hAnsi="Times New Roman" w:cs="Times New Roman"/>
-          <w:sz w:val="28"/>
-          <w:szCs w:val="28"/>
-          <w:lang w:val="en-US"/>
-        </w:rPr>
-        <w:t>/180</w:t>
-      </w:r>
-      <w:r>
-        <w:rPr>
-          <w:rFonts w:ascii="Times New Roman" w:hAnsi="Times New Roman" w:cs="Times New Roman"/>
-          <w:sz w:val="28"/>
-          <w:szCs w:val="28"/>
-          <w:lang w:val="en-US"/>
         </w:rPr>
         <w:t>)</w:t>
       </w:r>
@@ -6723,34 +6694,14 @@
           <w:rFonts w:ascii="Times New Roman" w:hAnsi="Times New Roman" w:cs="Times New Roman"/>
           <w:sz w:val="28"/>
           <w:szCs w:val="28"/>
-          <w:lang w:val="en-US"/>
-        </w:rPr>
-        <w:t>)</w:t>
-      </w:r>
-      <w:r>
-        <w:rPr>
-          <w:rFonts w:ascii="Times New Roman" w:hAnsi="Times New Roman" w:cs="Times New Roman"/>
-          <w:sz w:val="28"/>
-          <w:szCs w:val="28"/>
-          <w:lang w:val="en-US"/>
-        </w:rPr>
-        <w:t>≤</w:t>
-      </w:r>
-      <w:r>
-        <w:rPr>
-          <w:rFonts w:ascii="Times New Roman" w:hAnsi="Times New Roman" w:cs="Times New Roman"/>
-          <w:sz w:val="28"/>
-          <w:szCs w:val="28"/>
-          <w:lang w:val="en-US"/>
-        </w:rPr>
-        <w:t>75</w:t>
-      </w:r>
-      <w:r>
-        <w:rPr>
-          <w:rFonts w:ascii="Times New Roman" w:hAnsi="Times New Roman" w:cs="Times New Roman"/>
-          <w:sz w:val="28"/>
-          <w:szCs w:val="28"/>
-          <w:lang w:val="en-US"/>
+        </w:rPr>
+        <w:t>≤75</w:t>
+      </w:r>
+      <w:r>
+        <w:rPr>
+          <w:rFonts w:ascii="Times New Roman" w:hAnsi="Times New Roman" w:cs="Times New Roman"/>
+          <w:sz w:val="28"/>
+          <w:szCs w:val="28"/>
         </w:rPr>
         <w:t xml:space="preserve">. </w:t>
       </w:r>
@@ -7202,7 +7153,6 @@
           <w:rFonts w:ascii="Times New Roman" w:hAnsi="Times New Roman" w:cs="Times New Roman"/>
           <w:sz w:val="28"/>
           <w:szCs w:val="28"/>
-          <w:lang w:val="en-US"/>
         </w:rPr>
       </w:pPr>
     </w:p>
@@ -10031,7 +9981,23 @@
           <w:sz w:val="28"/>
           <w:szCs w:val="28"/>
         </w:rPr>
-        <w:t>В качестве обязательных нормативных требований ГОСТ 32758-2014 при разработке расчетно-геометрического модуля АС используются:</w:t>
+        <w:t>В качестве обязательных нормативных требований ГОСТ 32758-2014 при разработке расчетно-геометрического модуля АС использу</w:t>
+      </w:r>
+      <w:r>
+        <w:rPr>
+          <w:rFonts w:ascii="Times New Roman" w:hAnsi="Times New Roman" w:cs="Times New Roman"/>
+          <w:sz w:val="28"/>
+          <w:szCs w:val="28"/>
+        </w:rPr>
+        <w:t>е</w:t>
+      </w:r>
+      <w:r>
+        <w:rPr>
+          <w:rFonts w:ascii="Times New Roman" w:hAnsi="Times New Roman" w:cs="Times New Roman"/>
+          <w:sz w:val="28"/>
+          <w:szCs w:val="28"/>
+        </w:rPr>
+        <w:t>тся:</w:t>
       </w:r>
     </w:p>
     <w:p>
@@ -12674,6 +12640,7 @@
   <w:style w:type="character" w:default="1" w:styleId="a0">
     <w:name w:val="Default Paragraph Font"/>
     <w:uiPriority w:val="1"/>
+    <w:semiHidden/>
     <w:unhideWhenUsed/>
   </w:style>
   <w:style w:type="table" w:default="1" w:styleId="a1">

--- a/docs/ТЗ (1).docx
+++ b/docs/ТЗ (1).docx
@@ -1,6 +1,6 @@
 
 <file path=word/document.xml><?xml version="1.0" encoding="utf-8"?>
-<w:document xmlns:wpc="http://schemas.microsoft.com/office/word/2010/wordprocessingCanvas" xmlns:cx="http://schemas.microsoft.com/office/drawing/2014/chartex" xmlns:cx1="http://schemas.microsoft.com/office/drawing/2015/9/8/chartex" xmlns:cx2="http://schemas.microsoft.com/office/drawing/2015/10/21/chartex" xmlns:cx3="http://schemas.microsoft.com/office/drawing/2016/5/9/chartex" xmlns:cx4="http://schemas.microsoft.com/office/drawing/2016/5/10/chartex" xmlns:cx5="http://schemas.microsoft.com/office/drawing/2016/5/11/chartex" xmlns:cx6="http://schemas.microsoft.com/office/drawing/2016/5/12/chartex" xmlns:cx7="http://schemas.microsoft.com/office/drawing/2016/5/13/chartex" xmlns:cx8="http://schemas.microsoft.com/office/drawing/2016/5/14/chartex" xmlns:mc="http://schemas.openxmlformats.org/markup-compatibility/2006" xmlns:aink="http://schemas.microsoft.com/office/drawing/2016/ink" xmlns:am3d="http://schemas.microsoft.com/office/drawing/2017/model3d" xmlns:o="urn:schemas-microsoft-com:office:office" xmlns:oel="http://schemas.microsoft.com/office/2019/extlst" xmlns:r="http://schemas.openxmlformats.org/officeDocument/2006/relationships" xmlns:m="http://schemas.openxmlformats.org/officeDocument/2006/math" xmlns:v="urn:schemas-microsoft-com:vml" xmlns:wp14="http://schemas.microsoft.com/office/word/2010/wordprocessingDrawing" xmlns:wp="http://schemas.openxmlformats.org/drawingml/2006/wordprocessingDrawing" xmlns:w10="urn:schemas-microsoft-com:office:word" xmlns:w="http://schemas.openxmlformats.org/wordprocessingml/2006/main" xmlns:w14="http://schemas.microsoft.com/office/word/2010/wordml" xmlns:w15="http://schemas.microsoft.com/office/word/2012/wordml" xmlns:w16cex="http://schemas.microsoft.com/office/word/2018/wordml/cex" xmlns:w16cid="http://schemas.microsoft.com/office/word/2016/wordml/cid" xmlns:w16="http://schemas.microsoft.com/office/word/2018/wordml" xmlns:w16du="http://schemas.microsoft.com/office/word/2023/wordml/word16du" xmlns:w16sdtdh="http://schemas.microsoft.com/office/word/2020/wordml/sdtdatahash" xmlns:w16sdtfl="http://schemas.microsoft.com/office/word/2024/wordml/sdtformatlock" xmlns:w16se="http://schemas.microsoft.com/office/word/2015/wordml/symex" xmlns:wpg="http://schemas.microsoft.com/office/word/2010/wordprocessingGroup" xmlns:wpi="http://schemas.microsoft.com/office/word/2010/wordprocessingInk" xmlns:wne="http://schemas.microsoft.com/office/word/2006/wordml" xmlns:wps="http://schemas.microsoft.com/office/word/2010/wordprocessingShape" mc:Ignorable="w14 w15 w16se w16cid w16 w16cex w16sdtdh w16sdtfl w16du wp14">
+<w:document xmlns:wpc="http://schemas.microsoft.com/office/word/2010/wordprocessingCanvas" xmlns:cx="http://schemas.microsoft.com/office/drawing/2014/chartex" xmlns:cx1="http://schemas.microsoft.com/office/drawing/2015/9/8/chartex" xmlns:cx2="http://schemas.microsoft.com/office/drawing/2015/10/21/chartex" xmlns:cx3="http://schemas.microsoft.com/office/drawing/2016/5/9/chartex" xmlns:cx4="http://schemas.microsoft.com/office/drawing/2016/5/10/chartex" xmlns:cx5="http://schemas.microsoft.com/office/drawing/2016/5/11/chartex" xmlns:cx6="http://schemas.microsoft.com/office/drawing/2016/5/12/chartex" xmlns:cx7="http://schemas.microsoft.com/office/drawing/2016/5/13/chartex" xmlns:cx8="http://schemas.microsoft.com/office/drawing/2016/5/14/chartex" xmlns:mc="http://schemas.openxmlformats.org/markup-compatibility/2006" xmlns:aink="http://schemas.microsoft.com/office/drawing/2016/ink" xmlns:am3d="http://schemas.microsoft.com/office/drawing/2017/model3d" xmlns:o="urn:schemas-microsoft-com:office:office" xmlns:r="http://schemas.openxmlformats.org/officeDocument/2006/relationships" xmlns:m="http://schemas.openxmlformats.org/officeDocument/2006/math" xmlns:v="urn:schemas-microsoft-com:vml" xmlns:wp14="http://schemas.microsoft.com/office/word/2010/wordprocessingDrawing" xmlns:wp="http://schemas.openxmlformats.org/drawingml/2006/wordprocessingDrawing" xmlns:w10="urn:schemas-microsoft-com:office:word" xmlns:w="http://schemas.openxmlformats.org/wordprocessingml/2006/main" xmlns:w14="http://schemas.microsoft.com/office/word/2010/wordml" xmlns:w15="http://schemas.microsoft.com/office/word/2012/wordml" xmlns:w16cex="http://schemas.microsoft.com/office/word/2018/wordml/cex" xmlns:w16cid="http://schemas.microsoft.com/office/word/2016/wordml/cid" xmlns:w16="http://schemas.microsoft.com/office/word/2018/wordml" xmlns:w16sdtdh="http://schemas.microsoft.com/office/word/2020/wordml/sdtdatahash" xmlns:w16se="http://schemas.microsoft.com/office/word/2015/wordml/symex" xmlns:wpg="http://schemas.microsoft.com/office/word/2010/wordprocessingGroup" xmlns:wpi="http://schemas.microsoft.com/office/word/2010/wordprocessingInk" xmlns:wne="http://schemas.microsoft.com/office/word/2006/wordml" xmlns:wps="http://schemas.microsoft.com/office/word/2010/wordprocessingShape" mc:Ignorable="w14 w15 w16se w16cid w16 w16cex w16sdtdh wp14">
   <w:body>
     <w:p>
       <w:pPr>
@@ -4800,7 +4800,25 @@
           <w:sz w:val="28"/>
           <w:szCs w:val="28"/>
         </w:rPr>
-        <w:t>Заказчиком работ является: кандидат технических наук, доцент кафедры компьютерных систем в управлении и проектировании (КСУП) Калентьев Алексей Анатольевич.</w:t>
+        <w:t xml:space="preserve">Заказчиком работ является: кандидат технических наук, доцент кафедры компьютерных систем в управлении и проектировании (КСУП) </w:t>
+      </w:r>
+      <w:proofErr w:type="spellStart"/>
+      <w:r>
+        <w:rPr>
+          <w:rFonts w:ascii="Times New Roman" w:hAnsi="Times New Roman" w:cs="Times New Roman"/>
+          <w:sz w:val="28"/>
+          <w:szCs w:val="28"/>
+        </w:rPr>
+        <w:t>Калентьев</w:t>
+      </w:r>
+      <w:proofErr w:type="spellEnd"/>
+      <w:r>
+        <w:rPr>
+          <w:rFonts w:ascii="Times New Roman" w:hAnsi="Times New Roman" w:cs="Times New Roman"/>
+          <w:sz w:val="28"/>
+          <w:szCs w:val="28"/>
+        </w:rPr>
+        <w:t xml:space="preserve"> Алексей Анатольевич.</w:t>
       </w:r>
     </w:p>
     <w:p>
@@ -5804,7 +5822,25 @@
           <w:sz w:val="28"/>
           <w:szCs w:val="28"/>
         </w:rPr>
-        <w:t>Ширина квадратного основания А</w:t>
+        <w:t xml:space="preserve">Ширина квадратного </w:t>
+      </w:r>
+      <w:proofErr w:type="gramStart"/>
+      <w:r>
+        <w:rPr>
+          <w:rFonts w:ascii="Times New Roman" w:hAnsi="Times New Roman" w:cs="Times New Roman"/>
+          <w:sz w:val="28"/>
+          <w:szCs w:val="28"/>
+        </w:rPr>
+        <w:t>основания</w:t>
+      </w:r>
+      <w:proofErr w:type="gramEnd"/>
+      <w:r>
+        <w:rPr>
+          <w:rFonts w:ascii="Times New Roman" w:hAnsi="Times New Roman" w:cs="Times New Roman"/>
+          <w:sz w:val="28"/>
+          <w:szCs w:val="28"/>
+        </w:rPr>
+        <w:t xml:space="preserve"> А</w:t>
       </w:r>
       <w:r>
         <w:rPr>
@@ -6413,6 +6449,7 @@
         </w:rPr>
         <w:t xml:space="preserve"> </w:t>
       </w:r>
+      <w:proofErr w:type="spellStart"/>
       <w:r>
         <w:rPr>
           <w:rFonts w:ascii="Times New Roman" w:hAnsi="Times New Roman" w:cs="Times New Roman"/>
@@ -6432,6 +6469,7 @@
         </w:rPr>
         <w:t>max</w:t>
       </w:r>
+      <w:proofErr w:type="spellEnd"/>
       <w:r>
         <w:rPr>
           <w:rFonts w:ascii="Times New Roman" w:hAnsi="Times New Roman" w:cs="Times New Roman"/>
@@ -6655,6 +6693,7 @@
         </w:rPr>
         <w:t>·</w:t>
       </w:r>
+      <w:proofErr w:type="gramStart"/>
       <w:r>
         <w:rPr>
           <w:rFonts w:ascii="Times New Roman" w:hAnsi="Times New Roman" w:cs="Times New Roman"/>
@@ -6672,6 +6711,7 @@
         </w:rPr>
         <w:t>(</w:t>
       </w:r>
+      <w:proofErr w:type="gramEnd"/>
       <w:r>
         <w:rPr>
           <w:rFonts w:ascii="Times New Roman" w:hAnsi="Times New Roman" w:cs="Times New Roman"/>
@@ -6962,17 +7002,16 @@
           <w:rFonts w:ascii="Times New Roman" w:hAnsi="Times New Roman" w:cs="Times New Roman"/>
           <w:sz w:val="28"/>
           <w:szCs w:val="28"/>
-          <w:u w:val="single"/>
-        </w:rPr>
-        <w:t>одной</w:t>
-      </w:r>
-      <w:r>
-        <w:rPr>
-          <w:rFonts w:ascii="Times New Roman" w:hAnsi="Times New Roman" w:cs="Times New Roman"/>
-          <w:sz w:val="28"/>
-          <w:szCs w:val="28"/>
-        </w:rPr>
-        <w:t xml:space="preserve"> минуты</w:t>
+        </w:rPr>
+        <w:t xml:space="preserve">одной </w:t>
+      </w:r>
+      <w:r>
+        <w:rPr>
+          <w:rFonts w:ascii="Times New Roman" w:hAnsi="Times New Roman" w:cs="Times New Roman"/>
+          <w:sz w:val="28"/>
+          <w:szCs w:val="28"/>
+        </w:rPr>
+        <w:t>минуты</w:t>
       </w:r>
       <w:r>
         <w:rPr>
@@ -7239,8 +7278,18 @@
           <w:sz w:val="28"/>
           <w:szCs w:val="28"/>
         </w:rPr>
-        <w:t>Пользовательские интерфейсы для всех подсистем, разработанных в рамках создания системы должны быть выполнены в виде desktop</w:t>
-      </w:r>
+        <w:t xml:space="preserve">Пользовательские интерфейсы для всех подсистем, разработанных в рамках создания системы должны быть выполнены в виде </w:t>
+      </w:r>
+      <w:proofErr w:type="spellStart"/>
+      <w:r>
+        <w:rPr>
+          <w:rFonts w:ascii="Times New Roman" w:hAnsi="Times New Roman" w:cs="Times New Roman"/>
+          <w:sz w:val="28"/>
+          <w:szCs w:val="28"/>
+        </w:rPr>
+        <w:t>desktop</w:t>
+      </w:r>
+      <w:proofErr w:type="spellEnd"/>
       <w:r>
         <w:rPr>
           <w:rFonts w:ascii="Times New Roman" w:hAnsi="Times New Roman" w:cs="Times New Roman"/>
@@ -7255,7 +7304,25 @@
           <w:sz w:val="28"/>
           <w:szCs w:val="28"/>
         </w:rPr>
-        <w:t>интерфейсов с помощью фреймворков Windows Forms, WPF или аналогичных им, позволяющих создавать пользовательские интерфейсы для ОС Windows 10 и выше.</w:t>
+        <w:t>интерфейсов с помощью фреймворков Windows </w:t>
+      </w:r>
+      <w:proofErr w:type="spellStart"/>
+      <w:r>
+        <w:rPr>
+          <w:rFonts w:ascii="Times New Roman" w:hAnsi="Times New Roman" w:cs="Times New Roman"/>
+          <w:sz w:val="28"/>
+          <w:szCs w:val="28"/>
+        </w:rPr>
+        <w:t>Forms</w:t>
+      </w:r>
+      <w:proofErr w:type="spellEnd"/>
+      <w:r>
+        <w:rPr>
+          <w:rFonts w:ascii="Times New Roman" w:hAnsi="Times New Roman" w:cs="Times New Roman"/>
+          <w:sz w:val="28"/>
+          <w:szCs w:val="28"/>
+        </w:rPr>
+        <w:t>, WPF или аналогичных им, позволяющих создавать пользовательские интерфейсы для ОС Windows 10 и выше.</w:t>
       </w:r>
       <w:r>
         <w:rPr>
@@ -7291,7 +7358,25 @@
           <w:sz w:val="28"/>
           <w:szCs w:val="28"/>
         </w:rPr>
-        <w:t>Элементы интерфейса должны отвечать рекомендациям по вёрстке интерфейсов desktop-приложений указанным в источнике [1].</w:t>
+        <w:t xml:space="preserve">Элементы интерфейса должны отвечать рекомендациям по вёрстке интерфейсов </w:t>
+      </w:r>
+      <w:proofErr w:type="spellStart"/>
+      <w:r>
+        <w:rPr>
+          <w:rFonts w:ascii="Times New Roman" w:hAnsi="Times New Roman" w:cs="Times New Roman"/>
+          <w:sz w:val="28"/>
+          <w:szCs w:val="28"/>
+        </w:rPr>
+        <w:t>desktop</w:t>
+      </w:r>
+      <w:proofErr w:type="spellEnd"/>
+      <w:r>
+        <w:rPr>
+          <w:rFonts w:ascii="Times New Roman" w:hAnsi="Times New Roman" w:cs="Times New Roman"/>
+          <w:sz w:val="28"/>
+          <w:szCs w:val="28"/>
+        </w:rPr>
+        <w:t>-приложений указанным в источнике [1].</w:t>
       </w:r>
     </w:p>
     <w:p>
@@ -11002,7 +11087,43 @@
           <w:sz w:val="28"/>
           <w:szCs w:val="28"/>
         </w:rPr>
-        <w:t xml:space="preserve">Нижеперечисленные документы к АС предоставляются в электронном виде в форматах .docx и .pdf по одному экземпляру каждый </w:t>
+        <w:t>Нижеперечисленные документы к АС предоставляются в электронном виде в форматах .</w:t>
+      </w:r>
+      <w:proofErr w:type="spellStart"/>
+      <w:r>
+        <w:rPr>
+          <w:rFonts w:ascii="Times New Roman" w:hAnsi="Times New Roman" w:cs="Times New Roman"/>
+          <w:sz w:val="28"/>
+          <w:szCs w:val="28"/>
+        </w:rPr>
+        <w:t>docx</w:t>
+      </w:r>
+      <w:proofErr w:type="spellEnd"/>
+      <w:r>
+        <w:rPr>
+          <w:rFonts w:ascii="Times New Roman" w:hAnsi="Times New Roman" w:cs="Times New Roman"/>
+          <w:sz w:val="28"/>
+          <w:szCs w:val="28"/>
+        </w:rPr>
+        <w:t xml:space="preserve"> и .</w:t>
+      </w:r>
+      <w:proofErr w:type="spellStart"/>
+      <w:r>
+        <w:rPr>
+          <w:rFonts w:ascii="Times New Roman" w:hAnsi="Times New Roman" w:cs="Times New Roman"/>
+          <w:sz w:val="28"/>
+          <w:szCs w:val="28"/>
+        </w:rPr>
+        <w:t>pdf</w:t>
+      </w:r>
+      <w:proofErr w:type="spellEnd"/>
+      <w:r>
+        <w:rPr>
+          <w:rFonts w:ascii="Times New Roman" w:hAnsi="Times New Roman" w:cs="Times New Roman"/>
+          <w:sz w:val="28"/>
+          <w:szCs w:val="28"/>
+        </w:rPr>
+        <w:t xml:space="preserve"> по одному экземпляру каждый </w:t>
       </w:r>
     </w:p>
     <w:p>
@@ -11233,7 +11354,25 @@
           <w:sz w:val="28"/>
           <w:szCs w:val="28"/>
         </w:rPr>
-        <w:t xml:space="preserve">− шрифт – Times New Roman 14; </w:t>
+        <w:t xml:space="preserve">− шрифт – Times New </w:t>
+      </w:r>
+      <w:proofErr w:type="spellStart"/>
+      <w:r>
+        <w:rPr>
+          <w:rFonts w:ascii="Times New Roman" w:hAnsi="Times New Roman" w:cs="Times New Roman"/>
+          <w:sz w:val="28"/>
+          <w:szCs w:val="28"/>
+        </w:rPr>
+        <w:t>Roman</w:t>
+      </w:r>
+      <w:proofErr w:type="spellEnd"/>
+      <w:r>
+        <w:rPr>
+          <w:rFonts w:ascii="Times New Roman" w:hAnsi="Times New Roman" w:cs="Times New Roman"/>
+          <w:sz w:val="28"/>
+          <w:szCs w:val="28"/>
+        </w:rPr>
+        <w:t xml:space="preserve"> 14; </w:t>
       </w:r>
     </w:p>
     <w:p>
@@ -11413,7 +11552,61 @@
           <w:sz w:val="28"/>
           <w:szCs w:val="28"/>
         </w:rPr>
-        <w:t xml:space="preserve">Новые технологии в программировании : учебное пособие / А. А. Калентьев, Д. В. Гарайс, А. Е. Горяинов — Томск : Эль Контент, 2014. — 176 с. </w:t>
+        <w:t xml:space="preserve">Новые технологии в </w:t>
+      </w:r>
+      <w:proofErr w:type="gramStart"/>
+      <w:r>
+        <w:rPr>
+          <w:rFonts w:ascii="Times New Roman" w:eastAsia="SimSun" w:hAnsi="Times New Roman" w:cs="Times New Roman"/>
+          <w:sz w:val="28"/>
+          <w:szCs w:val="28"/>
+        </w:rPr>
+        <w:t>программировании :</w:t>
+      </w:r>
+      <w:proofErr w:type="gramEnd"/>
+      <w:r>
+        <w:rPr>
+          <w:rFonts w:ascii="Times New Roman" w:eastAsia="SimSun" w:hAnsi="Times New Roman" w:cs="Times New Roman"/>
+          <w:sz w:val="28"/>
+          <w:szCs w:val="28"/>
+        </w:rPr>
+        <w:t xml:space="preserve"> учебное пособие / А. А. </w:t>
+      </w:r>
+      <w:proofErr w:type="spellStart"/>
+      <w:r>
+        <w:rPr>
+          <w:rFonts w:ascii="Times New Roman" w:eastAsia="SimSun" w:hAnsi="Times New Roman" w:cs="Times New Roman"/>
+          <w:sz w:val="28"/>
+          <w:szCs w:val="28"/>
+        </w:rPr>
+        <w:t>Калентьев</w:t>
+      </w:r>
+      <w:proofErr w:type="spellEnd"/>
+      <w:r>
+        <w:rPr>
+          <w:rFonts w:ascii="Times New Roman" w:eastAsia="SimSun" w:hAnsi="Times New Roman" w:cs="Times New Roman"/>
+          <w:sz w:val="28"/>
+          <w:szCs w:val="28"/>
+        </w:rPr>
+        <w:t xml:space="preserve">, Д. В. </w:t>
+      </w:r>
+      <w:proofErr w:type="spellStart"/>
+      <w:r>
+        <w:rPr>
+          <w:rFonts w:ascii="Times New Roman" w:eastAsia="SimSun" w:hAnsi="Times New Roman" w:cs="Times New Roman"/>
+          <w:sz w:val="28"/>
+          <w:szCs w:val="28"/>
+        </w:rPr>
+        <w:t>Гарайс</w:t>
+      </w:r>
+      <w:proofErr w:type="spellEnd"/>
+      <w:r>
+        <w:rPr>
+          <w:rFonts w:ascii="Times New Roman" w:eastAsia="SimSun" w:hAnsi="Times New Roman" w:cs="Times New Roman"/>
+          <w:sz w:val="28"/>
+          <w:szCs w:val="28"/>
+        </w:rPr>
+        <w:t xml:space="preserve">, А. Е. Горяинов — Томск : Эль Контент, 2014. — 176 с. </w:t>
       </w:r>
     </w:p>
     <w:p>
@@ -11557,7 +11750,97 @@
           <w:sz w:val="28"/>
           <w:szCs w:val="28"/>
         </w:rPr>
-        <w:t xml:space="preserve">Введение в UML от создателей языка [Текст] : руководство пользователя / Г. Буч, Д. Рамбо, И. Якобсон. - 2-е изд. - М. : ДМК Пресс, 2012. - 494 с. : ил. - (Классика программирования). - Предм. указ.: с. 483- 493. - ISBN 978-5-94074-644-7; </w:t>
+        <w:t>Введение в UML от создателей языка [Текст</w:t>
+      </w:r>
+      <w:proofErr w:type="gramStart"/>
+      <w:r>
+        <w:rPr>
+          <w:rFonts w:ascii="Times New Roman" w:eastAsia="SimSun" w:hAnsi="Times New Roman" w:cs="Times New Roman"/>
+          <w:sz w:val="28"/>
+          <w:szCs w:val="28"/>
+        </w:rPr>
+        <w:t>] :</w:t>
+      </w:r>
+      <w:proofErr w:type="gramEnd"/>
+      <w:r>
+        <w:rPr>
+          <w:rFonts w:ascii="Times New Roman" w:eastAsia="SimSun" w:hAnsi="Times New Roman" w:cs="Times New Roman"/>
+          <w:sz w:val="28"/>
+          <w:szCs w:val="28"/>
+        </w:rPr>
+        <w:t xml:space="preserve"> руководство пользователя / Г. Буч, Д. </w:t>
+      </w:r>
+      <w:proofErr w:type="spellStart"/>
+      <w:r>
+        <w:rPr>
+          <w:rFonts w:ascii="Times New Roman" w:eastAsia="SimSun" w:hAnsi="Times New Roman" w:cs="Times New Roman"/>
+          <w:sz w:val="28"/>
+          <w:szCs w:val="28"/>
+        </w:rPr>
+        <w:t>Рамбо</w:t>
+      </w:r>
+      <w:proofErr w:type="spellEnd"/>
+      <w:r>
+        <w:rPr>
+          <w:rFonts w:ascii="Times New Roman" w:eastAsia="SimSun" w:hAnsi="Times New Roman" w:cs="Times New Roman"/>
+          <w:sz w:val="28"/>
+          <w:szCs w:val="28"/>
+        </w:rPr>
+        <w:t xml:space="preserve">, И. Якобсон. - 2-е изд. - </w:t>
+      </w:r>
+      <w:proofErr w:type="gramStart"/>
+      <w:r>
+        <w:rPr>
+          <w:rFonts w:ascii="Times New Roman" w:eastAsia="SimSun" w:hAnsi="Times New Roman" w:cs="Times New Roman"/>
+          <w:sz w:val="28"/>
+          <w:szCs w:val="28"/>
+        </w:rPr>
+        <w:t>М. :</w:t>
+      </w:r>
+      <w:proofErr w:type="gramEnd"/>
+      <w:r>
+        <w:rPr>
+          <w:rFonts w:ascii="Times New Roman" w:eastAsia="SimSun" w:hAnsi="Times New Roman" w:cs="Times New Roman"/>
+          <w:sz w:val="28"/>
+          <w:szCs w:val="28"/>
+        </w:rPr>
+        <w:t xml:space="preserve"> ДМК Пресс, 2012. - 494 </w:t>
+      </w:r>
+      <w:proofErr w:type="gramStart"/>
+      <w:r>
+        <w:rPr>
+          <w:rFonts w:ascii="Times New Roman" w:eastAsia="SimSun" w:hAnsi="Times New Roman" w:cs="Times New Roman"/>
+          <w:sz w:val="28"/>
+          <w:szCs w:val="28"/>
+        </w:rPr>
+        <w:t>с. :</w:t>
+      </w:r>
+      <w:proofErr w:type="gramEnd"/>
+      <w:r>
+        <w:rPr>
+          <w:rFonts w:ascii="Times New Roman" w:eastAsia="SimSun" w:hAnsi="Times New Roman" w:cs="Times New Roman"/>
+          <w:sz w:val="28"/>
+          <w:szCs w:val="28"/>
+        </w:rPr>
+        <w:t xml:space="preserve"> ил. - (Классика программирования). - </w:t>
+      </w:r>
+      <w:proofErr w:type="spellStart"/>
+      <w:r>
+        <w:rPr>
+          <w:rFonts w:ascii="Times New Roman" w:eastAsia="SimSun" w:hAnsi="Times New Roman" w:cs="Times New Roman"/>
+          <w:sz w:val="28"/>
+          <w:szCs w:val="28"/>
+        </w:rPr>
+        <w:t>Предм</w:t>
+      </w:r>
+      <w:proofErr w:type="spellEnd"/>
+      <w:r>
+        <w:rPr>
+          <w:rFonts w:ascii="Times New Roman" w:eastAsia="SimSun" w:hAnsi="Times New Roman" w:cs="Times New Roman"/>
+          <w:sz w:val="28"/>
+          <w:szCs w:val="28"/>
+        </w:rPr>
+        <w:t xml:space="preserve">. указ.: с. 483- 493. - ISBN 978-5-94074-644-7; </w:t>
       </w:r>
     </w:p>
     <w:p>
@@ -11581,7 +11864,35 @@
           <w:sz w:val="28"/>
           <w:szCs w:val="28"/>
         </w:rPr>
-        <w:t>Ли. К. Основы САПР (CAD/CAM/CAE). – Спб.:«Питер», 2004. – 560с.</w:t>
+        <w:t xml:space="preserve">Ли. К. Основы САПР (CAD/CAM/CAE). – </w:t>
+      </w:r>
+      <w:proofErr w:type="spellStart"/>
+      <w:r>
+        <w:rPr>
+          <w:rFonts w:ascii="Times New Roman" w:eastAsia="SimSun" w:hAnsi="Times New Roman" w:cs="Times New Roman"/>
+          <w:sz w:val="28"/>
+          <w:szCs w:val="28"/>
+        </w:rPr>
+        <w:t>Спб</w:t>
+      </w:r>
+      <w:proofErr w:type="spellEnd"/>
+      <w:proofErr w:type="gramStart"/>
+      <w:r>
+        <w:rPr>
+          <w:rFonts w:ascii="Times New Roman" w:eastAsia="SimSun" w:hAnsi="Times New Roman" w:cs="Times New Roman"/>
+          <w:sz w:val="28"/>
+          <w:szCs w:val="28"/>
+        </w:rPr>
+        <w:t>.:«</w:t>
+      </w:r>
+      <w:proofErr w:type="gramEnd"/>
+      <w:r>
+        <w:rPr>
+          <w:rFonts w:ascii="Times New Roman" w:eastAsia="SimSun" w:hAnsi="Times New Roman" w:cs="Times New Roman"/>
+          <w:sz w:val="28"/>
+          <w:szCs w:val="28"/>
+        </w:rPr>
+        <w:t>Питер», 2004. – 560с.</w:t>
       </w:r>
     </w:p>
     <w:p>
@@ -11602,7 +11913,7 @@
 </file>
 
 <file path=word/comments.xml><?xml version="1.0" encoding="utf-8"?>
-<w:comments xmlns:wpc="http://schemas.microsoft.com/office/word/2010/wordprocessingCanvas" xmlns:cx="http://schemas.microsoft.com/office/drawing/2014/chartex" xmlns:cx1="http://schemas.microsoft.com/office/drawing/2015/9/8/chartex" xmlns:cx2="http://schemas.microsoft.com/office/drawing/2015/10/21/chartex" xmlns:cx3="http://schemas.microsoft.com/office/drawing/2016/5/9/chartex" xmlns:cx4="http://schemas.microsoft.com/office/drawing/2016/5/10/chartex" xmlns:cx5="http://schemas.microsoft.com/office/drawing/2016/5/11/chartex" xmlns:cx6="http://schemas.microsoft.com/office/drawing/2016/5/12/chartex" xmlns:cx7="http://schemas.microsoft.com/office/drawing/2016/5/13/chartex" xmlns:cx8="http://schemas.microsoft.com/office/drawing/2016/5/14/chartex" xmlns:mc="http://schemas.openxmlformats.org/markup-compatibility/2006" xmlns:aink="http://schemas.microsoft.com/office/drawing/2016/ink" xmlns:am3d="http://schemas.microsoft.com/office/drawing/2017/model3d" xmlns:o="urn:schemas-microsoft-com:office:office" xmlns:oel="http://schemas.microsoft.com/office/2019/extlst" xmlns:r="http://schemas.openxmlformats.org/officeDocument/2006/relationships" xmlns:m="http://schemas.openxmlformats.org/officeDocument/2006/math" xmlns:v="urn:schemas-microsoft-com:vml" xmlns:wp14="http://schemas.microsoft.com/office/word/2010/wordprocessingDrawing" xmlns:wp="http://schemas.openxmlformats.org/drawingml/2006/wordprocessingDrawing" xmlns:w10="urn:schemas-microsoft-com:office:word" xmlns:w="http://schemas.openxmlformats.org/wordprocessingml/2006/main" xmlns:w14="http://schemas.microsoft.com/office/word/2010/wordml" xmlns:w15="http://schemas.microsoft.com/office/word/2012/wordml" xmlns:w16cex="http://schemas.microsoft.com/office/word/2018/wordml/cex" xmlns:w16cid="http://schemas.microsoft.com/office/word/2016/wordml/cid" xmlns:w16="http://schemas.microsoft.com/office/word/2018/wordml" xmlns:w16du="http://schemas.microsoft.com/office/word/2023/wordml/word16du" xmlns:w16sdtdh="http://schemas.microsoft.com/office/word/2020/wordml/sdtdatahash" xmlns:w16sdtfl="http://schemas.microsoft.com/office/word/2024/wordml/sdtformatlock" xmlns:w16se="http://schemas.microsoft.com/office/word/2015/wordml/symex" xmlns:wpg="http://schemas.microsoft.com/office/word/2010/wordprocessingGroup" xmlns:wpi="http://schemas.microsoft.com/office/word/2010/wordprocessingInk" xmlns:wne="http://schemas.microsoft.com/office/word/2006/wordml" xmlns:wps="http://schemas.microsoft.com/office/word/2010/wordprocessingShape" mc:Ignorable="w14 w15 w16se w16cid w16 w16cex w16sdtdh w16sdtfl w16du wp14">
+<w:comments xmlns:wpc="http://schemas.microsoft.com/office/word/2010/wordprocessingCanvas" xmlns:cx="http://schemas.microsoft.com/office/drawing/2014/chartex" xmlns:cx1="http://schemas.microsoft.com/office/drawing/2015/9/8/chartex" xmlns:cx2="http://schemas.microsoft.com/office/drawing/2015/10/21/chartex" xmlns:cx3="http://schemas.microsoft.com/office/drawing/2016/5/9/chartex" xmlns:cx4="http://schemas.microsoft.com/office/drawing/2016/5/10/chartex" xmlns:cx5="http://schemas.microsoft.com/office/drawing/2016/5/11/chartex" xmlns:cx6="http://schemas.microsoft.com/office/drawing/2016/5/12/chartex" xmlns:cx7="http://schemas.microsoft.com/office/drawing/2016/5/13/chartex" xmlns:cx8="http://schemas.microsoft.com/office/drawing/2016/5/14/chartex" xmlns:mc="http://schemas.openxmlformats.org/markup-compatibility/2006" xmlns:aink="http://schemas.microsoft.com/office/drawing/2016/ink" xmlns:am3d="http://schemas.microsoft.com/office/drawing/2017/model3d" xmlns:o="urn:schemas-microsoft-com:office:office" xmlns:r="http://schemas.openxmlformats.org/officeDocument/2006/relationships" xmlns:m="http://schemas.openxmlformats.org/officeDocument/2006/math" xmlns:v="urn:schemas-microsoft-com:vml" xmlns:wp14="http://schemas.microsoft.com/office/word/2010/wordprocessingDrawing" xmlns:wp="http://schemas.openxmlformats.org/drawingml/2006/wordprocessingDrawing" xmlns:w10="urn:schemas-microsoft-com:office:word" xmlns:w="http://schemas.openxmlformats.org/wordprocessingml/2006/main" xmlns:w14="http://schemas.microsoft.com/office/word/2010/wordml" xmlns:w15="http://schemas.microsoft.com/office/word/2012/wordml" xmlns:w16cex="http://schemas.microsoft.com/office/word/2018/wordml/cex" xmlns:w16cid="http://schemas.microsoft.com/office/word/2016/wordml/cid" xmlns:w16="http://schemas.microsoft.com/office/word/2018/wordml" xmlns:w16sdtdh="http://schemas.microsoft.com/office/word/2020/wordml/sdtdatahash" xmlns:w16se="http://schemas.microsoft.com/office/word/2015/wordml/symex" xmlns:wpg="http://schemas.microsoft.com/office/word/2010/wordprocessingGroup" xmlns:wpi="http://schemas.microsoft.com/office/word/2010/wordprocessingInk" xmlns:wne="http://schemas.microsoft.com/office/word/2006/wordml" xmlns:wps="http://schemas.microsoft.com/office/word/2010/wordprocessingShape" mc:Ignorable="w14 w15 w16se w16cid w16 w16cex w16sdtdh wp14">
   <w:comment w:id="11" w:author="Kalentyev Alexey" w:date="2026-09-23T04:23:00Z" w:initials="KA">
     <w:p>
       <w:r>
@@ -11619,7 +11930,44 @@
         <w:annotationRef/>
       </w:r>
       <w:r>
-        <w:t>Добавьте совместное ограничение D,H,Alpha и S, сохраняющее положительное наружное и внутреннее сечение вершины. При угле к вертикали, показанном на рисунке, наружный диаметр вершины равен D−2H·tan(Alpha): D=150 мм,H=800 мм,Alpha=25° дают отрицательное значение, хотя каждый параметр находится в своем диапазоне.</w:t>
+        <w:t xml:space="preserve">Добавьте совместное ограничение </w:t>
+      </w:r>
+      <w:proofErr w:type="spellStart"/>
+      <w:proofErr w:type="gramStart"/>
+      <w:r>
+        <w:t>D,H</w:t>
+      </w:r>
+      <w:proofErr w:type="gramEnd"/>
+      <w:r>
+        <w:t>,Alpha</w:t>
+      </w:r>
+      <w:proofErr w:type="spellEnd"/>
+      <w:r>
+        <w:t xml:space="preserve"> и S, сохраняющее положительное наружное и внутреннее сечение вершины. При угле к вертикали, показанном на рисунке, наружный диаметр вершины равен D−2H·</w:t>
+      </w:r>
+      <w:proofErr w:type="gramStart"/>
+      <w:r>
+        <w:t>tan(</w:t>
+      </w:r>
+      <w:proofErr w:type="gramEnd"/>
+      <w:r>
+        <w:t xml:space="preserve">Alpha): D=150 </w:t>
+      </w:r>
+      <w:proofErr w:type="spellStart"/>
+      <w:r>
+        <w:t>мм,H</w:t>
+      </w:r>
+      <w:proofErr w:type="spellEnd"/>
+      <w:r>
+        <w:t xml:space="preserve">=800 </w:t>
+      </w:r>
+      <w:proofErr w:type="spellStart"/>
+      <w:r>
+        <w:t>мм,Alpha</w:t>
+      </w:r>
+      <w:proofErr w:type="spellEnd"/>
+      <w:r>
+        <w:t>=25° дают отрицательное значение, хотя каждый параметр находится в своем диапазоне.</w:t>
       </w:r>
     </w:p>
   </w:comment>
@@ -11629,7 +11977,15 @@
         <w:annotationRef/>
       </w:r>
       <w:r>
-        <w:t>Запишите условие размещения как D+20 мм≤A и явно задайте проверку при вводе любого из параметров: D≤A−20 мм и A≥D+20 мм с учетом их общих диапазонов.</w:t>
+        <w:t xml:space="preserve">Запишите условие размещения как D+20 </w:t>
+      </w:r>
+      <w:proofErr w:type="spellStart"/>
+      <w:r>
+        <w:t>мм≤A</w:t>
+      </w:r>
+      <w:proofErr w:type="spellEnd"/>
+      <w:r>
+        <w:t xml:space="preserve"> и явно задайте проверку при вводе любого из параметров: D≤A−20 мм и A≥D+20 мм с учетом их общих диапазонов.</w:t>
       </w:r>
       <w:r>
         <w:br/>
@@ -11677,7 +12033,7 @@
 </file>
 
 <file path=word/commentsExtended.xml><?xml version="1.0" encoding="utf-8"?>
-<w15:commentsEx xmlns:wpc="http://schemas.microsoft.com/office/word/2010/wordprocessingCanvas" xmlns:cx="http://schemas.microsoft.com/office/drawing/2014/chartex" xmlns:cx1="http://schemas.microsoft.com/office/drawing/2015/9/8/chartex" xmlns:cx2="http://schemas.microsoft.com/office/drawing/2015/10/21/chartex" xmlns:cx3="http://schemas.microsoft.com/office/drawing/2016/5/9/chartex" xmlns:cx4="http://schemas.microsoft.com/office/drawing/2016/5/10/chartex" xmlns:cx5="http://schemas.microsoft.com/office/drawing/2016/5/11/chartex" xmlns:cx6="http://schemas.microsoft.com/office/drawing/2016/5/12/chartex" xmlns:cx7="http://schemas.microsoft.com/office/drawing/2016/5/13/chartex" xmlns:cx8="http://schemas.microsoft.com/office/drawing/2016/5/14/chartex" xmlns:mc="http://schemas.openxmlformats.org/markup-compatibility/2006" xmlns:aink="http://schemas.microsoft.com/office/drawing/2016/ink" xmlns:am3d="http://schemas.microsoft.com/office/drawing/2017/model3d" xmlns:o="urn:schemas-microsoft-com:office:office" xmlns:oel="http://schemas.microsoft.com/office/2019/extlst" xmlns:r="http://schemas.openxmlformats.org/officeDocument/2006/relationships" xmlns:m="http://schemas.openxmlformats.org/officeDocument/2006/math" xmlns:v="urn:schemas-microsoft-com:vml" xmlns:wp14="http://schemas.microsoft.com/office/word/2010/wordprocessingDrawing" xmlns:wp="http://schemas.openxmlformats.org/drawingml/2006/wordprocessingDrawing" xmlns:w10="urn:schemas-microsoft-com:office:word" xmlns:w="http://schemas.openxmlformats.org/wordprocessingml/2006/main" xmlns:w14="http://schemas.microsoft.com/office/word/2010/wordml" xmlns:w15="http://schemas.microsoft.com/office/word/2012/wordml" xmlns:w16cex="http://schemas.microsoft.com/office/word/2018/wordml/cex" xmlns:w16cid="http://schemas.microsoft.com/office/word/2016/wordml/cid" xmlns:w16="http://schemas.microsoft.com/office/word/2018/wordml" xmlns:w16du="http://schemas.microsoft.com/office/word/2023/wordml/word16du" xmlns:w16sdtdh="http://schemas.microsoft.com/office/word/2020/wordml/sdtdatahash" xmlns:w16sdtfl="http://schemas.microsoft.com/office/word/2024/wordml/sdtformatlock" xmlns:w16se="http://schemas.microsoft.com/office/word/2015/wordml/symex" xmlns:wpg="http://schemas.microsoft.com/office/word/2010/wordprocessingGroup" xmlns:wpi="http://schemas.microsoft.com/office/word/2010/wordprocessingInk" xmlns:wne="http://schemas.microsoft.com/office/word/2006/wordml" xmlns:wps="http://schemas.microsoft.com/office/word/2010/wordprocessingShape" mc:Ignorable="w14 w15 w16se w16cid w16 w16cex w16sdtdh w16sdtfl w16du wp14">
+<w15:commentsEx xmlns:wpc="http://schemas.microsoft.com/office/word/2010/wordprocessingCanvas" xmlns:cx="http://schemas.microsoft.com/office/drawing/2014/chartex" xmlns:cx1="http://schemas.microsoft.com/office/drawing/2015/9/8/chartex" xmlns:cx2="http://schemas.microsoft.com/office/drawing/2015/10/21/chartex" xmlns:cx3="http://schemas.microsoft.com/office/drawing/2016/5/9/chartex" xmlns:cx4="http://schemas.microsoft.com/office/drawing/2016/5/10/chartex" xmlns:cx5="http://schemas.microsoft.com/office/drawing/2016/5/11/chartex" xmlns:cx6="http://schemas.microsoft.com/office/drawing/2016/5/12/chartex" xmlns:cx7="http://schemas.microsoft.com/office/drawing/2016/5/13/chartex" xmlns:cx8="http://schemas.microsoft.com/office/drawing/2016/5/14/chartex" xmlns:mc="http://schemas.openxmlformats.org/markup-compatibility/2006" xmlns:aink="http://schemas.microsoft.com/office/drawing/2016/ink" xmlns:am3d="http://schemas.microsoft.com/office/drawing/2017/model3d" xmlns:o="urn:schemas-microsoft-com:office:office" xmlns:r="http://schemas.openxmlformats.org/officeDocument/2006/relationships" xmlns:m="http://schemas.openxmlformats.org/officeDocument/2006/math" xmlns:v="urn:schemas-microsoft-com:vml" xmlns:wp14="http://schemas.microsoft.com/office/word/2010/wordprocessingDrawing" xmlns:wp="http://schemas.openxmlformats.org/drawingml/2006/wordprocessingDrawing" xmlns:w10="urn:schemas-microsoft-com:office:word" xmlns:w="http://schemas.openxmlformats.org/wordprocessingml/2006/main" xmlns:w14="http://schemas.microsoft.com/office/word/2010/wordml" xmlns:w15="http://schemas.microsoft.com/office/word/2012/wordml" xmlns:w16cex="http://schemas.microsoft.com/office/word/2018/wordml/cex" xmlns:w16cid="http://schemas.microsoft.com/office/word/2016/wordml/cid" xmlns:w16="http://schemas.microsoft.com/office/word/2018/wordml" xmlns:w16sdtdh="http://schemas.microsoft.com/office/word/2020/wordml/sdtdatahash" xmlns:w16se="http://schemas.microsoft.com/office/word/2015/wordml/symex" xmlns:wpg="http://schemas.microsoft.com/office/word/2010/wordprocessingGroup" xmlns:wpi="http://schemas.microsoft.com/office/word/2010/wordprocessingInk" xmlns:wne="http://schemas.microsoft.com/office/word/2006/wordml" xmlns:wps="http://schemas.microsoft.com/office/word/2010/wordprocessingShape" mc:Ignorable="w14 w15 w16se w16cid w16 w16cex w16sdtdh wp14">
   <w15:commentEx w15:paraId="28E017B6" w15:done="0"/>
   <w15:commentEx w15:paraId="5F515264" w15:done="0"/>
   <w15:commentEx w15:paraId="09E1F64C" w15:done="0"/>
@@ -11688,7 +12044,7 @@
 </file>
 
 <file path=word/commentsExtensible.xml><?xml version="1.0" encoding="utf-8"?>
-<w16cex:commentsExtensible xmlns:wpc="http://schemas.microsoft.com/office/word/2010/wordprocessingCanvas" xmlns:cx="http://schemas.microsoft.com/office/drawing/2014/chartex" xmlns:cx1="http://schemas.microsoft.com/office/drawing/2015/9/8/chartex" xmlns:cx2="http://schemas.microsoft.com/office/drawing/2015/10/21/chartex" xmlns:cx3="http://schemas.microsoft.com/office/drawing/2016/5/9/chartex" xmlns:cx4="http://schemas.microsoft.com/office/drawing/2016/5/10/chartex" xmlns:cx5="http://schemas.microsoft.com/office/drawing/2016/5/11/chartex" xmlns:cx6="http://schemas.microsoft.com/office/drawing/2016/5/12/chartex" xmlns:cx7="http://schemas.microsoft.com/office/drawing/2016/5/13/chartex" xmlns:cx8="http://schemas.microsoft.com/office/drawing/2016/5/14/chartex" xmlns:cr="http://schemas.microsoft.com/office/comments/2020/reactions" xmlns:mc="http://schemas.openxmlformats.org/markup-compatibility/2006" xmlns:aink="http://schemas.microsoft.com/office/drawing/2016/ink" xmlns:am3d="http://schemas.microsoft.com/office/drawing/2017/model3d" xmlns:o="urn:schemas-microsoft-com:office:office" xmlns:oel="http://schemas.microsoft.com/office/2019/extlst" xmlns:r="http://schemas.openxmlformats.org/officeDocument/2006/relationships" xmlns:m="http://schemas.openxmlformats.org/officeDocument/2006/math" xmlns:v="urn:schemas-microsoft-com:vml" xmlns:wp14="http://schemas.microsoft.com/office/word/2010/wordprocessingDrawing" xmlns:wp="http://schemas.openxmlformats.org/drawingml/2006/wordprocessingDrawing" xmlns:w10="urn:schemas-microsoft-com:office:word" xmlns:w="http://schemas.openxmlformats.org/wordprocessingml/2006/main" xmlns:w14="http://schemas.microsoft.com/office/word/2010/wordml" xmlns:w15="http://schemas.microsoft.com/office/word/2012/wordml" xmlns:w16cex="http://schemas.microsoft.com/office/word/2018/wordml/cex" xmlns:w16cid="http://schemas.microsoft.com/office/word/2016/wordml/cid" xmlns:w16="http://schemas.microsoft.com/office/word/2018/wordml" xmlns:w16du="http://schemas.microsoft.com/office/word/2023/wordml/word16du" xmlns:w16sdtdh="http://schemas.microsoft.com/office/word/2020/wordml/sdtdatahash" xmlns:w16sdtfl="http://schemas.microsoft.com/office/word/2024/wordml/sdtformatlock" xmlns:w16se="http://schemas.microsoft.com/office/word/2015/wordml/symex" xmlns:wpg="http://schemas.microsoft.com/office/word/2010/wordprocessingGroup" xmlns:wpi="http://schemas.microsoft.com/office/word/2010/wordprocessingInk" xmlns:wne="http://schemas.microsoft.com/office/word/2006/wordml" xmlns:wps="http://schemas.microsoft.com/office/word/2010/wordprocessingShape" mc:Ignorable="w14 w15 w16se w16cid w16 w16cex w16sdtdh w16sdtfl cr w16du wp14">
+<w16cex:commentsExtensible xmlns:wpc="http://schemas.microsoft.com/office/word/2010/wordprocessingCanvas" xmlns:cx="http://schemas.microsoft.com/office/drawing/2014/chartex" xmlns:cx1="http://schemas.microsoft.com/office/drawing/2015/9/8/chartex" xmlns:cx2="http://schemas.microsoft.com/office/drawing/2015/10/21/chartex" xmlns:cx3="http://schemas.microsoft.com/office/drawing/2016/5/9/chartex" xmlns:cx4="http://schemas.microsoft.com/office/drawing/2016/5/10/chartex" xmlns:cx5="http://schemas.microsoft.com/office/drawing/2016/5/11/chartex" xmlns:cx6="http://schemas.microsoft.com/office/drawing/2016/5/12/chartex" xmlns:cx7="http://schemas.microsoft.com/office/drawing/2016/5/13/chartex" xmlns:cx8="http://schemas.microsoft.com/office/drawing/2016/5/14/chartex" xmlns:mc="http://schemas.openxmlformats.org/markup-compatibility/2006" xmlns:aink="http://schemas.microsoft.com/office/drawing/2016/ink" xmlns:am3d="http://schemas.microsoft.com/office/drawing/2017/model3d" xmlns:o="urn:schemas-microsoft-com:office:office" xmlns:r="http://schemas.openxmlformats.org/officeDocument/2006/relationships" xmlns:m="http://schemas.openxmlformats.org/officeDocument/2006/math" xmlns:v="urn:schemas-microsoft-com:vml" xmlns:wp14="http://schemas.microsoft.com/office/word/2010/wordprocessingDrawing" xmlns:wp="http://schemas.openxmlformats.org/drawingml/2006/wordprocessingDrawing" xmlns:w10="urn:schemas-microsoft-com:office:word" xmlns:w="http://schemas.openxmlformats.org/wordprocessingml/2006/main" xmlns:w14="http://schemas.microsoft.com/office/word/2010/wordml" xmlns:w15="http://schemas.microsoft.com/office/word/2012/wordml" xmlns:w16cex="http://schemas.microsoft.com/office/word/2018/wordml/cex" xmlns:w16cid="http://schemas.microsoft.com/office/word/2016/wordml/cid" xmlns:w16="http://schemas.microsoft.com/office/word/2018/wordml" xmlns:w16sdtdh="http://schemas.microsoft.com/office/word/2020/wordml/sdtdatahash" xmlns:w16se="http://schemas.microsoft.com/office/word/2015/wordml/symex" xmlns:wpg="http://schemas.microsoft.com/office/word/2010/wordprocessingGroup" xmlns:wpi="http://schemas.microsoft.com/office/word/2010/wordprocessingInk" xmlns:wne="http://schemas.microsoft.com/office/word/2006/wordml" xmlns:wps="http://schemas.microsoft.com/office/word/2010/wordprocessingShape" mc:Ignorable="w14 w15 w16se w16cid w16 w16cex w16sdtdh wp14">
   <w16cex:commentExtensible w16cex:durableId="1EEDA349" w16cex:dateUtc="2026-09-23T04:23:00Z"/>
   <w16cex:commentExtensible w16cex:durableId="57826714" w16cex:dateUtc="2026-09-23T04:23:00Z"/>
   <w16cex:commentExtensible w16cex:durableId="17D89CC7" w16cex:dateUtc="2026-09-23T04:23:00Z"/>
@@ -11699,7 +12055,7 @@
 </file>
 
 <file path=word/commentsIds.xml><?xml version="1.0" encoding="utf-8"?>
-<w16cid:commentsIds xmlns:wpc="http://schemas.microsoft.com/office/word/2010/wordprocessingCanvas" xmlns:cx="http://schemas.microsoft.com/office/drawing/2014/chartex" xmlns:cx1="http://schemas.microsoft.com/office/drawing/2015/9/8/chartex" xmlns:cx2="http://schemas.microsoft.com/office/drawing/2015/10/21/chartex" xmlns:cx3="http://schemas.microsoft.com/office/drawing/2016/5/9/chartex" xmlns:cx4="http://schemas.microsoft.com/office/drawing/2016/5/10/chartex" xmlns:cx5="http://schemas.microsoft.com/office/drawing/2016/5/11/chartex" xmlns:cx6="http://schemas.microsoft.com/office/drawing/2016/5/12/chartex" xmlns:cx7="http://schemas.microsoft.com/office/drawing/2016/5/13/chartex" xmlns:cx8="http://schemas.microsoft.com/office/drawing/2016/5/14/chartex" xmlns:mc="http://schemas.openxmlformats.org/markup-compatibility/2006" xmlns:aink="http://schemas.microsoft.com/office/drawing/2016/ink" xmlns:am3d="http://schemas.microsoft.com/office/drawing/2017/model3d" xmlns:o="urn:schemas-microsoft-com:office:office" xmlns:oel="http://schemas.microsoft.com/office/2019/extlst" xmlns:r="http://schemas.openxmlformats.org/officeDocument/2006/relationships" xmlns:m="http://schemas.openxmlformats.org/officeDocument/2006/math" xmlns:v="urn:schemas-microsoft-com:vml" xmlns:wp14="http://schemas.microsoft.com/office/word/2010/wordprocessingDrawing" xmlns:wp="http://schemas.openxmlformats.org/drawingml/2006/wordprocessingDrawing" xmlns:w10="urn:schemas-microsoft-com:office:word" xmlns:w="http://schemas.openxmlformats.org/wordprocessingml/2006/main" xmlns:w14="http://schemas.microsoft.com/office/word/2010/wordml" xmlns:w15="http://schemas.microsoft.com/office/word/2012/wordml" xmlns:w16cex="http://schemas.microsoft.com/office/word/2018/wordml/cex" xmlns:w16cid="http://schemas.microsoft.com/office/word/2016/wordml/cid" xmlns:w16="http://schemas.microsoft.com/office/word/2018/wordml" xmlns:w16du="http://schemas.microsoft.com/office/word/2023/wordml/word16du" xmlns:w16sdtdh="http://schemas.microsoft.com/office/word/2020/wordml/sdtdatahash" xmlns:w16sdtfl="http://schemas.microsoft.com/office/word/2024/wordml/sdtformatlock" xmlns:w16se="http://schemas.microsoft.com/office/word/2015/wordml/symex" xmlns:wpg="http://schemas.microsoft.com/office/word/2010/wordprocessingGroup" xmlns:wpi="http://schemas.microsoft.com/office/word/2010/wordprocessingInk" xmlns:wne="http://schemas.microsoft.com/office/word/2006/wordml" xmlns:wps="http://schemas.microsoft.com/office/word/2010/wordprocessingShape" mc:Ignorable="w14 w15 w16se w16cid w16 w16cex w16sdtdh w16sdtfl w16du wp14">
+<w16cid:commentsIds xmlns:wpc="http://schemas.microsoft.com/office/word/2010/wordprocessingCanvas" xmlns:cx="http://schemas.microsoft.com/office/drawing/2014/chartex" xmlns:cx1="http://schemas.microsoft.com/office/drawing/2015/9/8/chartex" xmlns:cx2="http://schemas.microsoft.com/office/drawing/2015/10/21/chartex" xmlns:cx3="http://schemas.microsoft.com/office/drawing/2016/5/9/chartex" xmlns:cx4="http://schemas.microsoft.com/office/drawing/2016/5/10/chartex" xmlns:cx5="http://schemas.microsoft.com/office/drawing/2016/5/11/chartex" xmlns:cx6="http://schemas.microsoft.com/office/drawing/2016/5/12/chartex" xmlns:cx7="http://schemas.microsoft.com/office/drawing/2016/5/13/chartex" xmlns:cx8="http://schemas.microsoft.com/office/drawing/2016/5/14/chartex" xmlns:mc="http://schemas.openxmlformats.org/markup-compatibility/2006" xmlns:aink="http://schemas.microsoft.com/office/drawing/2016/ink" xmlns:am3d="http://schemas.microsoft.com/office/drawing/2017/model3d" xmlns:o="urn:schemas-microsoft-com:office:office" xmlns:r="http://schemas.openxmlformats.org/officeDocument/2006/relationships" xmlns:m="http://schemas.openxmlformats.org/officeDocument/2006/math" xmlns:v="urn:schemas-microsoft-com:vml" xmlns:wp14="http://schemas.microsoft.com/office/word/2010/wordprocessingDrawing" xmlns:wp="http://schemas.openxmlformats.org/drawingml/2006/wordprocessingDrawing" xmlns:w10="urn:schemas-microsoft-com:office:word" xmlns:w="http://schemas.openxmlformats.org/wordprocessingml/2006/main" xmlns:w14="http://schemas.microsoft.com/office/word/2010/wordml" xmlns:w15="http://schemas.microsoft.com/office/word/2012/wordml" xmlns:w16cex="http://schemas.microsoft.com/office/word/2018/wordml/cex" xmlns:w16cid="http://schemas.microsoft.com/office/word/2016/wordml/cid" xmlns:w16="http://schemas.microsoft.com/office/word/2018/wordml" xmlns:w16sdtdh="http://schemas.microsoft.com/office/word/2020/wordml/sdtdatahash" xmlns:w16se="http://schemas.microsoft.com/office/word/2015/wordml/symex" xmlns:wpg="http://schemas.microsoft.com/office/word/2010/wordprocessingGroup" xmlns:wpi="http://schemas.microsoft.com/office/word/2010/wordprocessingInk" xmlns:wne="http://schemas.microsoft.com/office/word/2006/wordml" xmlns:wps="http://schemas.microsoft.com/office/word/2010/wordprocessingShape" mc:Ignorable="w14 w15 w16se w16cid w16 w16cex w16sdtdh wp14">
   <w16cid:commentId w16cid:paraId="28E017B6" w16cid:durableId="1EEDA349"/>
   <w16cid:commentId w16cid:paraId="5F515264" w16cid:durableId="57826714"/>
   <w16cid:commentId w16cid:paraId="09E1F64C" w16cid:durableId="17D89CC7"/>
@@ -11710,7 +12066,7 @@
 </file>
 
 <file path=word/endnotes.xml><?xml version="1.0" encoding="utf-8"?>
-<w:endnotes xmlns:wpc="http://schemas.microsoft.com/office/word/2010/wordprocessingCanvas" xmlns:cx="http://schemas.microsoft.com/office/drawing/2014/chartex" xmlns:cx1="http://schemas.microsoft.com/office/drawing/2015/9/8/chartex" xmlns:cx2="http://schemas.microsoft.com/office/drawing/2015/10/21/chartex" xmlns:cx3="http://schemas.microsoft.com/office/drawing/2016/5/9/chartex" xmlns:cx4="http://schemas.microsoft.com/office/drawing/2016/5/10/chartex" xmlns:cx5="http://schemas.microsoft.com/office/drawing/2016/5/11/chartex" xmlns:cx6="http://schemas.microsoft.com/office/drawing/2016/5/12/chartex" xmlns:cx7="http://schemas.microsoft.com/office/drawing/2016/5/13/chartex" xmlns:cx8="http://schemas.microsoft.com/office/drawing/2016/5/14/chartex" xmlns:mc="http://schemas.openxmlformats.org/markup-compatibility/2006" xmlns:aink="http://schemas.microsoft.com/office/drawing/2016/ink" xmlns:am3d="http://schemas.microsoft.com/office/drawing/2017/model3d" xmlns:o="urn:schemas-microsoft-com:office:office" xmlns:oel="http://schemas.microsoft.com/office/2019/extlst" xmlns:r="http://schemas.openxmlformats.org/officeDocument/2006/relationships" xmlns:m="http://schemas.openxmlformats.org/officeDocument/2006/math" xmlns:v="urn:schemas-microsoft-com:vml" xmlns:wp14="http://schemas.microsoft.com/office/word/2010/wordprocessingDrawing" xmlns:wp="http://schemas.openxmlformats.org/drawingml/2006/wordprocessingDrawing" xmlns:w10="urn:schemas-microsoft-com:office:word" xmlns:w="http://schemas.openxmlformats.org/wordprocessingml/2006/main" xmlns:w14="http://schemas.microsoft.com/office/word/2010/wordml" xmlns:w15="http://schemas.microsoft.com/office/word/2012/wordml" xmlns:w16cex="http://schemas.microsoft.com/office/word/2018/wordml/cex" xmlns:w16cid="http://schemas.microsoft.com/office/word/2016/wordml/cid" xmlns:w16="http://schemas.microsoft.com/office/word/2018/wordml" xmlns:w16du="http://schemas.microsoft.com/office/word/2023/wordml/word16du" xmlns:w16sdtdh="http://schemas.microsoft.com/office/word/2020/wordml/sdtdatahash" xmlns:w16sdtfl="http://schemas.microsoft.com/office/word/2024/wordml/sdtformatlock" xmlns:w16se="http://schemas.microsoft.com/office/word/2015/wordml/symex" xmlns:wpg="http://schemas.microsoft.com/office/word/2010/wordprocessingGroup" xmlns:wpi="http://schemas.microsoft.com/office/word/2010/wordprocessingInk" xmlns:wne="http://schemas.microsoft.com/office/word/2006/wordml" xmlns:wps="http://schemas.microsoft.com/office/word/2010/wordprocessingShape" mc:Ignorable="w14 w15 w16se w16cid w16 w16cex w16sdtdh w16sdtfl w16du wp14">
+<w:endnotes xmlns:wpc="http://schemas.microsoft.com/office/word/2010/wordprocessingCanvas" xmlns:cx="http://schemas.microsoft.com/office/drawing/2014/chartex" xmlns:cx1="http://schemas.microsoft.com/office/drawing/2015/9/8/chartex" xmlns:cx2="http://schemas.microsoft.com/office/drawing/2015/10/21/chartex" xmlns:cx3="http://schemas.microsoft.com/office/drawing/2016/5/9/chartex" xmlns:cx4="http://schemas.microsoft.com/office/drawing/2016/5/10/chartex" xmlns:cx5="http://schemas.microsoft.com/office/drawing/2016/5/11/chartex" xmlns:cx6="http://schemas.microsoft.com/office/drawing/2016/5/12/chartex" xmlns:cx7="http://schemas.microsoft.com/office/drawing/2016/5/13/chartex" xmlns:cx8="http://schemas.microsoft.com/office/drawing/2016/5/14/chartex" xmlns:mc="http://schemas.openxmlformats.org/markup-compatibility/2006" xmlns:aink="http://schemas.microsoft.com/office/drawing/2016/ink" xmlns:am3d="http://schemas.microsoft.com/office/drawing/2017/model3d" xmlns:o="urn:schemas-microsoft-com:office:office" xmlns:r="http://schemas.openxmlformats.org/officeDocument/2006/relationships" xmlns:m="http://schemas.openxmlformats.org/officeDocument/2006/math" xmlns:v="urn:schemas-microsoft-com:vml" xmlns:wp14="http://schemas.microsoft.com/office/word/2010/wordprocessingDrawing" xmlns:wp="http://schemas.openxmlformats.org/drawingml/2006/wordprocessingDrawing" xmlns:w10="urn:schemas-microsoft-com:office:word" xmlns:w="http://schemas.openxmlformats.org/wordprocessingml/2006/main" xmlns:w14="http://schemas.microsoft.com/office/word/2010/wordml" xmlns:w15="http://schemas.microsoft.com/office/word/2012/wordml" xmlns:w16cex="http://schemas.microsoft.com/office/word/2018/wordml/cex" xmlns:w16cid="http://schemas.microsoft.com/office/word/2016/wordml/cid" xmlns:w16="http://schemas.microsoft.com/office/word/2018/wordml" xmlns:w16sdtdh="http://schemas.microsoft.com/office/word/2020/wordml/sdtdatahash" xmlns:w16se="http://schemas.microsoft.com/office/word/2015/wordml/symex" xmlns:wpg="http://schemas.microsoft.com/office/word/2010/wordprocessingGroup" xmlns:wpi="http://schemas.microsoft.com/office/word/2010/wordprocessingInk" xmlns:wne="http://schemas.microsoft.com/office/word/2006/wordml" xmlns:wps="http://schemas.microsoft.com/office/word/2010/wordprocessingShape" mc:Ignorable="w14 w15 w16se w16cid w16 w16cex w16sdtdh wp14">
   <w:endnote w:type="separator" w:id="-1">
     <w:p>
       <w:pPr>
@@ -11735,7 +12091,7 @@
 </file>
 
 <file path=word/footer1.xml><?xml version="1.0" encoding="utf-8"?>
-<w:ftr xmlns:wpc="http://schemas.microsoft.com/office/word/2010/wordprocessingCanvas" xmlns:cx="http://schemas.microsoft.com/office/drawing/2014/chartex" xmlns:cx1="http://schemas.microsoft.com/office/drawing/2015/9/8/chartex" xmlns:cx2="http://schemas.microsoft.com/office/drawing/2015/10/21/chartex" xmlns:cx3="http://schemas.microsoft.com/office/drawing/2016/5/9/chartex" xmlns:cx4="http://schemas.microsoft.com/office/drawing/2016/5/10/chartex" xmlns:cx5="http://schemas.microsoft.com/office/drawing/2016/5/11/chartex" xmlns:cx6="http://schemas.microsoft.com/office/drawing/2016/5/12/chartex" xmlns:cx7="http://schemas.microsoft.com/office/drawing/2016/5/13/chartex" xmlns:cx8="http://schemas.microsoft.com/office/drawing/2016/5/14/chartex" xmlns:mc="http://schemas.openxmlformats.org/markup-compatibility/2006" xmlns:aink="http://schemas.microsoft.com/office/drawing/2016/ink" xmlns:am3d="http://schemas.microsoft.com/office/drawing/2017/model3d" xmlns:o="urn:schemas-microsoft-com:office:office" xmlns:oel="http://schemas.microsoft.com/office/2019/extlst" xmlns:r="http://schemas.openxmlformats.org/officeDocument/2006/relationships" xmlns:m="http://schemas.openxmlformats.org/officeDocument/2006/math" xmlns:v="urn:schemas-microsoft-com:vml" xmlns:wp14="http://schemas.microsoft.com/office/word/2010/wordprocessingDrawing" xmlns:wp="http://schemas.openxmlformats.org/drawingml/2006/wordprocessingDrawing" xmlns:w10="urn:schemas-microsoft-com:office:word" xmlns:w="http://schemas.openxmlformats.org/wordprocessingml/2006/main" xmlns:w14="http://schemas.microsoft.com/office/word/2010/wordml" xmlns:w15="http://schemas.microsoft.com/office/word/2012/wordml" xmlns:w16cex="http://schemas.microsoft.com/office/word/2018/wordml/cex" xmlns:w16cid="http://schemas.microsoft.com/office/word/2016/wordml/cid" xmlns:w16="http://schemas.microsoft.com/office/word/2018/wordml" xmlns:w16du="http://schemas.microsoft.com/office/word/2023/wordml/word16du" xmlns:w16sdtdh="http://schemas.microsoft.com/office/word/2020/wordml/sdtdatahash" xmlns:w16sdtfl="http://schemas.microsoft.com/office/word/2024/wordml/sdtformatlock" xmlns:w16se="http://schemas.microsoft.com/office/word/2015/wordml/symex" xmlns:wpg="http://schemas.microsoft.com/office/word/2010/wordprocessingGroup" xmlns:wpi="http://schemas.microsoft.com/office/word/2010/wordprocessingInk" xmlns:wne="http://schemas.microsoft.com/office/word/2006/wordml" xmlns:wps="http://schemas.microsoft.com/office/word/2010/wordprocessingShape" mc:Ignorable="w14 w15 w16se w16cid w16 w16cex w16sdtdh w16sdtfl w16du wp14">
+<w:ftr xmlns:wpc="http://schemas.microsoft.com/office/word/2010/wordprocessingCanvas" xmlns:cx="http://schemas.microsoft.com/office/drawing/2014/chartex" xmlns:cx1="http://schemas.microsoft.com/office/drawing/2015/9/8/chartex" xmlns:cx2="http://schemas.microsoft.com/office/drawing/2015/10/21/chartex" xmlns:cx3="http://schemas.microsoft.com/office/drawing/2016/5/9/chartex" xmlns:cx4="http://schemas.microsoft.com/office/drawing/2016/5/10/chartex" xmlns:cx5="http://schemas.microsoft.com/office/drawing/2016/5/11/chartex" xmlns:cx6="http://schemas.microsoft.com/office/drawing/2016/5/12/chartex" xmlns:cx7="http://schemas.microsoft.com/office/drawing/2016/5/13/chartex" xmlns:cx8="http://schemas.microsoft.com/office/drawing/2016/5/14/chartex" xmlns:mc="http://schemas.openxmlformats.org/markup-compatibility/2006" xmlns:aink="http://schemas.microsoft.com/office/drawing/2016/ink" xmlns:am3d="http://schemas.microsoft.com/office/drawing/2017/model3d" xmlns:o="urn:schemas-microsoft-com:office:office" xmlns:r="http://schemas.openxmlformats.org/officeDocument/2006/relationships" xmlns:m="http://schemas.openxmlformats.org/officeDocument/2006/math" xmlns:v="urn:schemas-microsoft-com:vml" xmlns:wp14="http://schemas.microsoft.com/office/word/2010/wordprocessingDrawing" xmlns:wp="http://schemas.openxmlformats.org/drawingml/2006/wordprocessingDrawing" xmlns:w10="urn:schemas-microsoft-com:office:word" xmlns:w="http://schemas.openxmlformats.org/wordprocessingml/2006/main" xmlns:w14="http://schemas.microsoft.com/office/word/2010/wordml" xmlns:w15="http://schemas.microsoft.com/office/word/2012/wordml" xmlns:w16cex="http://schemas.microsoft.com/office/word/2018/wordml/cex" xmlns:w16cid="http://schemas.microsoft.com/office/word/2016/wordml/cid" xmlns:w16="http://schemas.microsoft.com/office/word/2018/wordml" xmlns:w16sdtdh="http://schemas.microsoft.com/office/word/2020/wordml/sdtdatahash" xmlns:w16se="http://schemas.microsoft.com/office/word/2015/wordml/symex" xmlns:wpg="http://schemas.microsoft.com/office/word/2010/wordprocessingGroup" xmlns:wpi="http://schemas.microsoft.com/office/word/2010/wordprocessingInk" xmlns:wne="http://schemas.microsoft.com/office/word/2006/wordml" xmlns:wps="http://schemas.microsoft.com/office/word/2010/wordprocessingShape" mc:Ignorable="w14 w15 w16se w16cid w16 w16cex w16sdtdh wp14">
   <w:p>
     <w:pPr>
       <w:pStyle w:val="aa"/>
@@ -11745,7 +12101,7 @@
 </file>
 
 <file path=word/footer2.xml><?xml version="1.0" encoding="utf-8"?>
-<w:ftr xmlns:wpc="http://schemas.microsoft.com/office/word/2010/wordprocessingCanvas" xmlns:cx="http://schemas.microsoft.com/office/drawing/2014/chartex" xmlns:cx1="http://schemas.microsoft.com/office/drawing/2015/9/8/chartex" xmlns:cx2="http://schemas.microsoft.com/office/drawing/2015/10/21/chartex" xmlns:cx3="http://schemas.microsoft.com/office/drawing/2016/5/9/chartex" xmlns:cx4="http://schemas.microsoft.com/office/drawing/2016/5/10/chartex" xmlns:cx5="http://schemas.microsoft.com/office/drawing/2016/5/11/chartex" xmlns:cx6="http://schemas.microsoft.com/office/drawing/2016/5/12/chartex" xmlns:cx7="http://schemas.microsoft.com/office/drawing/2016/5/13/chartex" xmlns:cx8="http://schemas.microsoft.com/office/drawing/2016/5/14/chartex" xmlns:mc="http://schemas.openxmlformats.org/markup-compatibility/2006" xmlns:aink="http://schemas.microsoft.com/office/drawing/2016/ink" xmlns:am3d="http://schemas.microsoft.com/office/drawing/2017/model3d" xmlns:o="urn:schemas-microsoft-com:office:office" xmlns:oel="http://schemas.microsoft.com/office/2019/extlst" xmlns:r="http://schemas.openxmlformats.org/officeDocument/2006/relationships" xmlns:m="http://schemas.openxmlformats.org/officeDocument/2006/math" xmlns:v="urn:schemas-microsoft-com:vml" xmlns:wp14="http://schemas.microsoft.com/office/word/2010/wordprocessingDrawing" xmlns:wp="http://schemas.openxmlformats.org/drawingml/2006/wordprocessingDrawing" xmlns:w10="urn:schemas-microsoft-com:office:word" xmlns:w="http://schemas.openxmlformats.org/wordprocessingml/2006/main" xmlns:w14="http://schemas.microsoft.com/office/word/2010/wordml" xmlns:w15="http://schemas.microsoft.com/office/word/2012/wordml" xmlns:w16cex="http://schemas.microsoft.com/office/word/2018/wordml/cex" xmlns:w16cid="http://schemas.microsoft.com/office/word/2016/wordml/cid" xmlns:w16="http://schemas.microsoft.com/office/word/2018/wordml" xmlns:w16du="http://schemas.microsoft.com/office/word/2023/wordml/word16du" xmlns:w16sdtdh="http://schemas.microsoft.com/office/word/2020/wordml/sdtdatahash" xmlns:w16sdtfl="http://schemas.microsoft.com/office/word/2024/wordml/sdtformatlock" xmlns:w16se="http://schemas.microsoft.com/office/word/2015/wordml/symex" xmlns:wpg="http://schemas.microsoft.com/office/word/2010/wordprocessingGroup" xmlns:wpi="http://schemas.microsoft.com/office/word/2010/wordprocessingInk" xmlns:wne="http://schemas.microsoft.com/office/word/2006/wordml" xmlns:wps="http://schemas.microsoft.com/office/word/2010/wordprocessingShape" mc:Ignorable="w14 w15 w16se w16cid w16 w16cex w16sdtdh w16sdtfl w16du wp14">
+<w:ftr xmlns:wpc="http://schemas.microsoft.com/office/word/2010/wordprocessingCanvas" xmlns:cx="http://schemas.microsoft.com/office/drawing/2014/chartex" xmlns:cx1="http://schemas.microsoft.com/office/drawing/2015/9/8/chartex" xmlns:cx2="http://schemas.microsoft.com/office/drawing/2015/10/21/chartex" xmlns:cx3="http://schemas.microsoft.com/office/drawing/2016/5/9/chartex" xmlns:cx4="http://schemas.microsoft.com/office/drawing/2016/5/10/chartex" xmlns:cx5="http://schemas.microsoft.com/office/drawing/2016/5/11/chartex" xmlns:cx6="http://schemas.microsoft.com/office/drawing/2016/5/12/chartex" xmlns:cx7="http://schemas.microsoft.com/office/drawing/2016/5/13/chartex" xmlns:cx8="http://schemas.microsoft.com/office/drawing/2016/5/14/chartex" xmlns:mc="http://schemas.openxmlformats.org/markup-compatibility/2006" xmlns:aink="http://schemas.microsoft.com/office/drawing/2016/ink" xmlns:am3d="http://schemas.microsoft.com/office/drawing/2017/model3d" xmlns:o="urn:schemas-microsoft-com:office:office" xmlns:r="http://schemas.openxmlformats.org/officeDocument/2006/relationships" xmlns:m="http://schemas.openxmlformats.org/officeDocument/2006/math" xmlns:v="urn:schemas-microsoft-com:vml" xmlns:wp14="http://schemas.microsoft.com/office/word/2010/wordprocessingDrawing" xmlns:wp="http://schemas.openxmlformats.org/drawingml/2006/wordprocessingDrawing" xmlns:w10="urn:schemas-microsoft-com:office:word" xmlns:w="http://schemas.openxmlformats.org/wordprocessingml/2006/main" xmlns:w14="http://schemas.microsoft.com/office/word/2010/wordml" xmlns:w15="http://schemas.microsoft.com/office/word/2012/wordml" xmlns:w16cex="http://schemas.microsoft.com/office/word/2018/wordml/cex" xmlns:w16cid="http://schemas.microsoft.com/office/word/2016/wordml/cid" xmlns:w16="http://schemas.microsoft.com/office/word/2018/wordml" xmlns:w16sdtdh="http://schemas.microsoft.com/office/word/2020/wordml/sdtdatahash" xmlns:w16se="http://schemas.microsoft.com/office/word/2015/wordml/symex" xmlns:wpg="http://schemas.microsoft.com/office/word/2010/wordprocessingGroup" xmlns:wpi="http://schemas.microsoft.com/office/word/2010/wordprocessingInk" xmlns:wne="http://schemas.microsoft.com/office/word/2006/wordml" xmlns:wps="http://schemas.microsoft.com/office/word/2010/wordprocessingShape" mc:Ignorable="w14 w15 w16se w16cid w16 w16cex w16sdtdh wp14">
   <w:sdt>
     <w:sdtPr>
       <w:id w:val="-1539494705"/>
@@ -11824,7 +12180,7 @@
 </file>
 
 <file path=word/footer3.xml><?xml version="1.0" encoding="utf-8"?>
-<w:ftr xmlns:wpc="http://schemas.microsoft.com/office/word/2010/wordprocessingCanvas" xmlns:cx="http://schemas.microsoft.com/office/drawing/2014/chartex" xmlns:cx1="http://schemas.microsoft.com/office/drawing/2015/9/8/chartex" xmlns:cx2="http://schemas.microsoft.com/office/drawing/2015/10/21/chartex" xmlns:cx3="http://schemas.microsoft.com/office/drawing/2016/5/9/chartex" xmlns:cx4="http://schemas.microsoft.com/office/drawing/2016/5/10/chartex" xmlns:cx5="http://schemas.microsoft.com/office/drawing/2016/5/11/chartex" xmlns:cx6="http://schemas.microsoft.com/office/drawing/2016/5/12/chartex" xmlns:cx7="http://schemas.microsoft.com/office/drawing/2016/5/13/chartex" xmlns:cx8="http://schemas.microsoft.com/office/drawing/2016/5/14/chartex" xmlns:mc="http://schemas.openxmlformats.org/markup-compatibility/2006" xmlns:aink="http://schemas.microsoft.com/office/drawing/2016/ink" xmlns:am3d="http://schemas.microsoft.com/office/drawing/2017/model3d" xmlns:o="urn:schemas-microsoft-com:office:office" xmlns:oel="http://schemas.microsoft.com/office/2019/extlst" xmlns:r="http://schemas.openxmlformats.org/officeDocument/2006/relationships" xmlns:m="http://schemas.openxmlformats.org/officeDocument/2006/math" xmlns:v="urn:schemas-microsoft-com:vml" xmlns:wp14="http://schemas.microsoft.com/office/word/2010/wordprocessingDrawing" xmlns:wp="http://schemas.openxmlformats.org/drawingml/2006/wordprocessingDrawing" xmlns:w10="urn:schemas-microsoft-com:office:word" xmlns:w="http://schemas.openxmlformats.org/wordprocessingml/2006/main" xmlns:w14="http://schemas.microsoft.com/office/word/2010/wordml" xmlns:w15="http://schemas.microsoft.com/office/word/2012/wordml" xmlns:w16cex="http://schemas.microsoft.com/office/word/2018/wordml/cex" xmlns:w16cid="http://schemas.microsoft.com/office/word/2016/wordml/cid" xmlns:w16="http://schemas.microsoft.com/office/word/2018/wordml" xmlns:w16du="http://schemas.microsoft.com/office/word/2023/wordml/word16du" xmlns:w16sdtdh="http://schemas.microsoft.com/office/word/2020/wordml/sdtdatahash" xmlns:w16sdtfl="http://schemas.microsoft.com/office/word/2024/wordml/sdtformatlock" xmlns:w16se="http://schemas.microsoft.com/office/word/2015/wordml/symex" xmlns:wpg="http://schemas.microsoft.com/office/word/2010/wordprocessingGroup" xmlns:wpi="http://schemas.microsoft.com/office/word/2010/wordprocessingInk" xmlns:wne="http://schemas.microsoft.com/office/word/2006/wordml" xmlns:wps="http://schemas.microsoft.com/office/word/2010/wordprocessingShape" mc:Ignorable="w14 w15 w16se w16cid w16 w16cex w16sdtdh w16sdtfl w16du wp14">
+<w:ftr xmlns:wpc="http://schemas.microsoft.com/office/word/2010/wordprocessingCanvas" xmlns:cx="http://schemas.microsoft.com/office/drawing/2014/chartex" xmlns:cx1="http://schemas.microsoft.com/office/drawing/2015/9/8/chartex" xmlns:cx2="http://schemas.microsoft.com/office/drawing/2015/10/21/chartex" xmlns:cx3="http://schemas.microsoft.com/office/drawing/2016/5/9/chartex" xmlns:cx4="http://schemas.microsoft.com/office/drawing/2016/5/10/chartex" xmlns:cx5="http://schemas.microsoft.com/office/drawing/2016/5/11/chartex" xmlns:cx6="http://schemas.microsoft.com/office/drawing/2016/5/12/chartex" xmlns:cx7="http://schemas.microsoft.com/office/drawing/2016/5/13/chartex" xmlns:cx8="http://schemas.microsoft.com/office/drawing/2016/5/14/chartex" xmlns:mc="http://schemas.openxmlformats.org/markup-compatibility/2006" xmlns:aink="http://schemas.microsoft.com/office/drawing/2016/ink" xmlns:am3d="http://schemas.microsoft.com/office/drawing/2017/model3d" xmlns:o="urn:schemas-microsoft-com:office:office" xmlns:r="http://schemas.openxmlformats.org/officeDocument/2006/relationships" xmlns:m="http://schemas.openxmlformats.org/officeDocument/2006/math" xmlns:v="urn:schemas-microsoft-com:vml" xmlns:wp14="http://schemas.microsoft.com/office/word/2010/wordprocessingDrawing" xmlns:wp="http://schemas.openxmlformats.org/drawingml/2006/wordprocessingDrawing" xmlns:w10="urn:schemas-microsoft-com:office:word" xmlns:w="http://schemas.openxmlformats.org/wordprocessingml/2006/main" xmlns:w14="http://schemas.microsoft.com/office/word/2010/wordml" xmlns:w15="http://schemas.microsoft.com/office/word/2012/wordml" xmlns:w16cex="http://schemas.microsoft.com/office/word/2018/wordml/cex" xmlns:w16cid="http://schemas.microsoft.com/office/word/2016/wordml/cid" xmlns:w16="http://schemas.microsoft.com/office/word/2018/wordml" xmlns:w16sdtdh="http://schemas.microsoft.com/office/word/2020/wordml/sdtdatahash" xmlns:w16se="http://schemas.microsoft.com/office/word/2015/wordml/symex" xmlns:wpg="http://schemas.microsoft.com/office/word/2010/wordprocessingGroup" xmlns:wpi="http://schemas.microsoft.com/office/word/2010/wordprocessingInk" xmlns:wne="http://schemas.microsoft.com/office/word/2006/wordml" xmlns:wps="http://schemas.microsoft.com/office/word/2010/wordprocessingShape" mc:Ignorable="w14 w15 w16se w16cid w16 w16cex w16sdtdh wp14">
   <w:p>
     <w:pPr>
       <w:pStyle w:val="aa"/>
@@ -11834,7 +12190,7 @@
 </file>
 
 <file path=word/footnotes.xml><?xml version="1.0" encoding="utf-8"?>
-<w:footnotes xmlns:wpc="http://schemas.microsoft.com/office/word/2010/wordprocessingCanvas" xmlns:cx="http://schemas.microsoft.com/office/drawing/2014/chartex" xmlns:cx1="http://schemas.microsoft.com/office/drawing/2015/9/8/chartex" xmlns:cx2="http://schemas.microsoft.com/office/drawing/2015/10/21/chartex" xmlns:cx3="http://schemas.microsoft.com/office/drawing/2016/5/9/chartex" xmlns:cx4="http://schemas.microsoft.com/office/drawing/2016/5/10/chartex" xmlns:cx5="http://schemas.microsoft.com/office/drawing/2016/5/11/chartex" xmlns:cx6="http://schemas.microsoft.com/office/drawing/2016/5/12/chartex" xmlns:cx7="http://schemas.microsoft.com/office/drawing/2016/5/13/chartex" xmlns:cx8="http://schemas.microsoft.com/office/drawing/2016/5/14/chartex" xmlns:mc="http://schemas.openxmlformats.org/markup-compatibility/2006" xmlns:aink="http://schemas.microsoft.com/office/drawing/2016/ink" xmlns:am3d="http://schemas.microsoft.com/office/drawing/2017/model3d" xmlns:o="urn:schemas-microsoft-com:office:office" xmlns:oel="http://schemas.microsoft.com/office/2019/extlst" xmlns:r="http://schemas.openxmlformats.org/officeDocument/2006/relationships" xmlns:m="http://schemas.openxmlformats.org/officeDocument/2006/math" xmlns:v="urn:schemas-microsoft-com:vml" xmlns:wp14="http://schemas.microsoft.com/office/word/2010/wordprocessingDrawing" xmlns:wp="http://schemas.openxmlformats.org/drawingml/2006/wordprocessingDrawing" xmlns:w10="urn:schemas-microsoft-com:office:word" xmlns:w="http://schemas.openxmlformats.org/wordprocessingml/2006/main" xmlns:w14="http://schemas.microsoft.com/office/word/2010/wordml" xmlns:w15="http://schemas.microsoft.com/office/word/2012/wordml" xmlns:w16cex="http://schemas.microsoft.com/office/word/2018/wordml/cex" xmlns:w16cid="http://schemas.microsoft.com/office/word/2016/wordml/cid" xmlns:w16="http://schemas.microsoft.com/office/word/2018/wordml" xmlns:w16du="http://schemas.microsoft.com/office/word/2023/wordml/word16du" xmlns:w16sdtdh="http://schemas.microsoft.com/office/word/2020/wordml/sdtdatahash" xmlns:w16sdtfl="http://schemas.microsoft.com/office/word/2024/wordml/sdtformatlock" xmlns:w16se="http://schemas.microsoft.com/office/word/2015/wordml/symex" xmlns:wpg="http://schemas.microsoft.com/office/word/2010/wordprocessingGroup" xmlns:wpi="http://schemas.microsoft.com/office/word/2010/wordprocessingInk" xmlns:wne="http://schemas.microsoft.com/office/word/2006/wordml" xmlns:wps="http://schemas.microsoft.com/office/word/2010/wordprocessingShape" mc:Ignorable="w14 w15 w16se w16cid w16 w16cex w16sdtdh w16sdtfl w16du wp14">
+<w:footnotes xmlns:wpc="http://schemas.microsoft.com/office/word/2010/wordprocessingCanvas" xmlns:cx="http://schemas.microsoft.com/office/drawing/2014/chartex" xmlns:cx1="http://schemas.microsoft.com/office/drawing/2015/9/8/chartex" xmlns:cx2="http://schemas.microsoft.com/office/drawing/2015/10/21/chartex" xmlns:cx3="http://schemas.microsoft.com/office/drawing/2016/5/9/chartex" xmlns:cx4="http://schemas.microsoft.com/office/drawing/2016/5/10/chartex" xmlns:cx5="http://schemas.microsoft.com/office/drawing/2016/5/11/chartex" xmlns:cx6="http://schemas.microsoft.com/office/drawing/2016/5/12/chartex" xmlns:cx7="http://schemas.microsoft.com/office/drawing/2016/5/13/chartex" xmlns:cx8="http://schemas.microsoft.com/office/drawing/2016/5/14/chartex" xmlns:mc="http://schemas.openxmlformats.org/markup-compatibility/2006" xmlns:aink="http://schemas.microsoft.com/office/drawing/2016/ink" xmlns:am3d="http://schemas.microsoft.com/office/drawing/2017/model3d" xmlns:o="urn:schemas-microsoft-com:office:office" xmlns:r="http://schemas.openxmlformats.org/officeDocument/2006/relationships" xmlns:m="http://schemas.openxmlformats.org/officeDocument/2006/math" xmlns:v="urn:schemas-microsoft-com:vml" xmlns:wp14="http://schemas.microsoft.com/office/word/2010/wordprocessingDrawing" xmlns:wp="http://schemas.openxmlformats.org/drawingml/2006/wordprocessingDrawing" xmlns:w10="urn:schemas-microsoft-com:office:word" xmlns:w="http://schemas.openxmlformats.org/wordprocessingml/2006/main" xmlns:w14="http://schemas.microsoft.com/office/word/2010/wordml" xmlns:w15="http://schemas.microsoft.com/office/word/2012/wordml" xmlns:w16cex="http://schemas.microsoft.com/office/word/2018/wordml/cex" xmlns:w16cid="http://schemas.microsoft.com/office/word/2016/wordml/cid" xmlns:w16="http://schemas.microsoft.com/office/word/2018/wordml" xmlns:w16sdtdh="http://schemas.microsoft.com/office/word/2020/wordml/sdtdatahash" xmlns:w16se="http://schemas.microsoft.com/office/word/2015/wordml/symex" xmlns:wpg="http://schemas.microsoft.com/office/word/2010/wordprocessingGroup" xmlns:wpi="http://schemas.microsoft.com/office/word/2010/wordprocessingInk" xmlns:wne="http://schemas.microsoft.com/office/word/2006/wordml" xmlns:wps="http://schemas.microsoft.com/office/word/2010/wordprocessingShape" mc:Ignorable="w14 w15 w16se w16cid w16 w16cex w16sdtdh wp14">
   <w:footnote w:type="separator" w:id="-1">
     <w:p>
       <w:pPr>
@@ -11859,7 +12215,7 @@
 </file>
 
 <file path=word/header1.xml><?xml version="1.0" encoding="utf-8"?>
-<w:hdr xmlns:wpc="http://schemas.microsoft.com/office/word/2010/wordprocessingCanvas" xmlns:cx="http://schemas.microsoft.com/office/drawing/2014/chartex" xmlns:cx1="http://schemas.microsoft.com/office/drawing/2015/9/8/chartex" xmlns:cx2="http://schemas.microsoft.com/office/drawing/2015/10/21/chartex" xmlns:cx3="http://schemas.microsoft.com/office/drawing/2016/5/9/chartex" xmlns:cx4="http://schemas.microsoft.com/office/drawing/2016/5/10/chartex" xmlns:cx5="http://schemas.microsoft.com/office/drawing/2016/5/11/chartex" xmlns:cx6="http://schemas.microsoft.com/office/drawing/2016/5/12/chartex" xmlns:cx7="http://schemas.microsoft.com/office/drawing/2016/5/13/chartex" xmlns:cx8="http://schemas.microsoft.com/office/drawing/2016/5/14/chartex" xmlns:mc="http://schemas.openxmlformats.org/markup-compatibility/2006" xmlns:aink="http://schemas.microsoft.com/office/drawing/2016/ink" xmlns:am3d="http://schemas.microsoft.com/office/drawing/2017/model3d" xmlns:o="urn:schemas-microsoft-com:office:office" xmlns:oel="http://schemas.microsoft.com/office/2019/extlst" xmlns:r="http://schemas.openxmlformats.org/officeDocument/2006/relationships" xmlns:m="http://schemas.openxmlformats.org/officeDocument/2006/math" xmlns:v="urn:schemas-microsoft-com:vml" xmlns:wp14="http://schemas.microsoft.com/office/word/2010/wordprocessingDrawing" xmlns:wp="http://schemas.openxmlformats.org/drawingml/2006/wordprocessingDrawing" xmlns:w10="urn:schemas-microsoft-com:office:word" xmlns:w="http://schemas.openxmlformats.org/wordprocessingml/2006/main" xmlns:w14="http://schemas.microsoft.com/office/word/2010/wordml" xmlns:w15="http://schemas.microsoft.com/office/word/2012/wordml" xmlns:w16cex="http://schemas.microsoft.com/office/word/2018/wordml/cex" xmlns:w16cid="http://schemas.microsoft.com/office/word/2016/wordml/cid" xmlns:w16="http://schemas.microsoft.com/office/word/2018/wordml" xmlns:w16du="http://schemas.microsoft.com/office/word/2023/wordml/word16du" xmlns:w16sdtdh="http://schemas.microsoft.com/office/word/2020/wordml/sdtdatahash" xmlns:w16sdtfl="http://schemas.microsoft.com/office/word/2024/wordml/sdtformatlock" xmlns:w16se="http://schemas.microsoft.com/office/word/2015/wordml/symex" xmlns:wpg="http://schemas.microsoft.com/office/word/2010/wordprocessingGroup" xmlns:wpi="http://schemas.microsoft.com/office/word/2010/wordprocessingInk" xmlns:wne="http://schemas.microsoft.com/office/word/2006/wordml" xmlns:wps="http://schemas.microsoft.com/office/word/2010/wordprocessingShape" mc:Ignorable="w14 w15 w16se w16cid w16 w16cex w16sdtdh w16sdtfl w16du wp14">
+<w:hdr xmlns:wpc="http://schemas.microsoft.com/office/word/2010/wordprocessingCanvas" xmlns:cx="http://schemas.microsoft.com/office/drawing/2014/chartex" xmlns:cx1="http://schemas.microsoft.com/office/drawing/2015/9/8/chartex" xmlns:cx2="http://schemas.microsoft.com/office/drawing/2015/10/21/chartex" xmlns:cx3="http://schemas.microsoft.com/office/drawing/2016/5/9/chartex" xmlns:cx4="http://schemas.microsoft.com/office/drawing/2016/5/10/chartex" xmlns:cx5="http://schemas.microsoft.com/office/drawing/2016/5/11/chartex" xmlns:cx6="http://schemas.microsoft.com/office/drawing/2016/5/12/chartex" xmlns:cx7="http://schemas.microsoft.com/office/drawing/2016/5/13/chartex" xmlns:cx8="http://schemas.microsoft.com/office/drawing/2016/5/14/chartex" xmlns:mc="http://schemas.openxmlformats.org/markup-compatibility/2006" xmlns:aink="http://schemas.microsoft.com/office/drawing/2016/ink" xmlns:am3d="http://schemas.microsoft.com/office/drawing/2017/model3d" xmlns:o="urn:schemas-microsoft-com:office:office" xmlns:r="http://schemas.openxmlformats.org/officeDocument/2006/relationships" xmlns:m="http://schemas.openxmlformats.org/officeDocument/2006/math" xmlns:v="urn:schemas-microsoft-com:vml" xmlns:wp14="http://schemas.microsoft.com/office/word/2010/wordprocessingDrawing" xmlns:wp="http://schemas.openxmlformats.org/drawingml/2006/wordprocessingDrawing" xmlns:w10="urn:schemas-microsoft-com:office:word" xmlns:w="http://schemas.openxmlformats.org/wordprocessingml/2006/main" xmlns:w14="http://schemas.microsoft.com/office/word/2010/wordml" xmlns:w15="http://schemas.microsoft.com/office/word/2012/wordml" xmlns:w16cex="http://schemas.microsoft.com/office/word/2018/wordml/cex" xmlns:w16cid="http://schemas.microsoft.com/office/word/2016/wordml/cid" xmlns:w16="http://schemas.microsoft.com/office/word/2018/wordml" xmlns:w16sdtdh="http://schemas.microsoft.com/office/word/2020/wordml/sdtdatahash" xmlns:w16se="http://schemas.microsoft.com/office/word/2015/wordml/symex" xmlns:wpg="http://schemas.microsoft.com/office/word/2010/wordprocessingGroup" xmlns:wpi="http://schemas.microsoft.com/office/word/2010/wordprocessingInk" xmlns:wne="http://schemas.microsoft.com/office/word/2006/wordml" xmlns:wps="http://schemas.microsoft.com/office/word/2010/wordprocessingShape" mc:Ignorable="w14 w15 w16se w16cid w16 w16cex w16sdtdh wp14">
   <w:p>
     <w:pPr>
       <w:pStyle w:val="a8"/>
@@ -11869,7 +12225,7 @@
 </file>
 
 <file path=word/header2.xml><?xml version="1.0" encoding="utf-8"?>
-<w:hdr xmlns:wpc="http://schemas.microsoft.com/office/word/2010/wordprocessingCanvas" xmlns:cx="http://schemas.microsoft.com/office/drawing/2014/chartex" xmlns:cx1="http://schemas.microsoft.com/office/drawing/2015/9/8/chartex" xmlns:cx2="http://schemas.microsoft.com/office/drawing/2015/10/21/chartex" xmlns:cx3="http://schemas.microsoft.com/office/drawing/2016/5/9/chartex" xmlns:cx4="http://schemas.microsoft.com/office/drawing/2016/5/10/chartex" xmlns:cx5="http://schemas.microsoft.com/office/drawing/2016/5/11/chartex" xmlns:cx6="http://schemas.microsoft.com/office/drawing/2016/5/12/chartex" xmlns:cx7="http://schemas.microsoft.com/office/drawing/2016/5/13/chartex" xmlns:cx8="http://schemas.microsoft.com/office/drawing/2016/5/14/chartex" xmlns:mc="http://schemas.openxmlformats.org/markup-compatibility/2006" xmlns:aink="http://schemas.microsoft.com/office/drawing/2016/ink" xmlns:am3d="http://schemas.microsoft.com/office/drawing/2017/model3d" xmlns:o="urn:schemas-microsoft-com:office:office" xmlns:oel="http://schemas.microsoft.com/office/2019/extlst" xmlns:r="http://schemas.openxmlformats.org/officeDocument/2006/relationships" xmlns:m="http://schemas.openxmlformats.org/officeDocument/2006/math" xmlns:v="urn:schemas-microsoft-com:vml" xmlns:wp14="http://schemas.microsoft.com/office/word/2010/wordprocessingDrawing" xmlns:wp="http://schemas.openxmlformats.org/drawingml/2006/wordprocessingDrawing" xmlns:w10="urn:schemas-microsoft-com:office:word" xmlns:w="http://schemas.openxmlformats.org/wordprocessingml/2006/main" xmlns:w14="http://schemas.microsoft.com/office/word/2010/wordml" xmlns:w15="http://schemas.microsoft.com/office/word/2012/wordml" xmlns:w16cex="http://schemas.microsoft.com/office/word/2018/wordml/cex" xmlns:w16cid="http://schemas.microsoft.com/office/word/2016/wordml/cid" xmlns:w16="http://schemas.microsoft.com/office/word/2018/wordml" xmlns:w16du="http://schemas.microsoft.com/office/word/2023/wordml/word16du" xmlns:w16sdtdh="http://schemas.microsoft.com/office/word/2020/wordml/sdtdatahash" xmlns:w16sdtfl="http://schemas.microsoft.com/office/word/2024/wordml/sdtformatlock" xmlns:w16se="http://schemas.microsoft.com/office/word/2015/wordml/symex" xmlns:wpg="http://schemas.microsoft.com/office/word/2010/wordprocessingGroup" xmlns:wpi="http://schemas.microsoft.com/office/word/2010/wordprocessingInk" xmlns:wne="http://schemas.microsoft.com/office/word/2006/wordml" xmlns:wps="http://schemas.microsoft.com/office/word/2010/wordprocessingShape" mc:Ignorable="w14 w15 w16se w16cid w16 w16cex w16sdtdh w16sdtfl w16du wp14">
+<w:hdr xmlns:wpc="http://schemas.microsoft.com/office/word/2010/wordprocessingCanvas" xmlns:cx="http://schemas.microsoft.com/office/drawing/2014/chartex" xmlns:cx1="http://schemas.microsoft.com/office/drawing/2015/9/8/chartex" xmlns:cx2="http://schemas.microsoft.com/office/drawing/2015/10/21/chartex" xmlns:cx3="http://schemas.microsoft.com/office/drawing/2016/5/9/chartex" xmlns:cx4="http://schemas.microsoft.com/office/drawing/2016/5/10/chartex" xmlns:cx5="http://schemas.microsoft.com/office/drawing/2016/5/11/chartex" xmlns:cx6="http://schemas.microsoft.com/office/drawing/2016/5/12/chartex" xmlns:cx7="http://schemas.microsoft.com/office/drawing/2016/5/13/chartex" xmlns:cx8="http://schemas.microsoft.com/office/drawing/2016/5/14/chartex" xmlns:mc="http://schemas.openxmlformats.org/markup-compatibility/2006" xmlns:aink="http://schemas.microsoft.com/office/drawing/2016/ink" xmlns:am3d="http://schemas.microsoft.com/office/drawing/2017/model3d" xmlns:o="urn:schemas-microsoft-com:office:office" xmlns:r="http://schemas.openxmlformats.org/officeDocument/2006/relationships" xmlns:m="http://schemas.openxmlformats.org/officeDocument/2006/math" xmlns:v="urn:schemas-microsoft-com:vml" xmlns:wp14="http://schemas.microsoft.com/office/word/2010/wordprocessingDrawing" xmlns:wp="http://schemas.openxmlformats.org/drawingml/2006/wordprocessingDrawing" xmlns:w10="urn:schemas-microsoft-com:office:word" xmlns:w="http://schemas.openxmlformats.org/wordprocessingml/2006/main" xmlns:w14="http://schemas.microsoft.com/office/word/2010/wordml" xmlns:w15="http://schemas.microsoft.com/office/word/2012/wordml" xmlns:w16cex="http://schemas.microsoft.com/office/word/2018/wordml/cex" xmlns:w16cid="http://schemas.microsoft.com/office/word/2016/wordml/cid" xmlns:w16="http://schemas.microsoft.com/office/word/2018/wordml" xmlns:w16sdtdh="http://schemas.microsoft.com/office/word/2020/wordml/sdtdatahash" xmlns:w16se="http://schemas.microsoft.com/office/word/2015/wordml/symex" xmlns:wpg="http://schemas.microsoft.com/office/word/2010/wordprocessingGroup" xmlns:wpi="http://schemas.microsoft.com/office/word/2010/wordprocessingInk" xmlns:wne="http://schemas.microsoft.com/office/word/2006/wordml" xmlns:wps="http://schemas.microsoft.com/office/word/2010/wordprocessingShape" mc:Ignorable="w14 w15 w16se w16cid w16 w16cex w16sdtdh wp14">
   <w:p>
     <w:pPr>
       <w:pStyle w:val="a8"/>
@@ -11879,7 +12235,7 @@
 </file>
 
 <file path=word/header3.xml><?xml version="1.0" encoding="utf-8"?>
-<w:hdr xmlns:wpc="http://schemas.microsoft.com/office/word/2010/wordprocessingCanvas" xmlns:cx="http://schemas.microsoft.com/office/drawing/2014/chartex" xmlns:cx1="http://schemas.microsoft.com/office/drawing/2015/9/8/chartex" xmlns:cx2="http://schemas.microsoft.com/office/drawing/2015/10/21/chartex" xmlns:cx3="http://schemas.microsoft.com/office/drawing/2016/5/9/chartex" xmlns:cx4="http://schemas.microsoft.com/office/drawing/2016/5/10/chartex" xmlns:cx5="http://schemas.microsoft.com/office/drawing/2016/5/11/chartex" xmlns:cx6="http://schemas.microsoft.com/office/drawing/2016/5/12/chartex" xmlns:cx7="http://schemas.microsoft.com/office/drawing/2016/5/13/chartex" xmlns:cx8="http://schemas.microsoft.com/office/drawing/2016/5/14/chartex" xmlns:mc="http://schemas.openxmlformats.org/markup-compatibility/2006" xmlns:aink="http://schemas.microsoft.com/office/drawing/2016/ink" xmlns:am3d="http://schemas.microsoft.com/office/drawing/2017/model3d" xmlns:o="urn:schemas-microsoft-com:office:office" xmlns:oel="http://schemas.microsoft.com/office/2019/extlst" xmlns:r="http://schemas.openxmlformats.org/officeDocument/2006/relationships" xmlns:m="http://schemas.openxmlformats.org/officeDocument/2006/math" xmlns:v="urn:schemas-microsoft-com:vml" xmlns:wp14="http://schemas.microsoft.com/office/word/2010/wordprocessingDrawing" xmlns:wp="http://schemas.openxmlformats.org/drawingml/2006/wordprocessingDrawing" xmlns:w10="urn:schemas-microsoft-com:office:word" xmlns:w="http://schemas.openxmlformats.org/wordprocessingml/2006/main" xmlns:w14="http://schemas.microsoft.com/office/word/2010/wordml" xmlns:w15="http://schemas.microsoft.com/office/word/2012/wordml" xmlns:w16cex="http://schemas.microsoft.com/office/word/2018/wordml/cex" xmlns:w16cid="http://schemas.microsoft.com/office/word/2016/wordml/cid" xmlns:w16="http://schemas.microsoft.com/office/word/2018/wordml" xmlns:w16du="http://schemas.microsoft.com/office/word/2023/wordml/word16du" xmlns:w16sdtdh="http://schemas.microsoft.com/office/word/2020/wordml/sdtdatahash" xmlns:w16sdtfl="http://schemas.microsoft.com/office/word/2024/wordml/sdtformatlock" xmlns:w16se="http://schemas.microsoft.com/office/word/2015/wordml/symex" xmlns:wpg="http://schemas.microsoft.com/office/word/2010/wordprocessingGroup" xmlns:wpi="http://schemas.microsoft.com/office/word/2010/wordprocessingInk" xmlns:wne="http://schemas.microsoft.com/office/word/2006/wordml" xmlns:wps="http://schemas.microsoft.com/office/word/2010/wordprocessingShape" mc:Ignorable="w14 w15 w16se w16cid w16 w16cex w16sdtdh w16sdtfl w16du wp14">
+<w:hdr xmlns:wpc="http://schemas.microsoft.com/office/word/2010/wordprocessingCanvas" xmlns:cx="http://schemas.microsoft.com/office/drawing/2014/chartex" xmlns:cx1="http://schemas.microsoft.com/office/drawing/2015/9/8/chartex" xmlns:cx2="http://schemas.microsoft.com/office/drawing/2015/10/21/chartex" xmlns:cx3="http://schemas.microsoft.com/office/drawing/2016/5/9/chartex" xmlns:cx4="http://schemas.microsoft.com/office/drawing/2016/5/10/chartex" xmlns:cx5="http://schemas.microsoft.com/office/drawing/2016/5/11/chartex" xmlns:cx6="http://schemas.microsoft.com/office/drawing/2016/5/12/chartex" xmlns:cx7="http://schemas.microsoft.com/office/drawing/2016/5/13/chartex" xmlns:cx8="http://schemas.microsoft.com/office/drawing/2016/5/14/chartex" xmlns:mc="http://schemas.openxmlformats.org/markup-compatibility/2006" xmlns:aink="http://schemas.microsoft.com/office/drawing/2016/ink" xmlns:am3d="http://schemas.microsoft.com/office/drawing/2017/model3d" xmlns:o="urn:schemas-microsoft-com:office:office" xmlns:r="http://schemas.openxmlformats.org/officeDocument/2006/relationships" xmlns:m="http://schemas.openxmlformats.org/officeDocument/2006/math" xmlns:v="urn:schemas-microsoft-com:vml" xmlns:wp14="http://schemas.microsoft.com/office/word/2010/wordprocessingDrawing" xmlns:wp="http://schemas.openxmlformats.org/drawingml/2006/wordprocessingDrawing" xmlns:w10="urn:schemas-microsoft-com:office:word" xmlns:w="http://schemas.openxmlformats.org/wordprocessingml/2006/main" xmlns:w14="http://schemas.microsoft.com/office/word/2010/wordml" xmlns:w15="http://schemas.microsoft.com/office/word/2012/wordml" xmlns:w16cex="http://schemas.microsoft.com/office/word/2018/wordml/cex" xmlns:w16cid="http://schemas.microsoft.com/office/word/2016/wordml/cid" xmlns:w16="http://schemas.microsoft.com/office/word/2018/wordml" xmlns:w16sdtdh="http://schemas.microsoft.com/office/word/2020/wordml/sdtdatahash" xmlns:w16se="http://schemas.microsoft.com/office/word/2015/wordml/symex" xmlns:wpg="http://schemas.microsoft.com/office/word/2010/wordprocessingGroup" xmlns:wpi="http://schemas.microsoft.com/office/word/2010/wordprocessingInk" xmlns:wne="http://schemas.microsoft.com/office/word/2006/wordml" xmlns:wps="http://schemas.microsoft.com/office/word/2010/wordprocessingShape" mc:Ignorable="w14 w15 w16se w16cid w16 w16cex w16sdtdh wp14">
   <w:p>
     <w:pPr>
       <w:pStyle w:val="a8"/>
@@ -11889,7 +12245,7 @@
 </file>
 
 <file path=word/numbering.xml><?xml version="1.0" encoding="utf-8"?>
-<w:numbering xmlns:wpc="http://schemas.microsoft.com/office/word/2010/wordprocessingCanvas" xmlns:cx="http://schemas.microsoft.com/office/drawing/2014/chartex" xmlns:cx1="http://schemas.microsoft.com/office/drawing/2015/9/8/chartex" xmlns:cx2="http://schemas.microsoft.com/office/drawing/2015/10/21/chartex" xmlns:cx3="http://schemas.microsoft.com/office/drawing/2016/5/9/chartex" xmlns:cx4="http://schemas.microsoft.com/office/drawing/2016/5/10/chartex" xmlns:cx5="http://schemas.microsoft.com/office/drawing/2016/5/11/chartex" xmlns:cx6="http://schemas.microsoft.com/office/drawing/2016/5/12/chartex" xmlns:cx7="http://schemas.microsoft.com/office/drawing/2016/5/13/chartex" xmlns:cx8="http://schemas.microsoft.com/office/drawing/2016/5/14/chartex" xmlns:mc="http://schemas.openxmlformats.org/markup-compatibility/2006" xmlns:aink="http://schemas.microsoft.com/office/drawing/2016/ink" xmlns:am3d="http://schemas.microsoft.com/office/drawing/2017/model3d" xmlns:o="urn:schemas-microsoft-com:office:office" xmlns:oel="http://schemas.microsoft.com/office/2019/extlst" xmlns:r="http://schemas.openxmlformats.org/officeDocument/2006/relationships" xmlns:m="http://schemas.openxmlformats.org/officeDocument/2006/math" xmlns:v="urn:schemas-microsoft-com:vml" xmlns:wp14="http://schemas.microsoft.com/office/word/2010/wordprocessingDrawing" xmlns:wp="http://schemas.openxmlformats.org/drawingml/2006/wordprocessingDrawing" xmlns:w10="urn:schemas-microsoft-com:office:word" xmlns:w="http://schemas.openxmlformats.org/wordprocessingml/2006/main" xmlns:w14="http://schemas.microsoft.com/office/word/2010/wordml" xmlns:w15="http://schemas.microsoft.com/office/word/2012/wordml" xmlns:w16cex="http://schemas.microsoft.com/office/word/2018/wordml/cex" xmlns:w16cid="http://schemas.microsoft.com/office/word/2016/wordml/cid" xmlns:w16="http://schemas.microsoft.com/office/word/2018/wordml" xmlns:w16du="http://schemas.microsoft.com/office/word/2023/wordml/word16du" xmlns:w16sdtdh="http://schemas.microsoft.com/office/word/2020/wordml/sdtdatahash" xmlns:w16sdtfl="http://schemas.microsoft.com/office/word/2024/wordml/sdtformatlock" xmlns:w16se="http://schemas.microsoft.com/office/word/2015/wordml/symex" xmlns:wpg="http://schemas.microsoft.com/office/word/2010/wordprocessingGroup" xmlns:wpi="http://schemas.microsoft.com/office/word/2010/wordprocessingInk" xmlns:wne="http://schemas.microsoft.com/office/word/2006/wordml" xmlns:wps="http://schemas.microsoft.com/office/word/2010/wordprocessingShape" mc:Ignorable="w14 w15 w16se w16cid w16 w16cex w16sdtdh w16sdtfl w16du wp14">
+<w:numbering xmlns:wpc="http://schemas.microsoft.com/office/word/2010/wordprocessingCanvas" xmlns:cx="http://schemas.microsoft.com/office/drawing/2014/chartex" xmlns:cx1="http://schemas.microsoft.com/office/drawing/2015/9/8/chartex" xmlns:cx2="http://schemas.microsoft.com/office/drawing/2015/10/21/chartex" xmlns:cx3="http://schemas.microsoft.com/office/drawing/2016/5/9/chartex" xmlns:cx4="http://schemas.microsoft.com/office/drawing/2016/5/10/chartex" xmlns:cx5="http://schemas.microsoft.com/office/drawing/2016/5/11/chartex" xmlns:cx6="http://schemas.microsoft.com/office/drawing/2016/5/12/chartex" xmlns:cx7="http://schemas.microsoft.com/office/drawing/2016/5/13/chartex" xmlns:cx8="http://schemas.microsoft.com/office/drawing/2016/5/14/chartex" xmlns:mc="http://schemas.openxmlformats.org/markup-compatibility/2006" xmlns:aink="http://schemas.microsoft.com/office/drawing/2016/ink" xmlns:am3d="http://schemas.microsoft.com/office/drawing/2017/model3d" xmlns:o="urn:schemas-microsoft-com:office:office" xmlns:r="http://schemas.openxmlformats.org/officeDocument/2006/relationships" xmlns:m="http://schemas.openxmlformats.org/officeDocument/2006/math" xmlns:v="urn:schemas-microsoft-com:vml" xmlns:wp14="http://schemas.microsoft.com/office/word/2010/wordprocessingDrawing" xmlns:wp="http://schemas.openxmlformats.org/drawingml/2006/wordprocessingDrawing" xmlns:w10="urn:schemas-microsoft-com:office:word" xmlns:w="http://schemas.openxmlformats.org/wordprocessingml/2006/main" xmlns:w14="http://schemas.microsoft.com/office/word/2010/wordml" xmlns:w15="http://schemas.microsoft.com/office/word/2012/wordml" xmlns:w16cex="http://schemas.microsoft.com/office/word/2018/wordml/cex" xmlns:w16cid="http://schemas.microsoft.com/office/word/2016/wordml/cid" xmlns:w16="http://schemas.microsoft.com/office/word/2018/wordml" xmlns:w16sdtdh="http://schemas.microsoft.com/office/word/2020/wordml/sdtdatahash" xmlns:w16se="http://schemas.microsoft.com/office/word/2015/wordml/symex" xmlns:wpg="http://schemas.microsoft.com/office/word/2010/wordprocessingGroup" xmlns:wpi="http://schemas.microsoft.com/office/word/2010/wordprocessingInk" xmlns:wne="http://schemas.microsoft.com/office/word/2006/wordml" xmlns:wps="http://schemas.microsoft.com/office/word/2010/wordprocessingShape" mc:Ignorable="w14 w15 w16se w16cid w16 w16cex w16sdtdh wp14">
   <w:abstractNum w:abstractNumId="0" w15:restartNumberingAfterBreak="0">
     <w:nsid w:val="D8861D71"/>
     <w:multiLevelType w:val="singleLevel"/>
@@ -12140,29 +12496,29 @@
       <w:lvlJc w:val="left"/>
     </w:lvl>
   </w:abstractNum>
-  <w:num w:numId="1" w16cid:durableId="1957443878">
+  <w:num w:numId="1">
     <w:abstractNumId w:val="3"/>
   </w:num>
-  <w:num w:numId="2" w16cid:durableId="239295545">
+  <w:num w:numId="2">
     <w:abstractNumId w:val="5"/>
   </w:num>
-  <w:num w:numId="3" w16cid:durableId="1620061264">
+  <w:num w:numId="3">
     <w:abstractNumId w:val="0"/>
   </w:num>
-  <w:num w:numId="4" w16cid:durableId="264575406">
+  <w:num w:numId="4">
     <w:abstractNumId w:val="4"/>
   </w:num>
-  <w:num w:numId="5" w16cid:durableId="1309094675">
+  <w:num w:numId="5">
     <w:abstractNumId w:val="2"/>
   </w:num>
-  <w:num w:numId="6" w16cid:durableId="1283413632">
+  <w:num w:numId="6">
     <w:abstractNumId w:val="1"/>
   </w:num>
 </w:numbering>
 </file>
 
 <file path=word/people.xml><?xml version="1.0" encoding="utf-8"?>
-<w15:people xmlns:wpc="http://schemas.microsoft.com/office/word/2010/wordprocessingCanvas" xmlns:cx="http://schemas.microsoft.com/office/drawing/2014/chartex" xmlns:cx1="http://schemas.microsoft.com/office/drawing/2015/9/8/chartex" xmlns:cx2="http://schemas.microsoft.com/office/drawing/2015/10/21/chartex" xmlns:cx3="http://schemas.microsoft.com/office/drawing/2016/5/9/chartex" xmlns:cx4="http://schemas.microsoft.com/office/drawing/2016/5/10/chartex" xmlns:cx5="http://schemas.microsoft.com/office/drawing/2016/5/11/chartex" xmlns:cx6="http://schemas.microsoft.com/office/drawing/2016/5/12/chartex" xmlns:cx7="http://schemas.microsoft.com/office/drawing/2016/5/13/chartex" xmlns:cx8="http://schemas.microsoft.com/office/drawing/2016/5/14/chartex" xmlns:mc="http://schemas.openxmlformats.org/markup-compatibility/2006" xmlns:aink="http://schemas.microsoft.com/office/drawing/2016/ink" xmlns:am3d="http://schemas.microsoft.com/office/drawing/2017/model3d" xmlns:o="urn:schemas-microsoft-com:office:office" xmlns:oel="http://schemas.microsoft.com/office/2019/extlst" xmlns:r="http://schemas.openxmlformats.org/officeDocument/2006/relationships" xmlns:m="http://schemas.openxmlformats.org/officeDocument/2006/math" xmlns:v="urn:schemas-microsoft-com:vml" xmlns:wp14="http://schemas.microsoft.com/office/word/2010/wordprocessingDrawing" xmlns:wp="http://schemas.openxmlformats.org/drawingml/2006/wordprocessingDrawing" xmlns:w10="urn:schemas-microsoft-com:office:word" xmlns:w="http://schemas.openxmlformats.org/wordprocessingml/2006/main" xmlns:w14="http://schemas.microsoft.com/office/word/2010/wordml" xmlns:w15="http://schemas.microsoft.com/office/word/2012/wordml" xmlns:w16cex="http://schemas.microsoft.com/office/word/2018/wordml/cex" xmlns:w16cid="http://schemas.microsoft.com/office/word/2016/wordml/cid" xmlns:w16="http://schemas.microsoft.com/office/word/2018/wordml" xmlns:w16du="http://schemas.microsoft.com/office/word/2023/wordml/word16du" xmlns:w16sdtdh="http://schemas.microsoft.com/office/word/2020/wordml/sdtdatahash" xmlns:w16sdtfl="http://schemas.microsoft.com/office/word/2024/wordml/sdtformatlock" xmlns:w16se="http://schemas.microsoft.com/office/word/2015/wordml/symex" xmlns:wpg="http://schemas.microsoft.com/office/word/2010/wordprocessingGroup" xmlns:wpi="http://schemas.microsoft.com/office/word/2010/wordprocessingInk" xmlns:wne="http://schemas.microsoft.com/office/word/2006/wordml" xmlns:wps="http://schemas.microsoft.com/office/word/2010/wordprocessingShape" mc:Ignorable="w14 w15 w16se w16cid w16 w16cex w16sdtdh w16sdtfl w16du wp14">
+<w15:people xmlns:wpc="http://schemas.microsoft.com/office/word/2010/wordprocessingCanvas" xmlns:cx="http://schemas.microsoft.com/office/drawing/2014/chartex" xmlns:cx1="http://schemas.microsoft.com/office/drawing/2015/9/8/chartex" xmlns:cx2="http://schemas.microsoft.com/office/drawing/2015/10/21/chartex" xmlns:cx3="http://schemas.microsoft.com/office/drawing/2016/5/9/chartex" xmlns:cx4="http://schemas.microsoft.com/office/drawing/2016/5/10/chartex" xmlns:cx5="http://schemas.microsoft.com/office/drawing/2016/5/11/chartex" xmlns:cx6="http://schemas.microsoft.com/office/drawing/2016/5/12/chartex" xmlns:cx7="http://schemas.microsoft.com/office/drawing/2016/5/13/chartex" xmlns:cx8="http://schemas.microsoft.com/office/drawing/2016/5/14/chartex" xmlns:mc="http://schemas.openxmlformats.org/markup-compatibility/2006" xmlns:aink="http://schemas.microsoft.com/office/drawing/2016/ink" xmlns:am3d="http://schemas.microsoft.com/office/drawing/2017/model3d" xmlns:o="urn:schemas-microsoft-com:office:office" xmlns:r="http://schemas.openxmlformats.org/officeDocument/2006/relationships" xmlns:m="http://schemas.openxmlformats.org/officeDocument/2006/math" xmlns:v="urn:schemas-microsoft-com:vml" xmlns:wp14="http://schemas.microsoft.com/office/word/2010/wordprocessingDrawing" xmlns:wp="http://schemas.openxmlformats.org/drawingml/2006/wordprocessingDrawing" xmlns:w10="urn:schemas-microsoft-com:office:word" xmlns:w="http://schemas.openxmlformats.org/wordprocessingml/2006/main" xmlns:w14="http://schemas.microsoft.com/office/word/2010/wordml" xmlns:w15="http://schemas.microsoft.com/office/word/2012/wordml" xmlns:w16cex="http://schemas.microsoft.com/office/word/2018/wordml/cex" xmlns:w16cid="http://schemas.microsoft.com/office/word/2016/wordml/cid" xmlns:w16="http://schemas.microsoft.com/office/word/2018/wordml" xmlns:w16sdtdh="http://schemas.microsoft.com/office/word/2020/wordml/sdtdatahash" xmlns:w16se="http://schemas.microsoft.com/office/word/2015/wordml/symex" xmlns:wpg="http://schemas.microsoft.com/office/word/2010/wordprocessingGroup" xmlns:wpi="http://schemas.microsoft.com/office/word/2010/wordprocessingInk" xmlns:wne="http://schemas.microsoft.com/office/word/2006/wordml" xmlns:wps="http://schemas.microsoft.com/office/word/2010/wordprocessingShape" mc:Ignorable="w14 w15 w16se w16cid w16 w16cex w16sdtdh wp14">
   <w15:person w15:author="Kalentyev Alexey">
     <w15:presenceInfo w15:providerId="Windows Live" w15:userId="da819b8650d7d997"/>
   </w15:person>
@@ -12170,7 +12526,7 @@
 </file>
 
 <file path=word/styles.xml><?xml version="1.0" encoding="utf-8"?>
-<w:styles xmlns:mc="http://schemas.openxmlformats.org/markup-compatibility/2006" xmlns:r="http://schemas.openxmlformats.org/officeDocument/2006/relationships" xmlns:w="http://schemas.openxmlformats.org/wordprocessingml/2006/main" xmlns:w14="http://schemas.microsoft.com/office/word/2010/wordml" xmlns:w15="http://schemas.microsoft.com/office/word/2012/wordml" xmlns:w16cex="http://schemas.microsoft.com/office/word/2018/wordml/cex" xmlns:w16cid="http://schemas.microsoft.com/office/word/2016/wordml/cid" xmlns:w16="http://schemas.microsoft.com/office/word/2018/wordml" xmlns:w16du="http://schemas.microsoft.com/office/word/2023/wordml/word16du" xmlns:w16sdtdh="http://schemas.microsoft.com/office/word/2020/wordml/sdtdatahash" xmlns:w16sdtfl="http://schemas.microsoft.com/office/word/2024/wordml/sdtformatlock" xmlns:w16se="http://schemas.microsoft.com/office/word/2015/wordml/symex" mc:Ignorable="w14 w15 w16se w16cid w16 w16cex w16sdtdh w16sdtfl w16du">
+<w:styles xmlns:mc="http://schemas.openxmlformats.org/markup-compatibility/2006" xmlns:r="http://schemas.openxmlformats.org/officeDocument/2006/relationships" xmlns:w="http://schemas.openxmlformats.org/wordprocessingml/2006/main" xmlns:w14="http://schemas.microsoft.com/office/word/2010/wordml" xmlns:w15="http://schemas.microsoft.com/office/word/2012/wordml" xmlns:w16cex="http://schemas.microsoft.com/office/word/2018/wordml/cex" xmlns:w16cid="http://schemas.microsoft.com/office/word/2016/wordml/cid" xmlns:w16="http://schemas.microsoft.com/office/word/2018/wordml" xmlns:w16sdtdh="http://schemas.microsoft.com/office/word/2020/wordml/sdtdatahash" xmlns:w16se="http://schemas.microsoft.com/office/word/2015/wordml/symex" mc:Ignorable="w14 w15 w16se w16cid w16 w16cex w16sdtdh">
   <w:docDefaults>
     <w:rPrDefault>
       <w:rPr>

--- a/docs/ТЗ (1).docx
+++ b/docs/ТЗ (1).docx
@@ -4800,25 +4800,7 @@
           <w:sz w:val="28"/>
           <w:szCs w:val="28"/>
         </w:rPr>
-        <w:t xml:space="preserve">Заказчиком работ является: кандидат технических наук, доцент кафедры компьютерных систем в управлении и проектировании (КСУП) </w:t>
-      </w:r>
-      <w:proofErr w:type="spellStart"/>
-      <w:r>
-        <w:rPr>
-          <w:rFonts w:ascii="Times New Roman" w:hAnsi="Times New Roman" w:cs="Times New Roman"/>
-          <w:sz w:val="28"/>
-          <w:szCs w:val="28"/>
-        </w:rPr>
-        <w:t>Калентьев</w:t>
-      </w:r>
-      <w:proofErr w:type="spellEnd"/>
-      <w:r>
-        <w:rPr>
-          <w:rFonts w:ascii="Times New Roman" w:hAnsi="Times New Roman" w:cs="Times New Roman"/>
-          <w:sz w:val="28"/>
-          <w:szCs w:val="28"/>
-        </w:rPr>
-        <w:t xml:space="preserve"> Алексей Анатольевич.</w:t>
+        <w:t>Заказчиком работ является: кандидат технических наук, доцент кафедры компьютерных систем в управлении и проектировании (КСУП) Калентьев Алексей Анатольевич.</w:t>
       </w:r>
     </w:p>
     <w:p>
@@ -5822,25 +5804,7 @@
           <w:sz w:val="28"/>
           <w:szCs w:val="28"/>
         </w:rPr>
-        <w:t xml:space="preserve">Ширина квадратного </w:t>
-      </w:r>
-      <w:proofErr w:type="gramStart"/>
-      <w:r>
-        <w:rPr>
-          <w:rFonts w:ascii="Times New Roman" w:hAnsi="Times New Roman" w:cs="Times New Roman"/>
-          <w:sz w:val="28"/>
-          <w:szCs w:val="28"/>
-        </w:rPr>
-        <w:t>основания</w:t>
-      </w:r>
-      <w:proofErr w:type="gramEnd"/>
-      <w:r>
-        <w:rPr>
-          <w:rFonts w:ascii="Times New Roman" w:hAnsi="Times New Roman" w:cs="Times New Roman"/>
-          <w:sz w:val="28"/>
-          <w:szCs w:val="28"/>
-        </w:rPr>
-        <w:t xml:space="preserve"> А</w:t>
+        <w:t>Ширина квадратного основания А</w:t>
       </w:r>
       <w:r>
         <w:rPr>
@@ -6261,7 +6225,52 @@
           <w:sz w:val="28"/>
           <w:szCs w:val="28"/>
         </w:rPr>
-        <w:t>Условие размещения конуса на плите основания:</w:t>
+        <w:t>Условие размещения конуса на плите основания</w:t>
+      </w:r>
+      <w:r>
+        <w:rPr>
+          <w:rFonts w:ascii="Times New Roman" w:hAnsi="Times New Roman" w:cs="Times New Roman"/>
+          <w:sz w:val="28"/>
+          <w:szCs w:val="28"/>
+        </w:rPr>
+        <w:t xml:space="preserve"> вычисляется по формуле</w:t>
+      </w:r>
+      <w:r>
+        <w:rPr>
+          <w:rFonts w:ascii="Times New Roman" w:hAnsi="Times New Roman" w:cs="Times New Roman"/>
+          <w:sz w:val="28"/>
+          <w:szCs w:val="28"/>
+        </w:rPr>
+        <w:t>:</w:t>
+      </w:r>
+    </w:p>
+    <w:p>
+      <w:pPr>
+        <w:spacing w:after="0" w:line="360" w:lineRule="auto"/>
+        <w:jc w:val="center"/>
+        <w:rPr>
+          <w:rFonts w:ascii="Times New Roman" w:hAnsi="Times New Roman" w:cs="Times New Roman"/>
+          <w:sz w:val="28"/>
+          <w:szCs w:val="28"/>
+        </w:rPr>
+      </w:pPr>
+      <m:oMath>
+        <m:r>
+          <w:rPr>
+            <w:rFonts w:ascii="Cambria Math" w:hAnsi="Cambria Math" w:cs="Times New Roman"/>
+            <w:sz w:val="28"/>
+            <w:szCs w:val="28"/>
+          </w:rPr>
+          <m:t>D + 20 ≤ A</m:t>
+        </m:r>
+      </m:oMath>
+      <w:r>
+        <w:rPr>
+          <w:rFonts w:ascii="Times New Roman" w:hAnsi="Times New Roman" w:cs="Times New Roman"/>
+          <w:sz w:val="28"/>
+          <w:szCs w:val="28"/>
+        </w:rPr>
+        <w:t>,</w:t>
       </w:r>
     </w:p>
     <w:p>
@@ -6269,19 +6278,73 @@
         <w:spacing w:after="0" w:line="360" w:lineRule="auto"/>
         <w:ind w:firstLine="709"/>
         <w:jc w:val="both"/>
-        <w:rPr>
-          <w:rFonts w:ascii="Times New Roman" w:hAnsi="Times New Roman" w:cs="Times New Roman"/>
-          <w:sz w:val="28"/>
-          <w:szCs w:val="28"/>
-        </w:rPr>
-      </w:pPr>
-      <w:r>
-        <w:rPr>
-          <w:rFonts w:ascii="Times New Roman" w:hAnsi="Times New Roman" w:cs="Times New Roman"/>
-          <w:sz w:val="28"/>
-          <w:szCs w:val="28"/>
-        </w:rPr>
-        <w:t>D</w:t>
+      </w:pPr>
+      <w:r>
+        <w:rPr>
+          <w:rFonts w:ascii="Times New Roman" w:hAnsi="Times New Roman" w:cs="Times New Roman"/>
+          <w:sz w:val="28"/>
+          <w:szCs w:val="28"/>
+        </w:rPr>
+        <w:t xml:space="preserve">где </w:t>
+      </w:r>
+      <w:r>
+        <w:rPr>
+          <w:rFonts w:ascii="Times New Roman" w:hAnsi="Times New Roman" w:cs="Times New Roman"/>
+          <w:sz w:val="28"/>
+          <w:szCs w:val="28"/>
+        </w:rPr>
+        <w:t xml:space="preserve">20 </w:t>
+      </w:r>
+      <w:r>
+        <w:rPr>
+          <w:rFonts w:ascii="Times New Roman" w:hAnsi="Times New Roman" w:cs="Times New Roman"/>
+          <w:sz w:val="28"/>
+          <w:szCs w:val="28"/>
+        </w:rPr>
+        <w:t>−</w:t>
+      </w:r>
+      <w:r>
+        <w:rPr>
+          <w:rFonts w:ascii="Times New Roman" w:hAnsi="Times New Roman" w:cs="Times New Roman"/>
+          <w:sz w:val="28"/>
+          <w:szCs w:val="28"/>
+        </w:rPr>
+        <w:t xml:space="preserve"> суммарный технологический отступ, не менее 10 мм с каждого края плиты</w:t>
+      </w:r>
+      <w:r>
+        <w:rPr>
+          <w:rFonts w:ascii="Times New Roman" w:hAnsi="Times New Roman" w:cs="Times New Roman"/>
+          <w:sz w:val="28"/>
+          <w:szCs w:val="28"/>
+        </w:rPr>
+        <w:t xml:space="preserve">. </w:t>
+      </w:r>
+      <w:commentRangeStart w:id="13"/>
+      <w:r>
+        <w:rPr>
+          <w:rFonts w:ascii="Times New Roman" w:hAnsi="Times New Roman" w:cs="Times New Roman"/>
+          <w:sz w:val="28"/>
+          <w:szCs w:val="28"/>
+        </w:rPr>
+        <w:t>Коническая часть детали должна находиться внутри основания</w:t>
+      </w:r>
+      <w:r>
+        <w:rPr>
+          <w:rFonts w:ascii="Times New Roman" w:hAnsi="Times New Roman" w:cs="Times New Roman"/>
+          <w:sz w:val="28"/>
+          <w:szCs w:val="28"/>
+        </w:rPr>
+        <w:t>.</w:t>
+      </w:r>
+      <w:commentRangeEnd w:id="13"/>
+      <w:r>
+        <w:rPr>
+          <w:rStyle w:val="ad"/>
+          <w:rFonts w:ascii="Times New Roman" w:hAnsi="Times New Roman" w:cs="Times New Roman"/>
+          <w:sz w:val="28"/>
+          <w:szCs w:val="28"/>
+        </w:rPr>
+        <w:commentReference w:id="13"/>
       </w:r>
       <w:r>
         <w:rPr>
@@ -6291,13 +6354,25 @@
         </w:rPr>
         <w:t xml:space="preserve"> </w:t>
       </w:r>
-      <w:r>
-        <w:rPr>
-          <w:rFonts w:ascii="Times New Roman" w:hAnsi="Times New Roman" w:cs="Times New Roman"/>
-          <w:sz w:val="28"/>
-          <w:szCs w:val="28"/>
-        </w:rPr>
-        <w:t>+</w:t>
+    </w:p>
+    <w:p>
+      <w:pPr>
+        <w:spacing w:after="0" w:line="360" w:lineRule="auto"/>
+        <w:ind w:firstLine="709"/>
+        <w:jc w:val="both"/>
+        <w:rPr>
+          <w:rFonts w:ascii="Times New Roman" w:hAnsi="Times New Roman" w:cs="Times New Roman"/>
+          <w:sz w:val="28"/>
+          <w:szCs w:val="28"/>
+        </w:rPr>
+      </w:pPr>
+      <w:r>
+        <w:rPr>
+          <w:rFonts w:ascii="Times New Roman" w:hAnsi="Times New Roman" w:cs="Times New Roman"/>
+          <w:sz w:val="28"/>
+          <w:szCs w:val="28"/>
+        </w:rPr>
+        <w:t>Динамический максимум для диаметра</w:t>
       </w:r>
       <w:r>
         <w:rPr>
@@ -6313,46 +6388,221 @@
           <w:sz w:val="28"/>
           <w:szCs w:val="28"/>
         </w:rPr>
-        <w:t>20 ≤</w:t>
-      </w:r>
-      <w:r>
-        <w:rPr>
-          <w:rFonts w:ascii="Times New Roman" w:hAnsi="Times New Roman" w:cs="Times New Roman"/>
-          <w:sz w:val="28"/>
-          <w:szCs w:val="28"/>
-        </w:rPr>
-        <w:t xml:space="preserve"> </w:t>
-      </w:r>
-      <w:r>
-        <w:rPr>
-          <w:rFonts w:ascii="Times New Roman" w:hAnsi="Times New Roman" w:cs="Times New Roman"/>
-          <w:sz w:val="28"/>
-          <w:szCs w:val="28"/>
-        </w:rPr>
-        <w:t>A</w:t>
-      </w:r>
-      <w:r>
-        <w:rPr>
-          <w:rFonts w:ascii="Times New Roman" w:hAnsi="Times New Roman" w:cs="Times New Roman"/>
-          <w:sz w:val="28"/>
-          <w:szCs w:val="28"/>
-        </w:rPr>
-        <w:t xml:space="preserve">, где </w:t>
-      </w:r>
-      <w:r>
-        <w:rPr>
-          <w:rFonts w:ascii="Times New Roman" w:hAnsi="Times New Roman" w:cs="Times New Roman"/>
-          <w:sz w:val="28"/>
-          <w:szCs w:val="28"/>
-        </w:rPr>
-        <w:t xml:space="preserve">20 </w:t>
-      </w:r>
-      <w:r>
-        <w:rPr>
-          <w:rFonts w:ascii="Times New Roman" w:hAnsi="Times New Roman" w:cs="Times New Roman"/>
-          <w:sz w:val="28"/>
-          <w:szCs w:val="28"/>
-        </w:rPr>
+        <w:t>высчитывается по формуле</w:t>
+      </w:r>
+      <w:r>
+        <w:rPr>
+          <w:rFonts w:ascii="Times New Roman" w:hAnsi="Times New Roman" w:cs="Times New Roman"/>
+          <w:sz w:val="28"/>
+          <w:szCs w:val="28"/>
+        </w:rPr>
+        <w:t>:</w:t>
+      </w:r>
+    </w:p>
+    <w:p>
+      <w:pPr>
+        <w:spacing w:after="0" w:line="360" w:lineRule="auto"/>
+        <w:jc w:val="both"/>
+        <w:rPr>
+          <w:rFonts w:ascii="Times New Roman" w:hAnsi="Times New Roman" w:cs="Times New Roman"/>
+          <w:sz w:val="28"/>
+          <w:szCs w:val="28"/>
+        </w:rPr>
+      </w:pPr>
+      <m:oMathPara>
+        <m:oMath>
+          <m:sSub>
+            <m:sSubPr>
+              <m:ctrlPr>
+                <w:rPr>
+                  <w:rFonts w:ascii="Cambria Math" w:hAnsi="Cambria Math" w:cs="Times New Roman"/>
+                  <w:i/>
+                  <w:sz w:val="28"/>
+                  <w:szCs w:val="28"/>
+                  <w:vertAlign w:val="subscript"/>
+                  <w:lang w:val="en-US"/>
+                </w:rPr>
+              </m:ctrlPr>
+            </m:sSubPr>
+            <m:e>
+              <m:r>
+                <w:rPr>
+                  <w:rFonts w:ascii="Cambria Math" w:hAnsi="Cambria Math" w:cs="Times New Roman"/>
+                  <w:sz w:val="28"/>
+                  <w:szCs w:val="28"/>
+                  <w:vertAlign w:val="subscript"/>
+                  <w:lang w:val="en-US"/>
+                </w:rPr>
+                <m:t>D</m:t>
+              </m:r>
+            </m:e>
+            <m:sub>
+              <m:r>
+                <w:rPr>
+                  <w:rFonts w:ascii="Cambria Math" w:hAnsi="Cambria Math" w:cs="Times New Roman"/>
+                  <w:sz w:val="28"/>
+                  <w:szCs w:val="28"/>
+                  <w:vertAlign w:val="subscript"/>
+                  <w:lang w:val="en-US"/>
+                </w:rPr>
+                <m:t>max</m:t>
+              </m:r>
+            </m:sub>
+          </m:sSub>
+          <m:r>
+            <w:rPr>
+              <w:rFonts w:ascii="Cambria Math" w:hAnsi="Cambria Math" w:cs="Times New Roman"/>
+              <w:sz w:val="28"/>
+              <w:szCs w:val="28"/>
+            </w:rPr>
+            <m:t>=</m:t>
+          </m:r>
+          <m:r>
+            <w:rPr>
+              <w:rFonts w:ascii="Cambria Math" w:hAnsi="Cambria Math" w:cs="Times New Roman"/>
+              <w:sz w:val="28"/>
+              <w:szCs w:val="28"/>
+              <w:lang w:val="en-US"/>
+            </w:rPr>
+            <m:t>A</m:t>
+          </m:r>
+          <m:r>
+            <w:rPr>
+              <w:rFonts w:ascii="Cambria Math" w:hAnsi="Cambria Math" w:cs="Times New Roman"/>
+              <w:sz w:val="28"/>
+              <w:szCs w:val="28"/>
+            </w:rPr>
+            <m:t>-20.</m:t>
+          </m:r>
+        </m:oMath>
+      </m:oMathPara>
+    </w:p>
+    <w:p>
+      <w:pPr>
+        <w:spacing w:after="0" w:line="360" w:lineRule="auto"/>
+        <w:ind w:firstLine="708"/>
+        <w:jc w:val="both"/>
+        <w:rPr>
+          <w:rFonts w:ascii="Times New Roman" w:hAnsi="Times New Roman" w:cs="Times New Roman"/>
+          <w:sz w:val="28"/>
+          <w:szCs w:val="28"/>
+        </w:rPr>
+      </w:pPr>
+      <w:r>
+        <w:rPr>
+          <w:rFonts w:ascii="Times New Roman" w:hAnsi="Times New Roman" w:cs="Times New Roman"/>
+          <w:sz w:val="28"/>
+          <w:szCs w:val="28"/>
+        </w:rPr>
+        <w:t xml:space="preserve">Динамический минимум для ширины </w:t>
+      </w:r>
+      <w:r>
+        <w:rPr>
+          <w:rFonts w:ascii="Times New Roman" w:hAnsi="Times New Roman" w:cs="Times New Roman"/>
+          <w:sz w:val="28"/>
+          <w:szCs w:val="28"/>
+        </w:rPr>
+        <w:t>высчитывается по формуле</w:t>
+      </w:r>
+      <w:r>
+        <w:rPr>
+          <w:rFonts w:ascii="Times New Roman" w:hAnsi="Times New Roman" w:cs="Times New Roman"/>
+          <w:sz w:val="28"/>
+          <w:szCs w:val="28"/>
+        </w:rPr>
+        <w:t>:</w:t>
+      </w:r>
+    </w:p>
+    <w:p>
+      <w:pPr>
+        <w:spacing w:after="0" w:line="360" w:lineRule="auto"/>
+        <w:jc w:val="both"/>
+        <w:rPr>
+          <w:rFonts w:ascii="Times New Roman" w:hAnsi="Times New Roman" w:cs="Times New Roman"/>
+          <w:sz w:val="28"/>
+          <w:szCs w:val="28"/>
+        </w:rPr>
+      </w:pPr>
+      <m:oMathPara>
+        <m:oMath>
+          <m:sSub>
+            <m:sSubPr>
+              <m:ctrlPr>
+                <w:rPr>
+                  <w:rFonts w:ascii="Cambria Math" w:hAnsi="Cambria Math" w:cs="Times New Roman"/>
+                  <w:i/>
+                  <w:sz w:val="28"/>
+                  <w:szCs w:val="28"/>
+                </w:rPr>
+              </m:ctrlPr>
+            </m:sSubPr>
+            <m:e>
+              <m:r>
+                <w:rPr>
+                  <w:rFonts w:ascii="Cambria Math" w:hAnsi="Cambria Math" w:cs="Times New Roman"/>
+                  <w:sz w:val="28"/>
+                  <w:szCs w:val="28"/>
+                </w:rPr>
+                <m:t>A</m:t>
+              </m:r>
+            </m:e>
+            <m:sub>
+              <m:r>
+                <w:rPr>
+                  <w:rFonts w:ascii="Cambria Math" w:hAnsi="Cambria Math" w:cs="Times New Roman"/>
+                  <w:sz w:val="28"/>
+                  <w:szCs w:val="28"/>
+                </w:rPr>
+                <m:t>min</m:t>
+              </m:r>
+            </m:sub>
+          </m:sSub>
+          <m:r>
+            <w:rPr>
+              <w:rFonts w:ascii="Cambria Math" w:hAnsi="Cambria Math" w:cs="Times New Roman"/>
+              <w:sz w:val="28"/>
+              <w:szCs w:val="28"/>
+            </w:rPr>
+            <m:t xml:space="preserve"> = </m:t>
+          </m:r>
+          <m:r>
+            <w:rPr>
+              <w:rFonts w:ascii="Cambria Math" w:hAnsi="Cambria Math" w:cs="Times New Roman"/>
+              <w:sz w:val="28"/>
+              <w:szCs w:val="28"/>
+              <w:lang w:val="en-US"/>
+            </w:rPr>
+            <m:t>D</m:t>
+          </m:r>
+          <m:r>
+            <w:rPr>
+              <w:rFonts w:ascii="Cambria Math" w:hAnsi="Cambria Math" w:cs="Times New Roman"/>
+              <w:sz w:val="28"/>
+              <w:szCs w:val="28"/>
+            </w:rPr>
+            <m:t>+20.</m:t>
+          </m:r>
+        </m:oMath>
+      </m:oMathPara>
+    </w:p>
+    <w:p>
+      <w:pPr>
+        <w:spacing w:after="0" w:line="360" w:lineRule="auto"/>
+        <w:ind w:firstLine="709"/>
+        <w:jc w:val="both"/>
+        <w:rPr>
+          <w:rFonts w:ascii="Times New Roman" w:hAnsi="Times New Roman" w:cs="Times New Roman"/>
+          <w:sz w:val="28"/>
+          <w:szCs w:val="28"/>
+        </w:rPr>
+      </w:pPr>
+      <w:r>
+        <w:rPr>
+          <w:rFonts w:ascii="Times New Roman" w:hAnsi="Times New Roman" w:cs="Times New Roman"/>
+          <w:sz w:val="28"/>
+          <w:szCs w:val="28"/>
+        </w:rPr>
+        <w:lastRenderedPageBreak/>
         <w:t>−</w:t>
       </w:r>
       <w:r>
@@ -6361,58 +6611,253 @@
           <w:sz w:val="28"/>
           <w:szCs w:val="28"/>
         </w:rPr>
-        <w:t xml:space="preserve"> суммарный технологический отступ, не менее 10 мм с каждого края плиты</w:t>
-      </w:r>
-      <w:r>
-        <w:rPr>
-          <w:rFonts w:ascii="Times New Roman" w:hAnsi="Times New Roman" w:cs="Times New Roman"/>
-          <w:sz w:val="28"/>
-          <w:szCs w:val="28"/>
-        </w:rPr>
-        <w:t xml:space="preserve">. </w:t>
-      </w:r>
-      <w:commentRangeStart w:id="13"/>
-      <w:r>
-        <w:rPr>
-          <w:rFonts w:ascii="Times New Roman" w:hAnsi="Times New Roman" w:cs="Times New Roman"/>
-          <w:sz w:val="28"/>
-          <w:szCs w:val="28"/>
-        </w:rPr>
-        <w:t>Коническая часть детали должна находиться внутри основания</w:t>
-      </w:r>
-      <w:r>
-        <w:rPr>
-          <w:rFonts w:ascii="Times New Roman" w:hAnsi="Times New Roman" w:cs="Times New Roman"/>
+        <w:t xml:space="preserve"> Условие сохранения </w:t>
+      </w:r>
+      <w:r>
+        <w:rPr>
+          <w:rFonts w:ascii="Times New Roman" w:hAnsi="Times New Roman" w:cs="Times New Roman"/>
+          <w:sz w:val="28"/>
+          <w:szCs w:val="28"/>
+        </w:rPr>
+        <w:t xml:space="preserve">допустимых значений </w:t>
+      </w:r>
+      <w:r>
+        <w:rPr>
+          <w:rFonts w:ascii="Times New Roman" w:hAnsi="Times New Roman" w:cs="Times New Roman"/>
+          <w:sz w:val="28"/>
+          <w:szCs w:val="28"/>
+        </w:rPr>
+        <w:t>наружно</w:t>
+      </w:r>
+      <w:r>
+        <w:rPr>
+          <w:rFonts w:ascii="Times New Roman" w:hAnsi="Times New Roman" w:cs="Times New Roman"/>
+          <w:sz w:val="28"/>
+          <w:szCs w:val="28"/>
+        </w:rPr>
+        <w:t>го</w:t>
+      </w:r>
+      <w:r>
+        <w:rPr>
+          <w:rFonts w:ascii="Times New Roman" w:hAnsi="Times New Roman" w:cs="Times New Roman"/>
+          <w:sz w:val="28"/>
+          <w:szCs w:val="28"/>
+        </w:rPr>
+        <w:t xml:space="preserve"> и внутренне</w:t>
+      </w:r>
+      <w:r>
+        <w:rPr>
+          <w:rFonts w:ascii="Times New Roman" w:hAnsi="Times New Roman" w:cs="Times New Roman"/>
+          <w:sz w:val="28"/>
+          <w:szCs w:val="28"/>
+        </w:rPr>
+        <w:t>го</w:t>
+      </w:r>
+      <w:r>
+        <w:rPr>
+          <w:rFonts w:ascii="Times New Roman" w:hAnsi="Times New Roman" w:cs="Times New Roman"/>
+          <w:sz w:val="28"/>
+          <w:szCs w:val="28"/>
+        </w:rPr>
+        <w:t xml:space="preserve"> сечение вершины</w:t>
+      </w:r>
+      <w:r>
+        <w:rPr>
+          <w:rFonts w:ascii="Times New Roman" w:hAnsi="Times New Roman" w:cs="Times New Roman"/>
+          <w:sz w:val="28"/>
+          <w:szCs w:val="28"/>
+        </w:rPr>
+        <w:t xml:space="preserve"> высчитывается по формуле</w:t>
+      </w:r>
+      <w:r>
+        <w:rPr>
+          <w:rFonts w:ascii="Times New Roman" w:hAnsi="Times New Roman" w:cs="Times New Roman"/>
+          <w:sz w:val="28"/>
+          <w:szCs w:val="28"/>
+        </w:rPr>
+        <w:t>:</w:t>
+      </w:r>
+    </w:p>
+    <w:p>
+      <w:pPr>
+        <w:spacing w:after="0" w:line="360" w:lineRule="auto"/>
+        <w:jc w:val="center"/>
+        <w:rPr>
+          <w:rFonts w:ascii="Times New Roman" w:hAnsi="Times New Roman" w:cs="Times New Roman"/>
+          <w:sz w:val="28"/>
+          <w:szCs w:val="28"/>
+        </w:rPr>
+      </w:pPr>
+      <m:oMath>
+        <m:r>
+          <w:rPr>
+            <w:rFonts w:ascii="Cambria Math" w:hAnsi="Cambria Math" w:cs="Times New Roman"/>
+            <w:sz w:val="28"/>
+            <w:szCs w:val="28"/>
+          </w:rPr>
+          <m:t>45≤</m:t>
+        </m:r>
+        <m:r>
+          <w:rPr>
+            <w:rFonts w:ascii="Cambria Math" w:hAnsi="Cambria Math" w:cs="Times New Roman"/>
+            <w:sz w:val="28"/>
+            <w:szCs w:val="28"/>
+            <w:lang w:val="en-US"/>
+          </w:rPr>
+          <m:t>D</m:t>
+        </m:r>
+        <m:r>
+          <w:rPr>
+            <w:rFonts w:ascii="Cambria Math" w:hAnsi="Cambria Math" w:cs="Times New Roman"/>
+            <w:sz w:val="28"/>
+            <w:szCs w:val="28"/>
+          </w:rPr>
+          <m:t>-2·</m:t>
+        </m:r>
+        <m:r>
+          <w:rPr>
+            <w:rFonts w:ascii="Cambria Math" w:hAnsi="Cambria Math" w:cs="Times New Roman"/>
+            <w:sz w:val="28"/>
+            <w:szCs w:val="28"/>
+            <w:lang w:val="en-US"/>
+          </w:rPr>
+          <m:t>H</m:t>
+        </m:r>
+        <m:r>
+          <w:rPr>
+            <w:rFonts w:ascii="Cambria Math" w:hAnsi="Cambria Math" w:cs="Times New Roman"/>
+            <w:sz w:val="28"/>
+            <w:szCs w:val="28"/>
+          </w:rPr>
+          <m:t>·</m:t>
+        </m:r>
+        <m:r>
+          <w:rPr>
+            <w:rFonts w:ascii="Cambria Math" w:hAnsi="Cambria Math" w:cs="Times New Roman"/>
+            <w:sz w:val="28"/>
+            <w:szCs w:val="28"/>
+            <w:lang w:val="en-US"/>
+          </w:rPr>
+          <m:t>tan</m:t>
+        </m:r>
+        <m:r>
+          <w:rPr>
+            <w:rFonts w:ascii="Cambria Math" w:hAnsi="Cambria Math" w:cs="Times New Roman"/>
+            <w:sz w:val="28"/>
+            <w:szCs w:val="28"/>
+          </w:rPr>
+          <m:t>(</m:t>
+        </m:r>
+        <m:r>
+          <w:rPr>
+            <w:rFonts w:ascii="Cambria Math" w:hAnsi="Cambria Math" w:cs="Times New Roman"/>
+            <w:sz w:val="28"/>
+            <w:szCs w:val="28"/>
+            <w:lang w:val="en-US"/>
+          </w:rPr>
+          <m:t>Alp</m:t>
+        </m:r>
+        <m:r>
+          <w:rPr>
+            <w:rFonts w:ascii="Cambria Math" w:hAnsi="Cambria Math" w:cs="Times New Roman"/>
+            <w:sz w:val="28"/>
+            <w:szCs w:val="28"/>
+          </w:rPr>
+          <m:t>h</m:t>
+        </m:r>
+        <m:r>
+          <w:rPr>
+            <w:rFonts w:ascii="Cambria Math" w:hAnsi="Cambria Math" w:cs="Times New Roman"/>
+            <w:sz w:val="28"/>
+            <w:szCs w:val="28"/>
+            <w:lang w:val="en-US"/>
+          </w:rPr>
+          <m:t>a</m:t>
+        </m:r>
+        <m:r>
+          <w:rPr>
+            <w:rFonts w:ascii="Cambria Math" w:hAnsi="Cambria Math" w:cs="Times New Roman"/>
+            <w:sz w:val="28"/>
+            <w:szCs w:val="28"/>
+          </w:rPr>
+          <m:t>)≤7</m:t>
+        </m:r>
+        <m:r>
+          <w:rPr>
+            <w:rFonts w:ascii="Cambria Math" w:hAnsi="Cambria Math" w:cs="Times New Roman"/>
+            <w:sz w:val="28"/>
+            <w:szCs w:val="28"/>
+          </w:rPr>
+          <m:t>5</m:t>
+        </m:r>
+      </m:oMath>
+      <w:r>
+        <w:rPr>
+          <w:rFonts w:ascii="Times New Roman" w:eastAsiaTheme="minorEastAsia" w:hAnsi="Times New Roman" w:cs="Times New Roman"/>
           <w:sz w:val="28"/>
           <w:szCs w:val="28"/>
         </w:rPr>
         <w:t>.</w:t>
       </w:r>
-      <w:commentRangeEnd w:id="13"/>
-      <w:r>
-        <w:rPr>
-          <w:rStyle w:val="ad"/>
-          <w:rFonts w:ascii="Times New Roman" w:hAnsi="Times New Roman" w:cs="Times New Roman"/>
-          <w:sz w:val="28"/>
-          <w:szCs w:val="28"/>
-        </w:rPr>
-        <w:commentReference w:id="13"/>
-      </w:r>
-      <w:r>
-        <w:rPr>
-          <w:rFonts w:ascii="Times New Roman" w:hAnsi="Times New Roman" w:cs="Times New Roman"/>
-          <w:sz w:val="28"/>
-          <w:szCs w:val="28"/>
-        </w:rPr>
-        <w:t xml:space="preserve"> </w:t>
-      </w:r>
-      <w:r>
-        <w:rPr>
-          <w:rFonts w:ascii="Times New Roman" w:hAnsi="Times New Roman" w:cs="Times New Roman"/>
-          <w:sz w:val="28"/>
-          <w:szCs w:val="28"/>
-        </w:rPr>
-        <w:t>При вводе параметров их допустимые диапазоны в интерфейсе ограничиваются автоматически</w:t>
+    </w:p>
+    <w:p>
+      <w:pPr>
+        <w:spacing w:after="0" w:line="360" w:lineRule="auto"/>
+        <w:ind w:firstLine="709"/>
+        <w:jc w:val="both"/>
+        <w:rPr>
+          <w:rFonts w:ascii="Times New Roman" w:hAnsi="Times New Roman" w:cs="Times New Roman"/>
+          <w:sz w:val="28"/>
+          <w:szCs w:val="28"/>
+        </w:rPr>
+      </w:pPr>
+      <w:r>
+        <w:rPr>
+          <w:rFonts w:ascii="Times New Roman" w:hAnsi="Times New Roman" w:cs="Times New Roman"/>
+          <w:sz w:val="28"/>
+          <w:szCs w:val="28"/>
+        </w:rPr>
+        <w:t xml:space="preserve">При вводе пользователем любых взаимосвязанных параметров система должна динамически проверять данное неравенство и блокировать построение, если расчетное </w:t>
+      </w:r>
+      <w:r>
+        <w:rPr>
+          <w:rFonts w:ascii="Times New Roman" w:hAnsi="Times New Roman" w:cs="Times New Roman"/>
+          <w:sz w:val="28"/>
+          <w:szCs w:val="28"/>
+        </w:rPr>
+        <w:t>наружно</w:t>
+      </w:r>
+      <w:r>
+        <w:rPr>
+          <w:rFonts w:ascii="Times New Roman" w:hAnsi="Times New Roman" w:cs="Times New Roman"/>
+          <w:sz w:val="28"/>
+          <w:szCs w:val="28"/>
+        </w:rPr>
+        <w:t>е</w:t>
+      </w:r>
+      <w:r>
+        <w:rPr>
+          <w:rFonts w:ascii="Times New Roman" w:hAnsi="Times New Roman" w:cs="Times New Roman"/>
+          <w:sz w:val="28"/>
+          <w:szCs w:val="28"/>
+        </w:rPr>
+        <w:t xml:space="preserve"> сечение становится меньше </w:t>
+      </w:r>
+      <w:r>
+        <w:rPr>
+          <w:rFonts w:ascii="Times New Roman" w:hAnsi="Times New Roman" w:cs="Times New Roman"/>
+          <w:sz w:val="28"/>
+          <w:szCs w:val="28"/>
+        </w:rPr>
+        <w:t xml:space="preserve">45 мм или больше 75 мм по соответствию </w:t>
+      </w:r>
+      <w:r>
+        <w:rPr>
+          <w:rFonts w:ascii="Times New Roman" w:hAnsi="Times New Roman" w:cs="Times New Roman"/>
+          <w:sz w:val="28"/>
+          <w:szCs w:val="28"/>
+        </w:rPr>
+        <w:t>ГОСТ 32758-2014</w:t>
       </w:r>
       <w:r>
         <w:rPr>
@@ -6422,146 +6867,6 @@
         </w:rPr>
         <w:t>.</w:t>
       </w:r>
-      <w:r>
-        <w:t xml:space="preserve"> </w:t>
-      </w:r>
-      <w:r>
-        <w:rPr>
-          <w:rFonts w:ascii="Times New Roman" w:hAnsi="Times New Roman" w:cs="Times New Roman"/>
-          <w:sz w:val="28"/>
-          <w:szCs w:val="28"/>
-        </w:rPr>
-        <w:t>Динамический максимум для диаметра</w:t>
-      </w:r>
-      <w:r>
-        <w:rPr>
-          <w:rFonts w:ascii="Times New Roman" w:hAnsi="Times New Roman" w:cs="Times New Roman"/>
-          <w:sz w:val="28"/>
-          <w:szCs w:val="28"/>
-        </w:rPr>
-        <w:t xml:space="preserve"> формулой</w:t>
-      </w:r>
-      <w:r>
-        <w:rPr>
-          <w:rFonts w:ascii="Times New Roman" w:hAnsi="Times New Roman" w:cs="Times New Roman"/>
-          <w:sz w:val="28"/>
-          <w:szCs w:val="28"/>
-        </w:rPr>
-        <w:t xml:space="preserve"> </w:t>
-      </w:r>
-      <w:proofErr w:type="spellStart"/>
-      <w:r>
-        <w:rPr>
-          <w:rFonts w:ascii="Times New Roman" w:hAnsi="Times New Roman" w:cs="Times New Roman"/>
-          <w:sz w:val="28"/>
-          <w:szCs w:val="28"/>
-          <w:lang w:val="en-US"/>
-        </w:rPr>
-        <w:t>D</w:t>
-      </w:r>
-      <w:r>
-        <w:rPr>
-          <w:rFonts w:ascii="Times New Roman" w:hAnsi="Times New Roman" w:cs="Times New Roman"/>
-          <w:sz w:val="28"/>
-          <w:szCs w:val="28"/>
-          <w:vertAlign w:val="subscript"/>
-          <w:lang w:val="en-US"/>
-        </w:rPr>
-        <w:t>max</w:t>
-      </w:r>
-      <w:proofErr w:type="spellEnd"/>
-      <w:r>
-        <w:rPr>
-          <w:rFonts w:ascii="Times New Roman" w:hAnsi="Times New Roman" w:cs="Times New Roman"/>
-          <w:sz w:val="28"/>
-          <w:szCs w:val="28"/>
-        </w:rPr>
-        <w:t>=</w:t>
-      </w:r>
-      <w:r>
-        <w:rPr>
-          <w:rFonts w:ascii="Times New Roman" w:hAnsi="Times New Roman" w:cs="Times New Roman"/>
-          <w:sz w:val="28"/>
-          <w:szCs w:val="28"/>
-          <w:lang w:val="en-US"/>
-        </w:rPr>
-        <w:t>A</w:t>
-      </w:r>
-      <w:r>
-        <w:rPr>
-          <w:rFonts w:ascii="Times New Roman" w:hAnsi="Times New Roman" w:cs="Times New Roman"/>
-          <w:sz w:val="28"/>
-          <w:szCs w:val="28"/>
-        </w:rPr>
-        <w:t>−</w:t>
-      </w:r>
-      <w:r>
-        <w:rPr>
-          <w:rFonts w:ascii="Times New Roman" w:hAnsi="Times New Roman" w:cs="Times New Roman"/>
-          <w:sz w:val="28"/>
-          <w:szCs w:val="28"/>
-        </w:rPr>
-        <w:t xml:space="preserve">20. Динамический минимум для ширины </w:t>
-      </w:r>
-      <w:r>
-        <w:rPr>
-          <w:rFonts w:ascii="Times New Roman" w:hAnsi="Times New Roman" w:cs="Times New Roman"/>
-          <w:sz w:val="28"/>
-          <w:szCs w:val="28"/>
-        </w:rPr>
-        <w:t>основания</w:t>
-      </w:r>
-      <w:r>
-        <w:rPr>
-          <w:rFonts w:ascii="Times New Roman" w:hAnsi="Times New Roman" w:cs="Times New Roman"/>
-          <w:sz w:val="28"/>
-          <w:szCs w:val="28"/>
-        </w:rPr>
-        <w:t xml:space="preserve"> </w:t>
-      </w:r>
-      <w:r>
-        <w:rPr>
-          <w:rFonts w:ascii="Times New Roman" w:hAnsi="Times New Roman" w:cs="Times New Roman"/>
-          <w:sz w:val="28"/>
-          <w:szCs w:val="28"/>
-        </w:rPr>
-        <w:t>формулой А</w:t>
-      </w:r>
-      <w:r>
-        <w:rPr>
-          <w:rFonts w:ascii="Times New Roman" w:hAnsi="Times New Roman" w:cs="Times New Roman"/>
-          <w:sz w:val="28"/>
-          <w:szCs w:val="28"/>
-          <w:vertAlign w:val="subscript"/>
-          <w:lang w:val="en-US"/>
-        </w:rPr>
-        <w:t>min</w:t>
-      </w:r>
-      <w:r>
-        <w:rPr>
-          <w:rFonts w:ascii="Times New Roman" w:hAnsi="Times New Roman" w:cs="Times New Roman"/>
-          <w:sz w:val="28"/>
-          <w:szCs w:val="28"/>
-        </w:rPr>
-        <w:t xml:space="preserve"> = </w:t>
-      </w:r>
-      <w:r>
-        <w:rPr>
-          <w:rFonts w:ascii="Times New Roman" w:hAnsi="Times New Roman" w:cs="Times New Roman"/>
-          <w:sz w:val="28"/>
-          <w:szCs w:val="28"/>
-          <w:lang w:val="en-US"/>
-        </w:rPr>
-        <w:t>D</w:t>
-      </w:r>
-      <w:r>
-        <w:rPr>
-          <w:rFonts w:ascii="Times New Roman" w:hAnsi="Times New Roman" w:cs="Times New Roman"/>
-          <w:sz w:val="28"/>
-          <w:szCs w:val="28"/>
-        </w:rPr>
-        <w:t>+20.</w:t>
-      </w:r>
     </w:p>
     <w:p>
       <w:pPr>
@@ -6580,245 +6885,6 @@
           <w:sz w:val="28"/>
           <w:szCs w:val="28"/>
         </w:rPr>
-        <w:t>−</w:t>
-      </w:r>
-      <w:r>
-        <w:rPr>
-          <w:rFonts w:ascii="Times New Roman" w:hAnsi="Times New Roman" w:cs="Times New Roman"/>
-          <w:sz w:val="28"/>
-          <w:szCs w:val="28"/>
-        </w:rPr>
-        <w:t xml:space="preserve"> Условие сохранения </w:t>
-      </w:r>
-      <w:r>
-        <w:rPr>
-          <w:rFonts w:ascii="Times New Roman" w:hAnsi="Times New Roman" w:cs="Times New Roman"/>
-          <w:sz w:val="28"/>
-          <w:szCs w:val="28"/>
-        </w:rPr>
-        <w:t xml:space="preserve">допустимых значений </w:t>
-      </w:r>
-      <w:r>
-        <w:rPr>
-          <w:rFonts w:ascii="Times New Roman" w:hAnsi="Times New Roman" w:cs="Times New Roman"/>
-          <w:sz w:val="28"/>
-          <w:szCs w:val="28"/>
-        </w:rPr>
-        <w:t>наружно</w:t>
-      </w:r>
-      <w:r>
-        <w:rPr>
-          <w:rFonts w:ascii="Times New Roman" w:hAnsi="Times New Roman" w:cs="Times New Roman"/>
-          <w:sz w:val="28"/>
-          <w:szCs w:val="28"/>
-        </w:rPr>
-        <w:t>го</w:t>
-      </w:r>
-      <w:r>
-        <w:rPr>
-          <w:rFonts w:ascii="Times New Roman" w:hAnsi="Times New Roman" w:cs="Times New Roman"/>
-          <w:sz w:val="28"/>
-          <w:szCs w:val="28"/>
-        </w:rPr>
-        <w:t xml:space="preserve"> и внутренне</w:t>
-      </w:r>
-      <w:r>
-        <w:rPr>
-          <w:rFonts w:ascii="Times New Roman" w:hAnsi="Times New Roman" w:cs="Times New Roman"/>
-          <w:sz w:val="28"/>
-          <w:szCs w:val="28"/>
-        </w:rPr>
-        <w:t>го</w:t>
-      </w:r>
-      <w:r>
-        <w:rPr>
-          <w:rFonts w:ascii="Times New Roman" w:hAnsi="Times New Roman" w:cs="Times New Roman"/>
-          <w:sz w:val="28"/>
-          <w:szCs w:val="28"/>
-        </w:rPr>
-        <w:t xml:space="preserve"> сечение вершины:</w:t>
-      </w:r>
-    </w:p>
-    <w:p>
-      <w:pPr>
-        <w:spacing w:after="0" w:line="360" w:lineRule="auto"/>
-        <w:ind w:firstLine="709"/>
-        <w:jc w:val="both"/>
-        <w:rPr>
-          <w:rFonts w:ascii="Times New Roman" w:hAnsi="Times New Roman" w:cs="Times New Roman"/>
-          <w:sz w:val="28"/>
-          <w:szCs w:val="28"/>
-        </w:rPr>
-      </w:pPr>
-      <w:r>
-        <w:rPr>
-          <w:rFonts w:ascii="Times New Roman" w:hAnsi="Times New Roman" w:cs="Times New Roman"/>
-          <w:sz w:val="28"/>
-          <w:szCs w:val="28"/>
-        </w:rPr>
-        <w:lastRenderedPageBreak/>
-        <w:t>45≤</w:t>
-      </w:r>
-      <w:r>
-        <w:rPr>
-          <w:rFonts w:ascii="Times New Roman" w:hAnsi="Times New Roman" w:cs="Times New Roman"/>
-          <w:sz w:val="28"/>
-          <w:szCs w:val="28"/>
-          <w:lang w:val="en-US"/>
-        </w:rPr>
-        <w:t>D</w:t>
-      </w:r>
-      <w:r>
-        <w:rPr>
-          <w:rFonts w:ascii="Times New Roman" w:hAnsi="Times New Roman" w:cs="Times New Roman"/>
-          <w:sz w:val="28"/>
-          <w:szCs w:val="28"/>
-        </w:rPr>
-        <w:t>−2·</w:t>
-      </w:r>
-      <w:r>
-        <w:rPr>
-          <w:rFonts w:ascii="Times New Roman" w:hAnsi="Times New Roman" w:cs="Times New Roman"/>
-          <w:sz w:val="28"/>
-          <w:szCs w:val="28"/>
-          <w:lang w:val="en-US"/>
-        </w:rPr>
-        <w:t>H</w:t>
-      </w:r>
-      <w:r>
-        <w:rPr>
-          <w:rFonts w:ascii="Times New Roman" w:hAnsi="Times New Roman" w:cs="Times New Roman"/>
-          <w:sz w:val="28"/>
-          <w:szCs w:val="28"/>
-        </w:rPr>
-        <w:t>·</w:t>
-      </w:r>
-      <w:proofErr w:type="gramStart"/>
-      <w:r>
-        <w:rPr>
-          <w:rFonts w:ascii="Times New Roman" w:hAnsi="Times New Roman" w:cs="Times New Roman"/>
-          <w:sz w:val="28"/>
-          <w:szCs w:val="28"/>
-          <w:lang w:val="en-US"/>
-        </w:rPr>
-        <w:t>tan</w:t>
-      </w:r>
-      <w:r>
-        <w:rPr>
-          <w:rFonts w:ascii="Times New Roman" w:hAnsi="Times New Roman" w:cs="Times New Roman"/>
-          <w:sz w:val="28"/>
-          <w:szCs w:val="28"/>
-        </w:rPr>
-        <w:t>(</w:t>
-      </w:r>
-      <w:proofErr w:type="gramEnd"/>
-      <w:r>
-        <w:rPr>
-          <w:rFonts w:ascii="Times New Roman" w:hAnsi="Times New Roman" w:cs="Times New Roman"/>
-          <w:sz w:val="28"/>
-          <w:szCs w:val="28"/>
-          <w:lang w:val="en-US"/>
-        </w:rPr>
-        <w:t>Alpha</w:t>
-      </w:r>
-      <w:r>
-        <w:rPr>
-          <w:rFonts w:ascii="Times New Roman" w:hAnsi="Times New Roman" w:cs="Times New Roman"/>
-          <w:sz w:val="28"/>
-          <w:szCs w:val="28"/>
-        </w:rPr>
-        <w:t>)</w:t>
-      </w:r>
-      <w:r>
-        <w:rPr>
-          <w:rFonts w:ascii="Times New Roman" w:hAnsi="Times New Roman" w:cs="Times New Roman"/>
-          <w:sz w:val="28"/>
-          <w:szCs w:val="28"/>
-        </w:rPr>
-        <w:t>≤75</w:t>
-      </w:r>
-      <w:r>
-        <w:rPr>
-          <w:rFonts w:ascii="Times New Roman" w:hAnsi="Times New Roman" w:cs="Times New Roman"/>
-          <w:sz w:val="28"/>
-          <w:szCs w:val="28"/>
-        </w:rPr>
-        <w:t xml:space="preserve">. </w:t>
-      </w:r>
-      <w:r>
-        <w:rPr>
-          <w:rFonts w:ascii="Times New Roman" w:hAnsi="Times New Roman" w:cs="Times New Roman"/>
-          <w:sz w:val="28"/>
-          <w:szCs w:val="28"/>
-        </w:rPr>
-        <w:t xml:space="preserve">При вводе пользователем любых взаимосвязанных параметров система должна динамически проверять данное неравенство и блокировать построение, если расчетное </w:t>
-      </w:r>
-      <w:r>
-        <w:rPr>
-          <w:rFonts w:ascii="Times New Roman" w:hAnsi="Times New Roman" w:cs="Times New Roman"/>
-          <w:sz w:val="28"/>
-          <w:szCs w:val="28"/>
-        </w:rPr>
-        <w:t>наружно</w:t>
-      </w:r>
-      <w:r>
-        <w:rPr>
-          <w:rFonts w:ascii="Times New Roman" w:hAnsi="Times New Roman" w:cs="Times New Roman"/>
-          <w:sz w:val="28"/>
-          <w:szCs w:val="28"/>
-        </w:rPr>
-        <w:t>е</w:t>
-      </w:r>
-      <w:r>
-        <w:rPr>
-          <w:rFonts w:ascii="Times New Roman" w:hAnsi="Times New Roman" w:cs="Times New Roman"/>
-          <w:sz w:val="28"/>
-          <w:szCs w:val="28"/>
-        </w:rPr>
-        <w:t xml:space="preserve"> сечение становится меньше </w:t>
-      </w:r>
-      <w:r>
-        <w:rPr>
-          <w:rFonts w:ascii="Times New Roman" w:hAnsi="Times New Roman" w:cs="Times New Roman"/>
-          <w:sz w:val="28"/>
-          <w:szCs w:val="28"/>
-        </w:rPr>
-        <w:t xml:space="preserve">45 мм или больше 75 мм по соответствию </w:t>
-      </w:r>
-      <w:r>
-        <w:rPr>
-          <w:rFonts w:ascii="Times New Roman" w:hAnsi="Times New Roman" w:cs="Times New Roman"/>
-          <w:sz w:val="28"/>
-          <w:szCs w:val="28"/>
-        </w:rPr>
-        <w:t>ГОСТ 32758-2014</w:t>
-      </w:r>
-      <w:r>
-        <w:rPr>
-          <w:rFonts w:ascii="Times New Roman" w:hAnsi="Times New Roman" w:cs="Times New Roman"/>
-          <w:sz w:val="28"/>
-          <w:szCs w:val="28"/>
-        </w:rPr>
-        <w:t>.</w:t>
-      </w:r>
-    </w:p>
-    <w:p>
-      <w:pPr>
-        <w:spacing w:after="0" w:line="360" w:lineRule="auto"/>
-        <w:ind w:firstLine="709"/>
-        <w:jc w:val="both"/>
-        <w:rPr>
-          <w:rFonts w:ascii="Times New Roman" w:hAnsi="Times New Roman" w:cs="Times New Roman"/>
-          <w:sz w:val="28"/>
-          <w:szCs w:val="28"/>
-        </w:rPr>
-      </w:pPr>
-      <w:r>
-        <w:rPr>
-          <w:rFonts w:ascii="Times New Roman" w:hAnsi="Times New Roman" w:cs="Times New Roman"/>
-          <w:sz w:val="28"/>
-          <w:szCs w:val="28"/>
-        </w:rPr>
         <w:t>АС должна иметь пользовательский интерфейс с возможностью изменения значений, представленных выше, и последующим построении объекта «</w:t>
       </w:r>
       <w:r>
@@ -6835,7 +6901,7 @@
           <w:sz w:val="28"/>
           <w:szCs w:val="28"/>
         </w:rPr>
-        <w:t>» в САПР Компас 3D. В плагине должны проходить проверки значений, вводимых пользователем. Реализуемый плагин должен обеспечивать обработку ошибочных ситуаций, возникающих в процессе работы. При нажатии на кнопку «Построить» должна проходить проверка правильности ввода данных. Если данные некорректные, то должно высветиться окно с ошибкой построения и не будут применяться введённые параметры.</w:t>
+        <w:t>» в САПР Компас 3D. Реализуемый плагин должен обеспечивать обработку ошибочных ситуаций, возникающих в процессе работы. При нажатии на кнопку «Построить» должна проходить проверка правильности ввода данных. Если данные некорректные, то должно высветиться окно с ошибкой построения и не будут применяться введённые параметры.</w:t>
       </w:r>
     </w:p>
     <w:p>
@@ -7278,18 +7344,8 @@
           <w:sz w:val="28"/>
           <w:szCs w:val="28"/>
         </w:rPr>
-        <w:t xml:space="preserve">Пользовательские интерфейсы для всех подсистем, разработанных в рамках создания системы должны быть выполнены в виде </w:t>
-      </w:r>
-      <w:proofErr w:type="spellStart"/>
-      <w:r>
-        <w:rPr>
-          <w:rFonts w:ascii="Times New Roman" w:hAnsi="Times New Roman" w:cs="Times New Roman"/>
-          <w:sz w:val="28"/>
-          <w:szCs w:val="28"/>
-        </w:rPr>
-        <w:t>desktop</w:t>
-      </w:r>
-      <w:proofErr w:type="spellEnd"/>
+        <w:t>Пользовательские интерфейсы для всех подсистем, разработанных в рамках создания системы должны быть выполнены в виде desktop</w:t>
+      </w:r>
       <w:r>
         <w:rPr>
           <w:rFonts w:ascii="Times New Roman" w:hAnsi="Times New Roman" w:cs="Times New Roman"/>
@@ -7304,25 +7360,7 @@
           <w:sz w:val="28"/>
           <w:szCs w:val="28"/>
         </w:rPr>
-        <w:t>интерфейсов с помощью фреймворков Windows </w:t>
-      </w:r>
-      <w:proofErr w:type="spellStart"/>
-      <w:r>
-        <w:rPr>
-          <w:rFonts w:ascii="Times New Roman" w:hAnsi="Times New Roman" w:cs="Times New Roman"/>
-          <w:sz w:val="28"/>
-          <w:szCs w:val="28"/>
-        </w:rPr>
-        <w:t>Forms</w:t>
-      </w:r>
-      <w:proofErr w:type="spellEnd"/>
-      <w:r>
-        <w:rPr>
-          <w:rFonts w:ascii="Times New Roman" w:hAnsi="Times New Roman" w:cs="Times New Roman"/>
-          <w:sz w:val="28"/>
-          <w:szCs w:val="28"/>
-        </w:rPr>
-        <w:t>, WPF или аналогичных им, позволяющих создавать пользовательские интерфейсы для ОС Windows 10 и выше.</w:t>
+        <w:t>интерфейсов с помощью фреймворков Windows Forms, WPF или аналогичных им, позволяющих создавать пользовательские интерфейсы для ОС Windows 10 и выше.</w:t>
       </w:r>
       <w:r>
         <w:rPr>
@@ -7358,32 +7396,11 @@
           <w:sz w:val="28"/>
           <w:szCs w:val="28"/>
         </w:rPr>
-        <w:t xml:space="preserve">Элементы интерфейса должны отвечать рекомендациям по вёрстке интерфейсов </w:t>
-      </w:r>
-      <w:proofErr w:type="spellStart"/>
-      <w:r>
-        <w:rPr>
-          <w:rFonts w:ascii="Times New Roman" w:hAnsi="Times New Roman" w:cs="Times New Roman"/>
-          <w:sz w:val="28"/>
-          <w:szCs w:val="28"/>
-        </w:rPr>
-        <w:t>desktop</w:t>
-      </w:r>
-      <w:proofErr w:type="spellEnd"/>
-      <w:r>
-        <w:rPr>
-          <w:rFonts w:ascii="Times New Roman" w:hAnsi="Times New Roman" w:cs="Times New Roman"/>
-          <w:sz w:val="28"/>
-          <w:szCs w:val="28"/>
-        </w:rPr>
-        <w:t>-приложений указанным в источнике [1].</w:t>
-      </w:r>
-    </w:p>
-    <w:p>
-      <w:pPr>
-        <w:spacing w:after="0" w:line="360" w:lineRule="auto"/>
-        <w:ind w:firstLine="708"/>
-        <w:jc w:val="both"/>
+        <w:t>Элементы интерфейса должны отвечать рекомендациям по вёрстке интерфейсов desktop-приложений указанным в источнике [1].</w:t>
+      </w:r>
+    </w:p>
+    <w:p>
+      <w:pPr>
         <w:rPr>
           <w:rFonts w:ascii="Times New Roman" w:hAnsi="Times New Roman" w:cs="Times New Roman"/>
           <w:sz w:val="28"/>
@@ -7698,23 +7715,12 @@
     </w:p>
     <w:p>
       <w:pPr>
-        <w:spacing w:after="0" w:line="360" w:lineRule="auto"/>
-        <w:ind w:firstLine="708"/>
-        <w:jc w:val="both"/>
-        <w:rPr>
-          <w:rFonts w:ascii="Times New Roman" w:hAnsi="Times New Roman" w:cs="Times New Roman"/>
-          <w:sz w:val="28"/>
-          <w:szCs w:val="28"/>
-        </w:rPr>
-      </w:pPr>
-      <w:r>
-        <w:rPr>
-          <w:rFonts w:ascii="Times New Roman" w:hAnsi="Times New Roman" w:cs="Times New Roman"/>
-          <w:sz w:val="28"/>
-          <w:szCs w:val="28"/>
-        </w:rPr>
-        <w:t xml:space="preserve"> </w:t>
-      </w:r>
+        <w:rPr>
+          <w:rFonts w:ascii="Times New Roman" w:hAnsi="Times New Roman" w:cs="Times New Roman"/>
+          <w:sz w:val="28"/>
+          <w:szCs w:val="28"/>
+        </w:rPr>
+      </w:pPr>
     </w:p>
     <w:p>
       <w:pPr>
@@ -10166,7 +10172,7 @@
           <w:sz w:val="28"/>
           <w:szCs w:val="28"/>
         </w:rPr>
-        <w:t>10</w:t>
+        <w:t>от 7</w:t>
       </w:r>
       <w:r>
         <w:rPr>
@@ -10182,7 +10188,7 @@
           <w:sz w:val="28"/>
           <w:szCs w:val="28"/>
         </w:rPr>
-        <w:t>±</w:t>
+        <w:t>до</w:t>
       </w:r>
       <w:r>
         <w:rPr>
@@ -10198,6 +10204,14 @@
           <w:sz w:val="28"/>
           <w:szCs w:val="28"/>
         </w:rPr>
+        <w:t>1</w:t>
+      </w:r>
+      <w:r>
+        <w:rPr>
+          <w:rFonts w:ascii="Times New Roman" w:hAnsi="Times New Roman" w:cs="Times New Roman"/>
+          <w:sz w:val="28"/>
+          <w:szCs w:val="28"/>
+        </w:rPr>
         <w:t>2,5</w:t>
       </w:r>
       <w:r>
@@ -10258,7 +10272,55 @@
           <w:sz w:val="28"/>
           <w:szCs w:val="28"/>
         </w:rPr>
-        <w:t>устанавливает диапазон для наружного диаметра вершины конуса, равный 60 ± 15 мм.</w:t>
+        <w:t xml:space="preserve">устанавливает диапазон для наружного диаметра вершины конуса, равный </w:t>
+      </w:r>
+      <w:r>
+        <w:rPr>
+          <w:rFonts w:ascii="Times New Roman" w:hAnsi="Times New Roman" w:cs="Times New Roman"/>
+          <w:sz w:val="28"/>
+          <w:szCs w:val="28"/>
+        </w:rPr>
+        <w:t>значению от 45</w:t>
+      </w:r>
+      <w:r>
+        <w:rPr>
+          <w:rFonts w:ascii="Times New Roman" w:hAnsi="Times New Roman" w:cs="Times New Roman"/>
+          <w:sz w:val="28"/>
+          <w:szCs w:val="28"/>
+        </w:rPr>
+        <w:t xml:space="preserve"> </w:t>
+      </w:r>
+      <w:r>
+        <w:rPr>
+          <w:rFonts w:ascii="Times New Roman" w:hAnsi="Times New Roman" w:cs="Times New Roman"/>
+          <w:sz w:val="28"/>
+          <w:szCs w:val="28"/>
+        </w:rPr>
+        <w:t>до</w:t>
+      </w:r>
+      <w:r>
+        <w:rPr>
+          <w:rFonts w:ascii="Times New Roman" w:hAnsi="Times New Roman" w:cs="Times New Roman"/>
+          <w:sz w:val="28"/>
+          <w:szCs w:val="28"/>
+        </w:rPr>
+        <w:t xml:space="preserve"> </w:t>
+      </w:r>
+      <w:r>
+        <w:rPr>
+          <w:rFonts w:ascii="Times New Roman" w:hAnsi="Times New Roman" w:cs="Times New Roman"/>
+          <w:sz w:val="28"/>
+          <w:szCs w:val="28"/>
+        </w:rPr>
+        <w:t>7</w:t>
+      </w:r>
+      <w:r>
+        <w:rPr>
+          <w:rFonts w:ascii="Times New Roman" w:hAnsi="Times New Roman" w:cs="Times New Roman"/>
+          <w:sz w:val="28"/>
+          <w:szCs w:val="28"/>
+        </w:rPr>
+        <w:t>5 мм.</w:t>
       </w:r>
     </w:p>
     <w:p>
@@ -11087,43 +11149,7 @@
           <w:sz w:val="28"/>
           <w:szCs w:val="28"/>
         </w:rPr>
-        <w:t>Нижеперечисленные документы к АС предоставляются в электронном виде в форматах .</w:t>
-      </w:r>
-      <w:proofErr w:type="spellStart"/>
-      <w:r>
-        <w:rPr>
-          <w:rFonts w:ascii="Times New Roman" w:hAnsi="Times New Roman" w:cs="Times New Roman"/>
-          <w:sz w:val="28"/>
-          <w:szCs w:val="28"/>
-        </w:rPr>
-        <w:t>docx</w:t>
-      </w:r>
-      <w:proofErr w:type="spellEnd"/>
-      <w:r>
-        <w:rPr>
-          <w:rFonts w:ascii="Times New Roman" w:hAnsi="Times New Roman" w:cs="Times New Roman"/>
-          <w:sz w:val="28"/>
-          <w:szCs w:val="28"/>
-        </w:rPr>
-        <w:t xml:space="preserve"> и .</w:t>
-      </w:r>
-      <w:proofErr w:type="spellStart"/>
-      <w:r>
-        <w:rPr>
-          <w:rFonts w:ascii="Times New Roman" w:hAnsi="Times New Roman" w:cs="Times New Roman"/>
-          <w:sz w:val="28"/>
-          <w:szCs w:val="28"/>
-        </w:rPr>
-        <w:t>pdf</w:t>
-      </w:r>
-      <w:proofErr w:type="spellEnd"/>
-      <w:r>
-        <w:rPr>
-          <w:rFonts w:ascii="Times New Roman" w:hAnsi="Times New Roman" w:cs="Times New Roman"/>
-          <w:sz w:val="28"/>
-          <w:szCs w:val="28"/>
-        </w:rPr>
-        <w:t xml:space="preserve"> по одному экземпляру каждый </w:t>
+        <w:t xml:space="preserve">Нижеперечисленные документы к АС предоставляются в электронном виде в форматах .docx и .pdf по одному экземпляру каждый </w:t>
       </w:r>
     </w:p>
     <w:p>
@@ -11354,25 +11380,7 @@
           <w:sz w:val="28"/>
           <w:szCs w:val="28"/>
         </w:rPr>
-        <w:t xml:space="preserve">− шрифт – Times New </w:t>
-      </w:r>
-      <w:proofErr w:type="spellStart"/>
-      <w:r>
-        <w:rPr>
-          <w:rFonts w:ascii="Times New Roman" w:hAnsi="Times New Roman" w:cs="Times New Roman"/>
-          <w:sz w:val="28"/>
-          <w:szCs w:val="28"/>
-        </w:rPr>
-        <w:t>Roman</w:t>
-      </w:r>
-      <w:proofErr w:type="spellEnd"/>
-      <w:r>
-        <w:rPr>
-          <w:rFonts w:ascii="Times New Roman" w:hAnsi="Times New Roman" w:cs="Times New Roman"/>
-          <w:sz w:val="28"/>
-          <w:szCs w:val="28"/>
-        </w:rPr>
-        <w:t xml:space="preserve"> 14; </w:t>
+        <w:t xml:space="preserve">− шрифт – Times New Roman 14; </w:t>
       </w:r>
     </w:p>
     <w:p>
@@ -11552,61 +11560,7 @@
           <w:sz w:val="28"/>
           <w:szCs w:val="28"/>
         </w:rPr>
-        <w:t xml:space="preserve">Новые технологии в </w:t>
-      </w:r>
-      <w:proofErr w:type="gramStart"/>
-      <w:r>
-        <w:rPr>
-          <w:rFonts w:ascii="Times New Roman" w:eastAsia="SimSun" w:hAnsi="Times New Roman" w:cs="Times New Roman"/>
-          <w:sz w:val="28"/>
-          <w:szCs w:val="28"/>
-        </w:rPr>
-        <w:t>программировании :</w:t>
-      </w:r>
-      <w:proofErr w:type="gramEnd"/>
-      <w:r>
-        <w:rPr>
-          <w:rFonts w:ascii="Times New Roman" w:eastAsia="SimSun" w:hAnsi="Times New Roman" w:cs="Times New Roman"/>
-          <w:sz w:val="28"/>
-          <w:szCs w:val="28"/>
-        </w:rPr>
-        <w:t xml:space="preserve"> учебное пособие / А. А. </w:t>
-      </w:r>
-      <w:proofErr w:type="spellStart"/>
-      <w:r>
-        <w:rPr>
-          <w:rFonts w:ascii="Times New Roman" w:eastAsia="SimSun" w:hAnsi="Times New Roman" w:cs="Times New Roman"/>
-          <w:sz w:val="28"/>
-          <w:szCs w:val="28"/>
-        </w:rPr>
-        <w:t>Калентьев</w:t>
-      </w:r>
-      <w:proofErr w:type="spellEnd"/>
-      <w:r>
-        <w:rPr>
-          <w:rFonts w:ascii="Times New Roman" w:eastAsia="SimSun" w:hAnsi="Times New Roman" w:cs="Times New Roman"/>
-          <w:sz w:val="28"/>
-          <w:szCs w:val="28"/>
-        </w:rPr>
-        <w:t xml:space="preserve">, Д. В. </w:t>
-      </w:r>
-      <w:proofErr w:type="spellStart"/>
-      <w:r>
-        <w:rPr>
-          <w:rFonts w:ascii="Times New Roman" w:eastAsia="SimSun" w:hAnsi="Times New Roman" w:cs="Times New Roman"/>
-          <w:sz w:val="28"/>
-          <w:szCs w:val="28"/>
-        </w:rPr>
-        <w:t>Гарайс</w:t>
-      </w:r>
-      <w:proofErr w:type="spellEnd"/>
-      <w:r>
-        <w:rPr>
-          <w:rFonts w:ascii="Times New Roman" w:eastAsia="SimSun" w:hAnsi="Times New Roman" w:cs="Times New Roman"/>
-          <w:sz w:val="28"/>
-          <w:szCs w:val="28"/>
-        </w:rPr>
-        <w:t xml:space="preserve">, А. Е. Горяинов — Томск : Эль Контент, 2014. — 176 с. </w:t>
+        <w:t xml:space="preserve">Новые технологии в программировании : учебное пособие / А. А. Калентьев, Д. В. Гарайс, А. Е. Горяинов — Томск : Эль Контент, 2014. — 176 с. </w:t>
       </w:r>
     </w:p>
     <w:p>
@@ -11750,97 +11704,7 @@
           <w:sz w:val="28"/>
           <w:szCs w:val="28"/>
         </w:rPr>
-        <w:t>Введение в UML от создателей языка [Текст</w:t>
-      </w:r>
-      <w:proofErr w:type="gramStart"/>
-      <w:r>
-        <w:rPr>
-          <w:rFonts w:ascii="Times New Roman" w:eastAsia="SimSun" w:hAnsi="Times New Roman" w:cs="Times New Roman"/>
-          <w:sz w:val="28"/>
-          <w:szCs w:val="28"/>
-        </w:rPr>
-        <w:t>] :</w:t>
-      </w:r>
-      <w:proofErr w:type="gramEnd"/>
-      <w:r>
-        <w:rPr>
-          <w:rFonts w:ascii="Times New Roman" w:eastAsia="SimSun" w:hAnsi="Times New Roman" w:cs="Times New Roman"/>
-          <w:sz w:val="28"/>
-          <w:szCs w:val="28"/>
-        </w:rPr>
-        <w:t xml:space="preserve"> руководство пользователя / Г. Буч, Д. </w:t>
-      </w:r>
-      <w:proofErr w:type="spellStart"/>
-      <w:r>
-        <w:rPr>
-          <w:rFonts w:ascii="Times New Roman" w:eastAsia="SimSun" w:hAnsi="Times New Roman" w:cs="Times New Roman"/>
-          <w:sz w:val="28"/>
-          <w:szCs w:val="28"/>
-        </w:rPr>
-        <w:t>Рамбо</w:t>
-      </w:r>
-      <w:proofErr w:type="spellEnd"/>
-      <w:r>
-        <w:rPr>
-          <w:rFonts w:ascii="Times New Roman" w:eastAsia="SimSun" w:hAnsi="Times New Roman" w:cs="Times New Roman"/>
-          <w:sz w:val="28"/>
-          <w:szCs w:val="28"/>
-        </w:rPr>
-        <w:t xml:space="preserve">, И. Якобсон. - 2-е изд. - </w:t>
-      </w:r>
-      <w:proofErr w:type="gramStart"/>
-      <w:r>
-        <w:rPr>
-          <w:rFonts w:ascii="Times New Roman" w:eastAsia="SimSun" w:hAnsi="Times New Roman" w:cs="Times New Roman"/>
-          <w:sz w:val="28"/>
-          <w:szCs w:val="28"/>
-        </w:rPr>
-        <w:t>М. :</w:t>
-      </w:r>
-      <w:proofErr w:type="gramEnd"/>
-      <w:r>
-        <w:rPr>
-          <w:rFonts w:ascii="Times New Roman" w:eastAsia="SimSun" w:hAnsi="Times New Roman" w:cs="Times New Roman"/>
-          <w:sz w:val="28"/>
-          <w:szCs w:val="28"/>
-        </w:rPr>
-        <w:t xml:space="preserve"> ДМК Пресс, 2012. - 494 </w:t>
-      </w:r>
-      <w:proofErr w:type="gramStart"/>
-      <w:r>
-        <w:rPr>
-          <w:rFonts w:ascii="Times New Roman" w:eastAsia="SimSun" w:hAnsi="Times New Roman" w:cs="Times New Roman"/>
-          <w:sz w:val="28"/>
-          <w:szCs w:val="28"/>
-        </w:rPr>
-        <w:t>с. :</w:t>
-      </w:r>
-      <w:proofErr w:type="gramEnd"/>
-      <w:r>
-        <w:rPr>
-          <w:rFonts w:ascii="Times New Roman" w:eastAsia="SimSun" w:hAnsi="Times New Roman" w:cs="Times New Roman"/>
-          <w:sz w:val="28"/>
-          <w:szCs w:val="28"/>
-        </w:rPr>
-        <w:t xml:space="preserve"> ил. - (Классика программирования). - </w:t>
-      </w:r>
-      <w:proofErr w:type="spellStart"/>
-      <w:r>
-        <w:rPr>
-          <w:rFonts w:ascii="Times New Roman" w:eastAsia="SimSun" w:hAnsi="Times New Roman" w:cs="Times New Roman"/>
-          <w:sz w:val="28"/>
-          <w:szCs w:val="28"/>
-        </w:rPr>
-        <w:t>Предм</w:t>
-      </w:r>
-      <w:proofErr w:type="spellEnd"/>
-      <w:r>
-        <w:rPr>
-          <w:rFonts w:ascii="Times New Roman" w:eastAsia="SimSun" w:hAnsi="Times New Roman" w:cs="Times New Roman"/>
-          <w:sz w:val="28"/>
-          <w:szCs w:val="28"/>
-        </w:rPr>
-        <w:t xml:space="preserve">. указ.: с. 483- 493. - ISBN 978-5-94074-644-7; </w:t>
+        <w:t xml:space="preserve">Введение в UML от создателей языка [Текст] : руководство пользователя / Г. Буч, Д. Рамбо, И. Якобсон. - 2-е изд. - М. : ДМК Пресс, 2012. - 494 с. : ил. - (Классика программирования). - Предм. указ.: с. 483- 493. - ISBN 978-5-94074-644-7; </w:t>
       </w:r>
     </w:p>
     <w:p>
@@ -11864,35 +11728,7 @@
           <w:sz w:val="28"/>
           <w:szCs w:val="28"/>
         </w:rPr>
-        <w:t xml:space="preserve">Ли. К. Основы САПР (CAD/CAM/CAE). – </w:t>
-      </w:r>
-      <w:proofErr w:type="spellStart"/>
-      <w:r>
-        <w:rPr>
-          <w:rFonts w:ascii="Times New Roman" w:eastAsia="SimSun" w:hAnsi="Times New Roman" w:cs="Times New Roman"/>
-          <w:sz w:val="28"/>
-          <w:szCs w:val="28"/>
-        </w:rPr>
-        <w:t>Спб</w:t>
-      </w:r>
-      <w:proofErr w:type="spellEnd"/>
-      <w:proofErr w:type="gramStart"/>
-      <w:r>
-        <w:rPr>
-          <w:rFonts w:ascii="Times New Roman" w:eastAsia="SimSun" w:hAnsi="Times New Roman" w:cs="Times New Roman"/>
-          <w:sz w:val="28"/>
-          <w:szCs w:val="28"/>
-        </w:rPr>
-        <w:t>.:«</w:t>
-      </w:r>
-      <w:proofErr w:type="gramEnd"/>
-      <w:r>
-        <w:rPr>
-          <w:rFonts w:ascii="Times New Roman" w:eastAsia="SimSun" w:hAnsi="Times New Roman" w:cs="Times New Roman"/>
-          <w:sz w:val="28"/>
-          <w:szCs w:val="28"/>
-        </w:rPr>
-        <w:t>Питер», 2004. – 560с.</w:t>
+        <w:t>Ли. К. Основы САПР (CAD/CAM/CAE). – Спб.:«Питер», 2004. – 560с.</w:t>
       </w:r>
     </w:p>
     <w:p>
@@ -11930,44 +11766,7 @@
         <w:annotationRef/>
       </w:r>
       <w:r>
-        <w:t xml:space="preserve">Добавьте совместное ограничение </w:t>
-      </w:r>
-      <w:proofErr w:type="spellStart"/>
-      <w:proofErr w:type="gramStart"/>
-      <w:r>
-        <w:t>D,H</w:t>
-      </w:r>
-      <w:proofErr w:type="gramEnd"/>
-      <w:r>
-        <w:t>,Alpha</w:t>
-      </w:r>
-      <w:proofErr w:type="spellEnd"/>
-      <w:r>
-        <w:t xml:space="preserve"> и S, сохраняющее положительное наружное и внутреннее сечение вершины. При угле к вертикали, показанном на рисунке, наружный диаметр вершины равен D−2H·</w:t>
-      </w:r>
-      <w:proofErr w:type="gramStart"/>
-      <w:r>
-        <w:t>tan(</w:t>
-      </w:r>
-      <w:proofErr w:type="gramEnd"/>
-      <w:r>
-        <w:t xml:space="preserve">Alpha): D=150 </w:t>
-      </w:r>
-      <w:proofErr w:type="spellStart"/>
-      <w:r>
-        <w:t>мм,H</w:t>
-      </w:r>
-      <w:proofErr w:type="spellEnd"/>
-      <w:r>
-        <w:t xml:space="preserve">=800 </w:t>
-      </w:r>
-      <w:proofErr w:type="spellStart"/>
-      <w:r>
-        <w:t>мм,Alpha</w:t>
-      </w:r>
-      <w:proofErr w:type="spellEnd"/>
-      <w:r>
-        <w:t>=25° дают отрицательное значение, хотя каждый параметр находится в своем диапазоне.</w:t>
+        <w:t>Добавьте совместное ограничение D,H,Alpha и S, сохраняющее положительное наружное и внутреннее сечение вершины. При угле к вертикали, показанном на рисунке, наружный диаметр вершины равен D−2H·tan(Alpha): D=150 мм,H=800 мм,Alpha=25° дают отрицательное значение, хотя каждый параметр находится в своем диапазоне.</w:t>
       </w:r>
     </w:p>
   </w:comment>
@@ -11977,15 +11776,7 @@
         <w:annotationRef/>
       </w:r>
       <w:r>
-        <w:t xml:space="preserve">Запишите условие размещения как D+20 </w:t>
-      </w:r>
-      <w:proofErr w:type="spellStart"/>
-      <w:r>
-        <w:t>мм≤A</w:t>
-      </w:r>
-      <w:proofErr w:type="spellEnd"/>
-      <w:r>
-        <w:t xml:space="preserve"> и явно задайте проверку при вводе любого из параметров: D≤A−20 мм и A≥D+20 мм с учетом их общих диапазонов.</w:t>
+        <w:t>Запишите условие размещения как D+20 мм≤A и явно задайте проверку при вводе любого из параметров: D≤A−20 мм и A≥D+20 мм с учетом их общих диапазонов.</w:t>
       </w:r>
       <w:r>
         <w:br/>

--- a/docs/ТЗ (1).docx
+++ b/docs/ТЗ (1).docx
@@ -1,6 +1,6 @@
 
 <file path=word/document.xml><?xml version="1.0" encoding="utf-8"?>
-<w:document xmlns:wpc="http://schemas.microsoft.com/office/word/2010/wordprocessingCanvas" xmlns:cx="http://schemas.microsoft.com/office/drawing/2014/chartex" xmlns:cx1="http://schemas.microsoft.com/office/drawing/2015/9/8/chartex" xmlns:cx2="http://schemas.microsoft.com/office/drawing/2015/10/21/chartex" xmlns:cx3="http://schemas.microsoft.com/office/drawing/2016/5/9/chartex" xmlns:cx4="http://schemas.microsoft.com/office/drawing/2016/5/10/chartex" xmlns:cx5="http://schemas.microsoft.com/office/drawing/2016/5/11/chartex" xmlns:cx6="http://schemas.microsoft.com/office/drawing/2016/5/12/chartex" xmlns:cx7="http://schemas.microsoft.com/office/drawing/2016/5/13/chartex" xmlns:cx8="http://schemas.microsoft.com/office/drawing/2016/5/14/chartex" xmlns:mc="http://schemas.openxmlformats.org/markup-compatibility/2006" xmlns:aink="http://schemas.microsoft.com/office/drawing/2016/ink" xmlns:am3d="http://schemas.microsoft.com/office/drawing/2017/model3d" xmlns:o="urn:schemas-microsoft-com:office:office" xmlns:r="http://schemas.openxmlformats.org/officeDocument/2006/relationships" xmlns:m="http://schemas.openxmlformats.org/officeDocument/2006/math" xmlns:v="urn:schemas-microsoft-com:vml" xmlns:wp14="http://schemas.microsoft.com/office/word/2010/wordprocessingDrawing" xmlns:wp="http://schemas.openxmlformats.org/drawingml/2006/wordprocessingDrawing" xmlns:w10="urn:schemas-microsoft-com:office:word" xmlns:w="http://schemas.openxmlformats.org/wordprocessingml/2006/main" xmlns:w14="http://schemas.microsoft.com/office/word/2010/wordml" xmlns:w15="http://schemas.microsoft.com/office/word/2012/wordml" xmlns:w16cex="http://schemas.microsoft.com/office/word/2018/wordml/cex" xmlns:w16cid="http://schemas.microsoft.com/office/word/2016/wordml/cid" xmlns:w16="http://schemas.microsoft.com/office/word/2018/wordml" xmlns:w16sdtdh="http://schemas.microsoft.com/office/word/2020/wordml/sdtdatahash" xmlns:w16se="http://schemas.microsoft.com/office/word/2015/wordml/symex" xmlns:wpg="http://schemas.microsoft.com/office/word/2010/wordprocessingGroup" xmlns:wpi="http://schemas.microsoft.com/office/word/2010/wordprocessingInk" xmlns:wne="http://schemas.microsoft.com/office/word/2006/wordml" xmlns:wps="http://schemas.microsoft.com/office/word/2010/wordprocessingShape" mc:Ignorable="w14 w15 w16se w16cid w16 w16cex w16sdtdh wp14">
+<w:document xmlns:wpc="http://schemas.microsoft.com/office/word/2010/wordprocessingCanvas" xmlns:cx="http://schemas.microsoft.com/office/drawing/2014/chartex" xmlns:cx1="http://schemas.microsoft.com/office/drawing/2015/9/8/chartex" xmlns:cx2="http://schemas.microsoft.com/office/drawing/2015/10/21/chartex" xmlns:cx3="http://schemas.microsoft.com/office/drawing/2016/5/9/chartex" xmlns:cx4="http://schemas.microsoft.com/office/drawing/2016/5/10/chartex" xmlns:cx5="http://schemas.microsoft.com/office/drawing/2016/5/11/chartex" xmlns:cx6="http://schemas.microsoft.com/office/drawing/2016/5/12/chartex" xmlns:cx7="http://schemas.microsoft.com/office/drawing/2016/5/13/chartex" xmlns:cx8="http://schemas.microsoft.com/office/drawing/2016/5/14/chartex" xmlns:mc="http://schemas.openxmlformats.org/markup-compatibility/2006" xmlns:aink="http://schemas.microsoft.com/office/drawing/2016/ink" xmlns:am3d="http://schemas.microsoft.com/office/drawing/2017/model3d" xmlns:o="urn:schemas-microsoft-com:office:office" xmlns:oel="http://schemas.microsoft.com/office/2019/extlst" xmlns:r="http://schemas.openxmlformats.org/officeDocument/2006/relationships" xmlns:m="http://schemas.openxmlformats.org/officeDocument/2006/math" xmlns:v="urn:schemas-microsoft-com:vml" xmlns:wp14="http://schemas.microsoft.com/office/word/2010/wordprocessingDrawing" xmlns:wp="http://schemas.openxmlformats.org/drawingml/2006/wordprocessingDrawing" xmlns:w10="urn:schemas-microsoft-com:office:word" xmlns:w="http://schemas.openxmlformats.org/wordprocessingml/2006/main" xmlns:w14="http://schemas.microsoft.com/office/word/2010/wordml" xmlns:w15="http://schemas.microsoft.com/office/word/2012/wordml" xmlns:w16cex="http://schemas.microsoft.com/office/word/2018/wordml/cex" xmlns:w16cid="http://schemas.microsoft.com/office/word/2016/wordml/cid" xmlns:w16="http://schemas.microsoft.com/office/word/2018/wordml" xmlns:w16du="http://schemas.microsoft.com/office/word/2023/wordml/word16du" xmlns:w16sdtdh="http://schemas.microsoft.com/office/word/2020/wordml/sdtdatahash" xmlns:w16sdtfl="http://schemas.microsoft.com/office/word/2024/wordml/sdtformatlock" xmlns:w16se="http://schemas.microsoft.com/office/word/2015/wordml/symex" xmlns:wpg="http://schemas.microsoft.com/office/word/2010/wordprocessingGroup" xmlns:wpi="http://schemas.microsoft.com/office/word/2010/wordprocessingInk" xmlns:wne="http://schemas.microsoft.com/office/word/2006/wordml" xmlns:wps="http://schemas.microsoft.com/office/word/2010/wordprocessingShape" mc:Ignorable="w14 w15 w16se w16cid w16 w16cex w16sdtdh w16sdtfl w16du wp14">
   <w:body>
     <w:p>
       <w:pPr>
@@ -5642,7 +5642,6 @@
         </w:rPr>
       </w:pPr>
       <w:bookmarkStart w:id="10" w:name="_Toc240391099"/>
-      <w:commentRangeStart w:id="11"/>
       <w:r>
         <w:rPr>
           <w:b/>
@@ -5651,17 +5650,6 @@
         <w:t>3.1.1 Требования к структуре и функционированию системы</w:t>
       </w:r>
       <w:bookmarkEnd w:id="10"/>
-      <w:commentRangeEnd w:id="11"/>
-      <w:r>
-        <w:rPr>
-          <w:rStyle w:val="ad"/>
-          <w:b/>
-          <w:bCs/>
-          <w:sz w:val="28"/>
-          <w:szCs w:val="28"/>
-        </w:rPr>
-        <w:commentReference w:id="11"/>
-      </w:r>
     </w:p>
     <w:p>
       <w:pPr>
@@ -6071,7 +6059,6 @@
           <w:szCs w:val="28"/>
         </w:rPr>
       </w:pPr>
-      <w:commentRangeStart w:id="12"/>
       <w:r>
         <w:rPr>
           <w:rFonts w:ascii="Times New Roman" w:hAnsi="Times New Roman" w:cs="Times New Roman"/>
@@ -6152,16 +6139,6 @@
           <w:szCs w:val="28"/>
         </w:rPr>
         <w:t>.</w:t>
-      </w:r>
-      <w:commentRangeEnd w:id="12"/>
-      <w:r>
-        <w:rPr>
-          <w:rStyle w:val="ad"/>
-          <w:rFonts w:ascii="Times New Roman" w:hAnsi="Times New Roman" w:cs="Times New Roman"/>
-          <w:sz w:val="28"/>
-          <w:szCs w:val="28"/>
-        </w:rPr>
-        <w:commentReference w:id="12"/>
       </w:r>
     </w:p>
     <w:p>
@@ -6319,7 +6296,8 @@
         </w:rPr>
         <w:t xml:space="preserve">. </w:t>
       </w:r>
-      <w:commentRangeStart w:id="13"/>
+      <w:commentRangeStart w:id="11"/>
+      <w:commentRangeStart w:id="12"/>
       <w:r>
         <w:rPr>
           <w:rFonts w:ascii="Times New Roman" w:hAnsi="Times New Roman" w:cs="Times New Roman"/>
@@ -6336,7 +6314,7 @@
         </w:rPr>
         <w:t>.</w:t>
       </w:r>
-      <w:commentRangeEnd w:id="13"/>
+      <w:commentRangeEnd w:id="11"/>
       <w:r>
         <w:rPr>
           <w:rStyle w:val="ad"/>
@@ -6344,7 +6322,17 @@
           <w:sz w:val="28"/>
           <w:szCs w:val="28"/>
         </w:rPr>
-        <w:commentReference w:id="13"/>
+        <w:commentReference w:id="11"/>
+      </w:r>
+      <w:commentRangeEnd w:id="12"/>
+      <w:r>
+        <w:rPr>
+          <w:rStyle w:val="ad"/>
+          <w:rFonts w:ascii="Times New Roman" w:hAnsi="Times New Roman" w:cs="Times New Roman"/>
+          <w:sz w:val="28"/>
+          <w:szCs w:val="28"/>
+        </w:rPr>
+        <w:commentReference w:id="12"/>
       </w:r>
       <w:r>
         <w:rPr>
@@ -6780,15 +6768,7 @@
             <w:sz w:val="28"/>
             <w:szCs w:val="28"/>
           </w:rPr>
-          <m:t>)≤7</m:t>
-        </m:r>
-        <m:r>
-          <w:rPr>
-            <w:rFonts w:ascii="Cambria Math" w:hAnsi="Cambria Math" w:cs="Times New Roman"/>
-            <w:sz w:val="28"/>
-            <w:szCs w:val="28"/>
-          </w:rPr>
-          <m:t>5</m:t>
+          <m:t>)≤75</m:t>
         </m:r>
       </m:oMath>
       <w:r>
@@ -6926,8 +6906,8 @@
           <w:bCs/>
         </w:rPr>
       </w:pPr>
-      <w:bookmarkStart w:id="14" w:name="_Toc178602519"/>
-      <w:bookmarkStart w:id="15" w:name="_Toc240391100"/>
+      <w:bookmarkStart w:id="13" w:name="_Toc178602519"/>
+      <w:bookmarkStart w:id="14" w:name="_Toc240391100"/>
       <w:r>
         <w:rPr>
           <w:b/>
@@ -6935,8 +6915,8 @@
         </w:rPr>
         <w:t>3.1.2 Требования к численности и квалификации персонала системы</w:t>
       </w:r>
+      <w:bookmarkEnd w:id="13"/>
       <w:bookmarkEnd w:id="14"/>
-      <w:bookmarkEnd w:id="15"/>
     </w:p>
     <w:p>
       <w:pPr>
@@ -6992,8 +6972,8 @@
           <w:bCs/>
         </w:rPr>
       </w:pPr>
-      <w:bookmarkStart w:id="16" w:name="_Toc178602520"/>
-      <w:bookmarkStart w:id="17" w:name="_Toc240391101"/>
+      <w:bookmarkStart w:id="15" w:name="_Toc178602520"/>
+      <w:bookmarkStart w:id="16" w:name="_Toc240391101"/>
       <w:r>
         <w:rPr>
           <w:b/>
@@ -7001,8 +6981,8 @@
         </w:rPr>
         <w:t>3.1.3 Показатели назначения</w:t>
       </w:r>
+      <w:bookmarkEnd w:id="15"/>
       <w:bookmarkEnd w:id="16"/>
-      <w:bookmarkEnd w:id="17"/>
     </w:p>
     <w:p>
       <w:pPr>
@@ -7171,8 +7151,8 @@
           <w:bCs/>
         </w:rPr>
       </w:pPr>
-      <w:bookmarkStart w:id="18" w:name="_Toc178602521"/>
-      <w:bookmarkStart w:id="19" w:name="_Toc240391102"/>
+      <w:bookmarkStart w:id="17" w:name="_Toc178602521"/>
+      <w:bookmarkStart w:id="18" w:name="_Toc240391102"/>
       <w:r>
         <w:rPr>
           <w:b/>
@@ -7180,8 +7160,8 @@
         </w:rPr>
         <w:t>3.1.4 Требования к надёжности</w:t>
       </w:r>
+      <w:bookmarkEnd w:id="17"/>
       <w:bookmarkEnd w:id="18"/>
-      <w:bookmarkEnd w:id="19"/>
     </w:p>
     <w:p>
       <w:pPr>
@@ -7237,8 +7217,8 @@
           <w:bCs/>
         </w:rPr>
       </w:pPr>
-      <w:bookmarkStart w:id="20" w:name="_Toc178602522"/>
-      <w:bookmarkStart w:id="21" w:name="_Toc240391103"/>
+      <w:bookmarkStart w:id="19" w:name="_Toc178602522"/>
+      <w:bookmarkStart w:id="20" w:name="_Toc240391103"/>
       <w:r>
         <w:rPr>
           <w:b/>
@@ -7246,8 +7226,8 @@
         </w:rPr>
         <w:t>3.1.5 Требования к безопасности</w:t>
       </w:r>
+      <w:bookmarkEnd w:id="19"/>
       <w:bookmarkEnd w:id="20"/>
-      <w:bookmarkEnd w:id="21"/>
     </w:p>
     <w:p>
       <w:pPr>
@@ -7303,8 +7283,8 @@
           <w:bCs/>
         </w:rPr>
       </w:pPr>
-      <w:bookmarkStart w:id="22" w:name="_Toc178602523"/>
-      <w:bookmarkStart w:id="23" w:name="_Toc240391104"/>
+      <w:bookmarkStart w:id="21" w:name="_Toc178602523"/>
+      <w:bookmarkStart w:id="22" w:name="_Toc240391104"/>
       <w:r>
         <w:rPr>
           <w:b/>
@@ -7312,8 +7292,8 @@
         </w:rPr>
         <w:t>3.1.6 Требования к эргономике и технической эстетике</w:t>
       </w:r>
+      <w:bookmarkEnd w:id="21"/>
       <w:bookmarkEnd w:id="22"/>
-      <w:bookmarkEnd w:id="23"/>
     </w:p>
     <w:p>
       <w:pPr>
@@ -7418,8 +7398,8 @@
           <w:bCs/>
         </w:rPr>
       </w:pPr>
-      <w:bookmarkStart w:id="24" w:name="_Toc178602524"/>
-      <w:bookmarkStart w:id="25" w:name="_Toc240391105"/>
+      <w:bookmarkStart w:id="23" w:name="_Toc178602524"/>
+      <w:bookmarkStart w:id="24" w:name="_Toc240391105"/>
       <w:r>
         <w:rPr>
           <w:b/>
@@ -7427,8 +7407,8 @@
         </w:rPr>
         <w:t>3.1.7 Требования к эксплуатации, техническому обслуживанию, ремонту и хранению компонентов системы</w:t>
       </w:r>
+      <w:bookmarkEnd w:id="23"/>
       <w:bookmarkEnd w:id="24"/>
-      <w:bookmarkEnd w:id="25"/>
     </w:p>
     <w:p>
       <w:pPr>
@@ -7492,8 +7472,8 @@
           <w:bCs/>
         </w:rPr>
       </w:pPr>
-      <w:bookmarkStart w:id="26" w:name="_Toc178602525"/>
-      <w:bookmarkStart w:id="27" w:name="_Toc240391106"/>
+      <w:bookmarkStart w:id="25" w:name="_Toc178602525"/>
+      <w:bookmarkStart w:id="26" w:name="_Toc240391106"/>
       <w:r>
         <w:rPr>
           <w:b/>
@@ -7502,8 +7482,8 @@
         <w:lastRenderedPageBreak/>
         <w:t>3.1.8 Требования к защите информации от несанкционированного доступа</w:t>
       </w:r>
+      <w:bookmarkEnd w:id="25"/>
       <w:bookmarkEnd w:id="26"/>
-      <w:bookmarkEnd w:id="27"/>
     </w:p>
     <w:p>
       <w:pPr>
@@ -7559,8 +7539,8 @@
           <w:bCs/>
         </w:rPr>
       </w:pPr>
-      <w:bookmarkStart w:id="28" w:name="_Toc178602526"/>
-      <w:bookmarkStart w:id="29" w:name="_Toc240391107"/>
+      <w:bookmarkStart w:id="27" w:name="_Toc178602526"/>
+      <w:bookmarkStart w:id="28" w:name="_Toc240391107"/>
       <w:r>
         <w:rPr>
           <w:b/>
@@ -7568,8 +7548,8 @@
         </w:rPr>
         <w:t>3.1.9 Требования по сохранности информации при авариях</w:t>
       </w:r>
+      <w:bookmarkEnd w:id="27"/>
       <w:bookmarkEnd w:id="28"/>
-      <w:bookmarkEnd w:id="29"/>
     </w:p>
     <w:p>
       <w:pPr>
@@ -7625,8 +7605,8 @@
           <w:bCs/>
         </w:rPr>
       </w:pPr>
-      <w:bookmarkStart w:id="30" w:name="_Toc178602527"/>
-      <w:bookmarkStart w:id="31" w:name="_Toc240391108"/>
+      <w:bookmarkStart w:id="29" w:name="_Toc178602527"/>
+      <w:bookmarkStart w:id="30" w:name="_Toc240391108"/>
       <w:r>
         <w:rPr>
           <w:b/>
@@ -7634,8 +7614,8 @@
         </w:rPr>
         <w:t>3.1.10 Требования к защите от влияния внешних воздействий</w:t>
       </w:r>
+      <w:bookmarkEnd w:id="29"/>
       <w:bookmarkEnd w:id="30"/>
-      <w:bookmarkEnd w:id="31"/>
     </w:p>
     <w:p/>
     <w:p>
@@ -7680,8 +7660,8 @@
           <w:bCs/>
         </w:rPr>
       </w:pPr>
-      <w:bookmarkStart w:id="32" w:name="_Toc178602528"/>
-      <w:bookmarkStart w:id="33" w:name="_Toc240391109"/>
+      <w:bookmarkStart w:id="31" w:name="_Toc178602528"/>
+      <w:bookmarkStart w:id="32" w:name="_Toc240391109"/>
       <w:r>
         <w:rPr>
           <w:b/>
@@ -7689,8 +7669,8 @@
         </w:rPr>
         <w:t>3.1.11 Требования к патентной чистоте</w:t>
       </w:r>
+      <w:bookmarkEnd w:id="31"/>
       <w:bookmarkEnd w:id="32"/>
-      <w:bookmarkEnd w:id="33"/>
     </w:p>
     <w:p/>
     <w:p>
@@ -7732,8 +7712,8 @@
           <w:bCs/>
         </w:rPr>
       </w:pPr>
-      <w:bookmarkStart w:id="34" w:name="_Toc178602529"/>
-      <w:bookmarkStart w:id="35" w:name="_Toc240391110"/>
+      <w:bookmarkStart w:id="33" w:name="_Toc178602529"/>
+      <w:bookmarkStart w:id="34" w:name="_Toc240391110"/>
       <w:r>
         <w:rPr>
           <w:b/>
@@ -7741,8 +7721,8 @@
         </w:rPr>
         <w:t>3.1.12 Требования по стандартизации и унификации</w:t>
       </w:r>
+      <w:bookmarkEnd w:id="33"/>
       <w:bookmarkEnd w:id="34"/>
-      <w:bookmarkEnd w:id="35"/>
     </w:p>
     <w:p/>
     <w:p>
@@ -7793,7 +7773,7 @@
           <w:bCs/>
         </w:rPr>
       </w:pPr>
-      <w:bookmarkStart w:id="36" w:name="_Toc240391111"/>
+      <w:bookmarkStart w:id="35" w:name="_Toc240391111"/>
       <w:r>
         <w:rPr>
           <w:b/>
@@ -7802,7 +7782,7 @@
         <w:lastRenderedPageBreak/>
         <w:t>3.2 Требования к функциям (задачам), выполняемым АС</w:t>
       </w:r>
-      <w:bookmarkEnd w:id="36"/>
+      <w:bookmarkEnd w:id="35"/>
     </w:p>
     <w:p>
       <w:pPr>
@@ -7821,7 +7801,7 @@
           <w:bCs/>
         </w:rPr>
       </w:pPr>
-      <w:bookmarkStart w:id="37" w:name="_Toc240391112"/>
+      <w:bookmarkStart w:id="36" w:name="_Toc240391112"/>
       <w:r>
         <w:rPr>
           <w:b/>
@@ -7829,7 +7809,7 @@
         </w:rPr>
         <w:t>3.2.1 Перечень функций, задач или их комплексов</w:t>
       </w:r>
-      <w:bookmarkEnd w:id="37"/>
+      <w:bookmarkEnd w:id="36"/>
     </w:p>
     <w:p>
       <w:pPr>
@@ -7877,7 +7857,7 @@
           <w:bCs/>
         </w:rPr>
       </w:pPr>
-      <w:bookmarkStart w:id="38" w:name="_Toc240391113"/>
+      <w:bookmarkStart w:id="37" w:name="_Toc240391113"/>
       <w:r>
         <w:rPr>
           <w:b/>
@@ -7885,7 +7865,7 @@
         </w:rPr>
         <w:t>3.3 Требования к видам обеспечения АС</w:t>
       </w:r>
-      <w:bookmarkEnd w:id="38"/>
+      <w:bookmarkEnd w:id="37"/>
     </w:p>
     <w:p>
       <w:pPr>
@@ -7908,7 +7888,7 @@
           <w:bCs/>
         </w:rPr>
       </w:pPr>
-      <w:bookmarkStart w:id="39" w:name="_Toc240391114"/>
+      <w:bookmarkStart w:id="38" w:name="_Toc240391114"/>
       <w:r>
         <w:rPr>
           <w:b/>
@@ -7916,7 +7896,7 @@
         </w:rPr>
         <w:t>3.3.1 Требования к математическому обеспечению системы</w:t>
       </w:r>
-      <w:bookmarkEnd w:id="39"/>
+      <w:bookmarkEnd w:id="38"/>
     </w:p>
     <w:p>
       <w:pPr>
@@ -7959,7 +7939,7 @@
           <w:bCs/>
         </w:rPr>
       </w:pPr>
-      <w:bookmarkStart w:id="40" w:name="_Toc240391115"/>
+      <w:bookmarkStart w:id="39" w:name="_Toc240391115"/>
       <w:r>
         <w:rPr>
           <w:b/>
@@ -7967,7 +7947,7 @@
         </w:rPr>
         <w:t>3.3.2 Требования к информационному обеспечению системы</w:t>
       </w:r>
-      <w:bookmarkEnd w:id="40"/>
+      <w:bookmarkEnd w:id="39"/>
     </w:p>
     <w:p>
       <w:pPr>
@@ -8013,7 +7993,7 @@
           <w:bCs/>
         </w:rPr>
       </w:pPr>
-      <w:bookmarkStart w:id="41" w:name="_Toc240391116"/>
+      <w:bookmarkStart w:id="40" w:name="_Toc240391116"/>
       <w:r>
         <w:rPr>
           <w:b/>
@@ -8022,7 +8002,7 @@
         <w:lastRenderedPageBreak/>
         <w:t>3.3.3 Требования к лингвистическому обеспечению системы</w:t>
       </w:r>
-      <w:bookmarkEnd w:id="41"/>
+      <w:bookmarkEnd w:id="40"/>
     </w:p>
     <w:p>
       <w:pPr>
@@ -8065,7 +8045,7 @@
           <w:bCs/>
         </w:rPr>
       </w:pPr>
-      <w:bookmarkStart w:id="42" w:name="_Toc240391117"/>
+      <w:bookmarkStart w:id="41" w:name="_Toc240391117"/>
       <w:r>
         <w:rPr>
           <w:b/>
@@ -8073,7 +8053,7 @@
         </w:rPr>
         <w:t>3.3.4 Требования к программному обеспечению системы</w:t>
       </w:r>
-      <w:bookmarkEnd w:id="42"/>
+      <w:bookmarkEnd w:id="41"/>
     </w:p>
     <w:p>
       <w:pPr>
@@ -8153,7 +8133,7 @@
           <w:bCs/>
         </w:rPr>
       </w:pPr>
-      <w:bookmarkStart w:id="43" w:name="_Toc240391118"/>
+      <w:bookmarkStart w:id="42" w:name="_Toc240391118"/>
       <w:r>
         <w:rPr>
           <w:b/>
@@ -8161,7 +8141,7 @@
         </w:rPr>
         <w:t>3.3.5 Требования к техническому обеспечению системы</w:t>
       </w:r>
-      <w:bookmarkEnd w:id="43"/>
+      <w:bookmarkEnd w:id="42"/>
     </w:p>
     <w:p>
       <w:pPr>
@@ -8260,7 +8240,7 @@
           <w:bCs/>
         </w:rPr>
       </w:pPr>
-      <w:bookmarkStart w:id="44" w:name="_Toc240391119"/>
+      <w:bookmarkStart w:id="43" w:name="_Toc240391119"/>
       <w:r>
         <w:rPr>
           <w:b/>
@@ -8268,7 +8248,7 @@
         </w:rPr>
         <w:t>3.3.6 Требования к метрологическому обеспечению</w:t>
       </w:r>
-      <w:bookmarkEnd w:id="44"/>
+      <w:bookmarkEnd w:id="43"/>
     </w:p>
     <w:p>
       <w:pPr>
@@ -8312,7 +8292,7 @@
           <w:bCs/>
         </w:rPr>
       </w:pPr>
-      <w:bookmarkStart w:id="45" w:name="_Toc240391120"/>
+      <w:bookmarkStart w:id="44" w:name="_Toc240391120"/>
       <w:r>
         <w:rPr>
           <w:b/>
@@ -8321,7 +8301,7 @@
         <w:lastRenderedPageBreak/>
         <w:t>3.3.7 Требования к организационному обеспечению</w:t>
       </w:r>
-      <w:bookmarkEnd w:id="45"/>
+      <w:bookmarkEnd w:id="44"/>
     </w:p>
     <w:p>
       <w:pPr>
@@ -8360,8 +8340,7 @@
           <w:bCs/>
         </w:rPr>
       </w:pPr>
-      <w:bookmarkStart w:id="46" w:name="_Toc240391121"/>
-      <w:commentRangeStart w:id="47"/>
+      <w:bookmarkStart w:id="45" w:name="_Toc240391121"/>
       <w:r>
         <w:rPr>
           <w:b/>
@@ -8369,7 +8348,7 @@
         </w:rPr>
         <w:t>3.4 Общие технические требования к АС</w:t>
       </w:r>
-      <w:bookmarkEnd w:id="46"/>
+      <w:bookmarkEnd w:id="45"/>
     </w:p>
     <w:p>
       <w:pPr>
@@ -8387,15 +8366,6 @@
       </w:pPr>
       <w:r>
         <w:t>Требования к общим техническим требованиям к АС не предъявляются.</w:t>
-      </w:r>
-      <w:commentRangeEnd w:id="47"/>
-      <w:r>
-        <w:rPr>
-          <w:rStyle w:val="ad"/>
-          <w:sz w:val="28"/>
-          <w:szCs w:val="28"/>
-        </w:rPr>
-        <w:commentReference w:id="47"/>
       </w:r>
     </w:p>
     <w:p>
@@ -8446,7 +8416,7 @@
           <w:bCs/>
         </w:rPr>
       </w:pPr>
-      <w:bookmarkStart w:id="48" w:name="_Toc240391122"/>
+      <w:bookmarkStart w:id="46" w:name="_Toc240391122"/>
       <w:r>
         <w:rPr>
           <w:b/>
@@ -8455,7 +8425,7 @@
         <w:lastRenderedPageBreak/>
         <w:t>4 СОСТАВ И СОДЕРЖАНИЕ РАБОТ ПО СОЗДАНИЮ АВТОМАТИЗИРОВАННОЙ СИСТЕМЫ</w:t>
       </w:r>
-      <w:bookmarkEnd w:id="48"/>
+      <w:bookmarkEnd w:id="46"/>
     </w:p>
     <w:p>
       <w:pPr>
@@ -8516,12 +8486,12 @@
         <w:tblLook w:val="04A0" w:firstRow="1" w:lastRow="0" w:firstColumn="1" w:lastColumn="0" w:noHBand="0" w:noVBand="1"/>
       </w:tblPr>
       <w:tblGrid>
-        <w:gridCol w:w="846"/>
-        <w:gridCol w:w="2008"/>
-        <w:gridCol w:w="5079"/>
-        <w:gridCol w:w="1992"/>
-        <w:gridCol w:w="2403"/>
-        <w:gridCol w:w="2232"/>
+        <w:gridCol w:w="843"/>
+        <w:gridCol w:w="2220"/>
+        <w:gridCol w:w="4955"/>
+        <w:gridCol w:w="1976"/>
+        <w:gridCol w:w="2362"/>
+        <w:gridCol w:w="2204"/>
       </w:tblGrid>
       <w:tr>
         <w:tc>
@@ -8720,7 +8690,31 @@
                 <w:sz w:val="24"/>
                 <w:szCs w:val="24"/>
               </w:rPr>
-              <w:t>Создание технического задания</w:t>
+              <w:t xml:space="preserve">Создание </w:t>
+            </w:r>
+            <w:commentRangeStart w:id="47"/>
+            <w:r>
+              <w:rPr>
+                <w:sz w:val="24"/>
+                <w:szCs w:val="24"/>
+              </w:rPr>
+              <w:t>технического</w:t>
+            </w:r>
+            <w:commentRangeEnd w:id="47"/>
+            <w:r>
+              <w:rPr>
+                <w:rStyle w:val="ad"/>
+                <w:sz w:val="24"/>
+                <w:szCs w:val="24"/>
+              </w:rPr>
+              <w:commentReference w:id="47"/>
+            </w:r>
+            <w:r>
+              <w:rPr>
+                <w:sz w:val="24"/>
+                <w:szCs w:val="24"/>
+              </w:rPr>
+              <w:t xml:space="preserve"> задания</w:t>
             </w:r>
           </w:p>
         </w:tc>
@@ -9705,22 +9699,11 @@
           <w:szCs w:val="28"/>
         </w:rPr>
       </w:pPr>
-      <w:commentRangeStart w:id="49"/>
       <w:r>
         <w:rPr>
           <w:rFonts w:ascii="Times New Roman" w:hAnsi="Times New Roman" w:cs="Times New Roman"/>
         </w:rPr>
         <w:br w:type="page"/>
-      </w:r>
-      <w:commentRangeEnd w:id="49"/>
-      <w:r>
-        <w:rPr>
-          <w:rStyle w:val="ad"/>
-          <w:rFonts w:ascii="Times New Roman" w:hAnsi="Times New Roman" w:cs="Times New Roman"/>
-          <w:sz w:val="28"/>
-          <w:szCs w:val="28"/>
-        </w:rPr>
-        <w:commentReference w:id="49"/>
       </w:r>
     </w:p>
     <w:p>
@@ -9737,7 +9720,7 @@
           <w:docGrid w:linePitch="360"/>
         </w:sectPr>
       </w:pPr>
-      <w:bookmarkStart w:id="50" w:name="_Toc178602542"/>
+      <w:bookmarkStart w:id="48" w:name="_Toc178602542"/>
     </w:p>
     <w:p>
       <w:pPr>
@@ -9747,7 +9730,7 @@
           <w:bCs/>
         </w:rPr>
       </w:pPr>
-      <w:bookmarkStart w:id="51" w:name="_Toc240391123"/>
+      <w:bookmarkStart w:id="49" w:name="_Toc240391123"/>
       <w:r>
         <w:rPr>
           <w:b/>
@@ -9756,6 +9739,39 @@
         <w:lastRenderedPageBreak/>
         <w:t>5 ПОРЯДОК РАЗРАБОТКИ АВТОМАТИЗИРОВАННОЙ СИСТЕМЫ</w:t>
       </w:r>
+      <w:bookmarkEnd w:id="48"/>
+      <w:bookmarkEnd w:id="49"/>
+    </w:p>
+    <w:p>
+      <w:pPr>
+        <w:spacing w:after="0" w:line="360" w:lineRule="auto"/>
+        <w:jc w:val="center"/>
+        <w:rPr>
+          <w:rFonts w:ascii="Times New Roman" w:hAnsi="Times New Roman" w:cs="Times New Roman"/>
+          <w:b/>
+          <w:bCs/>
+          <w:sz w:val="28"/>
+          <w:szCs w:val="28"/>
+        </w:rPr>
+      </w:pPr>
+    </w:p>
+    <w:p>
+      <w:pPr>
+        <w:pStyle w:val="2"/>
+        <w:rPr>
+          <w:b/>
+          <w:bCs/>
+        </w:rPr>
+      </w:pPr>
+      <w:bookmarkStart w:id="50" w:name="_Toc178602543"/>
+      <w:bookmarkStart w:id="51" w:name="_Toc240391124"/>
+      <w:r>
+        <w:rPr>
+          <w:b/>
+          <w:bCs/>
+        </w:rPr>
+        <w:t>5.1 Порядок организации разработки АС</w:t>
+      </w:r>
       <w:bookmarkEnd w:id="50"/>
       <w:bookmarkEnd w:id="51"/>
     </w:p>
@@ -9765,8 +9781,54 @@
         <w:jc w:val="center"/>
         <w:rPr>
           <w:rFonts w:ascii="Times New Roman" w:hAnsi="Times New Roman" w:cs="Times New Roman"/>
-          <w:b/>
-          <w:bCs/>
+          <w:sz w:val="28"/>
+          <w:szCs w:val="28"/>
+        </w:rPr>
+      </w:pPr>
+    </w:p>
+    <w:p>
+      <w:pPr>
+        <w:spacing w:after="0" w:line="360" w:lineRule="auto"/>
+        <w:ind w:firstLine="708"/>
+        <w:jc w:val="both"/>
+        <w:rPr>
+          <w:rFonts w:ascii="Times New Roman" w:eastAsia="SimSun" w:hAnsi="Times New Roman" w:cs="Times New Roman"/>
+          <w:sz w:val="28"/>
+          <w:szCs w:val="28"/>
+        </w:rPr>
+      </w:pPr>
+      <w:r>
+        <w:rPr>
+          <w:rFonts w:ascii="Times New Roman" w:eastAsia="SimSun" w:hAnsi="Times New Roman" w:cs="Times New Roman"/>
+          <w:sz w:val="28"/>
+          <w:szCs w:val="28"/>
+        </w:rPr>
+        <w:t>Работа по разработке АС организуется в удал</w:t>
+      </w:r>
+      <w:r>
+        <w:rPr>
+          <w:rFonts w:ascii="Times New Roman" w:eastAsia="SimSun" w:hAnsi="Times New Roman" w:cs="Times New Roman"/>
+          <w:sz w:val="28"/>
+          <w:szCs w:val="28"/>
+        </w:rPr>
+        <w:t>ё</w:t>
+      </w:r>
+      <w:r>
+        <w:rPr>
+          <w:rFonts w:ascii="Times New Roman" w:eastAsia="SimSun" w:hAnsi="Times New Roman" w:cs="Times New Roman"/>
+          <w:sz w:val="28"/>
+          <w:szCs w:val="28"/>
+        </w:rPr>
+        <w:t>нном формате с возможностью очного присутствия в рабочие часы и использовании для разработки ПК, находящихся в распоряжении кафедры КСУП.</w:t>
+      </w:r>
+    </w:p>
+    <w:p>
+      <w:pPr>
+        <w:spacing w:after="0" w:line="360" w:lineRule="auto"/>
+        <w:ind w:firstLine="708"/>
+        <w:jc w:val="both"/>
+        <w:rPr>
+          <w:rFonts w:ascii="Times New Roman" w:eastAsia="SimSun" w:hAnsi="Times New Roman" w:cs="Times New Roman"/>
           <w:sz w:val="28"/>
           <w:szCs w:val="28"/>
         </w:rPr>
@@ -9780,14 +9842,14 @@
           <w:bCs/>
         </w:rPr>
       </w:pPr>
-      <w:bookmarkStart w:id="52" w:name="_Toc178602543"/>
-      <w:bookmarkStart w:id="53" w:name="_Toc240391124"/>
-      <w:r>
-        <w:rPr>
-          <w:b/>
-          <w:bCs/>
-        </w:rPr>
-        <w:t>5.1 Порядок организации разработки АС</w:t>
+      <w:bookmarkStart w:id="52" w:name="_Toc178602544"/>
+      <w:bookmarkStart w:id="53" w:name="_Toc240391125"/>
+      <w:r>
+        <w:rPr>
+          <w:b/>
+          <w:bCs/>
+        </w:rPr>
+        <w:t>5.2 Перечень документов и исходных данных для разработки АС</w:t>
       </w:r>
       <w:bookmarkEnd w:id="52"/>
       <w:bookmarkEnd w:id="53"/>
@@ -9797,11 +9859,173 @@
         <w:spacing w:after="0" w:line="360" w:lineRule="auto"/>
         <w:jc w:val="center"/>
         <w:rPr>
-          <w:rFonts w:ascii="Times New Roman" w:hAnsi="Times New Roman" w:cs="Times New Roman"/>
-          <w:sz w:val="28"/>
-          <w:szCs w:val="28"/>
-        </w:rPr>
-      </w:pPr>
+          <w:rFonts w:ascii="Times New Roman" w:eastAsia="SimSun" w:hAnsi="Times New Roman" w:cs="Times New Roman"/>
+          <w:sz w:val="28"/>
+          <w:szCs w:val="28"/>
+        </w:rPr>
+      </w:pPr>
+    </w:p>
+    <w:p>
+      <w:pPr>
+        <w:spacing w:after="0" w:line="360" w:lineRule="auto"/>
+        <w:jc w:val="both"/>
+        <w:rPr>
+          <w:rFonts w:ascii="Times New Roman" w:eastAsia="SimSun" w:hAnsi="Times New Roman" w:cs="Times New Roman"/>
+          <w:sz w:val="28"/>
+          <w:szCs w:val="28"/>
+        </w:rPr>
+      </w:pPr>
+      <w:r>
+        <w:rPr>
+          <w:rFonts w:ascii="Times New Roman" w:eastAsia="SimSun" w:hAnsi="Times New Roman" w:cs="Times New Roman"/>
+          <w:sz w:val="28"/>
+          <w:szCs w:val="28"/>
+        </w:rPr>
+        <w:tab/>
+        <w:t>Для разработки плагина «</w:t>
+      </w:r>
+      <w:r>
+        <w:rPr>
+          <w:rFonts w:ascii="Times New Roman" w:eastAsia="SimSun" w:hAnsi="Times New Roman" w:cs="Times New Roman"/>
+          <w:sz w:val="28"/>
+          <w:szCs w:val="28"/>
+        </w:rPr>
+        <w:t>Дорожный конус</w:t>
+      </w:r>
+      <w:r>
+        <w:rPr>
+          <w:rFonts w:ascii="Times New Roman" w:eastAsia="SimSun" w:hAnsi="Times New Roman" w:cs="Times New Roman"/>
+          <w:sz w:val="28"/>
+          <w:szCs w:val="28"/>
+        </w:rPr>
+        <w:t>» для САПР «Компас 3D»</w:t>
+      </w:r>
+      <w:r>
+        <w:rPr>
+          <w:rFonts w:ascii="Times New Roman" w:eastAsia="SimSun" w:hAnsi="Times New Roman" w:cs="Times New Roman"/>
+          <w:sz w:val="28"/>
+          <w:szCs w:val="28"/>
+        </w:rPr>
+        <w:t xml:space="preserve"> </w:t>
+      </w:r>
+      <w:r>
+        <w:rPr>
+          <w:rFonts w:ascii="Times New Roman" w:eastAsia="SimSun" w:hAnsi="Times New Roman" w:cs="Times New Roman"/>
+          <w:sz w:val="28"/>
+          <w:szCs w:val="28"/>
+        </w:rPr>
+        <w:t>нужны следующие документы</w:t>
+      </w:r>
+      <w:r>
+        <w:rPr>
+          <w:rFonts w:ascii="Times New Roman" w:eastAsia="SimSun" w:hAnsi="Times New Roman" w:cs="Times New Roman"/>
+          <w:sz w:val="28"/>
+          <w:szCs w:val="28"/>
+        </w:rPr>
+        <w:t>:</w:t>
+      </w:r>
+    </w:p>
+    <w:p>
+      <w:pPr>
+        <w:spacing w:after="0" w:line="360" w:lineRule="auto"/>
+        <w:jc w:val="both"/>
+        <w:rPr>
+          <w:rFonts w:ascii="Times New Roman" w:hAnsi="Times New Roman" w:cs="Times New Roman"/>
+          <w:sz w:val="28"/>
+          <w:szCs w:val="28"/>
+        </w:rPr>
+      </w:pPr>
+      <w:r>
+        <w:rPr>
+          <w:rFonts w:ascii="Times New Roman" w:eastAsia="SimSun" w:hAnsi="Times New Roman" w:cs="Times New Roman"/>
+          <w:sz w:val="28"/>
+          <w:szCs w:val="28"/>
+        </w:rPr>
+        <w:tab/>
+      </w:r>
+      <w:r>
+        <w:rPr>
+          <w:rFonts w:ascii="Times New Roman" w:hAnsi="Times New Roman" w:cs="Times New Roman"/>
+          <w:sz w:val="28"/>
+          <w:szCs w:val="28"/>
+        </w:rPr>
+        <w:t>−</w:t>
+      </w:r>
+      <w:r>
+        <w:rPr>
+          <w:rFonts w:ascii="Times New Roman" w:hAnsi="Times New Roman" w:cs="Times New Roman"/>
+          <w:sz w:val="28"/>
+          <w:szCs w:val="28"/>
+        </w:rPr>
+        <w:t xml:space="preserve"> </w:t>
+      </w:r>
+      <w:r>
+        <w:rPr>
+          <w:rFonts w:ascii="Times New Roman" w:hAnsi="Times New Roman" w:cs="Times New Roman"/>
+          <w:sz w:val="28"/>
+          <w:szCs w:val="28"/>
+        </w:rPr>
+        <w:t>документация для языка программирования C</w:t>
+      </w:r>
+      <w:r>
+        <w:rPr>
+          <w:rFonts w:ascii="Times New Roman" w:hAnsi="Times New Roman" w:cs="Times New Roman"/>
+          <w:sz w:val="28"/>
+          <w:szCs w:val="28"/>
+        </w:rPr>
+        <w:t>#;</w:t>
+      </w:r>
+    </w:p>
+    <w:p>
+      <w:pPr>
+        <w:spacing w:after="0" w:line="360" w:lineRule="auto"/>
+        <w:jc w:val="both"/>
+        <w:rPr>
+          <w:rFonts w:ascii="Times New Roman" w:hAnsi="Times New Roman" w:cs="Times New Roman"/>
+          <w:sz w:val="28"/>
+          <w:szCs w:val="28"/>
+        </w:rPr>
+      </w:pPr>
+      <w:r>
+        <w:rPr>
+          <w:rFonts w:ascii="Times New Roman" w:hAnsi="Times New Roman" w:cs="Times New Roman"/>
+          <w:sz w:val="28"/>
+          <w:szCs w:val="28"/>
+        </w:rPr>
+        <w:tab/>
+      </w:r>
+      <w:r>
+        <w:rPr>
+          <w:rFonts w:ascii="Times New Roman" w:hAnsi="Times New Roman" w:cs="Times New Roman"/>
+          <w:sz w:val="28"/>
+          <w:szCs w:val="28"/>
+        </w:rPr>
+        <w:t>−</w:t>
+      </w:r>
+      <w:r>
+        <w:rPr>
+          <w:rFonts w:ascii="Times New Roman" w:hAnsi="Times New Roman" w:cs="Times New Roman"/>
+          <w:sz w:val="28"/>
+          <w:szCs w:val="28"/>
+        </w:rPr>
+        <w:t xml:space="preserve"> ГОСТ 32758-2014 «Дороги автомобильные общего пользования. Временные технические средства организации дорожного движения. Технические требования и правила применения</w:t>
+      </w:r>
+      <w:r>
+        <w:rPr>
+          <w:rFonts w:ascii="Times New Roman" w:hAnsi="Times New Roman" w:cs="Times New Roman"/>
+          <w:sz w:val="28"/>
+          <w:szCs w:val="28"/>
+        </w:rPr>
+        <w:t>».</w:t>
+      </w:r>
+      <w:r>
+        <w:rPr>
+          <w:rFonts w:ascii="Times New Roman" w:hAnsi="Times New Roman" w:cs="Times New Roman"/>
+          <w:sz w:val="28"/>
+          <w:szCs w:val="28"/>
+        </w:rPr>
+        <w:t xml:space="preserve"> </w:t>
+      </w:r>
     </w:p>
     <w:p>
       <w:pPr>
@@ -9809,34 +10033,34 @@
         <w:ind w:firstLine="708"/>
         <w:jc w:val="both"/>
         <w:rPr>
-          <w:rFonts w:ascii="Times New Roman" w:eastAsia="SimSun" w:hAnsi="Times New Roman" w:cs="Times New Roman"/>
-          <w:sz w:val="28"/>
-          <w:szCs w:val="28"/>
-        </w:rPr>
-      </w:pPr>
-      <w:r>
-        <w:rPr>
-          <w:rFonts w:ascii="Times New Roman" w:eastAsia="SimSun" w:hAnsi="Times New Roman" w:cs="Times New Roman"/>
-          <w:sz w:val="28"/>
-          <w:szCs w:val="28"/>
-        </w:rPr>
-        <w:t>Работа по разработке АС организуется в удал</w:t>
-      </w:r>
-      <w:r>
-        <w:rPr>
-          <w:rFonts w:ascii="Times New Roman" w:eastAsia="SimSun" w:hAnsi="Times New Roman" w:cs="Times New Roman"/>
-          <w:sz w:val="28"/>
-          <w:szCs w:val="28"/>
-        </w:rPr>
-        <w:t>ё</w:t>
-      </w:r>
-      <w:r>
-        <w:rPr>
-          <w:rFonts w:ascii="Times New Roman" w:eastAsia="SimSun" w:hAnsi="Times New Roman" w:cs="Times New Roman"/>
-          <w:sz w:val="28"/>
-          <w:szCs w:val="28"/>
-        </w:rPr>
-        <w:t>нном формате с возможностью очного присутствия в рабочие часы и использовании для разработки ПК, находящихся в распоряжении кафедры КСУП.</w:t>
+          <w:rFonts w:ascii="Times New Roman" w:hAnsi="Times New Roman" w:cs="Times New Roman"/>
+          <w:sz w:val="28"/>
+          <w:szCs w:val="28"/>
+        </w:rPr>
+      </w:pPr>
+      <w:r>
+        <w:rPr>
+          <w:rFonts w:ascii="Times New Roman" w:hAnsi="Times New Roman" w:cs="Times New Roman"/>
+          <w:sz w:val="28"/>
+          <w:szCs w:val="28"/>
+        </w:rPr>
+        <w:t>В качестве обязательных нормативных требований ГОСТ 32758-2014 при разработке расчетно-геометрического модуля АС использу</w:t>
+      </w:r>
+      <w:r>
+        <w:rPr>
+          <w:rFonts w:ascii="Times New Roman" w:hAnsi="Times New Roman" w:cs="Times New Roman"/>
+          <w:sz w:val="28"/>
+          <w:szCs w:val="28"/>
+        </w:rPr>
+        <w:t>е</w:t>
+      </w:r>
+      <w:r>
+        <w:rPr>
+          <w:rFonts w:ascii="Times New Roman" w:hAnsi="Times New Roman" w:cs="Times New Roman"/>
+          <w:sz w:val="28"/>
+          <w:szCs w:val="28"/>
+        </w:rPr>
+        <w:t>тся:</w:t>
       </w:r>
     </w:p>
     <w:p>
@@ -9845,7 +10069,238 @@
         <w:ind w:firstLine="708"/>
         <w:jc w:val="both"/>
         <w:rPr>
-          <w:rFonts w:ascii="Times New Roman" w:eastAsia="SimSun" w:hAnsi="Times New Roman" w:cs="Times New Roman"/>
+          <w:rFonts w:ascii="Times New Roman" w:hAnsi="Times New Roman" w:cs="Times New Roman"/>
+          <w:sz w:val="28"/>
+          <w:szCs w:val="28"/>
+        </w:rPr>
+      </w:pPr>
+      <w:r>
+        <w:rPr>
+          <w:rFonts w:ascii="Times New Roman" w:hAnsi="Times New Roman" w:cs="Times New Roman"/>
+          <w:sz w:val="28"/>
+          <w:szCs w:val="28"/>
+        </w:rPr>
+        <w:t>−</w:t>
+      </w:r>
+      <w:r>
+        <w:rPr>
+          <w:rFonts w:ascii="Times New Roman" w:hAnsi="Times New Roman" w:cs="Times New Roman"/>
+          <w:sz w:val="28"/>
+          <w:szCs w:val="28"/>
+        </w:rPr>
+        <w:t xml:space="preserve"> Пункт </w:t>
+      </w:r>
+      <w:r>
+        <w:rPr>
+          <w:rFonts w:ascii="Times New Roman" w:hAnsi="Times New Roman" w:cs="Times New Roman"/>
+          <w:sz w:val="28"/>
+          <w:szCs w:val="28"/>
+        </w:rPr>
+        <w:t>4.3.1.1</w:t>
+      </w:r>
+      <w:r>
+        <w:rPr>
+          <w:rFonts w:ascii="Times New Roman" w:hAnsi="Times New Roman" w:cs="Times New Roman"/>
+          <w:sz w:val="28"/>
+          <w:szCs w:val="28"/>
+        </w:rPr>
+        <w:t xml:space="preserve"> </w:t>
+      </w:r>
+      <w:r>
+        <w:rPr>
+          <w:rFonts w:ascii="Times New Roman" w:hAnsi="Times New Roman" w:cs="Times New Roman"/>
+          <w:sz w:val="28"/>
+          <w:szCs w:val="28"/>
+        </w:rPr>
+        <w:t>регламентирует высоту дорожных конусов от 300 мм</w:t>
+      </w:r>
+      <w:r>
+        <w:rPr>
+          <w:rFonts w:ascii="Times New Roman" w:hAnsi="Times New Roman" w:cs="Times New Roman"/>
+          <w:sz w:val="28"/>
+          <w:szCs w:val="28"/>
+        </w:rPr>
+        <w:t xml:space="preserve"> и</w:t>
+      </w:r>
+      <w:r>
+        <w:rPr>
+          <w:rFonts w:ascii="Times New Roman" w:hAnsi="Times New Roman" w:cs="Times New Roman"/>
+          <w:sz w:val="28"/>
+          <w:szCs w:val="28"/>
+        </w:rPr>
+        <w:t xml:space="preserve"> задает нормативный угол уклона образующей к вертикальной оси, составляющий</w:t>
+      </w:r>
+      <w:r>
+        <w:rPr>
+          <w:rFonts w:ascii="Times New Roman" w:hAnsi="Times New Roman" w:cs="Times New Roman"/>
+          <w:sz w:val="28"/>
+          <w:szCs w:val="28"/>
+        </w:rPr>
+        <w:t xml:space="preserve"> </w:t>
+      </w:r>
+      <w:r>
+        <w:rPr>
+          <w:rFonts w:ascii="Times New Roman" w:hAnsi="Times New Roman" w:cs="Times New Roman"/>
+          <w:sz w:val="28"/>
+          <w:szCs w:val="28"/>
+        </w:rPr>
+        <w:t>от 7</w:t>
+      </w:r>
+      <w:r>
+        <w:rPr>
+          <w:rFonts w:ascii="Times New Roman" w:hAnsi="Times New Roman" w:cs="Times New Roman"/>
+          <w:sz w:val="28"/>
+          <w:szCs w:val="28"/>
+        </w:rPr>
+        <w:t xml:space="preserve"> </w:t>
+      </w:r>
+      <w:r>
+        <w:rPr>
+          <w:rFonts w:ascii="Times New Roman" w:hAnsi="Times New Roman" w:cs="Times New Roman"/>
+          <w:sz w:val="28"/>
+          <w:szCs w:val="28"/>
+        </w:rPr>
+        <w:t>до</w:t>
+      </w:r>
+      <w:r>
+        <w:rPr>
+          <w:rFonts w:ascii="Times New Roman" w:hAnsi="Times New Roman" w:cs="Times New Roman"/>
+          <w:sz w:val="28"/>
+          <w:szCs w:val="28"/>
+        </w:rPr>
+        <w:t xml:space="preserve"> </w:t>
+      </w:r>
+      <w:r>
+        <w:rPr>
+          <w:rFonts w:ascii="Times New Roman" w:hAnsi="Times New Roman" w:cs="Times New Roman"/>
+          <w:sz w:val="28"/>
+          <w:szCs w:val="28"/>
+        </w:rPr>
+        <w:t>1</w:t>
+      </w:r>
+      <w:r>
+        <w:rPr>
+          <w:rFonts w:ascii="Times New Roman" w:hAnsi="Times New Roman" w:cs="Times New Roman"/>
+          <w:sz w:val="28"/>
+          <w:szCs w:val="28"/>
+        </w:rPr>
+        <w:t>2,5</w:t>
+      </w:r>
+      <w:r>
+        <w:rPr>
+          <w:rFonts w:ascii="Times New Roman" w:hAnsi="Times New Roman" w:cs="Times New Roman"/>
+          <w:sz w:val="28"/>
+          <w:szCs w:val="28"/>
+        </w:rPr>
+        <w:t xml:space="preserve"> градусов.</w:t>
+      </w:r>
+    </w:p>
+    <w:p>
+      <w:pPr>
+        <w:spacing w:after="0" w:line="360" w:lineRule="auto"/>
+        <w:ind w:firstLine="708"/>
+        <w:jc w:val="both"/>
+        <w:rPr>
+          <w:rFonts w:ascii="Times New Roman" w:hAnsi="Times New Roman" w:cs="Times New Roman"/>
+          <w:sz w:val="28"/>
+          <w:szCs w:val="28"/>
+        </w:rPr>
+      </w:pPr>
+      <w:r>
+        <w:rPr>
+          <w:rFonts w:ascii="Times New Roman" w:hAnsi="Times New Roman" w:cs="Times New Roman"/>
+          <w:sz w:val="28"/>
+          <w:szCs w:val="28"/>
+        </w:rPr>
+        <w:t>−</w:t>
+      </w:r>
+      <w:r>
+        <w:rPr>
+          <w:rFonts w:ascii="Times New Roman" w:hAnsi="Times New Roman" w:cs="Times New Roman"/>
+          <w:sz w:val="28"/>
+          <w:szCs w:val="28"/>
+        </w:rPr>
+        <w:t xml:space="preserve"> </w:t>
+      </w:r>
+      <w:r>
+        <w:rPr>
+          <w:rFonts w:ascii="Times New Roman" w:hAnsi="Times New Roman" w:cs="Times New Roman"/>
+          <w:sz w:val="28"/>
+          <w:szCs w:val="28"/>
+        </w:rPr>
+        <w:t>Пункт 4.3.1.3</w:t>
+      </w:r>
+      <w:r>
+        <w:rPr>
+          <w:rFonts w:ascii="Times New Roman" w:hAnsi="Times New Roman" w:cs="Times New Roman"/>
+          <w:sz w:val="28"/>
+          <w:szCs w:val="28"/>
+        </w:rPr>
+        <w:t xml:space="preserve"> </w:t>
+      </w:r>
+      <w:r>
+        <w:rPr>
+          <w:rFonts w:ascii="Times New Roman" w:hAnsi="Times New Roman" w:cs="Times New Roman"/>
+          <w:sz w:val="28"/>
+          <w:szCs w:val="28"/>
+        </w:rPr>
+        <w:t xml:space="preserve">устанавливает диапазон для наружного диаметра вершины конуса, равный </w:t>
+      </w:r>
+      <w:r>
+        <w:rPr>
+          <w:rFonts w:ascii="Times New Roman" w:hAnsi="Times New Roman" w:cs="Times New Roman"/>
+          <w:sz w:val="28"/>
+          <w:szCs w:val="28"/>
+        </w:rPr>
+        <w:t>значению от 45</w:t>
+      </w:r>
+      <w:r>
+        <w:rPr>
+          <w:rFonts w:ascii="Times New Roman" w:hAnsi="Times New Roman" w:cs="Times New Roman"/>
+          <w:sz w:val="28"/>
+          <w:szCs w:val="28"/>
+        </w:rPr>
+        <w:t xml:space="preserve"> </w:t>
+      </w:r>
+      <w:r>
+        <w:rPr>
+          <w:rFonts w:ascii="Times New Roman" w:hAnsi="Times New Roman" w:cs="Times New Roman"/>
+          <w:sz w:val="28"/>
+          <w:szCs w:val="28"/>
+        </w:rPr>
+        <w:t>до</w:t>
+      </w:r>
+      <w:r>
+        <w:rPr>
+          <w:rFonts w:ascii="Times New Roman" w:hAnsi="Times New Roman" w:cs="Times New Roman"/>
+          <w:sz w:val="28"/>
+          <w:szCs w:val="28"/>
+        </w:rPr>
+        <w:t xml:space="preserve"> </w:t>
+      </w:r>
+      <w:r>
+        <w:rPr>
+          <w:rFonts w:ascii="Times New Roman" w:hAnsi="Times New Roman" w:cs="Times New Roman"/>
+          <w:sz w:val="28"/>
+          <w:szCs w:val="28"/>
+        </w:rPr>
+        <w:t>7</w:t>
+      </w:r>
+      <w:r>
+        <w:rPr>
+          <w:rFonts w:ascii="Times New Roman" w:hAnsi="Times New Roman" w:cs="Times New Roman"/>
+          <w:sz w:val="28"/>
+          <w:szCs w:val="28"/>
+        </w:rPr>
+        <w:t>5 мм.</w:t>
+      </w:r>
+    </w:p>
+    <w:p>
+      <w:pPr>
+        <w:spacing w:after="0" w:line="360" w:lineRule="auto"/>
+        <w:jc w:val="both"/>
+        <w:rPr>
+          <w:rFonts w:ascii="Times New Roman" w:hAnsi="Times New Roman" w:cs="Times New Roman"/>
           <w:sz w:val="28"/>
           <w:szCs w:val="28"/>
         </w:rPr>
@@ -9859,14 +10314,14 @@
           <w:bCs/>
         </w:rPr>
       </w:pPr>
-      <w:bookmarkStart w:id="54" w:name="_Toc178602544"/>
-      <w:bookmarkStart w:id="55" w:name="_Toc240391125"/>
-      <w:r>
-        <w:rPr>
-          <w:b/>
-          <w:bCs/>
-        </w:rPr>
-        <w:t>5.2 Перечень документов и исходных данных для разработки АС</w:t>
+      <w:bookmarkStart w:id="54" w:name="_Toc178602545"/>
+      <w:bookmarkStart w:id="55" w:name="_Toc240391126"/>
+      <w:r>
+        <w:rPr>
+          <w:b/>
+          <w:bCs/>
+        </w:rPr>
+        <w:t>5.3 Перечень документов, предъявляемых по окончании соответствующих этапов работ</w:t>
       </w:r>
       <w:bookmarkEnd w:id="54"/>
       <w:bookmarkEnd w:id="55"/>
@@ -9876,489 +10331,6 @@
         <w:spacing w:after="0" w:line="360" w:lineRule="auto"/>
         <w:jc w:val="center"/>
         <w:rPr>
-          <w:rFonts w:ascii="Times New Roman" w:eastAsia="SimSun" w:hAnsi="Times New Roman" w:cs="Times New Roman"/>
-          <w:sz w:val="28"/>
-          <w:szCs w:val="28"/>
-        </w:rPr>
-      </w:pPr>
-    </w:p>
-    <w:p>
-      <w:pPr>
-        <w:spacing w:after="0" w:line="360" w:lineRule="auto"/>
-        <w:jc w:val="both"/>
-        <w:rPr>
-          <w:rFonts w:ascii="Times New Roman" w:eastAsia="SimSun" w:hAnsi="Times New Roman" w:cs="Times New Roman"/>
-          <w:sz w:val="28"/>
-          <w:szCs w:val="28"/>
-        </w:rPr>
-      </w:pPr>
-      <w:r>
-        <w:rPr>
-          <w:rFonts w:ascii="Times New Roman" w:eastAsia="SimSun" w:hAnsi="Times New Roman" w:cs="Times New Roman"/>
-          <w:sz w:val="28"/>
-          <w:szCs w:val="28"/>
-        </w:rPr>
-        <w:tab/>
-        <w:t>Для разработки плагина «</w:t>
-      </w:r>
-      <w:r>
-        <w:rPr>
-          <w:rFonts w:ascii="Times New Roman" w:eastAsia="SimSun" w:hAnsi="Times New Roman" w:cs="Times New Roman"/>
-          <w:sz w:val="28"/>
-          <w:szCs w:val="28"/>
-        </w:rPr>
-        <w:t>Дорожный конус</w:t>
-      </w:r>
-      <w:r>
-        <w:rPr>
-          <w:rFonts w:ascii="Times New Roman" w:eastAsia="SimSun" w:hAnsi="Times New Roman" w:cs="Times New Roman"/>
-          <w:sz w:val="28"/>
-          <w:szCs w:val="28"/>
-        </w:rPr>
-        <w:t>» для САПР «Компас 3D»</w:t>
-      </w:r>
-      <w:r>
-        <w:rPr>
-          <w:rFonts w:ascii="Times New Roman" w:eastAsia="SimSun" w:hAnsi="Times New Roman" w:cs="Times New Roman"/>
-          <w:sz w:val="28"/>
-          <w:szCs w:val="28"/>
-        </w:rPr>
-        <w:t xml:space="preserve"> </w:t>
-      </w:r>
-      <w:r>
-        <w:rPr>
-          <w:rFonts w:ascii="Times New Roman" w:eastAsia="SimSun" w:hAnsi="Times New Roman" w:cs="Times New Roman"/>
-          <w:sz w:val="28"/>
-          <w:szCs w:val="28"/>
-        </w:rPr>
-        <w:t>нужны следующие документы</w:t>
-      </w:r>
-      <w:r>
-        <w:rPr>
-          <w:rFonts w:ascii="Times New Roman" w:eastAsia="SimSun" w:hAnsi="Times New Roman" w:cs="Times New Roman"/>
-          <w:sz w:val="28"/>
-          <w:szCs w:val="28"/>
-        </w:rPr>
-        <w:t>:</w:t>
-      </w:r>
-    </w:p>
-    <w:p>
-      <w:pPr>
-        <w:spacing w:after="0" w:line="360" w:lineRule="auto"/>
-        <w:jc w:val="both"/>
-        <w:rPr>
-          <w:rFonts w:ascii="Times New Roman" w:hAnsi="Times New Roman" w:cs="Times New Roman"/>
-          <w:sz w:val="28"/>
-          <w:szCs w:val="28"/>
-        </w:rPr>
-      </w:pPr>
-      <w:r>
-        <w:rPr>
-          <w:rFonts w:ascii="Times New Roman" w:eastAsia="SimSun" w:hAnsi="Times New Roman" w:cs="Times New Roman"/>
-          <w:sz w:val="28"/>
-          <w:szCs w:val="28"/>
-        </w:rPr>
-        <w:tab/>
-      </w:r>
-      <w:r>
-        <w:rPr>
-          <w:rFonts w:ascii="Times New Roman" w:hAnsi="Times New Roman" w:cs="Times New Roman"/>
-          <w:sz w:val="28"/>
-          <w:szCs w:val="28"/>
-        </w:rPr>
-        <w:t>−</w:t>
-      </w:r>
-      <w:r>
-        <w:rPr>
-          <w:rFonts w:ascii="Times New Roman" w:hAnsi="Times New Roman" w:cs="Times New Roman"/>
-          <w:sz w:val="28"/>
-          <w:szCs w:val="28"/>
-        </w:rPr>
-        <w:t xml:space="preserve"> </w:t>
-      </w:r>
-      <w:r>
-        <w:rPr>
-          <w:rFonts w:ascii="Times New Roman" w:hAnsi="Times New Roman" w:cs="Times New Roman"/>
-          <w:sz w:val="28"/>
-          <w:szCs w:val="28"/>
-        </w:rPr>
-        <w:t>документация для языка программирования C</w:t>
-      </w:r>
-      <w:r>
-        <w:rPr>
-          <w:rFonts w:ascii="Times New Roman" w:hAnsi="Times New Roman" w:cs="Times New Roman"/>
-          <w:sz w:val="28"/>
-          <w:szCs w:val="28"/>
-        </w:rPr>
-        <w:t>#;</w:t>
-      </w:r>
-    </w:p>
-    <w:p>
-      <w:pPr>
-        <w:spacing w:after="0" w:line="360" w:lineRule="auto"/>
-        <w:jc w:val="both"/>
-        <w:rPr>
-          <w:rFonts w:ascii="Times New Roman" w:hAnsi="Times New Roman" w:cs="Times New Roman"/>
-          <w:sz w:val="28"/>
-          <w:szCs w:val="28"/>
-        </w:rPr>
-      </w:pPr>
-      <w:r>
-        <w:rPr>
-          <w:rFonts w:ascii="Times New Roman" w:hAnsi="Times New Roman" w:cs="Times New Roman"/>
-          <w:sz w:val="28"/>
-          <w:szCs w:val="28"/>
-        </w:rPr>
-        <w:tab/>
-      </w:r>
-      <w:commentRangeStart w:id="56"/>
-      <w:r>
-        <w:rPr>
-          <w:rFonts w:ascii="Times New Roman" w:hAnsi="Times New Roman" w:cs="Times New Roman"/>
-          <w:sz w:val="28"/>
-          <w:szCs w:val="28"/>
-        </w:rPr>
-        <w:t>−</w:t>
-      </w:r>
-      <w:r>
-        <w:rPr>
-          <w:rFonts w:ascii="Times New Roman" w:hAnsi="Times New Roman" w:cs="Times New Roman"/>
-          <w:sz w:val="28"/>
-          <w:szCs w:val="28"/>
-        </w:rPr>
-        <w:t xml:space="preserve"> ГОСТ 32758-2014 «Дороги автомобильные общего пользования. Временные технические средства организации дорожного движения. Технические требования и правила применения</w:t>
-      </w:r>
-      <w:r>
-        <w:rPr>
-          <w:rFonts w:ascii="Times New Roman" w:hAnsi="Times New Roman" w:cs="Times New Roman"/>
-          <w:sz w:val="28"/>
-          <w:szCs w:val="28"/>
-        </w:rPr>
-        <w:t>».</w:t>
-      </w:r>
-      <w:commentRangeEnd w:id="56"/>
-      <w:r>
-        <w:rPr>
-          <w:rStyle w:val="ad"/>
-          <w:rFonts w:ascii="Times New Roman" w:hAnsi="Times New Roman" w:cs="Times New Roman"/>
-          <w:sz w:val="28"/>
-          <w:szCs w:val="28"/>
-        </w:rPr>
-        <w:commentReference w:id="56"/>
-      </w:r>
-      <w:r>
-        <w:rPr>
-          <w:rFonts w:ascii="Times New Roman" w:hAnsi="Times New Roman" w:cs="Times New Roman"/>
-          <w:sz w:val="28"/>
-          <w:szCs w:val="28"/>
-        </w:rPr>
-        <w:t xml:space="preserve"> </w:t>
-      </w:r>
-    </w:p>
-    <w:p>
-      <w:pPr>
-        <w:spacing w:after="0" w:line="360" w:lineRule="auto"/>
-        <w:ind w:firstLine="708"/>
-        <w:jc w:val="both"/>
-        <w:rPr>
-          <w:rFonts w:ascii="Times New Roman" w:hAnsi="Times New Roman" w:cs="Times New Roman"/>
-          <w:sz w:val="28"/>
-          <w:szCs w:val="28"/>
-        </w:rPr>
-      </w:pPr>
-      <w:r>
-        <w:rPr>
-          <w:rFonts w:ascii="Times New Roman" w:hAnsi="Times New Roman" w:cs="Times New Roman"/>
-          <w:sz w:val="28"/>
-          <w:szCs w:val="28"/>
-        </w:rPr>
-        <w:t>В качестве обязательных нормативных требований ГОСТ 32758-2014 при разработке расчетно-геометрического модуля АС использу</w:t>
-      </w:r>
-      <w:r>
-        <w:rPr>
-          <w:rFonts w:ascii="Times New Roman" w:hAnsi="Times New Roman" w:cs="Times New Roman"/>
-          <w:sz w:val="28"/>
-          <w:szCs w:val="28"/>
-        </w:rPr>
-        <w:t>е</w:t>
-      </w:r>
-      <w:r>
-        <w:rPr>
-          <w:rFonts w:ascii="Times New Roman" w:hAnsi="Times New Roman" w:cs="Times New Roman"/>
-          <w:sz w:val="28"/>
-          <w:szCs w:val="28"/>
-        </w:rPr>
-        <w:t>тся:</w:t>
-      </w:r>
-    </w:p>
-    <w:p>
-      <w:pPr>
-        <w:spacing w:after="0" w:line="360" w:lineRule="auto"/>
-        <w:ind w:firstLine="708"/>
-        <w:jc w:val="both"/>
-        <w:rPr>
-          <w:rFonts w:ascii="Times New Roman" w:hAnsi="Times New Roman" w:cs="Times New Roman"/>
-          <w:sz w:val="28"/>
-          <w:szCs w:val="28"/>
-        </w:rPr>
-      </w:pPr>
-      <w:r>
-        <w:rPr>
-          <w:rFonts w:ascii="Times New Roman" w:hAnsi="Times New Roman" w:cs="Times New Roman"/>
-          <w:sz w:val="28"/>
-          <w:szCs w:val="28"/>
-        </w:rPr>
-        <w:t>−</w:t>
-      </w:r>
-      <w:r>
-        <w:rPr>
-          <w:rFonts w:ascii="Times New Roman" w:hAnsi="Times New Roman" w:cs="Times New Roman"/>
-          <w:sz w:val="28"/>
-          <w:szCs w:val="28"/>
-        </w:rPr>
-        <w:t xml:space="preserve"> Пункт </w:t>
-      </w:r>
-      <w:r>
-        <w:rPr>
-          <w:rFonts w:ascii="Times New Roman" w:hAnsi="Times New Roman" w:cs="Times New Roman"/>
-          <w:sz w:val="28"/>
-          <w:szCs w:val="28"/>
-        </w:rPr>
-        <w:t>4.3.1.1</w:t>
-      </w:r>
-      <w:r>
-        <w:rPr>
-          <w:rFonts w:ascii="Times New Roman" w:hAnsi="Times New Roman" w:cs="Times New Roman"/>
-          <w:sz w:val="28"/>
-          <w:szCs w:val="28"/>
-        </w:rPr>
-        <w:t xml:space="preserve"> </w:t>
-      </w:r>
-      <w:r>
-        <w:rPr>
-          <w:rFonts w:ascii="Times New Roman" w:hAnsi="Times New Roman" w:cs="Times New Roman"/>
-          <w:sz w:val="28"/>
-          <w:szCs w:val="28"/>
-        </w:rPr>
-        <w:t>регламентирует высоту дорожных конусов от 300 мм</w:t>
-      </w:r>
-      <w:r>
-        <w:rPr>
-          <w:rFonts w:ascii="Times New Roman" w:hAnsi="Times New Roman" w:cs="Times New Roman"/>
-          <w:sz w:val="28"/>
-          <w:szCs w:val="28"/>
-        </w:rPr>
-        <w:t xml:space="preserve"> и</w:t>
-      </w:r>
-      <w:r>
-        <w:rPr>
-          <w:rFonts w:ascii="Times New Roman" w:hAnsi="Times New Roman" w:cs="Times New Roman"/>
-          <w:sz w:val="28"/>
-          <w:szCs w:val="28"/>
-        </w:rPr>
-        <w:t xml:space="preserve"> задает нормативный угол уклона образующей к вертикальной оси, составляющий</w:t>
-      </w:r>
-      <w:r>
-        <w:rPr>
-          <w:rFonts w:ascii="Times New Roman" w:hAnsi="Times New Roman" w:cs="Times New Roman"/>
-          <w:sz w:val="28"/>
-          <w:szCs w:val="28"/>
-        </w:rPr>
-        <w:t xml:space="preserve"> </w:t>
-      </w:r>
-      <w:r>
-        <w:rPr>
-          <w:rFonts w:ascii="Times New Roman" w:hAnsi="Times New Roman" w:cs="Times New Roman"/>
-          <w:sz w:val="28"/>
-          <w:szCs w:val="28"/>
-        </w:rPr>
-        <w:t>от 7</w:t>
-      </w:r>
-      <w:r>
-        <w:rPr>
-          <w:rFonts w:ascii="Times New Roman" w:hAnsi="Times New Roman" w:cs="Times New Roman"/>
-          <w:sz w:val="28"/>
-          <w:szCs w:val="28"/>
-        </w:rPr>
-        <w:t xml:space="preserve"> </w:t>
-      </w:r>
-      <w:r>
-        <w:rPr>
-          <w:rFonts w:ascii="Times New Roman" w:hAnsi="Times New Roman" w:cs="Times New Roman"/>
-          <w:sz w:val="28"/>
-          <w:szCs w:val="28"/>
-        </w:rPr>
-        <w:t>до</w:t>
-      </w:r>
-      <w:r>
-        <w:rPr>
-          <w:rFonts w:ascii="Times New Roman" w:hAnsi="Times New Roman" w:cs="Times New Roman"/>
-          <w:sz w:val="28"/>
-          <w:szCs w:val="28"/>
-        </w:rPr>
-        <w:t xml:space="preserve"> </w:t>
-      </w:r>
-      <w:r>
-        <w:rPr>
-          <w:rFonts w:ascii="Times New Roman" w:hAnsi="Times New Roman" w:cs="Times New Roman"/>
-          <w:sz w:val="28"/>
-          <w:szCs w:val="28"/>
-        </w:rPr>
-        <w:t>1</w:t>
-      </w:r>
-      <w:r>
-        <w:rPr>
-          <w:rFonts w:ascii="Times New Roman" w:hAnsi="Times New Roman" w:cs="Times New Roman"/>
-          <w:sz w:val="28"/>
-          <w:szCs w:val="28"/>
-        </w:rPr>
-        <w:t>2,5</w:t>
-      </w:r>
-      <w:r>
-        <w:rPr>
-          <w:rFonts w:ascii="Times New Roman" w:hAnsi="Times New Roman" w:cs="Times New Roman"/>
-          <w:sz w:val="28"/>
-          <w:szCs w:val="28"/>
-        </w:rPr>
-        <w:t xml:space="preserve"> градусов.</w:t>
-      </w:r>
-    </w:p>
-    <w:p>
-      <w:pPr>
-        <w:spacing w:after="0" w:line="360" w:lineRule="auto"/>
-        <w:ind w:firstLine="708"/>
-        <w:jc w:val="both"/>
-        <w:rPr>
-          <w:rFonts w:ascii="Times New Roman" w:hAnsi="Times New Roman" w:cs="Times New Roman"/>
-          <w:sz w:val="28"/>
-          <w:szCs w:val="28"/>
-        </w:rPr>
-      </w:pPr>
-      <w:r>
-        <w:rPr>
-          <w:rFonts w:ascii="Times New Roman" w:hAnsi="Times New Roman" w:cs="Times New Roman"/>
-          <w:sz w:val="28"/>
-          <w:szCs w:val="28"/>
-        </w:rPr>
-        <w:t>−</w:t>
-      </w:r>
-      <w:r>
-        <w:rPr>
-          <w:rFonts w:ascii="Times New Roman" w:hAnsi="Times New Roman" w:cs="Times New Roman"/>
-          <w:sz w:val="28"/>
-          <w:szCs w:val="28"/>
-        </w:rPr>
-        <w:t xml:space="preserve"> </w:t>
-      </w:r>
-      <w:r>
-        <w:rPr>
-          <w:rFonts w:ascii="Times New Roman" w:hAnsi="Times New Roman" w:cs="Times New Roman"/>
-          <w:sz w:val="28"/>
-          <w:szCs w:val="28"/>
-        </w:rPr>
-        <w:t>Пункт 4.3.1.3</w:t>
-      </w:r>
-      <w:r>
-        <w:rPr>
-          <w:rFonts w:ascii="Times New Roman" w:hAnsi="Times New Roman" w:cs="Times New Roman"/>
-          <w:sz w:val="28"/>
-          <w:szCs w:val="28"/>
-        </w:rPr>
-        <w:t xml:space="preserve"> </w:t>
-      </w:r>
-      <w:r>
-        <w:rPr>
-          <w:rFonts w:ascii="Times New Roman" w:hAnsi="Times New Roman" w:cs="Times New Roman"/>
-          <w:sz w:val="28"/>
-          <w:szCs w:val="28"/>
-        </w:rPr>
-        <w:t xml:space="preserve">устанавливает диапазон для наружного диаметра вершины конуса, равный </w:t>
-      </w:r>
-      <w:r>
-        <w:rPr>
-          <w:rFonts w:ascii="Times New Roman" w:hAnsi="Times New Roman" w:cs="Times New Roman"/>
-          <w:sz w:val="28"/>
-          <w:szCs w:val="28"/>
-        </w:rPr>
-        <w:t>значению от 45</w:t>
-      </w:r>
-      <w:r>
-        <w:rPr>
-          <w:rFonts w:ascii="Times New Roman" w:hAnsi="Times New Roman" w:cs="Times New Roman"/>
-          <w:sz w:val="28"/>
-          <w:szCs w:val="28"/>
-        </w:rPr>
-        <w:t xml:space="preserve"> </w:t>
-      </w:r>
-      <w:r>
-        <w:rPr>
-          <w:rFonts w:ascii="Times New Roman" w:hAnsi="Times New Roman" w:cs="Times New Roman"/>
-          <w:sz w:val="28"/>
-          <w:szCs w:val="28"/>
-        </w:rPr>
-        <w:t>до</w:t>
-      </w:r>
-      <w:r>
-        <w:rPr>
-          <w:rFonts w:ascii="Times New Roman" w:hAnsi="Times New Roman" w:cs="Times New Roman"/>
-          <w:sz w:val="28"/>
-          <w:szCs w:val="28"/>
-        </w:rPr>
-        <w:t xml:space="preserve"> </w:t>
-      </w:r>
-      <w:r>
-        <w:rPr>
-          <w:rFonts w:ascii="Times New Roman" w:hAnsi="Times New Roman" w:cs="Times New Roman"/>
-          <w:sz w:val="28"/>
-          <w:szCs w:val="28"/>
-        </w:rPr>
-        <w:t>7</w:t>
-      </w:r>
-      <w:r>
-        <w:rPr>
-          <w:rFonts w:ascii="Times New Roman" w:hAnsi="Times New Roman" w:cs="Times New Roman"/>
-          <w:sz w:val="28"/>
-          <w:szCs w:val="28"/>
-        </w:rPr>
-        <w:t>5 мм.</w:t>
-      </w:r>
-    </w:p>
-    <w:p>
-      <w:pPr>
-        <w:spacing w:after="0" w:line="360" w:lineRule="auto"/>
-        <w:jc w:val="both"/>
-        <w:rPr>
-          <w:rFonts w:ascii="Times New Roman" w:hAnsi="Times New Roman" w:cs="Times New Roman"/>
-          <w:sz w:val="28"/>
-          <w:szCs w:val="28"/>
-        </w:rPr>
-      </w:pPr>
-    </w:p>
-    <w:p>
-      <w:pPr>
-        <w:pStyle w:val="2"/>
-        <w:rPr>
-          <w:b/>
-          <w:bCs/>
-        </w:rPr>
-      </w:pPr>
-      <w:bookmarkStart w:id="57" w:name="_Toc178602545"/>
-      <w:bookmarkStart w:id="58" w:name="_Toc240391126"/>
-      <w:r>
-        <w:rPr>
-          <w:b/>
-          <w:bCs/>
-        </w:rPr>
-        <w:t>5.3 Перечень документов, предъявляемых по окончании соответствующих этапов работ</w:t>
-      </w:r>
-      <w:bookmarkEnd w:id="57"/>
-      <w:bookmarkEnd w:id="58"/>
-    </w:p>
-    <w:p>
-      <w:pPr>
-        <w:spacing w:after="0" w:line="360" w:lineRule="auto"/>
-        <w:jc w:val="center"/>
-        <w:rPr>
           <w:rFonts w:ascii="Times New Roman" w:hAnsi="Times New Roman" w:cs="Times New Roman"/>
           <w:sz w:val="28"/>
           <w:szCs w:val="28"/>
@@ -10575,8 +10547,8 @@
           <w:bCs/>
         </w:rPr>
       </w:pPr>
-      <w:bookmarkStart w:id="59" w:name="_Toc178602546"/>
-      <w:bookmarkStart w:id="60" w:name="_Toc240391127"/>
+      <w:bookmarkStart w:id="56" w:name="_Toc178602546"/>
+      <w:bookmarkStart w:id="57" w:name="_Toc240391127"/>
       <w:r>
         <w:rPr>
           <w:b/>
@@ -10585,290 +10557,290 @@
         <w:lastRenderedPageBreak/>
         <w:t>6 ПОРЯДОК КОНТРОЛЯ И ПРИЁМКИ АВТОМАТИЗИРОВАННОЙ СИСТЕМЫ</w:t>
       </w:r>
+      <w:bookmarkEnd w:id="56"/>
+      <w:bookmarkEnd w:id="57"/>
+    </w:p>
+    <w:p>
+      <w:pPr>
+        <w:spacing w:after="0" w:line="360" w:lineRule="auto"/>
+      </w:pPr>
+    </w:p>
+    <w:p>
+      <w:pPr>
+        <w:pStyle w:val="2"/>
+        <w:rPr>
+          <w:b/>
+          <w:bCs/>
+        </w:rPr>
+      </w:pPr>
+      <w:bookmarkStart w:id="58" w:name="_Toc178602547"/>
+      <w:bookmarkStart w:id="59" w:name="_Toc240391128"/>
+      <w:r>
+        <w:rPr>
+          <w:b/>
+          <w:bCs/>
+        </w:rPr>
+        <w:t>6.1 Виды, состав и методы испытаний АС и ее составных частей</w:t>
+      </w:r>
+      <w:bookmarkEnd w:id="58"/>
       <w:bookmarkEnd w:id="59"/>
+    </w:p>
+    <w:p>
+      <w:pPr>
+        <w:spacing w:after="0" w:line="360" w:lineRule="auto"/>
+      </w:pPr>
+    </w:p>
+    <w:p>
+      <w:pPr>
+        <w:spacing w:after="0" w:line="360" w:lineRule="auto"/>
+        <w:ind w:firstLine="708"/>
+        <w:jc w:val="both"/>
+        <w:rPr>
+          <w:rFonts w:ascii="Times New Roman" w:hAnsi="Times New Roman" w:cs="Times New Roman"/>
+          <w:sz w:val="28"/>
+          <w:szCs w:val="28"/>
+        </w:rPr>
+      </w:pPr>
+      <w:r>
+        <w:rPr>
+          <w:rFonts w:ascii="Times New Roman" w:hAnsi="Times New Roman" w:cs="Times New Roman"/>
+          <w:sz w:val="28"/>
+          <w:szCs w:val="28"/>
+        </w:rPr>
+        <w:t xml:space="preserve">Испытания должны быть организованы и проведены в соответствии с [2-3]. </w:t>
+      </w:r>
+    </w:p>
+    <w:p>
+      <w:pPr>
+        <w:spacing w:after="0" w:line="360" w:lineRule="auto"/>
+        <w:ind w:firstLine="708"/>
+        <w:jc w:val="both"/>
+        <w:rPr>
+          <w:rFonts w:ascii="Times New Roman" w:hAnsi="Times New Roman" w:cs="Times New Roman"/>
+          <w:sz w:val="28"/>
+          <w:szCs w:val="28"/>
+        </w:rPr>
+      </w:pPr>
+      <w:r>
+        <w:rPr>
+          <w:rFonts w:ascii="Times New Roman" w:hAnsi="Times New Roman" w:cs="Times New Roman"/>
+          <w:sz w:val="28"/>
+          <w:szCs w:val="28"/>
+        </w:rPr>
+        <w:t xml:space="preserve">Должны быть проведены следующие виды испытаний: </w:t>
+      </w:r>
+    </w:p>
+    <w:p>
+      <w:pPr>
+        <w:spacing w:after="0" w:line="360" w:lineRule="auto"/>
+        <w:ind w:firstLine="708"/>
+        <w:jc w:val="both"/>
+        <w:rPr>
+          <w:rFonts w:ascii="Times New Roman" w:hAnsi="Times New Roman" w:cs="Times New Roman"/>
+          <w:sz w:val="28"/>
+          <w:szCs w:val="28"/>
+        </w:rPr>
+      </w:pPr>
+      <w:r>
+        <w:rPr>
+          <w:rFonts w:ascii="Times New Roman" w:hAnsi="Times New Roman" w:cs="Times New Roman"/>
+          <w:sz w:val="28"/>
+          <w:szCs w:val="28"/>
+        </w:rPr>
+        <w:t xml:space="preserve">− предварительные испытания; </w:t>
+      </w:r>
+    </w:p>
+    <w:p>
+      <w:pPr>
+        <w:spacing w:after="0" w:line="360" w:lineRule="auto"/>
+        <w:ind w:firstLine="708"/>
+        <w:jc w:val="both"/>
+        <w:rPr>
+          <w:rFonts w:ascii="Times New Roman" w:hAnsi="Times New Roman" w:cs="Times New Roman"/>
+          <w:sz w:val="28"/>
+          <w:szCs w:val="28"/>
+        </w:rPr>
+      </w:pPr>
+      <w:r>
+        <w:rPr>
+          <w:rFonts w:ascii="Times New Roman" w:hAnsi="Times New Roman" w:cs="Times New Roman"/>
+          <w:sz w:val="28"/>
+          <w:szCs w:val="28"/>
+        </w:rPr>
+        <w:t xml:space="preserve">− опытная эксплуатация (ОЭ); </w:t>
+      </w:r>
+    </w:p>
+    <w:p>
+      <w:pPr>
+        <w:spacing w:after="0" w:line="360" w:lineRule="auto"/>
+        <w:ind w:firstLine="708"/>
+        <w:jc w:val="both"/>
+        <w:rPr>
+          <w:rFonts w:ascii="Times New Roman" w:hAnsi="Times New Roman" w:cs="Times New Roman"/>
+          <w:sz w:val="28"/>
+          <w:szCs w:val="28"/>
+        </w:rPr>
+      </w:pPr>
+      <w:r>
+        <w:rPr>
+          <w:rFonts w:ascii="Times New Roman" w:hAnsi="Times New Roman" w:cs="Times New Roman"/>
+          <w:sz w:val="28"/>
+          <w:szCs w:val="28"/>
+        </w:rPr>
+        <w:t xml:space="preserve">− приёмочные испытания. </w:t>
+      </w:r>
+    </w:p>
+    <w:p>
+      <w:pPr>
+        <w:spacing w:after="0" w:line="360" w:lineRule="auto"/>
+        <w:ind w:firstLine="708"/>
+        <w:jc w:val="both"/>
+        <w:rPr>
+          <w:rFonts w:ascii="Times New Roman" w:hAnsi="Times New Roman" w:cs="Times New Roman"/>
+          <w:sz w:val="28"/>
+          <w:szCs w:val="28"/>
+        </w:rPr>
+      </w:pPr>
+      <w:r>
+        <w:rPr>
+          <w:rFonts w:ascii="Times New Roman" w:hAnsi="Times New Roman" w:cs="Times New Roman"/>
+          <w:sz w:val="28"/>
+          <w:szCs w:val="28"/>
+        </w:rPr>
+        <w:t xml:space="preserve">В предварительные испытания плагина входят следующие пункты: </w:t>
+      </w:r>
+    </w:p>
+    <w:p>
+      <w:pPr>
+        <w:spacing w:after="0" w:line="360" w:lineRule="auto"/>
+        <w:ind w:firstLine="708"/>
+        <w:jc w:val="both"/>
+        <w:rPr>
+          <w:rFonts w:ascii="Times New Roman" w:hAnsi="Times New Roman" w:cs="Times New Roman"/>
+          <w:sz w:val="28"/>
+          <w:szCs w:val="28"/>
+        </w:rPr>
+      </w:pPr>
+      <w:r>
+        <w:rPr>
+          <w:rFonts w:ascii="Times New Roman" w:hAnsi="Times New Roman" w:cs="Times New Roman"/>
+          <w:sz w:val="28"/>
+          <w:szCs w:val="28"/>
+        </w:rPr>
+        <w:t xml:space="preserve">− модульное тестирование логики; </w:t>
+      </w:r>
+    </w:p>
+    <w:p>
+      <w:pPr>
+        <w:spacing w:after="0" w:line="360" w:lineRule="auto"/>
+        <w:ind w:firstLine="708"/>
+        <w:jc w:val="both"/>
+        <w:rPr>
+          <w:rFonts w:ascii="Times New Roman" w:hAnsi="Times New Roman" w:cs="Times New Roman"/>
+          <w:sz w:val="28"/>
+          <w:szCs w:val="28"/>
+        </w:rPr>
+      </w:pPr>
+      <w:r>
+        <w:rPr>
+          <w:rFonts w:ascii="Times New Roman" w:hAnsi="Times New Roman" w:cs="Times New Roman"/>
+          <w:sz w:val="28"/>
+          <w:szCs w:val="28"/>
+        </w:rPr>
+        <w:t xml:space="preserve">− нагрузочное тестирование; </w:t>
+      </w:r>
+    </w:p>
+    <w:p>
+      <w:pPr>
+        <w:spacing w:after="0" w:line="360" w:lineRule="auto"/>
+        <w:ind w:firstLine="708"/>
+        <w:jc w:val="both"/>
+        <w:rPr>
+          <w:rFonts w:ascii="Times New Roman" w:hAnsi="Times New Roman" w:cs="Times New Roman"/>
+          <w:sz w:val="28"/>
+          <w:szCs w:val="28"/>
+        </w:rPr>
+      </w:pPr>
+      <w:r>
+        <w:rPr>
+          <w:rFonts w:ascii="Times New Roman" w:hAnsi="Times New Roman" w:cs="Times New Roman"/>
+          <w:sz w:val="28"/>
+          <w:szCs w:val="28"/>
+        </w:rPr>
+        <w:t xml:space="preserve">− ручное тестирование </w:t>
+      </w:r>
+    </w:p>
+    <w:p>
+      <w:pPr>
+        <w:spacing w:after="0" w:line="360" w:lineRule="auto"/>
+        <w:ind w:firstLine="708"/>
+        <w:jc w:val="both"/>
+        <w:rPr>
+          <w:rFonts w:ascii="Times New Roman" w:hAnsi="Times New Roman" w:cs="Times New Roman"/>
+          <w:sz w:val="28"/>
+          <w:szCs w:val="28"/>
+        </w:rPr>
+      </w:pPr>
+      <w:r>
+        <w:rPr>
+          <w:rFonts w:ascii="Times New Roman" w:hAnsi="Times New Roman" w:cs="Times New Roman"/>
+          <w:sz w:val="28"/>
+          <w:szCs w:val="28"/>
+        </w:rPr>
+        <w:t xml:space="preserve">В этап опытной эксплуатации входит ручное тестирование. </w:t>
+      </w:r>
+    </w:p>
+    <w:p>
+      <w:pPr>
+        <w:spacing w:after="0" w:line="360" w:lineRule="auto"/>
+        <w:ind w:firstLine="708"/>
+        <w:jc w:val="both"/>
+        <w:rPr>
+          <w:rFonts w:ascii="Times New Roman" w:hAnsi="Times New Roman" w:cs="Times New Roman"/>
+          <w:sz w:val="28"/>
+          <w:szCs w:val="28"/>
+        </w:rPr>
+      </w:pPr>
+      <w:r>
+        <w:rPr>
+          <w:rFonts w:ascii="Times New Roman" w:hAnsi="Times New Roman" w:cs="Times New Roman"/>
+          <w:sz w:val="28"/>
+          <w:szCs w:val="28"/>
+        </w:rPr>
+        <w:t>В этап приёмочного испытания входит ручное тестирование.</w:t>
+      </w:r>
+    </w:p>
+    <w:p>
+      <w:pPr>
+        <w:spacing w:after="0" w:line="360" w:lineRule="auto"/>
+        <w:ind w:firstLine="708"/>
+        <w:jc w:val="both"/>
+        <w:rPr>
+          <w:rFonts w:ascii="Times New Roman" w:hAnsi="Times New Roman" w:cs="Times New Roman"/>
+          <w:sz w:val="28"/>
+          <w:szCs w:val="28"/>
+        </w:rPr>
+      </w:pPr>
+    </w:p>
+    <w:p>
+      <w:pPr>
+        <w:pStyle w:val="2"/>
+        <w:rPr>
+          <w:b/>
+          <w:bCs/>
+        </w:rPr>
+      </w:pPr>
+      <w:bookmarkStart w:id="60" w:name="_Toc178602548"/>
+      <w:bookmarkStart w:id="61" w:name="_Toc240391129"/>
+      <w:r>
+        <w:rPr>
+          <w:b/>
+          <w:bCs/>
+        </w:rPr>
+        <w:t>6.2 Общие требования к приёмке работ по стадиям</w:t>
+      </w:r>
       <w:bookmarkEnd w:id="60"/>
-    </w:p>
-    <w:p>
-      <w:pPr>
-        <w:spacing w:after="0" w:line="360" w:lineRule="auto"/>
-      </w:pPr>
-    </w:p>
-    <w:p>
-      <w:pPr>
-        <w:pStyle w:val="2"/>
-        <w:rPr>
-          <w:b/>
-          <w:bCs/>
-        </w:rPr>
-      </w:pPr>
-      <w:bookmarkStart w:id="61" w:name="_Toc178602547"/>
-      <w:bookmarkStart w:id="62" w:name="_Toc240391128"/>
-      <w:r>
-        <w:rPr>
-          <w:b/>
-          <w:bCs/>
-        </w:rPr>
-        <w:t>6.1 Виды, состав и методы испытаний АС и ее составных частей</w:t>
-      </w:r>
       <w:bookmarkEnd w:id="61"/>
-      <w:bookmarkEnd w:id="62"/>
-    </w:p>
-    <w:p>
-      <w:pPr>
-        <w:spacing w:after="0" w:line="360" w:lineRule="auto"/>
-      </w:pPr>
-    </w:p>
-    <w:p>
-      <w:pPr>
-        <w:spacing w:after="0" w:line="360" w:lineRule="auto"/>
-        <w:ind w:firstLine="708"/>
-        <w:jc w:val="both"/>
-        <w:rPr>
-          <w:rFonts w:ascii="Times New Roman" w:hAnsi="Times New Roman" w:cs="Times New Roman"/>
-          <w:sz w:val="28"/>
-          <w:szCs w:val="28"/>
-        </w:rPr>
-      </w:pPr>
-      <w:r>
-        <w:rPr>
-          <w:rFonts w:ascii="Times New Roman" w:hAnsi="Times New Roman" w:cs="Times New Roman"/>
-          <w:sz w:val="28"/>
-          <w:szCs w:val="28"/>
-        </w:rPr>
-        <w:t xml:space="preserve">Испытания должны быть организованы и проведены в соответствии с [2-3]. </w:t>
-      </w:r>
-    </w:p>
-    <w:p>
-      <w:pPr>
-        <w:spacing w:after="0" w:line="360" w:lineRule="auto"/>
-        <w:ind w:firstLine="708"/>
-        <w:jc w:val="both"/>
-        <w:rPr>
-          <w:rFonts w:ascii="Times New Roman" w:hAnsi="Times New Roman" w:cs="Times New Roman"/>
-          <w:sz w:val="28"/>
-          <w:szCs w:val="28"/>
-        </w:rPr>
-      </w:pPr>
-      <w:r>
-        <w:rPr>
-          <w:rFonts w:ascii="Times New Roman" w:hAnsi="Times New Roman" w:cs="Times New Roman"/>
-          <w:sz w:val="28"/>
-          <w:szCs w:val="28"/>
-        </w:rPr>
-        <w:t xml:space="preserve">Должны быть проведены следующие виды испытаний: </w:t>
-      </w:r>
-    </w:p>
-    <w:p>
-      <w:pPr>
-        <w:spacing w:after="0" w:line="360" w:lineRule="auto"/>
-        <w:ind w:firstLine="708"/>
-        <w:jc w:val="both"/>
-        <w:rPr>
-          <w:rFonts w:ascii="Times New Roman" w:hAnsi="Times New Roman" w:cs="Times New Roman"/>
-          <w:sz w:val="28"/>
-          <w:szCs w:val="28"/>
-        </w:rPr>
-      </w:pPr>
-      <w:r>
-        <w:rPr>
-          <w:rFonts w:ascii="Times New Roman" w:hAnsi="Times New Roman" w:cs="Times New Roman"/>
-          <w:sz w:val="28"/>
-          <w:szCs w:val="28"/>
-        </w:rPr>
-        <w:t xml:space="preserve">− предварительные испытания; </w:t>
-      </w:r>
-    </w:p>
-    <w:p>
-      <w:pPr>
-        <w:spacing w:after="0" w:line="360" w:lineRule="auto"/>
-        <w:ind w:firstLine="708"/>
-        <w:jc w:val="both"/>
-        <w:rPr>
-          <w:rFonts w:ascii="Times New Roman" w:hAnsi="Times New Roman" w:cs="Times New Roman"/>
-          <w:sz w:val="28"/>
-          <w:szCs w:val="28"/>
-        </w:rPr>
-      </w:pPr>
-      <w:r>
-        <w:rPr>
-          <w:rFonts w:ascii="Times New Roman" w:hAnsi="Times New Roman" w:cs="Times New Roman"/>
-          <w:sz w:val="28"/>
-          <w:szCs w:val="28"/>
-        </w:rPr>
-        <w:t xml:space="preserve">− опытная эксплуатация (ОЭ); </w:t>
-      </w:r>
-    </w:p>
-    <w:p>
-      <w:pPr>
-        <w:spacing w:after="0" w:line="360" w:lineRule="auto"/>
-        <w:ind w:firstLine="708"/>
-        <w:jc w:val="both"/>
-        <w:rPr>
-          <w:rFonts w:ascii="Times New Roman" w:hAnsi="Times New Roman" w:cs="Times New Roman"/>
-          <w:sz w:val="28"/>
-          <w:szCs w:val="28"/>
-        </w:rPr>
-      </w:pPr>
-      <w:r>
-        <w:rPr>
-          <w:rFonts w:ascii="Times New Roman" w:hAnsi="Times New Roman" w:cs="Times New Roman"/>
-          <w:sz w:val="28"/>
-          <w:szCs w:val="28"/>
-        </w:rPr>
-        <w:t xml:space="preserve">− приёмочные испытания. </w:t>
-      </w:r>
-    </w:p>
-    <w:p>
-      <w:pPr>
-        <w:spacing w:after="0" w:line="360" w:lineRule="auto"/>
-        <w:ind w:firstLine="708"/>
-        <w:jc w:val="both"/>
-        <w:rPr>
-          <w:rFonts w:ascii="Times New Roman" w:hAnsi="Times New Roman" w:cs="Times New Roman"/>
-          <w:sz w:val="28"/>
-          <w:szCs w:val="28"/>
-        </w:rPr>
-      </w:pPr>
-      <w:r>
-        <w:rPr>
-          <w:rFonts w:ascii="Times New Roman" w:hAnsi="Times New Roman" w:cs="Times New Roman"/>
-          <w:sz w:val="28"/>
-          <w:szCs w:val="28"/>
-        </w:rPr>
-        <w:t xml:space="preserve">В предварительные испытания плагина входят следующие пункты: </w:t>
-      </w:r>
-    </w:p>
-    <w:p>
-      <w:pPr>
-        <w:spacing w:after="0" w:line="360" w:lineRule="auto"/>
-        <w:ind w:firstLine="708"/>
-        <w:jc w:val="both"/>
-        <w:rPr>
-          <w:rFonts w:ascii="Times New Roman" w:hAnsi="Times New Roman" w:cs="Times New Roman"/>
-          <w:sz w:val="28"/>
-          <w:szCs w:val="28"/>
-        </w:rPr>
-      </w:pPr>
-      <w:r>
-        <w:rPr>
-          <w:rFonts w:ascii="Times New Roman" w:hAnsi="Times New Roman" w:cs="Times New Roman"/>
-          <w:sz w:val="28"/>
-          <w:szCs w:val="28"/>
-        </w:rPr>
-        <w:t xml:space="preserve">− модульное тестирование логики; </w:t>
-      </w:r>
-    </w:p>
-    <w:p>
-      <w:pPr>
-        <w:spacing w:after="0" w:line="360" w:lineRule="auto"/>
-        <w:ind w:firstLine="708"/>
-        <w:jc w:val="both"/>
-        <w:rPr>
-          <w:rFonts w:ascii="Times New Roman" w:hAnsi="Times New Roman" w:cs="Times New Roman"/>
-          <w:sz w:val="28"/>
-          <w:szCs w:val="28"/>
-        </w:rPr>
-      </w:pPr>
-      <w:r>
-        <w:rPr>
-          <w:rFonts w:ascii="Times New Roman" w:hAnsi="Times New Roman" w:cs="Times New Roman"/>
-          <w:sz w:val="28"/>
-          <w:szCs w:val="28"/>
-        </w:rPr>
-        <w:t xml:space="preserve">− нагрузочное тестирование; </w:t>
-      </w:r>
-    </w:p>
-    <w:p>
-      <w:pPr>
-        <w:spacing w:after="0" w:line="360" w:lineRule="auto"/>
-        <w:ind w:firstLine="708"/>
-        <w:jc w:val="both"/>
-        <w:rPr>
-          <w:rFonts w:ascii="Times New Roman" w:hAnsi="Times New Roman" w:cs="Times New Roman"/>
-          <w:sz w:val="28"/>
-          <w:szCs w:val="28"/>
-        </w:rPr>
-      </w:pPr>
-      <w:r>
-        <w:rPr>
-          <w:rFonts w:ascii="Times New Roman" w:hAnsi="Times New Roman" w:cs="Times New Roman"/>
-          <w:sz w:val="28"/>
-          <w:szCs w:val="28"/>
-        </w:rPr>
-        <w:t xml:space="preserve">− ручное тестирование </w:t>
-      </w:r>
-    </w:p>
-    <w:p>
-      <w:pPr>
-        <w:spacing w:after="0" w:line="360" w:lineRule="auto"/>
-        <w:ind w:firstLine="708"/>
-        <w:jc w:val="both"/>
-        <w:rPr>
-          <w:rFonts w:ascii="Times New Roman" w:hAnsi="Times New Roman" w:cs="Times New Roman"/>
-          <w:sz w:val="28"/>
-          <w:szCs w:val="28"/>
-        </w:rPr>
-      </w:pPr>
-      <w:r>
-        <w:rPr>
-          <w:rFonts w:ascii="Times New Roman" w:hAnsi="Times New Roman" w:cs="Times New Roman"/>
-          <w:sz w:val="28"/>
-          <w:szCs w:val="28"/>
-        </w:rPr>
-        <w:t xml:space="preserve">В этап опытной эксплуатации входит ручное тестирование. </w:t>
-      </w:r>
-    </w:p>
-    <w:p>
-      <w:pPr>
-        <w:spacing w:after="0" w:line="360" w:lineRule="auto"/>
-        <w:ind w:firstLine="708"/>
-        <w:jc w:val="both"/>
-        <w:rPr>
-          <w:rFonts w:ascii="Times New Roman" w:hAnsi="Times New Roman" w:cs="Times New Roman"/>
-          <w:sz w:val="28"/>
-          <w:szCs w:val="28"/>
-        </w:rPr>
-      </w:pPr>
-      <w:r>
-        <w:rPr>
-          <w:rFonts w:ascii="Times New Roman" w:hAnsi="Times New Roman" w:cs="Times New Roman"/>
-          <w:sz w:val="28"/>
-          <w:szCs w:val="28"/>
-        </w:rPr>
-        <w:t>В этап приёмочного испытания входит ручное тестирование.</w:t>
-      </w:r>
-    </w:p>
-    <w:p>
-      <w:pPr>
-        <w:spacing w:after="0" w:line="360" w:lineRule="auto"/>
-        <w:ind w:firstLine="708"/>
-        <w:jc w:val="both"/>
-        <w:rPr>
-          <w:rFonts w:ascii="Times New Roman" w:hAnsi="Times New Roman" w:cs="Times New Roman"/>
-          <w:sz w:val="28"/>
-          <w:szCs w:val="28"/>
-        </w:rPr>
-      </w:pPr>
-    </w:p>
-    <w:p>
-      <w:pPr>
-        <w:pStyle w:val="2"/>
-        <w:rPr>
-          <w:b/>
-          <w:bCs/>
-        </w:rPr>
-      </w:pPr>
-      <w:bookmarkStart w:id="63" w:name="_Toc178602548"/>
-      <w:bookmarkStart w:id="64" w:name="_Toc240391129"/>
-      <w:r>
-        <w:rPr>
-          <w:b/>
-          <w:bCs/>
-        </w:rPr>
-        <w:t>6.2 Общие требования к приёмке работ по стадиям</w:t>
-      </w:r>
-      <w:bookmarkEnd w:id="63"/>
-      <w:bookmarkEnd w:id="64"/>
     </w:p>
     <w:p>
       <w:pPr>
@@ -10966,8 +10938,8 @@
           <w:bCs/>
         </w:rPr>
       </w:pPr>
-      <w:bookmarkStart w:id="65" w:name="_Toc178602549"/>
-      <w:bookmarkStart w:id="66" w:name="_Toc240391130"/>
+      <w:bookmarkStart w:id="62" w:name="_Toc178602549"/>
+      <w:bookmarkStart w:id="63" w:name="_Toc240391130"/>
       <w:r>
         <w:rPr>
           <w:b/>
@@ -10976,150 +10948,150 @@
         <w:lastRenderedPageBreak/>
         <w:t>7 ТРЕБОВАНИЯ К ДОКУМЕНТИРОВАНИЮ</w:t>
       </w:r>
+      <w:bookmarkEnd w:id="62"/>
+      <w:bookmarkEnd w:id="63"/>
+    </w:p>
+    <w:p>
+      <w:pPr>
+        <w:spacing w:after="0" w:line="360" w:lineRule="auto"/>
+        <w:jc w:val="center"/>
+        <w:rPr>
+          <w:rFonts w:ascii="Times New Roman" w:hAnsi="Times New Roman" w:cs="Times New Roman"/>
+          <w:b/>
+          <w:bCs/>
+          <w:sz w:val="28"/>
+          <w:szCs w:val="28"/>
+        </w:rPr>
+      </w:pPr>
+    </w:p>
+    <w:p>
+      <w:pPr>
+        <w:spacing w:after="0" w:line="360" w:lineRule="auto"/>
+        <w:jc w:val="both"/>
+        <w:rPr>
+          <w:rFonts w:ascii="Times New Roman" w:hAnsi="Times New Roman" w:cs="Times New Roman"/>
+          <w:sz w:val="28"/>
+          <w:szCs w:val="28"/>
+        </w:rPr>
+      </w:pPr>
+      <w:r>
+        <w:rPr>
+          <w:rFonts w:ascii="Times New Roman" w:hAnsi="Times New Roman" w:cs="Times New Roman"/>
+          <w:b/>
+          <w:bCs/>
+          <w:sz w:val="28"/>
+          <w:szCs w:val="28"/>
+        </w:rPr>
+        <w:tab/>
+      </w:r>
+      <w:r>
+        <w:rPr>
+          <w:rFonts w:ascii="Times New Roman" w:hAnsi="Times New Roman" w:cs="Times New Roman"/>
+          <w:sz w:val="28"/>
+          <w:szCs w:val="28"/>
+        </w:rPr>
+        <w:t>Отчётная документация должна передаваться Заказчику в электронном виде на русском языке. Вспомогательная документация (не указанная в качестве непосредственного результата работ) также передаётся только в электронном виде.</w:t>
+      </w:r>
+    </w:p>
+    <w:p>
+      <w:pPr>
+        <w:spacing w:after="0" w:line="360" w:lineRule="auto"/>
+        <w:jc w:val="both"/>
+        <w:rPr>
+          <w:rFonts w:ascii="Times New Roman" w:hAnsi="Times New Roman" w:cs="Times New Roman"/>
+          <w:sz w:val="28"/>
+          <w:szCs w:val="28"/>
+        </w:rPr>
+      </w:pPr>
+    </w:p>
+    <w:p>
+      <w:pPr>
+        <w:pStyle w:val="2"/>
+        <w:rPr>
+          <w:b/>
+          <w:bCs/>
+        </w:rPr>
+      </w:pPr>
+      <w:bookmarkStart w:id="64" w:name="_Toc178602550"/>
+      <w:bookmarkStart w:id="65" w:name="_Toc240391131"/>
+      <w:r>
+        <w:rPr>
+          <w:b/>
+          <w:bCs/>
+        </w:rPr>
+        <w:t>7.1 Перечень подлежащих разработке документов</w:t>
+      </w:r>
+      <w:bookmarkEnd w:id="64"/>
       <w:bookmarkEnd w:id="65"/>
+      <w:r>
+        <w:rPr>
+          <w:b/>
+          <w:bCs/>
+        </w:rPr>
+        <w:t xml:space="preserve"> </w:t>
+      </w:r>
+    </w:p>
+    <w:p>
+      <w:pPr>
+        <w:spacing w:after="0" w:line="360" w:lineRule="auto"/>
+        <w:jc w:val="center"/>
+        <w:rPr>
+          <w:rFonts w:ascii="Times New Roman" w:hAnsi="Times New Roman" w:cs="Times New Roman"/>
+          <w:sz w:val="28"/>
+          <w:szCs w:val="28"/>
+        </w:rPr>
+      </w:pPr>
+    </w:p>
+    <w:p>
+      <w:pPr>
+        <w:spacing w:after="0" w:line="360" w:lineRule="auto"/>
+        <w:ind w:firstLine="708"/>
+        <w:jc w:val="both"/>
+        <w:rPr>
+          <w:rFonts w:ascii="Times New Roman" w:hAnsi="Times New Roman" w:cs="Times New Roman"/>
+          <w:sz w:val="28"/>
+          <w:szCs w:val="28"/>
+        </w:rPr>
+      </w:pPr>
+      <w:r>
+        <w:rPr>
+          <w:rFonts w:ascii="Times New Roman" w:hAnsi="Times New Roman" w:cs="Times New Roman"/>
+          <w:sz w:val="28"/>
+          <w:szCs w:val="28"/>
+        </w:rPr>
+        <w:t xml:space="preserve">Документы «Проект системы» и «Пояснительная записка» должны разрабатываться согласно требованиям [4]. </w:t>
+      </w:r>
+    </w:p>
+    <w:p>
+      <w:pPr>
+        <w:spacing w:after="0" w:line="360" w:lineRule="auto"/>
+        <w:jc w:val="both"/>
+        <w:rPr>
+          <w:rFonts w:ascii="Times New Roman" w:hAnsi="Times New Roman" w:cs="Times New Roman"/>
+          <w:sz w:val="28"/>
+          <w:szCs w:val="28"/>
+        </w:rPr>
+      </w:pPr>
+    </w:p>
+    <w:p>
+      <w:pPr>
+        <w:pStyle w:val="2"/>
+        <w:rPr>
+          <w:b/>
+          <w:bCs/>
+        </w:rPr>
+      </w:pPr>
+      <w:bookmarkStart w:id="66" w:name="_Toc178602551"/>
+      <w:bookmarkStart w:id="67" w:name="_Toc240391132"/>
+      <w:r>
+        <w:rPr>
+          <w:b/>
+          <w:bCs/>
+        </w:rPr>
+        <w:t>7.2 Вид представления и количество документов</w:t>
+      </w:r>
       <w:bookmarkEnd w:id="66"/>
-    </w:p>
-    <w:p>
-      <w:pPr>
-        <w:spacing w:after="0" w:line="360" w:lineRule="auto"/>
-        <w:jc w:val="center"/>
-        <w:rPr>
-          <w:rFonts w:ascii="Times New Roman" w:hAnsi="Times New Roman" w:cs="Times New Roman"/>
-          <w:b/>
-          <w:bCs/>
-          <w:sz w:val="28"/>
-          <w:szCs w:val="28"/>
-        </w:rPr>
-      </w:pPr>
-    </w:p>
-    <w:p>
-      <w:pPr>
-        <w:spacing w:after="0" w:line="360" w:lineRule="auto"/>
-        <w:jc w:val="both"/>
-        <w:rPr>
-          <w:rFonts w:ascii="Times New Roman" w:hAnsi="Times New Roman" w:cs="Times New Roman"/>
-          <w:sz w:val="28"/>
-          <w:szCs w:val="28"/>
-        </w:rPr>
-      </w:pPr>
-      <w:r>
-        <w:rPr>
-          <w:rFonts w:ascii="Times New Roman" w:hAnsi="Times New Roman" w:cs="Times New Roman"/>
-          <w:b/>
-          <w:bCs/>
-          <w:sz w:val="28"/>
-          <w:szCs w:val="28"/>
-        </w:rPr>
-        <w:tab/>
-      </w:r>
-      <w:r>
-        <w:rPr>
-          <w:rFonts w:ascii="Times New Roman" w:hAnsi="Times New Roman" w:cs="Times New Roman"/>
-          <w:sz w:val="28"/>
-          <w:szCs w:val="28"/>
-        </w:rPr>
-        <w:t>Отчётная документация должна передаваться Заказчику в электронном виде на русском языке. Вспомогательная документация (не указанная в качестве непосредственного результата работ) также передаётся только в электронном виде.</w:t>
-      </w:r>
-    </w:p>
-    <w:p>
-      <w:pPr>
-        <w:spacing w:after="0" w:line="360" w:lineRule="auto"/>
-        <w:jc w:val="both"/>
-        <w:rPr>
-          <w:rFonts w:ascii="Times New Roman" w:hAnsi="Times New Roman" w:cs="Times New Roman"/>
-          <w:sz w:val="28"/>
-          <w:szCs w:val="28"/>
-        </w:rPr>
-      </w:pPr>
-    </w:p>
-    <w:p>
-      <w:pPr>
-        <w:pStyle w:val="2"/>
-        <w:rPr>
-          <w:b/>
-          <w:bCs/>
-        </w:rPr>
-      </w:pPr>
-      <w:bookmarkStart w:id="67" w:name="_Toc178602550"/>
-      <w:bookmarkStart w:id="68" w:name="_Toc240391131"/>
-      <w:r>
-        <w:rPr>
-          <w:b/>
-          <w:bCs/>
-        </w:rPr>
-        <w:t>7.1 Перечень подлежащих разработке документов</w:t>
-      </w:r>
       <w:bookmarkEnd w:id="67"/>
-      <w:bookmarkEnd w:id="68"/>
-      <w:r>
-        <w:rPr>
-          <w:b/>
-          <w:bCs/>
-        </w:rPr>
-        <w:t xml:space="preserve"> </w:t>
-      </w:r>
-    </w:p>
-    <w:p>
-      <w:pPr>
-        <w:spacing w:after="0" w:line="360" w:lineRule="auto"/>
-        <w:jc w:val="center"/>
-        <w:rPr>
-          <w:rFonts w:ascii="Times New Roman" w:hAnsi="Times New Roman" w:cs="Times New Roman"/>
-          <w:sz w:val="28"/>
-          <w:szCs w:val="28"/>
-        </w:rPr>
-      </w:pPr>
-    </w:p>
-    <w:p>
-      <w:pPr>
-        <w:spacing w:after="0" w:line="360" w:lineRule="auto"/>
-        <w:ind w:firstLine="708"/>
-        <w:jc w:val="both"/>
-        <w:rPr>
-          <w:rFonts w:ascii="Times New Roman" w:hAnsi="Times New Roman" w:cs="Times New Roman"/>
-          <w:sz w:val="28"/>
-          <w:szCs w:val="28"/>
-        </w:rPr>
-      </w:pPr>
-      <w:r>
-        <w:rPr>
-          <w:rFonts w:ascii="Times New Roman" w:hAnsi="Times New Roman" w:cs="Times New Roman"/>
-          <w:sz w:val="28"/>
-          <w:szCs w:val="28"/>
-        </w:rPr>
-        <w:t xml:space="preserve">Документы «Проект системы» и «Пояснительная записка» должны разрабатываться согласно требованиям [4]. </w:t>
-      </w:r>
-    </w:p>
-    <w:p>
-      <w:pPr>
-        <w:spacing w:after="0" w:line="360" w:lineRule="auto"/>
-        <w:jc w:val="both"/>
-        <w:rPr>
-          <w:rFonts w:ascii="Times New Roman" w:hAnsi="Times New Roman" w:cs="Times New Roman"/>
-          <w:sz w:val="28"/>
-          <w:szCs w:val="28"/>
-        </w:rPr>
-      </w:pPr>
-    </w:p>
-    <w:p>
-      <w:pPr>
-        <w:pStyle w:val="2"/>
-        <w:rPr>
-          <w:b/>
-          <w:bCs/>
-        </w:rPr>
-      </w:pPr>
-      <w:bookmarkStart w:id="69" w:name="_Toc178602551"/>
-      <w:bookmarkStart w:id="70" w:name="_Toc240391132"/>
-      <w:r>
-        <w:rPr>
-          <w:b/>
-          <w:bCs/>
-        </w:rPr>
-        <w:t>7.2 Вид представления и количество документов</w:t>
-      </w:r>
-      <w:bookmarkEnd w:id="69"/>
-      <w:bookmarkEnd w:id="70"/>
     </w:p>
     <w:p>
       <w:pPr>
@@ -11166,6 +11138,7 @@
           <w:szCs w:val="28"/>
         </w:rPr>
       </w:pPr>
+      <w:commentRangeStart w:id="68"/>
       <w:r>
         <w:rPr>
           <w:rFonts w:ascii="Times New Roman" w:hAnsi="Times New Roman" w:cs="Times New Roman"/>
@@ -11197,6 +11170,16 @@
         </w:rPr>
         <w:t xml:space="preserve">Проект системы; </w:t>
       </w:r>
+      <w:commentRangeEnd w:id="68"/>
+      <w:r>
+        <w:rPr>
+          <w:rStyle w:val="ad"/>
+          <w:rFonts w:ascii="Times New Roman" w:hAnsi="Times New Roman" w:cs="Times New Roman"/>
+          <w:sz w:val="28"/>
+          <w:szCs w:val="28"/>
+        </w:rPr>
+        <w:commentReference w:id="68"/>
+      </w:r>
     </w:p>
     <w:p>
       <w:pPr>
@@ -11272,8 +11255,8 @@
           <w:bCs/>
         </w:rPr>
       </w:pPr>
-      <w:bookmarkStart w:id="71" w:name="_Toc178602552"/>
-      <w:bookmarkStart w:id="72" w:name="_Toc240391133"/>
+      <w:bookmarkStart w:id="69" w:name="_Toc178602552"/>
+      <w:bookmarkStart w:id="70" w:name="_Toc240391133"/>
       <w:r>
         <w:rPr>
           <w:b/>
@@ -11281,8 +11264,8 @@
         </w:rPr>
         <w:t>7.3 Требования по использованию ЕСКД и ЕСПД при разработке документов</w:t>
       </w:r>
-      <w:bookmarkEnd w:id="71"/>
-      <w:bookmarkEnd w:id="72"/>
+      <w:bookmarkEnd w:id="69"/>
+      <w:bookmarkEnd w:id="70"/>
     </w:p>
     <w:p>
       <w:pPr>
@@ -11749,28 +11732,8 @@
 </file>
 
 <file path=word/comments.xml><?xml version="1.0" encoding="utf-8"?>
-<w:comments xmlns:wpc="http://schemas.microsoft.com/office/word/2010/wordprocessingCanvas" xmlns:cx="http://schemas.microsoft.com/office/drawing/2014/chartex" xmlns:cx1="http://schemas.microsoft.com/office/drawing/2015/9/8/chartex" xmlns:cx2="http://schemas.microsoft.com/office/drawing/2015/10/21/chartex" xmlns:cx3="http://schemas.microsoft.com/office/drawing/2016/5/9/chartex" xmlns:cx4="http://schemas.microsoft.com/office/drawing/2016/5/10/chartex" xmlns:cx5="http://schemas.microsoft.com/office/drawing/2016/5/11/chartex" xmlns:cx6="http://schemas.microsoft.com/office/drawing/2016/5/12/chartex" xmlns:cx7="http://schemas.microsoft.com/office/drawing/2016/5/13/chartex" xmlns:cx8="http://schemas.microsoft.com/office/drawing/2016/5/14/chartex" xmlns:mc="http://schemas.openxmlformats.org/markup-compatibility/2006" xmlns:aink="http://schemas.microsoft.com/office/drawing/2016/ink" xmlns:am3d="http://schemas.microsoft.com/office/drawing/2017/model3d" xmlns:o="urn:schemas-microsoft-com:office:office" xmlns:r="http://schemas.openxmlformats.org/officeDocument/2006/relationships" xmlns:m="http://schemas.openxmlformats.org/officeDocument/2006/math" xmlns:v="urn:schemas-microsoft-com:vml" xmlns:wp14="http://schemas.microsoft.com/office/word/2010/wordprocessingDrawing" xmlns:wp="http://schemas.openxmlformats.org/drawingml/2006/wordprocessingDrawing" xmlns:w10="urn:schemas-microsoft-com:office:word" xmlns:w="http://schemas.openxmlformats.org/wordprocessingml/2006/main" xmlns:w14="http://schemas.microsoft.com/office/word/2010/wordml" xmlns:w15="http://schemas.microsoft.com/office/word/2012/wordml" xmlns:w16cex="http://schemas.microsoft.com/office/word/2018/wordml/cex" xmlns:w16cid="http://schemas.microsoft.com/office/word/2016/wordml/cid" xmlns:w16="http://schemas.microsoft.com/office/word/2018/wordml" xmlns:w16sdtdh="http://schemas.microsoft.com/office/word/2020/wordml/sdtdatahash" xmlns:w16se="http://schemas.microsoft.com/office/word/2015/wordml/symex" xmlns:wpg="http://schemas.microsoft.com/office/word/2010/wordprocessingGroup" xmlns:wpi="http://schemas.microsoft.com/office/word/2010/wordprocessingInk" xmlns:wne="http://schemas.microsoft.com/office/word/2006/wordml" xmlns:wps="http://schemas.microsoft.com/office/word/2010/wordprocessingShape" mc:Ignorable="w14 w15 w16se w16cid w16 w16cex w16sdtdh wp14">
+<w:comments xmlns:wpc="http://schemas.microsoft.com/office/word/2010/wordprocessingCanvas" xmlns:cx="http://schemas.microsoft.com/office/drawing/2014/chartex" xmlns:cx1="http://schemas.microsoft.com/office/drawing/2015/9/8/chartex" xmlns:cx2="http://schemas.microsoft.com/office/drawing/2015/10/21/chartex" xmlns:cx3="http://schemas.microsoft.com/office/drawing/2016/5/9/chartex" xmlns:cx4="http://schemas.microsoft.com/office/drawing/2016/5/10/chartex" xmlns:cx5="http://schemas.microsoft.com/office/drawing/2016/5/11/chartex" xmlns:cx6="http://schemas.microsoft.com/office/drawing/2016/5/12/chartex" xmlns:cx7="http://schemas.microsoft.com/office/drawing/2016/5/13/chartex" xmlns:cx8="http://schemas.microsoft.com/office/drawing/2016/5/14/chartex" xmlns:mc="http://schemas.openxmlformats.org/markup-compatibility/2006" xmlns:aink="http://schemas.microsoft.com/office/drawing/2016/ink" xmlns:am3d="http://schemas.microsoft.com/office/drawing/2017/model3d" xmlns:o="urn:schemas-microsoft-com:office:office" xmlns:oel="http://schemas.microsoft.com/office/2019/extlst" xmlns:r="http://schemas.openxmlformats.org/officeDocument/2006/relationships" xmlns:m="http://schemas.openxmlformats.org/officeDocument/2006/math" xmlns:v="urn:schemas-microsoft-com:vml" xmlns:wp14="http://schemas.microsoft.com/office/word/2010/wordprocessingDrawing" xmlns:wp="http://schemas.openxmlformats.org/drawingml/2006/wordprocessingDrawing" xmlns:w10="urn:schemas-microsoft-com:office:word" xmlns:w="http://schemas.openxmlformats.org/wordprocessingml/2006/main" xmlns:w14="http://schemas.microsoft.com/office/word/2010/wordml" xmlns:w15="http://schemas.microsoft.com/office/word/2012/wordml" xmlns:w16cex="http://schemas.microsoft.com/office/word/2018/wordml/cex" xmlns:w16cid="http://schemas.microsoft.com/office/word/2016/wordml/cid" xmlns:w16="http://schemas.microsoft.com/office/word/2018/wordml" xmlns:w16du="http://schemas.microsoft.com/office/word/2023/wordml/word16du" xmlns:w16sdtdh="http://schemas.microsoft.com/office/word/2020/wordml/sdtdatahash" xmlns:w16sdtfl="http://schemas.microsoft.com/office/word/2024/wordml/sdtformatlock" xmlns:w16se="http://schemas.microsoft.com/office/word/2015/wordml/symex" xmlns:wpg="http://schemas.microsoft.com/office/word/2010/wordprocessingGroup" xmlns:wpi="http://schemas.microsoft.com/office/word/2010/wordprocessingInk" xmlns:wne="http://schemas.microsoft.com/office/word/2006/wordml" xmlns:wps="http://schemas.microsoft.com/office/word/2010/wordprocessingShape" mc:Ignorable="w14 w15 w16se w16cid w16 w16cex w16sdtdh w16sdtfl w16du wp14">
   <w:comment w:id="11" w:author="Kalentyev Alexey" w:date="2026-09-23T04:23:00Z" w:initials="KA">
-    <w:p>
-      <w:r>
-        <w:annotationRef/>
-      </w:r>
-      <w:r>
-        <w:t>Выделите все заголовки подразделов и пунктов полужирным и разместите их по центру. Сейчас, например,3.1.1–3.1.12 набраны обычным шрифтом.</w:t>
-      </w:r>
-    </w:p>
-  </w:comment>
-  <w:comment w:id="12" w:author="Kalentyev Alexey" w:date="2026-09-23T04:23:00Z" w:initials="KA">
-    <w:p>
-      <w:r>
-        <w:annotationRef/>
-      </w:r>
-      <w:r>
-        <w:t>Добавьте совместное ограничение D,H,Alpha и S, сохраняющее положительное наружное и внутреннее сечение вершины. При угле к вертикали, показанном на рисунке, наружный диаметр вершины равен D−2H·tan(Alpha): D=150 мм,H=800 мм,Alpha=25° дают отрицательное значение, хотя каждый параметр находится в своем диапазоне.</w:t>
-      </w:r>
-    </w:p>
-  </w:comment>
-  <w:comment w:id="13" w:author="Kalentyev Alexey" w:date="2026-09-23T04:23:00Z" w:initials="KA">
     <w:p>
       <w:r>
         <w:annotationRef/>
@@ -11784,7 +11747,7 @@
       </w:r>
     </w:p>
   </w:comment>
-  <w:comment w:id="47" w:author="Kalentyev Alexey" w:date="2026-09-16T11:36:00Z" w:initials="KA">
+  <w:comment w:id="12" w:author="Kalentyev Alexey" w:date="2026-10-07T11:52:00Z" w:initials="KA">
     <w:p>
       <w:pPr>
         <w:pStyle w:val="ae"/>
@@ -11796,27 +11759,39 @@
         <w:annotationRef/>
       </w:r>
       <w:r>
-        <w:t>Висячие строки</w:t>
+        <w:t>На странице 7 появились D+20≤A и автоматическое ограничение диапазонов в обоих направлениях; подмена введённых значений не предписана. Однако формулы объявленных динамических границ не учитывают исходные интервалы: при A=600 получается Dmax=580 вместо предельных 400 мм, при D=150 получается Amin=170 вместо минимальных 200 мм. Для этой связи следует явно задать Dmax=min(400,A−20) и Amin=max(200,D+20), сохранив совместное применение ограничения вершины.</w:t>
       </w:r>
     </w:p>
   </w:comment>
-  <w:comment w:id="49" w:author="Kalentyev Alexey" w:date="2026-09-23T04:23:00Z" w:initials="KA">
-    <w:p>
-      <w:r>
+  <w:comment w:id="47" w:author="Kalentyev Alexey" w:date="2026-10-07T11:51:00Z" w:initials="KA">
+    <w:p>
+      <w:pPr>
+        <w:pStyle w:val="ae"/>
+      </w:pPr>
+      <w:r>
+        <w:rPr>
+          <w:rStyle w:val="ad"/>
+        </w:rPr>
         <w:annotationRef/>
       </w:r>
       <w:r>
-        <w:t>На странице с таблицей 4.1 добавьте сквозной номер 12 в нижнее поле. Надпись «Томск 2026» под таблицей удалите: это элемент титула, случайно оставшийся внутри ТЗ.</w:t>
+        <w:t>Установите единый одинарный межстрочный интервал во всех ячейках таблицы 4.1.</w:t>
       </w:r>
     </w:p>
   </w:comment>
-  <w:comment w:id="56" w:author="Kalentyev Alexey" w:date="2026-09-23T04:23:00Z" w:initials="KA">
-    <w:p>
-      <w:r>
+  <w:comment w:id="68" w:author="Kalentyev Alexey" w:date="2026-10-07T11:51:00Z" w:initials="KA">
+    <w:p>
+      <w:pPr>
+        <w:pStyle w:val="ae"/>
+      </w:pPr>
+      <w:r>
+        <w:rPr>
+          <w:rStyle w:val="ad"/>
+        </w:rPr>
         <w:annotationRef/>
       </w:r>
       <w:r>
-        <w:t>Увяжите диапазоны модели с выбранным ГОСТ 32758-2014: п. 4.3.1.1 задает угол к вертикали 10±2,5° и высоты по таблице 1 от 300 мм, п. 4.3.1.3 — наружный диаметр вершины 60±15 мм. Сейчас разрешены угол 5–25° и высота от 200 мм, а размер вершины не ограничен. Укажите, какие требования стандарта обязательны для вашей модели.</w:t>
+        <w:t>Оформите пункты списка в 7.2 с абзацным отступом 1,25 см, согласованным с остальным текстом.</w:t>
       </w:r>
     </w:p>
   </w:comment>
@@ -11824,40 +11799,34 @@
 </file>
 
 <file path=word/commentsExtended.xml><?xml version="1.0" encoding="utf-8"?>
-<w15:commentsEx xmlns:wpc="http://schemas.microsoft.com/office/word/2010/wordprocessingCanvas" xmlns:cx="http://schemas.microsoft.com/office/drawing/2014/chartex" xmlns:cx1="http://schemas.microsoft.com/office/drawing/2015/9/8/chartex" xmlns:cx2="http://schemas.microsoft.com/office/drawing/2015/10/21/chartex" xmlns:cx3="http://schemas.microsoft.com/office/drawing/2016/5/9/chartex" xmlns:cx4="http://schemas.microsoft.com/office/drawing/2016/5/10/chartex" xmlns:cx5="http://schemas.microsoft.com/office/drawing/2016/5/11/chartex" xmlns:cx6="http://schemas.microsoft.com/office/drawing/2016/5/12/chartex" xmlns:cx7="http://schemas.microsoft.com/office/drawing/2016/5/13/chartex" xmlns:cx8="http://schemas.microsoft.com/office/drawing/2016/5/14/chartex" xmlns:mc="http://schemas.openxmlformats.org/markup-compatibility/2006" xmlns:aink="http://schemas.microsoft.com/office/drawing/2016/ink" xmlns:am3d="http://schemas.microsoft.com/office/drawing/2017/model3d" xmlns:o="urn:schemas-microsoft-com:office:office" xmlns:r="http://schemas.openxmlformats.org/officeDocument/2006/relationships" xmlns:m="http://schemas.openxmlformats.org/officeDocument/2006/math" xmlns:v="urn:schemas-microsoft-com:vml" xmlns:wp14="http://schemas.microsoft.com/office/word/2010/wordprocessingDrawing" xmlns:wp="http://schemas.openxmlformats.org/drawingml/2006/wordprocessingDrawing" xmlns:w10="urn:schemas-microsoft-com:office:word" xmlns:w="http://schemas.openxmlformats.org/wordprocessingml/2006/main" xmlns:w14="http://schemas.microsoft.com/office/word/2010/wordml" xmlns:w15="http://schemas.microsoft.com/office/word/2012/wordml" xmlns:w16cex="http://schemas.microsoft.com/office/word/2018/wordml/cex" xmlns:w16cid="http://schemas.microsoft.com/office/word/2016/wordml/cid" xmlns:w16="http://schemas.microsoft.com/office/word/2018/wordml" xmlns:w16sdtdh="http://schemas.microsoft.com/office/word/2020/wordml/sdtdatahash" xmlns:w16se="http://schemas.microsoft.com/office/word/2015/wordml/symex" xmlns:wpg="http://schemas.microsoft.com/office/word/2010/wordprocessingGroup" xmlns:wpi="http://schemas.microsoft.com/office/word/2010/wordprocessingInk" xmlns:wne="http://schemas.microsoft.com/office/word/2006/wordml" xmlns:wps="http://schemas.microsoft.com/office/word/2010/wordprocessingShape" mc:Ignorable="w14 w15 w16se w16cid w16 w16cex w16sdtdh wp14">
-  <w15:commentEx w15:paraId="28E017B6" w15:done="0"/>
-  <w15:commentEx w15:paraId="5F515264" w15:done="0"/>
+<w15:commentsEx xmlns:wpc="http://schemas.microsoft.com/office/word/2010/wordprocessingCanvas" xmlns:cx="http://schemas.microsoft.com/office/drawing/2014/chartex" xmlns:cx1="http://schemas.microsoft.com/office/drawing/2015/9/8/chartex" xmlns:cx2="http://schemas.microsoft.com/office/drawing/2015/10/21/chartex" xmlns:cx3="http://schemas.microsoft.com/office/drawing/2016/5/9/chartex" xmlns:cx4="http://schemas.microsoft.com/office/drawing/2016/5/10/chartex" xmlns:cx5="http://schemas.microsoft.com/office/drawing/2016/5/11/chartex" xmlns:cx6="http://schemas.microsoft.com/office/drawing/2016/5/12/chartex" xmlns:cx7="http://schemas.microsoft.com/office/drawing/2016/5/13/chartex" xmlns:cx8="http://schemas.microsoft.com/office/drawing/2016/5/14/chartex" xmlns:mc="http://schemas.openxmlformats.org/markup-compatibility/2006" xmlns:aink="http://schemas.microsoft.com/office/drawing/2016/ink" xmlns:am3d="http://schemas.microsoft.com/office/drawing/2017/model3d" xmlns:o="urn:schemas-microsoft-com:office:office" xmlns:oel="http://schemas.microsoft.com/office/2019/extlst" xmlns:r="http://schemas.openxmlformats.org/officeDocument/2006/relationships" xmlns:m="http://schemas.openxmlformats.org/officeDocument/2006/math" xmlns:v="urn:schemas-microsoft-com:vml" xmlns:wp14="http://schemas.microsoft.com/office/word/2010/wordprocessingDrawing" xmlns:wp="http://schemas.openxmlformats.org/drawingml/2006/wordprocessingDrawing" xmlns:w10="urn:schemas-microsoft-com:office:word" xmlns:w="http://schemas.openxmlformats.org/wordprocessingml/2006/main" xmlns:w14="http://schemas.microsoft.com/office/word/2010/wordml" xmlns:w15="http://schemas.microsoft.com/office/word/2012/wordml" xmlns:w16cex="http://schemas.microsoft.com/office/word/2018/wordml/cex" xmlns:w16cid="http://schemas.microsoft.com/office/word/2016/wordml/cid" xmlns:w16="http://schemas.microsoft.com/office/word/2018/wordml" xmlns:w16du="http://schemas.microsoft.com/office/word/2023/wordml/word16du" xmlns:w16sdtdh="http://schemas.microsoft.com/office/word/2020/wordml/sdtdatahash" xmlns:w16sdtfl="http://schemas.microsoft.com/office/word/2024/wordml/sdtformatlock" xmlns:w16se="http://schemas.microsoft.com/office/word/2015/wordml/symex" xmlns:wpg="http://schemas.microsoft.com/office/word/2010/wordprocessingGroup" xmlns:wpi="http://schemas.microsoft.com/office/word/2010/wordprocessingInk" xmlns:wne="http://schemas.microsoft.com/office/word/2006/wordml" xmlns:wps="http://schemas.microsoft.com/office/word/2010/wordprocessingShape" mc:Ignorable="w14 w15 w16se w16cid w16 w16cex w16sdtdh w16sdtfl w16du wp14">
   <w15:commentEx w15:paraId="09E1F64C" w15:done="0"/>
-  <w15:commentEx w15:paraId="76A949D7" w15:done="0"/>
-  <w15:commentEx w15:paraId="207C9E41" w15:done="0"/>
-  <w15:commentEx w15:paraId="22C229C4" w15:done="0"/>
+  <w15:commentEx w15:paraId="255A5956" w15:paraIdParent="09E1F64C" w15:done="0"/>
+  <w15:commentEx w15:paraId="2988D992" w15:done="0"/>
+  <w15:commentEx w15:paraId="5B87C5E9" w15:done="0"/>
 </w15:commentsEx>
 </file>
 
 <file path=word/commentsExtensible.xml><?xml version="1.0" encoding="utf-8"?>
-<w16cex:commentsExtensible xmlns:wpc="http://schemas.microsoft.com/office/word/2010/wordprocessingCanvas" xmlns:cx="http://schemas.microsoft.com/office/drawing/2014/chartex" xmlns:cx1="http://schemas.microsoft.com/office/drawing/2015/9/8/chartex" xmlns:cx2="http://schemas.microsoft.com/office/drawing/2015/10/21/chartex" xmlns:cx3="http://schemas.microsoft.com/office/drawing/2016/5/9/chartex" xmlns:cx4="http://schemas.microsoft.com/office/drawing/2016/5/10/chartex" xmlns:cx5="http://schemas.microsoft.com/office/drawing/2016/5/11/chartex" xmlns:cx6="http://schemas.microsoft.com/office/drawing/2016/5/12/chartex" xmlns:cx7="http://schemas.microsoft.com/office/drawing/2016/5/13/chartex" xmlns:cx8="http://schemas.microsoft.com/office/drawing/2016/5/14/chartex" xmlns:mc="http://schemas.openxmlformats.org/markup-compatibility/2006" xmlns:aink="http://schemas.microsoft.com/office/drawing/2016/ink" xmlns:am3d="http://schemas.microsoft.com/office/drawing/2017/model3d" xmlns:o="urn:schemas-microsoft-com:office:office" xmlns:r="http://schemas.openxmlformats.org/officeDocument/2006/relationships" xmlns:m="http://schemas.openxmlformats.org/officeDocument/2006/math" xmlns:v="urn:schemas-microsoft-com:vml" xmlns:wp14="http://schemas.microsoft.com/office/word/2010/wordprocessingDrawing" xmlns:wp="http://schemas.openxmlformats.org/drawingml/2006/wordprocessingDrawing" xmlns:w10="urn:schemas-microsoft-com:office:word" xmlns:w="http://schemas.openxmlformats.org/wordprocessingml/2006/main" xmlns:w14="http://schemas.microsoft.com/office/word/2010/wordml" xmlns:w15="http://schemas.microsoft.com/office/word/2012/wordml" xmlns:w16cex="http://schemas.microsoft.com/office/word/2018/wordml/cex" xmlns:w16cid="http://schemas.microsoft.com/office/word/2016/wordml/cid" xmlns:w16="http://schemas.microsoft.com/office/word/2018/wordml" xmlns:w16sdtdh="http://schemas.microsoft.com/office/word/2020/wordml/sdtdatahash" xmlns:w16se="http://schemas.microsoft.com/office/word/2015/wordml/symex" xmlns:wpg="http://schemas.microsoft.com/office/word/2010/wordprocessingGroup" xmlns:wpi="http://schemas.microsoft.com/office/word/2010/wordprocessingInk" xmlns:wne="http://schemas.microsoft.com/office/word/2006/wordml" xmlns:wps="http://schemas.microsoft.com/office/word/2010/wordprocessingShape" mc:Ignorable="w14 w15 w16se w16cid w16 w16cex w16sdtdh wp14">
-  <w16cex:commentExtensible w16cex:durableId="1EEDA349" w16cex:dateUtc="2026-09-23T04:23:00Z"/>
-  <w16cex:commentExtensible w16cex:durableId="57826714" w16cex:dateUtc="2026-09-23T04:23:00Z"/>
+<w16cex:commentsExtensible xmlns:wpc="http://schemas.microsoft.com/office/word/2010/wordprocessingCanvas" xmlns:cx="http://schemas.microsoft.com/office/drawing/2014/chartex" xmlns:cx1="http://schemas.microsoft.com/office/drawing/2015/9/8/chartex" xmlns:cx2="http://schemas.microsoft.com/office/drawing/2015/10/21/chartex" xmlns:cx3="http://schemas.microsoft.com/office/drawing/2016/5/9/chartex" xmlns:cx4="http://schemas.microsoft.com/office/drawing/2016/5/10/chartex" xmlns:cx5="http://schemas.microsoft.com/office/drawing/2016/5/11/chartex" xmlns:cx6="http://schemas.microsoft.com/office/drawing/2016/5/12/chartex" xmlns:cx7="http://schemas.microsoft.com/office/drawing/2016/5/13/chartex" xmlns:cx8="http://schemas.microsoft.com/office/drawing/2016/5/14/chartex" xmlns:cr="http://schemas.microsoft.com/office/comments/2020/reactions" xmlns:mc="http://schemas.openxmlformats.org/markup-compatibility/2006" xmlns:aink="http://schemas.microsoft.com/office/drawing/2016/ink" xmlns:am3d="http://schemas.microsoft.com/office/drawing/2017/model3d" xmlns:o="urn:schemas-microsoft-com:office:office" xmlns:oel="http://schemas.microsoft.com/office/2019/extlst" xmlns:r="http://schemas.openxmlformats.org/officeDocument/2006/relationships" xmlns:m="http://schemas.openxmlformats.org/officeDocument/2006/math" xmlns:v="urn:schemas-microsoft-com:vml" xmlns:wp14="http://schemas.microsoft.com/office/word/2010/wordprocessingDrawing" xmlns:wp="http://schemas.openxmlformats.org/drawingml/2006/wordprocessingDrawing" xmlns:w10="urn:schemas-microsoft-com:office:word" xmlns:w="http://schemas.openxmlformats.org/wordprocessingml/2006/main" xmlns:w14="http://schemas.microsoft.com/office/word/2010/wordml" xmlns:w15="http://schemas.microsoft.com/office/word/2012/wordml" xmlns:w16cex="http://schemas.microsoft.com/office/word/2018/wordml/cex" xmlns:w16cid="http://schemas.microsoft.com/office/word/2016/wordml/cid" xmlns:w16="http://schemas.microsoft.com/office/word/2018/wordml" xmlns:w16du="http://schemas.microsoft.com/office/word/2023/wordml/word16du" xmlns:w16sdtdh="http://schemas.microsoft.com/office/word/2020/wordml/sdtdatahash" xmlns:w16sdtfl="http://schemas.microsoft.com/office/word/2024/wordml/sdtformatlock" xmlns:w16se="http://schemas.microsoft.com/office/word/2015/wordml/symex" xmlns:wpg="http://schemas.microsoft.com/office/word/2010/wordprocessingGroup" xmlns:wpi="http://schemas.microsoft.com/office/word/2010/wordprocessingInk" xmlns:wne="http://schemas.microsoft.com/office/word/2006/wordml" xmlns:wps="http://schemas.microsoft.com/office/word/2010/wordprocessingShape" mc:Ignorable="w14 w15 w16se w16cid w16 w16cex w16sdtdh w16sdtfl cr w16du wp14">
   <w16cex:commentExtensible w16cex:durableId="17D89CC7" w16cex:dateUtc="2026-09-23T04:23:00Z"/>
-  <w16cex:commentExtensible w16cex:durableId="024DB8B0" w16cex:dateUtc="2026-09-16T04:36:00Z"/>
-  <w16cex:commentExtensible w16cex:durableId="303AFB2A" w16cex:dateUtc="2026-09-23T04:23:00Z"/>
-  <w16cex:commentExtensible w16cex:durableId="6BD3FA8A" w16cex:dateUtc="2026-09-23T04:23:00Z"/>
+  <w16cex:commentExtensible w16cex:durableId="29F7440E" w16cex:dateUtc="2026-10-07T04:52:00Z"/>
+  <w16cex:commentExtensible w16cex:durableId="2D6FFE37" w16cex:dateUtc="2026-10-07T04:51:00Z"/>
+  <w16cex:commentExtensible w16cex:durableId="71FB869B" w16cex:dateUtc="2026-10-07T04:51:00Z"/>
 </w16cex:commentsExtensible>
 </file>
 
 <file path=word/commentsIds.xml><?xml version="1.0" encoding="utf-8"?>
-<w16cid:commentsIds xmlns:wpc="http://schemas.microsoft.com/office/word/2010/wordprocessingCanvas" xmlns:cx="http://schemas.microsoft.com/office/drawing/2014/chartex" xmlns:cx1="http://schemas.microsoft.com/office/drawing/2015/9/8/chartex" xmlns:cx2="http://schemas.microsoft.com/office/drawing/2015/10/21/chartex" xmlns:cx3="http://schemas.microsoft.com/office/drawing/2016/5/9/chartex" xmlns:cx4="http://schemas.microsoft.com/office/drawing/2016/5/10/chartex" xmlns:cx5="http://schemas.microsoft.com/office/drawing/2016/5/11/chartex" xmlns:cx6="http://schemas.microsoft.com/office/drawing/2016/5/12/chartex" xmlns:cx7="http://schemas.microsoft.com/office/drawing/2016/5/13/chartex" xmlns:cx8="http://schemas.microsoft.com/office/drawing/2016/5/14/chartex" xmlns:mc="http://schemas.openxmlformats.org/markup-compatibility/2006" xmlns:aink="http://schemas.microsoft.com/office/drawing/2016/ink" xmlns:am3d="http://schemas.microsoft.com/office/drawing/2017/model3d" xmlns:o="urn:schemas-microsoft-com:office:office" xmlns:r="http://schemas.openxmlformats.org/officeDocument/2006/relationships" xmlns:m="http://schemas.openxmlformats.org/officeDocument/2006/math" xmlns:v="urn:schemas-microsoft-com:vml" xmlns:wp14="http://schemas.microsoft.com/office/word/2010/wordprocessingDrawing" xmlns:wp="http://schemas.openxmlformats.org/drawingml/2006/wordprocessingDrawing" xmlns:w10="urn:schemas-microsoft-com:office:word" xmlns:w="http://schemas.openxmlformats.org/wordprocessingml/2006/main" xmlns:w14="http://schemas.microsoft.com/office/word/2010/wordml" xmlns:w15="http://schemas.microsoft.com/office/word/2012/wordml" xmlns:w16cex="http://schemas.microsoft.com/office/word/2018/wordml/cex" xmlns:w16cid="http://schemas.microsoft.com/office/word/2016/wordml/cid" xmlns:w16="http://schemas.microsoft.com/office/word/2018/wordml" xmlns:w16sdtdh="http://schemas.microsoft.com/office/word/2020/wordml/sdtdatahash" xmlns:w16se="http://schemas.microsoft.com/office/word/2015/wordml/symex" xmlns:wpg="http://schemas.microsoft.com/office/word/2010/wordprocessingGroup" xmlns:wpi="http://schemas.microsoft.com/office/word/2010/wordprocessingInk" xmlns:wne="http://schemas.microsoft.com/office/word/2006/wordml" xmlns:wps="http://schemas.microsoft.com/office/word/2010/wordprocessingShape" mc:Ignorable="w14 w15 w16se w16cid w16 w16cex w16sdtdh wp14">
-  <w16cid:commentId w16cid:paraId="28E017B6" w16cid:durableId="1EEDA349"/>
-  <w16cid:commentId w16cid:paraId="5F515264" w16cid:durableId="57826714"/>
+<w16cid:commentsIds xmlns:wpc="http://schemas.microsoft.com/office/word/2010/wordprocessingCanvas" xmlns:cx="http://schemas.microsoft.com/office/drawing/2014/chartex" xmlns:cx1="http://schemas.microsoft.com/office/drawing/2015/9/8/chartex" xmlns:cx2="http://schemas.microsoft.com/office/drawing/2015/10/21/chartex" xmlns:cx3="http://schemas.microsoft.com/office/drawing/2016/5/9/chartex" xmlns:cx4="http://schemas.microsoft.com/office/drawing/2016/5/10/chartex" xmlns:cx5="http://schemas.microsoft.com/office/drawing/2016/5/11/chartex" xmlns:cx6="http://schemas.microsoft.com/office/drawing/2016/5/12/chartex" xmlns:cx7="http://schemas.microsoft.com/office/drawing/2016/5/13/chartex" xmlns:cx8="http://schemas.microsoft.com/office/drawing/2016/5/14/chartex" xmlns:mc="http://schemas.openxmlformats.org/markup-compatibility/2006" xmlns:aink="http://schemas.microsoft.com/office/drawing/2016/ink" xmlns:am3d="http://schemas.microsoft.com/office/drawing/2017/model3d" xmlns:o="urn:schemas-microsoft-com:office:office" xmlns:oel="http://schemas.microsoft.com/office/2019/extlst" xmlns:r="http://schemas.openxmlformats.org/officeDocument/2006/relationships" xmlns:m="http://schemas.openxmlformats.org/officeDocument/2006/math" xmlns:v="urn:schemas-microsoft-com:vml" xmlns:wp14="http://schemas.microsoft.com/office/word/2010/wordprocessingDrawing" xmlns:wp="http://schemas.openxmlformats.org/drawingml/2006/wordprocessingDrawing" xmlns:w10="urn:schemas-microsoft-com:office:word" xmlns:w="http://schemas.openxmlformats.org/wordprocessingml/2006/main" xmlns:w14="http://schemas.microsoft.com/office/word/2010/wordml" xmlns:w15="http://schemas.microsoft.com/office/word/2012/wordml" xmlns:w16cex="http://schemas.microsoft.com/office/word/2018/wordml/cex" xmlns:w16cid="http://schemas.microsoft.com/office/word/2016/wordml/cid" xmlns:w16="http://schemas.microsoft.com/office/word/2018/wordml" xmlns:w16du="http://schemas.microsoft.com/office/word/2023/wordml/word16du" xmlns:w16sdtdh="http://schemas.microsoft.com/office/word/2020/wordml/sdtdatahash" xmlns:w16sdtfl="http://schemas.microsoft.com/office/word/2024/wordml/sdtformatlock" xmlns:w16se="http://schemas.microsoft.com/office/word/2015/wordml/symex" xmlns:wpg="http://schemas.microsoft.com/office/word/2010/wordprocessingGroup" xmlns:wpi="http://schemas.microsoft.com/office/word/2010/wordprocessingInk" xmlns:wne="http://schemas.microsoft.com/office/word/2006/wordml" xmlns:wps="http://schemas.microsoft.com/office/word/2010/wordprocessingShape" mc:Ignorable="w14 w15 w16se w16cid w16 w16cex w16sdtdh w16sdtfl w16du wp14">
   <w16cid:commentId w16cid:paraId="09E1F64C" w16cid:durableId="17D89CC7"/>
-  <w16cid:commentId w16cid:paraId="76A949D7" w16cid:durableId="024DB8B0"/>
-  <w16cid:commentId w16cid:paraId="207C9E41" w16cid:durableId="303AFB2A"/>
-  <w16cid:commentId w16cid:paraId="22C229C4" w16cid:durableId="6BD3FA8A"/>
+  <w16cid:commentId w16cid:paraId="255A5956" w16cid:durableId="29F7440E"/>
+  <w16cid:commentId w16cid:paraId="2988D992" w16cid:durableId="2D6FFE37"/>
+  <w16cid:commentId w16cid:paraId="5B87C5E9" w16cid:durableId="71FB869B"/>
 </w16cid:commentsIds>
 </file>
 
 <file path=word/endnotes.xml><?xml version="1.0" encoding="utf-8"?>
-<w:endnotes xmlns:wpc="http://schemas.microsoft.com/office/word/2010/wordprocessingCanvas" xmlns:cx="http://schemas.microsoft.com/office/drawing/2014/chartex" xmlns:cx1="http://schemas.microsoft.com/office/drawing/2015/9/8/chartex" xmlns:cx2="http://schemas.microsoft.com/office/drawing/2015/10/21/chartex" xmlns:cx3="http://schemas.microsoft.com/office/drawing/2016/5/9/chartex" xmlns:cx4="http://schemas.microsoft.com/office/drawing/2016/5/10/chartex" xmlns:cx5="http://schemas.microsoft.com/office/drawing/2016/5/11/chartex" xmlns:cx6="http://schemas.microsoft.com/office/drawing/2016/5/12/chartex" xmlns:cx7="http://schemas.microsoft.com/office/drawing/2016/5/13/chartex" xmlns:cx8="http://schemas.microsoft.com/office/drawing/2016/5/14/chartex" xmlns:mc="http://schemas.openxmlformats.org/markup-compatibility/2006" xmlns:aink="http://schemas.microsoft.com/office/drawing/2016/ink" xmlns:am3d="http://schemas.microsoft.com/office/drawing/2017/model3d" xmlns:o="urn:schemas-microsoft-com:office:office" xmlns:r="http://schemas.openxmlformats.org/officeDocument/2006/relationships" xmlns:m="http://schemas.openxmlformats.org/officeDocument/2006/math" xmlns:v="urn:schemas-microsoft-com:vml" xmlns:wp14="http://schemas.microsoft.com/office/word/2010/wordprocessingDrawing" xmlns:wp="http://schemas.openxmlformats.org/drawingml/2006/wordprocessingDrawing" xmlns:w10="urn:schemas-microsoft-com:office:word" xmlns:w="http://schemas.openxmlformats.org/wordprocessingml/2006/main" xmlns:w14="http://schemas.microsoft.com/office/word/2010/wordml" xmlns:w15="http://schemas.microsoft.com/office/word/2012/wordml" xmlns:w16cex="http://schemas.microsoft.com/office/word/2018/wordml/cex" xmlns:w16cid="http://schemas.microsoft.com/office/word/2016/wordml/cid" xmlns:w16="http://schemas.microsoft.com/office/word/2018/wordml" xmlns:w16sdtdh="http://schemas.microsoft.com/office/word/2020/wordml/sdtdatahash" xmlns:w16se="http://schemas.microsoft.com/office/word/2015/wordml/symex" xmlns:wpg="http://schemas.microsoft.com/office/word/2010/wordprocessingGroup" xmlns:wpi="http://schemas.microsoft.com/office/word/2010/wordprocessingInk" xmlns:wne="http://schemas.microsoft.com/office/word/2006/wordml" xmlns:wps="http://schemas.microsoft.com/office/word/2010/wordprocessingShape" mc:Ignorable="w14 w15 w16se w16cid w16 w16cex w16sdtdh wp14">
+<w:endnotes xmlns:wpc="http://schemas.microsoft.com/office/word/2010/wordprocessingCanvas" xmlns:cx="http://schemas.microsoft.com/office/drawing/2014/chartex" xmlns:cx1="http://schemas.microsoft.com/office/drawing/2015/9/8/chartex" xmlns:cx2="http://schemas.microsoft.com/office/drawing/2015/10/21/chartex" xmlns:cx3="http://schemas.microsoft.com/office/drawing/2016/5/9/chartex" xmlns:cx4="http://schemas.microsoft.com/office/drawing/2016/5/10/chartex" xmlns:cx5="http://schemas.microsoft.com/office/drawing/2016/5/11/chartex" xmlns:cx6="http://schemas.microsoft.com/office/drawing/2016/5/12/chartex" xmlns:cx7="http://schemas.microsoft.com/office/drawing/2016/5/13/chartex" xmlns:cx8="http://schemas.microsoft.com/office/drawing/2016/5/14/chartex" xmlns:mc="http://schemas.openxmlformats.org/markup-compatibility/2006" xmlns:aink="http://schemas.microsoft.com/office/drawing/2016/ink" xmlns:am3d="http://schemas.microsoft.com/office/drawing/2017/model3d" xmlns:o="urn:schemas-microsoft-com:office:office" xmlns:oel="http://schemas.microsoft.com/office/2019/extlst" xmlns:r="http://schemas.openxmlformats.org/officeDocument/2006/relationships" xmlns:m="http://schemas.openxmlformats.org/officeDocument/2006/math" xmlns:v="urn:schemas-microsoft-com:vml" xmlns:wp14="http://schemas.microsoft.com/office/word/2010/wordprocessingDrawing" xmlns:wp="http://schemas.openxmlformats.org/drawingml/2006/wordprocessingDrawing" xmlns:w10="urn:schemas-microsoft-com:office:word" xmlns:w="http://schemas.openxmlformats.org/wordprocessingml/2006/main" xmlns:w14="http://schemas.microsoft.com/office/word/2010/wordml" xmlns:w15="http://schemas.microsoft.com/office/word/2012/wordml" xmlns:w16cex="http://schemas.microsoft.com/office/word/2018/wordml/cex" xmlns:w16cid="http://schemas.microsoft.com/office/word/2016/wordml/cid" xmlns:w16="http://schemas.microsoft.com/office/word/2018/wordml" xmlns:w16du="http://schemas.microsoft.com/office/word/2023/wordml/word16du" xmlns:w16sdtdh="http://schemas.microsoft.com/office/word/2020/wordml/sdtdatahash" xmlns:w16sdtfl="http://schemas.microsoft.com/office/word/2024/wordml/sdtformatlock" xmlns:w16se="http://schemas.microsoft.com/office/word/2015/wordml/symex" xmlns:wpg="http://schemas.microsoft.com/office/word/2010/wordprocessingGroup" xmlns:wpi="http://schemas.microsoft.com/office/word/2010/wordprocessingInk" xmlns:wne="http://schemas.microsoft.com/office/word/2006/wordml" xmlns:wps="http://schemas.microsoft.com/office/word/2010/wordprocessingShape" mc:Ignorable="w14 w15 w16se w16cid w16 w16cex w16sdtdh w16sdtfl w16du wp14">
   <w:endnote w:type="separator" w:id="-1">
     <w:p>
       <w:pPr>
@@ -11882,7 +11851,7 @@
 </file>
 
 <file path=word/footer1.xml><?xml version="1.0" encoding="utf-8"?>
-<w:ftr xmlns:wpc="http://schemas.microsoft.com/office/word/2010/wordprocessingCanvas" xmlns:cx="http://schemas.microsoft.com/office/drawing/2014/chartex" xmlns:cx1="http://schemas.microsoft.com/office/drawing/2015/9/8/chartex" xmlns:cx2="http://schemas.microsoft.com/office/drawing/2015/10/21/chartex" xmlns:cx3="http://schemas.microsoft.com/office/drawing/2016/5/9/chartex" xmlns:cx4="http://schemas.microsoft.com/office/drawing/2016/5/10/chartex" xmlns:cx5="http://schemas.microsoft.com/office/drawing/2016/5/11/chartex" xmlns:cx6="http://schemas.microsoft.com/office/drawing/2016/5/12/chartex" xmlns:cx7="http://schemas.microsoft.com/office/drawing/2016/5/13/chartex" xmlns:cx8="http://schemas.microsoft.com/office/drawing/2016/5/14/chartex" xmlns:mc="http://schemas.openxmlformats.org/markup-compatibility/2006" xmlns:aink="http://schemas.microsoft.com/office/drawing/2016/ink" xmlns:am3d="http://schemas.microsoft.com/office/drawing/2017/model3d" xmlns:o="urn:schemas-microsoft-com:office:office" xmlns:r="http://schemas.openxmlformats.org/officeDocument/2006/relationships" xmlns:m="http://schemas.openxmlformats.org/officeDocument/2006/math" xmlns:v="urn:schemas-microsoft-com:vml" xmlns:wp14="http://schemas.microsoft.com/office/word/2010/wordprocessingDrawing" xmlns:wp="http://schemas.openxmlformats.org/drawingml/2006/wordprocessingDrawing" xmlns:w10="urn:schemas-microsoft-com:office:word" xmlns:w="http://schemas.openxmlformats.org/wordprocessingml/2006/main" xmlns:w14="http://schemas.microsoft.com/office/word/2010/wordml" xmlns:w15="http://schemas.microsoft.com/office/word/2012/wordml" xmlns:w16cex="http://schemas.microsoft.com/office/word/2018/wordml/cex" xmlns:w16cid="http://schemas.microsoft.com/office/word/2016/wordml/cid" xmlns:w16="http://schemas.microsoft.com/office/word/2018/wordml" xmlns:w16sdtdh="http://schemas.microsoft.com/office/word/2020/wordml/sdtdatahash" xmlns:w16se="http://schemas.microsoft.com/office/word/2015/wordml/symex" xmlns:wpg="http://schemas.microsoft.com/office/word/2010/wordprocessingGroup" xmlns:wpi="http://schemas.microsoft.com/office/word/2010/wordprocessingInk" xmlns:wne="http://schemas.microsoft.com/office/word/2006/wordml" xmlns:wps="http://schemas.microsoft.com/office/word/2010/wordprocessingShape" mc:Ignorable="w14 w15 w16se w16cid w16 w16cex w16sdtdh wp14">
+<w:ftr xmlns:wpc="http://schemas.microsoft.com/office/word/2010/wordprocessingCanvas" xmlns:cx="http://schemas.microsoft.com/office/drawing/2014/chartex" xmlns:cx1="http://schemas.microsoft.com/office/drawing/2015/9/8/chartex" xmlns:cx2="http://schemas.microsoft.com/office/drawing/2015/10/21/chartex" xmlns:cx3="http://schemas.microsoft.com/office/drawing/2016/5/9/chartex" xmlns:cx4="http://schemas.microsoft.com/office/drawing/2016/5/10/chartex" xmlns:cx5="http://schemas.microsoft.com/office/drawing/2016/5/11/chartex" xmlns:cx6="http://schemas.microsoft.com/office/drawing/2016/5/12/chartex" xmlns:cx7="http://schemas.microsoft.com/office/drawing/2016/5/13/chartex" xmlns:cx8="http://schemas.microsoft.com/office/drawing/2016/5/14/chartex" xmlns:mc="http://schemas.openxmlformats.org/markup-compatibility/2006" xmlns:aink="http://schemas.microsoft.com/office/drawing/2016/ink" xmlns:am3d="http://schemas.microsoft.com/office/drawing/2017/model3d" xmlns:o="urn:schemas-microsoft-com:office:office" xmlns:oel="http://schemas.microsoft.com/office/2019/extlst" xmlns:r="http://schemas.openxmlformats.org/officeDocument/2006/relationships" xmlns:m="http://schemas.openxmlformats.org/officeDocument/2006/math" xmlns:v="urn:schemas-microsoft-com:vml" xmlns:wp14="http://schemas.microsoft.com/office/word/2010/wordprocessingDrawing" xmlns:wp="http://schemas.openxmlformats.org/drawingml/2006/wordprocessingDrawing" xmlns:w10="urn:schemas-microsoft-com:office:word" xmlns:w="http://schemas.openxmlformats.org/wordprocessingml/2006/main" xmlns:w14="http://schemas.microsoft.com/office/word/2010/wordml" xmlns:w15="http://schemas.microsoft.com/office/word/2012/wordml" xmlns:w16cex="http://schemas.microsoft.com/office/word/2018/wordml/cex" xmlns:w16cid="http://schemas.microsoft.com/office/word/2016/wordml/cid" xmlns:w16="http://schemas.microsoft.com/office/word/2018/wordml" xmlns:w16du="http://schemas.microsoft.com/office/word/2023/wordml/word16du" xmlns:w16sdtdh="http://schemas.microsoft.com/office/word/2020/wordml/sdtdatahash" xmlns:w16sdtfl="http://schemas.microsoft.com/office/word/2024/wordml/sdtformatlock" xmlns:w16se="http://schemas.microsoft.com/office/word/2015/wordml/symex" xmlns:wpg="http://schemas.microsoft.com/office/word/2010/wordprocessingGroup" xmlns:wpi="http://schemas.microsoft.com/office/word/2010/wordprocessingInk" xmlns:wne="http://schemas.microsoft.com/office/word/2006/wordml" xmlns:wps="http://schemas.microsoft.com/office/word/2010/wordprocessingShape" mc:Ignorable="w14 w15 w16se w16cid w16 w16cex w16sdtdh w16sdtfl w16du wp14">
   <w:p>
     <w:pPr>
       <w:pStyle w:val="aa"/>
@@ -11892,7 +11861,7 @@
 </file>
 
 <file path=word/footer2.xml><?xml version="1.0" encoding="utf-8"?>
-<w:ftr xmlns:wpc="http://schemas.microsoft.com/office/word/2010/wordprocessingCanvas" xmlns:cx="http://schemas.microsoft.com/office/drawing/2014/chartex" xmlns:cx1="http://schemas.microsoft.com/office/drawing/2015/9/8/chartex" xmlns:cx2="http://schemas.microsoft.com/office/drawing/2015/10/21/chartex" xmlns:cx3="http://schemas.microsoft.com/office/drawing/2016/5/9/chartex" xmlns:cx4="http://schemas.microsoft.com/office/drawing/2016/5/10/chartex" xmlns:cx5="http://schemas.microsoft.com/office/drawing/2016/5/11/chartex" xmlns:cx6="http://schemas.microsoft.com/office/drawing/2016/5/12/chartex" xmlns:cx7="http://schemas.microsoft.com/office/drawing/2016/5/13/chartex" xmlns:cx8="http://schemas.microsoft.com/office/drawing/2016/5/14/chartex" xmlns:mc="http://schemas.openxmlformats.org/markup-compatibility/2006" xmlns:aink="http://schemas.microsoft.com/office/drawing/2016/ink" xmlns:am3d="http://schemas.microsoft.com/office/drawing/2017/model3d" xmlns:o="urn:schemas-microsoft-com:office:office" xmlns:r="http://schemas.openxmlformats.org/officeDocument/2006/relationships" xmlns:m="http://schemas.openxmlformats.org/officeDocument/2006/math" xmlns:v="urn:schemas-microsoft-com:vml" xmlns:wp14="http://schemas.microsoft.com/office/word/2010/wordprocessingDrawing" xmlns:wp="http://schemas.openxmlformats.org/drawingml/2006/wordprocessingDrawing" xmlns:w10="urn:schemas-microsoft-com:office:word" xmlns:w="http://schemas.openxmlformats.org/wordprocessingml/2006/main" xmlns:w14="http://schemas.microsoft.com/office/word/2010/wordml" xmlns:w15="http://schemas.microsoft.com/office/word/2012/wordml" xmlns:w16cex="http://schemas.microsoft.com/office/word/2018/wordml/cex" xmlns:w16cid="http://schemas.microsoft.com/office/word/2016/wordml/cid" xmlns:w16="http://schemas.microsoft.com/office/word/2018/wordml" xmlns:w16sdtdh="http://schemas.microsoft.com/office/word/2020/wordml/sdtdatahash" xmlns:w16se="http://schemas.microsoft.com/office/word/2015/wordml/symex" xmlns:wpg="http://schemas.microsoft.com/office/word/2010/wordprocessingGroup" xmlns:wpi="http://schemas.microsoft.com/office/word/2010/wordprocessingInk" xmlns:wne="http://schemas.microsoft.com/office/word/2006/wordml" xmlns:wps="http://schemas.microsoft.com/office/word/2010/wordprocessingShape" mc:Ignorable="w14 w15 w16se w16cid w16 w16cex w16sdtdh wp14">
+<w:ftr xmlns:wpc="http://schemas.microsoft.com/office/word/2010/wordprocessingCanvas" xmlns:cx="http://schemas.microsoft.com/office/drawing/2014/chartex" xmlns:cx1="http://schemas.microsoft.com/office/drawing/2015/9/8/chartex" xmlns:cx2="http://schemas.microsoft.com/office/drawing/2015/10/21/chartex" xmlns:cx3="http://schemas.microsoft.com/office/drawing/2016/5/9/chartex" xmlns:cx4="http://schemas.microsoft.com/office/drawing/2016/5/10/chartex" xmlns:cx5="http://schemas.microsoft.com/office/drawing/2016/5/11/chartex" xmlns:cx6="http://schemas.microsoft.com/office/drawing/2016/5/12/chartex" xmlns:cx7="http://schemas.microsoft.com/office/drawing/2016/5/13/chartex" xmlns:cx8="http://schemas.microsoft.com/office/drawing/2016/5/14/chartex" xmlns:mc="http://schemas.openxmlformats.org/markup-compatibility/2006" xmlns:aink="http://schemas.microsoft.com/office/drawing/2016/ink" xmlns:am3d="http://schemas.microsoft.com/office/drawing/2017/model3d" xmlns:o="urn:schemas-microsoft-com:office:office" xmlns:oel="http://schemas.microsoft.com/office/2019/extlst" xmlns:r="http://schemas.openxmlformats.org/officeDocument/2006/relationships" xmlns:m="http://schemas.openxmlformats.org/officeDocument/2006/math" xmlns:v="urn:schemas-microsoft-com:vml" xmlns:wp14="http://schemas.microsoft.com/office/word/2010/wordprocessingDrawing" xmlns:wp="http://schemas.openxmlformats.org/drawingml/2006/wordprocessingDrawing" xmlns:w10="urn:schemas-microsoft-com:office:word" xmlns:w="http://schemas.openxmlformats.org/wordprocessingml/2006/main" xmlns:w14="http://schemas.microsoft.com/office/word/2010/wordml" xmlns:w15="http://schemas.microsoft.com/office/word/2012/wordml" xmlns:w16cex="http://schemas.microsoft.com/office/word/2018/wordml/cex" xmlns:w16cid="http://schemas.microsoft.com/office/word/2016/wordml/cid" xmlns:w16="http://schemas.microsoft.com/office/word/2018/wordml" xmlns:w16du="http://schemas.microsoft.com/office/word/2023/wordml/word16du" xmlns:w16sdtdh="http://schemas.microsoft.com/office/word/2020/wordml/sdtdatahash" xmlns:w16sdtfl="http://schemas.microsoft.com/office/word/2024/wordml/sdtformatlock" xmlns:w16se="http://schemas.microsoft.com/office/word/2015/wordml/symex" xmlns:wpg="http://schemas.microsoft.com/office/word/2010/wordprocessingGroup" xmlns:wpi="http://schemas.microsoft.com/office/word/2010/wordprocessingInk" xmlns:wne="http://schemas.microsoft.com/office/word/2006/wordml" xmlns:wps="http://schemas.microsoft.com/office/word/2010/wordprocessingShape" mc:Ignorable="w14 w15 w16se w16cid w16 w16cex w16sdtdh w16sdtfl w16du wp14">
   <w:sdt>
     <w:sdtPr>
       <w:id w:val="-1539494705"/>
@@ -11971,7 +11940,7 @@
 </file>
 
 <file path=word/footer3.xml><?xml version="1.0" encoding="utf-8"?>
-<w:ftr xmlns:wpc="http://schemas.microsoft.com/office/word/2010/wordprocessingCanvas" xmlns:cx="http://schemas.microsoft.com/office/drawing/2014/chartex" xmlns:cx1="http://schemas.microsoft.com/office/drawing/2015/9/8/chartex" xmlns:cx2="http://schemas.microsoft.com/office/drawing/2015/10/21/chartex" xmlns:cx3="http://schemas.microsoft.com/office/drawing/2016/5/9/chartex" xmlns:cx4="http://schemas.microsoft.com/office/drawing/2016/5/10/chartex" xmlns:cx5="http://schemas.microsoft.com/office/drawing/2016/5/11/chartex" xmlns:cx6="http://schemas.microsoft.com/office/drawing/2016/5/12/chartex" xmlns:cx7="http://schemas.microsoft.com/office/drawing/2016/5/13/chartex" xmlns:cx8="http://schemas.microsoft.com/office/drawing/2016/5/14/chartex" xmlns:mc="http://schemas.openxmlformats.org/markup-compatibility/2006" xmlns:aink="http://schemas.microsoft.com/office/drawing/2016/ink" xmlns:am3d="http://schemas.microsoft.com/office/drawing/2017/model3d" xmlns:o="urn:schemas-microsoft-com:office:office" xmlns:r="http://schemas.openxmlformats.org/officeDocument/2006/relationships" xmlns:m="http://schemas.openxmlformats.org/officeDocument/2006/math" xmlns:v="urn:schemas-microsoft-com:vml" xmlns:wp14="http://schemas.microsoft.com/office/word/2010/wordprocessingDrawing" xmlns:wp="http://schemas.openxmlformats.org/drawingml/2006/wordprocessingDrawing" xmlns:w10="urn:schemas-microsoft-com:office:word" xmlns:w="http://schemas.openxmlformats.org/wordprocessingml/2006/main" xmlns:w14="http://schemas.microsoft.com/office/word/2010/wordml" xmlns:w15="http://schemas.microsoft.com/office/word/2012/wordml" xmlns:w16cex="http://schemas.microsoft.com/office/word/2018/wordml/cex" xmlns:w16cid="http://schemas.microsoft.com/office/word/2016/wordml/cid" xmlns:w16="http://schemas.microsoft.com/office/word/2018/wordml" xmlns:w16sdtdh="http://schemas.microsoft.com/office/word/2020/wordml/sdtdatahash" xmlns:w16se="http://schemas.microsoft.com/office/word/2015/wordml/symex" xmlns:wpg="http://schemas.microsoft.com/office/word/2010/wordprocessingGroup" xmlns:wpi="http://schemas.microsoft.com/office/word/2010/wordprocessingInk" xmlns:wne="http://schemas.microsoft.com/office/word/2006/wordml" xmlns:wps="http://schemas.microsoft.com/office/word/2010/wordprocessingShape" mc:Ignorable="w14 w15 w16se w16cid w16 w16cex w16sdtdh wp14">
+<w:ftr xmlns:wpc="http://schemas.microsoft.com/office/word/2010/wordprocessingCanvas" xmlns:cx="http://schemas.microsoft.com/office/drawing/2014/chartex" xmlns:cx1="http://schemas.microsoft.com/office/drawing/2015/9/8/chartex" xmlns:cx2="http://schemas.microsoft.com/office/drawing/2015/10/21/chartex" xmlns:cx3="http://schemas.microsoft.com/office/drawing/2016/5/9/chartex" xmlns:cx4="http://schemas.microsoft.com/office/drawing/2016/5/10/chartex" xmlns:cx5="http://schemas.microsoft.com/office/drawing/2016/5/11/chartex" xmlns:cx6="http://schemas.microsoft.com/office/drawing/2016/5/12/chartex" xmlns:cx7="http://schemas.microsoft.com/office/drawing/2016/5/13/chartex" xmlns:cx8="http://schemas.microsoft.com/office/drawing/2016/5/14/chartex" xmlns:mc="http://schemas.openxmlformats.org/markup-compatibility/2006" xmlns:aink="http://schemas.microsoft.com/office/drawing/2016/ink" xmlns:am3d="http://schemas.microsoft.com/office/drawing/2017/model3d" xmlns:o="urn:schemas-microsoft-com:office:office" xmlns:oel="http://schemas.microsoft.com/office/2019/extlst" xmlns:r="http://schemas.openxmlformats.org/officeDocument/2006/relationships" xmlns:m="http://schemas.openxmlformats.org/officeDocument/2006/math" xmlns:v="urn:schemas-microsoft-com:vml" xmlns:wp14="http://schemas.microsoft.com/office/word/2010/wordprocessingDrawing" xmlns:wp="http://schemas.openxmlformats.org/drawingml/2006/wordprocessingDrawing" xmlns:w10="urn:schemas-microsoft-com:office:word" xmlns:w="http://schemas.openxmlformats.org/wordprocessingml/2006/main" xmlns:w14="http://schemas.microsoft.com/office/word/2010/wordml" xmlns:w15="http://schemas.microsoft.com/office/word/2012/wordml" xmlns:w16cex="http://schemas.microsoft.com/office/word/2018/wordml/cex" xmlns:w16cid="http://schemas.microsoft.com/office/word/2016/wordml/cid" xmlns:w16="http://schemas.microsoft.com/office/word/2018/wordml" xmlns:w16du="http://schemas.microsoft.com/office/word/2023/wordml/word16du" xmlns:w16sdtdh="http://schemas.microsoft.com/office/word/2020/wordml/sdtdatahash" xmlns:w16sdtfl="http://schemas.microsoft.com/office/word/2024/wordml/sdtformatlock" xmlns:w16se="http://schemas.microsoft.com/office/word/2015/wordml/symex" xmlns:wpg="http://schemas.microsoft.com/office/word/2010/wordprocessingGroup" xmlns:wpi="http://schemas.microsoft.com/office/word/2010/wordprocessingInk" xmlns:wne="http://schemas.microsoft.com/office/word/2006/wordml" xmlns:wps="http://schemas.microsoft.com/office/word/2010/wordprocessingShape" mc:Ignorable="w14 w15 w16se w16cid w16 w16cex w16sdtdh w16sdtfl w16du wp14">
   <w:p>
     <w:pPr>
       <w:pStyle w:val="aa"/>
@@ -11981,7 +11950,7 @@
 </file>
 
 <file path=word/footnotes.xml><?xml version="1.0" encoding="utf-8"?>
-<w:footnotes xmlns:wpc="http://schemas.microsoft.com/office/word/2010/wordprocessingCanvas" xmlns:cx="http://schemas.microsoft.com/office/drawing/2014/chartex" xmlns:cx1="http://schemas.microsoft.com/office/drawing/2015/9/8/chartex" xmlns:cx2="http://schemas.microsoft.com/office/drawing/2015/10/21/chartex" xmlns:cx3="http://schemas.microsoft.com/office/drawing/2016/5/9/chartex" xmlns:cx4="http://schemas.microsoft.com/office/drawing/2016/5/10/chartex" xmlns:cx5="http://schemas.microsoft.com/office/drawing/2016/5/11/chartex" xmlns:cx6="http://schemas.microsoft.com/office/drawing/2016/5/12/chartex" xmlns:cx7="http://schemas.microsoft.com/office/drawing/2016/5/13/chartex" xmlns:cx8="http://schemas.microsoft.com/office/drawing/2016/5/14/chartex" xmlns:mc="http://schemas.openxmlformats.org/markup-compatibility/2006" xmlns:aink="http://schemas.microsoft.com/office/drawing/2016/ink" xmlns:am3d="http://schemas.microsoft.com/office/drawing/2017/model3d" xmlns:o="urn:schemas-microsoft-com:office:office" xmlns:r="http://schemas.openxmlformats.org/officeDocument/2006/relationships" xmlns:m="http://schemas.openxmlformats.org/officeDocument/2006/math" xmlns:v="urn:schemas-microsoft-com:vml" xmlns:wp14="http://schemas.microsoft.com/office/word/2010/wordprocessingDrawing" xmlns:wp="http://schemas.openxmlformats.org/drawingml/2006/wordprocessingDrawing" xmlns:w10="urn:schemas-microsoft-com:office:word" xmlns:w="http://schemas.openxmlformats.org/wordprocessingml/2006/main" xmlns:w14="http://schemas.microsoft.com/office/word/2010/wordml" xmlns:w15="http://schemas.microsoft.com/office/word/2012/wordml" xmlns:w16cex="http://schemas.microsoft.com/office/word/2018/wordml/cex" xmlns:w16cid="http://schemas.microsoft.com/office/word/2016/wordml/cid" xmlns:w16="http://schemas.microsoft.com/office/word/2018/wordml" xmlns:w16sdtdh="http://schemas.microsoft.com/office/word/2020/wordml/sdtdatahash" xmlns:w16se="http://schemas.microsoft.com/office/word/2015/wordml/symex" xmlns:wpg="http://schemas.microsoft.com/office/word/2010/wordprocessingGroup" xmlns:wpi="http://schemas.microsoft.com/office/word/2010/wordprocessingInk" xmlns:wne="http://schemas.microsoft.com/office/word/2006/wordml" xmlns:wps="http://schemas.microsoft.com/office/word/2010/wordprocessingShape" mc:Ignorable="w14 w15 w16se w16cid w16 w16cex w16sdtdh wp14">
+<w:footnotes xmlns:wpc="http://schemas.microsoft.com/office/word/2010/wordprocessingCanvas" xmlns:cx="http://schemas.microsoft.com/office/drawing/2014/chartex" xmlns:cx1="http://schemas.microsoft.com/office/drawing/2015/9/8/chartex" xmlns:cx2="http://schemas.microsoft.com/office/drawing/2015/10/21/chartex" xmlns:cx3="http://schemas.microsoft.com/office/drawing/2016/5/9/chartex" xmlns:cx4="http://schemas.microsoft.com/office/drawing/2016/5/10/chartex" xmlns:cx5="http://schemas.microsoft.com/office/drawing/2016/5/11/chartex" xmlns:cx6="http://schemas.microsoft.com/office/drawing/2016/5/12/chartex" xmlns:cx7="http://schemas.microsoft.com/office/drawing/2016/5/13/chartex" xmlns:cx8="http://schemas.microsoft.com/office/drawing/2016/5/14/chartex" xmlns:mc="http://schemas.openxmlformats.org/markup-compatibility/2006" xmlns:aink="http://schemas.microsoft.com/office/drawing/2016/ink" xmlns:am3d="http://schemas.microsoft.com/office/drawing/2017/model3d" xmlns:o="urn:schemas-microsoft-com:office:office" xmlns:oel="http://schemas.microsoft.com/office/2019/extlst" xmlns:r="http://schemas.openxmlformats.org/officeDocument/2006/relationships" xmlns:m="http://schemas.openxmlformats.org/officeDocument/2006/math" xmlns:v="urn:schemas-microsoft-com:vml" xmlns:wp14="http://schemas.microsoft.com/office/word/2010/wordprocessingDrawing" xmlns:wp="http://schemas.openxmlformats.org/drawingml/2006/wordprocessingDrawing" xmlns:w10="urn:schemas-microsoft-com:office:word" xmlns:w="http://schemas.openxmlformats.org/wordprocessingml/2006/main" xmlns:w14="http://schemas.microsoft.com/office/word/2010/wordml" xmlns:w15="http://schemas.microsoft.com/office/word/2012/wordml" xmlns:w16cex="http://schemas.microsoft.com/office/word/2018/wordml/cex" xmlns:w16cid="http://schemas.microsoft.com/office/word/2016/wordml/cid" xmlns:w16="http://schemas.microsoft.com/office/word/2018/wordml" xmlns:w16du="http://schemas.microsoft.com/office/word/2023/wordml/word16du" xmlns:w16sdtdh="http://schemas.microsoft.com/office/word/2020/wordml/sdtdatahash" xmlns:w16sdtfl="http://schemas.microsoft.com/office/word/2024/wordml/sdtformatlock" xmlns:w16se="http://schemas.microsoft.com/office/word/2015/wordml/symex" xmlns:wpg="http://schemas.microsoft.com/office/word/2010/wordprocessingGroup" xmlns:wpi="http://schemas.microsoft.com/office/word/2010/wordprocessingInk" xmlns:wne="http://schemas.microsoft.com/office/word/2006/wordml" xmlns:wps="http://schemas.microsoft.com/office/word/2010/wordprocessingShape" mc:Ignorable="w14 w15 w16se w16cid w16 w16cex w16sdtdh w16sdtfl w16du wp14">
   <w:footnote w:type="separator" w:id="-1">
     <w:p>
       <w:pPr>
@@ -12006,7 +11975,7 @@
 </file>
 
 <file path=word/header1.xml><?xml version="1.0" encoding="utf-8"?>
-<w:hdr xmlns:wpc="http://schemas.microsoft.com/office/word/2010/wordprocessingCanvas" xmlns:cx="http://schemas.microsoft.com/office/drawing/2014/chartex" xmlns:cx1="http://schemas.microsoft.com/office/drawing/2015/9/8/chartex" xmlns:cx2="http://schemas.microsoft.com/office/drawing/2015/10/21/chartex" xmlns:cx3="http://schemas.microsoft.com/office/drawing/2016/5/9/chartex" xmlns:cx4="http://schemas.microsoft.com/office/drawing/2016/5/10/chartex" xmlns:cx5="http://schemas.microsoft.com/office/drawing/2016/5/11/chartex" xmlns:cx6="http://schemas.microsoft.com/office/drawing/2016/5/12/chartex" xmlns:cx7="http://schemas.microsoft.com/office/drawing/2016/5/13/chartex" xmlns:cx8="http://schemas.microsoft.com/office/drawing/2016/5/14/chartex" xmlns:mc="http://schemas.openxmlformats.org/markup-compatibility/2006" xmlns:aink="http://schemas.microsoft.com/office/drawing/2016/ink" xmlns:am3d="http://schemas.microsoft.com/office/drawing/2017/model3d" xmlns:o="urn:schemas-microsoft-com:office:office" xmlns:r="http://schemas.openxmlformats.org/officeDocument/2006/relationships" xmlns:m="http://schemas.openxmlformats.org/officeDocument/2006/math" xmlns:v="urn:schemas-microsoft-com:vml" xmlns:wp14="http://schemas.microsoft.com/office/word/2010/wordprocessingDrawing" xmlns:wp="http://schemas.openxmlformats.org/drawingml/2006/wordprocessingDrawing" xmlns:w10="urn:schemas-microsoft-com:office:word" xmlns:w="http://schemas.openxmlformats.org/wordprocessingml/2006/main" xmlns:w14="http://schemas.microsoft.com/office/word/2010/wordml" xmlns:w15="http://schemas.microsoft.com/office/word/2012/wordml" xmlns:w16cex="http://schemas.microsoft.com/office/word/2018/wordml/cex" xmlns:w16cid="http://schemas.microsoft.com/office/word/2016/wordml/cid" xmlns:w16="http://schemas.microsoft.com/office/word/2018/wordml" xmlns:w16sdtdh="http://schemas.microsoft.com/office/word/2020/wordml/sdtdatahash" xmlns:w16se="http://schemas.microsoft.com/office/word/2015/wordml/symex" xmlns:wpg="http://schemas.microsoft.com/office/word/2010/wordprocessingGroup" xmlns:wpi="http://schemas.microsoft.com/office/word/2010/wordprocessingInk" xmlns:wne="http://schemas.microsoft.com/office/word/2006/wordml" xmlns:wps="http://schemas.microsoft.com/office/word/2010/wordprocessingShape" mc:Ignorable="w14 w15 w16se w16cid w16 w16cex w16sdtdh wp14">
+<w:hdr xmlns:wpc="http://schemas.microsoft.com/office/word/2010/wordprocessingCanvas" xmlns:cx="http://schemas.microsoft.com/office/drawing/2014/chartex" xmlns:cx1="http://schemas.microsoft.com/office/drawing/2015/9/8/chartex" xmlns:cx2="http://schemas.microsoft.com/office/drawing/2015/10/21/chartex" xmlns:cx3="http://schemas.microsoft.com/office/drawing/2016/5/9/chartex" xmlns:cx4="http://schemas.microsoft.com/office/drawing/2016/5/10/chartex" xmlns:cx5="http://schemas.microsoft.com/office/drawing/2016/5/11/chartex" xmlns:cx6="http://schemas.microsoft.com/office/drawing/2016/5/12/chartex" xmlns:cx7="http://schemas.microsoft.com/office/drawing/2016/5/13/chartex" xmlns:cx8="http://schemas.microsoft.com/office/drawing/2016/5/14/chartex" xmlns:mc="http://schemas.openxmlformats.org/markup-compatibility/2006" xmlns:aink="http://schemas.microsoft.com/office/drawing/2016/ink" xmlns:am3d="http://schemas.microsoft.com/office/drawing/2017/model3d" xmlns:o="urn:schemas-microsoft-com:office:office" xmlns:oel="http://schemas.microsoft.com/office/2019/extlst" xmlns:r="http://schemas.openxmlformats.org/officeDocument/2006/relationships" xmlns:m="http://schemas.openxmlformats.org/officeDocument/2006/math" xmlns:v="urn:schemas-microsoft-com:vml" xmlns:wp14="http://schemas.microsoft.com/office/word/2010/wordprocessingDrawing" xmlns:wp="http://schemas.openxmlformats.org/drawingml/2006/wordprocessingDrawing" xmlns:w10="urn:schemas-microsoft-com:office:word" xmlns:w="http://schemas.openxmlformats.org/wordprocessingml/2006/main" xmlns:w14="http://schemas.microsoft.com/office/word/2010/wordml" xmlns:w15="http://schemas.microsoft.com/office/word/2012/wordml" xmlns:w16cex="http://schemas.microsoft.com/office/word/2018/wordml/cex" xmlns:w16cid="http://schemas.microsoft.com/office/word/2016/wordml/cid" xmlns:w16="http://schemas.microsoft.com/office/word/2018/wordml" xmlns:w16du="http://schemas.microsoft.com/office/word/2023/wordml/word16du" xmlns:w16sdtdh="http://schemas.microsoft.com/office/word/2020/wordml/sdtdatahash" xmlns:w16sdtfl="http://schemas.microsoft.com/office/word/2024/wordml/sdtformatlock" xmlns:w16se="http://schemas.microsoft.com/office/word/2015/wordml/symex" xmlns:wpg="http://schemas.microsoft.com/office/word/2010/wordprocessingGroup" xmlns:wpi="http://schemas.microsoft.com/office/word/2010/wordprocessingInk" xmlns:wne="http://schemas.microsoft.com/office/word/2006/wordml" xmlns:wps="http://schemas.microsoft.com/office/word/2010/wordprocessingShape" mc:Ignorable="w14 w15 w16se w16cid w16 w16cex w16sdtdh w16sdtfl w16du wp14">
   <w:p>
     <w:pPr>
       <w:pStyle w:val="a8"/>
@@ -12016,7 +11985,7 @@
 </file>
 
 <file path=word/header2.xml><?xml version="1.0" encoding="utf-8"?>
-<w:hdr xmlns:wpc="http://schemas.microsoft.com/office/word/2010/wordprocessingCanvas" xmlns:cx="http://schemas.microsoft.com/office/drawing/2014/chartex" xmlns:cx1="http://schemas.microsoft.com/office/drawing/2015/9/8/chartex" xmlns:cx2="http://schemas.microsoft.com/office/drawing/2015/10/21/chartex" xmlns:cx3="http://schemas.microsoft.com/office/drawing/2016/5/9/chartex" xmlns:cx4="http://schemas.microsoft.com/office/drawing/2016/5/10/chartex" xmlns:cx5="http://schemas.microsoft.com/office/drawing/2016/5/11/chartex" xmlns:cx6="http://schemas.microsoft.com/office/drawing/2016/5/12/chartex" xmlns:cx7="http://schemas.microsoft.com/office/drawing/2016/5/13/chartex" xmlns:cx8="http://schemas.microsoft.com/office/drawing/2016/5/14/chartex" xmlns:mc="http://schemas.openxmlformats.org/markup-compatibility/2006" xmlns:aink="http://schemas.microsoft.com/office/drawing/2016/ink" xmlns:am3d="http://schemas.microsoft.com/office/drawing/2017/model3d" xmlns:o="urn:schemas-microsoft-com:office:office" xmlns:r="http://schemas.openxmlformats.org/officeDocument/2006/relationships" xmlns:m="http://schemas.openxmlformats.org/officeDocument/2006/math" xmlns:v="urn:schemas-microsoft-com:vml" xmlns:wp14="http://schemas.microsoft.com/office/word/2010/wordprocessingDrawing" xmlns:wp="http://schemas.openxmlformats.org/drawingml/2006/wordprocessingDrawing" xmlns:w10="urn:schemas-microsoft-com:office:word" xmlns:w="http://schemas.openxmlformats.org/wordprocessingml/2006/main" xmlns:w14="http://schemas.microsoft.com/office/word/2010/wordml" xmlns:w15="http://schemas.microsoft.com/office/word/2012/wordml" xmlns:w16cex="http://schemas.microsoft.com/office/word/2018/wordml/cex" xmlns:w16cid="http://schemas.microsoft.com/office/word/2016/wordml/cid" xmlns:w16="http://schemas.microsoft.com/office/word/2018/wordml" xmlns:w16sdtdh="http://schemas.microsoft.com/office/word/2020/wordml/sdtdatahash" xmlns:w16se="http://schemas.microsoft.com/office/word/2015/wordml/symex" xmlns:wpg="http://schemas.microsoft.com/office/word/2010/wordprocessingGroup" xmlns:wpi="http://schemas.microsoft.com/office/word/2010/wordprocessingInk" xmlns:wne="http://schemas.microsoft.com/office/word/2006/wordml" xmlns:wps="http://schemas.microsoft.com/office/word/2010/wordprocessingShape" mc:Ignorable="w14 w15 w16se w16cid w16 w16cex w16sdtdh wp14">
+<w:hdr xmlns:wpc="http://schemas.microsoft.com/office/word/2010/wordprocessingCanvas" xmlns:cx="http://schemas.microsoft.com/office/drawing/2014/chartex" xmlns:cx1="http://schemas.microsoft.com/office/drawing/2015/9/8/chartex" xmlns:cx2="http://schemas.microsoft.com/office/drawing/2015/10/21/chartex" xmlns:cx3="http://schemas.microsoft.com/office/drawing/2016/5/9/chartex" xmlns:cx4="http://schemas.microsoft.com/office/drawing/2016/5/10/chartex" xmlns:cx5="http://schemas.microsoft.com/office/drawing/2016/5/11/chartex" xmlns:cx6="http://schemas.microsoft.com/office/drawing/2016/5/12/chartex" xmlns:cx7="http://schemas.microsoft.com/office/drawing/2016/5/13/chartex" xmlns:cx8="http://schemas.microsoft.com/office/drawing/2016/5/14/chartex" xmlns:mc="http://schemas.openxmlformats.org/markup-compatibility/2006" xmlns:aink="http://schemas.microsoft.com/office/drawing/2016/ink" xmlns:am3d="http://schemas.microsoft.com/office/drawing/2017/model3d" xmlns:o="urn:schemas-microsoft-com:office:office" xmlns:oel="http://schemas.microsoft.com/office/2019/extlst" xmlns:r="http://schemas.openxmlformats.org/officeDocument/2006/relationships" xmlns:m="http://schemas.openxmlformats.org/officeDocument/2006/math" xmlns:v="urn:schemas-microsoft-com:vml" xmlns:wp14="http://schemas.microsoft.com/office/word/2010/wordprocessingDrawing" xmlns:wp="http://schemas.openxmlformats.org/drawingml/2006/wordprocessingDrawing" xmlns:w10="urn:schemas-microsoft-com:office:word" xmlns:w="http://schemas.openxmlformats.org/wordprocessingml/2006/main" xmlns:w14="http://schemas.microsoft.com/office/word/2010/wordml" xmlns:w15="http://schemas.microsoft.com/office/word/2012/wordml" xmlns:w16cex="http://schemas.microsoft.com/office/word/2018/wordml/cex" xmlns:w16cid="http://schemas.microsoft.com/office/word/2016/wordml/cid" xmlns:w16="http://schemas.microsoft.com/office/word/2018/wordml" xmlns:w16du="http://schemas.microsoft.com/office/word/2023/wordml/word16du" xmlns:w16sdtdh="http://schemas.microsoft.com/office/word/2020/wordml/sdtdatahash" xmlns:w16sdtfl="http://schemas.microsoft.com/office/word/2024/wordml/sdtformatlock" xmlns:w16se="http://schemas.microsoft.com/office/word/2015/wordml/symex" xmlns:wpg="http://schemas.microsoft.com/office/word/2010/wordprocessingGroup" xmlns:wpi="http://schemas.microsoft.com/office/word/2010/wordprocessingInk" xmlns:wne="http://schemas.microsoft.com/office/word/2006/wordml" xmlns:wps="http://schemas.microsoft.com/office/word/2010/wordprocessingShape" mc:Ignorable="w14 w15 w16se w16cid w16 w16cex w16sdtdh w16sdtfl w16du wp14">
   <w:p>
     <w:pPr>
       <w:pStyle w:val="a8"/>
@@ -12026,7 +11995,7 @@
 </file>
 
 <file path=word/header3.xml><?xml version="1.0" encoding="utf-8"?>
-<w:hdr xmlns:wpc="http://schemas.microsoft.com/office/word/2010/wordprocessingCanvas" xmlns:cx="http://schemas.microsoft.com/office/drawing/2014/chartex" xmlns:cx1="http://schemas.microsoft.com/office/drawing/2015/9/8/chartex" xmlns:cx2="http://schemas.microsoft.com/office/drawing/2015/10/21/chartex" xmlns:cx3="http://schemas.microsoft.com/office/drawing/2016/5/9/chartex" xmlns:cx4="http://schemas.microsoft.com/office/drawing/2016/5/10/chartex" xmlns:cx5="http://schemas.microsoft.com/office/drawing/2016/5/11/chartex" xmlns:cx6="http://schemas.microsoft.com/office/drawing/2016/5/12/chartex" xmlns:cx7="http://schemas.microsoft.com/office/drawing/2016/5/13/chartex" xmlns:cx8="http://schemas.microsoft.com/office/drawing/2016/5/14/chartex" xmlns:mc="http://schemas.openxmlformats.org/markup-compatibility/2006" xmlns:aink="http://schemas.microsoft.com/office/drawing/2016/ink" xmlns:am3d="http://schemas.microsoft.com/office/drawing/2017/model3d" xmlns:o="urn:schemas-microsoft-com:office:office" xmlns:r="http://schemas.openxmlformats.org/officeDocument/2006/relationships" xmlns:m="http://schemas.openxmlformats.org/officeDocument/2006/math" xmlns:v="urn:schemas-microsoft-com:vml" xmlns:wp14="http://schemas.microsoft.com/office/word/2010/wordprocessingDrawing" xmlns:wp="http://schemas.openxmlformats.org/drawingml/2006/wordprocessingDrawing" xmlns:w10="urn:schemas-microsoft-com:office:word" xmlns:w="http://schemas.openxmlformats.org/wordprocessingml/2006/main" xmlns:w14="http://schemas.microsoft.com/office/word/2010/wordml" xmlns:w15="http://schemas.microsoft.com/office/word/2012/wordml" xmlns:w16cex="http://schemas.microsoft.com/office/word/2018/wordml/cex" xmlns:w16cid="http://schemas.microsoft.com/office/word/2016/wordml/cid" xmlns:w16="http://schemas.microsoft.com/office/word/2018/wordml" xmlns:w16sdtdh="http://schemas.microsoft.com/office/word/2020/wordml/sdtdatahash" xmlns:w16se="http://schemas.microsoft.com/office/word/2015/wordml/symex" xmlns:wpg="http://schemas.microsoft.com/office/word/2010/wordprocessingGroup" xmlns:wpi="http://schemas.microsoft.com/office/word/2010/wordprocessingInk" xmlns:wne="http://schemas.microsoft.com/office/word/2006/wordml" xmlns:wps="http://schemas.microsoft.com/office/word/2010/wordprocessingShape" mc:Ignorable="w14 w15 w16se w16cid w16 w16cex w16sdtdh wp14">
+<w:hdr xmlns:wpc="http://schemas.microsoft.com/office/word/2010/wordprocessingCanvas" xmlns:cx="http://schemas.microsoft.com/office/drawing/2014/chartex" xmlns:cx1="http://schemas.microsoft.com/office/drawing/2015/9/8/chartex" xmlns:cx2="http://schemas.microsoft.com/office/drawing/2015/10/21/chartex" xmlns:cx3="http://schemas.microsoft.com/office/drawing/2016/5/9/chartex" xmlns:cx4="http://schemas.microsoft.com/office/drawing/2016/5/10/chartex" xmlns:cx5="http://schemas.microsoft.com/office/drawing/2016/5/11/chartex" xmlns:cx6="http://schemas.microsoft.com/office/drawing/2016/5/12/chartex" xmlns:cx7="http://schemas.microsoft.com/office/drawing/2016/5/13/chartex" xmlns:cx8="http://schemas.microsoft.com/office/drawing/2016/5/14/chartex" xmlns:mc="http://schemas.openxmlformats.org/markup-compatibility/2006" xmlns:aink="http://schemas.microsoft.com/office/drawing/2016/ink" xmlns:am3d="http://schemas.microsoft.com/office/drawing/2017/model3d" xmlns:o="urn:schemas-microsoft-com:office:office" xmlns:oel="http://schemas.microsoft.com/office/2019/extlst" xmlns:r="http://schemas.openxmlformats.org/officeDocument/2006/relationships" xmlns:m="http://schemas.openxmlformats.org/officeDocument/2006/math" xmlns:v="urn:schemas-microsoft-com:vml" xmlns:wp14="http://schemas.microsoft.com/office/word/2010/wordprocessingDrawing" xmlns:wp="http://schemas.openxmlformats.org/drawingml/2006/wordprocessingDrawing" xmlns:w10="urn:schemas-microsoft-com:office:word" xmlns:w="http://schemas.openxmlformats.org/wordprocessingml/2006/main" xmlns:w14="http://schemas.microsoft.com/office/word/2010/wordml" xmlns:w15="http://schemas.microsoft.com/office/word/2012/wordml" xmlns:w16cex="http://schemas.microsoft.com/office/word/2018/wordml/cex" xmlns:w16cid="http://schemas.microsoft.com/office/word/2016/wordml/cid" xmlns:w16="http://schemas.microsoft.com/office/word/2018/wordml" xmlns:w16du="http://schemas.microsoft.com/office/word/2023/wordml/word16du" xmlns:w16sdtdh="http://schemas.microsoft.com/office/word/2020/wordml/sdtdatahash" xmlns:w16sdtfl="http://schemas.microsoft.com/office/word/2024/wordml/sdtformatlock" xmlns:w16se="http://schemas.microsoft.com/office/word/2015/wordml/symex" xmlns:wpg="http://schemas.microsoft.com/office/word/2010/wordprocessingGroup" xmlns:wpi="http://schemas.microsoft.com/office/word/2010/wordprocessingInk" xmlns:wne="http://schemas.microsoft.com/office/word/2006/wordml" xmlns:wps="http://schemas.microsoft.com/office/word/2010/wordprocessingShape" mc:Ignorable="w14 w15 w16se w16cid w16 w16cex w16sdtdh w16sdtfl w16du wp14">
   <w:p>
     <w:pPr>
       <w:pStyle w:val="a8"/>
@@ -12036,7 +12005,7 @@
 </file>
 
 <file path=word/numbering.xml><?xml version="1.0" encoding="utf-8"?>
-<w:numbering xmlns:wpc="http://schemas.microsoft.com/office/word/2010/wordprocessingCanvas" xmlns:cx="http://schemas.microsoft.com/office/drawing/2014/chartex" xmlns:cx1="http://schemas.microsoft.com/office/drawing/2015/9/8/chartex" xmlns:cx2="http://schemas.microsoft.com/office/drawing/2015/10/21/chartex" xmlns:cx3="http://schemas.microsoft.com/office/drawing/2016/5/9/chartex" xmlns:cx4="http://schemas.microsoft.com/office/drawing/2016/5/10/chartex" xmlns:cx5="http://schemas.microsoft.com/office/drawing/2016/5/11/chartex" xmlns:cx6="http://schemas.microsoft.com/office/drawing/2016/5/12/chartex" xmlns:cx7="http://schemas.microsoft.com/office/drawing/2016/5/13/chartex" xmlns:cx8="http://schemas.microsoft.com/office/drawing/2016/5/14/chartex" xmlns:mc="http://schemas.openxmlformats.org/markup-compatibility/2006" xmlns:aink="http://schemas.microsoft.com/office/drawing/2016/ink" xmlns:am3d="http://schemas.microsoft.com/office/drawing/2017/model3d" xmlns:o="urn:schemas-microsoft-com:office:office" xmlns:r="http://schemas.openxmlformats.org/officeDocument/2006/relationships" xmlns:m="http://schemas.openxmlformats.org/officeDocument/2006/math" xmlns:v="urn:schemas-microsoft-com:vml" xmlns:wp14="http://schemas.microsoft.com/office/word/2010/wordprocessingDrawing" xmlns:wp="http://schemas.openxmlformats.org/drawingml/2006/wordprocessingDrawing" xmlns:w10="urn:schemas-microsoft-com:office:word" xmlns:w="http://schemas.openxmlformats.org/wordprocessingml/2006/main" xmlns:w14="http://schemas.microsoft.com/office/word/2010/wordml" xmlns:w15="http://schemas.microsoft.com/office/word/2012/wordml" xmlns:w16cex="http://schemas.microsoft.com/office/word/2018/wordml/cex" xmlns:w16cid="http://schemas.microsoft.com/office/word/2016/wordml/cid" xmlns:w16="http://schemas.microsoft.com/office/word/2018/wordml" xmlns:w16sdtdh="http://schemas.microsoft.com/office/word/2020/wordml/sdtdatahash" xmlns:w16se="http://schemas.microsoft.com/office/word/2015/wordml/symex" xmlns:wpg="http://schemas.microsoft.com/office/word/2010/wordprocessingGroup" xmlns:wpi="http://schemas.microsoft.com/office/word/2010/wordprocessingInk" xmlns:wne="http://schemas.microsoft.com/office/word/2006/wordml" xmlns:wps="http://schemas.microsoft.com/office/word/2010/wordprocessingShape" mc:Ignorable="w14 w15 w16se w16cid w16 w16cex w16sdtdh wp14">
+<w:numbering xmlns:wpc="http://schemas.microsoft.com/office/word/2010/wordprocessingCanvas" xmlns:cx="http://schemas.microsoft.com/office/drawing/2014/chartex" xmlns:cx1="http://schemas.microsoft.com/office/drawing/2015/9/8/chartex" xmlns:cx2="http://schemas.microsoft.com/office/drawing/2015/10/21/chartex" xmlns:cx3="http://schemas.microsoft.com/office/drawing/2016/5/9/chartex" xmlns:cx4="http://schemas.microsoft.com/office/drawing/2016/5/10/chartex" xmlns:cx5="http://schemas.microsoft.com/office/drawing/2016/5/11/chartex" xmlns:cx6="http://schemas.microsoft.com/office/drawing/2016/5/12/chartex" xmlns:cx7="http://schemas.microsoft.com/office/drawing/2016/5/13/chartex" xmlns:cx8="http://schemas.microsoft.com/office/drawing/2016/5/14/chartex" xmlns:mc="http://schemas.openxmlformats.org/markup-compatibility/2006" xmlns:aink="http://schemas.microsoft.com/office/drawing/2016/ink" xmlns:am3d="http://schemas.microsoft.com/office/drawing/2017/model3d" xmlns:o="urn:schemas-microsoft-com:office:office" xmlns:oel="http://schemas.microsoft.com/office/2019/extlst" xmlns:r="http://schemas.openxmlformats.org/officeDocument/2006/relationships" xmlns:m="http://schemas.openxmlformats.org/officeDocument/2006/math" xmlns:v="urn:schemas-microsoft-com:vml" xmlns:wp14="http://schemas.microsoft.com/office/word/2010/wordprocessingDrawing" xmlns:wp="http://schemas.openxmlformats.org/drawingml/2006/wordprocessingDrawing" xmlns:w10="urn:schemas-microsoft-com:office:word" xmlns:w="http://schemas.openxmlformats.org/wordprocessingml/2006/main" xmlns:w14="http://schemas.microsoft.com/office/word/2010/wordml" xmlns:w15="http://schemas.microsoft.com/office/word/2012/wordml" xmlns:w16cex="http://schemas.microsoft.com/office/word/2018/wordml/cex" xmlns:w16cid="http://schemas.microsoft.com/office/word/2016/wordml/cid" xmlns:w16="http://schemas.microsoft.com/office/word/2018/wordml" xmlns:w16du="http://schemas.microsoft.com/office/word/2023/wordml/word16du" xmlns:w16sdtdh="http://schemas.microsoft.com/office/word/2020/wordml/sdtdatahash" xmlns:w16sdtfl="http://schemas.microsoft.com/office/word/2024/wordml/sdtformatlock" xmlns:w16se="http://schemas.microsoft.com/office/word/2015/wordml/symex" xmlns:wpg="http://schemas.microsoft.com/office/word/2010/wordprocessingGroup" xmlns:wpi="http://schemas.microsoft.com/office/word/2010/wordprocessingInk" xmlns:wne="http://schemas.microsoft.com/office/word/2006/wordml" xmlns:wps="http://schemas.microsoft.com/office/word/2010/wordprocessingShape" mc:Ignorable="w14 w15 w16se w16cid w16 w16cex w16sdtdh w16sdtfl w16du wp14">
   <w:abstractNum w:abstractNumId="0" w15:restartNumberingAfterBreak="0">
     <w:nsid w:val="D8861D71"/>
     <w:multiLevelType w:val="singleLevel"/>
@@ -12287,29 +12256,29 @@
       <w:lvlJc w:val="left"/>
     </w:lvl>
   </w:abstractNum>
-  <w:num w:numId="1">
+  <w:num w:numId="1" w16cid:durableId="308288855">
     <w:abstractNumId w:val="3"/>
   </w:num>
-  <w:num w:numId="2">
+  <w:num w:numId="2" w16cid:durableId="1702323529">
     <w:abstractNumId w:val="5"/>
   </w:num>
-  <w:num w:numId="3">
+  <w:num w:numId="3" w16cid:durableId="770052160">
     <w:abstractNumId w:val="0"/>
   </w:num>
-  <w:num w:numId="4">
+  <w:num w:numId="4" w16cid:durableId="603928974">
     <w:abstractNumId w:val="4"/>
   </w:num>
-  <w:num w:numId="5">
+  <w:num w:numId="5" w16cid:durableId="1809785058">
     <w:abstractNumId w:val="2"/>
   </w:num>
-  <w:num w:numId="6">
+  <w:num w:numId="6" w16cid:durableId="1410692114">
     <w:abstractNumId w:val="1"/>
   </w:num>
 </w:numbering>
 </file>
 
 <file path=word/people.xml><?xml version="1.0" encoding="utf-8"?>
-<w15:people xmlns:wpc="http://schemas.microsoft.com/office/word/2010/wordprocessingCanvas" xmlns:cx="http://schemas.microsoft.com/office/drawing/2014/chartex" xmlns:cx1="http://schemas.microsoft.com/office/drawing/2015/9/8/chartex" xmlns:cx2="http://schemas.microsoft.com/office/drawing/2015/10/21/chartex" xmlns:cx3="http://schemas.microsoft.com/office/drawing/2016/5/9/chartex" xmlns:cx4="http://schemas.microsoft.com/office/drawing/2016/5/10/chartex" xmlns:cx5="http://schemas.microsoft.com/office/drawing/2016/5/11/chartex" xmlns:cx6="http://schemas.microsoft.com/office/drawing/2016/5/12/chartex" xmlns:cx7="http://schemas.microsoft.com/office/drawing/2016/5/13/chartex" xmlns:cx8="http://schemas.microsoft.com/office/drawing/2016/5/14/chartex" xmlns:mc="http://schemas.openxmlformats.org/markup-compatibility/2006" xmlns:aink="http://schemas.microsoft.com/office/drawing/2016/ink" xmlns:am3d="http://schemas.microsoft.com/office/drawing/2017/model3d" xmlns:o="urn:schemas-microsoft-com:office:office" xmlns:r="http://schemas.openxmlformats.org/officeDocument/2006/relationships" xmlns:m="http://schemas.openxmlformats.org/officeDocument/2006/math" xmlns:v="urn:schemas-microsoft-com:vml" xmlns:wp14="http://schemas.microsoft.com/office/word/2010/wordprocessingDrawing" xmlns:wp="http://schemas.openxmlformats.org/drawingml/2006/wordprocessingDrawing" xmlns:w10="urn:schemas-microsoft-com:office:word" xmlns:w="http://schemas.openxmlformats.org/wordprocessingml/2006/main" xmlns:w14="http://schemas.microsoft.com/office/word/2010/wordml" xmlns:w15="http://schemas.microsoft.com/office/word/2012/wordml" xmlns:w16cex="http://schemas.microsoft.com/office/word/2018/wordml/cex" xmlns:w16cid="http://schemas.microsoft.com/office/word/2016/wordml/cid" xmlns:w16="http://schemas.microsoft.com/office/word/2018/wordml" xmlns:w16sdtdh="http://schemas.microsoft.com/office/word/2020/wordml/sdtdatahash" xmlns:w16se="http://schemas.microsoft.com/office/word/2015/wordml/symex" xmlns:wpg="http://schemas.microsoft.com/office/word/2010/wordprocessingGroup" xmlns:wpi="http://schemas.microsoft.com/office/word/2010/wordprocessingInk" xmlns:wne="http://schemas.microsoft.com/office/word/2006/wordml" xmlns:wps="http://schemas.microsoft.com/office/word/2010/wordprocessingShape" mc:Ignorable="w14 w15 w16se w16cid w16 w16cex w16sdtdh wp14">
+<w15:people xmlns:wpc="http://schemas.microsoft.com/office/word/2010/wordprocessingCanvas" xmlns:cx="http://schemas.microsoft.com/office/drawing/2014/chartex" xmlns:cx1="http://schemas.microsoft.com/office/drawing/2015/9/8/chartex" xmlns:cx2="http://schemas.microsoft.com/office/drawing/2015/10/21/chartex" xmlns:cx3="http://schemas.microsoft.com/office/drawing/2016/5/9/chartex" xmlns:cx4="http://schemas.microsoft.com/office/drawing/2016/5/10/chartex" xmlns:cx5="http://schemas.microsoft.com/office/drawing/2016/5/11/chartex" xmlns:cx6="http://schemas.microsoft.com/office/drawing/2016/5/12/chartex" xmlns:cx7="http://schemas.microsoft.com/office/drawing/2016/5/13/chartex" xmlns:cx8="http://schemas.microsoft.com/office/drawing/2016/5/14/chartex" xmlns:mc="http://schemas.openxmlformats.org/markup-compatibility/2006" xmlns:aink="http://schemas.microsoft.com/office/drawing/2016/ink" xmlns:am3d="http://schemas.microsoft.com/office/drawing/2017/model3d" xmlns:o="urn:schemas-microsoft-com:office:office" xmlns:oel="http://schemas.microsoft.com/office/2019/extlst" xmlns:r="http://schemas.openxmlformats.org/officeDocument/2006/relationships" xmlns:m="http://schemas.openxmlformats.org/officeDocument/2006/math" xmlns:v="urn:schemas-microsoft-com:vml" xmlns:wp14="http://schemas.microsoft.com/office/word/2010/wordprocessingDrawing" xmlns:wp="http://schemas.openxmlformats.org/drawingml/2006/wordprocessingDrawing" xmlns:w10="urn:schemas-microsoft-com:office:word" xmlns:w="http://schemas.openxmlformats.org/wordprocessingml/2006/main" xmlns:w14="http://schemas.microsoft.com/office/word/2010/wordml" xmlns:w15="http://schemas.microsoft.com/office/word/2012/wordml" xmlns:w16cex="http://schemas.microsoft.com/office/word/2018/wordml/cex" xmlns:w16cid="http://schemas.microsoft.com/office/word/2016/wordml/cid" xmlns:w16="http://schemas.microsoft.com/office/word/2018/wordml" xmlns:w16du="http://schemas.microsoft.com/office/word/2023/wordml/word16du" xmlns:w16sdtdh="http://schemas.microsoft.com/office/word/2020/wordml/sdtdatahash" xmlns:w16sdtfl="http://schemas.microsoft.com/office/word/2024/wordml/sdtformatlock" xmlns:w16se="http://schemas.microsoft.com/office/word/2015/wordml/symex" xmlns:wpg="http://schemas.microsoft.com/office/word/2010/wordprocessingGroup" xmlns:wpi="http://schemas.microsoft.com/office/word/2010/wordprocessingInk" xmlns:wne="http://schemas.microsoft.com/office/word/2006/wordml" xmlns:wps="http://schemas.microsoft.com/office/word/2010/wordprocessingShape" mc:Ignorable="w14 w15 w16se w16cid w16 w16cex w16sdtdh w16sdtfl w16du wp14">
   <w15:person w15:author="Kalentyev Alexey">
     <w15:presenceInfo w15:providerId="Windows Live" w15:userId="da819b8650d7d997"/>
   </w15:person>
@@ -12317,7 +12286,7 @@
 </file>
 
 <file path=word/styles.xml><?xml version="1.0" encoding="utf-8"?>
-<w:styles xmlns:mc="http://schemas.openxmlformats.org/markup-compatibility/2006" xmlns:r="http://schemas.openxmlformats.org/officeDocument/2006/relationships" xmlns:w="http://schemas.openxmlformats.org/wordprocessingml/2006/main" xmlns:w14="http://schemas.microsoft.com/office/word/2010/wordml" xmlns:w15="http://schemas.microsoft.com/office/word/2012/wordml" xmlns:w16cex="http://schemas.microsoft.com/office/word/2018/wordml/cex" xmlns:w16cid="http://schemas.microsoft.com/office/word/2016/wordml/cid" xmlns:w16="http://schemas.microsoft.com/office/word/2018/wordml" xmlns:w16sdtdh="http://schemas.microsoft.com/office/word/2020/wordml/sdtdatahash" xmlns:w16se="http://schemas.microsoft.com/office/word/2015/wordml/symex" mc:Ignorable="w14 w15 w16se w16cid w16 w16cex w16sdtdh">
+<w:styles xmlns:mc="http://schemas.openxmlformats.org/markup-compatibility/2006" xmlns:r="http://schemas.openxmlformats.org/officeDocument/2006/relationships" xmlns:w="http://schemas.openxmlformats.org/wordprocessingml/2006/main" xmlns:w14="http://schemas.microsoft.com/office/word/2010/wordml" xmlns:w15="http://schemas.microsoft.com/office/word/2012/wordml" xmlns:w16cex="http://schemas.microsoft.com/office/word/2018/wordml/cex" xmlns:w16cid="http://schemas.microsoft.com/office/word/2016/wordml/cid" xmlns:w16="http://schemas.microsoft.com/office/word/2018/wordml" xmlns:w16du="http://schemas.microsoft.com/office/word/2023/wordml/word16du" xmlns:w16sdtdh="http://schemas.microsoft.com/office/word/2020/wordml/sdtdatahash" xmlns:w16sdtfl="http://schemas.microsoft.com/office/word/2024/wordml/sdtformatlock" xmlns:w16se="http://schemas.microsoft.com/office/word/2015/wordml/symex" mc:Ignorable="w14 w15 w16se w16cid w16 w16cex w16sdtdh w16sdtfl w16du">
   <w:docDefaults>
     <w:rPrDefault>
       <w:rPr>
